--- a/Unidad 5 - Pokedex Web/Documentación de Pokedex.docx
+++ b/Unidad 5 - Pokedex Web/Documentación de Pokedex.docx
@@ -140,6 +140,306 @@
       </w:r>
     </w:p>
     <w:p/>
+    <w:p>
+      <w:r>
+        <w:rPr>
+          <w:b/>
+          <w:bCs/>
+        </w:rPr>
+        <w:t>TEMA: Organización de la Interfaz en ASP.NET con Master Pages</w:t>
+      </w:r>
+    </w:p>
+    <w:p>
+      <w:pPr>
+        <w:numPr>
+          <w:ilvl w:val="0"/>
+          <w:numId w:val="2"/>
+        </w:numPr>
+      </w:pPr>
+      <w:r>
+        <w:rPr>
+          <w:b/>
+          <w:bCs/>
+        </w:rPr>
+        <w:t>Concepto de Master Page:</w:t>
+      </w:r>
+      <w:r>
+        <w:t xml:space="preserve"> Es un archivo de plantilla que permite definir una estructura común (</w:t>
+      </w:r>
+      <w:proofErr w:type="spellStart"/>
+      <w:r>
+        <w:t>Header</w:t>
+      </w:r>
+      <w:proofErr w:type="spellEnd"/>
+      <w:r>
+        <w:t xml:space="preserve">, </w:t>
+      </w:r>
+      <w:proofErr w:type="spellStart"/>
+      <w:r>
+        <w:t>Footer</w:t>
+      </w:r>
+      <w:proofErr w:type="spellEnd"/>
+      <w:r>
+        <w:t xml:space="preserve">, </w:t>
+      </w:r>
+      <w:proofErr w:type="spellStart"/>
+      <w:r>
+        <w:t>Nav</w:t>
+      </w:r>
+      <w:proofErr w:type="spellEnd"/>
+      <w:r>
+        <w:t>) para todas las páginas del sitio, evitando la duplicación de código HTML.</w:t>
+      </w:r>
+    </w:p>
+    <w:p>
+      <w:pPr>
+        <w:numPr>
+          <w:ilvl w:val="0"/>
+          <w:numId w:val="2"/>
+        </w:numPr>
+      </w:pPr>
+      <w:proofErr w:type="spellStart"/>
+      <w:r>
+        <w:rPr>
+          <w:b/>
+          <w:bCs/>
+        </w:rPr>
+        <w:t>ContentPlaceHolder</w:t>
+      </w:r>
+      <w:proofErr w:type="spellEnd"/>
+      <w:r>
+        <w:rPr>
+          <w:b/>
+          <w:bCs/>
+        </w:rPr>
+        <w:t>:</w:t>
+      </w:r>
+      <w:r>
+        <w:t xml:space="preserve"> Son los "espacios reservados" dentro de la Master Page donde se renderizará el contenido específico de cada página hija (Default.aspx, PokemonLista.aspx, etc.).</w:t>
+      </w:r>
+    </w:p>
+    <w:p>
+      <w:pPr>
+        <w:numPr>
+          <w:ilvl w:val="0"/>
+          <w:numId w:val="2"/>
+        </w:numPr>
+      </w:pPr>
+      <w:r>
+        <w:rPr>
+          <w:b/>
+          <w:bCs/>
+        </w:rPr>
+        <w:t xml:space="preserve">Integración de </w:t>
+      </w:r>
+      <w:proofErr w:type="spellStart"/>
+      <w:r>
+        <w:rPr>
+          <w:b/>
+          <w:bCs/>
+        </w:rPr>
+        <w:t>Frameworks</w:t>
+      </w:r>
+      <w:proofErr w:type="spellEnd"/>
+      <w:r>
+        <w:rPr>
+          <w:b/>
+          <w:bCs/>
+        </w:rPr>
+        <w:t xml:space="preserve"> (Bootstrap):</w:t>
+      </w:r>
+      <w:r>
+        <w:t xml:space="preserve"> Al referenciar Bootstrap en la Master Page, todas las páginas hijas heredan automáticamente los estilos, permitiendo un diseño responsivo y moderno de forma centralizada.</w:t>
+      </w:r>
+    </w:p>
+    <w:p>
+      <w:pPr>
+        <w:numPr>
+          <w:ilvl w:val="0"/>
+          <w:numId w:val="2"/>
+        </w:numPr>
+      </w:pPr>
+      <w:r>
+        <w:rPr>
+          <w:b/>
+          <w:bCs/>
+        </w:rPr>
+        <w:t>Separación de Responsabilidades:</w:t>
+      </w:r>
+      <w:r>
+        <w:t xml:space="preserve"> Mientras la Master Page se encarga del marco visual, las páginas hijas se enfocan exclusivamente en la funcionalidad o datos específicos de cada sección.</w:t>
+      </w:r>
+    </w:p>
+    <w:p>
+      <w:r>
+        <w:rPr>
+          <w:b/>
+          <w:bCs/>
+        </w:rPr>
+        <w:t xml:space="preserve">1. ¿Qué es un </w:t>
+      </w:r>
+      <w:proofErr w:type="spellStart"/>
+      <w:r>
+        <w:rPr>
+          <w:b/>
+          <w:bCs/>
+        </w:rPr>
+        <w:t>Stored</w:t>
+      </w:r>
+      <w:proofErr w:type="spellEnd"/>
+      <w:r>
+        <w:rPr>
+          <w:b/>
+          <w:bCs/>
+        </w:rPr>
+        <w:t xml:space="preserve"> </w:t>
+      </w:r>
+      <w:proofErr w:type="spellStart"/>
+      <w:r>
+        <w:rPr>
+          <w:b/>
+          <w:bCs/>
+        </w:rPr>
+        <w:t>Procedure</w:t>
+      </w:r>
+      <w:proofErr w:type="spellEnd"/>
+      <w:r>
+        <w:rPr>
+          <w:b/>
+          <w:bCs/>
+        </w:rPr>
+        <w:t xml:space="preserve"> (SP)?:</w:t>
+      </w:r>
+      <w:r>
+        <w:t xml:space="preserve"> Es una función o conjunto de instrucciones SQL </w:t>
+      </w:r>
+      <w:proofErr w:type="spellStart"/>
+      <w:r>
+        <w:t>precompiladas</w:t>
+      </w:r>
+      <w:proofErr w:type="spellEnd"/>
+      <w:r>
+        <w:t xml:space="preserve"> y guardadas directamente en el motor de la base de datos. Se invocan por su nombre y pueden recibir parámetros de entrada y devolver resultados.</w:t>
+      </w:r>
+    </w:p>
+    <w:p>
+      <w:r>
+        <w:rPr>
+          <w:b/>
+          <w:bCs/>
+        </w:rPr>
+        <w:t>2. Ventajas Arquitectónicas:</w:t>
+      </w:r>
+    </w:p>
+    <w:p>
+      <w:pPr>
+        <w:numPr>
+          <w:ilvl w:val="0"/>
+          <w:numId w:val="3"/>
+        </w:numPr>
+      </w:pPr>
+      <w:r>
+        <w:rPr>
+          <w:b/>
+          <w:bCs/>
+        </w:rPr>
+        <w:t>Mantenibilidad:</w:t>
+      </w:r>
+      <w:r>
+        <w:t xml:space="preserve"> Evita tener consultas SQL (SELECT, INSERT, UPDATE) "embebidas" (</w:t>
+      </w:r>
+      <w:proofErr w:type="spellStart"/>
+      <w:r>
+        <w:t>hardcodeadas</w:t>
+      </w:r>
+      <w:proofErr w:type="spellEnd"/>
+      <w:r>
+        <w:t xml:space="preserve">) como </w:t>
+      </w:r>
+      <w:proofErr w:type="spellStart"/>
+      <w:r>
+        <w:t>strings</w:t>
+      </w:r>
+      <w:proofErr w:type="spellEnd"/>
+      <w:r>
+        <w:t xml:space="preserve"> dentro del código C#. Si la consulta debe cambiar, se modifica directamente en la base de datos sin necesidad de recompilar y redesplegar la aplicación web.</w:t>
+      </w:r>
+    </w:p>
+    <w:p>
+      <w:pPr>
+        <w:numPr>
+          <w:ilvl w:val="0"/>
+          <w:numId w:val="3"/>
+        </w:numPr>
+      </w:pPr>
+      <w:proofErr w:type="spellStart"/>
+      <w:r>
+        <w:rPr>
+          <w:b/>
+          <w:bCs/>
+        </w:rPr>
+        <w:t>Testing</w:t>
+      </w:r>
+      <w:proofErr w:type="spellEnd"/>
+      <w:r>
+        <w:rPr>
+          <w:b/>
+          <w:bCs/>
+        </w:rPr>
+        <w:t xml:space="preserve"> Independiente:</w:t>
+      </w:r>
+      <w:r>
+        <w:t xml:space="preserve"> Permite probar la lógica de extracción de datos directamente en el motor SQL (ej. SSMS) antes de integrarlo a la aplicación.</w:t>
+      </w:r>
+    </w:p>
+    <w:p>
+      <w:r>
+        <w:rPr>
+          <w:b/>
+          <w:bCs/>
+        </w:rPr>
+        <w:t>3. Implementación en ADO.NET:</w:t>
+      </w:r>
+      <w:r>
+        <w:t xml:space="preserve"> Para ejecutar un SP desde C#, es imperativo cambiar la propiedad </w:t>
+      </w:r>
+      <w:proofErr w:type="spellStart"/>
+      <w:r>
+        <w:t>CommandType</w:t>
+      </w:r>
+      <w:proofErr w:type="spellEnd"/>
+      <w:r>
+        <w:t xml:space="preserve"> del objeto </w:t>
+      </w:r>
+      <w:proofErr w:type="spellStart"/>
+      <w:r>
+        <w:t>SqlCommand</w:t>
+      </w:r>
+      <w:proofErr w:type="spellEnd"/>
+      <w:r>
+        <w:t xml:space="preserve">. Su valor por defecto es Text (para consultas crudas), y debe </w:t>
+      </w:r>
+      <w:r>
+        <w:lastRenderedPageBreak/>
+        <w:t xml:space="preserve">cambiarse a </w:t>
+      </w:r>
+      <w:proofErr w:type="spellStart"/>
+      <w:r>
+        <w:t>CommandType.StoredProcedure</w:t>
+      </w:r>
+      <w:proofErr w:type="spellEnd"/>
+      <w:r>
+        <w:t xml:space="preserve"> para que el motor SQL interprete el </w:t>
+      </w:r>
+      <w:proofErr w:type="spellStart"/>
+      <w:r>
+        <w:t>CommandText</w:t>
+      </w:r>
+      <w:proofErr w:type="spellEnd"/>
+      <w:r>
+        <w:t xml:space="preserve"> como el nombre de un SP y no como una sintaxis inválida.</w:t>
+      </w:r>
+    </w:p>
     <w:p/>
     <w:p/>
     <w:p/>
@@ -156,6 +456,155 @@
 <file path=word/numbering.xml><?xml version="1.0" encoding="utf-8"?>
 <w:numbering xmlns:wpc="http://schemas.microsoft.com/office/word/2010/wordprocessingCanvas" xmlns:cx="http://schemas.microsoft.com/office/drawing/2014/chartex" xmlns:cx1="http://schemas.microsoft.com/office/drawing/2015/9/8/chartex" xmlns:cx2="http://schemas.microsoft.com/office/drawing/2015/10/21/chartex" xmlns:cx3="http://schemas.microsoft.com/office/drawing/2016/5/9/chartex" xmlns:cx4="http://schemas.microsoft.com/office/drawing/2016/5/10/chartex" xmlns:cx5="http://schemas.microsoft.com/office/drawing/2016/5/11/chartex" xmlns:cx6="http://schemas.microsoft.com/office/drawing/2016/5/12/chartex" xmlns:cx7="http://schemas.microsoft.com/office/drawing/2016/5/13/chartex" xmlns:cx8="http://schemas.microsoft.com/office/drawing/2016/5/14/chartex" xmlns:mc="http://schemas.openxmlformats.org/markup-compatibility/2006" xmlns:aink="http://schemas.microsoft.com/office/drawing/2016/ink" xmlns:am3d="http://schemas.microsoft.com/office/drawing/2017/model3d" xmlns:o="urn:schemas-microsoft-com:office:office" xmlns:oel="http://schemas.microsoft.com/office/2019/extlst" xmlns:r="http://schemas.openxmlformats.org/officeDocument/2006/relationships" xmlns:m="http://schemas.openxmlformats.org/officeDocument/2006/math" xmlns:v="urn:schemas-microsoft-com:vml" xmlns:wp14="http://schemas.microsoft.com/office/word/2010/wordprocessingDrawing" xmlns:wp="http://schemas.openxmlformats.org/drawingml/2006/wordprocessingDrawing" xmlns:w10="urn:schemas-microsoft-com:office:word" xmlns:w="http://schemas.openxmlformats.org/wordprocessingml/2006/main" xmlns:w14="http://schemas.microsoft.com/office/word/2010/wordml" xmlns:w15="http://schemas.microsoft.com/office/word/2012/wordml" xmlns:w16cex="http://schemas.microsoft.com/office/word/2018/wordml/cex" xmlns:w16cid="http://schemas.microsoft.com/office/word/2016/wordml/cid" xmlns:w16="http://schemas.microsoft.com/office/word/2018/wordml" xmlns:w16sdtdh="http://schemas.microsoft.com/office/word/2020/wordml/sdtdatahash" xmlns:w16se="http://schemas.microsoft.com/office/word/2015/wordml/symex" xmlns:wpg="http://schemas.microsoft.com/office/word/2010/wordprocessingGroup" xmlns:wpi="http://schemas.microsoft.com/office/word/2010/wordprocessingInk" xmlns:wne="http://schemas.microsoft.com/office/word/2006/wordml" xmlns:wps="http://schemas.microsoft.com/office/word/2010/wordprocessingShape" mc:Ignorable="w14 w15 w16se w16cid w16 w16cex w16sdtdh wp14">
   <w:abstractNum w:abstractNumId="0" w15:restartNumberingAfterBreak="0">
+    <w:nsid w:val="0ACD07DE"/>
+    <w:multiLevelType w:val="multilevel"/>
+    <w:tmpl w:val="DD209A82"/>
+    <w:lvl w:ilvl="0">
+      <w:start w:val="1"/>
+      <w:numFmt w:val="bullet"/>
+      <w:lvlText w:val=""/>
+      <w:lvlJc w:val="left"/>
+      <w:pPr>
+        <w:tabs>
+          <w:tab w:val="num" w:pos="720"/>
+        </w:tabs>
+        <w:ind w:left="720" w:hanging="360"/>
+      </w:pPr>
+      <w:rPr>
+        <w:rFonts w:ascii="Symbol" w:hAnsi="Symbol" w:hint="default"/>
+        <w:sz w:val="20"/>
+      </w:rPr>
+    </w:lvl>
+    <w:lvl w:ilvl="1" w:tentative="1">
+      <w:start w:val="1"/>
+      <w:numFmt w:val="bullet"/>
+      <w:lvlText w:val="o"/>
+      <w:lvlJc w:val="left"/>
+      <w:pPr>
+        <w:tabs>
+          <w:tab w:val="num" w:pos="1440"/>
+        </w:tabs>
+        <w:ind w:left="1440" w:hanging="360"/>
+      </w:pPr>
+      <w:rPr>
+        <w:rFonts w:ascii="Courier New" w:hAnsi="Courier New" w:hint="default"/>
+        <w:sz w:val="20"/>
+      </w:rPr>
+    </w:lvl>
+    <w:lvl w:ilvl="2" w:tentative="1">
+      <w:start w:val="1"/>
+      <w:numFmt w:val="bullet"/>
+      <w:lvlText w:val=""/>
+      <w:lvlJc w:val="left"/>
+      <w:pPr>
+        <w:tabs>
+          <w:tab w:val="num" w:pos="2160"/>
+        </w:tabs>
+        <w:ind w:left="2160" w:hanging="360"/>
+      </w:pPr>
+      <w:rPr>
+        <w:rFonts w:ascii="Wingdings" w:hAnsi="Wingdings" w:hint="default"/>
+        <w:sz w:val="20"/>
+      </w:rPr>
+    </w:lvl>
+    <w:lvl w:ilvl="3" w:tentative="1">
+      <w:start w:val="1"/>
+      <w:numFmt w:val="bullet"/>
+      <w:lvlText w:val=""/>
+      <w:lvlJc w:val="left"/>
+      <w:pPr>
+        <w:tabs>
+          <w:tab w:val="num" w:pos="2880"/>
+        </w:tabs>
+        <w:ind w:left="2880" w:hanging="360"/>
+      </w:pPr>
+      <w:rPr>
+        <w:rFonts w:ascii="Wingdings" w:hAnsi="Wingdings" w:hint="default"/>
+        <w:sz w:val="20"/>
+      </w:rPr>
+    </w:lvl>
+    <w:lvl w:ilvl="4" w:tentative="1">
+      <w:start w:val="1"/>
+      <w:numFmt w:val="bullet"/>
+      <w:lvlText w:val=""/>
+      <w:lvlJc w:val="left"/>
+      <w:pPr>
+        <w:tabs>
+          <w:tab w:val="num" w:pos="3600"/>
+        </w:tabs>
+        <w:ind w:left="3600" w:hanging="360"/>
+      </w:pPr>
+      <w:rPr>
+        <w:rFonts w:ascii="Wingdings" w:hAnsi="Wingdings" w:hint="default"/>
+        <w:sz w:val="20"/>
+      </w:rPr>
+    </w:lvl>
+    <w:lvl w:ilvl="5" w:tentative="1">
+      <w:start w:val="1"/>
+      <w:numFmt w:val="bullet"/>
+      <w:lvlText w:val=""/>
+      <w:lvlJc w:val="left"/>
+      <w:pPr>
+        <w:tabs>
+          <w:tab w:val="num" w:pos="4320"/>
+        </w:tabs>
+        <w:ind w:left="4320" w:hanging="360"/>
+      </w:pPr>
+      <w:rPr>
+        <w:rFonts w:ascii="Wingdings" w:hAnsi="Wingdings" w:hint="default"/>
+        <w:sz w:val="20"/>
+      </w:rPr>
+    </w:lvl>
+    <w:lvl w:ilvl="6" w:tentative="1">
+      <w:start w:val="1"/>
+      <w:numFmt w:val="bullet"/>
+      <w:lvlText w:val=""/>
+      <w:lvlJc w:val="left"/>
+      <w:pPr>
+        <w:tabs>
+          <w:tab w:val="num" w:pos="5040"/>
+        </w:tabs>
+        <w:ind w:left="5040" w:hanging="360"/>
+      </w:pPr>
+      <w:rPr>
+        <w:rFonts w:ascii="Wingdings" w:hAnsi="Wingdings" w:hint="default"/>
+        <w:sz w:val="20"/>
+      </w:rPr>
+    </w:lvl>
+    <w:lvl w:ilvl="7" w:tentative="1">
+      <w:start w:val="1"/>
+      <w:numFmt w:val="bullet"/>
+      <w:lvlText w:val=""/>
+      <w:lvlJc w:val="left"/>
+      <w:pPr>
+        <w:tabs>
+          <w:tab w:val="num" w:pos="5760"/>
+        </w:tabs>
+        <w:ind w:left="5760" w:hanging="360"/>
+      </w:pPr>
+      <w:rPr>
+        <w:rFonts w:ascii="Wingdings" w:hAnsi="Wingdings" w:hint="default"/>
+        <w:sz w:val="20"/>
+      </w:rPr>
+    </w:lvl>
+    <w:lvl w:ilvl="8" w:tentative="1">
+      <w:start w:val="1"/>
+      <w:numFmt w:val="bullet"/>
+      <w:lvlText w:val=""/>
+      <w:lvlJc w:val="left"/>
+      <w:pPr>
+        <w:tabs>
+          <w:tab w:val="num" w:pos="6480"/>
+        </w:tabs>
+        <w:ind w:left="6480" w:hanging="360"/>
+      </w:pPr>
+      <w:rPr>
+        <w:rFonts w:ascii="Wingdings" w:hAnsi="Wingdings" w:hint="default"/>
+        <w:sz w:val="20"/>
+      </w:rPr>
+    </w:lvl>
+  </w:abstractNum>
+  <w:abstractNum w:abstractNumId="1" w15:restartNumberingAfterBreak="0">
     <w:nsid w:val="3EC2497A"/>
     <w:multiLevelType w:val="multilevel"/>
     <w:tmpl w:val="038669AA"/>
@@ -304,8 +753,163 @@
       </w:rPr>
     </w:lvl>
   </w:abstractNum>
+  <w:abstractNum w:abstractNumId="2" w15:restartNumberingAfterBreak="0">
+    <w:nsid w:val="5D612526"/>
+    <w:multiLevelType w:val="multilevel"/>
+    <w:tmpl w:val="DB62DC76"/>
+    <w:lvl w:ilvl="0">
+      <w:start w:val="1"/>
+      <w:numFmt w:val="bullet"/>
+      <w:lvlText w:val=""/>
+      <w:lvlJc w:val="left"/>
+      <w:pPr>
+        <w:tabs>
+          <w:tab w:val="num" w:pos="720"/>
+        </w:tabs>
+        <w:ind w:left="720" w:hanging="360"/>
+      </w:pPr>
+      <w:rPr>
+        <w:rFonts w:ascii="Symbol" w:hAnsi="Symbol" w:hint="default"/>
+        <w:sz w:val="20"/>
+      </w:rPr>
+    </w:lvl>
+    <w:lvl w:ilvl="1" w:tentative="1">
+      <w:start w:val="1"/>
+      <w:numFmt w:val="bullet"/>
+      <w:lvlText w:val="o"/>
+      <w:lvlJc w:val="left"/>
+      <w:pPr>
+        <w:tabs>
+          <w:tab w:val="num" w:pos="1440"/>
+        </w:tabs>
+        <w:ind w:left="1440" w:hanging="360"/>
+      </w:pPr>
+      <w:rPr>
+        <w:rFonts w:ascii="Courier New" w:hAnsi="Courier New" w:hint="default"/>
+        <w:sz w:val="20"/>
+      </w:rPr>
+    </w:lvl>
+    <w:lvl w:ilvl="2" w:tentative="1">
+      <w:start w:val="1"/>
+      <w:numFmt w:val="bullet"/>
+      <w:lvlText w:val=""/>
+      <w:lvlJc w:val="left"/>
+      <w:pPr>
+        <w:tabs>
+          <w:tab w:val="num" w:pos="2160"/>
+        </w:tabs>
+        <w:ind w:left="2160" w:hanging="360"/>
+      </w:pPr>
+      <w:rPr>
+        <w:rFonts w:ascii="Wingdings" w:hAnsi="Wingdings" w:hint="default"/>
+        <w:sz w:val="20"/>
+      </w:rPr>
+    </w:lvl>
+    <w:lvl w:ilvl="3" w:tentative="1">
+      <w:start w:val="1"/>
+      <w:numFmt w:val="bullet"/>
+      <w:lvlText w:val=""/>
+      <w:lvlJc w:val="left"/>
+      <w:pPr>
+        <w:tabs>
+          <w:tab w:val="num" w:pos="2880"/>
+        </w:tabs>
+        <w:ind w:left="2880" w:hanging="360"/>
+      </w:pPr>
+      <w:rPr>
+        <w:rFonts w:ascii="Wingdings" w:hAnsi="Wingdings" w:hint="default"/>
+        <w:sz w:val="20"/>
+      </w:rPr>
+    </w:lvl>
+    <w:lvl w:ilvl="4" w:tentative="1">
+      <w:start w:val="1"/>
+      <w:numFmt w:val="bullet"/>
+      <w:lvlText w:val=""/>
+      <w:lvlJc w:val="left"/>
+      <w:pPr>
+        <w:tabs>
+          <w:tab w:val="num" w:pos="3600"/>
+        </w:tabs>
+        <w:ind w:left="3600" w:hanging="360"/>
+      </w:pPr>
+      <w:rPr>
+        <w:rFonts w:ascii="Wingdings" w:hAnsi="Wingdings" w:hint="default"/>
+        <w:sz w:val="20"/>
+      </w:rPr>
+    </w:lvl>
+    <w:lvl w:ilvl="5" w:tentative="1">
+      <w:start w:val="1"/>
+      <w:numFmt w:val="bullet"/>
+      <w:lvlText w:val=""/>
+      <w:lvlJc w:val="left"/>
+      <w:pPr>
+        <w:tabs>
+          <w:tab w:val="num" w:pos="4320"/>
+        </w:tabs>
+        <w:ind w:left="4320" w:hanging="360"/>
+      </w:pPr>
+      <w:rPr>
+        <w:rFonts w:ascii="Wingdings" w:hAnsi="Wingdings" w:hint="default"/>
+        <w:sz w:val="20"/>
+      </w:rPr>
+    </w:lvl>
+    <w:lvl w:ilvl="6" w:tentative="1">
+      <w:start w:val="1"/>
+      <w:numFmt w:val="bullet"/>
+      <w:lvlText w:val=""/>
+      <w:lvlJc w:val="left"/>
+      <w:pPr>
+        <w:tabs>
+          <w:tab w:val="num" w:pos="5040"/>
+        </w:tabs>
+        <w:ind w:left="5040" w:hanging="360"/>
+      </w:pPr>
+      <w:rPr>
+        <w:rFonts w:ascii="Wingdings" w:hAnsi="Wingdings" w:hint="default"/>
+        <w:sz w:val="20"/>
+      </w:rPr>
+    </w:lvl>
+    <w:lvl w:ilvl="7" w:tentative="1">
+      <w:start w:val="1"/>
+      <w:numFmt w:val="bullet"/>
+      <w:lvlText w:val=""/>
+      <w:lvlJc w:val="left"/>
+      <w:pPr>
+        <w:tabs>
+          <w:tab w:val="num" w:pos="5760"/>
+        </w:tabs>
+        <w:ind w:left="5760" w:hanging="360"/>
+      </w:pPr>
+      <w:rPr>
+        <w:rFonts w:ascii="Wingdings" w:hAnsi="Wingdings" w:hint="default"/>
+        <w:sz w:val="20"/>
+      </w:rPr>
+    </w:lvl>
+    <w:lvl w:ilvl="8" w:tentative="1">
+      <w:start w:val="1"/>
+      <w:numFmt w:val="bullet"/>
+      <w:lvlText w:val=""/>
+      <w:lvlJc w:val="left"/>
+      <w:pPr>
+        <w:tabs>
+          <w:tab w:val="num" w:pos="6480"/>
+        </w:tabs>
+        <w:ind w:left="6480" w:hanging="360"/>
+      </w:pPr>
+      <w:rPr>
+        <w:rFonts w:ascii="Wingdings" w:hAnsi="Wingdings" w:hint="default"/>
+        <w:sz w:val="20"/>
+      </w:rPr>
+    </w:lvl>
+  </w:abstractNum>
   <w:num w:numId="1" w16cid:durableId="340132085">
+    <w:abstractNumId w:val="1"/>
+  </w:num>
+  <w:num w:numId="2" w16cid:durableId="1890527785">
     <w:abstractNumId w:val="0"/>
+  </w:num>
+  <w:num w:numId="3" w16cid:durableId="564411841">
+    <w:abstractNumId w:val="2"/>
   </w:num>
 </w:numbering>
 </file>

--- a/Unidad 5 - Pokedex Web/Documentación de Pokedex.docx
+++ b/Unidad 5 - Pokedex Web/Documentación de Pokedex.docx
@@ -70,10 +70,7 @@
         <w:t>Gestión de Soluciones:</w:t>
       </w:r>
       <w:r>
-        <w:t xml:space="preserve"> Es una buena práctica profesional que una solución web contenga múltiples proyectos para separar las capas, facilitando el mantenimiento y el testeo </w:t>
-      </w:r>
-      <w:r>
-        <w:t>independiente.</w:t>
+        <w:t xml:space="preserve"> Es una buena práctica profesional que una solución web contenga múltiples proyectos para separar las capas, facilitando el mantenimiento y el testeo independiente.</w:t>
       </w:r>
     </w:p>
     <w:p>
@@ -133,10 +130,7 @@
         <w:t>)</w:t>
       </w:r>
       <w:r>
-        <w:t xml:space="preserve"> para ganar seguridad y </w:t>
-      </w:r>
-      <w:r>
-        <w:t>rendimiento.</w:t>
+        <w:t xml:space="preserve"> para ganar seguridad y rendimiento.</w:t>
       </w:r>
     </w:p>
     <w:p/>
@@ -441,7 +435,3347 @@
       </w:r>
     </w:p>
     <w:p/>
+    <w:p>
+      <w:pPr>
+        <w:rPr>
+          <w:u w:val="double"/>
+        </w:rPr>
+      </w:pPr>
+      <w:r>
+        <w:rPr>
+          <w:u w:val="double"/>
+        </w:rPr>
+        <w:t>STORED PROCEDURE</w:t>
+      </w:r>
+    </w:p>
+    <w:p>
+      <w:r>
+        <w:rPr>
+          <w:b/>
+          <w:bCs/>
+        </w:rPr>
+        <w:t xml:space="preserve">1. ¿Qué es un </w:t>
+      </w:r>
+      <w:proofErr w:type="spellStart"/>
+      <w:r>
+        <w:rPr>
+          <w:b/>
+          <w:bCs/>
+        </w:rPr>
+        <w:t>Stored</w:t>
+      </w:r>
+      <w:proofErr w:type="spellEnd"/>
+      <w:r>
+        <w:rPr>
+          <w:b/>
+          <w:bCs/>
+        </w:rPr>
+        <w:t xml:space="preserve"> </w:t>
+      </w:r>
+      <w:proofErr w:type="spellStart"/>
+      <w:r>
+        <w:rPr>
+          <w:b/>
+          <w:bCs/>
+        </w:rPr>
+        <w:t>Procedure</w:t>
+      </w:r>
+      <w:proofErr w:type="spellEnd"/>
+      <w:r>
+        <w:rPr>
+          <w:b/>
+          <w:bCs/>
+        </w:rPr>
+        <w:t xml:space="preserve"> (SP)?:</w:t>
+      </w:r>
+      <w:r>
+        <w:t xml:space="preserve"> Es una función o conjunto de instrucciones SQL </w:t>
+      </w:r>
+      <w:proofErr w:type="spellStart"/>
+      <w:r>
+        <w:t>precompiladas</w:t>
+      </w:r>
+      <w:proofErr w:type="spellEnd"/>
+      <w:r>
+        <w:t xml:space="preserve"> y guardadas directamente en el motor de la base de datos. Se invocan por su nombre y pueden recibir parámetros de entrada y devolver resultados.</w:t>
+      </w:r>
+    </w:p>
+    <w:p>
+      <w:r>
+        <w:rPr>
+          <w:b/>
+          <w:bCs/>
+        </w:rPr>
+        <w:t>2. Ventajas Arquitectónicas:</w:t>
+      </w:r>
+    </w:p>
+    <w:p>
+      <w:pPr>
+        <w:numPr>
+          <w:ilvl w:val="0"/>
+          <w:numId w:val="3"/>
+        </w:numPr>
+      </w:pPr>
+      <w:r>
+        <w:rPr>
+          <w:b/>
+          <w:bCs/>
+        </w:rPr>
+        <w:t>Mantenibilidad:</w:t>
+      </w:r>
+      <w:r>
+        <w:t xml:space="preserve"> Evita tener consultas SQL (SELECT, INSERT, UPDATE) "embebidas" (</w:t>
+      </w:r>
+      <w:proofErr w:type="spellStart"/>
+      <w:r>
+        <w:t>hardcodeadas</w:t>
+      </w:r>
+      <w:proofErr w:type="spellEnd"/>
+      <w:r>
+        <w:t xml:space="preserve">) como </w:t>
+      </w:r>
+      <w:proofErr w:type="spellStart"/>
+      <w:r>
+        <w:t>strings</w:t>
+      </w:r>
+      <w:proofErr w:type="spellEnd"/>
+      <w:r>
+        <w:t xml:space="preserve"> dentro del código C#. Si la consulta debe cambiar, se modifica directamente en la base de datos sin necesidad de recompilar y redesplegar la aplicación web.</w:t>
+      </w:r>
+    </w:p>
+    <w:p>
+      <w:pPr>
+        <w:numPr>
+          <w:ilvl w:val="0"/>
+          <w:numId w:val="3"/>
+        </w:numPr>
+      </w:pPr>
+      <w:proofErr w:type="spellStart"/>
+      <w:r>
+        <w:rPr>
+          <w:b/>
+          <w:bCs/>
+        </w:rPr>
+        <w:t>Testing</w:t>
+      </w:r>
+      <w:proofErr w:type="spellEnd"/>
+      <w:r>
+        <w:rPr>
+          <w:b/>
+          <w:bCs/>
+        </w:rPr>
+        <w:t xml:space="preserve"> Independiente:</w:t>
+      </w:r>
+      <w:r>
+        <w:t xml:space="preserve"> Permite probar la lógica de extracción de datos directamente en el motor SQL (ej. SSMS) antes de integrarlo a la aplicación.</w:t>
+      </w:r>
+    </w:p>
+    <w:p>
+      <w:r>
+        <w:rPr>
+          <w:b/>
+          <w:bCs/>
+        </w:rPr>
+        <w:t>3. Implementación en ADO.NET:</w:t>
+      </w:r>
+      <w:r>
+        <w:t xml:space="preserve"> Para ejecutar un SP desde C#, es imperativo cambiar la propiedad </w:t>
+      </w:r>
+      <w:proofErr w:type="spellStart"/>
+      <w:r>
+        <w:t>CommandType</w:t>
+      </w:r>
+      <w:proofErr w:type="spellEnd"/>
+      <w:r>
+        <w:t xml:space="preserve"> del objeto </w:t>
+      </w:r>
+      <w:proofErr w:type="spellStart"/>
+      <w:r>
+        <w:t>SqlCommand</w:t>
+      </w:r>
+      <w:proofErr w:type="spellEnd"/>
+      <w:r>
+        <w:t xml:space="preserve">. Su valor por defecto es Text (para consultas crudas), y debe cambiarse a </w:t>
+      </w:r>
+      <w:proofErr w:type="spellStart"/>
+      <w:r>
+        <w:t>CommandType.StoredProcedure</w:t>
+      </w:r>
+      <w:proofErr w:type="spellEnd"/>
+      <w:r>
+        <w:t xml:space="preserve"> para que el motor SQL interprete el </w:t>
+      </w:r>
+      <w:proofErr w:type="spellStart"/>
+      <w:r>
+        <w:t>CommandText</w:t>
+      </w:r>
+      <w:proofErr w:type="spellEnd"/>
+      <w:r>
+        <w:t xml:space="preserve"> como el nombre de un SP y no como una sintaxis inválida.</w:t>
+      </w:r>
+    </w:p>
     <w:p/>
+    <w:p>
+      <w:r>
+        <w:rPr>
+          <w:b/>
+          <w:bCs/>
+        </w:rPr>
+        <w:t xml:space="preserve">TEMA: Vinculación de Objetos Complejos en </w:t>
+      </w:r>
+      <w:proofErr w:type="spellStart"/>
+      <w:r>
+        <w:rPr>
+          <w:b/>
+          <w:bCs/>
+        </w:rPr>
+        <w:t>GridView</w:t>
+      </w:r>
+      <w:proofErr w:type="spellEnd"/>
+      <w:r>
+        <w:t xml:space="preserve"> </w:t>
+      </w:r>
+    </w:p>
+    <w:p>
+      <w:pPr>
+        <w:numPr>
+          <w:ilvl w:val="0"/>
+          <w:numId w:val="5"/>
+        </w:numPr>
+      </w:pPr>
+      <w:r>
+        <w:rPr>
+          <w:b/>
+          <w:bCs/>
+        </w:rPr>
+        <w:t xml:space="preserve">Limitación de </w:t>
+      </w:r>
+      <w:proofErr w:type="spellStart"/>
+      <w:r>
+        <w:rPr>
+          <w:b/>
+          <w:bCs/>
+        </w:rPr>
+        <w:t>AutoGenerateColumns</w:t>
+      </w:r>
+      <w:proofErr w:type="spellEnd"/>
+      <w:r>
+        <w:rPr>
+          <w:b/>
+          <w:bCs/>
+        </w:rPr>
+        <w:t>:</w:t>
+      </w:r>
+      <w:r>
+        <w:t xml:space="preserve"> Por defecto, el </w:t>
+      </w:r>
+      <w:proofErr w:type="spellStart"/>
+      <w:r>
+        <w:t>GridView</w:t>
+      </w:r>
+      <w:proofErr w:type="spellEnd"/>
+      <w:r>
+        <w:t xml:space="preserve"> solo sabe renderizar propiedades de tipos simples (</w:t>
+      </w:r>
+      <w:proofErr w:type="spellStart"/>
+      <w:r>
+        <w:t>strings</w:t>
+      </w:r>
+      <w:proofErr w:type="spellEnd"/>
+      <w:r>
+        <w:t xml:space="preserve">, </w:t>
+      </w:r>
+      <w:proofErr w:type="spellStart"/>
+      <w:r>
+        <w:t>ints</w:t>
+      </w:r>
+      <w:proofErr w:type="spellEnd"/>
+      <w:r>
+        <w:t xml:space="preserve">, </w:t>
+      </w:r>
+      <w:proofErr w:type="spellStart"/>
+      <w:r>
+        <w:t>bools</w:t>
+      </w:r>
+      <w:proofErr w:type="spellEnd"/>
+      <w:r>
+        <w:t>). Cuando una propiedad es otro objeto (</w:t>
+      </w:r>
+      <w:proofErr w:type="spellStart"/>
+      <w:r>
+        <w:t>ej</w:t>
+      </w:r>
+      <w:proofErr w:type="spellEnd"/>
+      <w:r>
+        <w:t xml:space="preserve">: </w:t>
+      </w:r>
+      <w:proofErr w:type="spellStart"/>
+      <w:r>
+        <w:t>Pokemon.Tipo</w:t>
+      </w:r>
+      <w:proofErr w:type="spellEnd"/>
+      <w:r>
+        <w:t xml:space="preserve">), el control no puede acceder automáticamente a las </w:t>
+      </w:r>
+      <w:proofErr w:type="spellStart"/>
+      <w:r>
+        <w:t>sub-propiedades</w:t>
+      </w:r>
+      <w:proofErr w:type="spellEnd"/>
+      <w:r>
+        <w:t xml:space="preserve"> para mostrarlas en la tabla.</w:t>
+      </w:r>
+    </w:p>
+    <w:p>
+      <w:pPr>
+        <w:numPr>
+          <w:ilvl w:val="0"/>
+          <w:numId w:val="5"/>
+        </w:numPr>
+      </w:pPr>
+      <w:r>
+        <w:rPr>
+          <w:b/>
+          <w:bCs/>
+        </w:rPr>
+        <w:t xml:space="preserve">Propiedad </w:t>
+      </w:r>
+      <w:proofErr w:type="spellStart"/>
+      <w:r>
+        <w:rPr>
+          <w:b/>
+          <w:bCs/>
+        </w:rPr>
+        <w:t>DataField</w:t>
+      </w:r>
+      <w:proofErr w:type="spellEnd"/>
+      <w:r>
+        <w:rPr>
+          <w:b/>
+          <w:bCs/>
+        </w:rPr>
+        <w:t xml:space="preserve"> Compuesta:</w:t>
+      </w:r>
+      <w:r>
+        <w:t xml:space="preserve"> Para mostrar datos de objetos anidados, se debe establecer </w:t>
+      </w:r>
+      <w:proofErr w:type="spellStart"/>
+      <w:r>
+        <w:t>AutoGenerateColumns</w:t>
+      </w:r>
+      <w:proofErr w:type="spellEnd"/>
+      <w:r>
+        <w:t xml:space="preserve">="false" y definir manualmente un </w:t>
+      </w:r>
+      <w:proofErr w:type="spellStart"/>
+      <w:r>
+        <w:t>BoundField</w:t>
+      </w:r>
+      <w:proofErr w:type="spellEnd"/>
+      <w:r>
+        <w:t xml:space="preserve">. En el </w:t>
+      </w:r>
+      <w:proofErr w:type="spellStart"/>
+      <w:r>
+        <w:t>DataField</w:t>
+      </w:r>
+      <w:proofErr w:type="spellEnd"/>
+      <w:r>
+        <w:t xml:space="preserve">, se utiliza la notación de punto para acceder a la </w:t>
+      </w:r>
+      <w:proofErr w:type="spellStart"/>
+      <w:r>
+        <w:t>sub-propiedad</w:t>
+      </w:r>
+      <w:proofErr w:type="spellEnd"/>
+      <w:r>
+        <w:t xml:space="preserve"> deseada (</w:t>
+      </w:r>
+      <w:proofErr w:type="spellStart"/>
+      <w:r>
+        <w:t>ej</w:t>
+      </w:r>
+      <w:proofErr w:type="spellEnd"/>
+      <w:r>
+        <w:t xml:space="preserve">: </w:t>
+      </w:r>
+      <w:proofErr w:type="spellStart"/>
+      <w:r>
+        <w:t>DataField</w:t>
+      </w:r>
+      <w:proofErr w:type="spellEnd"/>
+      <w:r>
+        <w:t>="</w:t>
+      </w:r>
+      <w:proofErr w:type="spellStart"/>
+      <w:r>
+        <w:t>Tipo.Descripcion</w:t>
+      </w:r>
+      <w:proofErr w:type="spellEnd"/>
+      <w:r>
+        <w:t>").</w:t>
+      </w:r>
+    </w:p>
+    <w:p>
+      <w:pPr>
+        <w:numPr>
+          <w:ilvl w:val="0"/>
+          <w:numId w:val="5"/>
+        </w:numPr>
+      </w:pPr>
+      <w:r>
+        <w:rPr>
+          <w:b/>
+          <w:bCs/>
+        </w:rPr>
+        <w:t xml:space="preserve">Importancia del </w:t>
+      </w:r>
+      <w:proofErr w:type="spellStart"/>
+      <w:proofErr w:type="gramStart"/>
+      <w:r>
+        <w:rPr>
+          <w:b/>
+          <w:bCs/>
+        </w:rPr>
+        <w:t>DataBind</w:t>
+      </w:r>
+      <w:proofErr w:type="spellEnd"/>
+      <w:r>
+        <w:rPr>
+          <w:b/>
+          <w:bCs/>
+        </w:rPr>
+        <w:t>(</w:t>
+      </w:r>
+      <w:proofErr w:type="gramEnd"/>
+      <w:r>
+        <w:rPr>
+          <w:b/>
+          <w:bCs/>
+        </w:rPr>
+        <w:t>):</w:t>
+      </w:r>
+      <w:r>
+        <w:t xml:space="preserve"> Sin la ejecución de este método en el servidor, la grilla no procesará el origen de datos y no se renderizará ninguna fila en el HTML final del cliente.</w:t>
+      </w:r>
+    </w:p>
+    <w:p>
+      <w:pPr>
+        <w:rPr>
+          <w:u w:val="single"/>
+        </w:rPr>
+      </w:pPr>
+      <w:r>
+        <w:rPr>
+          <w:b/>
+          <w:bCs/>
+          <w:u w:val="single"/>
+        </w:rPr>
+        <w:t>TEMA: Renderizado de Propiedades de Objetos Anidados</w:t>
+      </w:r>
+      <w:r>
+        <w:rPr>
+          <w:u w:val="single"/>
+        </w:rPr>
+        <w:t xml:space="preserve"> </w:t>
+      </w:r>
+    </w:p>
+    <w:p>
+      <w:pPr>
+        <w:numPr>
+          <w:ilvl w:val="0"/>
+          <w:numId w:val="6"/>
+        </w:numPr>
+      </w:pPr>
+      <w:r>
+        <w:rPr>
+          <w:b/>
+          <w:bCs/>
+        </w:rPr>
+        <w:t xml:space="preserve">El problema del </w:t>
+      </w:r>
+      <w:proofErr w:type="spellStart"/>
+      <w:r>
+        <w:rPr>
+          <w:b/>
+          <w:bCs/>
+        </w:rPr>
+        <w:t>GridView</w:t>
+      </w:r>
+      <w:proofErr w:type="spellEnd"/>
+      <w:r>
+        <w:rPr>
+          <w:b/>
+          <w:bCs/>
+        </w:rPr>
+        <w:t>:</w:t>
+      </w:r>
+      <w:r>
+        <w:t xml:space="preserve"> Al asignar una lista de objetos como </w:t>
+      </w:r>
+      <w:proofErr w:type="spellStart"/>
+      <w:r>
+        <w:t>DataSource</w:t>
+      </w:r>
+      <w:proofErr w:type="spellEnd"/>
+      <w:r>
+        <w:t>, el control solo puede generar columnas automáticas para propiedades de tipos simples (</w:t>
+      </w:r>
+      <w:proofErr w:type="spellStart"/>
+      <w:r>
+        <w:t>int</w:t>
+      </w:r>
+      <w:proofErr w:type="spellEnd"/>
+      <w:r>
+        <w:t xml:space="preserve">, </w:t>
+      </w:r>
+      <w:proofErr w:type="spellStart"/>
+      <w:r>
+        <w:t>string</w:t>
+      </w:r>
+      <w:proofErr w:type="spellEnd"/>
+      <w:r>
+        <w:t xml:space="preserve">, </w:t>
+      </w:r>
+      <w:proofErr w:type="spellStart"/>
+      <w:r>
+        <w:t>bool</w:t>
+      </w:r>
+      <w:proofErr w:type="spellEnd"/>
+      <w:r>
+        <w:t>). Si el objeto tiene una propiedad que es otro objeto (</w:t>
+      </w:r>
+      <w:proofErr w:type="spellStart"/>
+      <w:r>
+        <w:t>ej</w:t>
+      </w:r>
+      <w:proofErr w:type="spellEnd"/>
+      <w:r>
+        <w:t xml:space="preserve">: </w:t>
+      </w:r>
+      <w:proofErr w:type="spellStart"/>
+      <w:r>
+        <w:t>Pokemon.Tipo</w:t>
+      </w:r>
+      <w:proofErr w:type="spellEnd"/>
+      <w:r>
+        <w:t xml:space="preserve">), el </w:t>
+      </w:r>
+      <w:proofErr w:type="spellStart"/>
+      <w:r>
+        <w:t>GridView</w:t>
+      </w:r>
+      <w:proofErr w:type="spellEnd"/>
+      <w:r>
+        <w:t xml:space="preserve"> no sabe qué propiedad mostrar de ese objeto secundario.</w:t>
+      </w:r>
+    </w:p>
+    <w:p>
+      <w:pPr>
+        <w:numPr>
+          <w:ilvl w:val="0"/>
+          <w:numId w:val="6"/>
+        </w:numPr>
+      </w:pPr>
+      <w:r>
+        <w:rPr>
+          <w:b/>
+          <w:bCs/>
+        </w:rPr>
+        <w:t xml:space="preserve">La Solución (Manual </w:t>
+      </w:r>
+      <w:proofErr w:type="spellStart"/>
+      <w:r>
+        <w:rPr>
+          <w:b/>
+          <w:bCs/>
+        </w:rPr>
+        <w:t>Binding</w:t>
+      </w:r>
+      <w:proofErr w:type="spellEnd"/>
+      <w:r>
+        <w:rPr>
+          <w:b/>
+          <w:bCs/>
+        </w:rPr>
+        <w:t>):</w:t>
+      </w:r>
+      <w:r>
+        <w:t xml:space="preserve"> Se debe establecer </w:t>
+      </w:r>
+      <w:proofErr w:type="spellStart"/>
+      <w:r>
+        <w:t>AutoGenerateColumns</w:t>
+      </w:r>
+      <w:proofErr w:type="spellEnd"/>
+      <w:r>
+        <w:t>="false". Esto obliga al desarrollador a definir cada columna mediante &lt;</w:t>
+      </w:r>
+      <w:proofErr w:type="spellStart"/>
+      <w:proofErr w:type="gramStart"/>
+      <w:r>
+        <w:t>asp:BoundField</w:t>
+      </w:r>
+      <w:proofErr w:type="spellEnd"/>
+      <w:proofErr w:type="gramEnd"/>
+      <w:r>
+        <w:t>&gt;.</w:t>
+      </w:r>
+    </w:p>
+    <w:p>
+      <w:pPr>
+        <w:numPr>
+          <w:ilvl w:val="0"/>
+          <w:numId w:val="6"/>
+        </w:numPr>
+      </w:pPr>
+      <w:r>
+        <w:rPr>
+          <w:b/>
+          <w:bCs/>
+        </w:rPr>
+        <w:lastRenderedPageBreak/>
+        <w:t xml:space="preserve">Notación de Punto en </w:t>
+      </w:r>
+      <w:proofErr w:type="spellStart"/>
+      <w:r>
+        <w:rPr>
+          <w:b/>
+          <w:bCs/>
+        </w:rPr>
+        <w:t>DataField</w:t>
+      </w:r>
+      <w:proofErr w:type="spellEnd"/>
+      <w:r>
+        <w:rPr>
+          <w:b/>
+          <w:bCs/>
+        </w:rPr>
+        <w:t>:</w:t>
+      </w:r>
+      <w:r>
+        <w:t xml:space="preserve"> ASP.NET permite acceder a </w:t>
+      </w:r>
+      <w:proofErr w:type="spellStart"/>
+      <w:r>
+        <w:t>sub-propiedades</w:t>
+      </w:r>
+      <w:proofErr w:type="spellEnd"/>
+      <w:r>
+        <w:t xml:space="preserve"> utilizando la sintaxis de punto dentro del atributo </w:t>
+      </w:r>
+      <w:proofErr w:type="spellStart"/>
+      <w:r>
+        <w:t>DataField</w:t>
+      </w:r>
+      <w:proofErr w:type="spellEnd"/>
+      <w:r>
+        <w:t xml:space="preserve"> (</w:t>
+      </w:r>
+      <w:proofErr w:type="spellStart"/>
+      <w:r>
+        <w:t>ej</w:t>
+      </w:r>
+      <w:proofErr w:type="spellEnd"/>
+      <w:r>
+        <w:t xml:space="preserve">: </w:t>
+      </w:r>
+      <w:proofErr w:type="spellStart"/>
+      <w:r>
+        <w:t>DataField</w:t>
+      </w:r>
+      <w:proofErr w:type="spellEnd"/>
+      <w:r>
+        <w:t>="</w:t>
+      </w:r>
+      <w:proofErr w:type="spellStart"/>
+      <w:r>
+        <w:t>Tipo.Descripcion</w:t>
+      </w:r>
+      <w:proofErr w:type="spellEnd"/>
+      <w:r>
+        <w:t>"). Esto permite que la grilla navegue por la jerarquía de objetos y extraiga el valor de texto deseado para mostrarlo en la tabla HTML.</w:t>
+      </w:r>
+    </w:p>
+    <w:p/>
+    <w:p/>
+    <w:p/>
+    <w:p>
+      <w:pPr>
+        <w:rPr>
+          <w:u w:val="single"/>
+        </w:rPr>
+      </w:pPr>
+      <w:r>
+        <w:rPr>
+          <w:b/>
+          <w:bCs/>
+          <w:u w:val="single"/>
+        </w:rPr>
+        <w:t>TEMA: Renderizado Dinámico mediante Inyección de Código (</w:t>
+      </w:r>
+      <w:proofErr w:type="spellStart"/>
+      <w:r>
+        <w:rPr>
+          <w:b/>
+          <w:bCs/>
+          <w:u w:val="single"/>
+        </w:rPr>
+        <w:t>Inline</w:t>
+      </w:r>
+      <w:proofErr w:type="spellEnd"/>
+      <w:r>
+        <w:rPr>
+          <w:b/>
+          <w:bCs/>
+          <w:u w:val="single"/>
+        </w:rPr>
+        <w:t xml:space="preserve"> </w:t>
+      </w:r>
+      <w:proofErr w:type="spellStart"/>
+      <w:r>
+        <w:rPr>
+          <w:b/>
+          <w:bCs/>
+          <w:u w:val="single"/>
+        </w:rPr>
+        <w:t>Code</w:t>
+      </w:r>
+      <w:proofErr w:type="spellEnd"/>
+      <w:r>
+        <w:rPr>
+          <w:b/>
+          <w:bCs/>
+          <w:u w:val="single"/>
+        </w:rPr>
+        <w:t>)</w:t>
+      </w:r>
+    </w:p>
+    <w:p>
+      <w:pPr>
+        <w:numPr>
+          <w:ilvl w:val="0"/>
+          <w:numId w:val="4"/>
+        </w:numPr>
+      </w:pPr>
+      <w:r>
+        <w:rPr>
+          <w:b/>
+          <w:bCs/>
+        </w:rPr>
+        <w:t>Limitaciones de los Controles de Servidor:</w:t>
+      </w:r>
+      <w:r>
+        <w:t xml:space="preserve"> Mientras que los controles como </w:t>
+      </w:r>
+      <w:proofErr w:type="spellStart"/>
+      <w:r>
+        <w:t>GridView</w:t>
+      </w:r>
+      <w:proofErr w:type="spellEnd"/>
+      <w:r>
+        <w:t xml:space="preserve"> facilitan el enlace de datos (</w:t>
+      </w:r>
+      <w:proofErr w:type="spellStart"/>
+      <w:r>
+        <w:t>DataBinding</w:t>
+      </w:r>
+      <w:proofErr w:type="spellEnd"/>
+      <w:r>
+        <w:t xml:space="preserve">), suelen ser rígidos en cuanto a la estructura HTML que generan (tablas &lt;table&gt;). Para interfaces orientadas al usuario final (como catálogos o galerías), se requiere un control total sobre el HTML </w:t>
+      </w:r>
+      <w:proofErr w:type="gramStart"/>
+      <w:r>
+        <w:t>generado .</w:t>
+      </w:r>
+      <w:proofErr w:type="gramEnd"/>
+    </w:p>
+    <w:p>
+      <w:pPr>
+        <w:numPr>
+          <w:ilvl w:val="0"/>
+          <w:numId w:val="4"/>
+        </w:numPr>
+      </w:pPr>
+      <w:r>
+        <w:rPr>
+          <w:b/>
+          <w:bCs/>
+        </w:rPr>
+        <w:t>Etiquetas de Inyección (&lt;% %&gt;):</w:t>
+      </w:r>
+      <w:r>
+        <w:t xml:space="preserve"> ASP.NET </w:t>
+      </w:r>
+      <w:proofErr w:type="spellStart"/>
+      <w:r>
+        <w:t>WebForms</w:t>
+      </w:r>
+      <w:proofErr w:type="spellEnd"/>
+      <w:r>
+        <w:t xml:space="preserve"> permite incrustar bloques de código C# directamente en el archivo .</w:t>
+      </w:r>
+      <w:proofErr w:type="spellStart"/>
+      <w:r>
+        <w:t>aspx</w:t>
+      </w:r>
+      <w:proofErr w:type="spellEnd"/>
+      <w:r>
+        <w:t xml:space="preserve">. El motor de renderizado ejecuta este código en el servidor antes de enviar el HTML al </w:t>
+      </w:r>
+      <w:proofErr w:type="gramStart"/>
+      <w:r>
+        <w:t>cliente .</w:t>
+      </w:r>
+      <w:proofErr w:type="gramEnd"/>
+    </w:p>
+    <w:p>
+      <w:pPr>
+        <w:numPr>
+          <w:ilvl w:val="0"/>
+          <w:numId w:val="4"/>
+        </w:numPr>
+      </w:pPr>
+      <w:r>
+        <w:rPr>
+          <w:b/>
+          <w:bCs/>
+        </w:rPr>
+        <w:t xml:space="preserve">El patrón </w:t>
+      </w:r>
+      <w:proofErr w:type="spellStart"/>
+      <w:r>
+        <w:rPr>
+          <w:b/>
+          <w:bCs/>
+        </w:rPr>
+        <w:t>foreach</w:t>
+      </w:r>
+      <w:proofErr w:type="spellEnd"/>
+      <w:r>
+        <w:rPr>
+          <w:b/>
+          <w:bCs/>
+        </w:rPr>
+        <w:t>:</w:t>
+      </w:r>
+      <w:r>
+        <w:t xml:space="preserve"> Al envolver un bloque de HTML dentro de un bucle </w:t>
+      </w:r>
+      <w:proofErr w:type="spellStart"/>
+      <w:r>
+        <w:t>foreach</w:t>
+      </w:r>
+      <w:proofErr w:type="spellEnd"/>
+      <w:r>
+        <w:t xml:space="preserve"> de C# (&lt;% </w:t>
+      </w:r>
+      <w:proofErr w:type="spellStart"/>
+      <w:r>
+        <w:t>foreach</w:t>
+      </w:r>
+      <w:proofErr w:type="spellEnd"/>
+      <w:r>
+        <w:t xml:space="preserve"> (</w:t>
+      </w:r>
+      <w:proofErr w:type="spellStart"/>
+      <w:r>
+        <w:t>var</w:t>
+      </w:r>
+      <w:proofErr w:type="spellEnd"/>
+      <w:r>
+        <w:t xml:space="preserve"> </w:t>
+      </w:r>
+      <w:proofErr w:type="spellStart"/>
+      <w:r>
+        <w:t>item</w:t>
+      </w:r>
+      <w:proofErr w:type="spellEnd"/>
+      <w:r>
+        <w:t xml:space="preserve"> in </w:t>
+      </w:r>
+      <w:proofErr w:type="spellStart"/>
+      <w:r>
+        <w:t>Coleccion</w:t>
+      </w:r>
+      <w:proofErr w:type="spellEnd"/>
+      <w:r>
+        <w:t xml:space="preserve">) </w:t>
+      </w:r>
+      <w:proofErr w:type="gramStart"/>
+      <w:r>
+        <w:t>{ %</w:t>
+      </w:r>
+      <w:proofErr w:type="gramEnd"/>
+      <w:r>
+        <w:t>&gt; ... HTML ... &lt;% } %&gt;), el servidor repite ese fragmento HTML por cada elemento de la colección.</w:t>
+      </w:r>
+    </w:p>
+    <w:p>
+      <w:pPr>
+        <w:numPr>
+          <w:ilvl w:val="0"/>
+          <w:numId w:val="4"/>
+        </w:numPr>
+      </w:pPr>
+      <w:r>
+        <w:rPr>
+          <w:b/>
+          <w:bCs/>
+        </w:rPr>
+        <w:t>Evaluación de Expresiones (&lt;%= %&gt;):</w:t>
+      </w:r>
+      <w:r>
+        <w:t xml:space="preserve"> Esta variante de la etiqueta se utiliza específicamente para imprimir (renderizar) el valor de una variable o propiedad de C# dentro del flujo del HTML (equivalente a </w:t>
+      </w:r>
+      <w:proofErr w:type="spellStart"/>
+      <w:r>
+        <w:t>Response.Write</w:t>
+      </w:r>
+      <w:proofErr w:type="spellEnd"/>
+      <w:r>
+        <w:t>()).</w:t>
+      </w:r>
+    </w:p>
+    <w:p/>
+    <w:p>
+      <w:r>
+        <w:rPr>
+          <w:b/>
+          <w:bCs/>
+        </w:rPr>
+        <w:t xml:space="preserve">TEMA: Control de Servidor </w:t>
+      </w:r>
+      <w:proofErr w:type="spellStart"/>
+      <w:r>
+        <w:rPr>
+          <w:b/>
+          <w:bCs/>
+        </w:rPr>
+        <w:t>Repeater</w:t>
+      </w:r>
+      <w:proofErr w:type="spellEnd"/>
+      <w:r>
+        <w:rPr>
+          <w:b/>
+          <w:bCs/>
+        </w:rPr>
+        <w:t xml:space="preserve"> en ASP.NET</w:t>
+      </w:r>
+    </w:p>
+    <w:p>
+      <w:pPr>
+        <w:numPr>
+          <w:ilvl w:val="0"/>
+          <w:numId w:val="7"/>
+        </w:numPr>
+      </w:pPr>
+      <w:r>
+        <w:rPr>
+          <w:b/>
+          <w:bCs/>
+        </w:rPr>
+        <w:t>Estructura y Renderizado:</w:t>
+      </w:r>
+      <w:r>
+        <w:t xml:space="preserve"> El control </w:t>
+      </w:r>
+      <w:proofErr w:type="spellStart"/>
+      <w:r>
+        <w:t>Repeater</w:t>
+      </w:r>
+      <w:proofErr w:type="spellEnd"/>
+      <w:r>
+        <w:t xml:space="preserve"> es el control de enlace de datos más básico y flexible en ASP.NET. A diferencia del </w:t>
+      </w:r>
+      <w:proofErr w:type="spellStart"/>
+      <w:r>
+        <w:t>GridView</w:t>
+      </w:r>
+      <w:proofErr w:type="spellEnd"/>
+      <w:r>
+        <w:t xml:space="preserve">, no genera ningún HTML por defecto (ni tablas ni </w:t>
+      </w:r>
+      <w:proofErr w:type="spellStart"/>
+      <w:r>
+        <w:t>divs</w:t>
+      </w:r>
+      <w:proofErr w:type="spellEnd"/>
+      <w:r>
+        <w:t>). Su estructura se define estrictamente a través de plantillas (</w:t>
+      </w:r>
+      <w:proofErr w:type="spellStart"/>
+      <w:r>
+        <w:t>templates</w:t>
+      </w:r>
+      <w:proofErr w:type="spellEnd"/>
+      <w:r>
+        <w:t>), siendo &lt;</w:t>
+      </w:r>
+      <w:proofErr w:type="spellStart"/>
+      <w:r>
+        <w:t>ItemTemplate</w:t>
+      </w:r>
+      <w:proofErr w:type="spellEnd"/>
+      <w:r>
+        <w:t xml:space="preserve">&gt; la única obligatoria para definir el contenido </w:t>
+      </w:r>
+      <w:proofErr w:type="gramStart"/>
+      <w:r>
+        <w:t>repetitivo .</w:t>
+      </w:r>
+      <w:proofErr w:type="gramEnd"/>
+    </w:p>
+    <w:p>
+      <w:pPr>
+        <w:numPr>
+          <w:ilvl w:val="0"/>
+          <w:numId w:val="7"/>
+        </w:numPr>
+      </w:pPr>
+      <w:r>
+        <w:rPr>
+          <w:b/>
+          <w:bCs/>
+        </w:rPr>
+        <w:t>Enlace de Datos Bidireccional (&lt;%# %&gt;):</w:t>
+      </w:r>
+      <w:r>
+        <w:t xml:space="preserve"> La sintaxis &lt;%# ... %&gt; indica una expresión de enlace de datos (</w:t>
+      </w:r>
+      <w:proofErr w:type="spellStart"/>
+      <w:r>
+        <w:t>DataBinding</w:t>
+      </w:r>
+      <w:proofErr w:type="spellEnd"/>
+      <w:r>
+        <w:t xml:space="preserve"> </w:t>
+      </w:r>
+      <w:proofErr w:type="spellStart"/>
+      <w:r>
+        <w:t>expression</w:t>
+      </w:r>
+      <w:proofErr w:type="spellEnd"/>
+      <w:r>
+        <w:t xml:space="preserve">). A diferencia del </w:t>
+      </w:r>
+      <w:proofErr w:type="spellStart"/>
+      <w:r>
+        <w:t>foreach</w:t>
+      </w:r>
+      <w:proofErr w:type="spellEnd"/>
+      <w:r>
+        <w:t xml:space="preserve"> que usa código C# </w:t>
+      </w:r>
+      <w:proofErr w:type="spellStart"/>
+      <w:r>
+        <w:t>inline</w:t>
+      </w:r>
+      <w:proofErr w:type="spellEnd"/>
+      <w:r>
+        <w:t xml:space="preserve">, el </w:t>
+      </w:r>
+      <w:proofErr w:type="spellStart"/>
+      <w:r>
+        <w:t>Repeater</w:t>
+      </w:r>
+      <w:proofErr w:type="spellEnd"/>
+      <w:r>
+        <w:t xml:space="preserve"> procesa estas expresiones cuando se invoca el método </w:t>
+      </w:r>
+      <w:proofErr w:type="spellStart"/>
+      <w:proofErr w:type="gramStart"/>
+      <w:r>
+        <w:t>DataBind</w:t>
+      </w:r>
+      <w:proofErr w:type="spellEnd"/>
+      <w:r>
+        <w:t>(</w:t>
+      </w:r>
+      <w:proofErr w:type="gramEnd"/>
+      <w:r>
+        <w:t>) en el servidor .</w:t>
+      </w:r>
+    </w:p>
+    <w:p>
+      <w:pPr>
+        <w:numPr>
+          <w:ilvl w:val="0"/>
+          <w:numId w:val="7"/>
+        </w:numPr>
+      </w:pPr>
+      <w:r>
+        <w:rPr>
+          <w:b/>
+          <w:bCs/>
+        </w:rPr>
+        <w:t xml:space="preserve">Método </w:t>
+      </w:r>
+      <w:proofErr w:type="spellStart"/>
+      <w:proofErr w:type="gramStart"/>
+      <w:r>
+        <w:rPr>
+          <w:b/>
+          <w:bCs/>
+        </w:rPr>
+        <w:t>Eval</w:t>
+      </w:r>
+      <w:proofErr w:type="spellEnd"/>
+      <w:r>
+        <w:rPr>
+          <w:b/>
+          <w:bCs/>
+        </w:rPr>
+        <w:t>(</w:t>
+      </w:r>
+      <w:proofErr w:type="gramEnd"/>
+      <w:r>
+        <w:rPr>
+          <w:b/>
+          <w:bCs/>
+        </w:rPr>
+        <w:t>):</w:t>
+      </w:r>
+      <w:r>
+        <w:t xml:space="preserve"> Es una función optimizada que utiliza reflexión (</w:t>
+      </w:r>
+      <w:proofErr w:type="spellStart"/>
+      <w:r>
+        <w:t>Reflection</w:t>
+      </w:r>
+      <w:proofErr w:type="spellEnd"/>
+      <w:r>
+        <w:t>) para evaluar en tiempo de ejecución (</w:t>
+      </w:r>
+      <w:proofErr w:type="spellStart"/>
+      <w:r>
+        <w:t>runtime</w:t>
+      </w:r>
+      <w:proofErr w:type="spellEnd"/>
+      <w:r>
+        <w:t xml:space="preserve">) las propiedades del objeto de datos subyacente que el </w:t>
+      </w:r>
+      <w:proofErr w:type="spellStart"/>
+      <w:r>
+        <w:t>Repeater</w:t>
+      </w:r>
+      <w:proofErr w:type="spellEnd"/>
+      <w:r>
+        <w:t xml:space="preserve"> está iterando en ese momento. Se debe pasar el nombre de la propiedad exactamente como está definida en la clase C# (</w:t>
+      </w:r>
+      <w:proofErr w:type="spellStart"/>
+      <w:r>
+        <w:t>ej</w:t>
+      </w:r>
+      <w:proofErr w:type="spellEnd"/>
+      <w:r>
+        <w:t xml:space="preserve">: &lt;%# </w:t>
+      </w:r>
+      <w:proofErr w:type="spellStart"/>
+      <w:r>
+        <w:t>Eval</w:t>
+      </w:r>
+      <w:proofErr w:type="spellEnd"/>
+      <w:r>
+        <w:t>("</w:t>
+      </w:r>
+      <w:proofErr w:type="spellStart"/>
+      <w:r>
+        <w:t>Descripcion</w:t>
+      </w:r>
+      <w:proofErr w:type="spellEnd"/>
+      <w:r>
+        <w:t>") %&gt;</w:t>
+      </w:r>
+      <w:proofErr w:type="gramStart"/>
+      <w:r>
+        <w:t>) .</w:t>
+      </w:r>
+      <w:proofErr w:type="gramEnd"/>
+    </w:p>
+    <w:p/>
+    <w:p/>
+    <w:p/>
+    <w:p/>
+    <w:p>
+      <w:r>
+        <w:rPr>
+          <w:b/>
+          <w:bCs/>
+        </w:rPr>
+        <w:t xml:space="preserve">TEMA: Eventos y Propiedad </w:t>
+      </w:r>
+      <w:proofErr w:type="spellStart"/>
+      <w:r>
+        <w:rPr>
+          <w:b/>
+          <w:bCs/>
+        </w:rPr>
+        <w:t>CommandArgument</w:t>
+      </w:r>
+      <w:proofErr w:type="spellEnd"/>
+      <w:r>
+        <w:rPr>
+          <w:b/>
+          <w:bCs/>
+        </w:rPr>
+        <w:t xml:space="preserve"> en Controles de Datos</w:t>
+      </w:r>
+    </w:p>
+    <w:p>
+      <w:pPr>
+        <w:numPr>
+          <w:ilvl w:val="0"/>
+          <w:numId w:val="8"/>
+        </w:numPr>
+      </w:pPr>
+      <w:r>
+        <w:rPr>
+          <w:b/>
+          <w:bCs/>
+        </w:rPr>
+        <w:t xml:space="preserve">El parámetro </w:t>
+      </w:r>
+      <w:proofErr w:type="spellStart"/>
+      <w:r>
+        <w:rPr>
+          <w:b/>
+          <w:bCs/>
+        </w:rPr>
+        <w:t>sender</w:t>
+      </w:r>
+      <w:proofErr w:type="spellEnd"/>
+      <w:r>
+        <w:rPr>
+          <w:b/>
+          <w:bCs/>
+        </w:rPr>
+        <w:t>:</w:t>
+      </w:r>
+      <w:r>
+        <w:t xml:space="preserve"> En los manejadores de eventos (</w:t>
+      </w:r>
+      <w:proofErr w:type="spellStart"/>
+      <w:r>
+        <w:t>Event</w:t>
+      </w:r>
+      <w:proofErr w:type="spellEnd"/>
+      <w:r>
+        <w:t xml:space="preserve"> </w:t>
+      </w:r>
+      <w:proofErr w:type="spellStart"/>
+      <w:r>
+        <w:t>Handlers</w:t>
+      </w:r>
+      <w:proofErr w:type="spellEnd"/>
+      <w:r>
+        <w:t xml:space="preserve">) de C#, el parámetro </w:t>
+      </w:r>
+      <w:proofErr w:type="spellStart"/>
+      <w:r>
+        <w:t>object</w:t>
+      </w:r>
+      <w:proofErr w:type="spellEnd"/>
+      <w:r>
+        <w:t xml:space="preserve"> </w:t>
+      </w:r>
+      <w:proofErr w:type="spellStart"/>
+      <w:r>
+        <w:t>sender</w:t>
+      </w:r>
+      <w:proofErr w:type="spellEnd"/>
+      <w:r>
+        <w:t xml:space="preserve"> contiene la referencia exacta al control de la interfaz que desencadenó la acción.</w:t>
+      </w:r>
+    </w:p>
+    <w:p>
+      <w:pPr>
+        <w:numPr>
+          <w:ilvl w:val="0"/>
+          <w:numId w:val="8"/>
+        </w:numPr>
+      </w:pPr>
+      <w:r>
+        <w:rPr>
+          <w:b/>
+          <w:bCs/>
+        </w:rPr>
+        <w:t>Casting de Controles:</w:t>
+      </w:r>
+      <w:r>
+        <w:t xml:space="preserve"> Dado que </w:t>
+      </w:r>
+      <w:proofErr w:type="spellStart"/>
+      <w:r>
+        <w:t>sender</w:t>
+      </w:r>
+      <w:proofErr w:type="spellEnd"/>
+      <w:r>
+        <w:t xml:space="preserve"> es del tipo genérico </w:t>
+      </w:r>
+      <w:proofErr w:type="spellStart"/>
+      <w:r>
+        <w:t>object</w:t>
+      </w:r>
+      <w:proofErr w:type="spellEnd"/>
+      <w:r>
+        <w:t xml:space="preserve">, no expone propiedades específicas (como Text o </w:t>
+      </w:r>
+      <w:proofErr w:type="spellStart"/>
+      <w:r>
+        <w:t>CommandArgument</w:t>
+      </w:r>
+      <w:proofErr w:type="spellEnd"/>
+      <w:r>
+        <w:t>). Es necesario realizar un casteo explícito (</w:t>
+      </w:r>
+      <w:proofErr w:type="spellStart"/>
+      <w:r>
+        <w:t>ej</w:t>
+      </w:r>
+      <w:proofErr w:type="spellEnd"/>
+      <w:r>
+        <w:t>: ((</w:t>
+      </w:r>
+      <w:proofErr w:type="spellStart"/>
+      <w:r>
+        <w:t>Button</w:t>
+      </w:r>
+      <w:proofErr w:type="spellEnd"/>
+      <w:r>
+        <w:t>)</w:t>
+      </w:r>
+      <w:proofErr w:type="spellStart"/>
+      <w:r>
+        <w:t>sender</w:t>
+      </w:r>
+      <w:proofErr w:type="spellEnd"/>
+      <w:r>
+        <w:t xml:space="preserve">)) para que el compilador trate ese objeto como un botón y permita acceder a sus </w:t>
+      </w:r>
+      <w:proofErr w:type="gramStart"/>
+      <w:r>
+        <w:t>atributos .</w:t>
+      </w:r>
+      <w:proofErr w:type="gramEnd"/>
+    </w:p>
+    <w:p>
+      <w:pPr>
+        <w:numPr>
+          <w:ilvl w:val="0"/>
+          <w:numId w:val="8"/>
+        </w:numPr>
+      </w:pPr>
+      <w:r>
+        <w:rPr>
+          <w:b/>
+          <w:bCs/>
+        </w:rPr>
+        <w:t xml:space="preserve">Propiedad </w:t>
+      </w:r>
+      <w:proofErr w:type="spellStart"/>
+      <w:r>
+        <w:rPr>
+          <w:b/>
+          <w:bCs/>
+        </w:rPr>
+        <w:t>CommandArgument</w:t>
+      </w:r>
+      <w:proofErr w:type="spellEnd"/>
+      <w:r>
+        <w:rPr>
+          <w:b/>
+          <w:bCs/>
+        </w:rPr>
+        <w:t>:</w:t>
+      </w:r>
+      <w:r>
+        <w:t xml:space="preserve"> Es una propiedad clave en los controles de tipo </w:t>
+      </w:r>
+      <w:proofErr w:type="spellStart"/>
+      <w:r>
+        <w:t>Button</w:t>
+      </w:r>
+      <w:proofErr w:type="spellEnd"/>
+      <w:r>
+        <w:t xml:space="preserve"> o </w:t>
+      </w:r>
+      <w:proofErr w:type="spellStart"/>
+      <w:r>
+        <w:t>LinkButton</w:t>
+      </w:r>
+      <w:proofErr w:type="spellEnd"/>
+      <w:r>
+        <w:t xml:space="preserve"> de ASP.NET. Permite almacenar un valor dinámico (como la Clave Primaria o ID de un registro) directamente en el HTML del </w:t>
+      </w:r>
+      <w:proofErr w:type="gramStart"/>
+      <w:r>
+        <w:t>botón .</w:t>
+      </w:r>
+      <w:proofErr w:type="gramEnd"/>
+      <w:r>
+        <w:t xml:space="preserve"> Cuando el usuario hace clic, ese valor viaja automáticamente al servidor y puede ser recuperado en el evento </w:t>
+      </w:r>
+      <w:proofErr w:type="spellStart"/>
+      <w:r>
+        <w:t>OnClick</w:t>
+      </w:r>
+      <w:proofErr w:type="spellEnd"/>
+      <w:r>
+        <w:t xml:space="preserve"> o </w:t>
+      </w:r>
+      <w:proofErr w:type="spellStart"/>
+      <w:proofErr w:type="gramStart"/>
+      <w:r>
+        <w:t>OnCommand</w:t>
+      </w:r>
+      <w:proofErr w:type="spellEnd"/>
+      <w:r>
+        <w:t xml:space="preserve"> .</w:t>
+      </w:r>
+      <w:proofErr w:type="gramEnd"/>
+    </w:p>
+    <w:p>
+      <w:pPr>
+        <w:numPr>
+          <w:ilvl w:val="0"/>
+          <w:numId w:val="8"/>
+        </w:numPr>
+      </w:pPr>
+      <w:r>
+        <w:rPr>
+          <w:b/>
+          <w:bCs/>
+        </w:rPr>
+        <w:t xml:space="preserve">Protección del </w:t>
+      </w:r>
+      <w:proofErr w:type="spellStart"/>
+      <w:r>
+        <w:rPr>
+          <w:b/>
+          <w:bCs/>
+        </w:rPr>
+        <w:t>PostBack</w:t>
+      </w:r>
+      <w:proofErr w:type="spellEnd"/>
+      <w:r>
+        <w:rPr>
+          <w:b/>
+          <w:bCs/>
+        </w:rPr>
+        <w:t xml:space="preserve"> en </w:t>
+      </w:r>
+      <w:proofErr w:type="spellStart"/>
+      <w:r>
+        <w:rPr>
+          <w:b/>
+          <w:bCs/>
+        </w:rPr>
+        <w:t>Repeaters</w:t>
+      </w:r>
+      <w:proofErr w:type="spellEnd"/>
+      <w:r>
+        <w:rPr>
+          <w:b/>
+          <w:bCs/>
+        </w:rPr>
+        <w:t>:</w:t>
+      </w:r>
+      <w:r>
+        <w:t xml:space="preserve"> Si se vuelve a enlazar (</w:t>
+      </w:r>
+      <w:proofErr w:type="spellStart"/>
+      <w:r>
+        <w:t>DataBind</w:t>
+      </w:r>
+      <w:proofErr w:type="spellEnd"/>
+      <w:r>
+        <w:t xml:space="preserve">) un </w:t>
+      </w:r>
+      <w:proofErr w:type="spellStart"/>
+      <w:r>
+        <w:t>Repeater</w:t>
+      </w:r>
+      <w:proofErr w:type="spellEnd"/>
+      <w:r>
+        <w:t xml:space="preserve"> durante un </w:t>
+      </w:r>
+      <w:proofErr w:type="spellStart"/>
+      <w:r>
+        <w:t>PostBack</w:t>
+      </w:r>
+      <w:proofErr w:type="spellEnd"/>
+      <w:r>
+        <w:t xml:space="preserve"> (fuera de un bloque </w:t>
+      </w:r>
+      <w:proofErr w:type="spellStart"/>
+      <w:r>
+        <w:t>if</w:t>
+      </w:r>
+      <w:proofErr w:type="spellEnd"/>
+      <w:r>
+        <w:t xml:space="preserve"> </w:t>
+      </w:r>
+      <w:proofErr w:type="gramStart"/>
+      <w:r>
+        <w:t>(!</w:t>
+      </w:r>
+      <w:proofErr w:type="spellStart"/>
+      <w:r>
+        <w:t>IsPostBack</w:t>
+      </w:r>
+      <w:proofErr w:type="spellEnd"/>
+      <w:proofErr w:type="gramEnd"/>
+      <w:r>
+        <w:t xml:space="preserve">)), el ciclo de vida de la página destruirá y recreará todos los botones dinámicos antes de procesar el evento de clic, lo que anulará la acción del usuario. La carga de datos debe restringirse a la primera carga de la </w:t>
+      </w:r>
+      <w:proofErr w:type="gramStart"/>
+      <w:r>
+        <w:t>página .</w:t>
+      </w:r>
+      <w:proofErr w:type="gramEnd"/>
+    </w:p>
+    <w:p>
+      <w:pPr>
+        <w:numPr>
+          <w:ilvl w:val="0"/>
+          <w:numId w:val="8"/>
+        </w:numPr>
+        <w:rPr>
+          <w:b/>
+          <w:bCs/>
+        </w:rPr>
+      </w:pPr>
+      <w:r>
+        <w:rPr>
+          <w:b/>
+          <w:bCs/>
+        </w:rPr>
+        <w:t xml:space="preserve">Explicación del </w:t>
+      </w:r>
+      <w:proofErr w:type="spellStart"/>
+      <w:r>
+        <w:rPr>
+          <w:b/>
+          <w:bCs/>
+        </w:rPr>
+        <w:t>PostBack</w:t>
+      </w:r>
+      <w:proofErr w:type="spellEnd"/>
+      <w:r>
+        <w:rPr>
+          <w:b/>
+          <w:bCs/>
+        </w:rPr>
+        <w:t xml:space="preserve"> en </w:t>
+      </w:r>
+      <w:proofErr w:type="spellStart"/>
+      <w:r>
+        <w:rPr>
+          <w:b/>
+          <w:bCs/>
+        </w:rPr>
+        <w:t>Repeaters</w:t>
+      </w:r>
+      <w:proofErr w:type="spellEnd"/>
+      <w:r>
+        <w:rPr>
+          <w:b/>
+          <w:bCs/>
+        </w:rPr>
+        <w:t xml:space="preserve"> mejorado:</w:t>
+      </w:r>
+      <w:r>
+        <w:br/>
+      </w:r>
+      <w:r>
+        <w:rPr>
+          <w:b/>
+          <w:bCs/>
+        </w:rPr>
+        <w:t>El misterio del "Botón Fantasma" (El Ciclo de Vida de ASP.NET)</w:t>
+      </w:r>
+    </w:p>
+    <w:p>
+      <w:pPr>
+        <w:numPr>
+          <w:ilvl w:val="0"/>
+          <w:numId w:val="8"/>
+        </w:numPr>
+      </w:pPr>
+      <w:r>
+        <w:t>En las aplicaciones de escritorio, los botones siempre están ahí. Pero en la web (ASP.NET), la página "muere" cuando se envía al navegador del usuario, y "vuelve a nacer" en el servidor cada vez que el usuario hace un clic (</w:t>
+      </w:r>
+      <w:proofErr w:type="spellStart"/>
+      <w:r>
+        <w:t>PostBack</w:t>
+      </w:r>
+      <w:proofErr w:type="spellEnd"/>
+      <w:proofErr w:type="gramStart"/>
+      <w:r>
+        <w:t>) .</w:t>
+      </w:r>
+      <w:proofErr w:type="gramEnd"/>
+    </w:p>
+    <w:p>
+      <w:pPr>
+        <w:numPr>
+          <w:ilvl w:val="0"/>
+          <w:numId w:val="8"/>
+        </w:numPr>
+      </w:pPr>
+      <w:r>
+        <w:t xml:space="preserve">El ciclo de vida de la página tiene un orden estricto. Cuando </w:t>
+      </w:r>
+      <w:proofErr w:type="spellStart"/>
+      <w:r>
+        <w:t>hacés</w:t>
+      </w:r>
+      <w:proofErr w:type="spellEnd"/>
+      <w:r>
+        <w:t xml:space="preserve"> clic en el botón de un Pokémon, el servidor hace esto </w:t>
+      </w:r>
+      <w:r>
+        <w:rPr>
+          <w:b/>
+          <w:bCs/>
+        </w:rPr>
+        <w:t>en este orden exacto</w:t>
+      </w:r>
+      <w:r>
+        <w:t>:</w:t>
+      </w:r>
+    </w:p>
+    <w:p>
+      <w:pPr>
+        <w:numPr>
+          <w:ilvl w:val="0"/>
+          <w:numId w:val="8"/>
+        </w:numPr>
+      </w:pPr>
+      <w:r>
+        <w:rPr>
+          <w:b/>
+          <w:bCs/>
+        </w:rPr>
+        <w:t xml:space="preserve">Paso 1: </w:t>
+      </w:r>
+      <w:proofErr w:type="spellStart"/>
+      <w:r>
+        <w:rPr>
+          <w:b/>
+          <w:bCs/>
+        </w:rPr>
+        <w:t>Page_Load</w:t>
+      </w:r>
+      <w:proofErr w:type="spellEnd"/>
+      <w:r>
+        <w:t xml:space="preserve"> (Se ejecuta siempre, primero).</w:t>
+      </w:r>
+    </w:p>
+    <w:p>
+      <w:pPr>
+        <w:numPr>
+          <w:ilvl w:val="0"/>
+          <w:numId w:val="8"/>
+        </w:numPr>
+      </w:pPr>
+      <w:r>
+        <w:rPr>
+          <w:b/>
+          <w:bCs/>
+        </w:rPr>
+        <w:t>Paso 2: Eventos de los controles</w:t>
+      </w:r>
+      <w:r>
+        <w:t xml:space="preserve"> (Acá recién se ejecuta tu </w:t>
+      </w:r>
+      <w:proofErr w:type="spellStart"/>
+      <w:r>
+        <w:t>btnEjemplo_Click</w:t>
+      </w:r>
+      <w:proofErr w:type="spellEnd"/>
+      <w:r>
+        <w:t>).</w:t>
+      </w:r>
+    </w:p>
+    <w:p>
+      <w:pPr>
+        <w:numPr>
+          <w:ilvl w:val="0"/>
+          <w:numId w:val="8"/>
+        </w:numPr>
+      </w:pPr>
+      <w:r>
+        <w:rPr>
+          <w:b/>
+          <w:bCs/>
+        </w:rPr>
+        <w:t xml:space="preserve">¿Qué pasa si NO usamos el </w:t>
+      </w:r>
+      <w:proofErr w:type="spellStart"/>
+      <w:r>
+        <w:rPr>
+          <w:b/>
+          <w:bCs/>
+        </w:rPr>
+        <w:t>if</w:t>
+      </w:r>
+      <w:proofErr w:type="spellEnd"/>
+      <w:r>
+        <w:rPr>
+          <w:b/>
+          <w:bCs/>
+        </w:rPr>
+        <w:t xml:space="preserve"> </w:t>
+      </w:r>
+      <w:proofErr w:type="gramStart"/>
+      <w:r>
+        <w:rPr>
+          <w:b/>
+          <w:bCs/>
+        </w:rPr>
+        <w:t>(!</w:t>
+      </w:r>
+      <w:proofErr w:type="spellStart"/>
+      <w:r>
+        <w:rPr>
+          <w:b/>
+          <w:bCs/>
+        </w:rPr>
+        <w:t>IsPostBack</w:t>
+      </w:r>
+      <w:proofErr w:type="spellEnd"/>
+      <w:proofErr w:type="gramEnd"/>
+      <w:r>
+        <w:rPr>
+          <w:b/>
+          <w:bCs/>
+        </w:rPr>
+        <w:t>)?</w:t>
+      </w:r>
+    </w:p>
+    <w:p>
+      <w:pPr>
+        <w:numPr>
+          <w:ilvl w:val="0"/>
+          <w:numId w:val="8"/>
+        </w:numPr>
+      </w:pPr>
+      <w:proofErr w:type="spellStart"/>
+      <w:r>
+        <w:t>Imaginate</w:t>
+      </w:r>
+      <w:proofErr w:type="spellEnd"/>
+      <w:r>
+        <w:t xml:space="preserve"> que el </w:t>
+      </w:r>
+      <w:proofErr w:type="spellStart"/>
+      <w:r>
+        <w:t>Repeater</w:t>
+      </w:r>
+      <w:proofErr w:type="spellEnd"/>
+      <w:r>
+        <w:t xml:space="preserve"> es una casa de bloques de Lego que armaste con una lista. Cada tarjeta tiene un timbre (el botón).</w:t>
+      </w:r>
+    </w:p>
+    <w:p>
+      <w:pPr>
+        <w:numPr>
+          <w:ilvl w:val="0"/>
+          <w:numId w:val="8"/>
+        </w:numPr>
+      </w:pPr>
+      <w:proofErr w:type="spellStart"/>
+      <w:r>
+        <w:t>Hacés</w:t>
+      </w:r>
+      <w:proofErr w:type="spellEnd"/>
+      <w:r>
+        <w:t xml:space="preserve"> clic en el timbre del </w:t>
+      </w:r>
+      <w:proofErr w:type="spellStart"/>
+      <w:r>
+        <w:t>Charmander</w:t>
+      </w:r>
+      <w:proofErr w:type="spellEnd"/>
+      <w:r>
+        <w:t xml:space="preserve">. El navegador le avisa al servidor: </w:t>
+      </w:r>
+      <w:r>
+        <w:rPr>
+          <w:i/>
+          <w:iCs/>
+        </w:rPr>
+        <w:t xml:space="preserve">"Alguien tocó el timbre del </w:t>
+      </w:r>
+      <w:proofErr w:type="spellStart"/>
+      <w:r>
+        <w:rPr>
+          <w:i/>
+          <w:iCs/>
+        </w:rPr>
+        <w:t>Charmander</w:t>
+      </w:r>
+      <w:proofErr w:type="spellEnd"/>
+      <w:r>
+        <w:rPr>
+          <w:i/>
+          <w:iCs/>
+        </w:rPr>
+        <w:t>"</w:t>
+      </w:r>
+      <w:r>
+        <w:t>.</w:t>
+      </w:r>
+    </w:p>
+    <w:p>
+      <w:pPr>
+        <w:numPr>
+          <w:ilvl w:val="0"/>
+          <w:numId w:val="8"/>
+        </w:numPr>
+      </w:pPr>
+      <w:r>
+        <w:t xml:space="preserve">El servidor arranca y entra al </w:t>
+      </w:r>
+      <w:r>
+        <w:rPr>
+          <w:b/>
+          <w:bCs/>
+        </w:rPr>
+        <w:t>Paso 1 (</w:t>
+      </w:r>
+      <w:proofErr w:type="spellStart"/>
+      <w:r>
+        <w:rPr>
+          <w:b/>
+          <w:bCs/>
+        </w:rPr>
+        <w:t>Page_Load</w:t>
+      </w:r>
+      <w:proofErr w:type="spellEnd"/>
+      <w:r>
+        <w:rPr>
+          <w:b/>
+          <w:bCs/>
+        </w:rPr>
+        <w:t>)</w:t>
+      </w:r>
+      <w:r>
+        <w:t xml:space="preserve">. Como no le pusiste el </w:t>
+      </w:r>
+      <w:proofErr w:type="spellStart"/>
+      <w:r>
+        <w:t>if</w:t>
+      </w:r>
+      <w:proofErr w:type="spellEnd"/>
+      <w:r>
+        <w:t xml:space="preserve"> </w:t>
+      </w:r>
+      <w:proofErr w:type="gramStart"/>
+      <w:r>
+        <w:t>(!</w:t>
+      </w:r>
+      <w:proofErr w:type="spellStart"/>
+      <w:r>
+        <w:t>IsPostBack</w:t>
+      </w:r>
+      <w:proofErr w:type="spellEnd"/>
+      <w:proofErr w:type="gramEnd"/>
+      <w:r>
+        <w:t xml:space="preserve">), vuelve a ir a la base de datos y ejecuta </w:t>
+      </w:r>
+      <w:proofErr w:type="spellStart"/>
+      <w:r>
+        <w:t>repPokemons.DataBind</w:t>
+      </w:r>
+      <w:proofErr w:type="spellEnd"/>
+      <w:r>
+        <w:t>().</w:t>
+      </w:r>
+    </w:p>
+    <w:p>
+      <w:pPr>
+        <w:numPr>
+          <w:ilvl w:val="0"/>
+          <w:numId w:val="8"/>
+        </w:numPr>
+      </w:pPr>
+      <w:r>
+        <w:t xml:space="preserve">Al hacer </w:t>
+      </w:r>
+      <w:proofErr w:type="spellStart"/>
+      <w:proofErr w:type="gramStart"/>
+      <w:r>
+        <w:t>DataBind</w:t>
+      </w:r>
+      <w:proofErr w:type="spellEnd"/>
+      <w:r>
+        <w:t>(</w:t>
+      </w:r>
+      <w:proofErr w:type="gramEnd"/>
+      <w:r>
+        <w:t xml:space="preserve">), el servidor </w:t>
+      </w:r>
+      <w:r>
+        <w:rPr>
+          <w:b/>
+          <w:bCs/>
+        </w:rPr>
+        <w:t>destruye</w:t>
+      </w:r>
+      <w:r>
+        <w:t xml:space="preserve"> la casa de Lego anterior por completo y construye una casa totalmente nueva.</w:t>
+      </w:r>
+    </w:p>
+    <w:p>
+      <w:pPr>
+        <w:numPr>
+          <w:ilvl w:val="0"/>
+          <w:numId w:val="8"/>
+        </w:numPr>
+      </w:pPr>
+      <w:r>
+        <w:lastRenderedPageBreak/>
+        <w:t xml:space="preserve">El servidor pasa al </w:t>
+      </w:r>
+      <w:r>
+        <w:rPr>
+          <w:b/>
+          <w:bCs/>
+        </w:rPr>
+        <w:t>Paso 2 (El Evento)</w:t>
+      </w:r>
+      <w:r>
+        <w:t xml:space="preserve">. Busca el timbre original que mandó el mensaje para ejecutar el clic, pero dice: </w:t>
+      </w:r>
+      <w:r>
+        <w:rPr>
+          <w:i/>
+          <w:iCs/>
+        </w:rPr>
+        <w:t>"Momento, este timbre ya no existe, lo acabo de destruir y reemplazar por uno nuevo en el paso 1"</w:t>
+      </w:r>
+      <w:r>
+        <w:t xml:space="preserve">. Como el botón original desapareció de la memoria, el clic se ignora por completo y no hace </w:t>
+      </w:r>
+      <w:proofErr w:type="gramStart"/>
+      <w:r>
+        <w:t>nada .</w:t>
+      </w:r>
+      <w:proofErr w:type="gramEnd"/>
+      <w:r>
+        <w:t xml:space="preserve"> ¡De hecho, este fue exactamente el error que le pasó al profe en la clase antes de </w:t>
+      </w:r>
+      <w:proofErr w:type="gramStart"/>
+      <w:r>
+        <w:t>corregirlo !</w:t>
+      </w:r>
+      <w:proofErr w:type="gramEnd"/>
+    </w:p>
+    <w:p>
+      <w:pPr>
+        <w:numPr>
+          <w:ilvl w:val="0"/>
+          <w:numId w:val="8"/>
+        </w:numPr>
+      </w:pPr>
+      <w:r>
+        <w:rPr>
+          <w:b/>
+          <w:bCs/>
+        </w:rPr>
+        <w:t xml:space="preserve">La Solución: El escudo del </w:t>
+      </w:r>
+      <w:proofErr w:type="gramStart"/>
+      <w:r>
+        <w:rPr>
+          <w:b/>
+          <w:bCs/>
+        </w:rPr>
+        <w:t>(!</w:t>
+      </w:r>
+      <w:proofErr w:type="spellStart"/>
+      <w:r>
+        <w:rPr>
+          <w:b/>
+          <w:bCs/>
+        </w:rPr>
+        <w:t>IsPostBack</w:t>
+      </w:r>
+      <w:proofErr w:type="spellEnd"/>
+      <w:proofErr w:type="gramEnd"/>
+      <w:r>
+        <w:rPr>
+          <w:b/>
+          <w:bCs/>
+        </w:rPr>
+        <w:t>)</w:t>
+      </w:r>
+      <w:r>
+        <w:t xml:space="preserve"> Al envolver la carga de datos en ese </w:t>
+      </w:r>
+      <w:proofErr w:type="spellStart"/>
+      <w:r>
+        <w:t>if</w:t>
+      </w:r>
+      <w:proofErr w:type="spellEnd"/>
+      <w:r>
+        <w:t xml:space="preserve">, le decimos al servidor en el </w:t>
+      </w:r>
+      <w:r>
+        <w:rPr>
+          <w:b/>
+          <w:bCs/>
+        </w:rPr>
+        <w:t>Paso 1</w:t>
+      </w:r>
+      <w:r>
+        <w:t xml:space="preserve">: </w:t>
+      </w:r>
+      <w:r>
+        <w:rPr>
+          <w:i/>
+          <w:iCs/>
+        </w:rPr>
+        <w:t xml:space="preserve">"No destruyas ni reconstruyas el </w:t>
+      </w:r>
+      <w:proofErr w:type="spellStart"/>
+      <w:r>
+        <w:rPr>
+          <w:i/>
+          <w:iCs/>
+        </w:rPr>
+        <w:t>Repeater</w:t>
+      </w:r>
+      <w:proofErr w:type="spellEnd"/>
+      <w:r>
+        <w:rPr>
+          <w:i/>
+          <w:iCs/>
+        </w:rPr>
+        <w:t xml:space="preserve">. </w:t>
+      </w:r>
+      <w:proofErr w:type="spellStart"/>
+      <w:r>
+        <w:rPr>
+          <w:i/>
+          <w:iCs/>
+        </w:rPr>
+        <w:t>Usá</w:t>
+      </w:r>
+      <w:proofErr w:type="spellEnd"/>
+      <w:r>
+        <w:rPr>
+          <w:i/>
+          <w:iCs/>
+        </w:rPr>
+        <w:t xml:space="preserve"> el que ya tenías guardado en tu memoria interna"</w:t>
+      </w:r>
+      <w:r>
+        <w:t xml:space="preserve">. Así, cuando llega al </w:t>
+      </w:r>
+      <w:r>
+        <w:rPr>
+          <w:b/>
+          <w:bCs/>
+        </w:rPr>
+        <w:t>Paso 2</w:t>
+      </w:r>
+      <w:r>
+        <w:t xml:space="preserve">, el botón original sigue existiendo y el evento se dispara a la </w:t>
+      </w:r>
+      <w:proofErr w:type="gramStart"/>
+      <w:r>
+        <w:t>perfección .</w:t>
+      </w:r>
+      <w:proofErr w:type="gramEnd"/>
+    </w:p>
+    <w:p>
+      <w:pPr>
+        <w:ind w:left="720"/>
+      </w:pPr>
+      <w:r>
+        <w:rPr>
+          <w:b/>
+          <w:bCs/>
+        </w:rPr>
+        <w:t xml:space="preserve">TEMA: Patrones de Renderizado de Datos en ASP.NET </w:t>
+      </w:r>
+      <w:proofErr w:type="spellStart"/>
+      <w:r>
+        <w:rPr>
+          <w:b/>
+          <w:bCs/>
+        </w:rPr>
+        <w:t>WebForms</w:t>
+      </w:r>
+      <w:proofErr w:type="spellEnd"/>
+      <w:r>
+        <w:rPr>
+          <w:b/>
+          <w:bCs/>
+        </w:rPr>
+        <w:t xml:space="preserve"> (Análisis Comparativo)</w:t>
+      </w:r>
+    </w:p>
+    <w:p>
+      <w:pPr>
+        <w:ind w:left="720"/>
+      </w:pPr>
+      <w:r>
+        <w:t xml:space="preserve">La elección del control de presentación de datos no obedece a una regla estricta, sino que depende del diseño visual requerido y de la funcionalidad de la </w:t>
+      </w:r>
+      <w:proofErr w:type="gramStart"/>
+      <w:r>
+        <w:t>pantalla .</w:t>
+      </w:r>
+      <w:proofErr w:type="gramEnd"/>
+    </w:p>
+    <w:p>
+      <w:pPr>
+        <w:ind w:left="720"/>
+      </w:pPr>
+      <w:r>
+        <w:rPr>
+          <w:b/>
+          <w:bCs/>
+        </w:rPr>
+        <w:t xml:space="preserve">1. </w:t>
+      </w:r>
+      <w:proofErr w:type="spellStart"/>
+      <w:r>
+        <w:rPr>
+          <w:b/>
+          <w:bCs/>
+        </w:rPr>
+        <w:t>DataGridView</w:t>
+      </w:r>
+      <w:proofErr w:type="spellEnd"/>
+      <w:r>
+        <w:rPr>
+          <w:b/>
+          <w:bCs/>
+        </w:rPr>
+        <w:t xml:space="preserve"> (El Estándar Administrativo)</w:t>
+      </w:r>
+    </w:p>
+    <w:p>
+      <w:pPr>
+        <w:numPr>
+          <w:ilvl w:val="0"/>
+          <w:numId w:val="11"/>
+        </w:numPr>
+      </w:pPr>
+      <w:r>
+        <w:rPr>
+          <w:b/>
+          <w:bCs/>
+        </w:rPr>
+        <w:t>Uso ideal:</w:t>
+      </w:r>
+      <w:r>
+        <w:t xml:space="preserve"> Paneles de administración, sistemas de gestión (ABM / CRUD), reportes </w:t>
+      </w:r>
+      <w:proofErr w:type="gramStart"/>
+      <w:r>
+        <w:t>financieros .</w:t>
+      </w:r>
+      <w:proofErr w:type="gramEnd"/>
+    </w:p>
+    <w:p>
+      <w:pPr>
+        <w:numPr>
+          <w:ilvl w:val="0"/>
+          <w:numId w:val="11"/>
+        </w:numPr>
+      </w:pPr>
+      <w:r>
+        <w:rPr>
+          <w:b/>
+          <w:bCs/>
+        </w:rPr>
+        <w:t>Ventajas:</w:t>
+      </w:r>
+      <w:r>
+        <w:t xml:space="preserve"> Genera una estructura tabular (&lt;table&gt;) estructurada. Posee muchísima funcionalidad incorporada (paginación, ordenamiento, botones de comando en la misma fila) que ahorra tiempo de desarrollo para interfaces </w:t>
+      </w:r>
+      <w:proofErr w:type="gramStart"/>
+      <w:r>
+        <w:t>internas .</w:t>
+      </w:r>
+      <w:proofErr w:type="gramEnd"/>
+    </w:p>
+    <w:p>
+      <w:pPr>
+        <w:numPr>
+          <w:ilvl w:val="0"/>
+          <w:numId w:val="11"/>
+        </w:numPr>
+      </w:pPr>
+      <w:r>
+        <w:rPr>
+          <w:b/>
+          <w:bCs/>
+        </w:rPr>
+        <w:t>Desventajas:</w:t>
+      </w:r>
+      <w:r>
+        <w:t xml:space="preserve"> Es muy rígido visualmente. No sirve para diseños modernos orientados al cliente final (como catálogos de tarjetas, carruseles o banners</w:t>
+      </w:r>
+      <w:proofErr w:type="gramStart"/>
+      <w:r>
+        <w:t>) .</w:t>
+      </w:r>
+      <w:proofErr w:type="gramEnd"/>
+    </w:p>
+    <w:p>
+      <w:pPr>
+        <w:ind w:left="720"/>
+      </w:pPr>
+      <w:r>
+        <w:rPr>
+          <w:b/>
+          <w:bCs/>
+        </w:rPr>
+        <w:t xml:space="preserve">2. Inyección Dinámica con </w:t>
+      </w:r>
+      <w:proofErr w:type="spellStart"/>
+      <w:r>
+        <w:rPr>
+          <w:b/>
+          <w:bCs/>
+        </w:rPr>
+        <w:t>foreach</w:t>
+      </w:r>
+      <w:proofErr w:type="spellEnd"/>
+      <w:r>
+        <w:rPr>
+          <w:b/>
+          <w:bCs/>
+        </w:rPr>
+        <w:t xml:space="preserve"> (Máxima Versatilidad)</w:t>
+      </w:r>
+    </w:p>
+    <w:p>
+      <w:pPr>
+        <w:numPr>
+          <w:ilvl w:val="0"/>
+          <w:numId w:val="12"/>
+        </w:numPr>
+      </w:pPr>
+      <w:r>
+        <w:rPr>
+          <w:b/>
+          <w:bCs/>
+        </w:rPr>
+        <w:t>Uso ideal:</w:t>
+      </w:r>
+      <w:r>
+        <w:t xml:space="preserve"> Catálogos visuales y estructuras de datos jerárquicas o </w:t>
+      </w:r>
+      <w:proofErr w:type="gramStart"/>
+      <w:r>
+        <w:t>anidadas .</w:t>
+      </w:r>
+      <w:proofErr w:type="gramEnd"/>
+    </w:p>
+    <w:p>
+      <w:pPr>
+        <w:numPr>
+          <w:ilvl w:val="0"/>
+          <w:numId w:val="12"/>
+        </w:numPr>
+      </w:pPr>
+      <w:r>
+        <w:rPr>
+          <w:b/>
+          <w:bCs/>
+        </w:rPr>
+        <w:t>Ventajas:</w:t>
+      </w:r>
+      <w:r>
+        <w:t xml:space="preserve"> Es código C# nativo y puro. Su mayor ventaja competitiva es la capacidad de realizar </w:t>
+      </w:r>
+      <w:r>
+        <w:rPr>
+          <w:b/>
+          <w:bCs/>
+        </w:rPr>
+        <w:t>iteraciones anidadas</w:t>
+      </w:r>
+      <w:r>
+        <w:t xml:space="preserve"> fácilmente. Si un objeto tiene una lista dentro de otra lista (ej. Un </w:t>
+      </w:r>
+      <w:proofErr w:type="spellStart"/>
+      <w:r>
+        <w:t>Pokemon</w:t>
+      </w:r>
+      <w:proofErr w:type="spellEnd"/>
+      <w:r>
+        <w:t xml:space="preserve"> que tiene una lista de Debilidades), se puede anidar un </w:t>
+      </w:r>
+      <w:proofErr w:type="spellStart"/>
+      <w:r>
+        <w:t>foreach</w:t>
+      </w:r>
+      <w:proofErr w:type="spellEnd"/>
+      <w:r>
+        <w:t xml:space="preserve"> dentro de otro para dibujar elementos HTML </w:t>
+      </w:r>
+      <w:proofErr w:type="gramStart"/>
+      <w:r>
+        <w:t>complejos .</w:t>
+      </w:r>
+      <w:proofErr w:type="gramEnd"/>
+    </w:p>
+    <w:p>
+      <w:pPr>
+        <w:numPr>
+          <w:ilvl w:val="0"/>
+          <w:numId w:val="12"/>
+        </w:numPr>
+      </w:pPr>
+      <w:r>
+        <w:rPr>
+          <w:b/>
+          <w:bCs/>
+        </w:rPr>
+        <w:t>Desventajas:</w:t>
+      </w:r>
+      <w:r>
+        <w:t xml:space="preserve"> La sintaxis HTML queda un poco sucia ("código espagueti") y no permite manejar eventos de servidor en la misma página de forma nativa; requiere el envío de parámetros por URL a través de etiquetas &lt;a</w:t>
+      </w:r>
+      <w:proofErr w:type="gramStart"/>
+      <w:r>
+        <w:t>&gt; .</w:t>
+      </w:r>
+      <w:proofErr w:type="gramEnd"/>
+    </w:p>
+    <w:p>
+      <w:pPr>
+        <w:ind w:left="720"/>
+      </w:pPr>
+      <w:r>
+        <w:rPr>
+          <w:b/>
+          <w:bCs/>
+        </w:rPr>
+        <w:t>3. Control &lt;</w:t>
+      </w:r>
+      <w:proofErr w:type="spellStart"/>
+      <w:proofErr w:type="gramStart"/>
+      <w:r>
+        <w:rPr>
+          <w:b/>
+          <w:bCs/>
+        </w:rPr>
+        <w:t>asp:Repeater</w:t>
+      </w:r>
+      <w:proofErr w:type="spellEnd"/>
+      <w:proofErr w:type="gramEnd"/>
+      <w:r>
+        <w:rPr>
+          <w:b/>
+          <w:bCs/>
+        </w:rPr>
+        <w:t>&gt; (El Equilibrio)</w:t>
+      </w:r>
+    </w:p>
+    <w:p>
+      <w:pPr>
+        <w:numPr>
+          <w:ilvl w:val="0"/>
+          <w:numId w:val="13"/>
+        </w:numPr>
+      </w:pPr>
+      <w:r>
+        <w:rPr>
+          <w:b/>
+          <w:bCs/>
+        </w:rPr>
+        <w:t>Uso ideal:</w:t>
+      </w:r>
+      <w:r>
+        <w:t xml:space="preserve"> Catálogos interactivos, listas de productos con botones de acción rápida ("Agregar al carrito", "Marcar favorito"</w:t>
+      </w:r>
+      <w:proofErr w:type="gramStart"/>
+      <w:r>
+        <w:t>) .</w:t>
+      </w:r>
+      <w:proofErr w:type="gramEnd"/>
+    </w:p>
+    <w:p>
+      <w:pPr>
+        <w:numPr>
+          <w:ilvl w:val="0"/>
+          <w:numId w:val="13"/>
+        </w:numPr>
+      </w:pPr>
+      <w:r>
+        <w:rPr>
+          <w:b/>
+          <w:bCs/>
+        </w:rPr>
+        <w:t>Ventajas:</w:t>
+      </w:r>
+      <w:r>
+        <w:t xml:space="preserve"> HTML mucho más limpio en la capa de presentación mediante la función &lt;%# </w:t>
+      </w:r>
+      <w:proofErr w:type="spellStart"/>
+      <w:proofErr w:type="gramStart"/>
+      <w:r>
+        <w:t>Eval</w:t>
+      </w:r>
+      <w:proofErr w:type="spellEnd"/>
+      <w:r>
+        <w:t>(</w:t>
+      </w:r>
+      <w:proofErr w:type="gramEnd"/>
+      <w:r>
+        <w:t>) %&gt; . Su característica principal es la integración de controles de servidor (como &lt;</w:t>
+      </w:r>
+      <w:proofErr w:type="spellStart"/>
+      <w:proofErr w:type="gramStart"/>
+      <w:r>
+        <w:t>asp:Button</w:t>
+      </w:r>
+      <w:proofErr w:type="spellEnd"/>
+      <w:proofErr w:type="gramEnd"/>
+      <w:r>
+        <w:t>&gt;) que permiten capturar eventos (</w:t>
+      </w:r>
+      <w:proofErr w:type="spellStart"/>
+      <w:r>
+        <w:t>PostBacks</w:t>
+      </w:r>
+      <w:proofErr w:type="spellEnd"/>
+      <w:r>
+        <w:t>) y argumentos (</w:t>
+      </w:r>
+      <w:proofErr w:type="spellStart"/>
+      <w:r>
+        <w:t>CommandArgument</w:t>
+      </w:r>
+      <w:proofErr w:type="spellEnd"/>
+      <w:r>
+        <w:t xml:space="preserve">) en el </w:t>
+      </w:r>
+      <w:proofErr w:type="spellStart"/>
+      <w:r>
+        <w:t>Code-Behind</w:t>
+      </w:r>
+      <w:proofErr w:type="spellEnd"/>
+      <w:r>
+        <w:t xml:space="preserve"> de la misma página.</w:t>
+      </w:r>
+    </w:p>
+    <w:p>
+      <w:pPr>
+        <w:numPr>
+          <w:ilvl w:val="0"/>
+          <w:numId w:val="13"/>
+        </w:numPr>
+      </w:pPr>
+      <w:r>
+        <w:rPr>
+          <w:b/>
+          <w:bCs/>
+        </w:rPr>
+        <w:t>Desventajas:</w:t>
+      </w:r>
+      <w:r>
+        <w:t xml:space="preserve"> Dificulta la iteración de propiedades complejas anidadas (colecciones dentro de colecciones) en comparación con el </w:t>
+      </w:r>
+      <w:proofErr w:type="spellStart"/>
+      <w:r>
+        <w:t>foreach</w:t>
+      </w:r>
+      <w:proofErr w:type="spellEnd"/>
+      <w:r>
+        <w:t>.</w:t>
+      </w:r>
+    </w:p>
+    <w:p>
+      <w:pPr>
+        <w:ind w:left="720"/>
+      </w:pPr>
+      <w:r>
+        <w:rPr>
+          <w:b/>
+          <w:bCs/>
+        </w:rPr>
+        <w:lastRenderedPageBreak/>
+        <w:t>Conclusión Arquitectónica:</w:t>
+      </w:r>
+      <w:r>
+        <w:t xml:space="preserve"> No existe una herramienta definitiva. Es una buena práctica de ingeniería de software realizar un boceto (</w:t>
+      </w:r>
+      <w:proofErr w:type="spellStart"/>
+      <w:r>
+        <w:t>wireframe</w:t>
+      </w:r>
+      <w:proofErr w:type="spellEnd"/>
+      <w:r>
+        <w:t>) de la interfaz antes de programar para definir qué control se adapta mejor a la experiencia de usuario (UX) deseada. A lo largo de un proyecto grande, es común que no se utilicen todas las herramientas vistas, pero es obligatorio conocerlas para tenerlas en la "caja de herramientas" del desarrollador.</w:t>
+      </w:r>
+    </w:p>
+    <w:p>
+      <w:pPr>
+        <w:ind w:left="720"/>
+      </w:pPr>
+      <w:r>
+        <w:rPr>
+          <w:b/>
+          <w:bCs/>
+        </w:rPr>
+        <w:t xml:space="preserve">TEMA: Paginación y Experiencia de Usuario (UX) en ASP.NET </w:t>
+      </w:r>
+      <w:proofErr w:type="spellStart"/>
+      <w:r>
+        <w:rPr>
+          <w:b/>
+          <w:bCs/>
+        </w:rPr>
+        <w:t>GridView</w:t>
+      </w:r>
+      <w:proofErr w:type="spellEnd"/>
+    </w:p>
+    <w:p>
+      <w:pPr>
+        <w:numPr>
+          <w:ilvl w:val="0"/>
+          <w:numId w:val="14"/>
+        </w:numPr>
+      </w:pPr>
+      <w:r>
+        <w:rPr>
+          <w:b/>
+          <w:bCs/>
+        </w:rPr>
+        <w:t>Paginación de Datos:</w:t>
+      </w:r>
+      <w:r>
+        <w:t xml:space="preserve"> Cuando un origen de datos contiene muchos registros, mostrarlos todos en una sola tabla degrada el rendimiento y la experiencia del usuario. El </w:t>
+      </w:r>
+      <w:proofErr w:type="spellStart"/>
+      <w:r>
+        <w:t>GridView</w:t>
+      </w:r>
+      <w:proofErr w:type="spellEnd"/>
+      <w:r>
+        <w:t xml:space="preserve"> permite habilitar la paginación mediante las propiedades </w:t>
+      </w:r>
+      <w:proofErr w:type="spellStart"/>
+      <w:r>
+        <w:t>AllowPaging</w:t>
+      </w:r>
+      <w:proofErr w:type="spellEnd"/>
+      <w:r>
+        <w:t xml:space="preserve">="true" y </w:t>
+      </w:r>
+      <w:proofErr w:type="spellStart"/>
+      <w:r>
+        <w:t>PageSize</w:t>
+      </w:r>
+      <w:proofErr w:type="spellEnd"/>
+      <w:r>
+        <w:t>="X" (cantidad de filas por página).</w:t>
+      </w:r>
+    </w:p>
+    <w:p>
+      <w:pPr>
+        <w:numPr>
+          <w:ilvl w:val="0"/>
+          <w:numId w:val="14"/>
+        </w:numPr>
+      </w:pPr>
+      <w:r>
+        <w:rPr>
+          <w:b/>
+          <w:bCs/>
+        </w:rPr>
+        <w:t>Manejo del Evento de Paginación:</w:t>
+      </w:r>
+      <w:r>
+        <w:t xml:space="preserve"> Para que la paginación funcione, es obligatorio capturar el evento </w:t>
+      </w:r>
+      <w:proofErr w:type="spellStart"/>
+      <w:r>
+        <w:t>OnPageIndexChanging</w:t>
+      </w:r>
+      <w:proofErr w:type="spellEnd"/>
+      <w:r>
+        <w:t xml:space="preserve"> en el servidor. Este evento recibe un argumento </w:t>
+      </w:r>
+      <w:proofErr w:type="spellStart"/>
+      <w:r>
+        <w:t>GridViewPageEventArgs</w:t>
+      </w:r>
+      <w:proofErr w:type="spellEnd"/>
+      <w:r>
+        <w:t xml:space="preserve"> que contiene el índice de la nueva página seleccionada (</w:t>
+      </w:r>
+      <w:proofErr w:type="spellStart"/>
+      <w:r>
+        <w:t>NewPageIndex</w:t>
+      </w:r>
+      <w:proofErr w:type="spellEnd"/>
+      <w:r>
+        <w:t xml:space="preserve">). Se debe actualizar la propiedad </w:t>
+      </w:r>
+      <w:proofErr w:type="spellStart"/>
+      <w:r>
+        <w:t>PageIndex</w:t>
+      </w:r>
+      <w:proofErr w:type="spellEnd"/>
+      <w:r>
+        <w:t xml:space="preserve"> de la grilla y volver a invocar el método </w:t>
+      </w:r>
+      <w:proofErr w:type="spellStart"/>
+      <w:proofErr w:type="gramStart"/>
+      <w:r>
+        <w:t>DataBind</w:t>
+      </w:r>
+      <w:proofErr w:type="spellEnd"/>
+      <w:r>
+        <w:t>(</w:t>
+      </w:r>
+      <w:proofErr w:type="gramEnd"/>
+      <w:r>
+        <w:t>) .</w:t>
+      </w:r>
+    </w:p>
+    <w:p>
+      <w:pPr>
+        <w:numPr>
+          <w:ilvl w:val="0"/>
+          <w:numId w:val="14"/>
+        </w:numPr>
+      </w:pPr>
+      <w:r>
+        <w:rPr>
+          <w:b/>
+          <w:bCs/>
+        </w:rPr>
+        <w:t>Edición en Línea vs. Redirección:</w:t>
+      </w:r>
+      <w:r>
+        <w:t xml:space="preserve"> ASP.NET ofrece el evento </w:t>
+      </w:r>
+      <w:proofErr w:type="spellStart"/>
+      <w:r>
+        <w:t>RowEditing</w:t>
+      </w:r>
+      <w:proofErr w:type="spellEnd"/>
+      <w:r>
+        <w:t xml:space="preserve"> para modificar datos directamente sobre las celdas de la </w:t>
+      </w:r>
+      <w:r>
+        <w:t>grilla.</w:t>
+      </w:r>
+      <w:r>
+        <w:t xml:space="preserve"> Sin embargo, a nivel arquitectónico y de UX, esta práctica se desaconseja para tablas con muchas columnas, ya que genera una interfaz similar a una hoja de cálculo de Excel, resultando tediosa y poco </w:t>
+      </w:r>
+      <w:proofErr w:type="gramStart"/>
+      <w:r>
+        <w:t>práctica .</w:t>
+      </w:r>
+      <w:proofErr w:type="gramEnd"/>
+    </w:p>
+    <w:p>
+      <w:pPr>
+        <w:numPr>
+          <w:ilvl w:val="0"/>
+          <w:numId w:val="14"/>
+        </w:numPr>
+      </w:pPr>
+      <w:r>
+        <w:rPr>
+          <w:b/>
+          <w:bCs/>
+        </w:rPr>
+        <w:t>Patrón Recomendado:</w:t>
+      </w:r>
+      <w:r>
+        <w:t xml:space="preserve"> La mejor práctica es utilizar un </w:t>
+      </w:r>
+      <w:proofErr w:type="spellStart"/>
+      <w:r>
+        <w:t>CommandField</w:t>
+      </w:r>
+      <w:proofErr w:type="spellEnd"/>
+      <w:r>
+        <w:t xml:space="preserve"> (botón de selección, que puede personalizarse visualmente con emojis o íconos) para capturar el ID (</w:t>
+      </w:r>
+      <w:proofErr w:type="spellStart"/>
+      <w:r>
+        <w:t>DataKeyNames</w:t>
+      </w:r>
+      <w:proofErr w:type="spellEnd"/>
+      <w:r>
+        <w:t>) del registro y redirigir al usuario (</w:t>
+      </w:r>
+      <w:proofErr w:type="spellStart"/>
+      <w:r>
+        <w:t>Response.Redirect</w:t>
+      </w:r>
+      <w:proofErr w:type="spellEnd"/>
+      <w:r>
+        <w:t xml:space="preserve">) a una vista de detalle dedicada (formulario) donde se expone la totalidad de los campos de manera </w:t>
+      </w:r>
+      <w:r>
+        <w:t>ordenada.</w:t>
+      </w:r>
+    </w:p>
+    <w:p>
+      <w:pPr>
+        <w:rPr>
+          <w:b/>
+          <w:bCs/>
+        </w:rPr>
+      </w:pPr>
+      <w:r>
+        <w:rPr>
+          <w:rFonts w:ascii="Segoe UI Symbol" w:hAnsi="Segoe UI Symbol" w:cs="Segoe UI Symbol"/>
+          <w:b/>
+          <w:bCs/>
+        </w:rPr>
+        <w:t>🕵</w:t>
+      </w:r>
+      <w:r>
+        <w:rPr>
+          <w:b/>
+          <w:bCs/>
+        </w:rPr>
+        <w:t>️‍</w:t>
+      </w:r>
+      <w:r>
+        <w:rPr>
+          <w:rFonts w:ascii="Segoe UI Symbol" w:hAnsi="Segoe UI Symbol" w:cs="Segoe UI Symbol"/>
+          <w:b/>
+          <w:bCs/>
+        </w:rPr>
+        <w:t>♂</w:t>
+      </w:r>
+      <w:r>
+        <w:rPr>
+          <w:b/>
+          <w:bCs/>
+        </w:rPr>
+        <w:t>️ ¿Qué es la famosa e?</w:t>
+      </w:r>
+    </w:p>
+    <w:p>
+      <w:r>
+        <w:t xml:space="preserve">Cuando vos </w:t>
+      </w:r>
+      <w:proofErr w:type="spellStart"/>
+      <w:r>
+        <w:t>hacés</w:t>
+      </w:r>
+      <w:proofErr w:type="spellEnd"/>
+      <w:r>
+        <w:t xml:space="preserve"> doble clic en un botón o </w:t>
+      </w:r>
+      <w:proofErr w:type="spellStart"/>
+      <w:r>
+        <w:t>creás</w:t>
+      </w:r>
+      <w:proofErr w:type="spellEnd"/>
+      <w:r>
+        <w:t xml:space="preserve"> un evento en Visual Studio, el sistema te genera automáticamente un método con dos parámetros entre los paréntesis. En tu caso, el </w:t>
+      </w:r>
+      <w:proofErr w:type="spellStart"/>
+      <w:r>
+        <w:t>paginador</w:t>
+      </w:r>
+      <w:proofErr w:type="spellEnd"/>
+      <w:r>
+        <w:t xml:space="preserve"> generó esto: (</w:t>
+      </w:r>
+      <w:proofErr w:type="spellStart"/>
+      <w:r>
+        <w:t>object</w:t>
+      </w:r>
+      <w:proofErr w:type="spellEnd"/>
+      <w:r>
+        <w:t xml:space="preserve"> </w:t>
+      </w:r>
+      <w:proofErr w:type="spellStart"/>
+      <w:r>
+        <w:t>sender</w:t>
+      </w:r>
+      <w:proofErr w:type="spellEnd"/>
+      <w:r>
+        <w:t xml:space="preserve">, </w:t>
+      </w:r>
+      <w:proofErr w:type="spellStart"/>
+      <w:r>
+        <w:t>GridViewPageEventArgs</w:t>
+      </w:r>
+      <w:proofErr w:type="spellEnd"/>
+      <w:r>
+        <w:t xml:space="preserve"> e)</w:t>
+      </w:r>
+    </w:p>
+    <w:p>
+      <w:pPr>
+        <w:numPr>
+          <w:ilvl w:val="0"/>
+          <w:numId w:val="15"/>
+        </w:numPr>
+      </w:pPr>
+      <w:proofErr w:type="spellStart"/>
+      <w:r>
+        <w:rPr>
+          <w:b/>
+          <w:bCs/>
+        </w:rPr>
+        <w:t>sender</w:t>
+      </w:r>
+      <w:proofErr w:type="spellEnd"/>
+      <w:r>
+        <w:rPr>
+          <w:b/>
+          <w:bCs/>
+        </w:rPr>
+        <w:t xml:space="preserve"> (El Remitente):</w:t>
+      </w:r>
+      <w:r>
+        <w:t xml:space="preserve"> Es el objeto que disparó el evento. En este caso, el </w:t>
+      </w:r>
+      <w:proofErr w:type="spellStart"/>
+      <w:r>
+        <w:t>sender</w:t>
+      </w:r>
+      <w:proofErr w:type="spellEnd"/>
+      <w:r>
+        <w:t xml:space="preserve"> es tu propia grilla (</w:t>
+      </w:r>
+      <w:proofErr w:type="spellStart"/>
+      <w:r>
+        <w:t>dgvPokemons</w:t>
+      </w:r>
+      <w:proofErr w:type="spellEnd"/>
+      <w:r>
+        <w:t xml:space="preserve">). Es como decir: </w:t>
+      </w:r>
+      <w:r>
+        <w:rPr>
+          <w:i/>
+          <w:iCs/>
+        </w:rPr>
+        <w:t>"Yo, la grilla, te aviso que alguien me hizo clic"</w:t>
+      </w:r>
+      <w:r>
+        <w:t>.</w:t>
+      </w:r>
+    </w:p>
+    <w:p>
+      <w:pPr>
+        <w:numPr>
+          <w:ilvl w:val="0"/>
+          <w:numId w:val="15"/>
+        </w:numPr>
+      </w:pPr>
+      <w:proofErr w:type="spellStart"/>
+      <w:r>
+        <w:rPr>
+          <w:b/>
+          <w:bCs/>
+        </w:rPr>
+        <w:t>e</w:t>
+      </w:r>
+      <w:proofErr w:type="spellEnd"/>
+      <w:r>
+        <w:rPr>
+          <w:b/>
+          <w:bCs/>
+        </w:rPr>
+        <w:t xml:space="preserve"> (</w:t>
+      </w:r>
+      <w:proofErr w:type="spellStart"/>
+      <w:r>
+        <w:rPr>
+          <w:b/>
+          <w:bCs/>
+        </w:rPr>
+        <w:t>Event</w:t>
+      </w:r>
+      <w:proofErr w:type="spellEnd"/>
+      <w:r>
+        <w:rPr>
+          <w:b/>
+          <w:bCs/>
+        </w:rPr>
+        <w:t xml:space="preserve"> </w:t>
+      </w:r>
+      <w:proofErr w:type="spellStart"/>
+      <w:r>
+        <w:rPr>
+          <w:b/>
+          <w:bCs/>
+        </w:rPr>
+        <w:t>Arguments</w:t>
+      </w:r>
+      <w:proofErr w:type="spellEnd"/>
+      <w:r>
+        <w:rPr>
+          <w:b/>
+          <w:bCs/>
+        </w:rPr>
+        <w:t xml:space="preserve"> / Argumentos del Evento):</w:t>
+      </w:r>
+      <w:r>
+        <w:t xml:space="preserve"> Es una "cajita" (un objeto) que trae </w:t>
+      </w:r>
+      <w:r>
+        <w:rPr>
+          <w:b/>
+          <w:bCs/>
+        </w:rPr>
+        <w:t>información adicional y específica</w:t>
+      </w:r>
+      <w:r>
+        <w:t xml:space="preserve"> sobre lo que acaba de pasar.</w:t>
+      </w:r>
+    </w:p>
+    <w:p>
+      <w:r>
+        <w:t xml:space="preserve">La letra </w:t>
+      </w:r>
+      <w:proofErr w:type="gramStart"/>
+      <w:r>
+        <w:t>e</w:t>
+      </w:r>
+      <w:proofErr w:type="gramEnd"/>
+      <w:r>
+        <w:t xml:space="preserve"> es simplemente una convención mundial en C# para abreviar "</w:t>
+      </w:r>
+      <w:proofErr w:type="spellStart"/>
+      <w:r>
+        <w:t>Event</w:t>
+      </w:r>
+      <w:proofErr w:type="spellEnd"/>
+      <w:r>
+        <w:t xml:space="preserve">", pero podrías llamarla </w:t>
+      </w:r>
+      <w:proofErr w:type="spellStart"/>
+      <w:r>
+        <w:t>datosDelEvento</w:t>
+      </w:r>
+      <w:proofErr w:type="spellEnd"/>
+      <w:r>
+        <w:t xml:space="preserve"> si quisieras.</w:t>
+      </w:r>
+    </w:p>
+    <w:p>
+      <w:r>
+        <w:t xml:space="preserve">Como este es un evento específico de paginación, la "cajita" </w:t>
+      </w:r>
+      <w:proofErr w:type="spellStart"/>
+      <w:r>
+        <w:t>e</w:t>
+      </w:r>
+      <w:proofErr w:type="spellEnd"/>
+      <w:r>
+        <w:t xml:space="preserve"> es del tipo </w:t>
+      </w:r>
+      <w:proofErr w:type="spellStart"/>
+      <w:r>
+        <w:t>GridViewPageEventArgs</w:t>
+      </w:r>
+      <w:proofErr w:type="spellEnd"/>
+      <w:r>
+        <w:t xml:space="preserve">. Adentro de esa cajita viene guardado exactamente el número de la página que el usuario tocó. Ese número se guarda en la propiedad </w:t>
+      </w:r>
+      <w:proofErr w:type="spellStart"/>
+      <w:proofErr w:type="gramStart"/>
+      <w:r>
+        <w:t>NewPageIndex</w:t>
+      </w:r>
+      <w:proofErr w:type="spellEnd"/>
+      <w:r>
+        <w:t xml:space="preserve"> .</w:t>
+      </w:r>
+      <w:proofErr w:type="gramEnd"/>
+    </w:p>
+    <w:p>
+      <w:r>
+        <w:rPr>
+          <w:b/>
+          <w:bCs/>
+        </w:rPr>
+        <w:t xml:space="preserve">Traduciendo la línea </w:t>
+      </w:r>
+      <w:proofErr w:type="spellStart"/>
+      <w:r>
+        <w:rPr>
+          <w:b/>
+          <w:bCs/>
+        </w:rPr>
+        <w:t>dgvPokemons.PageIndex</w:t>
+      </w:r>
+      <w:proofErr w:type="spellEnd"/>
+      <w:r>
+        <w:rPr>
+          <w:b/>
+          <w:bCs/>
+        </w:rPr>
+        <w:t xml:space="preserve"> = </w:t>
+      </w:r>
+      <w:proofErr w:type="spellStart"/>
+      <w:proofErr w:type="gramStart"/>
+      <w:r>
+        <w:rPr>
+          <w:b/>
+          <w:bCs/>
+        </w:rPr>
+        <w:t>e.NewPageIndex</w:t>
+      </w:r>
+      <w:proofErr w:type="spellEnd"/>
+      <w:proofErr w:type="gramEnd"/>
+      <w:r>
+        <w:rPr>
+          <w:b/>
+          <w:bCs/>
+        </w:rPr>
+        <w:t>; al español:</w:t>
+      </w:r>
+      <w:r>
+        <w:t xml:space="preserve"> Le estamos diciendo a nuestra grilla: </w:t>
+      </w:r>
+      <w:r>
+        <w:rPr>
+          <w:i/>
+          <w:iCs/>
+        </w:rPr>
+        <w:t>"Grilla, tu página actual (</w:t>
+      </w:r>
+      <w:proofErr w:type="spellStart"/>
+      <w:r>
+        <w:rPr>
+          <w:i/>
+          <w:iCs/>
+        </w:rPr>
+        <w:t>PageIndex</w:t>
+      </w:r>
+      <w:proofErr w:type="spellEnd"/>
+      <w:r>
+        <w:rPr>
+          <w:i/>
+          <w:iCs/>
+        </w:rPr>
+        <w:t xml:space="preserve">) a partir de ahora va a ser igual al número </w:t>
+      </w:r>
+      <w:r>
+        <w:rPr>
+          <w:i/>
+          <w:iCs/>
+        </w:rPr>
+        <w:lastRenderedPageBreak/>
+        <w:t>de página que el usuario acaba de tocar y que viene guardado en la cajita del evento (</w:t>
+      </w:r>
+      <w:proofErr w:type="spellStart"/>
+      <w:r>
+        <w:rPr>
+          <w:i/>
+          <w:iCs/>
+        </w:rPr>
+        <w:t>e.NewPageIndex</w:t>
+      </w:r>
+      <w:proofErr w:type="spellEnd"/>
+      <w:r>
+        <w:rPr>
+          <w:i/>
+          <w:iCs/>
+        </w:rPr>
+        <w:t>)"</w:t>
+      </w:r>
+      <w:r>
+        <w:t xml:space="preserve"> .</w:t>
+      </w:r>
+    </w:p>
+    <w:p/>
+    <w:p>
+      <w:r>
+        <w:rPr>
+          <w:b/>
+          <w:bCs/>
+        </w:rPr>
+        <w:t>TEMA: Eventos y Argumentos en C# (</w:t>
+      </w:r>
+      <w:proofErr w:type="spellStart"/>
+      <w:r>
+        <w:rPr>
+          <w:b/>
+          <w:bCs/>
+        </w:rPr>
+        <w:t>Event</w:t>
+      </w:r>
+      <w:proofErr w:type="spellEnd"/>
+      <w:r>
+        <w:rPr>
+          <w:b/>
+          <w:bCs/>
+        </w:rPr>
+        <w:t xml:space="preserve"> </w:t>
+      </w:r>
+      <w:proofErr w:type="spellStart"/>
+      <w:r>
+        <w:rPr>
+          <w:b/>
+          <w:bCs/>
+        </w:rPr>
+        <w:t>Arguments</w:t>
+      </w:r>
+      <w:proofErr w:type="spellEnd"/>
+      <w:r>
+        <w:rPr>
+          <w:b/>
+          <w:bCs/>
+        </w:rPr>
+        <w:t>)</w:t>
+      </w:r>
+    </w:p>
+    <w:p>
+      <w:pPr>
+        <w:numPr>
+          <w:ilvl w:val="0"/>
+          <w:numId w:val="16"/>
+        </w:numPr>
+      </w:pPr>
+      <w:r>
+        <w:rPr>
+          <w:b/>
+          <w:bCs/>
+        </w:rPr>
+        <w:t>Firma de un Evento (</w:t>
+      </w:r>
+      <w:proofErr w:type="spellStart"/>
+      <w:r>
+        <w:rPr>
+          <w:b/>
+          <w:bCs/>
+        </w:rPr>
+        <w:t>Event</w:t>
+      </w:r>
+      <w:proofErr w:type="spellEnd"/>
+      <w:r>
+        <w:rPr>
+          <w:b/>
+          <w:bCs/>
+        </w:rPr>
+        <w:t xml:space="preserve"> </w:t>
+      </w:r>
+      <w:proofErr w:type="spellStart"/>
+      <w:r>
+        <w:rPr>
+          <w:b/>
+          <w:bCs/>
+        </w:rPr>
+        <w:t>Signature</w:t>
+      </w:r>
+      <w:proofErr w:type="spellEnd"/>
+      <w:r>
+        <w:rPr>
+          <w:b/>
+          <w:bCs/>
+        </w:rPr>
+        <w:t>):</w:t>
+      </w:r>
+      <w:r>
+        <w:t xml:space="preserve"> En el patrón de diseño de eventos de .NET, los manejadores de eventos (</w:t>
+      </w:r>
+      <w:proofErr w:type="spellStart"/>
+      <w:r>
+        <w:t>Event</w:t>
+      </w:r>
+      <w:proofErr w:type="spellEnd"/>
+      <w:r>
+        <w:t xml:space="preserve"> </w:t>
+      </w:r>
+      <w:proofErr w:type="spellStart"/>
+      <w:r>
+        <w:t>Handlers</w:t>
+      </w:r>
+      <w:proofErr w:type="spellEnd"/>
+      <w:r>
+        <w:t>) estandarizan su firma recibiendo siempre dos parámetros: (</w:t>
+      </w:r>
+      <w:proofErr w:type="spellStart"/>
+      <w:r>
+        <w:t>object</w:t>
+      </w:r>
+      <w:proofErr w:type="spellEnd"/>
+      <w:r>
+        <w:t xml:space="preserve"> </w:t>
+      </w:r>
+      <w:proofErr w:type="spellStart"/>
+      <w:r>
+        <w:t>sender</w:t>
+      </w:r>
+      <w:proofErr w:type="spellEnd"/>
+      <w:r>
+        <w:t xml:space="preserve">, </w:t>
+      </w:r>
+      <w:proofErr w:type="spellStart"/>
+      <w:r>
+        <w:t>EventArgs</w:t>
+      </w:r>
+      <w:proofErr w:type="spellEnd"/>
+      <w:r>
+        <w:t xml:space="preserve"> e).</w:t>
+      </w:r>
+    </w:p>
+    <w:p>
+      <w:pPr>
+        <w:numPr>
+          <w:ilvl w:val="0"/>
+          <w:numId w:val="16"/>
+        </w:numPr>
+      </w:pPr>
+      <w:r>
+        <w:rPr>
+          <w:b/>
+          <w:bCs/>
+        </w:rPr>
+        <w:t xml:space="preserve">Parámetro </w:t>
+      </w:r>
+      <w:proofErr w:type="spellStart"/>
+      <w:r>
+        <w:rPr>
+          <w:b/>
+          <w:bCs/>
+        </w:rPr>
+        <w:t>sender</w:t>
+      </w:r>
+      <w:proofErr w:type="spellEnd"/>
+      <w:r>
+        <w:rPr>
+          <w:b/>
+          <w:bCs/>
+        </w:rPr>
+        <w:t>:</w:t>
+      </w:r>
+      <w:r>
+        <w:t xml:space="preserve"> Es una referencia de tipo genérico (</w:t>
+      </w:r>
+      <w:proofErr w:type="spellStart"/>
+      <w:r>
+        <w:t>object</w:t>
+      </w:r>
+      <w:proofErr w:type="spellEnd"/>
+      <w:r>
+        <w:t>) que apunta al control de interfaz de usuario que originó la invocación del evento.</w:t>
+      </w:r>
+    </w:p>
+    <w:p>
+      <w:pPr>
+        <w:numPr>
+          <w:ilvl w:val="0"/>
+          <w:numId w:val="16"/>
+        </w:numPr>
+      </w:pPr>
+      <w:r>
+        <w:rPr>
+          <w:b/>
+          <w:bCs/>
+        </w:rPr>
+        <w:t>Parámetro e:</w:t>
+      </w:r>
+      <w:r>
+        <w:t xml:space="preserve"> Representa los Argumentos del Evento. Deriva de la clase base </w:t>
+      </w:r>
+      <w:proofErr w:type="spellStart"/>
+      <w:r>
+        <w:t>EventArgs</w:t>
+      </w:r>
+      <w:proofErr w:type="spellEnd"/>
+      <w:r>
+        <w:t>. Su propósito es encapsular y proveer el estado o los datos contextuales específicos de la acción que acaba de ocurrir.</w:t>
+      </w:r>
+    </w:p>
+    <w:p>
+      <w:pPr>
+        <w:numPr>
+          <w:ilvl w:val="0"/>
+          <w:numId w:val="16"/>
+        </w:numPr>
+      </w:pPr>
+      <w:r>
+        <w:rPr>
+          <w:b/>
+          <w:bCs/>
+        </w:rPr>
+        <w:t>Aplicación en Paginación:</w:t>
+      </w:r>
+      <w:r>
+        <w:t xml:space="preserve"> En el evento </w:t>
+      </w:r>
+      <w:proofErr w:type="spellStart"/>
+      <w:r>
+        <w:t>OnPageIndexChanging</w:t>
+      </w:r>
+      <w:proofErr w:type="spellEnd"/>
+      <w:r>
+        <w:t xml:space="preserve"> de un </w:t>
+      </w:r>
+      <w:proofErr w:type="spellStart"/>
+      <w:r>
+        <w:t>GridView</w:t>
+      </w:r>
+      <w:proofErr w:type="spellEnd"/>
+      <w:r>
+        <w:t xml:space="preserve">, el parámetro </w:t>
+      </w:r>
+      <w:proofErr w:type="gramStart"/>
+      <w:r>
+        <w:t>e</w:t>
+      </w:r>
+      <w:proofErr w:type="gramEnd"/>
+      <w:r>
+        <w:t xml:space="preserve"> es del tipo específico </w:t>
+      </w:r>
+      <w:proofErr w:type="spellStart"/>
+      <w:r>
+        <w:t>GridViewPageEventArgs</w:t>
+      </w:r>
+      <w:proofErr w:type="spellEnd"/>
+      <w:r>
+        <w:t xml:space="preserve">. Este objeto contiene la propiedad clave </w:t>
+      </w:r>
+      <w:proofErr w:type="spellStart"/>
+      <w:r>
+        <w:t>NewPageIndex</w:t>
+      </w:r>
+      <w:proofErr w:type="spellEnd"/>
+      <w:r>
+        <w:t xml:space="preserve">, la cual almacena el índice base-cero de la nueva página que el usuario solicitó </w:t>
+      </w:r>
+      <w:r>
+        <w:t>visualizar.</w:t>
+      </w:r>
+    </w:p>
+    <w:p/>
+    <w:p/>
+    <w:p>
+      <w:pPr>
+        <w:ind w:left="720"/>
+      </w:pPr>
+    </w:p>
+    <w:p>
+      <w:pPr>
+        <w:ind w:left="720"/>
+      </w:pPr>
+    </w:p>
+    <w:p>
+      <w:pPr>
+        <w:ind w:left="720"/>
+      </w:pPr>
+    </w:p>
     <w:p/>
     <w:sectPr>
       <w:pgSz w:w="11906" w:h="16838"/>
@@ -456,6 +3790,566 @@
 <file path=word/numbering.xml><?xml version="1.0" encoding="utf-8"?>
 <w:numbering xmlns:wpc="http://schemas.microsoft.com/office/word/2010/wordprocessingCanvas" xmlns:cx="http://schemas.microsoft.com/office/drawing/2014/chartex" xmlns:cx1="http://schemas.microsoft.com/office/drawing/2015/9/8/chartex" xmlns:cx2="http://schemas.microsoft.com/office/drawing/2015/10/21/chartex" xmlns:cx3="http://schemas.microsoft.com/office/drawing/2016/5/9/chartex" xmlns:cx4="http://schemas.microsoft.com/office/drawing/2016/5/10/chartex" xmlns:cx5="http://schemas.microsoft.com/office/drawing/2016/5/11/chartex" xmlns:cx6="http://schemas.microsoft.com/office/drawing/2016/5/12/chartex" xmlns:cx7="http://schemas.microsoft.com/office/drawing/2016/5/13/chartex" xmlns:cx8="http://schemas.microsoft.com/office/drawing/2016/5/14/chartex" xmlns:mc="http://schemas.openxmlformats.org/markup-compatibility/2006" xmlns:aink="http://schemas.microsoft.com/office/drawing/2016/ink" xmlns:am3d="http://schemas.microsoft.com/office/drawing/2017/model3d" xmlns:o="urn:schemas-microsoft-com:office:office" xmlns:oel="http://schemas.microsoft.com/office/2019/extlst" xmlns:r="http://schemas.openxmlformats.org/officeDocument/2006/relationships" xmlns:m="http://schemas.openxmlformats.org/officeDocument/2006/math" xmlns:v="urn:schemas-microsoft-com:vml" xmlns:wp14="http://schemas.microsoft.com/office/word/2010/wordprocessingDrawing" xmlns:wp="http://schemas.openxmlformats.org/drawingml/2006/wordprocessingDrawing" xmlns:w10="urn:schemas-microsoft-com:office:word" xmlns:w="http://schemas.openxmlformats.org/wordprocessingml/2006/main" xmlns:w14="http://schemas.microsoft.com/office/word/2010/wordml" xmlns:w15="http://schemas.microsoft.com/office/word/2012/wordml" xmlns:w16cex="http://schemas.microsoft.com/office/word/2018/wordml/cex" xmlns:w16cid="http://schemas.microsoft.com/office/word/2016/wordml/cid" xmlns:w16="http://schemas.microsoft.com/office/word/2018/wordml" xmlns:w16sdtdh="http://schemas.microsoft.com/office/word/2020/wordml/sdtdatahash" xmlns:w16se="http://schemas.microsoft.com/office/word/2015/wordml/symex" xmlns:wpg="http://schemas.microsoft.com/office/word/2010/wordprocessingGroup" xmlns:wpi="http://schemas.microsoft.com/office/word/2010/wordprocessingInk" xmlns:wne="http://schemas.microsoft.com/office/word/2006/wordml" xmlns:wps="http://schemas.microsoft.com/office/word/2010/wordprocessingShape" mc:Ignorable="w14 w15 w16se w16cid w16 w16cex w16sdtdh wp14">
   <w:abstractNum w:abstractNumId="0" w15:restartNumberingAfterBreak="0">
+    <w:nsid w:val="01DC087A"/>
+    <w:multiLevelType w:val="multilevel"/>
+    <w:tmpl w:val="BFF4A7B6"/>
+    <w:lvl w:ilvl="0">
+      <w:start w:val="1"/>
+      <w:numFmt w:val="bullet"/>
+      <w:lvlText w:val=""/>
+      <w:lvlJc w:val="left"/>
+      <w:pPr>
+        <w:tabs>
+          <w:tab w:val="num" w:pos="720"/>
+        </w:tabs>
+        <w:ind w:left="720" w:hanging="360"/>
+      </w:pPr>
+      <w:rPr>
+        <w:rFonts w:ascii="Symbol" w:hAnsi="Symbol" w:hint="default"/>
+        <w:sz w:val="20"/>
+      </w:rPr>
+    </w:lvl>
+    <w:lvl w:ilvl="1" w:tentative="1">
+      <w:start w:val="1"/>
+      <w:numFmt w:val="bullet"/>
+      <w:lvlText w:val="o"/>
+      <w:lvlJc w:val="left"/>
+      <w:pPr>
+        <w:tabs>
+          <w:tab w:val="num" w:pos="1440"/>
+        </w:tabs>
+        <w:ind w:left="1440" w:hanging="360"/>
+      </w:pPr>
+      <w:rPr>
+        <w:rFonts w:ascii="Courier New" w:hAnsi="Courier New" w:hint="default"/>
+        <w:sz w:val="20"/>
+      </w:rPr>
+    </w:lvl>
+    <w:lvl w:ilvl="2" w:tentative="1">
+      <w:start w:val="1"/>
+      <w:numFmt w:val="bullet"/>
+      <w:lvlText w:val=""/>
+      <w:lvlJc w:val="left"/>
+      <w:pPr>
+        <w:tabs>
+          <w:tab w:val="num" w:pos="2160"/>
+        </w:tabs>
+        <w:ind w:left="2160" w:hanging="360"/>
+      </w:pPr>
+      <w:rPr>
+        <w:rFonts w:ascii="Wingdings" w:hAnsi="Wingdings" w:hint="default"/>
+        <w:sz w:val="20"/>
+      </w:rPr>
+    </w:lvl>
+    <w:lvl w:ilvl="3" w:tentative="1">
+      <w:start w:val="1"/>
+      <w:numFmt w:val="bullet"/>
+      <w:lvlText w:val=""/>
+      <w:lvlJc w:val="left"/>
+      <w:pPr>
+        <w:tabs>
+          <w:tab w:val="num" w:pos="2880"/>
+        </w:tabs>
+        <w:ind w:left="2880" w:hanging="360"/>
+      </w:pPr>
+      <w:rPr>
+        <w:rFonts w:ascii="Wingdings" w:hAnsi="Wingdings" w:hint="default"/>
+        <w:sz w:val="20"/>
+      </w:rPr>
+    </w:lvl>
+    <w:lvl w:ilvl="4" w:tentative="1">
+      <w:start w:val="1"/>
+      <w:numFmt w:val="bullet"/>
+      <w:lvlText w:val=""/>
+      <w:lvlJc w:val="left"/>
+      <w:pPr>
+        <w:tabs>
+          <w:tab w:val="num" w:pos="3600"/>
+        </w:tabs>
+        <w:ind w:left="3600" w:hanging="360"/>
+      </w:pPr>
+      <w:rPr>
+        <w:rFonts w:ascii="Wingdings" w:hAnsi="Wingdings" w:hint="default"/>
+        <w:sz w:val="20"/>
+      </w:rPr>
+    </w:lvl>
+    <w:lvl w:ilvl="5" w:tentative="1">
+      <w:start w:val="1"/>
+      <w:numFmt w:val="bullet"/>
+      <w:lvlText w:val=""/>
+      <w:lvlJc w:val="left"/>
+      <w:pPr>
+        <w:tabs>
+          <w:tab w:val="num" w:pos="4320"/>
+        </w:tabs>
+        <w:ind w:left="4320" w:hanging="360"/>
+      </w:pPr>
+      <w:rPr>
+        <w:rFonts w:ascii="Wingdings" w:hAnsi="Wingdings" w:hint="default"/>
+        <w:sz w:val="20"/>
+      </w:rPr>
+    </w:lvl>
+    <w:lvl w:ilvl="6" w:tentative="1">
+      <w:start w:val="1"/>
+      <w:numFmt w:val="bullet"/>
+      <w:lvlText w:val=""/>
+      <w:lvlJc w:val="left"/>
+      <w:pPr>
+        <w:tabs>
+          <w:tab w:val="num" w:pos="5040"/>
+        </w:tabs>
+        <w:ind w:left="5040" w:hanging="360"/>
+      </w:pPr>
+      <w:rPr>
+        <w:rFonts w:ascii="Wingdings" w:hAnsi="Wingdings" w:hint="default"/>
+        <w:sz w:val="20"/>
+      </w:rPr>
+    </w:lvl>
+    <w:lvl w:ilvl="7" w:tentative="1">
+      <w:start w:val="1"/>
+      <w:numFmt w:val="bullet"/>
+      <w:lvlText w:val=""/>
+      <w:lvlJc w:val="left"/>
+      <w:pPr>
+        <w:tabs>
+          <w:tab w:val="num" w:pos="5760"/>
+        </w:tabs>
+        <w:ind w:left="5760" w:hanging="360"/>
+      </w:pPr>
+      <w:rPr>
+        <w:rFonts w:ascii="Wingdings" w:hAnsi="Wingdings" w:hint="default"/>
+        <w:sz w:val="20"/>
+      </w:rPr>
+    </w:lvl>
+    <w:lvl w:ilvl="8" w:tentative="1">
+      <w:start w:val="1"/>
+      <w:numFmt w:val="bullet"/>
+      <w:lvlText w:val=""/>
+      <w:lvlJc w:val="left"/>
+      <w:pPr>
+        <w:tabs>
+          <w:tab w:val="num" w:pos="6480"/>
+        </w:tabs>
+        <w:ind w:left="6480" w:hanging="360"/>
+      </w:pPr>
+      <w:rPr>
+        <w:rFonts w:ascii="Wingdings" w:hAnsi="Wingdings" w:hint="default"/>
+        <w:sz w:val="20"/>
+      </w:rPr>
+    </w:lvl>
+  </w:abstractNum>
+  <w:abstractNum w:abstractNumId="1" w15:restartNumberingAfterBreak="0">
+    <w:nsid w:val="03B971C5"/>
+    <w:multiLevelType w:val="multilevel"/>
+    <w:tmpl w:val="AC06E9B0"/>
+    <w:lvl w:ilvl="0">
+      <w:start w:val="1"/>
+      <w:numFmt w:val="decimal"/>
+      <w:lvlText w:val="%1."/>
+      <w:lvlJc w:val="left"/>
+      <w:pPr>
+        <w:tabs>
+          <w:tab w:val="num" w:pos="720"/>
+        </w:tabs>
+        <w:ind w:left="720" w:hanging="360"/>
+      </w:pPr>
+    </w:lvl>
+    <w:lvl w:ilvl="1" w:tentative="1">
+      <w:start w:val="1"/>
+      <w:numFmt w:val="decimal"/>
+      <w:lvlText w:val="%2."/>
+      <w:lvlJc w:val="left"/>
+      <w:pPr>
+        <w:tabs>
+          <w:tab w:val="num" w:pos="1440"/>
+        </w:tabs>
+        <w:ind w:left="1440" w:hanging="360"/>
+      </w:pPr>
+    </w:lvl>
+    <w:lvl w:ilvl="2" w:tentative="1">
+      <w:start w:val="1"/>
+      <w:numFmt w:val="decimal"/>
+      <w:lvlText w:val="%3."/>
+      <w:lvlJc w:val="left"/>
+      <w:pPr>
+        <w:tabs>
+          <w:tab w:val="num" w:pos="2160"/>
+        </w:tabs>
+        <w:ind w:left="2160" w:hanging="360"/>
+      </w:pPr>
+    </w:lvl>
+    <w:lvl w:ilvl="3" w:tentative="1">
+      <w:start w:val="1"/>
+      <w:numFmt w:val="decimal"/>
+      <w:lvlText w:val="%4."/>
+      <w:lvlJc w:val="left"/>
+      <w:pPr>
+        <w:tabs>
+          <w:tab w:val="num" w:pos="2880"/>
+        </w:tabs>
+        <w:ind w:left="2880" w:hanging="360"/>
+      </w:pPr>
+    </w:lvl>
+    <w:lvl w:ilvl="4" w:tentative="1">
+      <w:start w:val="1"/>
+      <w:numFmt w:val="decimal"/>
+      <w:lvlText w:val="%5."/>
+      <w:lvlJc w:val="left"/>
+      <w:pPr>
+        <w:tabs>
+          <w:tab w:val="num" w:pos="3600"/>
+        </w:tabs>
+        <w:ind w:left="3600" w:hanging="360"/>
+      </w:pPr>
+    </w:lvl>
+    <w:lvl w:ilvl="5" w:tentative="1">
+      <w:start w:val="1"/>
+      <w:numFmt w:val="decimal"/>
+      <w:lvlText w:val="%6."/>
+      <w:lvlJc w:val="left"/>
+      <w:pPr>
+        <w:tabs>
+          <w:tab w:val="num" w:pos="4320"/>
+        </w:tabs>
+        <w:ind w:left="4320" w:hanging="360"/>
+      </w:pPr>
+    </w:lvl>
+    <w:lvl w:ilvl="6" w:tentative="1">
+      <w:start w:val="1"/>
+      <w:numFmt w:val="decimal"/>
+      <w:lvlText w:val="%7."/>
+      <w:lvlJc w:val="left"/>
+      <w:pPr>
+        <w:tabs>
+          <w:tab w:val="num" w:pos="5040"/>
+        </w:tabs>
+        <w:ind w:left="5040" w:hanging="360"/>
+      </w:pPr>
+    </w:lvl>
+    <w:lvl w:ilvl="7" w:tentative="1">
+      <w:start w:val="1"/>
+      <w:numFmt w:val="decimal"/>
+      <w:lvlText w:val="%8."/>
+      <w:lvlJc w:val="left"/>
+      <w:pPr>
+        <w:tabs>
+          <w:tab w:val="num" w:pos="5760"/>
+        </w:tabs>
+        <w:ind w:left="5760" w:hanging="360"/>
+      </w:pPr>
+    </w:lvl>
+    <w:lvl w:ilvl="8" w:tentative="1">
+      <w:start w:val="1"/>
+      <w:numFmt w:val="decimal"/>
+      <w:lvlText w:val="%9."/>
+      <w:lvlJc w:val="left"/>
+      <w:pPr>
+        <w:tabs>
+          <w:tab w:val="num" w:pos="6480"/>
+        </w:tabs>
+        <w:ind w:left="6480" w:hanging="360"/>
+      </w:pPr>
+    </w:lvl>
+  </w:abstractNum>
+  <w:abstractNum w:abstractNumId="2" w15:restartNumberingAfterBreak="0">
+    <w:nsid w:val="069B089E"/>
+    <w:multiLevelType w:val="multilevel"/>
+    <w:tmpl w:val="882EDC24"/>
+    <w:lvl w:ilvl="0">
+      <w:start w:val="1"/>
+      <w:numFmt w:val="bullet"/>
+      <w:lvlText w:val=""/>
+      <w:lvlJc w:val="left"/>
+      <w:pPr>
+        <w:tabs>
+          <w:tab w:val="num" w:pos="720"/>
+        </w:tabs>
+        <w:ind w:left="720" w:hanging="360"/>
+      </w:pPr>
+      <w:rPr>
+        <w:rFonts w:ascii="Symbol" w:hAnsi="Symbol" w:hint="default"/>
+        <w:sz w:val="20"/>
+      </w:rPr>
+    </w:lvl>
+    <w:lvl w:ilvl="1" w:tentative="1">
+      <w:start w:val="1"/>
+      <w:numFmt w:val="bullet"/>
+      <w:lvlText w:val="o"/>
+      <w:lvlJc w:val="left"/>
+      <w:pPr>
+        <w:tabs>
+          <w:tab w:val="num" w:pos="1440"/>
+        </w:tabs>
+        <w:ind w:left="1440" w:hanging="360"/>
+      </w:pPr>
+      <w:rPr>
+        <w:rFonts w:ascii="Courier New" w:hAnsi="Courier New" w:hint="default"/>
+        <w:sz w:val="20"/>
+      </w:rPr>
+    </w:lvl>
+    <w:lvl w:ilvl="2" w:tentative="1">
+      <w:start w:val="1"/>
+      <w:numFmt w:val="bullet"/>
+      <w:lvlText w:val=""/>
+      <w:lvlJc w:val="left"/>
+      <w:pPr>
+        <w:tabs>
+          <w:tab w:val="num" w:pos="2160"/>
+        </w:tabs>
+        <w:ind w:left="2160" w:hanging="360"/>
+      </w:pPr>
+      <w:rPr>
+        <w:rFonts w:ascii="Wingdings" w:hAnsi="Wingdings" w:hint="default"/>
+        <w:sz w:val="20"/>
+      </w:rPr>
+    </w:lvl>
+    <w:lvl w:ilvl="3" w:tentative="1">
+      <w:start w:val="1"/>
+      <w:numFmt w:val="bullet"/>
+      <w:lvlText w:val=""/>
+      <w:lvlJc w:val="left"/>
+      <w:pPr>
+        <w:tabs>
+          <w:tab w:val="num" w:pos="2880"/>
+        </w:tabs>
+        <w:ind w:left="2880" w:hanging="360"/>
+      </w:pPr>
+      <w:rPr>
+        <w:rFonts w:ascii="Wingdings" w:hAnsi="Wingdings" w:hint="default"/>
+        <w:sz w:val="20"/>
+      </w:rPr>
+    </w:lvl>
+    <w:lvl w:ilvl="4" w:tentative="1">
+      <w:start w:val="1"/>
+      <w:numFmt w:val="bullet"/>
+      <w:lvlText w:val=""/>
+      <w:lvlJc w:val="left"/>
+      <w:pPr>
+        <w:tabs>
+          <w:tab w:val="num" w:pos="3600"/>
+        </w:tabs>
+        <w:ind w:left="3600" w:hanging="360"/>
+      </w:pPr>
+      <w:rPr>
+        <w:rFonts w:ascii="Wingdings" w:hAnsi="Wingdings" w:hint="default"/>
+        <w:sz w:val="20"/>
+      </w:rPr>
+    </w:lvl>
+    <w:lvl w:ilvl="5" w:tentative="1">
+      <w:start w:val="1"/>
+      <w:numFmt w:val="bullet"/>
+      <w:lvlText w:val=""/>
+      <w:lvlJc w:val="left"/>
+      <w:pPr>
+        <w:tabs>
+          <w:tab w:val="num" w:pos="4320"/>
+        </w:tabs>
+        <w:ind w:left="4320" w:hanging="360"/>
+      </w:pPr>
+      <w:rPr>
+        <w:rFonts w:ascii="Wingdings" w:hAnsi="Wingdings" w:hint="default"/>
+        <w:sz w:val="20"/>
+      </w:rPr>
+    </w:lvl>
+    <w:lvl w:ilvl="6" w:tentative="1">
+      <w:start w:val="1"/>
+      <w:numFmt w:val="bullet"/>
+      <w:lvlText w:val=""/>
+      <w:lvlJc w:val="left"/>
+      <w:pPr>
+        <w:tabs>
+          <w:tab w:val="num" w:pos="5040"/>
+        </w:tabs>
+        <w:ind w:left="5040" w:hanging="360"/>
+      </w:pPr>
+      <w:rPr>
+        <w:rFonts w:ascii="Wingdings" w:hAnsi="Wingdings" w:hint="default"/>
+        <w:sz w:val="20"/>
+      </w:rPr>
+    </w:lvl>
+    <w:lvl w:ilvl="7" w:tentative="1">
+      <w:start w:val="1"/>
+      <w:numFmt w:val="bullet"/>
+      <w:lvlText w:val=""/>
+      <w:lvlJc w:val="left"/>
+      <w:pPr>
+        <w:tabs>
+          <w:tab w:val="num" w:pos="5760"/>
+        </w:tabs>
+        <w:ind w:left="5760" w:hanging="360"/>
+      </w:pPr>
+      <w:rPr>
+        <w:rFonts w:ascii="Wingdings" w:hAnsi="Wingdings" w:hint="default"/>
+        <w:sz w:val="20"/>
+      </w:rPr>
+    </w:lvl>
+    <w:lvl w:ilvl="8" w:tentative="1">
+      <w:start w:val="1"/>
+      <w:numFmt w:val="bullet"/>
+      <w:lvlText w:val=""/>
+      <w:lvlJc w:val="left"/>
+      <w:pPr>
+        <w:tabs>
+          <w:tab w:val="num" w:pos="6480"/>
+        </w:tabs>
+        <w:ind w:left="6480" w:hanging="360"/>
+      </w:pPr>
+      <w:rPr>
+        <w:rFonts w:ascii="Wingdings" w:hAnsi="Wingdings" w:hint="default"/>
+        <w:sz w:val="20"/>
+      </w:rPr>
+    </w:lvl>
+  </w:abstractNum>
+  <w:abstractNum w:abstractNumId="3" w15:restartNumberingAfterBreak="0">
+    <w:nsid w:val="09C9169C"/>
+    <w:multiLevelType w:val="multilevel"/>
+    <w:tmpl w:val="2A8CB80A"/>
+    <w:lvl w:ilvl="0">
+      <w:start w:val="1"/>
+      <w:numFmt w:val="bullet"/>
+      <w:lvlText w:val=""/>
+      <w:lvlJc w:val="left"/>
+      <w:pPr>
+        <w:tabs>
+          <w:tab w:val="num" w:pos="720"/>
+        </w:tabs>
+        <w:ind w:left="720" w:hanging="360"/>
+      </w:pPr>
+      <w:rPr>
+        <w:rFonts w:ascii="Symbol" w:hAnsi="Symbol" w:hint="default"/>
+        <w:sz w:val="20"/>
+      </w:rPr>
+    </w:lvl>
+    <w:lvl w:ilvl="1" w:tentative="1">
+      <w:start w:val="1"/>
+      <w:numFmt w:val="bullet"/>
+      <w:lvlText w:val="o"/>
+      <w:lvlJc w:val="left"/>
+      <w:pPr>
+        <w:tabs>
+          <w:tab w:val="num" w:pos="1440"/>
+        </w:tabs>
+        <w:ind w:left="1440" w:hanging="360"/>
+      </w:pPr>
+      <w:rPr>
+        <w:rFonts w:ascii="Courier New" w:hAnsi="Courier New" w:hint="default"/>
+        <w:sz w:val="20"/>
+      </w:rPr>
+    </w:lvl>
+    <w:lvl w:ilvl="2" w:tentative="1">
+      <w:start w:val="1"/>
+      <w:numFmt w:val="bullet"/>
+      <w:lvlText w:val=""/>
+      <w:lvlJc w:val="left"/>
+      <w:pPr>
+        <w:tabs>
+          <w:tab w:val="num" w:pos="2160"/>
+        </w:tabs>
+        <w:ind w:left="2160" w:hanging="360"/>
+      </w:pPr>
+      <w:rPr>
+        <w:rFonts w:ascii="Wingdings" w:hAnsi="Wingdings" w:hint="default"/>
+        <w:sz w:val="20"/>
+      </w:rPr>
+    </w:lvl>
+    <w:lvl w:ilvl="3" w:tentative="1">
+      <w:start w:val="1"/>
+      <w:numFmt w:val="bullet"/>
+      <w:lvlText w:val=""/>
+      <w:lvlJc w:val="left"/>
+      <w:pPr>
+        <w:tabs>
+          <w:tab w:val="num" w:pos="2880"/>
+        </w:tabs>
+        <w:ind w:left="2880" w:hanging="360"/>
+      </w:pPr>
+      <w:rPr>
+        <w:rFonts w:ascii="Wingdings" w:hAnsi="Wingdings" w:hint="default"/>
+        <w:sz w:val="20"/>
+      </w:rPr>
+    </w:lvl>
+    <w:lvl w:ilvl="4" w:tentative="1">
+      <w:start w:val="1"/>
+      <w:numFmt w:val="bullet"/>
+      <w:lvlText w:val=""/>
+      <w:lvlJc w:val="left"/>
+      <w:pPr>
+        <w:tabs>
+          <w:tab w:val="num" w:pos="3600"/>
+        </w:tabs>
+        <w:ind w:left="3600" w:hanging="360"/>
+      </w:pPr>
+      <w:rPr>
+        <w:rFonts w:ascii="Wingdings" w:hAnsi="Wingdings" w:hint="default"/>
+        <w:sz w:val="20"/>
+      </w:rPr>
+    </w:lvl>
+    <w:lvl w:ilvl="5" w:tentative="1">
+      <w:start w:val="1"/>
+      <w:numFmt w:val="bullet"/>
+      <w:lvlText w:val=""/>
+      <w:lvlJc w:val="left"/>
+      <w:pPr>
+        <w:tabs>
+          <w:tab w:val="num" w:pos="4320"/>
+        </w:tabs>
+        <w:ind w:left="4320" w:hanging="360"/>
+      </w:pPr>
+      <w:rPr>
+        <w:rFonts w:ascii="Wingdings" w:hAnsi="Wingdings" w:hint="default"/>
+        <w:sz w:val="20"/>
+      </w:rPr>
+    </w:lvl>
+    <w:lvl w:ilvl="6" w:tentative="1">
+      <w:start w:val="1"/>
+      <w:numFmt w:val="bullet"/>
+      <w:lvlText w:val=""/>
+      <w:lvlJc w:val="left"/>
+      <w:pPr>
+        <w:tabs>
+          <w:tab w:val="num" w:pos="5040"/>
+        </w:tabs>
+        <w:ind w:left="5040" w:hanging="360"/>
+      </w:pPr>
+      <w:rPr>
+        <w:rFonts w:ascii="Wingdings" w:hAnsi="Wingdings" w:hint="default"/>
+        <w:sz w:val="20"/>
+      </w:rPr>
+    </w:lvl>
+    <w:lvl w:ilvl="7" w:tentative="1">
+      <w:start w:val="1"/>
+      <w:numFmt w:val="bullet"/>
+      <w:lvlText w:val=""/>
+      <w:lvlJc w:val="left"/>
+      <w:pPr>
+        <w:tabs>
+          <w:tab w:val="num" w:pos="5760"/>
+        </w:tabs>
+        <w:ind w:left="5760" w:hanging="360"/>
+      </w:pPr>
+      <w:rPr>
+        <w:rFonts w:ascii="Wingdings" w:hAnsi="Wingdings" w:hint="default"/>
+        <w:sz w:val="20"/>
+      </w:rPr>
+    </w:lvl>
+    <w:lvl w:ilvl="8" w:tentative="1">
+      <w:start w:val="1"/>
+      <w:numFmt w:val="bullet"/>
+      <w:lvlText w:val=""/>
+      <w:lvlJc w:val="left"/>
+      <w:pPr>
+        <w:tabs>
+          <w:tab w:val="num" w:pos="6480"/>
+        </w:tabs>
+        <w:ind w:left="6480" w:hanging="360"/>
+      </w:pPr>
+      <w:rPr>
+        <w:rFonts w:ascii="Wingdings" w:hAnsi="Wingdings" w:hint="default"/>
+        <w:sz w:val="20"/>
+      </w:rPr>
+    </w:lvl>
+  </w:abstractNum>
+  <w:abstractNum w:abstractNumId="4" w15:restartNumberingAfterBreak="0">
     <w:nsid w:val="0ACD07DE"/>
     <w:multiLevelType w:val="multilevel"/>
     <w:tmpl w:val="DD209A82"/>
@@ -604,7 +4498,603 @@
       </w:rPr>
     </w:lvl>
   </w:abstractNum>
-  <w:abstractNum w:abstractNumId="1" w15:restartNumberingAfterBreak="0">
+  <w:abstractNum w:abstractNumId="5" w15:restartNumberingAfterBreak="0">
+    <w:nsid w:val="1E2F16BF"/>
+    <w:multiLevelType w:val="multilevel"/>
+    <w:tmpl w:val="B8DEC6BE"/>
+    <w:lvl w:ilvl="0">
+      <w:start w:val="1"/>
+      <w:numFmt w:val="bullet"/>
+      <w:lvlText w:val=""/>
+      <w:lvlJc w:val="left"/>
+      <w:pPr>
+        <w:tabs>
+          <w:tab w:val="num" w:pos="720"/>
+        </w:tabs>
+        <w:ind w:left="720" w:hanging="360"/>
+      </w:pPr>
+      <w:rPr>
+        <w:rFonts w:ascii="Symbol" w:hAnsi="Symbol" w:hint="default"/>
+        <w:sz w:val="20"/>
+      </w:rPr>
+    </w:lvl>
+    <w:lvl w:ilvl="1" w:tentative="1">
+      <w:start w:val="1"/>
+      <w:numFmt w:val="bullet"/>
+      <w:lvlText w:val="o"/>
+      <w:lvlJc w:val="left"/>
+      <w:pPr>
+        <w:tabs>
+          <w:tab w:val="num" w:pos="1440"/>
+        </w:tabs>
+        <w:ind w:left="1440" w:hanging="360"/>
+      </w:pPr>
+      <w:rPr>
+        <w:rFonts w:ascii="Courier New" w:hAnsi="Courier New" w:hint="default"/>
+        <w:sz w:val="20"/>
+      </w:rPr>
+    </w:lvl>
+    <w:lvl w:ilvl="2" w:tentative="1">
+      <w:start w:val="1"/>
+      <w:numFmt w:val="bullet"/>
+      <w:lvlText w:val=""/>
+      <w:lvlJc w:val="left"/>
+      <w:pPr>
+        <w:tabs>
+          <w:tab w:val="num" w:pos="2160"/>
+        </w:tabs>
+        <w:ind w:left="2160" w:hanging="360"/>
+      </w:pPr>
+      <w:rPr>
+        <w:rFonts w:ascii="Wingdings" w:hAnsi="Wingdings" w:hint="default"/>
+        <w:sz w:val="20"/>
+      </w:rPr>
+    </w:lvl>
+    <w:lvl w:ilvl="3" w:tentative="1">
+      <w:start w:val="1"/>
+      <w:numFmt w:val="bullet"/>
+      <w:lvlText w:val=""/>
+      <w:lvlJc w:val="left"/>
+      <w:pPr>
+        <w:tabs>
+          <w:tab w:val="num" w:pos="2880"/>
+        </w:tabs>
+        <w:ind w:left="2880" w:hanging="360"/>
+      </w:pPr>
+      <w:rPr>
+        <w:rFonts w:ascii="Wingdings" w:hAnsi="Wingdings" w:hint="default"/>
+        <w:sz w:val="20"/>
+      </w:rPr>
+    </w:lvl>
+    <w:lvl w:ilvl="4" w:tentative="1">
+      <w:start w:val="1"/>
+      <w:numFmt w:val="bullet"/>
+      <w:lvlText w:val=""/>
+      <w:lvlJc w:val="left"/>
+      <w:pPr>
+        <w:tabs>
+          <w:tab w:val="num" w:pos="3600"/>
+        </w:tabs>
+        <w:ind w:left="3600" w:hanging="360"/>
+      </w:pPr>
+      <w:rPr>
+        <w:rFonts w:ascii="Wingdings" w:hAnsi="Wingdings" w:hint="default"/>
+        <w:sz w:val="20"/>
+      </w:rPr>
+    </w:lvl>
+    <w:lvl w:ilvl="5" w:tentative="1">
+      <w:start w:val="1"/>
+      <w:numFmt w:val="bullet"/>
+      <w:lvlText w:val=""/>
+      <w:lvlJc w:val="left"/>
+      <w:pPr>
+        <w:tabs>
+          <w:tab w:val="num" w:pos="4320"/>
+        </w:tabs>
+        <w:ind w:left="4320" w:hanging="360"/>
+      </w:pPr>
+      <w:rPr>
+        <w:rFonts w:ascii="Wingdings" w:hAnsi="Wingdings" w:hint="default"/>
+        <w:sz w:val="20"/>
+      </w:rPr>
+    </w:lvl>
+    <w:lvl w:ilvl="6" w:tentative="1">
+      <w:start w:val="1"/>
+      <w:numFmt w:val="bullet"/>
+      <w:lvlText w:val=""/>
+      <w:lvlJc w:val="left"/>
+      <w:pPr>
+        <w:tabs>
+          <w:tab w:val="num" w:pos="5040"/>
+        </w:tabs>
+        <w:ind w:left="5040" w:hanging="360"/>
+      </w:pPr>
+      <w:rPr>
+        <w:rFonts w:ascii="Wingdings" w:hAnsi="Wingdings" w:hint="default"/>
+        <w:sz w:val="20"/>
+      </w:rPr>
+    </w:lvl>
+    <w:lvl w:ilvl="7" w:tentative="1">
+      <w:start w:val="1"/>
+      <w:numFmt w:val="bullet"/>
+      <w:lvlText w:val=""/>
+      <w:lvlJc w:val="left"/>
+      <w:pPr>
+        <w:tabs>
+          <w:tab w:val="num" w:pos="5760"/>
+        </w:tabs>
+        <w:ind w:left="5760" w:hanging="360"/>
+      </w:pPr>
+      <w:rPr>
+        <w:rFonts w:ascii="Wingdings" w:hAnsi="Wingdings" w:hint="default"/>
+        <w:sz w:val="20"/>
+      </w:rPr>
+    </w:lvl>
+    <w:lvl w:ilvl="8" w:tentative="1">
+      <w:start w:val="1"/>
+      <w:numFmt w:val="bullet"/>
+      <w:lvlText w:val=""/>
+      <w:lvlJc w:val="left"/>
+      <w:pPr>
+        <w:tabs>
+          <w:tab w:val="num" w:pos="6480"/>
+        </w:tabs>
+        <w:ind w:left="6480" w:hanging="360"/>
+      </w:pPr>
+      <w:rPr>
+        <w:rFonts w:ascii="Wingdings" w:hAnsi="Wingdings" w:hint="default"/>
+        <w:sz w:val="20"/>
+      </w:rPr>
+    </w:lvl>
+  </w:abstractNum>
+  <w:abstractNum w:abstractNumId="6" w15:restartNumberingAfterBreak="0">
+    <w:nsid w:val="365F1960"/>
+    <w:multiLevelType w:val="multilevel"/>
+    <w:tmpl w:val="4CA4C0FA"/>
+    <w:lvl w:ilvl="0">
+      <w:start w:val="1"/>
+      <w:numFmt w:val="bullet"/>
+      <w:lvlText w:val=""/>
+      <w:lvlJc w:val="left"/>
+      <w:pPr>
+        <w:tabs>
+          <w:tab w:val="num" w:pos="720"/>
+        </w:tabs>
+        <w:ind w:left="720" w:hanging="360"/>
+      </w:pPr>
+      <w:rPr>
+        <w:rFonts w:ascii="Symbol" w:hAnsi="Symbol" w:hint="default"/>
+        <w:sz w:val="20"/>
+      </w:rPr>
+    </w:lvl>
+    <w:lvl w:ilvl="1" w:tentative="1">
+      <w:start w:val="1"/>
+      <w:numFmt w:val="bullet"/>
+      <w:lvlText w:val="o"/>
+      <w:lvlJc w:val="left"/>
+      <w:pPr>
+        <w:tabs>
+          <w:tab w:val="num" w:pos="1440"/>
+        </w:tabs>
+        <w:ind w:left="1440" w:hanging="360"/>
+      </w:pPr>
+      <w:rPr>
+        <w:rFonts w:ascii="Courier New" w:hAnsi="Courier New" w:hint="default"/>
+        <w:sz w:val="20"/>
+      </w:rPr>
+    </w:lvl>
+    <w:lvl w:ilvl="2" w:tentative="1">
+      <w:start w:val="1"/>
+      <w:numFmt w:val="bullet"/>
+      <w:lvlText w:val=""/>
+      <w:lvlJc w:val="left"/>
+      <w:pPr>
+        <w:tabs>
+          <w:tab w:val="num" w:pos="2160"/>
+        </w:tabs>
+        <w:ind w:left="2160" w:hanging="360"/>
+      </w:pPr>
+      <w:rPr>
+        <w:rFonts w:ascii="Wingdings" w:hAnsi="Wingdings" w:hint="default"/>
+        <w:sz w:val="20"/>
+      </w:rPr>
+    </w:lvl>
+    <w:lvl w:ilvl="3" w:tentative="1">
+      <w:start w:val="1"/>
+      <w:numFmt w:val="bullet"/>
+      <w:lvlText w:val=""/>
+      <w:lvlJc w:val="left"/>
+      <w:pPr>
+        <w:tabs>
+          <w:tab w:val="num" w:pos="2880"/>
+        </w:tabs>
+        <w:ind w:left="2880" w:hanging="360"/>
+      </w:pPr>
+      <w:rPr>
+        <w:rFonts w:ascii="Wingdings" w:hAnsi="Wingdings" w:hint="default"/>
+        <w:sz w:val="20"/>
+      </w:rPr>
+    </w:lvl>
+    <w:lvl w:ilvl="4" w:tentative="1">
+      <w:start w:val="1"/>
+      <w:numFmt w:val="bullet"/>
+      <w:lvlText w:val=""/>
+      <w:lvlJc w:val="left"/>
+      <w:pPr>
+        <w:tabs>
+          <w:tab w:val="num" w:pos="3600"/>
+        </w:tabs>
+        <w:ind w:left="3600" w:hanging="360"/>
+      </w:pPr>
+      <w:rPr>
+        <w:rFonts w:ascii="Wingdings" w:hAnsi="Wingdings" w:hint="default"/>
+        <w:sz w:val="20"/>
+      </w:rPr>
+    </w:lvl>
+    <w:lvl w:ilvl="5" w:tentative="1">
+      <w:start w:val="1"/>
+      <w:numFmt w:val="bullet"/>
+      <w:lvlText w:val=""/>
+      <w:lvlJc w:val="left"/>
+      <w:pPr>
+        <w:tabs>
+          <w:tab w:val="num" w:pos="4320"/>
+        </w:tabs>
+        <w:ind w:left="4320" w:hanging="360"/>
+      </w:pPr>
+      <w:rPr>
+        <w:rFonts w:ascii="Wingdings" w:hAnsi="Wingdings" w:hint="default"/>
+        <w:sz w:val="20"/>
+      </w:rPr>
+    </w:lvl>
+    <w:lvl w:ilvl="6" w:tentative="1">
+      <w:start w:val="1"/>
+      <w:numFmt w:val="bullet"/>
+      <w:lvlText w:val=""/>
+      <w:lvlJc w:val="left"/>
+      <w:pPr>
+        <w:tabs>
+          <w:tab w:val="num" w:pos="5040"/>
+        </w:tabs>
+        <w:ind w:left="5040" w:hanging="360"/>
+      </w:pPr>
+      <w:rPr>
+        <w:rFonts w:ascii="Wingdings" w:hAnsi="Wingdings" w:hint="default"/>
+        <w:sz w:val="20"/>
+      </w:rPr>
+    </w:lvl>
+    <w:lvl w:ilvl="7" w:tentative="1">
+      <w:start w:val="1"/>
+      <w:numFmt w:val="bullet"/>
+      <w:lvlText w:val=""/>
+      <w:lvlJc w:val="left"/>
+      <w:pPr>
+        <w:tabs>
+          <w:tab w:val="num" w:pos="5760"/>
+        </w:tabs>
+        <w:ind w:left="5760" w:hanging="360"/>
+      </w:pPr>
+      <w:rPr>
+        <w:rFonts w:ascii="Wingdings" w:hAnsi="Wingdings" w:hint="default"/>
+        <w:sz w:val="20"/>
+      </w:rPr>
+    </w:lvl>
+    <w:lvl w:ilvl="8" w:tentative="1">
+      <w:start w:val="1"/>
+      <w:numFmt w:val="bullet"/>
+      <w:lvlText w:val=""/>
+      <w:lvlJc w:val="left"/>
+      <w:pPr>
+        <w:tabs>
+          <w:tab w:val="num" w:pos="6480"/>
+        </w:tabs>
+        <w:ind w:left="6480" w:hanging="360"/>
+      </w:pPr>
+      <w:rPr>
+        <w:rFonts w:ascii="Wingdings" w:hAnsi="Wingdings" w:hint="default"/>
+        <w:sz w:val="20"/>
+      </w:rPr>
+    </w:lvl>
+  </w:abstractNum>
+  <w:abstractNum w:abstractNumId="7" w15:restartNumberingAfterBreak="0">
+    <w:nsid w:val="376B325C"/>
+    <w:multiLevelType w:val="multilevel"/>
+    <w:tmpl w:val="85C0A918"/>
+    <w:lvl w:ilvl="0">
+      <w:start w:val="1"/>
+      <w:numFmt w:val="bullet"/>
+      <w:lvlText w:val=""/>
+      <w:lvlJc w:val="left"/>
+      <w:pPr>
+        <w:tabs>
+          <w:tab w:val="num" w:pos="720"/>
+        </w:tabs>
+        <w:ind w:left="720" w:hanging="360"/>
+      </w:pPr>
+      <w:rPr>
+        <w:rFonts w:ascii="Symbol" w:hAnsi="Symbol" w:hint="default"/>
+        <w:sz w:val="20"/>
+      </w:rPr>
+    </w:lvl>
+    <w:lvl w:ilvl="1" w:tentative="1">
+      <w:start w:val="1"/>
+      <w:numFmt w:val="bullet"/>
+      <w:lvlText w:val="o"/>
+      <w:lvlJc w:val="left"/>
+      <w:pPr>
+        <w:tabs>
+          <w:tab w:val="num" w:pos="1440"/>
+        </w:tabs>
+        <w:ind w:left="1440" w:hanging="360"/>
+      </w:pPr>
+      <w:rPr>
+        <w:rFonts w:ascii="Courier New" w:hAnsi="Courier New" w:hint="default"/>
+        <w:sz w:val="20"/>
+      </w:rPr>
+    </w:lvl>
+    <w:lvl w:ilvl="2" w:tentative="1">
+      <w:start w:val="1"/>
+      <w:numFmt w:val="bullet"/>
+      <w:lvlText w:val=""/>
+      <w:lvlJc w:val="left"/>
+      <w:pPr>
+        <w:tabs>
+          <w:tab w:val="num" w:pos="2160"/>
+        </w:tabs>
+        <w:ind w:left="2160" w:hanging="360"/>
+      </w:pPr>
+      <w:rPr>
+        <w:rFonts w:ascii="Wingdings" w:hAnsi="Wingdings" w:hint="default"/>
+        <w:sz w:val="20"/>
+      </w:rPr>
+    </w:lvl>
+    <w:lvl w:ilvl="3" w:tentative="1">
+      <w:start w:val="1"/>
+      <w:numFmt w:val="bullet"/>
+      <w:lvlText w:val=""/>
+      <w:lvlJc w:val="left"/>
+      <w:pPr>
+        <w:tabs>
+          <w:tab w:val="num" w:pos="2880"/>
+        </w:tabs>
+        <w:ind w:left="2880" w:hanging="360"/>
+      </w:pPr>
+      <w:rPr>
+        <w:rFonts w:ascii="Wingdings" w:hAnsi="Wingdings" w:hint="default"/>
+        <w:sz w:val="20"/>
+      </w:rPr>
+    </w:lvl>
+    <w:lvl w:ilvl="4" w:tentative="1">
+      <w:start w:val="1"/>
+      <w:numFmt w:val="bullet"/>
+      <w:lvlText w:val=""/>
+      <w:lvlJc w:val="left"/>
+      <w:pPr>
+        <w:tabs>
+          <w:tab w:val="num" w:pos="3600"/>
+        </w:tabs>
+        <w:ind w:left="3600" w:hanging="360"/>
+      </w:pPr>
+      <w:rPr>
+        <w:rFonts w:ascii="Wingdings" w:hAnsi="Wingdings" w:hint="default"/>
+        <w:sz w:val="20"/>
+      </w:rPr>
+    </w:lvl>
+    <w:lvl w:ilvl="5" w:tentative="1">
+      <w:start w:val="1"/>
+      <w:numFmt w:val="bullet"/>
+      <w:lvlText w:val=""/>
+      <w:lvlJc w:val="left"/>
+      <w:pPr>
+        <w:tabs>
+          <w:tab w:val="num" w:pos="4320"/>
+        </w:tabs>
+        <w:ind w:left="4320" w:hanging="360"/>
+      </w:pPr>
+      <w:rPr>
+        <w:rFonts w:ascii="Wingdings" w:hAnsi="Wingdings" w:hint="default"/>
+        <w:sz w:val="20"/>
+      </w:rPr>
+    </w:lvl>
+    <w:lvl w:ilvl="6" w:tentative="1">
+      <w:start w:val="1"/>
+      <w:numFmt w:val="bullet"/>
+      <w:lvlText w:val=""/>
+      <w:lvlJc w:val="left"/>
+      <w:pPr>
+        <w:tabs>
+          <w:tab w:val="num" w:pos="5040"/>
+        </w:tabs>
+        <w:ind w:left="5040" w:hanging="360"/>
+      </w:pPr>
+      <w:rPr>
+        <w:rFonts w:ascii="Wingdings" w:hAnsi="Wingdings" w:hint="default"/>
+        <w:sz w:val="20"/>
+      </w:rPr>
+    </w:lvl>
+    <w:lvl w:ilvl="7" w:tentative="1">
+      <w:start w:val="1"/>
+      <w:numFmt w:val="bullet"/>
+      <w:lvlText w:val=""/>
+      <w:lvlJc w:val="left"/>
+      <w:pPr>
+        <w:tabs>
+          <w:tab w:val="num" w:pos="5760"/>
+        </w:tabs>
+        <w:ind w:left="5760" w:hanging="360"/>
+      </w:pPr>
+      <w:rPr>
+        <w:rFonts w:ascii="Wingdings" w:hAnsi="Wingdings" w:hint="default"/>
+        <w:sz w:val="20"/>
+      </w:rPr>
+    </w:lvl>
+    <w:lvl w:ilvl="8" w:tentative="1">
+      <w:start w:val="1"/>
+      <w:numFmt w:val="bullet"/>
+      <w:lvlText w:val=""/>
+      <w:lvlJc w:val="left"/>
+      <w:pPr>
+        <w:tabs>
+          <w:tab w:val="num" w:pos="6480"/>
+        </w:tabs>
+        <w:ind w:left="6480" w:hanging="360"/>
+      </w:pPr>
+      <w:rPr>
+        <w:rFonts w:ascii="Wingdings" w:hAnsi="Wingdings" w:hint="default"/>
+        <w:sz w:val="20"/>
+      </w:rPr>
+    </w:lvl>
+  </w:abstractNum>
+  <w:abstractNum w:abstractNumId="8" w15:restartNumberingAfterBreak="0">
+    <w:nsid w:val="3DDF61CA"/>
+    <w:multiLevelType w:val="multilevel"/>
+    <w:tmpl w:val="ABFC856E"/>
+    <w:lvl w:ilvl="0">
+      <w:start w:val="1"/>
+      <w:numFmt w:val="bullet"/>
+      <w:lvlText w:val=""/>
+      <w:lvlJc w:val="left"/>
+      <w:pPr>
+        <w:tabs>
+          <w:tab w:val="num" w:pos="720"/>
+        </w:tabs>
+        <w:ind w:left="720" w:hanging="360"/>
+      </w:pPr>
+      <w:rPr>
+        <w:rFonts w:ascii="Symbol" w:hAnsi="Symbol" w:hint="default"/>
+        <w:sz w:val="20"/>
+      </w:rPr>
+    </w:lvl>
+    <w:lvl w:ilvl="1" w:tentative="1">
+      <w:start w:val="1"/>
+      <w:numFmt w:val="bullet"/>
+      <w:lvlText w:val="o"/>
+      <w:lvlJc w:val="left"/>
+      <w:pPr>
+        <w:tabs>
+          <w:tab w:val="num" w:pos="1440"/>
+        </w:tabs>
+        <w:ind w:left="1440" w:hanging="360"/>
+      </w:pPr>
+      <w:rPr>
+        <w:rFonts w:ascii="Courier New" w:hAnsi="Courier New" w:hint="default"/>
+        <w:sz w:val="20"/>
+      </w:rPr>
+    </w:lvl>
+    <w:lvl w:ilvl="2" w:tentative="1">
+      <w:start w:val="1"/>
+      <w:numFmt w:val="bullet"/>
+      <w:lvlText w:val=""/>
+      <w:lvlJc w:val="left"/>
+      <w:pPr>
+        <w:tabs>
+          <w:tab w:val="num" w:pos="2160"/>
+        </w:tabs>
+        <w:ind w:left="2160" w:hanging="360"/>
+      </w:pPr>
+      <w:rPr>
+        <w:rFonts w:ascii="Wingdings" w:hAnsi="Wingdings" w:hint="default"/>
+        <w:sz w:val="20"/>
+      </w:rPr>
+    </w:lvl>
+    <w:lvl w:ilvl="3" w:tentative="1">
+      <w:start w:val="1"/>
+      <w:numFmt w:val="bullet"/>
+      <w:lvlText w:val=""/>
+      <w:lvlJc w:val="left"/>
+      <w:pPr>
+        <w:tabs>
+          <w:tab w:val="num" w:pos="2880"/>
+        </w:tabs>
+        <w:ind w:left="2880" w:hanging="360"/>
+      </w:pPr>
+      <w:rPr>
+        <w:rFonts w:ascii="Wingdings" w:hAnsi="Wingdings" w:hint="default"/>
+        <w:sz w:val="20"/>
+      </w:rPr>
+    </w:lvl>
+    <w:lvl w:ilvl="4" w:tentative="1">
+      <w:start w:val="1"/>
+      <w:numFmt w:val="bullet"/>
+      <w:lvlText w:val=""/>
+      <w:lvlJc w:val="left"/>
+      <w:pPr>
+        <w:tabs>
+          <w:tab w:val="num" w:pos="3600"/>
+        </w:tabs>
+        <w:ind w:left="3600" w:hanging="360"/>
+      </w:pPr>
+      <w:rPr>
+        <w:rFonts w:ascii="Wingdings" w:hAnsi="Wingdings" w:hint="default"/>
+        <w:sz w:val="20"/>
+      </w:rPr>
+    </w:lvl>
+    <w:lvl w:ilvl="5" w:tentative="1">
+      <w:start w:val="1"/>
+      <w:numFmt w:val="bullet"/>
+      <w:lvlText w:val=""/>
+      <w:lvlJc w:val="left"/>
+      <w:pPr>
+        <w:tabs>
+          <w:tab w:val="num" w:pos="4320"/>
+        </w:tabs>
+        <w:ind w:left="4320" w:hanging="360"/>
+      </w:pPr>
+      <w:rPr>
+        <w:rFonts w:ascii="Wingdings" w:hAnsi="Wingdings" w:hint="default"/>
+        <w:sz w:val="20"/>
+      </w:rPr>
+    </w:lvl>
+    <w:lvl w:ilvl="6" w:tentative="1">
+      <w:start w:val="1"/>
+      <w:numFmt w:val="bullet"/>
+      <w:lvlText w:val=""/>
+      <w:lvlJc w:val="left"/>
+      <w:pPr>
+        <w:tabs>
+          <w:tab w:val="num" w:pos="5040"/>
+        </w:tabs>
+        <w:ind w:left="5040" w:hanging="360"/>
+      </w:pPr>
+      <w:rPr>
+        <w:rFonts w:ascii="Wingdings" w:hAnsi="Wingdings" w:hint="default"/>
+        <w:sz w:val="20"/>
+      </w:rPr>
+    </w:lvl>
+    <w:lvl w:ilvl="7" w:tentative="1">
+      <w:start w:val="1"/>
+      <w:numFmt w:val="bullet"/>
+      <w:lvlText w:val=""/>
+      <w:lvlJc w:val="left"/>
+      <w:pPr>
+        <w:tabs>
+          <w:tab w:val="num" w:pos="5760"/>
+        </w:tabs>
+        <w:ind w:left="5760" w:hanging="360"/>
+      </w:pPr>
+      <w:rPr>
+        <w:rFonts w:ascii="Wingdings" w:hAnsi="Wingdings" w:hint="default"/>
+        <w:sz w:val="20"/>
+      </w:rPr>
+    </w:lvl>
+    <w:lvl w:ilvl="8" w:tentative="1">
+      <w:start w:val="1"/>
+      <w:numFmt w:val="bullet"/>
+      <w:lvlText w:val=""/>
+      <w:lvlJc w:val="left"/>
+      <w:pPr>
+        <w:tabs>
+          <w:tab w:val="num" w:pos="6480"/>
+        </w:tabs>
+        <w:ind w:left="6480" w:hanging="360"/>
+      </w:pPr>
+      <w:rPr>
+        <w:rFonts w:ascii="Wingdings" w:hAnsi="Wingdings" w:hint="default"/>
+        <w:sz w:val="20"/>
+      </w:rPr>
+    </w:lvl>
+  </w:abstractNum>
+  <w:abstractNum w:abstractNumId="9" w15:restartNumberingAfterBreak="0">
     <w:nsid w:val="3EC2497A"/>
     <w:multiLevelType w:val="multilevel"/>
     <w:tmpl w:val="038669AA"/>
@@ -753,7 +5243,305 @@
       </w:rPr>
     </w:lvl>
   </w:abstractNum>
-  <w:abstractNum w:abstractNumId="2" w15:restartNumberingAfterBreak="0">
+  <w:abstractNum w:abstractNumId="10" w15:restartNumberingAfterBreak="0">
+    <w:nsid w:val="496B4294"/>
+    <w:multiLevelType w:val="multilevel"/>
+    <w:tmpl w:val="EEAAA56C"/>
+    <w:lvl w:ilvl="0">
+      <w:start w:val="1"/>
+      <w:numFmt w:val="bullet"/>
+      <w:lvlText w:val=""/>
+      <w:lvlJc w:val="left"/>
+      <w:pPr>
+        <w:tabs>
+          <w:tab w:val="num" w:pos="720"/>
+        </w:tabs>
+        <w:ind w:left="720" w:hanging="360"/>
+      </w:pPr>
+      <w:rPr>
+        <w:rFonts w:ascii="Symbol" w:hAnsi="Symbol" w:hint="default"/>
+        <w:sz w:val="20"/>
+      </w:rPr>
+    </w:lvl>
+    <w:lvl w:ilvl="1" w:tentative="1">
+      <w:start w:val="1"/>
+      <w:numFmt w:val="bullet"/>
+      <w:lvlText w:val="o"/>
+      <w:lvlJc w:val="left"/>
+      <w:pPr>
+        <w:tabs>
+          <w:tab w:val="num" w:pos="1440"/>
+        </w:tabs>
+        <w:ind w:left="1440" w:hanging="360"/>
+      </w:pPr>
+      <w:rPr>
+        <w:rFonts w:ascii="Courier New" w:hAnsi="Courier New" w:hint="default"/>
+        <w:sz w:val="20"/>
+      </w:rPr>
+    </w:lvl>
+    <w:lvl w:ilvl="2" w:tentative="1">
+      <w:start w:val="1"/>
+      <w:numFmt w:val="bullet"/>
+      <w:lvlText w:val=""/>
+      <w:lvlJc w:val="left"/>
+      <w:pPr>
+        <w:tabs>
+          <w:tab w:val="num" w:pos="2160"/>
+        </w:tabs>
+        <w:ind w:left="2160" w:hanging="360"/>
+      </w:pPr>
+      <w:rPr>
+        <w:rFonts w:ascii="Wingdings" w:hAnsi="Wingdings" w:hint="default"/>
+        <w:sz w:val="20"/>
+      </w:rPr>
+    </w:lvl>
+    <w:lvl w:ilvl="3" w:tentative="1">
+      <w:start w:val="1"/>
+      <w:numFmt w:val="bullet"/>
+      <w:lvlText w:val=""/>
+      <w:lvlJc w:val="left"/>
+      <w:pPr>
+        <w:tabs>
+          <w:tab w:val="num" w:pos="2880"/>
+        </w:tabs>
+        <w:ind w:left="2880" w:hanging="360"/>
+      </w:pPr>
+      <w:rPr>
+        <w:rFonts w:ascii="Wingdings" w:hAnsi="Wingdings" w:hint="default"/>
+        <w:sz w:val="20"/>
+      </w:rPr>
+    </w:lvl>
+    <w:lvl w:ilvl="4" w:tentative="1">
+      <w:start w:val="1"/>
+      <w:numFmt w:val="bullet"/>
+      <w:lvlText w:val=""/>
+      <w:lvlJc w:val="left"/>
+      <w:pPr>
+        <w:tabs>
+          <w:tab w:val="num" w:pos="3600"/>
+        </w:tabs>
+        <w:ind w:left="3600" w:hanging="360"/>
+      </w:pPr>
+      <w:rPr>
+        <w:rFonts w:ascii="Wingdings" w:hAnsi="Wingdings" w:hint="default"/>
+        <w:sz w:val="20"/>
+      </w:rPr>
+    </w:lvl>
+    <w:lvl w:ilvl="5" w:tentative="1">
+      <w:start w:val="1"/>
+      <w:numFmt w:val="bullet"/>
+      <w:lvlText w:val=""/>
+      <w:lvlJc w:val="left"/>
+      <w:pPr>
+        <w:tabs>
+          <w:tab w:val="num" w:pos="4320"/>
+        </w:tabs>
+        <w:ind w:left="4320" w:hanging="360"/>
+      </w:pPr>
+      <w:rPr>
+        <w:rFonts w:ascii="Wingdings" w:hAnsi="Wingdings" w:hint="default"/>
+        <w:sz w:val="20"/>
+      </w:rPr>
+    </w:lvl>
+    <w:lvl w:ilvl="6" w:tentative="1">
+      <w:start w:val="1"/>
+      <w:numFmt w:val="bullet"/>
+      <w:lvlText w:val=""/>
+      <w:lvlJc w:val="left"/>
+      <w:pPr>
+        <w:tabs>
+          <w:tab w:val="num" w:pos="5040"/>
+        </w:tabs>
+        <w:ind w:left="5040" w:hanging="360"/>
+      </w:pPr>
+      <w:rPr>
+        <w:rFonts w:ascii="Wingdings" w:hAnsi="Wingdings" w:hint="default"/>
+        <w:sz w:val="20"/>
+      </w:rPr>
+    </w:lvl>
+    <w:lvl w:ilvl="7" w:tentative="1">
+      <w:start w:val="1"/>
+      <w:numFmt w:val="bullet"/>
+      <w:lvlText w:val=""/>
+      <w:lvlJc w:val="left"/>
+      <w:pPr>
+        <w:tabs>
+          <w:tab w:val="num" w:pos="5760"/>
+        </w:tabs>
+        <w:ind w:left="5760" w:hanging="360"/>
+      </w:pPr>
+      <w:rPr>
+        <w:rFonts w:ascii="Wingdings" w:hAnsi="Wingdings" w:hint="default"/>
+        <w:sz w:val="20"/>
+      </w:rPr>
+    </w:lvl>
+    <w:lvl w:ilvl="8" w:tentative="1">
+      <w:start w:val="1"/>
+      <w:numFmt w:val="bullet"/>
+      <w:lvlText w:val=""/>
+      <w:lvlJc w:val="left"/>
+      <w:pPr>
+        <w:tabs>
+          <w:tab w:val="num" w:pos="6480"/>
+        </w:tabs>
+        <w:ind w:left="6480" w:hanging="360"/>
+      </w:pPr>
+      <w:rPr>
+        <w:rFonts w:ascii="Wingdings" w:hAnsi="Wingdings" w:hint="default"/>
+        <w:sz w:val="20"/>
+      </w:rPr>
+    </w:lvl>
+  </w:abstractNum>
+  <w:abstractNum w:abstractNumId="11" w15:restartNumberingAfterBreak="0">
+    <w:nsid w:val="5AFF2E8D"/>
+    <w:multiLevelType w:val="multilevel"/>
+    <w:tmpl w:val="00E82A94"/>
+    <w:lvl w:ilvl="0">
+      <w:start w:val="1"/>
+      <w:numFmt w:val="bullet"/>
+      <w:lvlText w:val=""/>
+      <w:lvlJc w:val="left"/>
+      <w:pPr>
+        <w:tabs>
+          <w:tab w:val="num" w:pos="720"/>
+        </w:tabs>
+        <w:ind w:left="720" w:hanging="360"/>
+      </w:pPr>
+      <w:rPr>
+        <w:rFonts w:ascii="Symbol" w:hAnsi="Symbol" w:hint="default"/>
+        <w:sz w:val="20"/>
+      </w:rPr>
+    </w:lvl>
+    <w:lvl w:ilvl="1" w:tentative="1">
+      <w:start w:val="1"/>
+      <w:numFmt w:val="bullet"/>
+      <w:lvlText w:val="o"/>
+      <w:lvlJc w:val="left"/>
+      <w:pPr>
+        <w:tabs>
+          <w:tab w:val="num" w:pos="1440"/>
+        </w:tabs>
+        <w:ind w:left="1440" w:hanging="360"/>
+      </w:pPr>
+      <w:rPr>
+        <w:rFonts w:ascii="Courier New" w:hAnsi="Courier New" w:hint="default"/>
+        <w:sz w:val="20"/>
+      </w:rPr>
+    </w:lvl>
+    <w:lvl w:ilvl="2" w:tentative="1">
+      <w:start w:val="1"/>
+      <w:numFmt w:val="bullet"/>
+      <w:lvlText w:val=""/>
+      <w:lvlJc w:val="left"/>
+      <w:pPr>
+        <w:tabs>
+          <w:tab w:val="num" w:pos="2160"/>
+        </w:tabs>
+        <w:ind w:left="2160" w:hanging="360"/>
+      </w:pPr>
+      <w:rPr>
+        <w:rFonts w:ascii="Wingdings" w:hAnsi="Wingdings" w:hint="default"/>
+        <w:sz w:val="20"/>
+      </w:rPr>
+    </w:lvl>
+    <w:lvl w:ilvl="3" w:tentative="1">
+      <w:start w:val="1"/>
+      <w:numFmt w:val="bullet"/>
+      <w:lvlText w:val=""/>
+      <w:lvlJc w:val="left"/>
+      <w:pPr>
+        <w:tabs>
+          <w:tab w:val="num" w:pos="2880"/>
+        </w:tabs>
+        <w:ind w:left="2880" w:hanging="360"/>
+      </w:pPr>
+      <w:rPr>
+        <w:rFonts w:ascii="Wingdings" w:hAnsi="Wingdings" w:hint="default"/>
+        <w:sz w:val="20"/>
+      </w:rPr>
+    </w:lvl>
+    <w:lvl w:ilvl="4" w:tentative="1">
+      <w:start w:val="1"/>
+      <w:numFmt w:val="bullet"/>
+      <w:lvlText w:val=""/>
+      <w:lvlJc w:val="left"/>
+      <w:pPr>
+        <w:tabs>
+          <w:tab w:val="num" w:pos="3600"/>
+        </w:tabs>
+        <w:ind w:left="3600" w:hanging="360"/>
+      </w:pPr>
+      <w:rPr>
+        <w:rFonts w:ascii="Wingdings" w:hAnsi="Wingdings" w:hint="default"/>
+        <w:sz w:val="20"/>
+      </w:rPr>
+    </w:lvl>
+    <w:lvl w:ilvl="5" w:tentative="1">
+      <w:start w:val="1"/>
+      <w:numFmt w:val="bullet"/>
+      <w:lvlText w:val=""/>
+      <w:lvlJc w:val="left"/>
+      <w:pPr>
+        <w:tabs>
+          <w:tab w:val="num" w:pos="4320"/>
+        </w:tabs>
+        <w:ind w:left="4320" w:hanging="360"/>
+      </w:pPr>
+      <w:rPr>
+        <w:rFonts w:ascii="Wingdings" w:hAnsi="Wingdings" w:hint="default"/>
+        <w:sz w:val="20"/>
+      </w:rPr>
+    </w:lvl>
+    <w:lvl w:ilvl="6" w:tentative="1">
+      <w:start w:val="1"/>
+      <w:numFmt w:val="bullet"/>
+      <w:lvlText w:val=""/>
+      <w:lvlJc w:val="left"/>
+      <w:pPr>
+        <w:tabs>
+          <w:tab w:val="num" w:pos="5040"/>
+        </w:tabs>
+        <w:ind w:left="5040" w:hanging="360"/>
+      </w:pPr>
+      <w:rPr>
+        <w:rFonts w:ascii="Wingdings" w:hAnsi="Wingdings" w:hint="default"/>
+        <w:sz w:val="20"/>
+      </w:rPr>
+    </w:lvl>
+    <w:lvl w:ilvl="7" w:tentative="1">
+      <w:start w:val="1"/>
+      <w:numFmt w:val="bullet"/>
+      <w:lvlText w:val=""/>
+      <w:lvlJc w:val="left"/>
+      <w:pPr>
+        <w:tabs>
+          <w:tab w:val="num" w:pos="5760"/>
+        </w:tabs>
+        <w:ind w:left="5760" w:hanging="360"/>
+      </w:pPr>
+      <w:rPr>
+        <w:rFonts w:ascii="Wingdings" w:hAnsi="Wingdings" w:hint="default"/>
+        <w:sz w:val="20"/>
+      </w:rPr>
+    </w:lvl>
+    <w:lvl w:ilvl="8" w:tentative="1">
+      <w:start w:val="1"/>
+      <w:numFmt w:val="bullet"/>
+      <w:lvlText w:val=""/>
+      <w:lvlJc w:val="left"/>
+      <w:pPr>
+        <w:tabs>
+          <w:tab w:val="num" w:pos="6480"/>
+        </w:tabs>
+        <w:ind w:left="6480" w:hanging="360"/>
+      </w:pPr>
+      <w:rPr>
+        <w:rFonts w:ascii="Wingdings" w:hAnsi="Wingdings" w:hint="default"/>
+        <w:sz w:val="20"/>
+      </w:rPr>
+    </w:lvl>
+  </w:abstractNum>
+  <w:abstractNum w:abstractNumId="12" w15:restartNumberingAfterBreak="0">
     <w:nsid w:val="5D612526"/>
     <w:multiLevelType w:val="multilevel"/>
     <w:tmpl w:val="DB62DC76"/>
@@ -902,14 +5690,428 @@
       </w:rPr>
     </w:lvl>
   </w:abstractNum>
+  <w:abstractNum w:abstractNumId="13" w15:restartNumberingAfterBreak="0">
+    <w:nsid w:val="6DBF7670"/>
+    <w:multiLevelType w:val="multilevel"/>
+    <w:tmpl w:val="CC963EBA"/>
+    <w:lvl w:ilvl="0">
+      <w:start w:val="1"/>
+      <w:numFmt w:val="bullet"/>
+      <w:lvlText w:val=""/>
+      <w:lvlJc w:val="left"/>
+      <w:pPr>
+        <w:tabs>
+          <w:tab w:val="num" w:pos="720"/>
+        </w:tabs>
+        <w:ind w:left="720" w:hanging="360"/>
+      </w:pPr>
+      <w:rPr>
+        <w:rFonts w:ascii="Symbol" w:hAnsi="Symbol" w:hint="default"/>
+        <w:sz w:val="20"/>
+      </w:rPr>
+    </w:lvl>
+    <w:lvl w:ilvl="1" w:tentative="1">
+      <w:start w:val="1"/>
+      <w:numFmt w:val="bullet"/>
+      <w:lvlText w:val="o"/>
+      <w:lvlJc w:val="left"/>
+      <w:pPr>
+        <w:tabs>
+          <w:tab w:val="num" w:pos="1440"/>
+        </w:tabs>
+        <w:ind w:left="1440" w:hanging="360"/>
+      </w:pPr>
+      <w:rPr>
+        <w:rFonts w:ascii="Courier New" w:hAnsi="Courier New" w:hint="default"/>
+        <w:sz w:val="20"/>
+      </w:rPr>
+    </w:lvl>
+    <w:lvl w:ilvl="2" w:tentative="1">
+      <w:start w:val="1"/>
+      <w:numFmt w:val="bullet"/>
+      <w:lvlText w:val=""/>
+      <w:lvlJc w:val="left"/>
+      <w:pPr>
+        <w:tabs>
+          <w:tab w:val="num" w:pos="2160"/>
+        </w:tabs>
+        <w:ind w:left="2160" w:hanging="360"/>
+      </w:pPr>
+      <w:rPr>
+        <w:rFonts w:ascii="Wingdings" w:hAnsi="Wingdings" w:hint="default"/>
+        <w:sz w:val="20"/>
+      </w:rPr>
+    </w:lvl>
+    <w:lvl w:ilvl="3" w:tentative="1">
+      <w:start w:val="1"/>
+      <w:numFmt w:val="bullet"/>
+      <w:lvlText w:val=""/>
+      <w:lvlJc w:val="left"/>
+      <w:pPr>
+        <w:tabs>
+          <w:tab w:val="num" w:pos="2880"/>
+        </w:tabs>
+        <w:ind w:left="2880" w:hanging="360"/>
+      </w:pPr>
+      <w:rPr>
+        <w:rFonts w:ascii="Wingdings" w:hAnsi="Wingdings" w:hint="default"/>
+        <w:sz w:val="20"/>
+      </w:rPr>
+    </w:lvl>
+    <w:lvl w:ilvl="4" w:tentative="1">
+      <w:start w:val="1"/>
+      <w:numFmt w:val="bullet"/>
+      <w:lvlText w:val=""/>
+      <w:lvlJc w:val="left"/>
+      <w:pPr>
+        <w:tabs>
+          <w:tab w:val="num" w:pos="3600"/>
+        </w:tabs>
+        <w:ind w:left="3600" w:hanging="360"/>
+      </w:pPr>
+      <w:rPr>
+        <w:rFonts w:ascii="Wingdings" w:hAnsi="Wingdings" w:hint="default"/>
+        <w:sz w:val="20"/>
+      </w:rPr>
+    </w:lvl>
+    <w:lvl w:ilvl="5" w:tentative="1">
+      <w:start w:val="1"/>
+      <w:numFmt w:val="bullet"/>
+      <w:lvlText w:val=""/>
+      <w:lvlJc w:val="left"/>
+      <w:pPr>
+        <w:tabs>
+          <w:tab w:val="num" w:pos="4320"/>
+        </w:tabs>
+        <w:ind w:left="4320" w:hanging="360"/>
+      </w:pPr>
+      <w:rPr>
+        <w:rFonts w:ascii="Wingdings" w:hAnsi="Wingdings" w:hint="default"/>
+        <w:sz w:val="20"/>
+      </w:rPr>
+    </w:lvl>
+    <w:lvl w:ilvl="6" w:tentative="1">
+      <w:start w:val="1"/>
+      <w:numFmt w:val="bullet"/>
+      <w:lvlText w:val=""/>
+      <w:lvlJc w:val="left"/>
+      <w:pPr>
+        <w:tabs>
+          <w:tab w:val="num" w:pos="5040"/>
+        </w:tabs>
+        <w:ind w:left="5040" w:hanging="360"/>
+      </w:pPr>
+      <w:rPr>
+        <w:rFonts w:ascii="Wingdings" w:hAnsi="Wingdings" w:hint="default"/>
+        <w:sz w:val="20"/>
+      </w:rPr>
+    </w:lvl>
+    <w:lvl w:ilvl="7" w:tentative="1">
+      <w:start w:val="1"/>
+      <w:numFmt w:val="bullet"/>
+      <w:lvlText w:val=""/>
+      <w:lvlJc w:val="left"/>
+      <w:pPr>
+        <w:tabs>
+          <w:tab w:val="num" w:pos="5760"/>
+        </w:tabs>
+        <w:ind w:left="5760" w:hanging="360"/>
+      </w:pPr>
+      <w:rPr>
+        <w:rFonts w:ascii="Wingdings" w:hAnsi="Wingdings" w:hint="default"/>
+        <w:sz w:val="20"/>
+      </w:rPr>
+    </w:lvl>
+    <w:lvl w:ilvl="8" w:tentative="1">
+      <w:start w:val="1"/>
+      <w:numFmt w:val="bullet"/>
+      <w:lvlText w:val=""/>
+      <w:lvlJc w:val="left"/>
+      <w:pPr>
+        <w:tabs>
+          <w:tab w:val="num" w:pos="6480"/>
+        </w:tabs>
+        <w:ind w:left="6480" w:hanging="360"/>
+      </w:pPr>
+      <w:rPr>
+        <w:rFonts w:ascii="Wingdings" w:hAnsi="Wingdings" w:hint="default"/>
+        <w:sz w:val="20"/>
+      </w:rPr>
+    </w:lvl>
+  </w:abstractNum>
+  <w:abstractNum w:abstractNumId="14" w15:restartNumberingAfterBreak="0">
+    <w:nsid w:val="6F4C7C29"/>
+    <w:multiLevelType w:val="multilevel"/>
+    <w:tmpl w:val="0CC08082"/>
+    <w:lvl w:ilvl="0">
+      <w:start w:val="1"/>
+      <w:numFmt w:val="decimal"/>
+      <w:lvlText w:val="%1."/>
+      <w:lvlJc w:val="left"/>
+      <w:pPr>
+        <w:tabs>
+          <w:tab w:val="num" w:pos="720"/>
+        </w:tabs>
+        <w:ind w:left="720" w:hanging="360"/>
+      </w:pPr>
+    </w:lvl>
+    <w:lvl w:ilvl="1" w:tentative="1">
+      <w:start w:val="1"/>
+      <w:numFmt w:val="decimal"/>
+      <w:lvlText w:val="%2."/>
+      <w:lvlJc w:val="left"/>
+      <w:pPr>
+        <w:tabs>
+          <w:tab w:val="num" w:pos="1440"/>
+        </w:tabs>
+        <w:ind w:left="1440" w:hanging="360"/>
+      </w:pPr>
+    </w:lvl>
+    <w:lvl w:ilvl="2" w:tentative="1">
+      <w:start w:val="1"/>
+      <w:numFmt w:val="decimal"/>
+      <w:lvlText w:val="%3."/>
+      <w:lvlJc w:val="left"/>
+      <w:pPr>
+        <w:tabs>
+          <w:tab w:val="num" w:pos="2160"/>
+        </w:tabs>
+        <w:ind w:left="2160" w:hanging="360"/>
+      </w:pPr>
+    </w:lvl>
+    <w:lvl w:ilvl="3" w:tentative="1">
+      <w:start w:val="1"/>
+      <w:numFmt w:val="decimal"/>
+      <w:lvlText w:val="%4."/>
+      <w:lvlJc w:val="left"/>
+      <w:pPr>
+        <w:tabs>
+          <w:tab w:val="num" w:pos="2880"/>
+        </w:tabs>
+        <w:ind w:left="2880" w:hanging="360"/>
+      </w:pPr>
+    </w:lvl>
+    <w:lvl w:ilvl="4" w:tentative="1">
+      <w:start w:val="1"/>
+      <w:numFmt w:val="decimal"/>
+      <w:lvlText w:val="%5."/>
+      <w:lvlJc w:val="left"/>
+      <w:pPr>
+        <w:tabs>
+          <w:tab w:val="num" w:pos="3600"/>
+        </w:tabs>
+        <w:ind w:left="3600" w:hanging="360"/>
+      </w:pPr>
+    </w:lvl>
+    <w:lvl w:ilvl="5" w:tentative="1">
+      <w:start w:val="1"/>
+      <w:numFmt w:val="decimal"/>
+      <w:lvlText w:val="%6."/>
+      <w:lvlJc w:val="left"/>
+      <w:pPr>
+        <w:tabs>
+          <w:tab w:val="num" w:pos="4320"/>
+        </w:tabs>
+        <w:ind w:left="4320" w:hanging="360"/>
+      </w:pPr>
+    </w:lvl>
+    <w:lvl w:ilvl="6" w:tentative="1">
+      <w:start w:val="1"/>
+      <w:numFmt w:val="decimal"/>
+      <w:lvlText w:val="%7."/>
+      <w:lvlJc w:val="left"/>
+      <w:pPr>
+        <w:tabs>
+          <w:tab w:val="num" w:pos="5040"/>
+        </w:tabs>
+        <w:ind w:left="5040" w:hanging="360"/>
+      </w:pPr>
+    </w:lvl>
+    <w:lvl w:ilvl="7" w:tentative="1">
+      <w:start w:val="1"/>
+      <w:numFmt w:val="decimal"/>
+      <w:lvlText w:val="%8."/>
+      <w:lvlJc w:val="left"/>
+      <w:pPr>
+        <w:tabs>
+          <w:tab w:val="num" w:pos="5760"/>
+        </w:tabs>
+        <w:ind w:left="5760" w:hanging="360"/>
+      </w:pPr>
+    </w:lvl>
+    <w:lvl w:ilvl="8" w:tentative="1">
+      <w:start w:val="1"/>
+      <w:numFmt w:val="decimal"/>
+      <w:lvlText w:val="%9."/>
+      <w:lvlJc w:val="left"/>
+      <w:pPr>
+        <w:tabs>
+          <w:tab w:val="num" w:pos="6480"/>
+        </w:tabs>
+        <w:ind w:left="6480" w:hanging="360"/>
+      </w:pPr>
+    </w:lvl>
+  </w:abstractNum>
+  <w:abstractNum w:abstractNumId="15" w15:restartNumberingAfterBreak="0">
+    <w:nsid w:val="71DD7274"/>
+    <w:multiLevelType w:val="multilevel"/>
+    <w:tmpl w:val="2C645D04"/>
+    <w:lvl w:ilvl="0">
+      <w:start w:val="1"/>
+      <w:numFmt w:val="decimal"/>
+      <w:lvlText w:val="%1."/>
+      <w:lvlJc w:val="left"/>
+      <w:pPr>
+        <w:tabs>
+          <w:tab w:val="num" w:pos="720"/>
+        </w:tabs>
+        <w:ind w:left="720" w:hanging="360"/>
+      </w:pPr>
+    </w:lvl>
+    <w:lvl w:ilvl="1" w:tentative="1">
+      <w:start w:val="1"/>
+      <w:numFmt w:val="decimal"/>
+      <w:lvlText w:val="%2."/>
+      <w:lvlJc w:val="left"/>
+      <w:pPr>
+        <w:tabs>
+          <w:tab w:val="num" w:pos="1440"/>
+        </w:tabs>
+        <w:ind w:left="1440" w:hanging="360"/>
+      </w:pPr>
+    </w:lvl>
+    <w:lvl w:ilvl="2" w:tentative="1">
+      <w:start w:val="1"/>
+      <w:numFmt w:val="decimal"/>
+      <w:lvlText w:val="%3."/>
+      <w:lvlJc w:val="left"/>
+      <w:pPr>
+        <w:tabs>
+          <w:tab w:val="num" w:pos="2160"/>
+        </w:tabs>
+        <w:ind w:left="2160" w:hanging="360"/>
+      </w:pPr>
+    </w:lvl>
+    <w:lvl w:ilvl="3" w:tentative="1">
+      <w:start w:val="1"/>
+      <w:numFmt w:val="decimal"/>
+      <w:lvlText w:val="%4."/>
+      <w:lvlJc w:val="left"/>
+      <w:pPr>
+        <w:tabs>
+          <w:tab w:val="num" w:pos="2880"/>
+        </w:tabs>
+        <w:ind w:left="2880" w:hanging="360"/>
+      </w:pPr>
+    </w:lvl>
+    <w:lvl w:ilvl="4" w:tentative="1">
+      <w:start w:val="1"/>
+      <w:numFmt w:val="decimal"/>
+      <w:lvlText w:val="%5."/>
+      <w:lvlJc w:val="left"/>
+      <w:pPr>
+        <w:tabs>
+          <w:tab w:val="num" w:pos="3600"/>
+        </w:tabs>
+        <w:ind w:left="3600" w:hanging="360"/>
+      </w:pPr>
+    </w:lvl>
+    <w:lvl w:ilvl="5" w:tentative="1">
+      <w:start w:val="1"/>
+      <w:numFmt w:val="decimal"/>
+      <w:lvlText w:val="%6."/>
+      <w:lvlJc w:val="left"/>
+      <w:pPr>
+        <w:tabs>
+          <w:tab w:val="num" w:pos="4320"/>
+        </w:tabs>
+        <w:ind w:left="4320" w:hanging="360"/>
+      </w:pPr>
+    </w:lvl>
+    <w:lvl w:ilvl="6" w:tentative="1">
+      <w:start w:val="1"/>
+      <w:numFmt w:val="decimal"/>
+      <w:lvlText w:val="%7."/>
+      <w:lvlJc w:val="left"/>
+      <w:pPr>
+        <w:tabs>
+          <w:tab w:val="num" w:pos="5040"/>
+        </w:tabs>
+        <w:ind w:left="5040" w:hanging="360"/>
+      </w:pPr>
+    </w:lvl>
+    <w:lvl w:ilvl="7" w:tentative="1">
+      <w:start w:val="1"/>
+      <w:numFmt w:val="decimal"/>
+      <w:lvlText w:val="%8."/>
+      <w:lvlJc w:val="left"/>
+      <w:pPr>
+        <w:tabs>
+          <w:tab w:val="num" w:pos="5760"/>
+        </w:tabs>
+        <w:ind w:left="5760" w:hanging="360"/>
+      </w:pPr>
+    </w:lvl>
+    <w:lvl w:ilvl="8" w:tentative="1">
+      <w:start w:val="1"/>
+      <w:numFmt w:val="decimal"/>
+      <w:lvlText w:val="%9."/>
+      <w:lvlJc w:val="left"/>
+      <w:pPr>
+        <w:tabs>
+          <w:tab w:val="num" w:pos="6480"/>
+        </w:tabs>
+        <w:ind w:left="6480" w:hanging="360"/>
+      </w:pPr>
+    </w:lvl>
+  </w:abstractNum>
   <w:num w:numId="1" w16cid:durableId="340132085">
+    <w:abstractNumId w:val="9"/>
+  </w:num>
+  <w:num w:numId="2" w16cid:durableId="1890527785">
+    <w:abstractNumId w:val="4"/>
+  </w:num>
+  <w:num w:numId="3" w16cid:durableId="564411841">
+    <w:abstractNumId w:val="12"/>
+  </w:num>
+  <w:num w:numId="4" w16cid:durableId="495222279">
+    <w:abstractNumId w:val="8"/>
+  </w:num>
+  <w:num w:numId="5" w16cid:durableId="1905722608">
+    <w:abstractNumId w:val="3"/>
+  </w:num>
+  <w:num w:numId="6" w16cid:durableId="2014138789">
+    <w:abstractNumId w:val="5"/>
+  </w:num>
+  <w:num w:numId="7" w16cid:durableId="1874030179">
+    <w:abstractNumId w:val="6"/>
+  </w:num>
+  <w:num w:numId="8" w16cid:durableId="1905289728">
+    <w:abstractNumId w:val="13"/>
+  </w:num>
+  <w:num w:numId="9" w16cid:durableId="903224478">
+    <w:abstractNumId w:val="14"/>
+  </w:num>
+  <w:num w:numId="10" w16cid:durableId="1389456004">
     <w:abstractNumId w:val="1"/>
   </w:num>
-  <w:num w:numId="2" w16cid:durableId="1890527785">
+  <w:num w:numId="11" w16cid:durableId="1808932441">
+    <w:abstractNumId w:val="2"/>
+  </w:num>
+  <w:num w:numId="12" w16cid:durableId="1290165678">
     <w:abstractNumId w:val="0"/>
   </w:num>
-  <w:num w:numId="3" w16cid:durableId="564411841">
-    <w:abstractNumId w:val="2"/>
+  <w:num w:numId="13" w16cid:durableId="1358509900">
+    <w:abstractNumId w:val="7"/>
+  </w:num>
+  <w:num w:numId="14" w16cid:durableId="1263025117">
+    <w:abstractNumId w:val="10"/>
+  </w:num>
+  <w:num w:numId="15" w16cid:durableId="1706708101">
+    <w:abstractNumId w:val="15"/>
+  </w:num>
+  <w:num w:numId="16" w16cid:durableId="1900166956">
+    <w:abstractNumId w:val="11"/>
   </w:num>
 </w:numbering>
 </file>

--- a/Unidad 5 - Pokedex Web/Documentación de Pokedex.docx
+++ b/Unidad 5 - Pokedex Web/Documentación de Pokedex.docx
@@ -3070,13 +3070,7 @@
       </w:r>
       <w:proofErr w:type="spellEnd"/>
       <w:r>
-        <w:t xml:space="preserve"> para modificar datos directamente sobre las celdas de la </w:t>
-      </w:r>
-      <w:r>
-        <w:t>grilla.</w:t>
-      </w:r>
-      <w:r>
-        <w:t xml:space="preserve"> Sin embargo, a nivel arquitectónico y de UX, esta práctica se desaconseja para tablas con muchas columnas, ya que genera una interfaz similar a una hoja de cálculo de Excel, resultando tediosa y poco </w:t>
+        <w:t xml:space="preserve"> para modificar datos directamente sobre las celdas de la grilla. Sin embargo, a nivel arquitectónico y de UX, esta práctica se desaconseja para tablas con muchas columnas, ya que genera una interfaz similar a una hoja de cálculo de Excel, resultando tediosa y poco </w:t>
       </w:r>
       <w:proofErr w:type="gramStart"/>
       <w:r>
@@ -3123,10 +3117,7 @@
       </w:r>
       <w:proofErr w:type="spellEnd"/>
       <w:r>
-        <w:t xml:space="preserve">) a una vista de detalle dedicada (formulario) donde se expone la totalidad de los campos de manera </w:t>
-      </w:r>
-      <w:r>
-        <w:t>ordenada.</w:t>
+        <w:t>) a una vista de detalle dedicada (formulario) donde se expone la totalidad de los campos de manera ordenada.</w:t>
       </w:r>
     </w:p>
     <w:p>
@@ -3753,12 +3744,884 @@
       </w:r>
       <w:proofErr w:type="spellEnd"/>
       <w:r>
-        <w:t xml:space="preserve">, la cual almacena el índice base-cero de la nueva página que el usuario solicitó </w:t>
-      </w:r>
-      <w:r>
-        <w:t>visualizar.</w:t>
-      </w:r>
-    </w:p>
+        <w:t>, la cual almacena el índice base-cero de la nueva página que el usuario solicitó visualizar.</w:t>
+      </w:r>
+    </w:p>
+    <w:p>
+      <w:r>
+        <w:rPr>
+          <w:b/>
+          <w:bCs/>
+        </w:rPr>
+        <w:t>TEMA: Patrón de Formulario Dedicado (ABM/CRUD)</w:t>
+      </w:r>
+    </w:p>
+    <w:p>
+      <w:pPr>
+        <w:numPr>
+          <w:ilvl w:val="0"/>
+          <w:numId w:val="17"/>
+        </w:numPr>
+      </w:pPr>
+      <w:r>
+        <w:rPr>
+          <w:b/>
+          <w:bCs/>
+        </w:rPr>
+        <w:t>Separación de Responsabilidades:</w:t>
+      </w:r>
+      <w:r>
+        <w:t xml:space="preserve"> En aplicaciones </w:t>
+      </w:r>
+      <w:proofErr w:type="spellStart"/>
+      <w:r>
+        <w:t>WebForms</w:t>
+      </w:r>
+      <w:proofErr w:type="spellEnd"/>
+      <w:r>
+        <w:t>, es una buena práctica separar la vista de listado (Lectura) de la vista de edición/creación (Escritura). Esto permite tener interfaces de usuario más limpias y específicas.</w:t>
+      </w:r>
+    </w:p>
+    <w:p>
+      <w:pPr>
+        <w:numPr>
+          <w:ilvl w:val="0"/>
+          <w:numId w:val="17"/>
+        </w:numPr>
+      </w:pPr>
+      <w:r>
+        <w:rPr>
+          <w:b/>
+          <w:bCs/>
+        </w:rPr>
+        <w:t>Reutilización de Interfaz:</w:t>
+      </w:r>
+      <w:r>
+        <w:t xml:space="preserve"> Un mismo </w:t>
+      </w:r>
+      <w:proofErr w:type="spellStart"/>
+      <w:r>
+        <w:t>WebForm</w:t>
+      </w:r>
+      <w:proofErr w:type="spellEnd"/>
+      <w:r>
+        <w:t xml:space="preserve"> (Formulario.aspx) se utiliza tanto para la operación de Alta (</w:t>
+      </w:r>
+      <w:proofErr w:type="spellStart"/>
+      <w:r>
+        <w:t>Insert</w:t>
+      </w:r>
+      <w:proofErr w:type="spellEnd"/>
+      <w:r>
+        <w:t>) como para la Modificación (</w:t>
+      </w:r>
+      <w:proofErr w:type="spellStart"/>
+      <w:r>
+        <w:t>Update</w:t>
+      </w:r>
+      <w:proofErr w:type="spellEnd"/>
+      <w:r>
+        <w:t xml:space="preserve">). La aplicación determina en el </w:t>
+      </w:r>
+      <w:proofErr w:type="spellStart"/>
+      <w:r>
+        <w:t>Page_Load</w:t>
+      </w:r>
+      <w:proofErr w:type="spellEnd"/>
+      <w:r>
+        <w:t xml:space="preserve"> qué acción ejecutar evaluando la existencia de un parámetro identificador (</w:t>
+      </w:r>
+      <w:proofErr w:type="gramStart"/>
+      <w:r>
+        <w:t>ej. ?id</w:t>
+      </w:r>
+      <w:proofErr w:type="gramEnd"/>
+      <w:r>
+        <w:t xml:space="preserve">=X) en el </w:t>
+      </w:r>
+      <w:proofErr w:type="spellStart"/>
+      <w:r>
+        <w:t>QueryString</w:t>
+      </w:r>
+      <w:proofErr w:type="spellEnd"/>
+      <w:r>
+        <w:t xml:space="preserve"> (URL).</w:t>
+      </w:r>
+    </w:p>
+    <w:p>
+      <w:pPr>
+        <w:numPr>
+          <w:ilvl w:val="0"/>
+          <w:numId w:val="17"/>
+        </w:numPr>
+      </w:pPr>
+      <w:r>
+        <w:rPr>
+          <w:b/>
+          <w:bCs/>
+        </w:rPr>
+        <w:t>Componentes Clave:</w:t>
+      </w:r>
+      <w:r>
+        <w:t xml:space="preserve"> Un formulario de entidad estándar requiere controles de entrada de texto (</w:t>
+      </w:r>
+      <w:proofErr w:type="spellStart"/>
+      <w:r>
+        <w:t>TextBox</w:t>
+      </w:r>
+      <w:proofErr w:type="spellEnd"/>
+      <w:r>
+        <w:t>), selectores de relaciones (</w:t>
+      </w:r>
+      <w:proofErr w:type="spellStart"/>
+      <w:r>
+        <w:t>DropDownList</w:t>
+      </w:r>
+      <w:proofErr w:type="spellEnd"/>
+      <w:r>
+        <w:t xml:space="preserve"> para claves foráneas como "Tipo"), y controles de acción (</w:t>
+      </w:r>
+      <w:proofErr w:type="spellStart"/>
+      <w:r>
+        <w:t>Button</w:t>
+      </w:r>
+      <w:proofErr w:type="spellEnd"/>
+      <w:r>
+        <w:t>) para confirmar (</w:t>
+      </w:r>
+      <w:proofErr w:type="spellStart"/>
+      <w:r>
+        <w:t>Submit</w:t>
+      </w:r>
+      <w:proofErr w:type="spellEnd"/>
+      <w:r>
+        <w:t>) o cancelar el envío de datos al servidor.</w:t>
+      </w:r>
+    </w:p>
+    <w:p>
+      <w:r>
+        <w:rPr>
+          <w:b/>
+          <w:bCs/>
+        </w:rPr>
+        <w:t xml:space="preserve">TEMA: Controles de Estado y Renderizado Parcial en </w:t>
+      </w:r>
+      <w:proofErr w:type="spellStart"/>
+      <w:r>
+        <w:rPr>
+          <w:b/>
+          <w:bCs/>
+        </w:rPr>
+        <w:t>WebForms</w:t>
+      </w:r>
+      <w:proofErr w:type="spellEnd"/>
+    </w:p>
+    <w:p>
+      <w:pPr>
+        <w:numPr>
+          <w:ilvl w:val="0"/>
+          <w:numId w:val="19"/>
+        </w:numPr>
+      </w:pPr>
+      <w:proofErr w:type="spellStart"/>
+      <w:r>
+        <w:rPr>
+          <w:b/>
+          <w:bCs/>
+        </w:rPr>
+        <w:t>DropDownList</w:t>
+      </w:r>
+      <w:proofErr w:type="spellEnd"/>
+      <w:r>
+        <w:rPr>
+          <w:b/>
+          <w:bCs/>
+        </w:rPr>
+        <w:t xml:space="preserve"> (Enlace a Datos):</w:t>
+      </w:r>
+      <w:r>
+        <w:t xml:space="preserve"> A diferencia de las aplicaciones de escritorio donde un ComboBox puede almacenar el objeto complejo completo, en </w:t>
+      </w:r>
+      <w:proofErr w:type="spellStart"/>
+      <w:r>
+        <w:t>WebForms</w:t>
+      </w:r>
+      <w:proofErr w:type="spellEnd"/>
+      <w:r>
+        <w:t xml:space="preserve"> todo se renderiza como HTML (texto plano). Para que un </w:t>
+      </w:r>
+      <w:proofErr w:type="spellStart"/>
+      <w:r>
+        <w:t>DropDownList</w:t>
+      </w:r>
+      <w:proofErr w:type="spellEnd"/>
+      <w:r>
+        <w:t xml:space="preserve"> funcione correctamente con una base de datos, se debe configurar como un diccionario "Clave-Valor" estableciendo dos propiedades vitales:</w:t>
+      </w:r>
+    </w:p>
+    <w:p>
+      <w:pPr>
+        <w:numPr>
+          <w:ilvl w:val="1"/>
+          <w:numId w:val="19"/>
+        </w:numPr>
+      </w:pPr>
+      <w:proofErr w:type="spellStart"/>
+      <w:r>
+        <w:t>DataTextField</w:t>
+      </w:r>
+      <w:proofErr w:type="spellEnd"/>
+      <w:r>
+        <w:t>: La propiedad del objeto que el usuario verá en pantalla (ej. "Descripción").</w:t>
+      </w:r>
+    </w:p>
+    <w:p>
+      <w:pPr>
+        <w:numPr>
+          <w:ilvl w:val="1"/>
+          <w:numId w:val="19"/>
+        </w:numPr>
+      </w:pPr>
+      <w:proofErr w:type="spellStart"/>
+      <w:r>
+        <w:t>DataValueField</w:t>
+      </w:r>
+      <w:proofErr w:type="spellEnd"/>
+      <w:r>
+        <w:t>: La propiedad del objeto que funciona como identificador oculto (ej. "Id").</w:t>
+      </w:r>
+    </w:p>
+    <w:p>
+      <w:pPr>
+        <w:numPr>
+          <w:ilvl w:val="0"/>
+          <w:numId w:val="19"/>
+        </w:numPr>
+      </w:pPr>
+      <w:proofErr w:type="spellStart"/>
+      <w:r>
+        <w:rPr>
+          <w:b/>
+          <w:bCs/>
+        </w:rPr>
+        <w:lastRenderedPageBreak/>
+        <w:t>AutoPostBack</w:t>
+      </w:r>
+      <w:proofErr w:type="spellEnd"/>
+      <w:r>
+        <w:rPr>
+          <w:b/>
+          <w:bCs/>
+        </w:rPr>
+        <w:t>:</w:t>
+      </w:r>
+      <w:r>
+        <w:t xml:space="preserve"> Por defecto, controles como </w:t>
+      </w:r>
+      <w:proofErr w:type="spellStart"/>
+      <w:r>
+        <w:t>DropDownList</w:t>
+      </w:r>
+      <w:proofErr w:type="spellEnd"/>
+      <w:r>
+        <w:t xml:space="preserve"> o </w:t>
+      </w:r>
+      <w:proofErr w:type="spellStart"/>
+      <w:r>
+        <w:t>TextBox</w:t>
+      </w:r>
+      <w:proofErr w:type="spellEnd"/>
+      <w:r>
+        <w:t xml:space="preserve"> no envían información al servidor cuando el usuario interactúa con ellos. Para que disparen un evento (como recargar otra lista o validar un dato), se debe habilitar la propiedad </w:t>
+      </w:r>
+      <w:proofErr w:type="spellStart"/>
+      <w:r>
+        <w:t>AutoPostBack</w:t>
+      </w:r>
+      <w:proofErr w:type="spellEnd"/>
+      <w:r>
+        <w:t>="true".</w:t>
+      </w:r>
+    </w:p>
+    <w:p>
+      <w:pPr>
+        <w:numPr>
+          <w:ilvl w:val="0"/>
+          <w:numId w:val="19"/>
+        </w:numPr>
+      </w:pPr>
+      <w:proofErr w:type="spellStart"/>
+      <w:r>
+        <w:rPr>
+          <w:b/>
+          <w:bCs/>
+        </w:rPr>
+        <w:t>UpdatePanel</w:t>
+      </w:r>
+      <w:proofErr w:type="spellEnd"/>
+      <w:r>
+        <w:rPr>
+          <w:b/>
+          <w:bCs/>
+        </w:rPr>
+        <w:t xml:space="preserve"> (Renderizado Parcial / AJAX):</w:t>
+      </w:r>
+      <w:r>
+        <w:t xml:space="preserve"> Cuando un control ejecuta un </w:t>
+      </w:r>
+      <w:proofErr w:type="spellStart"/>
+      <w:r>
+        <w:t>PostBack</w:t>
+      </w:r>
+      <w:proofErr w:type="spellEnd"/>
+      <w:r>
+        <w:t xml:space="preserve">, el ciclo de vida de ASP.NET redibuja la página entera, causando un "parpadeo" y reiniciando el </w:t>
+      </w:r>
+      <w:proofErr w:type="spellStart"/>
+      <w:r>
+        <w:t>scroll</w:t>
+      </w:r>
+      <w:proofErr w:type="spellEnd"/>
+      <w:r>
+        <w:t xml:space="preserve">. El </w:t>
+      </w:r>
+      <w:proofErr w:type="spellStart"/>
+      <w:r>
+        <w:t>UpdatePanel</w:t>
+      </w:r>
+      <w:proofErr w:type="spellEnd"/>
+      <w:r>
+        <w:t xml:space="preserve"> (junto con un </w:t>
+      </w:r>
+      <w:proofErr w:type="spellStart"/>
+      <w:r>
+        <w:t>ScriptManager</w:t>
+      </w:r>
+      <w:proofErr w:type="spellEnd"/>
+      <w:r>
+        <w:t xml:space="preserve">) utiliza tecnología AJAX subyacente para interceptar ese </w:t>
+      </w:r>
+      <w:proofErr w:type="spellStart"/>
+      <w:r>
+        <w:t>PostBack</w:t>
+      </w:r>
+      <w:proofErr w:type="spellEnd"/>
+      <w:r>
+        <w:t xml:space="preserve"> y actualizar únicamente el fragmento de HTML (el &lt;</w:t>
+      </w:r>
+      <w:proofErr w:type="spellStart"/>
+      <w:r>
+        <w:t>ContentTemplate</w:t>
+      </w:r>
+      <w:proofErr w:type="spellEnd"/>
+      <w:r>
+        <w:t>&gt;) que cambió, mejorando drásticamente la Experiencia de Usuario (UX).</w:t>
+      </w:r>
+    </w:p>
+    <w:p/>
+    <w:p>
+      <w:r>
+        <w:rPr>
+          <w:b/>
+          <w:bCs/>
+        </w:rPr>
+        <w:t xml:space="preserve">TEMA: Criterios de Uso de </w:t>
+      </w:r>
+      <w:proofErr w:type="spellStart"/>
+      <w:r>
+        <w:rPr>
+          <w:b/>
+          <w:bCs/>
+        </w:rPr>
+        <w:t>AutoPostBack</w:t>
+      </w:r>
+      <w:proofErr w:type="spellEnd"/>
+      <w:r>
+        <w:rPr>
+          <w:b/>
+          <w:bCs/>
+        </w:rPr>
+        <w:t xml:space="preserve"> y Renderizado Parcial (</w:t>
+      </w:r>
+      <w:proofErr w:type="spellStart"/>
+      <w:r>
+        <w:rPr>
+          <w:b/>
+          <w:bCs/>
+        </w:rPr>
+        <w:t>UpdatePanel</w:t>
+      </w:r>
+      <w:proofErr w:type="spellEnd"/>
+      <w:r>
+        <w:rPr>
+          <w:b/>
+          <w:bCs/>
+        </w:rPr>
+        <w:t>)</w:t>
+      </w:r>
+    </w:p>
+    <w:p>
+      <w:pPr>
+        <w:numPr>
+          <w:ilvl w:val="0"/>
+          <w:numId w:val="18"/>
+        </w:numPr>
+      </w:pPr>
+      <w:r>
+        <w:rPr>
+          <w:b/>
+          <w:bCs/>
+        </w:rPr>
+        <w:t>Sobrecarga del Servidor:</w:t>
+      </w:r>
+      <w:r>
+        <w:t xml:space="preserve"> Activar </w:t>
+      </w:r>
+      <w:proofErr w:type="spellStart"/>
+      <w:r>
+        <w:t>AutoPostBack</w:t>
+      </w:r>
+      <w:proofErr w:type="spellEnd"/>
+      <w:r>
+        <w:t>="true" en campos de entrada de texto regulares obliga al cliente a realizar peticiones HTTP (</w:t>
+      </w:r>
+      <w:proofErr w:type="spellStart"/>
+      <w:r>
+        <w:t>PostBacks</w:t>
+      </w:r>
+      <w:proofErr w:type="spellEnd"/>
+      <w:r>
+        <w:t>) innecesarias cada vez que el control pierde el foco (</w:t>
+      </w:r>
+      <w:proofErr w:type="spellStart"/>
+      <w:r>
+        <w:t>OnTextChanged</w:t>
+      </w:r>
+      <w:proofErr w:type="spellEnd"/>
+      <w:r>
+        <w:t>). Esto consume ancho de banda y degrada la fluidez de la interfaz.</w:t>
+      </w:r>
+    </w:p>
+    <w:p>
+      <w:pPr>
+        <w:numPr>
+          <w:ilvl w:val="0"/>
+          <w:numId w:val="18"/>
+        </w:numPr>
+      </w:pPr>
+      <w:r>
+        <w:rPr>
+          <w:b/>
+          <w:bCs/>
+        </w:rPr>
+        <w:t>El Principio del Procesamiento en Lote (</w:t>
+      </w:r>
+      <w:proofErr w:type="spellStart"/>
+      <w:r>
+        <w:rPr>
+          <w:b/>
+          <w:bCs/>
+        </w:rPr>
+        <w:t>Batching</w:t>
+      </w:r>
+      <w:proofErr w:type="spellEnd"/>
+      <w:r>
+        <w:rPr>
+          <w:b/>
+          <w:bCs/>
+        </w:rPr>
+        <w:t>):</w:t>
+      </w:r>
+      <w:r>
+        <w:t xml:space="preserve"> La mejor práctica de rendimiento web dicta que los datos de un formulario (como cadenas de texto o números) deben recolectarse localmente en el cliente y enviarse en una única petición al servidor mediante un control de envío (ej. &lt;</w:t>
+      </w:r>
+      <w:proofErr w:type="spellStart"/>
+      <w:proofErr w:type="gramStart"/>
+      <w:r>
+        <w:t>asp:Button</w:t>
+      </w:r>
+      <w:proofErr w:type="spellEnd"/>
+      <w:proofErr w:type="gramEnd"/>
+      <w:r>
+        <w:t xml:space="preserve"> ID="</w:t>
+      </w:r>
+      <w:proofErr w:type="spellStart"/>
+      <w:r>
+        <w:t>btnAceptar</w:t>
+      </w:r>
+      <w:proofErr w:type="spellEnd"/>
+      <w:r>
+        <w:t>"&gt;).</w:t>
+      </w:r>
+    </w:p>
+    <w:p>
+      <w:pPr>
+        <w:numPr>
+          <w:ilvl w:val="0"/>
+          <w:numId w:val="18"/>
+        </w:numPr>
+      </w:pPr>
+      <w:r>
+        <w:rPr>
+          <w:b/>
+          <w:bCs/>
+        </w:rPr>
+        <w:t>Casos de Uso Justificados:</w:t>
+      </w:r>
+      <w:r>
+        <w:t xml:space="preserve"> El uso de la combinación </w:t>
+      </w:r>
+      <w:proofErr w:type="spellStart"/>
+      <w:r>
+        <w:t>AutoPostBack</w:t>
+      </w:r>
+      <w:proofErr w:type="spellEnd"/>
+      <w:r>
+        <w:t xml:space="preserve"> + </w:t>
+      </w:r>
+      <w:proofErr w:type="spellStart"/>
+      <w:r>
+        <w:t>UpdatePanel</w:t>
+      </w:r>
+      <w:proofErr w:type="spellEnd"/>
+      <w:r>
+        <w:t xml:space="preserve"> debe reservarse exclusivamente para </w:t>
+      </w:r>
+      <w:r>
+        <w:rPr>
+          <w:b/>
+          <w:bCs/>
+        </w:rPr>
+        <w:t>eventos asíncronos que requieren lógica de servidor inmediata</w:t>
+      </w:r>
+      <w:r>
+        <w:t>, tales como:</w:t>
+      </w:r>
+    </w:p>
+    <w:p>
+      <w:pPr>
+        <w:numPr>
+          <w:ilvl w:val="1"/>
+          <w:numId w:val="18"/>
+        </w:numPr>
+      </w:pPr>
+      <w:r>
+        <w:t>Carga de datos dependientes (ej. Listas desplegables enlazadas/anidadas).</w:t>
+      </w:r>
+    </w:p>
+    <w:p>
+      <w:pPr>
+        <w:numPr>
+          <w:ilvl w:val="1"/>
+          <w:numId w:val="18"/>
+        </w:numPr>
+      </w:pPr>
+      <w:r>
+        <w:t>Previsualización dinámica de recursos multimedia (ej. renderizado de imágenes mediante URL externa).</w:t>
+      </w:r>
+    </w:p>
+    <w:p>
+      <w:pPr>
+        <w:numPr>
+          <w:ilvl w:val="1"/>
+          <w:numId w:val="18"/>
+        </w:numPr>
+      </w:pPr>
+      <w:r>
+        <w:t>Validaciones asíncronas en tiempo real contra la base de datos (ej. verificación de disponibilidad de un nombre de usuario).</w:t>
+      </w:r>
+    </w:p>
+    <w:p>
+      <w:r>
+        <w:rPr>
+          <w:b/>
+          <w:bCs/>
+        </w:rPr>
+        <w:t xml:space="preserve">TEMA: Inserción de Datos (Alta) y Mapeo Objeto-Relacional en </w:t>
+      </w:r>
+      <w:proofErr w:type="spellStart"/>
+      <w:r>
+        <w:rPr>
+          <w:b/>
+          <w:bCs/>
+        </w:rPr>
+        <w:t>WebForms</w:t>
+      </w:r>
+      <w:proofErr w:type="spellEnd"/>
+    </w:p>
+    <w:p>
+      <w:pPr>
+        <w:numPr>
+          <w:ilvl w:val="0"/>
+          <w:numId w:val="20"/>
+        </w:numPr>
+      </w:pPr>
+      <w:r>
+        <w:rPr>
+          <w:b/>
+          <w:bCs/>
+        </w:rPr>
+        <w:t>Mapeo de Datos (UI a Entidades):</w:t>
+      </w:r>
+      <w:r>
+        <w:t xml:space="preserve"> En el patrón </w:t>
+      </w:r>
+      <w:proofErr w:type="spellStart"/>
+      <w:r>
+        <w:t>WebForms</w:t>
+      </w:r>
+      <w:proofErr w:type="spellEnd"/>
+      <w:r>
+        <w:t xml:space="preserve">, la información ingresada por el usuario reside en propiedades de texto de los controles (ej. </w:t>
+      </w:r>
+      <w:proofErr w:type="spellStart"/>
+      <w:r>
+        <w:t>TextBox.Text</w:t>
+      </w:r>
+      <w:proofErr w:type="spellEnd"/>
+      <w:r>
+        <w:t xml:space="preserve"> o </w:t>
+      </w:r>
+      <w:proofErr w:type="spellStart"/>
+      <w:r>
+        <w:t>DropDownList.SelectedValue</w:t>
+      </w:r>
+      <w:proofErr w:type="spellEnd"/>
+      <w:r>
+        <w:t xml:space="preserve">). Es responsabilidad del desarrollador instanciar el objeto de dominio correspondiente (ej. new </w:t>
+      </w:r>
+      <w:proofErr w:type="spellStart"/>
+      <w:proofErr w:type="gramStart"/>
+      <w:r>
+        <w:t>Pokemon</w:t>
+      </w:r>
+      <w:proofErr w:type="spellEnd"/>
+      <w:r>
+        <w:t>(</w:t>
+      </w:r>
+      <w:proofErr w:type="gramEnd"/>
+      <w:r>
+        <w:t xml:space="preserve">)) y realizar el mapeo manual, aplicando las conversiones de tipo necesarias (como </w:t>
+      </w:r>
+      <w:proofErr w:type="spellStart"/>
+      <w:r>
+        <w:t>int.Parse</w:t>
+      </w:r>
+      <w:proofErr w:type="spellEnd"/>
+      <w:r>
+        <w:t>()) para transformar las cadenas de texto en los tipos de datos requeridos por la entidad .</w:t>
+      </w:r>
+    </w:p>
+    <w:p>
+      <w:pPr>
+        <w:numPr>
+          <w:ilvl w:val="0"/>
+          <w:numId w:val="20"/>
+        </w:numPr>
+      </w:pPr>
+      <w:r>
+        <w:rPr>
+          <w:b/>
+          <w:bCs/>
+        </w:rPr>
+        <w:t xml:space="preserve">Selección en </w:t>
+      </w:r>
+      <w:proofErr w:type="spellStart"/>
+      <w:r>
+        <w:rPr>
+          <w:b/>
+          <w:bCs/>
+        </w:rPr>
+        <w:t>DropDownLists</w:t>
+      </w:r>
+      <w:proofErr w:type="spellEnd"/>
+      <w:r>
+        <w:rPr>
+          <w:b/>
+          <w:bCs/>
+        </w:rPr>
+        <w:t xml:space="preserve"> (El problema del Objeto):</w:t>
+      </w:r>
+      <w:r>
+        <w:t xml:space="preserve"> A diferencia de las aplicaciones de escritorio (WinForms) donde un ComboBox puede contener el objeto subyacente en memoria, en la arquitectura cliente-servidor de la web, el control se renderiza como HTML plano. Por lo tanto, al capturar la selección, no se obtiene el objeto completo, sino únicamente su valor escalar (</w:t>
+      </w:r>
+      <w:proofErr w:type="spellStart"/>
+      <w:r>
+        <w:t>SelectedValue</w:t>
+      </w:r>
+      <w:proofErr w:type="spellEnd"/>
+      <w:r>
+        <w:t xml:space="preserve">, que suele ser un ID en formato </w:t>
+      </w:r>
+      <w:proofErr w:type="spellStart"/>
+      <w:r>
+        <w:t>string</w:t>
+      </w:r>
+      <w:proofErr w:type="spellEnd"/>
+      <w:r>
+        <w:t xml:space="preserve">). Para reconstruir las relaciones, </w:t>
+      </w:r>
+      <w:r>
+        <w:lastRenderedPageBreak/>
+        <w:t xml:space="preserve">se debe instanciar manualmente el objeto anidado e inyectarle dicho ID (ej. </w:t>
+      </w:r>
+      <w:proofErr w:type="spellStart"/>
+      <w:proofErr w:type="gramStart"/>
+      <w:r>
+        <w:t>nuevo.Tipo</w:t>
+      </w:r>
+      <w:proofErr w:type="spellEnd"/>
+      <w:proofErr w:type="gramEnd"/>
+      <w:r>
+        <w:t xml:space="preserve"> = new Elemento(); </w:t>
+      </w:r>
+      <w:proofErr w:type="spellStart"/>
+      <w:r>
+        <w:t>nuevo.Tipo.Id</w:t>
+      </w:r>
+      <w:proofErr w:type="spellEnd"/>
+      <w:r>
+        <w:t xml:space="preserve"> = </w:t>
+      </w:r>
+      <w:proofErr w:type="spellStart"/>
+      <w:r>
+        <w:t>int.Parse</w:t>
+      </w:r>
+      <w:proofErr w:type="spellEnd"/>
+      <w:r>
+        <w:t>(</w:t>
+      </w:r>
+      <w:proofErr w:type="spellStart"/>
+      <w:r>
+        <w:t>ddl.SelectedValue</w:t>
+      </w:r>
+      <w:proofErr w:type="spellEnd"/>
+      <w:r>
+        <w:t>)) .</w:t>
+      </w:r>
+    </w:p>
+    <w:p>
+      <w:pPr>
+        <w:numPr>
+          <w:ilvl w:val="0"/>
+          <w:numId w:val="20"/>
+        </w:numPr>
+      </w:pPr>
+      <w:r>
+        <w:rPr>
+          <w:b/>
+          <w:bCs/>
+        </w:rPr>
+        <w:t>Manejo de Excepciones (Try-Catch en Capa Web):</w:t>
+      </w:r>
+      <w:r>
+        <w:t xml:space="preserve"> Toda operación que involucre interactuar con recursos externos (bases de datos, red, archivos) debe envolverse en un bloque try-catch. Si ocurre una excepción (ej. desconexión del servidor SQL), el error puede guardarse temporalmente en el objeto </w:t>
+      </w:r>
+      <w:proofErr w:type="spellStart"/>
+      <w:r>
+        <w:t>Session</w:t>
+      </w:r>
+      <w:proofErr w:type="spellEnd"/>
+      <w:r>
+        <w:t xml:space="preserve"> (ej. </w:t>
+      </w:r>
+      <w:proofErr w:type="spellStart"/>
+      <w:r>
+        <w:t>Session.Add</w:t>
+      </w:r>
+      <w:proofErr w:type="spellEnd"/>
+      <w:r>
+        <w:t xml:space="preserve">("error", ex)) para luego redirigir al usuario a una pantalla de error genérica controlada, evitando exponer información sensible de la arquitectura de la aplicación al </w:t>
+      </w:r>
+      <w:r>
+        <w:t>cliente.</w:t>
+      </w:r>
+    </w:p>
+    <w:p>
+      <w:pPr>
+        <w:numPr>
+          <w:ilvl w:val="0"/>
+          <w:numId w:val="20"/>
+        </w:numPr>
+      </w:pPr>
+      <w:proofErr w:type="spellStart"/>
+      <w:r>
+        <w:rPr>
+          <w:b/>
+          <w:bCs/>
+        </w:rPr>
+        <w:t>Stored</w:t>
+      </w:r>
+      <w:proofErr w:type="spellEnd"/>
+      <w:r>
+        <w:rPr>
+          <w:b/>
+          <w:bCs/>
+        </w:rPr>
+        <w:t xml:space="preserve"> </w:t>
+      </w:r>
+      <w:proofErr w:type="spellStart"/>
+      <w:r>
+        <w:rPr>
+          <w:b/>
+          <w:bCs/>
+        </w:rPr>
+        <w:t>Procedures</w:t>
+      </w:r>
+      <w:proofErr w:type="spellEnd"/>
+      <w:r>
+        <w:rPr>
+          <w:b/>
+          <w:bCs/>
+        </w:rPr>
+        <w:t xml:space="preserve"> Parametrizados:</w:t>
+      </w:r>
+      <w:r>
+        <w:t xml:space="preserve"> Para realizar operaciones de modificación de datos (INSERT, UPDATE, DELETE), se delega la lógica SQL al motor de base de datos creando un </w:t>
+      </w:r>
+      <w:proofErr w:type="spellStart"/>
+      <w:r>
+        <w:rPr>
+          <w:i/>
+          <w:iCs/>
+        </w:rPr>
+        <w:t>Stored</w:t>
+      </w:r>
+      <w:proofErr w:type="spellEnd"/>
+      <w:r>
+        <w:rPr>
+          <w:i/>
+          <w:iCs/>
+        </w:rPr>
+        <w:t xml:space="preserve"> </w:t>
+      </w:r>
+      <w:proofErr w:type="spellStart"/>
+      <w:r>
+        <w:rPr>
+          <w:i/>
+          <w:iCs/>
+        </w:rPr>
+        <w:t>Procedure</w:t>
+      </w:r>
+      <w:proofErr w:type="spellEnd"/>
+      <w:r>
+        <w:t xml:space="preserve">. C# se comunica enviando variables fuertemente </w:t>
+      </w:r>
+      <w:proofErr w:type="spellStart"/>
+      <w:r>
+        <w:t>tipadas</w:t>
+      </w:r>
+      <w:proofErr w:type="spellEnd"/>
+      <w:r>
+        <w:t xml:space="preserve"> llamadas parámetros (@nombre, @numero). Esto previene vulnerabilidades de Inyección SQL y facilita el </w:t>
+      </w:r>
+      <w:r>
+        <w:t>mantenimiento.</w:t>
+      </w:r>
+    </w:p>
+    <w:p/>
+    <w:p/>
+    <w:p/>
     <w:p/>
     <w:p/>
     <w:p>
@@ -5244,6 +6107,304 @@
     </w:lvl>
   </w:abstractNum>
   <w:abstractNum w:abstractNumId="10" w15:restartNumberingAfterBreak="0">
+    <w:nsid w:val="43D6285F"/>
+    <w:multiLevelType w:val="multilevel"/>
+    <w:tmpl w:val="0CF470C0"/>
+    <w:lvl w:ilvl="0">
+      <w:start w:val="1"/>
+      <w:numFmt w:val="bullet"/>
+      <w:lvlText w:val=""/>
+      <w:lvlJc w:val="left"/>
+      <w:pPr>
+        <w:tabs>
+          <w:tab w:val="num" w:pos="720"/>
+        </w:tabs>
+        <w:ind w:left="720" w:hanging="360"/>
+      </w:pPr>
+      <w:rPr>
+        <w:rFonts w:ascii="Symbol" w:hAnsi="Symbol" w:hint="default"/>
+        <w:sz w:val="20"/>
+      </w:rPr>
+    </w:lvl>
+    <w:lvl w:ilvl="1" w:tentative="1">
+      <w:start w:val="1"/>
+      <w:numFmt w:val="bullet"/>
+      <w:lvlText w:val="o"/>
+      <w:lvlJc w:val="left"/>
+      <w:pPr>
+        <w:tabs>
+          <w:tab w:val="num" w:pos="1440"/>
+        </w:tabs>
+        <w:ind w:left="1440" w:hanging="360"/>
+      </w:pPr>
+      <w:rPr>
+        <w:rFonts w:ascii="Courier New" w:hAnsi="Courier New" w:hint="default"/>
+        <w:sz w:val="20"/>
+      </w:rPr>
+    </w:lvl>
+    <w:lvl w:ilvl="2" w:tentative="1">
+      <w:start w:val="1"/>
+      <w:numFmt w:val="bullet"/>
+      <w:lvlText w:val=""/>
+      <w:lvlJc w:val="left"/>
+      <w:pPr>
+        <w:tabs>
+          <w:tab w:val="num" w:pos="2160"/>
+        </w:tabs>
+        <w:ind w:left="2160" w:hanging="360"/>
+      </w:pPr>
+      <w:rPr>
+        <w:rFonts w:ascii="Wingdings" w:hAnsi="Wingdings" w:hint="default"/>
+        <w:sz w:val="20"/>
+      </w:rPr>
+    </w:lvl>
+    <w:lvl w:ilvl="3" w:tentative="1">
+      <w:start w:val="1"/>
+      <w:numFmt w:val="bullet"/>
+      <w:lvlText w:val=""/>
+      <w:lvlJc w:val="left"/>
+      <w:pPr>
+        <w:tabs>
+          <w:tab w:val="num" w:pos="2880"/>
+        </w:tabs>
+        <w:ind w:left="2880" w:hanging="360"/>
+      </w:pPr>
+      <w:rPr>
+        <w:rFonts w:ascii="Wingdings" w:hAnsi="Wingdings" w:hint="default"/>
+        <w:sz w:val="20"/>
+      </w:rPr>
+    </w:lvl>
+    <w:lvl w:ilvl="4" w:tentative="1">
+      <w:start w:val="1"/>
+      <w:numFmt w:val="bullet"/>
+      <w:lvlText w:val=""/>
+      <w:lvlJc w:val="left"/>
+      <w:pPr>
+        <w:tabs>
+          <w:tab w:val="num" w:pos="3600"/>
+        </w:tabs>
+        <w:ind w:left="3600" w:hanging="360"/>
+      </w:pPr>
+      <w:rPr>
+        <w:rFonts w:ascii="Wingdings" w:hAnsi="Wingdings" w:hint="default"/>
+        <w:sz w:val="20"/>
+      </w:rPr>
+    </w:lvl>
+    <w:lvl w:ilvl="5" w:tentative="1">
+      <w:start w:val="1"/>
+      <w:numFmt w:val="bullet"/>
+      <w:lvlText w:val=""/>
+      <w:lvlJc w:val="left"/>
+      <w:pPr>
+        <w:tabs>
+          <w:tab w:val="num" w:pos="4320"/>
+        </w:tabs>
+        <w:ind w:left="4320" w:hanging="360"/>
+      </w:pPr>
+      <w:rPr>
+        <w:rFonts w:ascii="Wingdings" w:hAnsi="Wingdings" w:hint="default"/>
+        <w:sz w:val="20"/>
+      </w:rPr>
+    </w:lvl>
+    <w:lvl w:ilvl="6" w:tentative="1">
+      <w:start w:val="1"/>
+      <w:numFmt w:val="bullet"/>
+      <w:lvlText w:val=""/>
+      <w:lvlJc w:val="left"/>
+      <w:pPr>
+        <w:tabs>
+          <w:tab w:val="num" w:pos="5040"/>
+        </w:tabs>
+        <w:ind w:left="5040" w:hanging="360"/>
+      </w:pPr>
+      <w:rPr>
+        <w:rFonts w:ascii="Wingdings" w:hAnsi="Wingdings" w:hint="default"/>
+        <w:sz w:val="20"/>
+      </w:rPr>
+    </w:lvl>
+    <w:lvl w:ilvl="7" w:tentative="1">
+      <w:start w:val="1"/>
+      <w:numFmt w:val="bullet"/>
+      <w:lvlText w:val=""/>
+      <w:lvlJc w:val="left"/>
+      <w:pPr>
+        <w:tabs>
+          <w:tab w:val="num" w:pos="5760"/>
+        </w:tabs>
+        <w:ind w:left="5760" w:hanging="360"/>
+      </w:pPr>
+      <w:rPr>
+        <w:rFonts w:ascii="Wingdings" w:hAnsi="Wingdings" w:hint="default"/>
+        <w:sz w:val="20"/>
+      </w:rPr>
+    </w:lvl>
+    <w:lvl w:ilvl="8" w:tentative="1">
+      <w:start w:val="1"/>
+      <w:numFmt w:val="bullet"/>
+      <w:lvlText w:val=""/>
+      <w:lvlJc w:val="left"/>
+      <w:pPr>
+        <w:tabs>
+          <w:tab w:val="num" w:pos="6480"/>
+        </w:tabs>
+        <w:ind w:left="6480" w:hanging="360"/>
+      </w:pPr>
+      <w:rPr>
+        <w:rFonts w:ascii="Wingdings" w:hAnsi="Wingdings" w:hint="default"/>
+        <w:sz w:val="20"/>
+      </w:rPr>
+    </w:lvl>
+  </w:abstractNum>
+  <w:abstractNum w:abstractNumId="11" w15:restartNumberingAfterBreak="0">
+    <w:nsid w:val="47A256AC"/>
+    <w:multiLevelType w:val="multilevel"/>
+    <w:tmpl w:val="94784BE8"/>
+    <w:lvl w:ilvl="0">
+      <w:start w:val="1"/>
+      <w:numFmt w:val="bullet"/>
+      <w:lvlText w:val=""/>
+      <w:lvlJc w:val="left"/>
+      <w:pPr>
+        <w:tabs>
+          <w:tab w:val="num" w:pos="720"/>
+        </w:tabs>
+        <w:ind w:left="720" w:hanging="360"/>
+      </w:pPr>
+      <w:rPr>
+        <w:rFonts w:ascii="Symbol" w:hAnsi="Symbol" w:hint="default"/>
+        <w:sz w:val="20"/>
+      </w:rPr>
+    </w:lvl>
+    <w:lvl w:ilvl="1" w:tentative="1">
+      <w:start w:val="1"/>
+      <w:numFmt w:val="bullet"/>
+      <w:lvlText w:val="o"/>
+      <w:lvlJc w:val="left"/>
+      <w:pPr>
+        <w:tabs>
+          <w:tab w:val="num" w:pos="1440"/>
+        </w:tabs>
+        <w:ind w:left="1440" w:hanging="360"/>
+      </w:pPr>
+      <w:rPr>
+        <w:rFonts w:ascii="Courier New" w:hAnsi="Courier New" w:hint="default"/>
+        <w:sz w:val="20"/>
+      </w:rPr>
+    </w:lvl>
+    <w:lvl w:ilvl="2" w:tentative="1">
+      <w:start w:val="1"/>
+      <w:numFmt w:val="bullet"/>
+      <w:lvlText w:val=""/>
+      <w:lvlJc w:val="left"/>
+      <w:pPr>
+        <w:tabs>
+          <w:tab w:val="num" w:pos="2160"/>
+        </w:tabs>
+        <w:ind w:left="2160" w:hanging="360"/>
+      </w:pPr>
+      <w:rPr>
+        <w:rFonts w:ascii="Wingdings" w:hAnsi="Wingdings" w:hint="default"/>
+        <w:sz w:val="20"/>
+      </w:rPr>
+    </w:lvl>
+    <w:lvl w:ilvl="3" w:tentative="1">
+      <w:start w:val="1"/>
+      <w:numFmt w:val="bullet"/>
+      <w:lvlText w:val=""/>
+      <w:lvlJc w:val="left"/>
+      <w:pPr>
+        <w:tabs>
+          <w:tab w:val="num" w:pos="2880"/>
+        </w:tabs>
+        <w:ind w:left="2880" w:hanging="360"/>
+      </w:pPr>
+      <w:rPr>
+        <w:rFonts w:ascii="Wingdings" w:hAnsi="Wingdings" w:hint="default"/>
+        <w:sz w:val="20"/>
+      </w:rPr>
+    </w:lvl>
+    <w:lvl w:ilvl="4" w:tentative="1">
+      <w:start w:val="1"/>
+      <w:numFmt w:val="bullet"/>
+      <w:lvlText w:val=""/>
+      <w:lvlJc w:val="left"/>
+      <w:pPr>
+        <w:tabs>
+          <w:tab w:val="num" w:pos="3600"/>
+        </w:tabs>
+        <w:ind w:left="3600" w:hanging="360"/>
+      </w:pPr>
+      <w:rPr>
+        <w:rFonts w:ascii="Wingdings" w:hAnsi="Wingdings" w:hint="default"/>
+        <w:sz w:val="20"/>
+      </w:rPr>
+    </w:lvl>
+    <w:lvl w:ilvl="5" w:tentative="1">
+      <w:start w:val="1"/>
+      <w:numFmt w:val="bullet"/>
+      <w:lvlText w:val=""/>
+      <w:lvlJc w:val="left"/>
+      <w:pPr>
+        <w:tabs>
+          <w:tab w:val="num" w:pos="4320"/>
+        </w:tabs>
+        <w:ind w:left="4320" w:hanging="360"/>
+      </w:pPr>
+      <w:rPr>
+        <w:rFonts w:ascii="Wingdings" w:hAnsi="Wingdings" w:hint="default"/>
+        <w:sz w:val="20"/>
+      </w:rPr>
+    </w:lvl>
+    <w:lvl w:ilvl="6" w:tentative="1">
+      <w:start w:val="1"/>
+      <w:numFmt w:val="bullet"/>
+      <w:lvlText w:val=""/>
+      <w:lvlJc w:val="left"/>
+      <w:pPr>
+        <w:tabs>
+          <w:tab w:val="num" w:pos="5040"/>
+        </w:tabs>
+        <w:ind w:left="5040" w:hanging="360"/>
+      </w:pPr>
+      <w:rPr>
+        <w:rFonts w:ascii="Wingdings" w:hAnsi="Wingdings" w:hint="default"/>
+        <w:sz w:val="20"/>
+      </w:rPr>
+    </w:lvl>
+    <w:lvl w:ilvl="7" w:tentative="1">
+      <w:start w:val="1"/>
+      <w:numFmt w:val="bullet"/>
+      <w:lvlText w:val=""/>
+      <w:lvlJc w:val="left"/>
+      <w:pPr>
+        <w:tabs>
+          <w:tab w:val="num" w:pos="5760"/>
+        </w:tabs>
+        <w:ind w:left="5760" w:hanging="360"/>
+      </w:pPr>
+      <w:rPr>
+        <w:rFonts w:ascii="Wingdings" w:hAnsi="Wingdings" w:hint="default"/>
+        <w:sz w:val="20"/>
+      </w:rPr>
+    </w:lvl>
+    <w:lvl w:ilvl="8" w:tentative="1">
+      <w:start w:val="1"/>
+      <w:numFmt w:val="bullet"/>
+      <w:lvlText w:val=""/>
+      <w:lvlJc w:val="left"/>
+      <w:pPr>
+        <w:tabs>
+          <w:tab w:val="num" w:pos="6480"/>
+        </w:tabs>
+        <w:ind w:left="6480" w:hanging="360"/>
+      </w:pPr>
+      <w:rPr>
+        <w:rFonts w:ascii="Wingdings" w:hAnsi="Wingdings" w:hint="default"/>
+        <w:sz w:val="20"/>
+      </w:rPr>
+    </w:lvl>
+  </w:abstractNum>
+  <w:abstractNum w:abstractNumId="12" w15:restartNumberingAfterBreak="0">
     <w:nsid w:val="496B4294"/>
     <w:multiLevelType w:val="multilevel"/>
     <w:tmpl w:val="EEAAA56C"/>
@@ -5392,7 +6553,7 @@
       </w:rPr>
     </w:lvl>
   </w:abstractNum>
-  <w:abstractNum w:abstractNumId="11" w15:restartNumberingAfterBreak="0">
+  <w:abstractNum w:abstractNumId="13" w15:restartNumberingAfterBreak="0">
     <w:nsid w:val="5AFF2E8D"/>
     <w:multiLevelType w:val="multilevel"/>
     <w:tmpl w:val="00E82A94"/>
@@ -5541,7 +6702,7 @@
       </w:rPr>
     </w:lvl>
   </w:abstractNum>
-  <w:abstractNum w:abstractNumId="12" w15:restartNumberingAfterBreak="0">
+  <w:abstractNum w:abstractNumId="14" w15:restartNumberingAfterBreak="0">
     <w:nsid w:val="5D612526"/>
     <w:multiLevelType w:val="multilevel"/>
     <w:tmpl w:val="DB62DC76"/>
@@ -5690,7 +6851,7 @@
       </w:rPr>
     </w:lvl>
   </w:abstractNum>
-  <w:abstractNum w:abstractNumId="13" w15:restartNumberingAfterBreak="0">
+  <w:abstractNum w:abstractNumId="15" w15:restartNumberingAfterBreak="0">
     <w:nsid w:val="6DBF7670"/>
     <w:multiLevelType w:val="multilevel"/>
     <w:tmpl w:val="CC963EBA"/>
@@ -5839,7 +7000,7 @@
       </w:rPr>
     </w:lvl>
   </w:abstractNum>
-  <w:abstractNum w:abstractNumId="14" w15:restartNumberingAfterBreak="0">
+  <w:abstractNum w:abstractNumId="16" w15:restartNumberingAfterBreak="0">
     <w:nsid w:val="6F4C7C29"/>
     <w:multiLevelType w:val="multilevel"/>
     <w:tmpl w:val="0CC08082"/>
@@ -5952,7 +7113,152 @@
       </w:pPr>
     </w:lvl>
   </w:abstractNum>
-  <w:abstractNum w:abstractNumId="15" w15:restartNumberingAfterBreak="0">
+  <w:abstractNum w:abstractNumId="17" w15:restartNumberingAfterBreak="0">
+    <w:nsid w:val="71B169B8"/>
+    <w:multiLevelType w:val="multilevel"/>
+    <w:tmpl w:val="124416DC"/>
+    <w:lvl w:ilvl="0">
+      <w:start w:val="1"/>
+      <w:numFmt w:val="bullet"/>
+      <w:lvlText w:val=""/>
+      <w:lvlJc w:val="left"/>
+      <w:pPr>
+        <w:tabs>
+          <w:tab w:val="num" w:pos="720"/>
+        </w:tabs>
+        <w:ind w:left="720" w:hanging="360"/>
+      </w:pPr>
+      <w:rPr>
+        <w:rFonts w:ascii="Symbol" w:hAnsi="Symbol" w:hint="default"/>
+        <w:sz w:val="20"/>
+      </w:rPr>
+    </w:lvl>
+    <w:lvl w:ilvl="1">
+      <w:start w:val="1"/>
+      <w:numFmt w:val="decimal"/>
+      <w:lvlText w:val="%2."/>
+      <w:lvlJc w:val="left"/>
+      <w:pPr>
+        <w:tabs>
+          <w:tab w:val="num" w:pos="1440"/>
+        </w:tabs>
+        <w:ind w:left="1440" w:hanging="360"/>
+      </w:pPr>
+    </w:lvl>
+    <w:lvl w:ilvl="2" w:tentative="1">
+      <w:start w:val="1"/>
+      <w:numFmt w:val="bullet"/>
+      <w:lvlText w:val=""/>
+      <w:lvlJc w:val="left"/>
+      <w:pPr>
+        <w:tabs>
+          <w:tab w:val="num" w:pos="2160"/>
+        </w:tabs>
+        <w:ind w:left="2160" w:hanging="360"/>
+      </w:pPr>
+      <w:rPr>
+        <w:rFonts w:ascii="Wingdings" w:hAnsi="Wingdings" w:hint="default"/>
+        <w:sz w:val="20"/>
+      </w:rPr>
+    </w:lvl>
+    <w:lvl w:ilvl="3" w:tentative="1">
+      <w:start w:val="1"/>
+      <w:numFmt w:val="bullet"/>
+      <w:lvlText w:val=""/>
+      <w:lvlJc w:val="left"/>
+      <w:pPr>
+        <w:tabs>
+          <w:tab w:val="num" w:pos="2880"/>
+        </w:tabs>
+        <w:ind w:left="2880" w:hanging="360"/>
+      </w:pPr>
+      <w:rPr>
+        <w:rFonts w:ascii="Wingdings" w:hAnsi="Wingdings" w:hint="default"/>
+        <w:sz w:val="20"/>
+      </w:rPr>
+    </w:lvl>
+    <w:lvl w:ilvl="4" w:tentative="1">
+      <w:start w:val="1"/>
+      <w:numFmt w:val="bullet"/>
+      <w:lvlText w:val=""/>
+      <w:lvlJc w:val="left"/>
+      <w:pPr>
+        <w:tabs>
+          <w:tab w:val="num" w:pos="3600"/>
+        </w:tabs>
+        <w:ind w:left="3600" w:hanging="360"/>
+      </w:pPr>
+      <w:rPr>
+        <w:rFonts w:ascii="Wingdings" w:hAnsi="Wingdings" w:hint="default"/>
+        <w:sz w:val="20"/>
+      </w:rPr>
+    </w:lvl>
+    <w:lvl w:ilvl="5" w:tentative="1">
+      <w:start w:val="1"/>
+      <w:numFmt w:val="bullet"/>
+      <w:lvlText w:val=""/>
+      <w:lvlJc w:val="left"/>
+      <w:pPr>
+        <w:tabs>
+          <w:tab w:val="num" w:pos="4320"/>
+        </w:tabs>
+        <w:ind w:left="4320" w:hanging="360"/>
+      </w:pPr>
+      <w:rPr>
+        <w:rFonts w:ascii="Wingdings" w:hAnsi="Wingdings" w:hint="default"/>
+        <w:sz w:val="20"/>
+      </w:rPr>
+    </w:lvl>
+    <w:lvl w:ilvl="6" w:tentative="1">
+      <w:start w:val="1"/>
+      <w:numFmt w:val="bullet"/>
+      <w:lvlText w:val=""/>
+      <w:lvlJc w:val="left"/>
+      <w:pPr>
+        <w:tabs>
+          <w:tab w:val="num" w:pos="5040"/>
+        </w:tabs>
+        <w:ind w:left="5040" w:hanging="360"/>
+      </w:pPr>
+      <w:rPr>
+        <w:rFonts w:ascii="Wingdings" w:hAnsi="Wingdings" w:hint="default"/>
+        <w:sz w:val="20"/>
+      </w:rPr>
+    </w:lvl>
+    <w:lvl w:ilvl="7" w:tentative="1">
+      <w:start w:val="1"/>
+      <w:numFmt w:val="bullet"/>
+      <w:lvlText w:val=""/>
+      <w:lvlJc w:val="left"/>
+      <w:pPr>
+        <w:tabs>
+          <w:tab w:val="num" w:pos="5760"/>
+        </w:tabs>
+        <w:ind w:left="5760" w:hanging="360"/>
+      </w:pPr>
+      <w:rPr>
+        <w:rFonts w:ascii="Wingdings" w:hAnsi="Wingdings" w:hint="default"/>
+        <w:sz w:val="20"/>
+      </w:rPr>
+    </w:lvl>
+    <w:lvl w:ilvl="8" w:tentative="1">
+      <w:start w:val="1"/>
+      <w:numFmt w:val="bullet"/>
+      <w:lvlText w:val=""/>
+      <w:lvlJc w:val="left"/>
+      <w:pPr>
+        <w:tabs>
+          <w:tab w:val="num" w:pos="6480"/>
+        </w:tabs>
+        <w:ind w:left="6480" w:hanging="360"/>
+      </w:pPr>
+      <w:rPr>
+        <w:rFonts w:ascii="Wingdings" w:hAnsi="Wingdings" w:hint="default"/>
+        <w:sz w:val="20"/>
+      </w:rPr>
+    </w:lvl>
+  </w:abstractNum>
+  <w:abstractNum w:abstractNumId="18" w15:restartNumberingAfterBreak="0">
     <w:nsid w:val="71DD7274"/>
     <w:multiLevelType w:val="multilevel"/>
     <w:tmpl w:val="2C645D04"/>
@@ -6063,6 +7369,155 @@
         </w:tabs>
         <w:ind w:left="6480" w:hanging="360"/>
       </w:pPr>
+    </w:lvl>
+  </w:abstractNum>
+  <w:abstractNum w:abstractNumId="19" w15:restartNumberingAfterBreak="0">
+    <w:nsid w:val="72380DDF"/>
+    <w:multiLevelType w:val="multilevel"/>
+    <w:tmpl w:val="B9CC6108"/>
+    <w:lvl w:ilvl="0">
+      <w:start w:val="1"/>
+      <w:numFmt w:val="bullet"/>
+      <w:lvlText w:val=""/>
+      <w:lvlJc w:val="left"/>
+      <w:pPr>
+        <w:tabs>
+          <w:tab w:val="num" w:pos="720"/>
+        </w:tabs>
+        <w:ind w:left="720" w:hanging="360"/>
+      </w:pPr>
+      <w:rPr>
+        <w:rFonts w:ascii="Symbol" w:hAnsi="Symbol" w:hint="default"/>
+        <w:sz w:val="20"/>
+      </w:rPr>
+    </w:lvl>
+    <w:lvl w:ilvl="1">
+      <w:start w:val="1"/>
+      <w:numFmt w:val="bullet"/>
+      <w:lvlText w:val="o"/>
+      <w:lvlJc w:val="left"/>
+      <w:pPr>
+        <w:tabs>
+          <w:tab w:val="num" w:pos="1440"/>
+        </w:tabs>
+        <w:ind w:left="1440" w:hanging="360"/>
+      </w:pPr>
+      <w:rPr>
+        <w:rFonts w:ascii="Courier New" w:hAnsi="Courier New" w:hint="default"/>
+        <w:sz w:val="20"/>
+      </w:rPr>
+    </w:lvl>
+    <w:lvl w:ilvl="2" w:tentative="1">
+      <w:start w:val="1"/>
+      <w:numFmt w:val="bullet"/>
+      <w:lvlText w:val=""/>
+      <w:lvlJc w:val="left"/>
+      <w:pPr>
+        <w:tabs>
+          <w:tab w:val="num" w:pos="2160"/>
+        </w:tabs>
+        <w:ind w:left="2160" w:hanging="360"/>
+      </w:pPr>
+      <w:rPr>
+        <w:rFonts w:ascii="Wingdings" w:hAnsi="Wingdings" w:hint="default"/>
+        <w:sz w:val="20"/>
+      </w:rPr>
+    </w:lvl>
+    <w:lvl w:ilvl="3" w:tentative="1">
+      <w:start w:val="1"/>
+      <w:numFmt w:val="bullet"/>
+      <w:lvlText w:val=""/>
+      <w:lvlJc w:val="left"/>
+      <w:pPr>
+        <w:tabs>
+          <w:tab w:val="num" w:pos="2880"/>
+        </w:tabs>
+        <w:ind w:left="2880" w:hanging="360"/>
+      </w:pPr>
+      <w:rPr>
+        <w:rFonts w:ascii="Wingdings" w:hAnsi="Wingdings" w:hint="default"/>
+        <w:sz w:val="20"/>
+      </w:rPr>
+    </w:lvl>
+    <w:lvl w:ilvl="4" w:tentative="1">
+      <w:start w:val="1"/>
+      <w:numFmt w:val="bullet"/>
+      <w:lvlText w:val=""/>
+      <w:lvlJc w:val="left"/>
+      <w:pPr>
+        <w:tabs>
+          <w:tab w:val="num" w:pos="3600"/>
+        </w:tabs>
+        <w:ind w:left="3600" w:hanging="360"/>
+      </w:pPr>
+      <w:rPr>
+        <w:rFonts w:ascii="Wingdings" w:hAnsi="Wingdings" w:hint="default"/>
+        <w:sz w:val="20"/>
+      </w:rPr>
+    </w:lvl>
+    <w:lvl w:ilvl="5" w:tentative="1">
+      <w:start w:val="1"/>
+      <w:numFmt w:val="bullet"/>
+      <w:lvlText w:val=""/>
+      <w:lvlJc w:val="left"/>
+      <w:pPr>
+        <w:tabs>
+          <w:tab w:val="num" w:pos="4320"/>
+        </w:tabs>
+        <w:ind w:left="4320" w:hanging="360"/>
+      </w:pPr>
+      <w:rPr>
+        <w:rFonts w:ascii="Wingdings" w:hAnsi="Wingdings" w:hint="default"/>
+        <w:sz w:val="20"/>
+      </w:rPr>
+    </w:lvl>
+    <w:lvl w:ilvl="6" w:tentative="1">
+      <w:start w:val="1"/>
+      <w:numFmt w:val="bullet"/>
+      <w:lvlText w:val=""/>
+      <w:lvlJc w:val="left"/>
+      <w:pPr>
+        <w:tabs>
+          <w:tab w:val="num" w:pos="5040"/>
+        </w:tabs>
+        <w:ind w:left="5040" w:hanging="360"/>
+      </w:pPr>
+      <w:rPr>
+        <w:rFonts w:ascii="Wingdings" w:hAnsi="Wingdings" w:hint="default"/>
+        <w:sz w:val="20"/>
+      </w:rPr>
+    </w:lvl>
+    <w:lvl w:ilvl="7" w:tentative="1">
+      <w:start w:val="1"/>
+      <w:numFmt w:val="bullet"/>
+      <w:lvlText w:val=""/>
+      <w:lvlJc w:val="left"/>
+      <w:pPr>
+        <w:tabs>
+          <w:tab w:val="num" w:pos="5760"/>
+        </w:tabs>
+        <w:ind w:left="5760" w:hanging="360"/>
+      </w:pPr>
+      <w:rPr>
+        <w:rFonts w:ascii="Wingdings" w:hAnsi="Wingdings" w:hint="default"/>
+        <w:sz w:val="20"/>
+      </w:rPr>
+    </w:lvl>
+    <w:lvl w:ilvl="8" w:tentative="1">
+      <w:start w:val="1"/>
+      <w:numFmt w:val="bullet"/>
+      <w:lvlText w:val=""/>
+      <w:lvlJc w:val="left"/>
+      <w:pPr>
+        <w:tabs>
+          <w:tab w:val="num" w:pos="6480"/>
+        </w:tabs>
+        <w:ind w:left="6480" w:hanging="360"/>
+      </w:pPr>
+      <w:rPr>
+        <w:rFonts w:ascii="Wingdings" w:hAnsi="Wingdings" w:hint="default"/>
+        <w:sz w:val="20"/>
+      </w:rPr>
     </w:lvl>
   </w:abstractNum>
   <w:num w:numId="1" w16cid:durableId="340132085">
@@ -6072,7 +7527,7 @@
     <w:abstractNumId w:val="4"/>
   </w:num>
   <w:num w:numId="3" w16cid:durableId="564411841">
-    <w:abstractNumId w:val="12"/>
+    <w:abstractNumId w:val="14"/>
   </w:num>
   <w:num w:numId="4" w16cid:durableId="495222279">
     <w:abstractNumId w:val="8"/>
@@ -6087,10 +7542,10 @@
     <w:abstractNumId w:val="6"/>
   </w:num>
   <w:num w:numId="8" w16cid:durableId="1905289728">
-    <w:abstractNumId w:val="13"/>
+    <w:abstractNumId w:val="15"/>
   </w:num>
   <w:num w:numId="9" w16cid:durableId="903224478">
-    <w:abstractNumId w:val="14"/>
+    <w:abstractNumId w:val="16"/>
   </w:num>
   <w:num w:numId="10" w16cid:durableId="1389456004">
     <w:abstractNumId w:val="1"/>
@@ -6105,13 +7560,25 @@
     <w:abstractNumId w:val="7"/>
   </w:num>
   <w:num w:numId="14" w16cid:durableId="1263025117">
-    <w:abstractNumId w:val="10"/>
+    <w:abstractNumId w:val="12"/>
   </w:num>
   <w:num w:numId="15" w16cid:durableId="1706708101">
-    <w:abstractNumId w:val="15"/>
+    <w:abstractNumId w:val="18"/>
   </w:num>
   <w:num w:numId="16" w16cid:durableId="1900166956">
+    <w:abstractNumId w:val="13"/>
+  </w:num>
+  <w:num w:numId="17" w16cid:durableId="1088618782">
     <w:abstractNumId w:val="11"/>
+  </w:num>
+  <w:num w:numId="18" w16cid:durableId="891696317">
+    <w:abstractNumId w:val="17"/>
+  </w:num>
+  <w:num w:numId="19" w16cid:durableId="1852720404">
+    <w:abstractNumId w:val="19"/>
+  </w:num>
+  <w:num w:numId="20" w16cid:durableId="2080328687">
+    <w:abstractNumId w:val="10"/>
   </w:num>
 </w:numbering>
 </file>

--- a/Unidad 5 - Pokedex Web/Documentación de Pokedex.docx
+++ b/Unidad 5 - Pokedex Web/Documentación de Pokedex.docx
@@ -831,7 +831,6 @@
         <w:t xml:space="preserve">Importancia del </w:t>
       </w:r>
       <w:proofErr w:type="spellStart"/>
-      <w:proofErr w:type="gramStart"/>
       <w:r>
         <w:rPr>
           <w:b/>
@@ -845,15 +844,7 @@
           <w:b/>
           <w:bCs/>
         </w:rPr>
-        <w:t>(</w:t>
-      </w:r>
-      <w:proofErr w:type="gramEnd"/>
-      <w:r>
-        <w:rPr>
-          <w:b/>
-          <w:bCs/>
-        </w:rPr>
-        <w:t>):</w:t>
+        <w:t>():</w:t>
       </w:r>
       <w:r>
         <w:t xml:space="preserve"> Sin la ejecución de este método en el servidor, la grilla no procesará el origen de datos y no se renderizará ninguna fila en el HTML final del cliente.</w:t>
@@ -1012,12 +1003,10 @@
         <w:t>="false". Esto obliga al desarrollador a definir cada columna mediante &lt;</w:t>
       </w:r>
       <w:proofErr w:type="spellStart"/>
-      <w:proofErr w:type="gramStart"/>
       <w:r>
         <w:t>asp:BoundField</w:t>
       </w:r>
       <w:proofErr w:type="spellEnd"/>
-      <w:proofErr w:type="gramEnd"/>
       <w:r>
         <w:t>&gt;.</w:t>
       </w:r>
@@ -1182,13 +1171,8 @@
       </w:r>
       <w:proofErr w:type="spellEnd"/>
       <w:r>
-        <w:t xml:space="preserve">), suelen ser rígidos en cuanto a la estructura HTML que generan (tablas &lt;table&gt;). Para interfaces orientadas al usuario final (como catálogos o galerías), se requiere un control total sobre el HTML </w:t>
-      </w:r>
-      <w:proofErr w:type="gramStart"/>
-      <w:r>
-        <w:t>generado .</w:t>
-      </w:r>
-      <w:proofErr w:type="gramEnd"/>
+        <w:t>), suelen ser rígidos en cuanto a la estructura HTML que generan (tablas &lt;table&gt;). Para interfaces orientadas al usuario final (como catálogos o galerías), se requiere un control total sobre el HTML generado .</w:t>
+      </w:r>
     </w:p>
     <w:p>
       <w:pPr>
@@ -1221,13 +1205,8 @@
       </w:r>
       <w:proofErr w:type="spellEnd"/>
       <w:r>
-        <w:t xml:space="preserve">. El motor de renderizado ejecuta este código en el servidor antes de enviar el HTML al </w:t>
-      </w:r>
-      <w:proofErr w:type="gramStart"/>
-      <w:r>
-        <w:t>cliente .</w:t>
-      </w:r>
-      <w:proofErr w:type="gramEnd"/>
+        <w:t>. El motor de renderizado ejecuta este código en el servidor antes de enviar el HTML al cliente .</w:t>
+      </w:r>
     </w:p>
     <w:p>
       <w:pPr>
@@ -1300,15 +1279,7 @@
       </w:r>
       <w:proofErr w:type="spellEnd"/>
       <w:r>
-        <w:t xml:space="preserve">) </w:t>
-      </w:r>
-      <w:proofErr w:type="gramStart"/>
-      <w:r>
-        <w:t>{ %</w:t>
-      </w:r>
-      <w:proofErr w:type="gramEnd"/>
-      <w:r>
-        <w:t>&gt; ... HTML ... &lt;% } %&gt;), el servidor repite ese fragmento HTML por cada elemento de la colección.</w:t>
+        <w:t>) { %&gt; ... HTML ... &lt;% } %&gt;), el servidor repite ese fragmento HTML por cada elemento de la colección.</w:t>
       </w:r>
     </w:p>
     <w:p>
@@ -1418,13 +1389,8 @@
       </w:r>
       <w:proofErr w:type="spellEnd"/>
       <w:r>
-        <w:t xml:space="preserve">&gt; la única obligatoria para definir el contenido </w:t>
-      </w:r>
-      <w:proofErr w:type="gramStart"/>
-      <w:r>
-        <w:t>repetitivo .</w:t>
-      </w:r>
-      <w:proofErr w:type="gramEnd"/>
+        <w:t>&gt; la única obligatoria para definir el contenido repetitivo .</w:t>
+      </w:r>
     </w:p>
     <w:p>
       <w:pPr>
@@ -1484,17 +1450,12 @@
         <w:t xml:space="preserve"> procesa estas expresiones cuando se invoca el método </w:t>
       </w:r>
       <w:proofErr w:type="spellStart"/>
-      <w:proofErr w:type="gramStart"/>
       <w:r>
         <w:t>DataBind</w:t>
       </w:r>
       <w:proofErr w:type="spellEnd"/>
       <w:r>
-        <w:t>(</w:t>
-      </w:r>
-      <w:proofErr w:type="gramEnd"/>
-      <w:r>
-        <w:t>) en el servidor .</w:t>
+        <w:t>() en el servidor .</w:t>
       </w:r>
     </w:p>
     <w:p>
@@ -1512,7 +1473,6 @@
         <w:t xml:space="preserve">Método </w:t>
       </w:r>
       <w:proofErr w:type="spellStart"/>
-      <w:proofErr w:type="gramStart"/>
       <w:r>
         <w:rPr>
           <w:b/>
@@ -1526,15 +1486,7 @@
           <w:b/>
           <w:bCs/>
         </w:rPr>
-        <w:t>(</w:t>
-      </w:r>
-      <w:proofErr w:type="gramEnd"/>
-      <w:r>
-        <w:rPr>
-          <w:b/>
-          <w:bCs/>
-        </w:rPr>
-        <w:t>):</w:t>
+        <w:t>():</w:t>
       </w:r>
       <w:r>
         <w:t xml:space="preserve"> Es una función optimizada que utiliza reflexión (</w:t>
@@ -1585,13 +1537,8 @@
       </w:r>
       <w:proofErr w:type="spellEnd"/>
       <w:r>
-        <w:t>") %&gt;</w:t>
-      </w:r>
-      <w:proofErr w:type="gramStart"/>
-      <w:r>
-        <w:t>) .</w:t>
-      </w:r>
-      <w:proofErr w:type="gramEnd"/>
+        <w:t>") %&gt;) .</w:t>
+      </w:r>
     </w:p>
     <w:p/>
     <w:p/>
@@ -1751,13 +1698,8 @@
       </w:r>
       <w:proofErr w:type="spellEnd"/>
       <w:r>
-        <w:t xml:space="preserve">)) para que el compilador trate ese objeto como un botón y permita acceder a sus </w:t>
-      </w:r>
-      <w:proofErr w:type="gramStart"/>
-      <w:r>
-        <w:t>atributos .</w:t>
-      </w:r>
-      <w:proofErr w:type="gramEnd"/>
+        <w:t>)) para que el compilador trate ese objeto como un botón y permita acceder a sus atributos .</w:t>
+      </w:r>
     </w:p>
     <w:p>
       <w:pPr>
@@ -1806,15 +1748,7 @@
       </w:r>
       <w:proofErr w:type="spellEnd"/>
       <w:r>
-        <w:t xml:space="preserve"> de ASP.NET. Permite almacenar un valor dinámico (como la Clave Primaria o ID de un registro) directamente en el HTML del </w:t>
-      </w:r>
-      <w:proofErr w:type="gramStart"/>
-      <w:r>
-        <w:t>botón .</w:t>
-      </w:r>
-      <w:proofErr w:type="gramEnd"/>
-      <w:r>
-        <w:t xml:space="preserve"> Cuando el usuario hace clic, ese valor viaja automáticamente al servidor y puede ser recuperado en el evento </w:t>
+        <w:t xml:space="preserve"> de ASP.NET. Permite almacenar un valor dinámico (como la Clave Primaria o ID de un registro) directamente en el HTML del botón . Cuando el usuario hace clic, ese valor viaja automáticamente al servidor y puede ser recuperado en el evento </w:t>
       </w:r>
       <w:proofErr w:type="spellStart"/>
       <w:r>
@@ -1825,7 +1759,6 @@
         <w:t xml:space="preserve"> o </w:t>
       </w:r>
       <w:proofErr w:type="spellStart"/>
-      <w:proofErr w:type="gramStart"/>
       <w:r>
         <w:t>OnCommand</w:t>
       </w:r>
@@ -1833,7 +1766,6 @@
       <w:r>
         <w:t xml:space="preserve"> .</w:t>
       </w:r>
-      <w:proofErr w:type="gramEnd"/>
     </w:p>
     <w:p>
       <w:pPr>
@@ -1914,26 +1846,16 @@
       </w:r>
       <w:proofErr w:type="spellEnd"/>
       <w:r>
-        <w:t xml:space="preserve"> </w:t>
-      </w:r>
-      <w:proofErr w:type="gramStart"/>
-      <w:r>
-        <w:t>(!</w:t>
+        <w:t xml:space="preserve"> (!</w:t>
       </w:r>
       <w:proofErr w:type="spellStart"/>
       <w:r>
         <w:t>IsPostBack</w:t>
       </w:r>
       <w:proofErr w:type="spellEnd"/>
-      <w:proofErr w:type="gramEnd"/>
-      <w:r>
-        <w:t xml:space="preserve">)), el ciclo de vida de la página destruirá y recreará todos los botones dinámicos antes de procesar el evento de clic, lo que anulará la acción del usuario. La carga de datos debe restringirse a la primera carga de la </w:t>
-      </w:r>
-      <w:proofErr w:type="gramStart"/>
-      <w:r>
-        <w:t>página .</w:t>
-      </w:r>
-      <w:proofErr w:type="gramEnd"/>
+      <w:r>
+        <w:t>)), el ciclo de vida de la página destruirá y recreará todos los botones dinámicos antes de procesar el evento de clic, lo que anulará la acción del usuario. La carga de datos debe restringirse a la primera carga de la página .</w:t>
+      </w:r>
     </w:p>
     <w:p>
       <w:pPr>
@@ -2011,11 +1933,9 @@
         <w:t>PostBack</w:t>
       </w:r>
       <w:proofErr w:type="spellEnd"/>
-      <w:proofErr w:type="gramStart"/>
       <w:r>
         <w:t>) .</w:t>
       </w:r>
-      <w:proofErr w:type="gramEnd"/>
     </w:p>
     <w:p>
       <w:pPr>
@@ -2127,15 +2047,7 @@
           <w:b/>
           <w:bCs/>
         </w:rPr>
-        <w:t xml:space="preserve"> </w:t>
-      </w:r>
-      <w:proofErr w:type="gramStart"/>
-      <w:r>
-        <w:rPr>
-          <w:b/>
-          <w:bCs/>
-        </w:rPr>
-        <w:t>(!</w:t>
+        <w:t xml:space="preserve"> (!</w:t>
       </w:r>
       <w:proofErr w:type="spellStart"/>
       <w:r>
@@ -2146,7 +2058,6 @@
         <w:t>IsPostBack</w:t>
       </w:r>
       <w:proofErr w:type="spellEnd"/>
-      <w:proofErr w:type="gramEnd"/>
       <w:r>
         <w:rPr>
           <w:b/>
@@ -2271,18 +2182,13 @@
       </w:r>
       <w:proofErr w:type="spellEnd"/>
       <w:r>
-        <w:t xml:space="preserve"> </w:t>
-      </w:r>
-      <w:proofErr w:type="gramStart"/>
-      <w:r>
-        <w:t>(!</w:t>
+        <w:t xml:space="preserve"> (!</w:t>
       </w:r>
       <w:proofErr w:type="spellStart"/>
       <w:r>
         <w:t>IsPostBack</w:t>
       </w:r>
       <w:proofErr w:type="spellEnd"/>
-      <w:proofErr w:type="gramEnd"/>
       <w:r>
         <w:t xml:space="preserve">), vuelve a ir a la base de datos y ejecuta </w:t>
       </w:r>
@@ -2306,17 +2212,12 @@
         <w:t xml:space="preserve">Al hacer </w:t>
       </w:r>
       <w:proofErr w:type="spellStart"/>
-      <w:proofErr w:type="gramStart"/>
       <w:r>
         <w:t>DataBind</w:t>
       </w:r>
       <w:proofErr w:type="spellEnd"/>
       <w:r>
-        <w:t>(</w:t>
-      </w:r>
-      <w:proofErr w:type="gramEnd"/>
-      <w:r>
-        <w:t xml:space="preserve">), el servidor </w:t>
+        <w:t xml:space="preserve">(), el servidor </w:t>
       </w:r>
       <w:r>
         <w:rPr>
@@ -2358,21 +2259,8 @@
         <w:t>"Momento, este timbre ya no existe, lo acabo de destruir y reemplazar por uno nuevo en el paso 1"</w:t>
       </w:r>
       <w:r>
-        <w:t xml:space="preserve">. Como el botón original desapareció de la memoria, el clic se ignora por completo y no hace </w:t>
-      </w:r>
-      <w:proofErr w:type="gramStart"/>
-      <w:r>
-        <w:t>nada .</w:t>
-      </w:r>
-      <w:proofErr w:type="gramEnd"/>
-      <w:r>
-        <w:t xml:space="preserve"> ¡De hecho, este fue exactamente el error que le pasó al profe en la clase antes de </w:t>
-      </w:r>
-      <w:proofErr w:type="gramStart"/>
-      <w:r>
-        <w:t>corregirlo !</w:t>
-      </w:r>
-      <w:proofErr w:type="gramEnd"/>
+        <w:t>. Como el botón original desapareció de la memoria, el clic se ignora por completo y no hace nada . ¡De hecho, este fue exactamente el error que le pasó al profe en la clase antes de corregirlo !</w:t>
+      </w:r>
     </w:p>
     <w:p>
       <w:pPr>
@@ -2386,15 +2274,7 @@
           <w:b/>
           <w:bCs/>
         </w:rPr>
-        <w:t xml:space="preserve">La Solución: El escudo del </w:t>
-      </w:r>
-      <w:proofErr w:type="gramStart"/>
-      <w:r>
-        <w:rPr>
-          <w:b/>
-          <w:bCs/>
-        </w:rPr>
-        <w:t>(!</w:t>
+        <w:t>La Solución: El escudo del (!</w:t>
       </w:r>
       <w:proofErr w:type="spellStart"/>
       <w:r>
@@ -2405,7 +2285,6 @@
         <w:t>IsPostBack</w:t>
       </w:r>
       <w:proofErr w:type="spellEnd"/>
-      <w:proofErr w:type="gramEnd"/>
       <w:r>
         <w:rPr>
           <w:b/>
@@ -2484,13 +2363,8 @@
         <w:t>Paso 2</w:t>
       </w:r>
       <w:r>
-        <w:t xml:space="preserve">, el botón original sigue existiendo y el evento se dispara a la </w:t>
-      </w:r>
-      <w:proofErr w:type="gramStart"/>
-      <w:r>
-        <w:t>perfección .</w:t>
-      </w:r>
-      <w:proofErr w:type="gramEnd"/>
+        <w:t>, el botón original sigue existiendo y el evento se dispara a la perfección .</w:t>
+      </w:r>
     </w:p>
     <w:p>
       <w:pPr>
@@ -2525,13 +2399,8 @@
         <w:ind w:left="720"/>
       </w:pPr>
       <w:r>
-        <w:t xml:space="preserve">La elección del control de presentación de datos no obedece a una regla estricta, sino que depende del diseño visual requerido y de la funcionalidad de la </w:t>
-      </w:r>
-      <w:proofErr w:type="gramStart"/>
-      <w:r>
-        <w:t>pantalla .</w:t>
-      </w:r>
-      <w:proofErr w:type="gramEnd"/>
+        <w:t>La elección del control de presentación de datos no obedece a una regla estricta, sino que depende del diseño visual requerido y de la funcionalidad de la pantalla .</w:t>
+      </w:r>
     </w:p>
     <w:p>
       <w:pPr>
@@ -2576,13 +2445,8 @@
         <w:t>Uso ideal:</w:t>
       </w:r>
       <w:r>
-        <w:t xml:space="preserve"> Paneles de administración, sistemas de gestión (ABM / CRUD), reportes </w:t>
-      </w:r>
-      <w:proofErr w:type="gramStart"/>
-      <w:r>
-        <w:t>financieros .</w:t>
-      </w:r>
-      <w:proofErr w:type="gramEnd"/>
+        <w:t xml:space="preserve"> Paneles de administración, sistemas de gestión (ABM / CRUD), reportes financieros .</w:t>
+      </w:r>
     </w:p>
     <w:p>
       <w:pPr>
@@ -2599,13 +2463,8 @@
         <w:t>Ventajas:</w:t>
       </w:r>
       <w:r>
-        <w:t xml:space="preserve"> Genera una estructura tabular (&lt;table&gt;) estructurada. Posee muchísima funcionalidad incorporada (paginación, ordenamiento, botones de comando en la misma fila) que ahorra tiempo de desarrollo para interfaces </w:t>
-      </w:r>
-      <w:proofErr w:type="gramStart"/>
-      <w:r>
-        <w:t>internas .</w:t>
-      </w:r>
-      <w:proofErr w:type="gramEnd"/>
+        <w:t xml:space="preserve"> Genera una estructura tabular (&lt;table&gt;) estructurada. Posee muchísima funcionalidad incorporada (paginación, ordenamiento, botones de comando en la misma fila) que ahorra tiempo de desarrollo para interfaces internas .</w:t>
+      </w:r>
     </w:p>
     <w:p>
       <w:pPr>
@@ -2622,13 +2481,8 @@
         <w:t>Desventajas:</w:t>
       </w:r>
       <w:r>
-        <w:t xml:space="preserve"> Es muy rígido visualmente. No sirve para diseños modernos orientados al cliente final (como catálogos de tarjetas, carruseles o banners</w:t>
-      </w:r>
-      <w:proofErr w:type="gramStart"/>
-      <w:r>
-        <w:t>) .</w:t>
-      </w:r>
-      <w:proofErr w:type="gramEnd"/>
+        <w:t xml:space="preserve"> Es muy rígido visualmente. No sirve para diseños modernos orientados al cliente final (como catálogos de tarjetas, carruseles o banners) .</w:t>
+      </w:r>
     </w:p>
     <w:p>
       <w:pPr>
@@ -2673,13 +2527,8 @@
         <w:t>Uso ideal:</w:t>
       </w:r>
       <w:r>
-        <w:t xml:space="preserve"> Catálogos visuales y estructuras de datos jerárquicas o </w:t>
-      </w:r>
-      <w:proofErr w:type="gramStart"/>
-      <w:r>
-        <w:t>anidadas .</w:t>
-      </w:r>
-      <w:proofErr w:type="gramEnd"/>
+        <w:t xml:space="preserve"> Catálogos visuales y estructuras de datos jerárquicas o anidadas .</w:t>
+      </w:r>
     </w:p>
     <w:p>
       <w:pPr>
@@ -2722,13 +2571,8 @@
       </w:r>
       <w:proofErr w:type="spellEnd"/>
       <w:r>
-        <w:t xml:space="preserve"> dentro de otro para dibujar elementos HTML </w:t>
-      </w:r>
-      <w:proofErr w:type="gramStart"/>
-      <w:r>
-        <w:t>complejos .</w:t>
-      </w:r>
-      <w:proofErr w:type="gramEnd"/>
+        <w:t xml:space="preserve"> dentro de otro para dibujar elementos HTML complejos .</w:t>
+      </w:r>
     </w:p>
     <w:p>
       <w:pPr>
@@ -2745,13 +2589,8 @@
         <w:t>Desventajas:</w:t>
       </w:r>
       <w:r>
-        <w:t xml:space="preserve"> La sintaxis HTML queda un poco sucia ("código espagueti") y no permite manejar eventos de servidor en la misma página de forma nativa; requiere el envío de parámetros por URL a través de etiquetas &lt;a</w:t>
-      </w:r>
-      <w:proofErr w:type="gramStart"/>
-      <w:r>
-        <w:t>&gt; .</w:t>
-      </w:r>
-      <w:proofErr w:type="gramEnd"/>
+        <w:t xml:space="preserve"> La sintaxis HTML queda un poco sucia ("código espagueti") y no permite manejar eventos de servidor en la misma página de forma nativa; requiere el envío de parámetros por URL a través de etiquetas &lt;a&gt; .</w:t>
+      </w:r>
     </w:p>
     <w:p>
       <w:pPr>
@@ -2765,7 +2604,6 @@
         <w:t>3. Control &lt;</w:t>
       </w:r>
       <w:proofErr w:type="spellStart"/>
-      <w:proofErr w:type="gramStart"/>
       <w:r>
         <w:rPr>
           <w:b/>
@@ -2774,7 +2612,6 @@
         <w:t>asp:Repeater</w:t>
       </w:r>
       <w:proofErr w:type="spellEnd"/>
-      <w:proofErr w:type="gramEnd"/>
       <w:r>
         <w:rPr>
           <w:b/>
@@ -2798,13 +2635,8 @@
         <w:t>Uso ideal:</w:t>
       </w:r>
       <w:r>
-        <w:t xml:space="preserve"> Catálogos interactivos, listas de productos con botones de acción rápida ("Agregar al carrito", "Marcar favorito"</w:t>
-      </w:r>
-      <w:proofErr w:type="gramStart"/>
-      <w:r>
-        <w:t>) .</w:t>
-      </w:r>
-      <w:proofErr w:type="gramEnd"/>
+        <w:t xml:space="preserve"> Catálogos interactivos, listas de productos con botones de acción rápida ("Agregar al carrito", "Marcar favorito") .</w:t>
+      </w:r>
     </w:p>
     <w:p>
       <w:pPr>
@@ -2824,25 +2656,18 @@
         <w:t xml:space="preserve"> HTML mucho más limpio en la capa de presentación mediante la función &lt;%# </w:t>
       </w:r>
       <w:proofErr w:type="spellStart"/>
-      <w:proofErr w:type="gramStart"/>
       <w:r>
         <w:t>Eval</w:t>
       </w:r>
       <w:proofErr w:type="spellEnd"/>
       <w:r>
-        <w:t>(</w:t>
-      </w:r>
-      <w:proofErr w:type="gramEnd"/>
-      <w:r>
-        <w:t>) %&gt; . Su característica principal es la integración de controles de servidor (como &lt;</w:t>
-      </w:r>
-      <w:proofErr w:type="spellStart"/>
-      <w:proofErr w:type="gramStart"/>
+        <w:t>() %&gt; . Su característica principal es la integración de controles de servidor (como &lt;</w:t>
+      </w:r>
+      <w:proofErr w:type="spellStart"/>
       <w:r>
         <w:t>asp:Button</w:t>
       </w:r>
       <w:proofErr w:type="spellEnd"/>
-      <w:proofErr w:type="gramEnd"/>
       <w:r>
         <w:t>&gt;) que permiten capturar eventos (</w:t>
       </w:r>
@@ -3034,17 +2859,12 @@
         <w:t xml:space="preserve"> de la grilla y volver a invocar el método </w:t>
       </w:r>
       <w:proofErr w:type="spellStart"/>
-      <w:proofErr w:type="gramStart"/>
       <w:r>
         <w:t>DataBind</w:t>
       </w:r>
       <w:proofErr w:type="spellEnd"/>
       <w:r>
-        <w:t>(</w:t>
-      </w:r>
-      <w:proofErr w:type="gramEnd"/>
-      <w:r>
-        <w:t>) .</w:t>
+        <w:t>() .</w:t>
       </w:r>
     </w:p>
     <w:p>
@@ -3070,13 +2890,8 @@
       </w:r>
       <w:proofErr w:type="spellEnd"/>
       <w:r>
-        <w:t xml:space="preserve"> para modificar datos directamente sobre las celdas de la grilla. Sin embargo, a nivel arquitectónico y de UX, esta práctica se desaconseja para tablas con muchas columnas, ya que genera una interfaz similar a una hoja de cálculo de Excel, resultando tediosa y poco </w:t>
-      </w:r>
-      <w:proofErr w:type="gramStart"/>
-      <w:r>
-        <w:t>práctica .</w:t>
-      </w:r>
-      <w:proofErr w:type="gramEnd"/>
+        <w:t xml:space="preserve"> para modificar datos directamente sobre las celdas de la grilla. Sin embargo, a nivel arquitectónico y de UX, esta práctica se desaconseja para tablas con muchas columnas, ya que genera una interfaz similar a una hoja de cálculo de Excel, resultando tediosa y poco práctica .</w:t>
+      </w:r>
     </w:p>
     <w:p>
       <w:pPr>
@@ -3335,41 +3150,33 @@
     </w:p>
     <w:p>
       <w:r>
-        <w:t xml:space="preserve">La letra </w:t>
-      </w:r>
-      <w:proofErr w:type="gramStart"/>
+        <w:t>La letra e es simplemente una convención mundial en C# para abreviar "</w:t>
+      </w:r>
+      <w:proofErr w:type="spellStart"/>
+      <w:r>
+        <w:t>Event</w:t>
+      </w:r>
+      <w:proofErr w:type="spellEnd"/>
+      <w:r>
+        <w:t xml:space="preserve">", pero podrías llamarla </w:t>
+      </w:r>
+      <w:proofErr w:type="spellStart"/>
+      <w:r>
+        <w:t>datosDelEvento</w:t>
+      </w:r>
+      <w:proofErr w:type="spellEnd"/>
+      <w:r>
+        <w:t xml:space="preserve"> si quisieras.</w:t>
+      </w:r>
+    </w:p>
+    <w:p>
+      <w:r>
+        <w:t xml:space="preserve">Como este es un evento específico de paginación, la "cajita" </w:t>
+      </w:r>
+      <w:proofErr w:type="spellStart"/>
       <w:r>
         <w:t>e</w:t>
       </w:r>
-      <w:proofErr w:type="gramEnd"/>
-      <w:r>
-        <w:t xml:space="preserve"> es simplemente una convención mundial en C# para abreviar "</w:t>
-      </w:r>
-      <w:proofErr w:type="spellStart"/>
-      <w:r>
-        <w:t>Event</w:t>
-      </w:r>
-      <w:proofErr w:type="spellEnd"/>
-      <w:r>
-        <w:t xml:space="preserve">", pero podrías llamarla </w:t>
-      </w:r>
-      <w:proofErr w:type="spellStart"/>
-      <w:r>
-        <w:t>datosDelEvento</w:t>
-      </w:r>
-      <w:proofErr w:type="spellEnd"/>
-      <w:r>
-        <w:t xml:space="preserve"> si quisieras.</w:t>
-      </w:r>
-    </w:p>
-    <w:p>
-      <w:r>
-        <w:t xml:space="preserve">Como este es un evento específico de paginación, la "cajita" </w:t>
-      </w:r>
-      <w:proofErr w:type="spellStart"/>
-      <w:r>
-        <w:t>e</w:t>
-      </w:r>
       <w:proofErr w:type="spellEnd"/>
       <w:r>
         <w:t xml:space="preserve"> es del tipo </w:t>
@@ -3383,7 +3190,6 @@
         <w:t xml:space="preserve">. Adentro de esa cajita viene guardado exactamente el número de la página que el usuario tocó. Ese número se guarda en la propiedad </w:t>
       </w:r>
       <w:proofErr w:type="spellStart"/>
-      <w:proofErr w:type="gramStart"/>
       <w:r>
         <w:t>NewPageIndex</w:t>
       </w:r>
@@ -3391,7 +3197,6 @@
       <w:r>
         <w:t xml:space="preserve"> .</w:t>
       </w:r>
-      <w:proofErr w:type="gramEnd"/>
     </w:p>
     <w:p>
       <w:r>
@@ -3418,7 +3223,6 @@
         <w:t xml:space="preserve"> = </w:t>
       </w:r>
       <w:proofErr w:type="spellStart"/>
-      <w:proofErr w:type="gramStart"/>
       <w:r>
         <w:rPr>
           <w:b/>
@@ -3427,7 +3231,6 @@
         <w:t>e.NewPageIndex</w:t>
       </w:r>
       <w:proofErr w:type="spellEnd"/>
-      <w:proofErr w:type="gramEnd"/>
       <w:r>
         <w:rPr>
           <w:b/>
@@ -3720,15 +3523,7 @@
       </w:r>
       <w:proofErr w:type="spellEnd"/>
       <w:r>
-        <w:t xml:space="preserve">, el parámetro </w:t>
-      </w:r>
-      <w:proofErr w:type="gramStart"/>
-      <w:r>
-        <w:t>e</w:t>
-      </w:r>
-      <w:proofErr w:type="gramEnd"/>
-      <w:r>
-        <w:t xml:space="preserve"> es del tipo específico </w:t>
+        <w:t xml:space="preserve">, el parámetro e es del tipo específico </w:t>
       </w:r>
       <w:proofErr w:type="spellStart"/>
       <w:r>
@@ -3747,6 +3542,238 @@
         <w:t>, la cual almacena el índice base-cero de la nueva página que el usuario solicitó visualizar.</w:t>
       </w:r>
     </w:p>
+    <w:p>
+      <w:r>
+        <w:rPr>
+          <w:b/>
+          <w:bCs/>
+        </w:rPr>
+        <w:t>TEMA: Procedimientos Almacenados (</w:t>
+      </w:r>
+      <w:proofErr w:type="spellStart"/>
+      <w:r>
+        <w:rPr>
+          <w:b/>
+          <w:bCs/>
+        </w:rPr>
+        <w:t>Stored</w:t>
+      </w:r>
+      <w:proofErr w:type="spellEnd"/>
+      <w:r>
+        <w:rPr>
+          <w:b/>
+          <w:bCs/>
+        </w:rPr>
+        <w:t xml:space="preserve"> </w:t>
+      </w:r>
+      <w:proofErr w:type="spellStart"/>
+      <w:r>
+        <w:rPr>
+          <w:b/>
+          <w:bCs/>
+        </w:rPr>
+        <w:t>Procedures</w:t>
+      </w:r>
+      <w:proofErr w:type="spellEnd"/>
+      <w:r>
+        <w:rPr>
+          <w:b/>
+          <w:bCs/>
+        </w:rPr>
+        <w:t>)</w:t>
+      </w:r>
+    </w:p>
+    <w:p>
+      <w:pPr>
+        <w:numPr>
+          <w:ilvl w:val="0"/>
+          <w:numId w:val="21"/>
+        </w:numPr>
+      </w:pPr>
+      <w:r>
+        <w:rPr>
+          <w:b/>
+          <w:bCs/>
+        </w:rPr>
+        <w:t>¿Qué es?</w:t>
+      </w:r>
+      <w:r>
+        <w:t xml:space="preserve"> Un Procedimiento Almacenado (SP) es un conjunto de instrucciones de código SQL (como SELECT, INSERT, UPDATE, DELETE) que se agrupan, se compilan y se guardan directamente en el motor de la base de datos (ej. SQL Server) bajo un nombre específico. Funciona de manera muy similar a un "método" o "función" en C#, pero vive dentro de la base de datos.</w:t>
+      </w:r>
+    </w:p>
+    <w:p>
+      <w:pPr>
+        <w:numPr>
+          <w:ilvl w:val="0"/>
+          <w:numId w:val="21"/>
+        </w:numPr>
+      </w:pPr>
+      <w:r>
+        <w:rPr>
+          <w:b/>
+          <w:bCs/>
+        </w:rPr>
+        <w:t>¿Cómo funciona?</w:t>
+      </w:r>
+      <w:r>
+        <w:t xml:space="preserve"> En lugar de que la aplicación cliente (tu código C#) arme la consulta SQL concatenando textos (consultas embebidas) y la envíe cruda por la red, la aplicación simplemente invoca el nombre del Procedimiento Almacenado (ej. </w:t>
+      </w:r>
+      <w:proofErr w:type="spellStart"/>
+      <w:r>
+        <w:t>StoreAltaPokemon</w:t>
+      </w:r>
+      <w:proofErr w:type="spellEnd"/>
+      <w:r>
+        <w:t xml:space="preserve">) y le pasa los valores necesarios a través de </w:t>
+      </w:r>
+      <w:r>
+        <w:rPr>
+          <w:b/>
+          <w:bCs/>
+        </w:rPr>
+        <w:t>parámetros</w:t>
+      </w:r>
+      <w:r>
+        <w:t xml:space="preserve"> (las variables que empiezan con @).</w:t>
+      </w:r>
+    </w:p>
+    <w:p>
+      <w:pPr>
+        <w:numPr>
+          <w:ilvl w:val="0"/>
+          <w:numId w:val="21"/>
+        </w:numPr>
+      </w:pPr>
+      <w:r>
+        <w:rPr>
+          <w:b/>
+          <w:bCs/>
+        </w:rPr>
+        <w:t>Ventajas principales (Por qué se usan a nivel profesional):</w:t>
+      </w:r>
+    </w:p>
+    <w:p>
+      <w:pPr>
+        <w:numPr>
+          <w:ilvl w:val="1"/>
+          <w:numId w:val="21"/>
+        </w:numPr>
+      </w:pPr>
+      <w:r>
+        <w:rPr>
+          <w:b/>
+          <w:bCs/>
+        </w:rPr>
+        <w:t>Seguridad (Prevención de Inyección SQL):</w:t>
+      </w:r>
+      <w:r>
+        <w:t xml:space="preserve"> Al usar parámetros fuertemente tipados en lugar de concatenar cadenas de texto, el motor de la base de datos sabe distinguir entre el comando SQL y los datos del usuario, evitando que un atacante inyecte código malicioso.</w:t>
+      </w:r>
+    </w:p>
+    <w:p>
+      <w:pPr>
+        <w:numPr>
+          <w:ilvl w:val="1"/>
+          <w:numId w:val="21"/>
+        </w:numPr>
+      </w:pPr>
+      <w:r>
+        <w:rPr>
+          <w:b/>
+          <w:bCs/>
+        </w:rPr>
+        <w:t>Rendimiento (Performance):</w:t>
+      </w:r>
+      <w:r>
+        <w:t xml:space="preserve"> Cuando </w:t>
+      </w:r>
+      <w:proofErr w:type="spellStart"/>
+      <w:r>
+        <w:t>guardás</w:t>
+      </w:r>
+      <w:proofErr w:type="spellEnd"/>
+      <w:r>
+        <w:t xml:space="preserve"> un SP en SQL Server, el motor lo analiza y crea un "plan de ejecución" optimizado y </w:t>
+      </w:r>
+      <w:proofErr w:type="spellStart"/>
+      <w:r>
+        <w:t>pre-compilado</w:t>
+      </w:r>
+      <w:proofErr w:type="spellEnd"/>
+      <w:r>
+        <w:t>. Es mucho más rápido ejecutar un SP que mandarle una consulta de texto plano cada vez.</w:t>
+      </w:r>
+    </w:p>
+    <w:p>
+      <w:pPr>
+        <w:numPr>
+          <w:ilvl w:val="1"/>
+          <w:numId w:val="21"/>
+        </w:numPr>
+      </w:pPr>
+      <w:r>
+        <w:rPr>
+          <w:b/>
+          <w:bCs/>
+        </w:rPr>
+        <w:t>Mantenibilidad y Desacoplamiento:</w:t>
+      </w:r>
+      <w:r>
+        <w:t xml:space="preserve"> Si el día de mañana </w:t>
+      </w:r>
+      <w:proofErr w:type="spellStart"/>
+      <w:r>
+        <w:t>agregás</w:t>
+      </w:r>
+      <w:proofErr w:type="spellEnd"/>
+      <w:r>
+        <w:t xml:space="preserve"> una columna a la tabla, solo </w:t>
+      </w:r>
+      <w:proofErr w:type="spellStart"/>
+      <w:r>
+        <w:t>modificás</w:t>
+      </w:r>
+      <w:proofErr w:type="spellEnd"/>
+      <w:r>
+        <w:t xml:space="preserve"> el código SQL dentro del motor de base de datos. No hace falta tocar el </w:t>
+      </w:r>
+      <w:proofErr w:type="spellStart"/>
+      <w:r>
+        <w:t>string</w:t>
+      </w:r>
+      <w:proofErr w:type="spellEnd"/>
+      <w:r>
+        <w:t xml:space="preserve"> de C#, ni volver a compilar, ni volver a publicar toda la aplicación web.</w:t>
+      </w:r>
+    </w:p>
+    <w:p>
+      <w:pPr>
+        <w:numPr>
+          <w:ilvl w:val="1"/>
+          <w:numId w:val="21"/>
+        </w:numPr>
+      </w:pPr>
+      <w:r>
+        <w:rPr>
+          <w:b/>
+          <w:bCs/>
+        </w:rPr>
+        <w:lastRenderedPageBreak/>
+        <w:t>Tráfico de red:</w:t>
+      </w:r>
+      <w:r>
+        <w:t xml:space="preserve"> Se envía menos información por la red. En vez de mandar un INSERT gigante de 500 caracteres, solo </w:t>
+      </w:r>
+      <w:proofErr w:type="spellStart"/>
+      <w:r>
+        <w:t>mandás</w:t>
+      </w:r>
+      <w:proofErr w:type="spellEnd"/>
+      <w:r>
+        <w:t xml:space="preserve"> la instrucción "Ejecutar Alta" y los datos.</w:t>
+      </w:r>
+    </w:p>
+    <w:p/>
     <w:p>
       <w:r>
         <w:rPr>
@@ -3829,15 +3856,7 @@
       </w:r>
       <w:proofErr w:type="spellEnd"/>
       <w:r>
-        <w:t xml:space="preserve"> qué acción ejecutar evaluando la existencia de un parámetro identificador (</w:t>
-      </w:r>
-      <w:proofErr w:type="gramStart"/>
-      <w:r>
-        <w:t>ej. ?id</w:t>
-      </w:r>
-      <w:proofErr w:type="gramEnd"/>
-      <w:r>
-        <w:t xml:space="preserve">=X) en el </w:t>
+        <w:t xml:space="preserve"> qué acción ejecutar evaluando la existencia de un parámetro identificador (ej. ?id=X) en el </w:t>
       </w:r>
       <w:proofErr w:type="spellStart"/>
       <w:r>
@@ -4004,7 +4023,6 @@
           <w:b/>
           <w:bCs/>
         </w:rPr>
-        <w:lastRenderedPageBreak/>
         <w:t>AutoPostBack</w:t>
       </w:r>
       <w:proofErr w:type="spellEnd"/>
@@ -4214,6 +4232,7 @@
           <w:b/>
           <w:bCs/>
         </w:rPr>
+        <w:lastRenderedPageBreak/>
         <w:t>El Principio del Procesamiento en Lote (</w:t>
       </w:r>
       <w:proofErr w:type="spellStart"/>
@@ -4236,12 +4255,10 @@
         <w:t xml:space="preserve"> La mejor práctica de rendimiento web dicta que los datos de un formulario (como cadenas de texto o números) deben recolectarse localmente en el cliente y enviarse en una única petición al servidor mediante un control de envío (ej. &lt;</w:t>
       </w:r>
       <w:proofErr w:type="spellStart"/>
-      <w:proofErr w:type="gramStart"/>
       <w:r>
         <w:t>asp:Button</w:t>
       </w:r>
       <w:proofErr w:type="spellEnd"/>
-      <w:proofErr w:type="gramEnd"/>
       <w:r>
         <w:t xml:space="preserve"> ID="</w:t>
       </w:r>
@@ -4391,17 +4408,12 @@
         <w:t xml:space="preserve">). Es responsabilidad del desarrollador instanciar el objeto de dominio correspondiente (ej. new </w:t>
       </w:r>
       <w:proofErr w:type="spellStart"/>
-      <w:proofErr w:type="gramStart"/>
       <w:r>
         <w:t>Pokemon</w:t>
       </w:r>
       <w:proofErr w:type="spellEnd"/>
       <w:r>
-        <w:t>(</w:t>
-      </w:r>
-      <w:proofErr w:type="gramEnd"/>
-      <w:r>
-        <w:t xml:space="preserve">)) y realizar el mapeo manual, aplicando las conversiones de tipo necesarias (como </w:t>
+        <w:t xml:space="preserve">()) y realizar el mapeo manual, aplicando las conversiones de tipo necesarias (como </w:t>
       </w:r>
       <w:proofErr w:type="spellStart"/>
       <w:r>
@@ -4459,19 +4471,13 @@
       </w:r>
       <w:proofErr w:type="spellEnd"/>
       <w:r>
-        <w:t xml:space="preserve">). Para reconstruir las relaciones, </w:t>
-      </w:r>
-      <w:r>
-        <w:lastRenderedPageBreak/>
-        <w:t xml:space="preserve">se debe instanciar manualmente el objeto anidado e inyectarle dicho ID (ej. </w:t>
-      </w:r>
-      <w:proofErr w:type="spellStart"/>
-      <w:proofErr w:type="gramStart"/>
+        <w:t xml:space="preserve">). Para reconstruir las relaciones, se debe instanciar manualmente el objeto anidado e inyectarle dicho ID (ej. </w:t>
+      </w:r>
+      <w:proofErr w:type="spellStart"/>
       <w:r>
         <w:t>nuevo.Tipo</w:t>
       </w:r>
       <w:proofErr w:type="spellEnd"/>
-      <w:proofErr w:type="gramEnd"/>
       <w:r>
         <w:t xml:space="preserve"> = new Elemento(); </w:t>
       </w:r>
@@ -6852,6 +6858,151 @@
     </w:lvl>
   </w:abstractNum>
   <w:abstractNum w:abstractNumId="15" w15:restartNumberingAfterBreak="0">
+    <w:nsid w:val="63FC054C"/>
+    <w:multiLevelType w:val="multilevel"/>
+    <w:tmpl w:val="D00A9D0A"/>
+    <w:lvl w:ilvl="0">
+      <w:start w:val="1"/>
+      <w:numFmt w:val="bullet"/>
+      <w:lvlText w:val=""/>
+      <w:lvlJc w:val="left"/>
+      <w:pPr>
+        <w:tabs>
+          <w:tab w:val="num" w:pos="720"/>
+        </w:tabs>
+        <w:ind w:left="720" w:hanging="360"/>
+      </w:pPr>
+      <w:rPr>
+        <w:rFonts w:ascii="Symbol" w:hAnsi="Symbol" w:hint="default"/>
+        <w:sz w:val="20"/>
+      </w:rPr>
+    </w:lvl>
+    <w:lvl w:ilvl="1">
+      <w:start w:val="1"/>
+      <w:numFmt w:val="decimal"/>
+      <w:lvlText w:val="%2."/>
+      <w:lvlJc w:val="left"/>
+      <w:pPr>
+        <w:tabs>
+          <w:tab w:val="num" w:pos="1440"/>
+        </w:tabs>
+        <w:ind w:left="1440" w:hanging="360"/>
+      </w:pPr>
+    </w:lvl>
+    <w:lvl w:ilvl="2" w:tentative="1">
+      <w:start w:val="1"/>
+      <w:numFmt w:val="bullet"/>
+      <w:lvlText w:val=""/>
+      <w:lvlJc w:val="left"/>
+      <w:pPr>
+        <w:tabs>
+          <w:tab w:val="num" w:pos="2160"/>
+        </w:tabs>
+        <w:ind w:left="2160" w:hanging="360"/>
+      </w:pPr>
+      <w:rPr>
+        <w:rFonts w:ascii="Wingdings" w:hAnsi="Wingdings" w:hint="default"/>
+        <w:sz w:val="20"/>
+      </w:rPr>
+    </w:lvl>
+    <w:lvl w:ilvl="3" w:tentative="1">
+      <w:start w:val="1"/>
+      <w:numFmt w:val="bullet"/>
+      <w:lvlText w:val=""/>
+      <w:lvlJc w:val="left"/>
+      <w:pPr>
+        <w:tabs>
+          <w:tab w:val="num" w:pos="2880"/>
+        </w:tabs>
+        <w:ind w:left="2880" w:hanging="360"/>
+      </w:pPr>
+      <w:rPr>
+        <w:rFonts w:ascii="Wingdings" w:hAnsi="Wingdings" w:hint="default"/>
+        <w:sz w:val="20"/>
+      </w:rPr>
+    </w:lvl>
+    <w:lvl w:ilvl="4" w:tentative="1">
+      <w:start w:val="1"/>
+      <w:numFmt w:val="bullet"/>
+      <w:lvlText w:val=""/>
+      <w:lvlJc w:val="left"/>
+      <w:pPr>
+        <w:tabs>
+          <w:tab w:val="num" w:pos="3600"/>
+        </w:tabs>
+        <w:ind w:left="3600" w:hanging="360"/>
+      </w:pPr>
+      <w:rPr>
+        <w:rFonts w:ascii="Wingdings" w:hAnsi="Wingdings" w:hint="default"/>
+        <w:sz w:val="20"/>
+      </w:rPr>
+    </w:lvl>
+    <w:lvl w:ilvl="5" w:tentative="1">
+      <w:start w:val="1"/>
+      <w:numFmt w:val="bullet"/>
+      <w:lvlText w:val=""/>
+      <w:lvlJc w:val="left"/>
+      <w:pPr>
+        <w:tabs>
+          <w:tab w:val="num" w:pos="4320"/>
+        </w:tabs>
+        <w:ind w:left="4320" w:hanging="360"/>
+      </w:pPr>
+      <w:rPr>
+        <w:rFonts w:ascii="Wingdings" w:hAnsi="Wingdings" w:hint="default"/>
+        <w:sz w:val="20"/>
+      </w:rPr>
+    </w:lvl>
+    <w:lvl w:ilvl="6" w:tentative="1">
+      <w:start w:val="1"/>
+      <w:numFmt w:val="bullet"/>
+      <w:lvlText w:val=""/>
+      <w:lvlJc w:val="left"/>
+      <w:pPr>
+        <w:tabs>
+          <w:tab w:val="num" w:pos="5040"/>
+        </w:tabs>
+        <w:ind w:left="5040" w:hanging="360"/>
+      </w:pPr>
+      <w:rPr>
+        <w:rFonts w:ascii="Wingdings" w:hAnsi="Wingdings" w:hint="default"/>
+        <w:sz w:val="20"/>
+      </w:rPr>
+    </w:lvl>
+    <w:lvl w:ilvl="7" w:tentative="1">
+      <w:start w:val="1"/>
+      <w:numFmt w:val="bullet"/>
+      <w:lvlText w:val=""/>
+      <w:lvlJc w:val="left"/>
+      <w:pPr>
+        <w:tabs>
+          <w:tab w:val="num" w:pos="5760"/>
+        </w:tabs>
+        <w:ind w:left="5760" w:hanging="360"/>
+      </w:pPr>
+      <w:rPr>
+        <w:rFonts w:ascii="Wingdings" w:hAnsi="Wingdings" w:hint="default"/>
+        <w:sz w:val="20"/>
+      </w:rPr>
+    </w:lvl>
+    <w:lvl w:ilvl="8" w:tentative="1">
+      <w:start w:val="1"/>
+      <w:numFmt w:val="bullet"/>
+      <w:lvlText w:val=""/>
+      <w:lvlJc w:val="left"/>
+      <w:pPr>
+        <w:tabs>
+          <w:tab w:val="num" w:pos="6480"/>
+        </w:tabs>
+        <w:ind w:left="6480" w:hanging="360"/>
+      </w:pPr>
+      <w:rPr>
+        <w:rFonts w:ascii="Wingdings" w:hAnsi="Wingdings" w:hint="default"/>
+        <w:sz w:val="20"/>
+      </w:rPr>
+    </w:lvl>
+  </w:abstractNum>
+  <w:abstractNum w:abstractNumId="16" w15:restartNumberingAfterBreak="0">
     <w:nsid w:val="6DBF7670"/>
     <w:multiLevelType w:val="multilevel"/>
     <w:tmpl w:val="CC963EBA"/>
@@ -7000,7 +7151,7 @@
       </w:rPr>
     </w:lvl>
   </w:abstractNum>
-  <w:abstractNum w:abstractNumId="16" w15:restartNumberingAfterBreak="0">
+  <w:abstractNum w:abstractNumId="17" w15:restartNumberingAfterBreak="0">
     <w:nsid w:val="6F4C7C29"/>
     <w:multiLevelType w:val="multilevel"/>
     <w:tmpl w:val="0CC08082"/>
@@ -7113,7 +7264,7 @@
       </w:pPr>
     </w:lvl>
   </w:abstractNum>
-  <w:abstractNum w:abstractNumId="17" w15:restartNumberingAfterBreak="0">
+  <w:abstractNum w:abstractNumId="18" w15:restartNumberingAfterBreak="0">
     <w:nsid w:val="71B169B8"/>
     <w:multiLevelType w:val="multilevel"/>
     <w:tmpl w:val="124416DC"/>
@@ -7258,7 +7409,7 @@
       </w:rPr>
     </w:lvl>
   </w:abstractNum>
-  <w:abstractNum w:abstractNumId="18" w15:restartNumberingAfterBreak="0">
+  <w:abstractNum w:abstractNumId="19" w15:restartNumberingAfterBreak="0">
     <w:nsid w:val="71DD7274"/>
     <w:multiLevelType w:val="multilevel"/>
     <w:tmpl w:val="2C645D04"/>
@@ -7371,7 +7522,7 @@
       </w:pPr>
     </w:lvl>
   </w:abstractNum>
-  <w:abstractNum w:abstractNumId="19" w15:restartNumberingAfterBreak="0">
+  <w:abstractNum w:abstractNumId="20" w15:restartNumberingAfterBreak="0">
     <w:nsid w:val="72380DDF"/>
     <w:multiLevelType w:val="multilevel"/>
     <w:tmpl w:val="B9CC6108"/>
@@ -7542,10 +7693,10 @@
     <w:abstractNumId w:val="6"/>
   </w:num>
   <w:num w:numId="8" w16cid:durableId="1905289728">
-    <w:abstractNumId w:val="15"/>
+    <w:abstractNumId w:val="16"/>
   </w:num>
   <w:num w:numId="9" w16cid:durableId="903224478">
-    <w:abstractNumId w:val="16"/>
+    <w:abstractNumId w:val="17"/>
   </w:num>
   <w:num w:numId="10" w16cid:durableId="1389456004">
     <w:abstractNumId w:val="1"/>
@@ -7563,7 +7714,7 @@
     <w:abstractNumId w:val="12"/>
   </w:num>
   <w:num w:numId="15" w16cid:durableId="1706708101">
-    <w:abstractNumId w:val="18"/>
+    <w:abstractNumId w:val="19"/>
   </w:num>
   <w:num w:numId="16" w16cid:durableId="1900166956">
     <w:abstractNumId w:val="13"/>
@@ -7572,13 +7723,16 @@
     <w:abstractNumId w:val="11"/>
   </w:num>
   <w:num w:numId="18" w16cid:durableId="891696317">
-    <w:abstractNumId w:val="17"/>
+    <w:abstractNumId w:val="18"/>
   </w:num>
   <w:num w:numId="19" w16cid:durableId="1852720404">
-    <w:abstractNumId w:val="19"/>
+    <w:abstractNumId w:val="20"/>
   </w:num>
   <w:num w:numId="20" w16cid:durableId="2080328687">
     <w:abstractNumId w:val="10"/>
+  </w:num>
+  <w:num w:numId="21" w16cid:durableId="2061400506">
+    <w:abstractNumId w:val="15"/>
   </w:num>
 </w:numbering>
 </file>

--- a/Unidad 5 - Pokedex Web/Documentación de Pokedex.docx
+++ b/Unidad 5 - Pokedex Web/Documentación de Pokedex.docx
@@ -831,6 +831,7 @@
         <w:t xml:space="preserve">Importancia del </w:t>
       </w:r>
       <w:proofErr w:type="spellStart"/>
+      <w:proofErr w:type="gramStart"/>
       <w:r>
         <w:rPr>
           <w:b/>
@@ -844,7 +845,15 @@
           <w:b/>
           <w:bCs/>
         </w:rPr>
-        <w:t>():</w:t>
+        <w:t>(</w:t>
+      </w:r>
+      <w:proofErr w:type="gramEnd"/>
+      <w:r>
+        <w:rPr>
+          <w:b/>
+          <w:bCs/>
+        </w:rPr>
+        <w:t>):</w:t>
       </w:r>
       <w:r>
         <w:t xml:space="preserve"> Sin la ejecución de este método en el servidor, la grilla no procesará el origen de datos y no se renderizará ninguna fila en el HTML final del cliente.</w:t>
@@ -1003,10 +1012,12 @@
         <w:t>="false". Esto obliga al desarrollador a definir cada columna mediante &lt;</w:t>
       </w:r>
       <w:proofErr w:type="spellStart"/>
+      <w:proofErr w:type="gramStart"/>
       <w:r>
         <w:t>asp:BoundField</w:t>
       </w:r>
       <w:proofErr w:type="spellEnd"/>
+      <w:proofErr w:type="gramEnd"/>
       <w:r>
         <w:t>&gt;.</w:t>
       </w:r>
@@ -1171,8 +1182,13 @@
       </w:r>
       <w:proofErr w:type="spellEnd"/>
       <w:r>
-        <w:t>), suelen ser rígidos en cuanto a la estructura HTML que generan (tablas &lt;table&gt;). Para interfaces orientadas al usuario final (como catálogos o galerías), se requiere un control total sobre el HTML generado .</w:t>
-      </w:r>
+        <w:t xml:space="preserve">), suelen ser rígidos en cuanto a la estructura HTML que generan (tablas &lt;table&gt;). Para interfaces orientadas al usuario final (como catálogos o galerías), se requiere un control total sobre el HTML </w:t>
+      </w:r>
+      <w:proofErr w:type="gramStart"/>
+      <w:r>
+        <w:t>generado .</w:t>
+      </w:r>
+      <w:proofErr w:type="gramEnd"/>
     </w:p>
     <w:p>
       <w:pPr>
@@ -1205,8 +1221,13 @@
       </w:r>
       <w:proofErr w:type="spellEnd"/>
       <w:r>
-        <w:t>. El motor de renderizado ejecuta este código en el servidor antes de enviar el HTML al cliente .</w:t>
-      </w:r>
+        <w:t xml:space="preserve">. El motor de renderizado ejecuta este código en el servidor antes de enviar el HTML al </w:t>
+      </w:r>
+      <w:proofErr w:type="gramStart"/>
+      <w:r>
+        <w:t>cliente .</w:t>
+      </w:r>
+      <w:proofErr w:type="gramEnd"/>
     </w:p>
     <w:p>
       <w:pPr>
@@ -1279,7 +1300,15 @@
       </w:r>
       <w:proofErr w:type="spellEnd"/>
       <w:r>
-        <w:t>) { %&gt; ... HTML ... &lt;% } %&gt;), el servidor repite ese fragmento HTML por cada elemento de la colección.</w:t>
+        <w:t xml:space="preserve">) </w:t>
+      </w:r>
+      <w:proofErr w:type="gramStart"/>
+      <w:r>
+        <w:t>{ %</w:t>
+      </w:r>
+      <w:proofErr w:type="gramEnd"/>
+      <w:r>
+        <w:t>&gt; ... HTML ... &lt;% } %&gt;), el servidor repite ese fragmento HTML por cada elemento de la colección.</w:t>
       </w:r>
     </w:p>
     <w:p>
@@ -1389,8 +1418,13 @@
       </w:r>
       <w:proofErr w:type="spellEnd"/>
       <w:r>
-        <w:t>&gt; la única obligatoria para definir el contenido repetitivo .</w:t>
-      </w:r>
+        <w:t xml:space="preserve">&gt; la única obligatoria para definir el contenido </w:t>
+      </w:r>
+      <w:proofErr w:type="gramStart"/>
+      <w:r>
+        <w:t>repetitivo .</w:t>
+      </w:r>
+      <w:proofErr w:type="gramEnd"/>
     </w:p>
     <w:p>
       <w:pPr>
@@ -1450,12 +1484,17 @@
         <w:t xml:space="preserve"> procesa estas expresiones cuando se invoca el método </w:t>
       </w:r>
       <w:proofErr w:type="spellStart"/>
+      <w:proofErr w:type="gramStart"/>
       <w:r>
         <w:t>DataBind</w:t>
       </w:r>
       <w:proofErr w:type="spellEnd"/>
       <w:r>
-        <w:t>() en el servidor .</w:t>
+        <w:t>(</w:t>
+      </w:r>
+      <w:proofErr w:type="gramEnd"/>
+      <w:r>
+        <w:t>) en el servidor .</w:t>
       </w:r>
     </w:p>
     <w:p>
@@ -1473,6 +1512,7 @@
         <w:t xml:space="preserve">Método </w:t>
       </w:r>
       <w:proofErr w:type="spellStart"/>
+      <w:proofErr w:type="gramStart"/>
       <w:r>
         <w:rPr>
           <w:b/>
@@ -1486,7 +1526,15 @@
           <w:b/>
           <w:bCs/>
         </w:rPr>
-        <w:t>():</w:t>
+        <w:t>(</w:t>
+      </w:r>
+      <w:proofErr w:type="gramEnd"/>
+      <w:r>
+        <w:rPr>
+          <w:b/>
+          <w:bCs/>
+        </w:rPr>
+        <w:t>):</w:t>
       </w:r>
       <w:r>
         <w:t xml:space="preserve"> Es una función optimizada que utiliza reflexión (</w:t>
@@ -1537,8 +1585,13 @@
       </w:r>
       <w:proofErr w:type="spellEnd"/>
       <w:r>
-        <w:t>") %&gt;) .</w:t>
-      </w:r>
+        <w:t>") %&gt;</w:t>
+      </w:r>
+      <w:proofErr w:type="gramStart"/>
+      <w:r>
+        <w:t>) .</w:t>
+      </w:r>
+      <w:proofErr w:type="gramEnd"/>
     </w:p>
     <w:p/>
     <w:p/>
@@ -1698,8 +1751,13 @@
       </w:r>
       <w:proofErr w:type="spellEnd"/>
       <w:r>
-        <w:t>)) para que el compilador trate ese objeto como un botón y permita acceder a sus atributos .</w:t>
-      </w:r>
+        <w:t xml:space="preserve">)) para que el compilador trate ese objeto como un botón y permita acceder a sus </w:t>
+      </w:r>
+      <w:proofErr w:type="gramStart"/>
+      <w:r>
+        <w:t>atributos .</w:t>
+      </w:r>
+      <w:proofErr w:type="gramEnd"/>
     </w:p>
     <w:p>
       <w:pPr>
@@ -1748,7 +1806,15 @@
       </w:r>
       <w:proofErr w:type="spellEnd"/>
       <w:r>
-        <w:t xml:space="preserve"> de ASP.NET. Permite almacenar un valor dinámico (como la Clave Primaria o ID de un registro) directamente en el HTML del botón . Cuando el usuario hace clic, ese valor viaja automáticamente al servidor y puede ser recuperado en el evento </w:t>
+        <w:t xml:space="preserve"> de ASP.NET. Permite almacenar un valor dinámico (como la Clave Primaria o ID de un registro) directamente en el HTML del </w:t>
+      </w:r>
+      <w:proofErr w:type="gramStart"/>
+      <w:r>
+        <w:t>botón .</w:t>
+      </w:r>
+      <w:proofErr w:type="gramEnd"/>
+      <w:r>
+        <w:t xml:space="preserve"> Cuando el usuario hace clic, ese valor viaja automáticamente al servidor y puede ser recuperado en el evento </w:t>
       </w:r>
       <w:proofErr w:type="spellStart"/>
       <w:r>
@@ -1759,6 +1825,7 @@
         <w:t xml:space="preserve"> o </w:t>
       </w:r>
       <w:proofErr w:type="spellStart"/>
+      <w:proofErr w:type="gramStart"/>
       <w:r>
         <w:t>OnCommand</w:t>
       </w:r>
@@ -1766,6 +1833,7 @@
       <w:r>
         <w:t xml:space="preserve"> .</w:t>
       </w:r>
+      <w:proofErr w:type="gramEnd"/>
     </w:p>
     <w:p>
       <w:pPr>
@@ -1846,16 +1914,26 @@
       </w:r>
       <w:proofErr w:type="spellEnd"/>
       <w:r>
-        <w:t xml:space="preserve"> (!</w:t>
+        <w:t xml:space="preserve"> </w:t>
+      </w:r>
+      <w:proofErr w:type="gramStart"/>
+      <w:r>
+        <w:t>(!</w:t>
       </w:r>
       <w:proofErr w:type="spellStart"/>
       <w:r>
         <w:t>IsPostBack</w:t>
       </w:r>
       <w:proofErr w:type="spellEnd"/>
-      <w:r>
-        <w:t>)), el ciclo de vida de la página destruirá y recreará todos los botones dinámicos antes de procesar el evento de clic, lo que anulará la acción del usuario. La carga de datos debe restringirse a la primera carga de la página .</w:t>
-      </w:r>
+      <w:proofErr w:type="gramEnd"/>
+      <w:r>
+        <w:t xml:space="preserve">)), el ciclo de vida de la página destruirá y recreará todos los botones dinámicos antes de procesar el evento de clic, lo que anulará la acción del usuario. La carga de datos debe restringirse a la primera carga de la </w:t>
+      </w:r>
+      <w:proofErr w:type="gramStart"/>
+      <w:r>
+        <w:t>página .</w:t>
+      </w:r>
+      <w:proofErr w:type="gramEnd"/>
     </w:p>
     <w:p>
       <w:pPr>
@@ -1933,9 +2011,11 @@
         <w:t>PostBack</w:t>
       </w:r>
       <w:proofErr w:type="spellEnd"/>
+      <w:proofErr w:type="gramStart"/>
       <w:r>
         <w:t>) .</w:t>
       </w:r>
+      <w:proofErr w:type="gramEnd"/>
     </w:p>
     <w:p>
       <w:pPr>
@@ -2047,7 +2127,15 @@
           <w:b/>
           <w:bCs/>
         </w:rPr>
-        <w:t xml:space="preserve"> (!</w:t>
+        <w:t xml:space="preserve"> </w:t>
+      </w:r>
+      <w:proofErr w:type="gramStart"/>
+      <w:r>
+        <w:rPr>
+          <w:b/>
+          <w:bCs/>
+        </w:rPr>
+        <w:t>(!</w:t>
       </w:r>
       <w:proofErr w:type="spellStart"/>
       <w:r>
@@ -2058,6 +2146,7 @@
         <w:t>IsPostBack</w:t>
       </w:r>
       <w:proofErr w:type="spellEnd"/>
+      <w:proofErr w:type="gramEnd"/>
       <w:r>
         <w:rPr>
           <w:b/>
@@ -2182,13 +2271,18 @@
       </w:r>
       <w:proofErr w:type="spellEnd"/>
       <w:r>
-        <w:t xml:space="preserve"> (!</w:t>
+        <w:t xml:space="preserve"> </w:t>
+      </w:r>
+      <w:proofErr w:type="gramStart"/>
+      <w:r>
+        <w:t>(!</w:t>
       </w:r>
       <w:proofErr w:type="spellStart"/>
       <w:r>
         <w:t>IsPostBack</w:t>
       </w:r>
       <w:proofErr w:type="spellEnd"/>
+      <w:proofErr w:type="gramEnd"/>
       <w:r>
         <w:t xml:space="preserve">), vuelve a ir a la base de datos y ejecuta </w:t>
       </w:r>
@@ -2212,12 +2306,17 @@
         <w:t xml:space="preserve">Al hacer </w:t>
       </w:r>
       <w:proofErr w:type="spellStart"/>
+      <w:proofErr w:type="gramStart"/>
       <w:r>
         <w:t>DataBind</w:t>
       </w:r>
       <w:proofErr w:type="spellEnd"/>
       <w:r>
-        <w:t xml:space="preserve">(), el servidor </w:t>
+        <w:t>(</w:t>
+      </w:r>
+      <w:proofErr w:type="gramEnd"/>
+      <w:r>
+        <w:t xml:space="preserve">), el servidor </w:t>
       </w:r>
       <w:r>
         <w:rPr>
@@ -2259,8 +2358,21 @@
         <w:t>"Momento, este timbre ya no existe, lo acabo de destruir y reemplazar por uno nuevo en el paso 1"</w:t>
       </w:r>
       <w:r>
-        <w:t>. Como el botón original desapareció de la memoria, el clic se ignora por completo y no hace nada . ¡De hecho, este fue exactamente el error que le pasó al profe en la clase antes de corregirlo !</w:t>
-      </w:r>
+        <w:t xml:space="preserve">. Como el botón original desapareció de la memoria, el clic se ignora por completo y no hace </w:t>
+      </w:r>
+      <w:proofErr w:type="gramStart"/>
+      <w:r>
+        <w:t>nada .</w:t>
+      </w:r>
+      <w:proofErr w:type="gramEnd"/>
+      <w:r>
+        <w:t xml:space="preserve"> ¡De hecho, este fue exactamente el error que le pasó al profe en la clase antes de </w:t>
+      </w:r>
+      <w:proofErr w:type="gramStart"/>
+      <w:r>
+        <w:t>corregirlo !</w:t>
+      </w:r>
+      <w:proofErr w:type="gramEnd"/>
     </w:p>
     <w:p>
       <w:pPr>
@@ -2274,7 +2386,15 @@
           <w:b/>
           <w:bCs/>
         </w:rPr>
-        <w:t>La Solución: El escudo del (!</w:t>
+        <w:t xml:space="preserve">La Solución: El escudo del </w:t>
+      </w:r>
+      <w:proofErr w:type="gramStart"/>
+      <w:r>
+        <w:rPr>
+          <w:b/>
+          <w:bCs/>
+        </w:rPr>
+        <w:t>(!</w:t>
       </w:r>
       <w:proofErr w:type="spellStart"/>
       <w:r>
@@ -2285,6 +2405,7 @@
         <w:t>IsPostBack</w:t>
       </w:r>
       <w:proofErr w:type="spellEnd"/>
+      <w:proofErr w:type="gramEnd"/>
       <w:r>
         <w:rPr>
           <w:b/>
@@ -2363,8 +2484,13 @@
         <w:t>Paso 2</w:t>
       </w:r>
       <w:r>
-        <w:t>, el botón original sigue existiendo y el evento se dispara a la perfección .</w:t>
-      </w:r>
+        <w:t xml:space="preserve">, el botón original sigue existiendo y el evento se dispara a la </w:t>
+      </w:r>
+      <w:proofErr w:type="gramStart"/>
+      <w:r>
+        <w:t>perfección .</w:t>
+      </w:r>
+      <w:proofErr w:type="gramEnd"/>
     </w:p>
     <w:p>
       <w:pPr>
@@ -2399,8 +2525,13 @@
         <w:ind w:left="720"/>
       </w:pPr>
       <w:r>
-        <w:t>La elección del control de presentación de datos no obedece a una regla estricta, sino que depende del diseño visual requerido y de la funcionalidad de la pantalla .</w:t>
-      </w:r>
+        <w:t xml:space="preserve">La elección del control de presentación de datos no obedece a una regla estricta, sino que depende del diseño visual requerido y de la funcionalidad de la </w:t>
+      </w:r>
+      <w:proofErr w:type="gramStart"/>
+      <w:r>
+        <w:t>pantalla .</w:t>
+      </w:r>
+      <w:proofErr w:type="gramEnd"/>
     </w:p>
     <w:p>
       <w:pPr>
@@ -2445,8 +2576,13 @@
         <w:t>Uso ideal:</w:t>
       </w:r>
       <w:r>
-        <w:t xml:space="preserve"> Paneles de administración, sistemas de gestión (ABM / CRUD), reportes financieros .</w:t>
-      </w:r>
+        <w:t xml:space="preserve"> Paneles de administración, sistemas de gestión (ABM / CRUD), reportes </w:t>
+      </w:r>
+      <w:proofErr w:type="gramStart"/>
+      <w:r>
+        <w:t>financieros .</w:t>
+      </w:r>
+      <w:proofErr w:type="gramEnd"/>
     </w:p>
     <w:p>
       <w:pPr>
@@ -2463,8 +2599,13 @@
         <w:t>Ventajas:</w:t>
       </w:r>
       <w:r>
-        <w:t xml:space="preserve"> Genera una estructura tabular (&lt;table&gt;) estructurada. Posee muchísima funcionalidad incorporada (paginación, ordenamiento, botones de comando en la misma fila) que ahorra tiempo de desarrollo para interfaces internas .</w:t>
-      </w:r>
+        <w:t xml:space="preserve"> Genera una estructura tabular (&lt;table&gt;) estructurada. Posee muchísima funcionalidad incorporada (paginación, ordenamiento, botones de comando en la misma fila) que ahorra tiempo de desarrollo para interfaces </w:t>
+      </w:r>
+      <w:proofErr w:type="gramStart"/>
+      <w:r>
+        <w:t>internas .</w:t>
+      </w:r>
+      <w:proofErr w:type="gramEnd"/>
     </w:p>
     <w:p>
       <w:pPr>
@@ -2481,8 +2622,13 @@
         <w:t>Desventajas:</w:t>
       </w:r>
       <w:r>
-        <w:t xml:space="preserve"> Es muy rígido visualmente. No sirve para diseños modernos orientados al cliente final (como catálogos de tarjetas, carruseles o banners) .</w:t>
-      </w:r>
+        <w:t xml:space="preserve"> Es muy rígido visualmente. No sirve para diseños modernos orientados al cliente final (como catálogos de tarjetas, carruseles o banners</w:t>
+      </w:r>
+      <w:proofErr w:type="gramStart"/>
+      <w:r>
+        <w:t>) .</w:t>
+      </w:r>
+      <w:proofErr w:type="gramEnd"/>
     </w:p>
     <w:p>
       <w:pPr>
@@ -2527,8 +2673,13 @@
         <w:t>Uso ideal:</w:t>
       </w:r>
       <w:r>
-        <w:t xml:space="preserve"> Catálogos visuales y estructuras de datos jerárquicas o anidadas .</w:t>
-      </w:r>
+        <w:t xml:space="preserve"> Catálogos visuales y estructuras de datos jerárquicas o </w:t>
+      </w:r>
+      <w:proofErr w:type="gramStart"/>
+      <w:r>
+        <w:t>anidadas .</w:t>
+      </w:r>
+      <w:proofErr w:type="gramEnd"/>
     </w:p>
     <w:p>
       <w:pPr>
@@ -2571,8 +2722,13 @@
       </w:r>
       <w:proofErr w:type="spellEnd"/>
       <w:r>
-        <w:t xml:space="preserve"> dentro de otro para dibujar elementos HTML complejos .</w:t>
-      </w:r>
+        <w:t xml:space="preserve"> dentro de otro para dibujar elementos HTML </w:t>
+      </w:r>
+      <w:proofErr w:type="gramStart"/>
+      <w:r>
+        <w:t>complejos .</w:t>
+      </w:r>
+      <w:proofErr w:type="gramEnd"/>
     </w:p>
     <w:p>
       <w:pPr>
@@ -2589,8 +2745,13 @@
         <w:t>Desventajas:</w:t>
       </w:r>
       <w:r>
-        <w:t xml:space="preserve"> La sintaxis HTML queda un poco sucia ("código espagueti") y no permite manejar eventos de servidor en la misma página de forma nativa; requiere el envío de parámetros por URL a través de etiquetas &lt;a&gt; .</w:t>
-      </w:r>
+        <w:t xml:space="preserve"> La sintaxis HTML queda un poco sucia ("código espagueti") y no permite manejar eventos de servidor en la misma página de forma nativa; requiere el envío de parámetros por URL a través de etiquetas &lt;a</w:t>
+      </w:r>
+      <w:proofErr w:type="gramStart"/>
+      <w:r>
+        <w:t>&gt; .</w:t>
+      </w:r>
+      <w:proofErr w:type="gramEnd"/>
     </w:p>
     <w:p>
       <w:pPr>
@@ -2604,6 +2765,7 @@
         <w:t>3. Control &lt;</w:t>
       </w:r>
       <w:proofErr w:type="spellStart"/>
+      <w:proofErr w:type="gramStart"/>
       <w:r>
         <w:rPr>
           <w:b/>
@@ -2612,6 +2774,7 @@
         <w:t>asp:Repeater</w:t>
       </w:r>
       <w:proofErr w:type="spellEnd"/>
+      <w:proofErr w:type="gramEnd"/>
       <w:r>
         <w:rPr>
           <w:b/>
@@ -2635,8 +2798,13 @@
         <w:t>Uso ideal:</w:t>
       </w:r>
       <w:r>
-        <w:t xml:space="preserve"> Catálogos interactivos, listas de productos con botones de acción rápida ("Agregar al carrito", "Marcar favorito") .</w:t>
-      </w:r>
+        <w:t xml:space="preserve"> Catálogos interactivos, listas de productos con botones de acción rápida ("Agregar al carrito", "Marcar favorito"</w:t>
+      </w:r>
+      <w:proofErr w:type="gramStart"/>
+      <w:r>
+        <w:t>) .</w:t>
+      </w:r>
+      <w:proofErr w:type="gramEnd"/>
     </w:p>
     <w:p>
       <w:pPr>
@@ -2656,18 +2824,25 @@
         <w:t xml:space="preserve"> HTML mucho más limpio en la capa de presentación mediante la función &lt;%# </w:t>
       </w:r>
       <w:proofErr w:type="spellStart"/>
+      <w:proofErr w:type="gramStart"/>
       <w:r>
         <w:t>Eval</w:t>
       </w:r>
       <w:proofErr w:type="spellEnd"/>
       <w:r>
-        <w:t>() %&gt; . Su característica principal es la integración de controles de servidor (como &lt;</w:t>
-      </w:r>
-      <w:proofErr w:type="spellStart"/>
+        <w:t>(</w:t>
+      </w:r>
+      <w:proofErr w:type="gramEnd"/>
+      <w:r>
+        <w:t>) %&gt; . Su característica principal es la integración de controles de servidor (como &lt;</w:t>
+      </w:r>
+      <w:proofErr w:type="spellStart"/>
+      <w:proofErr w:type="gramStart"/>
       <w:r>
         <w:t>asp:Button</w:t>
       </w:r>
       <w:proofErr w:type="spellEnd"/>
+      <w:proofErr w:type="gramEnd"/>
       <w:r>
         <w:t>&gt;) que permiten capturar eventos (</w:t>
       </w:r>
@@ -2859,12 +3034,17 @@
         <w:t xml:space="preserve"> de la grilla y volver a invocar el método </w:t>
       </w:r>
       <w:proofErr w:type="spellStart"/>
+      <w:proofErr w:type="gramStart"/>
       <w:r>
         <w:t>DataBind</w:t>
       </w:r>
       <w:proofErr w:type="spellEnd"/>
       <w:r>
-        <w:t>() .</w:t>
+        <w:t>(</w:t>
+      </w:r>
+      <w:proofErr w:type="gramEnd"/>
+      <w:r>
+        <w:t>) .</w:t>
       </w:r>
     </w:p>
     <w:p>
@@ -2890,8 +3070,13 @@
       </w:r>
       <w:proofErr w:type="spellEnd"/>
       <w:r>
-        <w:t xml:space="preserve"> para modificar datos directamente sobre las celdas de la grilla. Sin embargo, a nivel arquitectónico y de UX, esta práctica se desaconseja para tablas con muchas columnas, ya que genera una interfaz similar a una hoja de cálculo de Excel, resultando tediosa y poco práctica .</w:t>
-      </w:r>
+        <w:t xml:space="preserve"> para modificar datos directamente sobre las celdas de la grilla. Sin embargo, a nivel arquitectónico y de UX, esta práctica se desaconseja para tablas con muchas columnas, ya que genera una interfaz similar a una hoja de cálculo de Excel, resultando tediosa y poco </w:t>
+      </w:r>
+      <w:proofErr w:type="gramStart"/>
+      <w:r>
+        <w:t>práctica .</w:t>
+      </w:r>
+      <w:proofErr w:type="gramEnd"/>
     </w:p>
     <w:p>
       <w:pPr>
@@ -3150,7 +3335,15 @@
     </w:p>
     <w:p>
       <w:r>
-        <w:t>La letra e es simplemente una convención mundial en C# para abreviar "</w:t>
+        <w:t xml:space="preserve">La letra </w:t>
+      </w:r>
+      <w:proofErr w:type="gramStart"/>
+      <w:r>
+        <w:t>e</w:t>
+      </w:r>
+      <w:proofErr w:type="gramEnd"/>
+      <w:r>
+        <w:t xml:space="preserve"> es simplemente una convención mundial en C# para abreviar "</w:t>
       </w:r>
       <w:proofErr w:type="spellStart"/>
       <w:r>
@@ -3190,6 +3383,7 @@
         <w:t xml:space="preserve">. Adentro de esa cajita viene guardado exactamente el número de la página que el usuario tocó. Ese número se guarda en la propiedad </w:t>
       </w:r>
       <w:proofErr w:type="spellStart"/>
+      <w:proofErr w:type="gramStart"/>
       <w:r>
         <w:t>NewPageIndex</w:t>
       </w:r>
@@ -3197,6 +3391,7 @@
       <w:r>
         <w:t xml:space="preserve"> .</w:t>
       </w:r>
+      <w:proofErr w:type="gramEnd"/>
     </w:p>
     <w:p>
       <w:r>
@@ -3223,6 +3418,7 @@
         <w:t xml:space="preserve"> = </w:t>
       </w:r>
       <w:proofErr w:type="spellStart"/>
+      <w:proofErr w:type="gramStart"/>
       <w:r>
         <w:rPr>
           <w:b/>
@@ -3231,6 +3427,7 @@
         <w:t>e.NewPageIndex</w:t>
       </w:r>
       <w:proofErr w:type="spellEnd"/>
+      <w:proofErr w:type="gramEnd"/>
       <w:r>
         <w:rPr>
           <w:b/>
@@ -3523,7 +3720,15 @@
       </w:r>
       <w:proofErr w:type="spellEnd"/>
       <w:r>
-        <w:t xml:space="preserve">, el parámetro e es del tipo específico </w:t>
+        <w:t xml:space="preserve">, el parámetro </w:t>
+      </w:r>
+      <w:proofErr w:type="gramStart"/>
+      <w:r>
+        <w:t>e</w:t>
+      </w:r>
+      <w:proofErr w:type="gramEnd"/>
+      <w:r>
+        <w:t xml:space="preserve"> es del tipo específico </w:t>
       </w:r>
       <w:proofErr w:type="spellStart"/>
       <w:r>
@@ -3856,7 +4061,15 @@
       </w:r>
       <w:proofErr w:type="spellEnd"/>
       <w:r>
-        <w:t xml:space="preserve"> qué acción ejecutar evaluando la existencia de un parámetro identificador (ej. ?id=X) en el </w:t>
+        <w:t xml:space="preserve"> qué acción ejecutar evaluando la existencia de un parámetro identificador (</w:t>
+      </w:r>
+      <w:proofErr w:type="gramStart"/>
+      <w:r>
+        <w:t>ej. ?id</w:t>
+      </w:r>
+      <w:proofErr w:type="gramEnd"/>
+      <w:r>
+        <w:t xml:space="preserve">=X) en el </w:t>
       </w:r>
       <w:proofErr w:type="spellStart"/>
       <w:r>
@@ -4255,10 +4468,12 @@
         <w:t xml:space="preserve"> La mejor práctica de rendimiento web dicta que los datos de un formulario (como cadenas de texto o números) deben recolectarse localmente en el cliente y enviarse en una única petición al servidor mediante un control de envío (ej. &lt;</w:t>
       </w:r>
       <w:proofErr w:type="spellStart"/>
+      <w:proofErr w:type="gramStart"/>
       <w:r>
         <w:t>asp:Button</w:t>
       </w:r>
       <w:proofErr w:type="spellEnd"/>
+      <w:proofErr w:type="gramEnd"/>
       <w:r>
         <w:t xml:space="preserve"> ID="</w:t>
       </w:r>
@@ -4408,12 +4623,17 @@
         <w:t xml:space="preserve">). Es responsabilidad del desarrollador instanciar el objeto de dominio correspondiente (ej. new </w:t>
       </w:r>
       <w:proofErr w:type="spellStart"/>
+      <w:proofErr w:type="gramStart"/>
       <w:r>
         <w:t>Pokemon</w:t>
       </w:r>
       <w:proofErr w:type="spellEnd"/>
       <w:r>
-        <w:t xml:space="preserve">()) y realizar el mapeo manual, aplicando las conversiones de tipo necesarias (como </w:t>
+        <w:t>(</w:t>
+      </w:r>
+      <w:proofErr w:type="gramEnd"/>
+      <w:r>
+        <w:t xml:space="preserve">)) y realizar el mapeo manual, aplicando las conversiones de tipo necesarias (como </w:t>
       </w:r>
       <w:proofErr w:type="spellStart"/>
       <w:r>
@@ -4474,10 +4694,12 @@
         <w:t xml:space="preserve">). Para reconstruir las relaciones, se debe instanciar manualmente el objeto anidado e inyectarle dicho ID (ej. </w:t>
       </w:r>
       <w:proofErr w:type="spellStart"/>
+      <w:proofErr w:type="gramStart"/>
       <w:r>
         <w:t>nuevo.Tipo</w:t>
       </w:r>
       <w:proofErr w:type="spellEnd"/>
+      <w:proofErr w:type="gramEnd"/>
       <w:r>
         <w:t xml:space="preserve"> = new Elemento(); </w:t>
       </w:r>
@@ -4623,6 +4845,666 @@
       </w:r>
       <w:r>
         <w:t>mantenimiento.</w:t>
+      </w:r>
+    </w:p>
+    <w:p/>
+    <w:p/>
+    <w:p>
+      <w:r>
+        <w:rPr>
+          <w:b/>
+          <w:bCs/>
+        </w:rPr>
+        <w:lastRenderedPageBreak/>
+        <w:t>TEMA: Procedimientos Almacenados (</w:t>
+      </w:r>
+      <w:proofErr w:type="spellStart"/>
+      <w:r>
+        <w:rPr>
+          <w:b/>
+          <w:bCs/>
+        </w:rPr>
+        <w:t>Stored</w:t>
+      </w:r>
+      <w:proofErr w:type="spellEnd"/>
+      <w:r>
+        <w:rPr>
+          <w:b/>
+          <w:bCs/>
+        </w:rPr>
+        <w:t xml:space="preserve"> </w:t>
+      </w:r>
+      <w:proofErr w:type="spellStart"/>
+      <w:r>
+        <w:rPr>
+          <w:b/>
+          <w:bCs/>
+        </w:rPr>
+        <w:t>Procedures</w:t>
+      </w:r>
+      <w:proofErr w:type="spellEnd"/>
+      <w:r>
+        <w:rPr>
+          <w:b/>
+          <w:bCs/>
+        </w:rPr>
+        <w:t>)</w:t>
+      </w:r>
+    </w:p>
+    <w:p>
+      <w:pPr>
+        <w:numPr>
+          <w:ilvl w:val="0"/>
+          <w:numId w:val="22"/>
+        </w:numPr>
+      </w:pPr>
+      <w:r>
+        <w:rPr>
+          <w:b/>
+          <w:bCs/>
+        </w:rPr>
+        <w:t>¿Qué es?</w:t>
+      </w:r>
+      <w:r>
+        <w:t xml:space="preserve"> Un Procedimiento Almacenado (SP) es un conjunto de instrucciones de código SQL (como SELECT, INSERT, UPDATE, DELETE) que se agrupan, se compilan y se guardan directamente en el motor de la base de datos (ej. SQL Server) bajo un nombre específico. Funciona de manera muy similar a un "método" o "función" en C#, pero vive dentro de la base de datos.</w:t>
+      </w:r>
+    </w:p>
+    <w:p>
+      <w:pPr>
+        <w:numPr>
+          <w:ilvl w:val="0"/>
+          <w:numId w:val="22"/>
+        </w:numPr>
+      </w:pPr>
+      <w:r>
+        <w:rPr>
+          <w:b/>
+          <w:bCs/>
+        </w:rPr>
+        <w:t>¿Cómo funciona?</w:t>
+      </w:r>
+      <w:r>
+        <w:t xml:space="preserve"> En lugar de que la aplicación cliente (tu código C#) arme la consulta SQL concatenando textos (consultas embebidas) y la envíe cruda por la red, la aplicación simplemente invoca el nombre del Procedimiento Almacenado (ej. </w:t>
+      </w:r>
+      <w:proofErr w:type="spellStart"/>
+      <w:r>
+        <w:t>StoreAltaPokemon</w:t>
+      </w:r>
+      <w:proofErr w:type="spellEnd"/>
+      <w:r>
+        <w:t xml:space="preserve">) y le pasa los valores necesarios a través de </w:t>
+      </w:r>
+      <w:r>
+        <w:rPr>
+          <w:b/>
+          <w:bCs/>
+        </w:rPr>
+        <w:t>parámetros</w:t>
+      </w:r>
+      <w:r>
+        <w:t xml:space="preserve"> (las variables que empiezan con @).</w:t>
+      </w:r>
+    </w:p>
+    <w:p>
+      <w:pPr>
+        <w:numPr>
+          <w:ilvl w:val="0"/>
+          <w:numId w:val="22"/>
+        </w:numPr>
+      </w:pPr>
+      <w:r>
+        <w:rPr>
+          <w:b/>
+          <w:bCs/>
+        </w:rPr>
+        <w:t>Ventajas principales (Por qué se usan a nivel profesional):</w:t>
+      </w:r>
+    </w:p>
+    <w:p>
+      <w:pPr>
+        <w:numPr>
+          <w:ilvl w:val="1"/>
+          <w:numId w:val="22"/>
+        </w:numPr>
+      </w:pPr>
+      <w:r>
+        <w:rPr>
+          <w:b/>
+          <w:bCs/>
+        </w:rPr>
+        <w:t>Seguridad (Prevención de Inyección SQL):</w:t>
+      </w:r>
+      <w:r>
+        <w:t xml:space="preserve"> Al usar parámetros fuertemente tipados en lugar de concatenar cadenas de texto, el motor de la base de datos sabe distinguir entre el comando SQL y los datos del usuario, evitando que un atacante inyecte código malicioso.</w:t>
+      </w:r>
+    </w:p>
+    <w:p>
+      <w:pPr>
+        <w:numPr>
+          <w:ilvl w:val="1"/>
+          <w:numId w:val="22"/>
+        </w:numPr>
+      </w:pPr>
+      <w:r>
+        <w:rPr>
+          <w:b/>
+          <w:bCs/>
+        </w:rPr>
+        <w:t>Rendimiento (Performance):</w:t>
+      </w:r>
+      <w:r>
+        <w:t xml:space="preserve"> Cuando </w:t>
+      </w:r>
+      <w:proofErr w:type="spellStart"/>
+      <w:r>
+        <w:t>guardás</w:t>
+      </w:r>
+      <w:proofErr w:type="spellEnd"/>
+      <w:r>
+        <w:t xml:space="preserve"> un SP en SQL Server, el motor lo analiza y crea un "plan de ejecución" optimizado y </w:t>
+      </w:r>
+      <w:proofErr w:type="spellStart"/>
+      <w:r>
+        <w:t>pre-compilado</w:t>
+      </w:r>
+      <w:proofErr w:type="spellEnd"/>
+      <w:r>
+        <w:t>. Es mucho más rápido ejecutar un SP que mandarle una consulta de texto plano cada vez.</w:t>
+      </w:r>
+    </w:p>
+    <w:p>
+      <w:pPr>
+        <w:numPr>
+          <w:ilvl w:val="1"/>
+          <w:numId w:val="22"/>
+        </w:numPr>
+      </w:pPr>
+      <w:r>
+        <w:rPr>
+          <w:b/>
+          <w:bCs/>
+        </w:rPr>
+        <w:t>Mantenibilidad y Desacoplamiento:</w:t>
+      </w:r>
+      <w:r>
+        <w:t xml:space="preserve"> Si el día de mañana </w:t>
+      </w:r>
+      <w:proofErr w:type="spellStart"/>
+      <w:r>
+        <w:t>agregás</w:t>
+      </w:r>
+      <w:proofErr w:type="spellEnd"/>
+      <w:r>
+        <w:t xml:space="preserve"> una columna a la tabla, solo </w:t>
+      </w:r>
+      <w:proofErr w:type="spellStart"/>
+      <w:r>
+        <w:t>modificás</w:t>
+      </w:r>
+      <w:proofErr w:type="spellEnd"/>
+      <w:r>
+        <w:t xml:space="preserve"> el código SQL dentro del motor de base de datos. No hace falta tocar el </w:t>
+      </w:r>
+      <w:proofErr w:type="spellStart"/>
+      <w:r>
+        <w:t>string</w:t>
+      </w:r>
+      <w:proofErr w:type="spellEnd"/>
+      <w:r>
+        <w:t xml:space="preserve"> de C#, ni volver a compilar, ni volver a publicar toda la aplicación web.</w:t>
+      </w:r>
+    </w:p>
+    <w:p>
+      <w:pPr>
+        <w:numPr>
+          <w:ilvl w:val="1"/>
+          <w:numId w:val="22"/>
+        </w:numPr>
+      </w:pPr>
+      <w:r>
+        <w:rPr>
+          <w:b/>
+          <w:bCs/>
+        </w:rPr>
+        <w:t>Tráfico de red:</w:t>
+      </w:r>
+      <w:r>
+        <w:t xml:space="preserve"> Se envía menos información por la red. En vez de mandar un INSERT gigante de 500 caracteres, solo </w:t>
+      </w:r>
+      <w:proofErr w:type="spellStart"/>
+      <w:r>
+        <w:t>mandás</w:t>
+      </w:r>
+      <w:proofErr w:type="spellEnd"/>
+      <w:r>
+        <w:t xml:space="preserve"> la instrucción "Ejecutar Alta" y los datos.</w:t>
+      </w:r>
+    </w:p>
+    <w:p/>
+    <w:p>
+      <w:r>
+        <w:rPr>
+          <w:b/>
+          <w:bCs/>
+        </w:rPr>
+        <w:t xml:space="preserve">TEMA: Reutilización de Formularios, </w:t>
+      </w:r>
+      <w:proofErr w:type="spellStart"/>
+      <w:r>
+        <w:rPr>
+          <w:b/>
+          <w:bCs/>
+        </w:rPr>
+        <w:t>QueryStrings</w:t>
+      </w:r>
+      <w:proofErr w:type="spellEnd"/>
+      <w:r>
+        <w:rPr>
+          <w:b/>
+          <w:bCs/>
+        </w:rPr>
+        <w:t xml:space="preserve"> y el Ciclo de Vida (</w:t>
+      </w:r>
+      <w:proofErr w:type="spellStart"/>
+      <w:r>
+        <w:rPr>
+          <w:b/>
+          <w:bCs/>
+        </w:rPr>
+        <w:t>IsPostBack</w:t>
+      </w:r>
+      <w:proofErr w:type="spellEnd"/>
+      <w:r>
+        <w:rPr>
+          <w:b/>
+          <w:bCs/>
+        </w:rPr>
+        <w:t>)</w:t>
+      </w:r>
+    </w:p>
+    <w:p>
+      <w:pPr>
+        <w:numPr>
+          <w:ilvl w:val="0"/>
+          <w:numId w:val="23"/>
+        </w:numPr>
+      </w:pPr>
+      <w:r>
+        <w:rPr>
+          <w:b/>
+          <w:bCs/>
+        </w:rPr>
+        <w:t>Patrón de Formulario Único (ABM/CRUD):</w:t>
+      </w:r>
+      <w:r>
+        <w:t xml:space="preserve"> Es una excelente práctica de diseño reutilizar la misma interfaz (.</w:t>
+      </w:r>
+      <w:proofErr w:type="spellStart"/>
+      <w:r>
+        <w:t>aspx</w:t>
+      </w:r>
+      <w:proofErr w:type="spellEnd"/>
+      <w:r>
+        <w:t xml:space="preserve">) para las operaciones de Alta y Modificación. La aplicación determina qué flujo ejecutar evaluando si existe un parámetro identificador en la URL mediante </w:t>
+      </w:r>
+      <w:proofErr w:type="spellStart"/>
+      <w:r>
+        <w:t>Request.QueryString</w:t>
+      </w:r>
+      <w:proofErr w:type="spellEnd"/>
+      <w:r>
+        <w:t>["id"</w:t>
+      </w:r>
+      <w:proofErr w:type="gramStart"/>
+      <w:r>
+        <w:t>] .</w:t>
+      </w:r>
+      <w:proofErr w:type="gramEnd"/>
+      <w:r>
+        <w:t xml:space="preserve"> Si es nulo, es un Alta; si contiene un valor, es una </w:t>
+      </w:r>
+      <w:proofErr w:type="gramStart"/>
+      <w:r>
+        <w:t>Modificación .</w:t>
+      </w:r>
+      <w:proofErr w:type="gramEnd"/>
+    </w:p>
+    <w:p>
+      <w:pPr>
+        <w:numPr>
+          <w:ilvl w:val="0"/>
+          <w:numId w:val="23"/>
+        </w:numPr>
+      </w:pPr>
+      <w:r>
+        <w:rPr>
+          <w:b/>
+          <w:bCs/>
+        </w:rPr>
+        <w:t xml:space="preserve">Precarga de Datos y la Trampa del </w:t>
+      </w:r>
+      <w:proofErr w:type="spellStart"/>
+      <w:r>
+        <w:rPr>
+          <w:b/>
+          <w:bCs/>
+        </w:rPr>
+        <w:t>IsPostBack</w:t>
+      </w:r>
+      <w:proofErr w:type="spellEnd"/>
+      <w:r>
+        <w:rPr>
+          <w:b/>
+          <w:bCs/>
+        </w:rPr>
+        <w:t>:</w:t>
+      </w:r>
+      <w:r>
+        <w:t xml:space="preserve"> Al modificar un registro, se deben precargar los campos de texto y listas desplegables con los datos actuales del objeto para una buena experiencia de </w:t>
+      </w:r>
+      <w:r>
+        <w:t>usuario.</w:t>
+      </w:r>
+      <w:r>
+        <w:t xml:space="preserve"> Sin embargo, </w:t>
+      </w:r>
+      <w:r>
+        <w:rPr>
+          <w:b/>
+          <w:bCs/>
+        </w:rPr>
+        <w:t>es crítico</w:t>
+      </w:r>
+      <w:r>
+        <w:t xml:space="preserve"> que esta precarga ocurra exclusivamente </w:t>
+      </w:r>
+      <w:proofErr w:type="gramStart"/>
+      <w:r>
+        <w:t>cuando !</w:t>
+      </w:r>
+      <w:proofErr w:type="spellStart"/>
+      <w:r>
+        <w:t>IsPostBack</w:t>
+      </w:r>
+      <w:proofErr w:type="spellEnd"/>
+      <w:proofErr w:type="gramEnd"/>
+      <w:r>
+        <w:t xml:space="preserve"> es verdadero. Si se omite esta validación, al hacer clic en el botón "Aceptar", el ciclo de vida de la página ejecutará primero el </w:t>
+      </w:r>
+      <w:proofErr w:type="spellStart"/>
+      <w:r>
+        <w:t>Page_Load</w:t>
+      </w:r>
+      <w:proofErr w:type="spellEnd"/>
+      <w:r>
+        <w:t xml:space="preserve">, recargando los datos originales de la base de datos y sobrescribiendo (borrando) las modificaciones que el usuario acaba de tipear en la pantalla antes de que el evento </w:t>
+      </w:r>
+      <w:proofErr w:type="spellStart"/>
+      <w:r>
+        <w:t>OnClick</w:t>
+      </w:r>
+      <w:proofErr w:type="spellEnd"/>
+      <w:r>
+        <w:t xml:space="preserve"> se </w:t>
+      </w:r>
+      <w:r>
+        <w:t>ejecute.</w:t>
+      </w:r>
+    </w:p>
+    <w:p>
+      <w:pPr>
+        <w:numPr>
+          <w:ilvl w:val="0"/>
+          <w:numId w:val="23"/>
+        </w:numPr>
+      </w:pPr>
+      <w:r>
+        <w:rPr>
+          <w:b/>
+          <w:bCs/>
+        </w:rPr>
+        <w:t>El Peligro del "</w:t>
+      </w:r>
+      <w:proofErr w:type="spellStart"/>
+      <w:r>
+        <w:rPr>
+          <w:b/>
+          <w:bCs/>
+        </w:rPr>
+        <w:t>Copy</w:t>
+      </w:r>
+      <w:proofErr w:type="spellEnd"/>
+      <w:r>
+        <w:rPr>
+          <w:b/>
+          <w:bCs/>
+        </w:rPr>
+        <w:t>-Paste" (Código Espagueti):</w:t>
+      </w:r>
+      <w:r>
+        <w:t xml:space="preserve"> Al reutilizar métodos (como copiar un método de Insertar para crear el de Modificar), es común olvidar actualizar llamadas internas críticas (ej. dejar </w:t>
+      </w:r>
+      <w:proofErr w:type="spellStart"/>
+      <w:r>
+        <w:t>setearConsulta</w:t>
+      </w:r>
+      <w:proofErr w:type="spellEnd"/>
+      <w:r>
+        <w:t xml:space="preserve"> en lugar de cambiarlo a </w:t>
+      </w:r>
+      <w:proofErr w:type="spellStart"/>
+      <w:r>
+        <w:t>setearProcedimiento</w:t>
+      </w:r>
+      <w:proofErr w:type="spellEnd"/>
+      <w:r>
+        <w:t xml:space="preserve">). Esto genera </w:t>
+      </w:r>
+      <w:r>
+        <w:lastRenderedPageBreak/>
+        <w:t xml:space="preserve">excepciones difíciles de rastrear, como parámetros no reconocidos por el motor de base de </w:t>
+      </w:r>
+      <w:r>
+        <w:t>datos.</w:t>
+      </w:r>
+    </w:p>
+    <w:p>
+      <w:pPr>
+        <w:numPr>
+          <w:ilvl w:val="0"/>
+          <w:numId w:val="23"/>
+        </w:numPr>
+      </w:pPr>
+      <w:r>
+        <w:rPr>
+          <w:b/>
+          <w:bCs/>
+        </w:rPr>
+        <w:t>Actualización Total vs. Parcial:</w:t>
+      </w:r>
+      <w:r>
+        <w:t xml:space="preserve"> En arquitecturas estándar, la operación de Modificación (</w:t>
+      </w:r>
+      <w:proofErr w:type="spellStart"/>
+      <w:r>
+        <w:t>Update</w:t>
+      </w:r>
+      <w:proofErr w:type="spellEnd"/>
+      <w:r>
+        <w:t xml:space="preserve">) suele sobrescribir todos los campos del registro en la base de datos con los valores actuales del formulario, independientemente de si el usuario modificó solo uno o todos. Desarrollar un algoritmo que detecte y actualice únicamente los campos alterados añade una complejidad que rara vez se justifica, salvo en tablas con un volumen extremo de </w:t>
+      </w:r>
+      <w:r>
+        <w:t>columnas.</w:t>
+      </w:r>
+    </w:p>
+    <w:p>
+      <w:r>
+        <w:rPr>
+          <w:b/>
+          <w:bCs/>
+        </w:rPr>
+        <w:t>TEMA: Patrones de Eliminación de Registros e Integridad Relacional</w:t>
+      </w:r>
+    </w:p>
+    <w:p>
+      <w:pPr>
+        <w:numPr>
+          <w:ilvl w:val="0"/>
+          <w:numId w:val="24"/>
+        </w:numPr>
+      </w:pPr>
+      <w:r>
+        <w:rPr>
+          <w:b/>
+          <w:bCs/>
+        </w:rPr>
+        <w:t>Eliminación Física vs. Lógica:</w:t>
+      </w:r>
+      <w:r>
+        <w:t xml:space="preserve"> La eliminación física implica la ejecución de la instrucción SQL DELETE, la cual remueve el registro de la tabla de forma definitiva e irreversible. Por el contrario, la eliminación lógica solo altera el estado de una columna (ej. Activo = 0) para ocultar el registro en las consultas SELECT.</w:t>
+      </w:r>
+    </w:p>
+    <w:p>
+      <w:pPr>
+        <w:numPr>
+          <w:ilvl w:val="0"/>
+          <w:numId w:val="24"/>
+        </w:numPr>
+      </w:pPr>
+      <w:r>
+        <w:rPr>
+          <w:b/>
+          <w:bCs/>
+        </w:rPr>
+        <w:t>Integridad Referencial y Restricciones:</w:t>
+      </w:r>
+      <w:r>
+        <w:t xml:space="preserve"> En bases de datos relacionales bien estructuradas, intentar eliminar físicamente un registro que actúa como Clave Primaria referenciada por otras tablas (</w:t>
+      </w:r>
+      <w:proofErr w:type="spellStart"/>
+      <w:r>
+        <w:t>Foreign</w:t>
+      </w:r>
+      <w:proofErr w:type="spellEnd"/>
+      <w:r>
+        <w:t xml:space="preserve"> </w:t>
+      </w:r>
+      <w:proofErr w:type="spellStart"/>
+      <w:r>
+        <w:t>Keys</w:t>
+      </w:r>
+      <w:proofErr w:type="spellEnd"/>
+      <w:r>
+        <w:t>) producirá un error de restricción.</w:t>
+      </w:r>
+    </w:p>
+    <w:p>
+      <w:pPr>
+        <w:numPr>
+          <w:ilvl w:val="0"/>
+          <w:numId w:val="24"/>
+        </w:numPr>
+      </w:pPr>
+      <w:r>
+        <w:rPr>
+          <w:b/>
+          <w:bCs/>
+        </w:rPr>
+        <w:t xml:space="preserve">El </w:t>
+      </w:r>
+      <w:proofErr w:type="spellStart"/>
+      <w:r>
+        <w:rPr>
+          <w:b/>
+          <w:bCs/>
+        </w:rPr>
+        <w:t>Antipatrón</w:t>
+      </w:r>
+      <w:proofErr w:type="spellEnd"/>
+      <w:r>
+        <w:rPr>
+          <w:b/>
+          <w:bCs/>
+        </w:rPr>
+        <w:t xml:space="preserve"> de la Eliminación en Cascada:</w:t>
+      </w:r>
+      <w:r>
+        <w:t xml:space="preserve"> Para sortear el error de integridad referencial, los motores SQL permiten configurar borrados "en cascada". Sin embargo, a nivel de arquitectura de software, esto se considera una muy mala práctica, ya que un borrado accidental destruiría árboles completos de información interconectada.</w:t>
+      </w:r>
+    </w:p>
+    <w:p>
+      <w:pPr>
+        <w:numPr>
+          <w:ilvl w:val="0"/>
+          <w:numId w:val="24"/>
+        </w:numPr>
+      </w:pPr>
+      <w:r>
+        <w:rPr>
+          <w:b/>
+          <w:bCs/>
+        </w:rPr>
+        <w:t>Manejo de Datos Sensibles:</w:t>
+      </w:r>
+      <w:r>
+        <w:t xml:space="preserve"> Para información crítica (como historiales de facturación, legajos o liquidaciones de sueldos), la eliminación física está completamente desaconsejada. La pérdida de trazabilidad en datos sensibles es inaceptable a nivel </w:t>
+      </w:r>
+      <w:proofErr w:type="gramStart"/>
+      <w:r>
+        <w:t>auditoría .</w:t>
+      </w:r>
+      <w:proofErr w:type="gramEnd"/>
+    </w:p>
+    <w:p>
+      <w:pPr>
+        <w:numPr>
+          <w:ilvl w:val="0"/>
+          <w:numId w:val="24"/>
+        </w:numPr>
+      </w:pPr>
+      <w:r>
+        <w:rPr>
+          <w:b/>
+          <w:bCs/>
+        </w:rPr>
+        <w:t>Control de Estado UI (Doble Confirmación):</w:t>
+      </w:r>
+      <w:r>
+        <w:t xml:space="preserve"> Para operaciones destructivas en interfaces web, se recomienda implementar mecanismos de confirmación. Utilizando variables booleanas de estado en el </w:t>
+      </w:r>
+      <w:proofErr w:type="spellStart"/>
+      <w:r>
+        <w:t>Code-Behind</w:t>
+      </w:r>
+      <w:proofErr w:type="spellEnd"/>
+      <w:r>
+        <w:t xml:space="preserve"> combinadas con un &lt;</w:t>
+      </w:r>
+      <w:proofErr w:type="spellStart"/>
+      <w:proofErr w:type="gramStart"/>
+      <w:r>
+        <w:t>asp:UpdatePanel</w:t>
+      </w:r>
+      <w:proofErr w:type="spellEnd"/>
+      <w:proofErr w:type="gramEnd"/>
+      <w:r>
+        <w:t xml:space="preserve">&gt;, es posible desplegar controles de confirmación dinámicos (como un </w:t>
+      </w:r>
+      <w:proofErr w:type="spellStart"/>
+      <w:r>
+        <w:t>CheckBox</w:t>
+      </w:r>
+      <w:proofErr w:type="spellEnd"/>
+      <w:r>
+        <w:t>) sin forzar la recarga completa de la página (</w:t>
+      </w:r>
+      <w:proofErr w:type="spellStart"/>
+      <w:r>
+        <w:t>PostBack</w:t>
+      </w:r>
+      <w:proofErr w:type="spellEnd"/>
+      <w:r>
+        <w:t xml:space="preserve"> total) .</w:t>
       </w:r>
     </w:p>
     <w:p/>
@@ -5517,6 +6399,155 @@
     </w:lvl>
   </w:abstractNum>
   <w:abstractNum w:abstractNumId="6" w15:restartNumberingAfterBreak="0">
+    <w:nsid w:val="280324FF"/>
+    <w:multiLevelType w:val="multilevel"/>
+    <w:tmpl w:val="E4EE3730"/>
+    <w:lvl w:ilvl="0">
+      <w:start w:val="1"/>
+      <w:numFmt w:val="bullet"/>
+      <w:lvlText w:val=""/>
+      <w:lvlJc w:val="left"/>
+      <w:pPr>
+        <w:tabs>
+          <w:tab w:val="num" w:pos="720"/>
+        </w:tabs>
+        <w:ind w:left="720" w:hanging="360"/>
+      </w:pPr>
+      <w:rPr>
+        <w:rFonts w:ascii="Symbol" w:hAnsi="Symbol" w:hint="default"/>
+        <w:sz w:val="20"/>
+      </w:rPr>
+    </w:lvl>
+    <w:lvl w:ilvl="1" w:tentative="1">
+      <w:start w:val="1"/>
+      <w:numFmt w:val="bullet"/>
+      <w:lvlText w:val="o"/>
+      <w:lvlJc w:val="left"/>
+      <w:pPr>
+        <w:tabs>
+          <w:tab w:val="num" w:pos="1440"/>
+        </w:tabs>
+        <w:ind w:left="1440" w:hanging="360"/>
+      </w:pPr>
+      <w:rPr>
+        <w:rFonts w:ascii="Courier New" w:hAnsi="Courier New" w:hint="default"/>
+        <w:sz w:val="20"/>
+      </w:rPr>
+    </w:lvl>
+    <w:lvl w:ilvl="2" w:tentative="1">
+      <w:start w:val="1"/>
+      <w:numFmt w:val="bullet"/>
+      <w:lvlText w:val=""/>
+      <w:lvlJc w:val="left"/>
+      <w:pPr>
+        <w:tabs>
+          <w:tab w:val="num" w:pos="2160"/>
+        </w:tabs>
+        <w:ind w:left="2160" w:hanging="360"/>
+      </w:pPr>
+      <w:rPr>
+        <w:rFonts w:ascii="Wingdings" w:hAnsi="Wingdings" w:hint="default"/>
+        <w:sz w:val="20"/>
+      </w:rPr>
+    </w:lvl>
+    <w:lvl w:ilvl="3" w:tentative="1">
+      <w:start w:val="1"/>
+      <w:numFmt w:val="bullet"/>
+      <w:lvlText w:val=""/>
+      <w:lvlJc w:val="left"/>
+      <w:pPr>
+        <w:tabs>
+          <w:tab w:val="num" w:pos="2880"/>
+        </w:tabs>
+        <w:ind w:left="2880" w:hanging="360"/>
+      </w:pPr>
+      <w:rPr>
+        <w:rFonts w:ascii="Wingdings" w:hAnsi="Wingdings" w:hint="default"/>
+        <w:sz w:val="20"/>
+      </w:rPr>
+    </w:lvl>
+    <w:lvl w:ilvl="4" w:tentative="1">
+      <w:start w:val="1"/>
+      <w:numFmt w:val="bullet"/>
+      <w:lvlText w:val=""/>
+      <w:lvlJc w:val="left"/>
+      <w:pPr>
+        <w:tabs>
+          <w:tab w:val="num" w:pos="3600"/>
+        </w:tabs>
+        <w:ind w:left="3600" w:hanging="360"/>
+      </w:pPr>
+      <w:rPr>
+        <w:rFonts w:ascii="Wingdings" w:hAnsi="Wingdings" w:hint="default"/>
+        <w:sz w:val="20"/>
+      </w:rPr>
+    </w:lvl>
+    <w:lvl w:ilvl="5" w:tentative="1">
+      <w:start w:val="1"/>
+      <w:numFmt w:val="bullet"/>
+      <w:lvlText w:val=""/>
+      <w:lvlJc w:val="left"/>
+      <w:pPr>
+        <w:tabs>
+          <w:tab w:val="num" w:pos="4320"/>
+        </w:tabs>
+        <w:ind w:left="4320" w:hanging="360"/>
+      </w:pPr>
+      <w:rPr>
+        <w:rFonts w:ascii="Wingdings" w:hAnsi="Wingdings" w:hint="default"/>
+        <w:sz w:val="20"/>
+      </w:rPr>
+    </w:lvl>
+    <w:lvl w:ilvl="6" w:tentative="1">
+      <w:start w:val="1"/>
+      <w:numFmt w:val="bullet"/>
+      <w:lvlText w:val=""/>
+      <w:lvlJc w:val="left"/>
+      <w:pPr>
+        <w:tabs>
+          <w:tab w:val="num" w:pos="5040"/>
+        </w:tabs>
+        <w:ind w:left="5040" w:hanging="360"/>
+      </w:pPr>
+      <w:rPr>
+        <w:rFonts w:ascii="Wingdings" w:hAnsi="Wingdings" w:hint="default"/>
+        <w:sz w:val="20"/>
+      </w:rPr>
+    </w:lvl>
+    <w:lvl w:ilvl="7" w:tentative="1">
+      <w:start w:val="1"/>
+      <w:numFmt w:val="bullet"/>
+      <w:lvlText w:val=""/>
+      <w:lvlJc w:val="left"/>
+      <w:pPr>
+        <w:tabs>
+          <w:tab w:val="num" w:pos="5760"/>
+        </w:tabs>
+        <w:ind w:left="5760" w:hanging="360"/>
+      </w:pPr>
+      <w:rPr>
+        <w:rFonts w:ascii="Wingdings" w:hAnsi="Wingdings" w:hint="default"/>
+        <w:sz w:val="20"/>
+      </w:rPr>
+    </w:lvl>
+    <w:lvl w:ilvl="8" w:tentative="1">
+      <w:start w:val="1"/>
+      <w:numFmt w:val="bullet"/>
+      <w:lvlText w:val=""/>
+      <w:lvlJc w:val="left"/>
+      <w:pPr>
+        <w:tabs>
+          <w:tab w:val="num" w:pos="6480"/>
+        </w:tabs>
+        <w:ind w:left="6480" w:hanging="360"/>
+      </w:pPr>
+      <w:rPr>
+        <w:rFonts w:ascii="Wingdings" w:hAnsi="Wingdings" w:hint="default"/>
+        <w:sz w:val="20"/>
+      </w:rPr>
+    </w:lvl>
+  </w:abstractNum>
+  <w:abstractNum w:abstractNumId="7" w15:restartNumberingAfterBreak="0">
     <w:nsid w:val="365F1960"/>
     <w:multiLevelType w:val="multilevel"/>
     <w:tmpl w:val="4CA4C0FA"/>
@@ -5665,7 +6696,7 @@
       </w:rPr>
     </w:lvl>
   </w:abstractNum>
-  <w:abstractNum w:abstractNumId="7" w15:restartNumberingAfterBreak="0">
+  <w:abstractNum w:abstractNumId="8" w15:restartNumberingAfterBreak="0">
     <w:nsid w:val="376B325C"/>
     <w:multiLevelType w:val="multilevel"/>
     <w:tmpl w:val="85C0A918"/>
@@ -5814,7 +6845,152 @@
       </w:rPr>
     </w:lvl>
   </w:abstractNum>
-  <w:abstractNum w:abstractNumId="8" w15:restartNumberingAfterBreak="0">
+  <w:abstractNum w:abstractNumId="9" w15:restartNumberingAfterBreak="0">
+    <w:nsid w:val="3C320E2E"/>
+    <w:multiLevelType w:val="multilevel"/>
+    <w:tmpl w:val="6396FB1C"/>
+    <w:lvl w:ilvl="0">
+      <w:start w:val="1"/>
+      <w:numFmt w:val="bullet"/>
+      <w:lvlText w:val=""/>
+      <w:lvlJc w:val="left"/>
+      <w:pPr>
+        <w:tabs>
+          <w:tab w:val="num" w:pos="720"/>
+        </w:tabs>
+        <w:ind w:left="720" w:hanging="360"/>
+      </w:pPr>
+      <w:rPr>
+        <w:rFonts w:ascii="Symbol" w:hAnsi="Symbol" w:hint="default"/>
+        <w:sz w:val="20"/>
+      </w:rPr>
+    </w:lvl>
+    <w:lvl w:ilvl="1">
+      <w:start w:val="1"/>
+      <w:numFmt w:val="decimal"/>
+      <w:lvlText w:val="%2."/>
+      <w:lvlJc w:val="left"/>
+      <w:pPr>
+        <w:tabs>
+          <w:tab w:val="num" w:pos="1440"/>
+        </w:tabs>
+        <w:ind w:left="1440" w:hanging="360"/>
+      </w:pPr>
+    </w:lvl>
+    <w:lvl w:ilvl="2" w:tentative="1">
+      <w:start w:val="1"/>
+      <w:numFmt w:val="bullet"/>
+      <w:lvlText w:val=""/>
+      <w:lvlJc w:val="left"/>
+      <w:pPr>
+        <w:tabs>
+          <w:tab w:val="num" w:pos="2160"/>
+        </w:tabs>
+        <w:ind w:left="2160" w:hanging="360"/>
+      </w:pPr>
+      <w:rPr>
+        <w:rFonts w:ascii="Wingdings" w:hAnsi="Wingdings" w:hint="default"/>
+        <w:sz w:val="20"/>
+      </w:rPr>
+    </w:lvl>
+    <w:lvl w:ilvl="3" w:tentative="1">
+      <w:start w:val="1"/>
+      <w:numFmt w:val="bullet"/>
+      <w:lvlText w:val=""/>
+      <w:lvlJc w:val="left"/>
+      <w:pPr>
+        <w:tabs>
+          <w:tab w:val="num" w:pos="2880"/>
+        </w:tabs>
+        <w:ind w:left="2880" w:hanging="360"/>
+      </w:pPr>
+      <w:rPr>
+        <w:rFonts w:ascii="Wingdings" w:hAnsi="Wingdings" w:hint="default"/>
+        <w:sz w:val="20"/>
+      </w:rPr>
+    </w:lvl>
+    <w:lvl w:ilvl="4" w:tentative="1">
+      <w:start w:val="1"/>
+      <w:numFmt w:val="bullet"/>
+      <w:lvlText w:val=""/>
+      <w:lvlJc w:val="left"/>
+      <w:pPr>
+        <w:tabs>
+          <w:tab w:val="num" w:pos="3600"/>
+        </w:tabs>
+        <w:ind w:left="3600" w:hanging="360"/>
+      </w:pPr>
+      <w:rPr>
+        <w:rFonts w:ascii="Wingdings" w:hAnsi="Wingdings" w:hint="default"/>
+        <w:sz w:val="20"/>
+      </w:rPr>
+    </w:lvl>
+    <w:lvl w:ilvl="5" w:tentative="1">
+      <w:start w:val="1"/>
+      <w:numFmt w:val="bullet"/>
+      <w:lvlText w:val=""/>
+      <w:lvlJc w:val="left"/>
+      <w:pPr>
+        <w:tabs>
+          <w:tab w:val="num" w:pos="4320"/>
+        </w:tabs>
+        <w:ind w:left="4320" w:hanging="360"/>
+      </w:pPr>
+      <w:rPr>
+        <w:rFonts w:ascii="Wingdings" w:hAnsi="Wingdings" w:hint="default"/>
+        <w:sz w:val="20"/>
+      </w:rPr>
+    </w:lvl>
+    <w:lvl w:ilvl="6" w:tentative="1">
+      <w:start w:val="1"/>
+      <w:numFmt w:val="bullet"/>
+      <w:lvlText w:val=""/>
+      <w:lvlJc w:val="left"/>
+      <w:pPr>
+        <w:tabs>
+          <w:tab w:val="num" w:pos="5040"/>
+        </w:tabs>
+        <w:ind w:left="5040" w:hanging="360"/>
+      </w:pPr>
+      <w:rPr>
+        <w:rFonts w:ascii="Wingdings" w:hAnsi="Wingdings" w:hint="default"/>
+        <w:sz w:val="20"/>
+      </w:rPr>
+    </w:lvl>
+    <w:lvl w:ilvl="7" w:tentative="1">
+      <w:start w:val="1"/>
+      <w:numFmt w:val="bullet"/>
+      <w:lvlText w:val=""/>
+      <w:lvlJc w:val="left"/>
+      <w:pPr>
+        <w:tabs>
+          <w:tab w:val="num" w:pos="5760"/>
+        </w:tabs>
+        <w:ind w:left="5760" w:hanging="360"/>
+      </w:pPr>
+      <w:rPr>
+        <w:rFonts w:ascii="Wingdings" w:hAnsi="Wingdings" w:hint="default"/>
+        <w:sz w:val="20"/>
+      </w:rPr>
+    </w:lvl>
+    <w:lvl w:ilvl="8" w:tentative="1">
+      <w:start w:val="1"/>
+      <w:numFmt w:val="bullet"/>
+      <w:lvlText w:val=""/>
+      <w:lvlJc w:val="left"/>
+      <w:pPr>
+        <w:tabs>
+          <w:tab w:val="num" w:pos="6480"/>
+        </w:tabs>
+        <w:ind w:left="6480" w:hanging="360"/>
+      </w:pPr>
+      <w:rPr>
+        <w:rFonts w:ascii="Wingdings" w:hAnsi="Wingdings" w:hint="default"/>
+        <w:sz w:val="20"/>
+      </w:rPr>
+    </w:lvl>
+  </w:abstractNum>
+  <w:abstractNum w:abstractNumId="10" w15:restartNumberingAfterBreak="0">
     <w:nsid w:val="3DDF61CA"/>
     <w:multiLevelType w:val="multilevel"/>
     <w:tmpl w:val="ABFC856E"/>
@@ -5963,7 +7139,7 @@
       </w:rPr>
     </w:lvl>
   </w:abstractNum>
-  <w:abstractNum w:abstractNumId="9" w15:restartNumberingAfterBreak="0">
+  <w:abstractNum w:abstractNumId="11" w15:restartNumberingAfterBreak="0">
     <w:nsid w:val="3EC2497A"/>
     <w:multiLevelType w:val="multilevel"/>
     <w:tmpl w:val="038669AA"/>
@@ -6112,7 +7288,7 @@
       </w:rPr>
     </w:lvl>
   </w:abstractNum>
-  <w:abstractNum w:abstractNumId="10" w15:restartNumberingAfterBreak="0">
+  <w:abstractNum w:abstractNumId="12" w15:restartNumberingAfterBreak="0">
     <w:nsid w:val="43D6285F"/>
     <w:multiLevelType w:val="multilevel"/>
     <w:tmpl w:val="0CF470C0"/>
@@ -6261,7 +7437,7 @@
       </w:rPr>
     </w:lvl>
   </w:abstractNum>
-  <w:abstractNum w:abstractNumId="11" w15:restartNumberingAfterBreak="0">
+  <w:abstractNum w:abstractNumId="13" w15:restartNumberingAfterBreak="0">
     <w:nsid w:val="47A256AC"/>
     <w:multiLevelType w:val="multilevel"/>
     <w:tmpl w:val="94784BE8"/>
@@ -6410,7 +7586,7 @@
       </w:rPr>
     </w:lvl>
   </w:abstractNum>
-  <w:abstractNum w:abstractNumId="12" w15:restartNumberingAfterBreak="0">
+  <w:abstractNum w:abstractNumId="14" w15:restartNumberingAfterBreak="0">
     <w:nsid w:val="496B4294"/>
     <w:multiLevelType w:val="multilevel"/>
     <w:tmpl w:val="EEAAA56C"/>
@@ -6559,7 +7735,7 @@
       </w:rPr>
     </w:lvl>
   </w:abstractNum>
-  <w:abstractNum w:abstractNumId="13" w15:restartNumberingAfterBreak="0">
+  <w:abstractNum w:abstractNumId="15" w15:restartNumberingAfterBreak="0">
     <w:nsid w:val="5AFF2E8D"/>
     <w:multiLevelType w:val="multilevel"/>
     <w:tmpl w:val="00E82A94"/>
@@ -6708,7 +7884,156 @@
       </w:rPr>
     </w:lvl>
   </w:abstractNum>
-  <w:abstractNum w:abstractNumId="14" w15:restartNumberingAfterBreak="0">
+  <w:abstractNum w:abstractNumId="16" w15:restartNumberingAfterBreak="0">
+    <w:nsid w:val="5C491D25"/>
+    <w:multiLevelType w:val="multilevel"/>
+    <w:tmpl w:val="83B68182"/>
+    <w:lvl w:ilvl="0">
+      <w:start w:val="1"/>
+      <w:numFmt w:val="bullet"/>
+      <w:lvlText w:val=""/>
+      <w:lvlJc w:val="left"/>
+      <w:pPr>
+        <w:tabs>
+          <w:tab w:val="num" w:pos="720"/>
+        </w:tabs>
+        <w:ind w:left="720" w:hanging="360"/>
+      </w:pPr>
+      <w:rPr>
+        <w:rFonts w:ascii="Symbol" w:hAnsi="Symbol" w:hint="default"/>
+        <w:sz w:val="20"/>
+      </w:rPr>
+    </w:lvl>
+    <w:lvl w:ilvl="1" w:tentative="1">
+      <w:start w:val="1"/>
+      <w:numFmt w:val="bullet"/>
+      <w:lvlText w:val="o"/>
+      <w:lvlJc w:val="left"/>
+      <w:pPr>
+        <w:tabs>
+          <w:tab w:val="num" w:pos="1440"/>
+        </w:tabs>
+        <w:ind w:left="1440" w:hanging="360"/>
+      </w:pPr>
+      <w:rPr>
+        <w:rFonts w:ascii="Courier New" w:hAnsi="Courier New" w:hint="default"/>
+        <w:sz w:val="20"/>
+      </w:rPr>
+    </w:lvl>
+    <w:lvl w:ilvl="2" w:tentative="1">
+      <w:start w:val="1"/>
+      <w:numFmt w:val="bullet"/>
+      <w:lvlText w:val=""/>
+      <w:lvlJc w:val="left"/>
+      <w:pPr>
+        <w:tabs>
+          <w:tab w:val="num" w:pos="2160"/>
+        </w:tabs>
+        <w:ind w:left="2160" w:hanging="360"/>
+      </w:pPr>
+      <w:rPr>
+        <w:rFonts w:ascii="Wingdings" w:hAnsi="Wingdings" w:hint="default"/>
+        <w:sz w:val="20"/>
+      </w:rPr>
+    </w:lvl>
+    <w:lvl w:ilvl="3" w:tentative="1">
+      <w:start w:val="1"/>
+      <w:numFmt w:val="bullet"/>
+      <w:lvlText w:val=""/>
+      <w:lvlJc w:val="left"/>
+      <w:pPr>
+        <w:tabs>
+          <w:tab w:val="num" w:pos="2880"/>
+        </w:tabs>
+        <w:ind w:left="2880" w:hanging="360"/>
+      </w:pPr>
+      <w:rPr>
+        <w:rFonts w:ascii="Wingdings" w:hAnsi="Wingdings" w:hint="default"/>
+        <w:sz w:val="20"/>
+      </w:rPr>
+    </w:lvl>
+    <w:lvl w:ilvl="4" w:tentative="1">
+      <w:start w:val="1"/>
+      <w:numFmt w:val="bullet"/>
+      <w:lvlText w:val=""/>
+      <w:lvlJc w:val="left"/>
+      <w:pPr>
+        <w:tabs>
+          <w:tab w:val="num" w:pos="3600"/>
+        </w:tabs>
+        <w:ind w:left="3600" w:hanging="360"/>
+      </w:pPr>
+      <w:rPr>
+        <w:rFonts w:ascii="Wingdings" w:hAnsi="Wingdings" w:hint="default"/>
+        <w:sz w:val="20"/>
+      </w:rPr>
+    </w:lvl>
+    <w:lvl w:ilvl="5" w:tentative="1">
+      <w:start w:val="1"/>
+      <w:numFmt w:val="bullet"/>
+      <w:lvlText w:val=""/>
+      <w:lvlJc w:val="left"/>
+      <w:pPr>
+        <w:tabs>
+          <w:tab w:val="num" w:pos="4320"/>
+        </w:tabs>
+        <w:ind w:left="4320" w:hanging="360"/>
+      </w:pPr>
+      <w:rPr>
+        <w:rFonts w:ascii="Wingdings" w:hAnsi="Wingdings" w:hint="default"/>
+        <w:sz w:val="20"/>
+      </w:rPr>
+    </w:lvl>
+    <w:lvl w:ilvl="6" w:tentative="1">
+      <w:start w:val="1"/>
+      <w:numFmt w:val="bullet"/>
+      <w:lvlText w:val=""/>
+      <w:lvlJc w:val="left"/>
+      <w:pPr>
+        <w:tabs>
+          <w:tab w:val="num" w:pos="5040"/>
+        </w:tabs>
+        <w:ind w:left="5040" w:hanging="360"/>
+      </w:pPr>
+      <w:rPr>
+        <w:rFonts w:ascii="Wingdings" w:hAnsi="Wingdings" w:hint="default"/>
+        <w:sz w:val="20"/>
+      </w:rPr>
+    </w:lvl>
+    <w:lvl w:ilvl="7" w:tentative="1">
+      <w:start w:val="1"/>
+      <w:numFmt w:val="bullet"/>
+      <w:lvlText w:val=""/>
+      <w:lvlJc w:val="left"/>
+      <w:pPr>
+        <w:tabs>
+          <w:tab w:val="num" w:pos="5760"/>
+        </w:tabs>
+        <w:ind w:left="5760" w:hanging="360"/>
+      </w:pPr>
+      <w:rPr>
+        <w:rFonts w:ascii="Wingdings" w:hAnsi="Wingdings" w:hint="default"/>
+        <w:sz w:val="20"/>
+      </w:rPr>
+    </w:lvl>
+    <w:lvl w:ilvl="8" w:tentative="1">
+      <w:start w:val="1"/>
+      <w:numFmt w:val="bullet"/>
+      <w:lvlText w:val=""/>
+      <w:lvlJc w:val="left"/>
+      <w:pPr>
+        <w:tabs>
+          <w:tab w:val="num" w:pos="6480"/>
+        </w:tabs>
+        <w:ind w:left="6480" w:hanging="360"/>
+      </w:pPr>
+      <w:rPr>
+        <w:rFonts w:ascii="Wingdings" w:hAnsi="Wingdings" w:hint="default"/>
+        <w:sz w:val="20"/>
+      </w:rPr>
+    </w:lvl>
+  </w:abstractNum>
+  <w:abstractNum w:abstractNumId="17" w15:restartNumberingAfterBreak="0">
     <w:nsid w:val="5D612526"/>
     <w:multiLevelType w:val="multilevel"/>
     <w:tmpl w:val="DB62DC76"/>
@@ -6857,7 +8182,7 @@
       </w:rPr>
     </w:lvl>
   </w:abstractNum>
-  <w:abstractNum w:abstractNumId="15" w15:restartNumberingAfterBreak="0">
+  <w:abstractNum w:abstractNumId="18" w15:restartNumberingAfterBreak="0">
     <w:nsid w:val="63FC054C"/>
     <w:multiLevelType w:val="multilevel"/>
     <w:tmpl w:val="D00A9D0A"/>
@@ -7002,7 +8327,7 @@
       </w:rPr>
     </w:lvl>
   </w:abstractNum>
-  <w:abstractNum w:abstractNumId="16" w15:restartNumberingAfterBreak="0">
+  <w:abstractNum w:abstractNumId="19" w15:restartNumberingAfterBreak="0">
     <w:nsid w:val="6DBF7670"/>
     <w:multiLevelType w:val="multilevel"/>
     <w:tmpl w:val="CC963EBA"/>
@@ -7151,7 +8476,7 @@
       </w:rPr>
     </w:lvl>
   </w:abstractNum>
-  <w:abstractNum w:abstractNumId="17" w15:restartNumberingAfterBreak="0">
+  <w:abstractNum w:abstractNumId="20" w15:restartNumberingAfterBreak="0">
     <w:nsid w:val="6F4C7C29"/>
     <w:multiLevelType w:val="multilevel"/>
     <w:tmpl w:val="0CC08082"/>
@@ -7264,7 +8589,7 @@
       </w:pPr>
     </w:lvl>
   </w:abstractNum>
-  <w:abstractNum w:abstractNumId="18" w15:restartNumberingAfterBreak="0">
+  <w:abstractNum w:abstractNumId="21" w15:restartNumberingAfterBreak="0">
     <w:nsid w:val="71B169B8"/>
     <w:multiLevelType w:val="multilevel"/>
     <w:tmpl w:val="124416DC"/>
@@ -7409,7 +8734,7 @@
       </w:rPr>
     </w:lvl>
   </w:abstractNum>
-  <w:abstractNum w:abstractNumId="19" w15:restartNumberingAfterBreak="0">
+  <w:abstractNum w:abstractNumId="22" w15:restartNumberingAfterBreak="0">
     <w:nsid w:val="71DD7274"/>
     <w:multiLevelType w:val="multilevel"/>
     <w:tmpl w:val="2C645D04"/>
@@ -7522,7 +8847,7 @@
       </w:pPr>
     </w:lvl>
   </w:abstractNum>
-  <w:abstractNum w:abstractNumId="20" w15:restartNumberingAfterBreak="0">
+  <w:abstractNum w:abstractNumId="23" w15:restartNumberingAfterBreak="0">
     <w:nsid w:val="72380DDF"/>
     <w:multiLevelType w:val="multilevel"/>
     <w:tmpl w:val="B9CC6108"/>
@@ -7672,16 +8997,16 @@
     </w:lvl>
   </w:abstractNum>
   <w:num w:numId="1" w16cid:durableId="340132085">
-    <w:abstractNumId w:val="9"/>
+    <w:abstractNumId w:val="11"/>
   </w:num>
   <w:num w:numId="2" w16cid:durableId="1890527785">
     <w:abstractNumId w:val="4"/>
   </w:num>
   <w:num w:numId="3" w16cid:durableId="564411841">
-    <w:abstractNumId w:val="14"/>
+    <w:abstractNumId w:val="17"/>
   </w:num>
   <w:num w:numId="4" w16cid:durableId="495222279">
-    <w:abstractNumId w:val="8"/>
+    <w:abstractNumId w:val="10"/>
   </w:num>
   <w:num w:numId="5" w16cid:durableId="1905722608">
     <w:abstractNumId w:val="3"/>
@@ -7690,13 +9015,13 @@
     <w:abstractNumId w:val="5"/>
   </w:num>
   <w:num w:numId="7" w16cid:durableId="1874030179">
-    <w:abstractNumId w:val="6"/>
+    <w:abstractNumId w:val="7"/>
   </w:num>
   <w:num w:numId="8" w16cid:durableId="1905289728">
-    <w:abstractNumId w:val="16"/>
+    <w:abstractNumId w:val="19"/>
   </w:num>
   <w:num w:numId="9" w16cid:durableId="903224478">
-    <w:abstractNumId w:val="17"/>
+    <w:abstractNumId w:val="20"/>
   </w:num>
   <w:num w:numId="10" w16cid:durableId="1389456004">
     <w:abstractNumId w:val="1"/>
@@ -7708,31 +9033,40 @@
     <w:abstractNumId w:val="0"/>
   </w:num>
   <w:num w:numId="13" w16cid:durableId="1358509900">
-    <w:abstractNumId w:val="7"/>
+    <w:abstractNumId w:val="8"/>
   </w:num>
   <w:num w:numId="14" w16cid:durableId="1263025117">
+    <w:abstractNumId w:val="14"/>
+  </w:num>
+  <w:num w:numId="15" w16cid:durableId="1706708101">
+    <w:abstractNumId w:val="22"/>
+  </w:num>
+  <w:num w:numId="16" w16cid:durableId="1900166956">
+    <w:abstractNumId w:val="15"/>
+  </w:num>
+  <w:num w:numId="17" w16cid:durableId="1088618782">
+    <w:abstractNumId w:val="13"/>
+  </w:num>
+  <w:num w:numId="18" w16cid:durableId="891696317">
+    <w:abstractNumId w:val="21"/>
+  </w:num>
+  <w:num w:numId="19" w16cid:durableId="1852720404">
+    <w:abstractNumId w:val="23"/>
+  </w:num>
+  <w:num w:numId="20" w16cid:durableId="2080328687">
     <w:abstractNumId w:val="12"/>
   </w:num>
-  <w:num w:numId="15" w16cid:durableId="1706708101">
-    <w:abstractNumId w:val="19"/>
-  </w:num>
-  <w:num w:numId="16" w16cid:durableId="1900166956">
-    <w:abstractNumId w:val="13"/>
-  </w:num>
-  <w:num w:numId="17" w16cid:durableId="1088618782">
-    <w:abstractNumId w:val="11"/>
-  </w:num>
-  <w:num w:numId="18" w16cid:durableId="891696317">
+  <w:num w:numId="21" w16cid:durableId="2061400506">
     <w:abstractNumId w:val="18"/>
   </w:num>
-  <w:num w:numId="19" w16cid:durableId="1852720404">
-    <w:abstractNumId w:val="20"/>
+  <w:num w:numId="22" w16cid:durableId="322779506">
+    <w:abstractNumId w:val="9"/>
   </w:num>
-  <w:num w:numId="20" w16cid:durableId="2080328687">
-    <w:abstractNumId w:val="10"/>
+  <w:num w:numId="23" w16cid:durableId="1742749278">
+    <w:abstractNumId w:val="16"/>
   </w:num>
-  <w:num w:numId="21" w16cid:durableId="2061400506">
-    <w:abstractNumId w:val="15"/>
+  <w:num w:numId="24" w16cid:durableId="1272977281">
+    <w:abstractNumId w:val="6"/>
   </w:num>
 </w:numbering>
 </file>

--- a/Unidad 5 - Pokedex Web/Documentación de Pokedex.docx
+++ b/Unidad 5 - Pokedex Web/Documentación de Pokedex.docx
@@ -5200,13 +5200,7 @@
         <w:t>:</w:t>
       </w:r>
       <w:r>
-        <w:t xml:space="preserve"> Al modificar un registro, se deben precargar los campos de texto y listas desplegables con los datos actuales del objeto para una buena experiencia de </w:t>
-      </w:r>
-      <w:r>
-        <w:t>usuario.</w:t>
-      </w:r>
-      <w:r>
-        <w:t xml:space="preserve"> Sin embargo, </w:t>
+        <w:t xml:space="preserve"> Al modificar un registro, se deben precargar los campos de texto y listas desplegables con los datos actuales del objeto para una buena experiencia de usuario. Sin embargo, </w:t>
       </w:r>
       <w:r>
         <w:rPr>
@@ -5245,10 +5239,7 @@
       </w:r>
       <w:proofErr w:type="spellEnd"/>
       <w:r>
-        <w:t xml:space="preserve"> se </w:t>
-      </w:r>
-      <w:r>
-        <w:t>ejecute.</w:t>
+        <w:t xml:space="preserve"> se ejecute.</w:t>
       </w:r>
     </w:p>
     <w:p>
@@ -5302,10 +5293,7 @@
       </w:r>
       <w:r>
         <w:lastRenderedPageBreak/>
-        <w:t xml:space="preserve">excepciones difíciles de rastrear, como parámetros no reconocidos por el motor de base de </w:t>
-      </w:r>
-      <w:r>
-        <w:t>datos.</w:t>
+        <w:t>excepciones difíciles de rastrear, como parámetros no reconocidos por el motor de base de datos.</w:t>
       </w:r>
     </w:p>
     <w:p>
@@ -5331,10 +5319,7 @@
       </w:r>
       <w:proofErr w:type="spellEnd"/>
       <w:r>
-        <w:t xml:space="preserve">) suele sobrescribir todos los campos del registro en la base de datos con los valores actuales del formulario, independientemente de si el usuario modificó solo uno o todos. Desarrollar un algoritmo que detecte y actualice únicamente los campos alterados añade una complejidad que rara vez se justifica, salvo en tablas con un volumen extremo de </w:t>
-      </w:r>
-      <w:r>
-        <w:t>columnas.</w:t>
+        <w:t>) suele sobrescribir todos los campos del registro en la base de datos con los valores actuales del formulario, independientemente de si el usuario modificó solo uno o todos. Desarrollar un algoritmo que detecte y actualice únicamente los campos alterados añade una complejidad que rara vez se justifica, salvo en tablas con un volumen extremo de columnas.</w:t>
       </w:r>
     </w:p>
     <w:p>
@@ -5507,6 +5492,1188 @@
         <w:t xml:space="preserve"> total) .</w:t>
       </w:r>
     </w:p>
+    <w:p>
+      <w:r>
+        <w:rPr>
+          <w:b/>
+          <w:bCs/>
+        </w:rPr>
+        <w:t>TEMA: Manejo de Estados (</w:t>
+      </w:r>
+      <w:proofErr w:type="spellStart"/>
+      <w:r>
+        <w:rPr>
+          <w:b/>
+          <w:bCs/>
+        </w:rPr>
+        <w:t>State</w:t>
+      </w:r>
+      <w:proofErr w:type="spellEnd"/>
+      <w:r>
+        <w:rPr>
+          <w:b/>
+          <w:bCs/>
+        </w:rPr>
+        <w:t xml:space="preserve"> Machine) y Persistencia con </w:t>
+      </w:r>
+      <w:proofErr w:type="spellStart"/>
+      <w:r>
+        <w:rPr>
+          <w:b/>
+          <w:bCs/>
+        </w:rPr>
+        <w:t>Session</w:t>
+      </w:r>
+      <w:proofErr w:type="spellEnd"/>
+      <w:r>
+        <w:rPr>
+          <w:b/>
+          <w:bCs/>
+        </w:rPr>
+        <w:t xml:space="preserve"> en ASP.NET</w:t>
+      </w:r>
+    </w:p>
+    <w:p>
+      <w:pPr>
+        <w:numPr>
+          <w:ilvl w:val="0"/>
+          <w:numId w:val="25"/>
+        </w:numPr>
+      </w:pPr>
+      <w:r>
+        <w:rPr>
+          <w:b/>
+          <w:bCs/>
+        </w:rPr>
+        <w:t>Modelo de Estados:</w:t>
+      </w:r>
+      <w:r>
+        <w:t xml:space="preserve"> En el desarrollo de software corporativo, los registros suelen atravesar distintos estados (ej. </w:t>
+      </w:r>
+      <w:r>
+        <w:rPr>
+          <w:i/>
+          <w:iCs/>
+        </w:rPr>
+        <w:t>En preparación</w:t>
+      </w:r>
+      <w:r>
+        <w:t xml:space="preserve">, </w:t>
+      </w:r>
+      <w:r>
+        <w:rPr>
+          <w:i/>
+          <w:iCs/>
+        </w:rPr>
+        <w:t>Activo</w:t>
+      </w:r>
+      <w:r>
+        <w:t xml:space="preserve">, </w:t>
+      </w:r>
+      <w:r>
+        <w:rPr>
+          <w:i/>
+          <w:iCs/>
+        </w:rPr>
+        <w:t>Cancelado</w:t>
+      </w:r>
+      <w:r>
+        <w:t xml:space="preserve">, </w:t>
+      </w:r>
+      <w:r>
+        <w:rPr>
+          <w:i/>
+          <w:iCs/>
+        </w:rPr>
+        <w:t>Finalizado</w:t>
+      </w:r>
+      <w:proofErr w:type="gramStart"/>
+      <w:r>
+        <w:t>) .</w:t>
+      </w:r>
+      <w:proofErr w:type="gramEnd"/>
+      <w:r>
+        <w:t xml:space="preserve"> Dependiendo de las reglas de negocio, un estado puede ser reversible (como activar/inactivar un producto) o irreversible (como cancelar un remito facturado</w:t>
+      </w:r>
+      <w:proofErr w:type="gramStart"/>
+      <w:r>
+        <w:t>) .</w:t>
+      </w:r>
+      <w:proofErr w:type="gramEnd"/>
+    </w:p>
+    <w:p>
+      <w:pPr>
+        <w:numPr>
+          <w:ilvl w:val="0"/>
+          <w:numId w:val="25"/>
+        </w:numPr>
+      </w:pPr>
+      <w:r>
+        <w:rPr>
+          <w:b/>
+          <w:bCs/>
+        </w:rPr>
+        <w:t xml:space="preserve">Persistencia entre </w:t>
+      </w:r>
+      <w:proofErr w:type="spellStart"/>
+      <w:r>
+        <w:rPr>
+          <w:b/>
+          <w:bCs/>
+        </w:rPr>
+        <w:t>PostBacks</w:t>
+      </w:r>
+      <w:proofErr w:type="spellEnd"/>
+      <w:r>
+        <w:rPr>
+          <w:b/>
+          <w:bCs/>
+        </w:rPr>
+        <w:t xml:space="preserve"> (El Objeto </w:t>
+      </w:r>
+      <w:proofErr w:type="spellStart"/>
+      <w:r>
+        <w:rPr>
+          <w:b/>
+          <w:bCs/>
+        </w:rPr>
+        <w:t>Session</w:t>
+      </w:r>
+      <w:proofErr w:type="spellEnd"/>
+      <w:r>
+        <w:rPr>
+          <w:b/>
+          <w:bCs/>
+        </w:rPr>
+        <w:t>):</w:t>
+      </w:r>
+      <w:r>
+        <w:t xml:space="preserve"> Debido a que el protocolo HTTP es "</w:t>
+      </w:r>
+      <w:proofErr w:type="spellStart"/>
+      <w:r>
+        <w:t>stateless</w:t>
+      </w:r>
+      <w:proofErr w:type="spellEnd"/>
+      <w:r>
+        <w:t xml:space="preserve">" (sin estado), cada vez que el usuario hace clic en un botón, la página web viaja al servidor y el servidor "olvida" los datos que había cargado en el </w:t>
+      </w:r>
+      <w:proofErr w:type="spellStart"/>
+      <w:r>
+        <w:t>Page_Load</w:t>
+      </w:r>
+      <w:proofErr w:type="spellEnd"/>
+      <w:r>
+        <w:t xml:space="preserve">. Para evitar tener que ir a buscar a la base de datos el mismo objeto una y otra vez, ASP.NET provee la colección </w:t>
+      </w:r>
+      <w:proofErr w:type="spellStart"/>
+      <w:r>
+        <w:t>Session</w:t>
+      </w:r>
+      <w:proofErr w:type="spellEnd"/>
+      <w:r>
+        <w:t xml:space="preserve">. Permite guardar objetos completos en la memoria del servidor (ej. </w:t>
+      </w:r>
+      <w:proofErr w:type="spellStart"/>
+      <w:r>
+        <w:t>Session.Add</w:t>
+      </w:r>
+      <w:proofErr w:type="spellEnd"/>
+      <w:r>
+        <w:t>("clave", objeto)) durante el tiempo que dure la visita del usuario, pudiendo recuperarlos en eventos posteriores mediante un casteo (ej. (</w:t>
+      </w:r>
+      <w:proofErr w:type="spellStart"/>
+      <w:r>
+        <w:t>TipoObjeto</w:t>
+      </w:r>
+      <w:proofErr w:type="spellEnd"/>
+      <w:r>
+        <w:t>)</w:t>
+      </w:r>
+      <w:proofErr w:type="spellStart"/>
+      <w:r>
+        <w:t>Session</w:t>
+      </w:r>
+      <w:proofErr w:type="spellEnd"/>
+      <w:r>
+        <w:t>["clave"]</w:t>
+      </w:r>
+      <w:proofErr w:type="gramStart"/>
+      <w:r>
+        <w:t>) .</w:t>
+      </w:r>
+      <w:proofErr w:type="gramEnd"/>
+    </w:p>
+    <w:p>
+      <w:pPr>
+        <w:numPr>
+          <w:ilvl w:val="0"/>
+          <w:numId w:val="25"/>
+        </w:numPr>
+      </w:pPr>
+      <w:r>
+        <w:rPr>
+          <w:b/>
+          <w:bCs/>
+        </w:rPr>
+        <w:lastRenderedPageBreak/>
+        <w:t>Operadores de Negación (</w:t>
+      </w:r>
+      <w:proofErr w:type="spellStart"/>
+      <w:r>
+        <w:rPr>
+          <w:b/>
+          <w:bCs/>
+        </w:rPr>
+        <w:t>Toggle</w:t>
+      </w:r>
+      <w:proofErr w:type="spellEnd"/>
+      <w:r>
+        <w:rPr>
+          <w:b/>
+          <w:bCs/>
+        </w:rPr>
+        <w:t>):</w:t>
+      </w:r>
+      <w:r>
+        <w:t xml:space="preserve"> Para alternar entre dos estados booleanos (Activo/Inactivo), una práctica profesional es no </w:t>
+      </w:r>
+      <w:proofErr w:type="spellStart"/>
+      <w:r>
+        <w:t>hardcodear</w:t>
+      </w:r>
+      <w:proofErr w:type="spellEnd"/>
+      <w:r>
+        <w:t xml:space="preserve"> el valor, sino enviar al método actualizador el valor </w:t>
+      </w:r>
+      <w:r>
+        <w:rPr>
+          <w:i/>
+          <w:iCs/>
+        </w:rPr>
+        <w:t>negado</w:t>
+      </w:r>
+      <w:r>
+        <w:t xml:space="preserve"> del estado actual utilizando el </w:t>
+      </w:r>
+      <w:proofErr w:type="gramStart"/>
+      <w:r>
+        <w:t>operador !</w:t>
+      </w:r>
+      <w:proofErr w:type="gramEnd"/>
+      <w:r>
+        <w:t xml:space="preserve"> (NOT). Es decir: </w:t>
+      </w:r>
+      <w:proofErr w:type="spellStart"/>
+      <w:r>
+        <w:t>nuevoEstado</w:t>
+      </w:r>
+      <w:proofErr w:type="spellEnd"/>
+      <w:r>
+        <w:t xml:space="preserve"> </w:t>
+      </w:r>
+      <w:proofErr w:type="gramStart"/>
+      <w:r>
+        <w:t>= !</w:t>
+      </w:r>
+      <w:proofErr w:type="spellStart"/>
+      <w:r>
+        <w:t>estadoActual</w:t>
+      </w:r>
+      <w:proofErr w:type="spellEnd"/>
+      <w:proofErr w:type="gramEnd"/>
+      <w:r>
+        <w:t xml:space="preserve"> .</w:t>
+      </w:r>
+    </w:p>
+    <w:p>
+      <w:pPr>
+        <w:numPr>
+          <w:ilvl w:val="0"/>
+          <w:numId w:val="25"/>
+        </w:numPr>
+      </w:pPr>
+      <w:r>
+        <w:rPr>
+          <w:b/>
+          <w:bCs/>
+        </w:rPr>
+        <w:t>Parámetros Opcionales en C#:</w:t>
+      </w:r>
+      <w:r>
+        <w:t xml:space="preserve"> Se puede modificar la firma de un método existente para recibir parámetros con valores por defecto (ej. </w:t>
+      </w:r>
+      <w:proofErr w:type="spellStart"/>
+      <w:r>
+        <w:t>bool</w:t>
+      </w:r>
+      <w:proofErr w:type="spellEnd"/>
+      <w:r>
+        <w:t xml:space="preserve"> activo = false). Esto permite extender la funcionalidad del método (ej. sirviendo tanto para eliminar como para reactivar) sin romper el código en las partes de la aplicación donde el método ya estaba siendo invocado sin ese </w:t>
+      </w:r>
+      <w:r>
+        <w:t>parámetro.</w:t>
+      </w:r>
+    </w:p>
+    <w:p/>
+    <w:p>
+      <w:r>
+        <w:rPr>
+          <w:b/>
+          <w:bCs/>
+        </w:rPr>
+        <w:t>TEMA: Búsqueda Reactiva (Filtro Rápido) y Manipulación de Colecciones en Memoria</w:t>
+      </w:r>
+    </w:p>
+    <w:p>
+      <w:pPr>
+        <w:numPr>
+          <w:ilvl w:val="0"/>
+          <w:numId w:val="26"/>
+        </w:numPr>
+      </w:pPr>
+      <w:r>
+        <w:rPr>
+          <w:b/>
+          <w:bCs/>
+        </w:rPr>
+        <w:t>Estrategias de Filtrado (Memoria vs. Base de Datos):</w:t>
+      </w:r>
+      <w:r>
+        <w:t xml:space="preserve"> Para volúmenes de datos pequeños a moderados, es una práctica altamente eficiente realizar el filtrado </w:t>
+      </w:r>
+      <w:r>
+        <w:rPr>
+          <w:i/>
+          <w:iCs/>
+        </w:rPr>
+        <w:t>en memoria</w:t>
+      </w:r>
+      <w:r>
+        <w:t xml:space="preserve"> (lado del servidor web) en lugar de consultar repetidamente a la base de </w:t>
+      </w:r>
+      <w:proofErr w:type="gramStart"/>
+      <w:r>
+        <w:t>datos .</w:t>
+      </w:r>
+      <w:proofErr w:type="gramEnd"/>
+      <w:r>
+        <w:t xml:space="preserve"> Esto se logra persistiendo la colección original en el estado de sesión (</w:t>
+      </w:r>
+      <w:proofErr w:type="spellStart"/>
+      <w:r>
+        <w:t>Session</w:t>
+      </w:r>
+      <w:proofErr w:type="spellEnd"/>
+      <w:r>
+        <w:t>) durante la carga inicial (</w:t>
+      </w:r>
+      <w:proofErr w:type="spellStart"/>
+      <w:r>
+        <w:t>Page_Load</w:t>
+      </w:r>
+      <w:proofErr w:type="spellEnd"/>
+      <w:r>
+        <w:t>) y aplicando filtros sobre esa variable local.</w:t>
+      </w:r>
+    </w:p>
+    <w:p>
+      <w:pPr>
+        <w:numPr>
+          <w:ilvl w:val="0"/>
+          <w:numId w:val="26"/>
+        </w:numPr>
+      </w:pPr>
+      <w:r>
+        <w:rPr>
+          <w:b/>
+          <w:bCs/>
+        </w:rPr>
+        <w:t xml:space="preserve">El evento </w:t>
+      </w:r>
+      <w:proofErr w:type="spellStart"/>
+      <w:r>
+        <w:rPr>
+          <w:b/>
+          <w:bCs/>
+        </w:rPr>
+        <w:t>OnTextChanged</w:t>
+      </w:r>
+      <w:proofErr w:type="spellEnd"/>
+      <w:r>
+        <w:rPr>
+          <w:b/>
+          <w:bCs/>
+        </w:rPr>
+        <w:t xml:space="preserve"> y </w:t>
+      </w:r>
+      <w:proofErr w:type="spellStart"/>
+      <w:r>
+        <w:rPr>
+          <w:b/>
+          <w:bCs/>
+        </w:rPr>
+        <w:t>AutoPostBack</w:t>
+      </w:r>
+      <w:proofErr w:type="spellEnd"/>
+      <w:r>
+        <w:rPr>
+          <w:b/>
+          <w:bCs/>
+        </w:rPr>
+        <w:t>:</w:t>
+      </w:r>
+      <w:r>
+        <w:t xml:space="preserve"> En </w:t>
+      </w:r>
+      <w:proofErr w:type="spellStart"/>
+      <w:r>
+        <w:t>WebForms</w:t>
+      </w:r>
+      <w:proofErr w:type="spellEnd"/>
+      <w:r>
+        <w:t>, para que una caja de texto dispare un evento en el servidor (</w:t>
+      </w:r>
+      <w:proofErr w:type="spellStart"/>
+      <w:r>
+        <w:t>Code-Behind</w:t>
+      </w:r>
+      <w:proofErr w:type="spellEnd"/>
+      <w:r>
+        <w:t xml:space="preserve">) inmediatamente después de que el usuario termina de escribir (al presionar </w:t>
+      </w:r>
+      <w:proofErr w:type="spellStart"/>
+      <w:r>
+        <w:rPr>
+          <w:i/>
+          <w:iCs/>
+        </w:rPr>
+        <w:t>Tab</w:t>
+      </w:r>
+      <w:proofErr w:type="spellEnd"/>
+      <w:r>
+        <w:t xml:space="preserve"> o hacer clic fuera de la caja), se debe configurar la propiedad </w:t>
+      </w:r>
+      <w:proofErr w:type="spellStart"/>
+      <w:r>
+        <w:t>AutoPostBack</w:t>
+      </w:r>
+      <w:proofErr w:type="spellEnd"/>
+      <w:r>
+        <w:t>="true". Esto genera un envío de formulario automático.</w:t>
+      </w:r>
+    </w:p>
+    <w:p>
+      <w:pPr>
+        <w:numPr>
+          <w:ilvl w:val="0"/>
+          <w:numId w:val="26"/>
+        </w:numPr>
+      </w:pPr>
+      <w:r>
+        <w:rPr>
+          <w:b/>
+          <w:bCs/>
+        </w:rPr>
+        <w:t>Expresiones Lambda (</w:t>
+      </w:r>
+      <w:proofErr w:type="spellStart"/>
+      <w:r>
+        <w:rPr>
+          <w:b/>
+          <w:bCs/>
+        </w:rPr>
+        <w:t>FindAll</w:t>
+      </w:r>
+      <w:proofErr w:type="spellEnd"/>
+      <w:r>
+        <w:rPr>
+          <w:b/>
+          <w:bCs/>
+        </w:rPr>
+        <w:t>):</w:t>
+      </w:r>
+      <w:r>
+        <w:t xml:space="preserve"> Para filtrar listas en C# de forma declarativa, se utiliza el método </w:t>
+      </w:r>
+      <w:proofErr w:type="spellStart"/>
+      <w:r>
+        <w:t>List</w:t>
+      </w:r>
+      <w:proofErr w:type="spellEnd"/>
+      <w:r>
+        <w:t>&lt;T&gt;.</w:t>
+      </w:r>
+      <w:proofErr w:type="spellStart"/>
+      <w:r>
+        <w:t>FindAll</w:t>
+      </w:r>
+      <w:proofErr w:type="spellEnd"/>
+      <w:r>
+        <w:t>(</w:t>
+      </w:r>
+      <w:proofErr w:type="spellStart"/>
+      <w:r>
+        <w:t>Predicate</w:t>
+      </w:r>
+      <w:proofErr w:type="spellEnd"/>
+      <w:r>
+        <w:t xml:space="preserve">&lt;T&gt;). El predicado suele ser una expresión Lambda (ej. x =&gt; </w:t>
+      </w:r>
+      <w:proofErr w:type="spellStart"/>
+      <w:proofErr w:type="gramStart"/>
+      <w:r>
+        <w:t>x.Propiedad</w:t>
+      </w:r>
+      <w:proofErr w:type="spellEnd"/>
+      <w:proofErr w:type="gramEnd"/>
+      <w:r>
+        <w:t xml:space="preserve"> == valor), la cual itera internamente sobre la colección y retorna una nueva lista únicamente con los elementos que cumplen la condición.</w:t>
+      </w:r>
+    </w:p>
+    <w:p>
+      <w:pPr>
+        <w:numPr>
+          <w:ilvl w:val="0"/>
+          <w:numId w:val="26"/>
+        </w:numPr>
+      </w:pPr>
+      <w:r>
+        <w:rPr>
+          <w:b/>
+          <w:bCs/>
+        </w:rPr>
+        <w:t>Normalización de Cadenas para Búsqueda:</w:t>
+      </w:r>
+      <w:r>
+        <w:t xml:space="preserve"> Para evitar errores de </w:t>
+      </w:r>
+      <w:r>
+        <w:rPr>
+          <w:i/>
+          <w:iCs/>
+        </w:rPr>
+        <w:t xml:space="preserve">case </w:t>
+      </w:r>
+      <w:proofErr w:type="spellStart"/>
+      <w:r>
+        <w:rPr>
+          <w:i/>
+          <w:iCs/>
+        </w:rPr>
+        <w:t>sensitivity</w:t>
+      </w:r>
+      <w:proofErr w:type="spellEnd"/>
+      <w:r>
+        <w:t xml:space="preserve"> (diferencias entre mayúsculas y minúsculas), es imperativo normalizar tanto el valor de búsqueda como el dato del objeto antes de compararlos. La técnica estándar es convertir ambos valores a mayúsculas </w:t>
+      </w:r>
+      <w:proofErr w:type="gramStart"/>
+      <w:r>
+        <w:t>usando .</w:t>
+      </w:r>
+      <w:proofErr w:type="spellStart"/>
+      <w:r>
+        <w:t>ToUpper</w:t>
+      </w:r>
+      <w:proofErr w:type="spellEnd"/>
+      <w:proofErr w:type="gramEnd"/>
+      <w:r>
+        <w:t xml:space="preserve">() (ej. </w:t>
+      </w:r>
+      <w:proofErr w:type="spellStart"/>
+      <w:r>
+        <w:t>x.Nombre.ToUpper</w:t>
+      </w:r>
+      <w:proofErr w:type="spellEnd"/>
+      <w:r>
+        <w:t>().</w:t>
+      </w:r>
+      <w:proofErr w:type="spellStart"/>
+      <w:r>
+        <w:t>Contains</w:t>
+      </w:r>
+      <w:proofErr w:type="spellEnd"/>
+      <w:r>
+        <w:t>(</w:t>
+      </w:r>
+      <w:proofErr w:type="spellStart"/>
+      <w:r>
+        <w:t>filtro.ToUpper</w:t>
+      </w:r>
+      <w:proofErr w:type="spellEnd"/>
+      <w:r>
+        <w:t>())).</w:t>
+      </w:r>
+    </w:p>
+    <w:p>
+      <w:r>
+        <w:rPr>
+          <w:b/>
+          <w:bCs/>
+        </w:rPr>
+        <w:t xml:space="preserve">TEMA: Interfaz Dinámica, </w:t>
+      </w:r>
+      <w:proofErr w:type="spellStart"/>
+      <w:r>
+        <w:rPr>
+          <w:b/>
+          <w:bCs/>
+        </w:rPr>
+        <w:t>Cascading</w:t>
+      </w:r>
+      <w:proofErr w:type="spellEnd"/>
+      <w:r>
+        <w:rPr>
+          <w:b/>
+          <w:bCs/>
+        </w:rPr>
+        <w:t xml:space="preserve"> </w:t>
+      </w:r>
+      <w:proofErr w:type="spellStart"/>
+      <w:r>
+        <w:rPr>
+          <w:b/>
+          <w:bCs/>
+        </w:rPr>
+        <w:t>DropDownLists</w:t>
+      </w:r>
+      <w:proofErr w:type="spellEnd"/>
+      <w:r>
+        <w:rPr>
+          <w:b/>
+          <w:bCs/>
+        </w:rPr>
+        <w:t xml:space="preserve"> y SQL Dinámico</w:t>
+      </w:r>
+    </w:p>
+    <w:p>
+      <w:pPr>
+        <w:numPr>
+          <w:ilvl w:val="0"/>
+          <w:numId w:val="27"/>
+        </w:numPr>
+      </w:pPr>
+      <w:r>
+        <w:rPr>
+          <w:b/>
+          <w:bCs/>
+        </w:rPr>
+        <w:t>Gestión de Estado de Controles Dinámicos:</w:t>
+      </w:r>
+      <w:r>
+        <w:t xml:space="preserve"> Cuando se construyen interfaces que muestran u ocultan paneles enteros basándose en la interacción del usuario (como un </w:t>
+      </w:r>
+      <w:proofErr w:type="spellStart"/>
+      <w:r>
+        <w:t>CheckBox</w:t>
+      </w:r>
+      <w:proofErr w:type="spellEnd"/>
+      <w:r>
+        <w:t xml:space="preserve"> de "Filtro Avanzado"), es vital comprender el ciclo de vida de la página. Dado que el protocolo HTTP no mantiene el estado, las variables de la clase (</w:t>
+      </w:r>
+      <w:proofErr w:type="spellStart"/>
+      <w:r>
+        <w:t>properties</w:t>
+      </w:r>
+      <w:proofErr w:type="spellEnd"/>
+      <w:r>
+        <w:t xml:space="preserve"> en C#) se reinician en cada recarga (</w:t>
+      </w:r>
+      <w:proofErr w:type="spellStart"/>
+      <w:r>
+        <w:t>PostBack</w:t>
+      </w:r>
+      <w:proofErr w:type="spellEnd"/>
+      <w:r>
+        <w:t xml:space="preserve">). Para mantener la interfaz coherente, se debe leer el valor directamente del control (ej. </w:t>
+      </w:r>
+      <w:proofErr w:type="spellStart"/>
+      <w:r>
+        <w:t>chkAvanzado.Checked</w:t>
+      </w:r>
+      <w:proofErr w:type="spellEnd"/>
+      <w:r>
+        <w:t xml:space="preserve">) en el </w:t>
+      </w:r>
+      <w:proofErr w:type="spellStart"/>
+      <w:r>
+        <w:t>Page_Load</w:t>
+      </w:r>
+      <w:proofErr w:type="spellEnd"/>
+      <w:r>
+        <w:t xml:space="preserve"> o persistir el estado utilizando </w:t>
+      </w:r>
+      <w:proofErr w:type="spellStart"/>
+      <w:r>
+        <w:t>ViewState</w:t>
+      </w:r>
+      <w:proofErr w:type="spellEnd"/>
+      <w:r>
+        <w:t xml:space="preserve"> o </w:t>
+      </w:r>
+      <w:proofErr w:type="spellStart"/>
+      <w:r>
+        <w:t>Session</w:t>
+      </w:r>
+      <w:proofErr w:type="spellEnd"/>
+      <w:r>
+        <w:t>.</w:t>
+      </w:r>
+    </w:p>
+    <w:p>
+      <w:pPr>
+        <w:numPr>
+          <w:ilvl w:val="0"/>
+          <w:numId w:val="27"/>
+        </w:numPr>
+      </w:pPr>
+      <w:r>
+        <w:rPr>
+          <w:b/>
+          <w:bCs/>
+        </w:rPr>
+        <w:t>Listas en Cascada (</w:t>
+      </w:r>
+      <w:proofErr w:type="spellStart"/>
+      <w:r>
+        <w:rPr>
+          <w:b/>
+          <w:bCs/>
+        </w:rPr>
+        <w:t>Cascading</w:t>
+      </w:r>
+      <w:proofErr w:type="spellEnd"/>
+      <w:r>
+        <w:rPr>
+          <w:b/>
+          <w:bCs/>
+        </w:rPr>
+        <w:t xml:space="preserve"> </w:t>
+      </w:r>
+      <w:proofErr w:type="spellStart"/>
+      <w:r>
+        <w:rPr>
+          <w:b/>
+          <w:bCs/>
+        </w:rPr>
+        <w:t>DropDownLists</w:t>
+      </w:r>
+      <w:proofErr w:type="spellEnd"/>
+      <w:r>
+        <w:rPr>
+          <w:b/>
+          <w:bCs/>
+        </w:rPr>
+        <w:t>):</w:t>
+      </w:r>
+      <w:r>
+        <w:t xml:space="preserve"> Es un patrón de diseño de interfaz donde las opciones de un control desplegable dependen del valor seleccionado en un control desplegable "padre". En ASP.NET </w:t>
+      </w:r>
+      <w:proofErr w:type="spellStart"/>
+      <w:r>
+        <w:t>WebForms</w:t>
+      </w:r>
+      <w:proofErr w:type="spellEnd"/>
+      <w:r>
+        <w:t xml:space="preserve">, esto se implementa activando la propiedad </w:t>
+      </w:r>
+      <w:proofErr w:type="spellStart"/>
+      <w:r>
+        <w:lastRenderedPageBreak/>
+        <w:t>AutoPostBack</w:t>
+      </w:r>
+      <w:proofErr w:type="spellEnd"/>
+      <w:r>
+        <w:t xml:space="preserve">="true" en el control padre y suscribiéndose al evento </w:t>
+      </w:r>
+      <w:proofErr w:type="spellStart"/>
+      <w:r>
+        <w:t>OnSelectedIndexChanged</w:t>
+      </w:r>
+      <w:proofErr w:type="spellEnd"/>
+      <w:r>
+        <w:t>. En dicho evento, se limpia la lista hija (</w:t>
+      </w:r>
+      <w:proofErr w:type="spellStart"/>
+      <w:r>
+        <w:t>Items.Clear</w:t>
+      </w:r>
+      <w:proofErr w:type="spellEnd"/>
+      <w:r>
+        <w:t>()) y se repuebla según la regla de negocio correspondiente.</w:t>
+      </w:r>
+    </w:p>
+    <w:p>
+      <w:pPr>
+        <w:numPr>
+          <w:ilvl w:val="0"/>
+          <w:numId w:val="27"/>
+        </w:numPr>
+      </w:pPr>
+      <w:r>
+        <w:rPr>
+          <w:b/>
+          <w:bCs/>
+        </w:rPr>
+        <w:t>SQL Dinámico (Construcción de Consultas en C#):</w:t>
+      </w:r>
+      <w:r>
+        <w:t xml:space="preserve"> Cuando los criterios de búsqueda son muy variables y opcionales (filtro avanzado), resulta ineficiente crear un </w:t>
+      </w:r>
+      <w:proofErr w:type="spellStart"/>
+      <w:r>
+        <w:t>Stored</w:t>
+      </w:r>
+      <w:proofErr w:type="spellEnd"/>
+      <w:r>
+        <w:t xml:space="preserve"> </w:t>
+      </w:r>
+      <w:proofErr w:type="spellStart"/>
+      <w:r>
+        <w:t>Procedure</w:t>
+      </w:r>
+      <w:proofErr w:type="spellEnd"/>
+      <w:r>
+        <w:t xml:space="preserve"> para cada combinación posible. En estos escenarios, la capa de acceso a datos construye la consulta SQL de forma dinámica. Se parte de una instrucción SELECT base y se van concatenando cláusulas WHERE y AND basándose en estructuras de control (</w:t>
+      </w:r>
+      <w:proofErr w:type="spellStart"/>
+      <w:r>
+        <w:t>if</w:t>
+      </w:r>
+      <w:proofErr w:type="spellEnd"/>
+      <w:r>
+        <w:t>, switch) evaluadas en tiempo de ejecución.</w:t>
+      </w:r>
+    </w:p>
+    <w:p>
+      <w:r>
+        <w:rPr>
+          <w:b/>
+          <w:bCs/>
+        </w:rPr>
+        <w:t>TEMA: Seguridad Web: Autenticación, Autorización y Manejo de Sesiones</w:t>
+      </w:r>
+    </w:p>
+    <w:p>
+      <w:pPr>
+        <w:numPr>
+          <w:ilvl w:val="0"/>
+          <w:numId w:val="28"/>
+        </w:numPr>
+      </w:pPr>
+      <w:r>
+        <w:rPr>
+          <w:b/>
+          <w:bCs/>
+        </w:rPr>
+        <w:t>Autenticación vs. Autorización:</w:t>
+      </w:r>
+      <w:r>
+        <w:t xml:space="preserve"> Son los dos pilares de la seguridad en software.</w:t>
+      </w:r>
+    </w:p>
+    <w:p>
+      <w:pPr>
+        <w:numPr>
+          <w:ilvl w:val="1"/>
+          <w:numId w:val="28"/>
+        </w:numPr>
+      </w:pPr>
+      <w:r>
+        <w:t xml:space="preserve">La </w:t>
+      </w:r>
+      <w:r>
+        <w:rPr>
+          <w:b/>
+          <w:bCs/>
+        </w:rPr>
+        <w:t>Autenticación</w:t>
+      </w:r>
+      <w:r>
+        <w:t xml:space="preserve"> (</w:t>
+      </w:r>
+      <w:proofErr w:type="spellStart"/>
+      <w:r>
+        <w:t>Login</w:t>
+      </w:r>
+      <w:proofErr w:type="spellEnd"/>
+      <w:r>
+        <w:t xml:space="preserve">) responde a la pregunta </w:t>
+      </w:r>
+      <w:r>
+        <w:rPr>
+          <w:i/>
+          <w:iCs/>
+        </w:rPr>
+        <w:t>"¿Quién sos?"</w:t>
+      </w:r>
+      <w:r>
+        <w:t xml:space="preserve">. Es el proceso de validar las credenciales (usuario y contraseña) contra la base de datos para confirmar la identidad del </w:t>
+      </w:r>
+      <w:r>
+        <w:t>usuario.</w:t>
+      </w:r>
+    </w:p>
+    <w:p>
+      <w:pPr>
+        <w:numPr>
+          <w:ilvl w:val="1"/>
+          <w:numId w:val="28"/>
+        </w:numPr>
+      </w:pPr>
+      <w:r>
+        <w:t xml:space="preserve">La </w:t>
+      </w:r>
+      <w:r>
+        <w:rPr>
+          <w:b/>
+          <w:bCs/>
+        </w:rPr>
+        <w:t>Autorización</w:t>
+      </w:r>
+      <w:r>
+        <w:t xml:space="preserve"> (Permisos/Perfiles) responde a la pregunta </w:t>
+      </w:r>
+      <w:r>
+        <w:rPr>
+          <w:i/>
+          <w:iCs/>
+        </w:rPr>
+        <w:t xml:space="preserve">"¿Qué </w:t>
+      </w:r>
+      <w:proofErr w:type="spellStart"/>
+      <w:r>
+        <w:rPr>
+          <w:i/>
+          <w:iCs/>
+        </w:rPr>
+        <w:t>podés</w:t>
+      </w:r>
+      <w:proofErr w:type="spellEnd"/>
+      <w:r>
+        <w:rPr>
+          <w:i/>
+          <w:iCs/>
+        </w:rPr>
+        <w:t xml:space="preserve"> hacer?"</w:t>
+      </w:r>
+      <w:r>
+        <w:t xml:space="preserve">. Una vez autenticado, el sistema verifica el rol del usuario (ej. </w:t>
+      </w:r>
+      <w:proofErr w:type="spellStart"/>
+      <w:r>
+        <w:t>Admin</w:t>
+      </w:r>
+      <w:proofErr w:type="spellEnd"/>
+      <w:r>
+        <w:t xml:space="preserve"> o Normal) para permitir o denegar el acceso a ciertas pantallas o </w:t>
+      </w:r>
+      <w:r>
+        <w:t>funcionalidades.</w:t>
+      </w:r>
+    </w:p>
+    <w:p>
+      <w:pPr>
+        <w:numPr>
+          <w:ilvl w:val="0"/>
+          <w:numId w:val="28"/>
+        </w:numPr>
+      </w:pPr>
+      <w:r>
+        <w:rPr>
+          <w:b/>
+          <w:bCs/>
+        </w:rPr>
+        <w:t>Manejo de Sesiones para Seguridad (</w:t>
+      </w:r>
+      <w:proofErr w:type="spellStart"/>
+      <w:r>
+        <w:rPr>
+          <w:b/>
+          <w:bCs/>
+        </w:rPr>
+        <w:t>Session</w:t>
+      </w:r>
+      <w:proofErr w:type="spellEnd"/>
+      <w:r>
+        <w:rPr>
+          <w:b/>
+          <w:bCs/>
+        </w:rPr>
+        <w:t>):</w:t>
+      </w:r>
+      <w:r>
+        <w:t xml:space="preserve"> Como HTTP no tiene estado, si no guardamos quién se </w:t>
+      </w:r>
+      <w:proofErr w:type="spellStart"/>
+      <w:r>
+        <w:t>logueó</w:t>
+      </w:r>
+      <w:proofErr w:type="spellEnd"/>
+      <w:r>
+        <w:t xml:space="preserve">, el servidor lo olvida al cambiar de página. Al guardar el objeto Usuario en la variable </w:t>
+      </w:r>
+      <w:proofErr w:type="spellStart"/>
+      <w:r>
+        <w:t>Session</w:t>
+      </w:r>
+      <w:proofErr w:type="spellEnd"/>
+      <w:r>
+        <w:t xml:space="preserve"> tras un </w:t>
+      </w:r>
+      <w:proofErr w:type="spellStart"/>
+      <w:r>
+        <w:t>login</w:t>
+      </w:r>
+      <w:proofErr w:type="spellEnd"/>
+      <w:r>
+        <w:t xml:space="preserve"> exitoso, podemos verificar en el </w:t>
+      </w:r>
+      <w:proofErr w:type="spellStart"/>
+      <w:r>
+        <w:t>Page_Load</w:t>
+      </w:r>
+      <w:proofErr w:type="spellEnd"/>
+      <w:r>
+        <w:t xml:space="preserve"> de cualquier otra página si ese objeto existe (</w:t>
+      </w:r>
+      <w:proofErr w:type="spellStart"/>
+      <w:r>
+        <w:t>Session</w:t>
+      </w:r>
+      <w:proofErr w:type="spellEnd"/>
+      <w:r>
+        <w:t>["usuario"</w:t>
+      </w:r>
+      <w:proofErr w:type="gramStart"/>
+      <w:r>
+        <w:t>] !</w:t>
+      </w:r>
+      <w:proofErr w:type="gramEnd"/>
+      <w:r>
+        <w:t xml:space="preserve">= </w:t>
+      </w:r>
+      <w:proofErr w:type="spellStart"/>
+      <w:r>
+        <w:t>null</w:t>
+      </w:r>
+      <w:proofErr w:type="spellEnd"/>
+      <w:r>
+        <w:t xml:space="preserve">). Si es nulo, significa que el usuario intentó acceder escribiendo la URL directamente sin </w:t>
+      </w:r>
+      <w:proofErr w:type="spellStart"/>
+      <w:r>
+        <w:t>loguearse</w:t>
+      </w:r>
+      <w:proofErr w:type="spellEnd"/>
+      <w:r>
+        <w:t xml:space="preserve">, por lo que debe ser redirigido a una página de error o de </w:t>
+      </w:r>
+      <w:proofErr w:type="spellStart"/>
+      <w:r>
+        <w:t>login</w:t>
+      </w:r>
+      <w:proofErr w:type="spellEnd"/>
+      <w:r>
+        <w:t>.</w:t>
+      </w:r>
+    </w:p>
+    <w:p>
+      <w:pPr>
+        <w:numPr>
+          <w:ilvl w:val="0"/>
+          <w:numId w:val="28"/>
+        </w:numPr>
+      </w:pPr>
+      <w:r>
+        <w:rPr>
+          <w:b/>
+          <w:bCs/>
+        </w:rPr>
+        <w:t>Enumeraciones (</w:t>
+      </w:r>
+      <w:proofErr w:type="spellStart"/>
+      <w:r>
+        <w:rPr>
+          <w:b/>
+          <w:bCs/>
+        </w:rPr>
+        <w:t>enum</w:t>
+      </w:r>
+      <w:proofErr w:type="spellEnd"/>
+      <w:r>
+        <w:rPr>
+          <w:b/>
+          <w:bCs/>
+        </w:rPr>
+        <w:t>):</w:t>
+      </w:r>
+      <w:r>
+        <w:t xml:space="preserve"> En C#, un </w:t>
+      </w:r>
+      <w:proofErr w:type="spellStart"/>
+      <w:r>
+        <w:t>enum</w:t>
+      </w:r>
+      <w:proofErr w:type="spellEnd"/>
+      <w:r>
+        <w:t xml:space="preserve"> es un tipo de dato especial que permite definir un conjunto de constantes con </w:t>
+      </w:r>
+      <w:r>
+        <w:t>nombre.</w:t>
+      </w:r>
+      <w:r>
+        <w:t xml:space="preserve"> Es ideal para manejar perfiles de usuario (ej. Normal = 1, </w:t>
+      </w:r>
+      <w:proofErr w:type="spellStart"/>
+      <w:r>
+        <w:t>Admin</w:t>
+      </w:r>
+      <w:proofErr w:type="spellEnd"/>
+      <w:r>
+        <w:t xml:space="preserve"> = 2), ya que evita el uso de "Magic </w:t>
+      </w:r>
+      <w:proofErr w:type="spellStart"/>
+      <w:r>
+        <w:t>Strings</w:t>
+      </w:r>
+      <w:proofErr w:type="spellEnd"/>
+      <w:r>
+        <w:t xml:space="preserve">" (cadenas de texto sueltas propensas a errores de tipeo) y mejora la legibilidad del código al evaluar permisos (ej. </w:t>
+      </w:r>
+      <w:proofErr w:type="spellStart"/>
+      <w:r>
+        <w:t>if</w:t>
+      </w:r>
+      <w:proofErr w:type="spellEnd"/>
+      <w:r>
+        <w:t xml:space="preserve"> (</w:t>
+      </w:r>
+      <w:proofErr w:type="spellStart"/>
+      <w:proofErr w:type="gramStart"/>
+      <w:r>
+        <w:t>usuario.TipoUsuario</w:t>
+      </w:r>
+      <w:proofErr w:type="spellEnd"/>
+      <w:proofErr w:type="gramEnd"/>
+      <w:r>
+        <w:t xml:space="preserve"> == </w:t>
+      </w:r>
+      <w:proofErr w:type="spellStart"/>
+      <w:r>
+        <w:t>TipoUsuario.Admin</w:t>
+      </w:r>
+      <w:proofErr w:type="spellEnd"/>
+      <w:r>
+        <w:t>)) .</w:t>
+      </w:r>
+    </w:p>
+    <w:p/>
+    <w:p/>
+    <w:p/>
+    <w:p/>
+    <w:p/>
+    <w:p/>
     <w:p/>
     <w:p/>
     <w:p/>
@@ -6250,6 +7417,155 @@
     </w:lvl>
   </w:abstractNum>
   <w:abstractNum w:abstractNumId="5" w15:restartNumberingAfterBreak="0">
+    <w:nsid w:val="1A9C0DB3"/>
+    <w:multiLevelType w:val="multilevel"/>
+    <w:tmpl w:val="99E0C8C8"/>
+    <w:lvl w:ilvl="0">
+      <w:start w:val="1"/>
+      <w:numFmt w:val="bullet"/>
+      <w:lvlText w:val=""/>
+      <w:lvlJc w:val="left"/>
+      <w:pPr>
+        <w:tabs>
+          <w:tab w:val="num" w:pos="720"/>
+        </w:tabs>
+        <w:ind w:left="720" w:hanging="360"/>
+      </w:pPr>
+      <w:rPr>
+        <w:rFonts w:ascii="Symbol" w:hAnsi="Symbol" w:hint="default"/>
+        <w:sz w:val="20"/>
+      </w:rPr>
+    </w:lvl>
+    <w:lvl w:ilvl="1" w:tentative="1">
+      <w:start w:val="1"/>
+      <w:numFmt w:val="bullet"/>
+      <w:lvlText w:val="o"/>
+      <w:lvlJc w:val="left"/>
+      <w:pPr>
+        <w:tabs>
+          <w:tab w:val="num" w:pos="1440"/>
+        </w:tabs>
+        <w:ind w:left="1440" w:hanging="360"/>
+      </w:pPr>
+      <w:rPr>
+        <w:rFonts w:ascii="Courier New" w:hAnsi="Courier New" w:hint="default"/>
+        <w:sz w:val="20"/>
+      </w:rPr>
+    </w:lvl>
+    <w:lvl w:ilvl="2" w:tentative="1">
+      <w:start w:val="1"/>
+      <w:numFmt w:val="bullet"/>
+      <w:lvlText w:val=""/>
+      <w:lvlJc w:val="left"/>
+      <w:pPr>
+        <w:tabs>
+          <w:tab w:val="num" w:pos="2160"/>
+        </w:tabs>
+        <w:ind w:left="2160" w:hanging="360"/>
+      </w:pPr>
+      <w:rPr>
+        <w:rFonts w:ascii="Wingdings" w:hAnsi="Wingdings" w:hint="default"/>
+        <w:sz w:val="20"/>
+      </w:rPr>
+    </w:lvl>
+    <w:lvl w:ilvl="3" w:tentative="1">
+      <w:start w:val="1"/>
+      <w:numFmt w:val="bullet"/>
+      <w:lvlText w:val=""/>
+      <w:lvlJc w:val="left"/>
+      <w:pPr>
+        <w:tabs>
+          <w:tab w:val="num" w:pos="2880"/>
+        </w:tabs>
+        <w:ind w:left="2880" w:hanging="360"/>
+      </w:pPr>
+      <w:rPr>
+        <w:rFonts w:ascii="Wingdings" w:hAnsi="Wingdings" w:hint="default"/>
+        <w:sz w:val="20"/>
+      </w:rPr>
+    </w:lvl>
+    <w:lvl w:ilvl="4" w:tentative="1">
+      <w:start w:val="1"/>
+      <w:numFmt w:val="bullet"/>
+      <w:lvlText w:val=""/>
+      <w:lvlJc w:val="left"/>
+      <w:pPr>
+        <w:tabs>
+          <w:tab w:val="num" w:pos="3600"/>
+        </w:tabs>
+        <w:ind w:left="3600" w:hanging="360"/>
+      </w:pPr>
+      <w:rPr>
+        <w:rFonts w:ascii="Wingdings" w:hAnsi="Wingdings" w:hint="default"/>
+        <w:sz w:val="20"/>
+      </w:rPr>
+    </w:lvl>
+    <w:lvl w:ilvl="5" w:tentative="1">
+      <w:start w:val="1"/>
+      <w:numFmt w:val="bullet"/>
+      <w:lvlText w:val=""/>
+      <w:lvlJc w:val="left"/>
+      <w:pPr>
+        <w:tabs>
+          <w:tab w:val="num" w:pos="4320"/>
+        </w:tabs>
+        <w:ind w:left="4320" w:hanging="360"/>
+      </w:pPr>
+      <w:rPr>
+        <w:rFonts w:ascii="Wingdings" w:hAnsi="Wingdings" w:hint="default"/>
+        <w:sz w:val="20"/>
+      </w:rPr>
+    </w:lvl>
+    <w:lvl w:ilvl="6" w:tentative="1">
+      <w:start w:val="1"/>
+      <w:numFmt w:val="bullet"/>
+      <w:lvlText w:val=""/>
+      <w:lvlJc w:val="left"/>
+      <w:pPr>
+        <w:tabs>
+          <w:tab w:val="num" w:pos="5040"/>
+        </w:tabs>
+        <w:ind w:left="5040" w:hanging="360"/>
+      </w:pPr>
+      <w:rPr>
+        <w:rFonts w:ascii="Wingdings" w:hAnsi="Wingdings" w:hint="default"/>
+        <w:sz w:val="20"/>
+      </w:rPr>
+    </w:lvl>
+    <w:lvl w:ilvl="7" w:tentative="1">
+      <w:start w:val="1"/>
+      <w:numFmt w:val="bullet"/>
+      <w:lvlText w:val=""/>
+      <w:lvlJc w:val="left"/>
+      <w:pPr>
+        <w:tabs>
+          <w:tab w:val="num" w:pos="5760"/>
+        </w:tabs>
+        <w:ind w:left="5760" w:hanging="360"/>
+      </w:pPr>
+      <w:rPr>
+        <w:rFonts w:ascii="Wingdings" w:hAnsi="Wingdings" w:hint="default"/>
+        <w:sz w:val="20"/>
+      </w:rPr>
+    </w:lvl>
+    <w:lvl w:ilvl="8" w:tentative="1">
+      <w:start w:val="1"/>
+      <w:numFmt w:val="bullet"/>
+      <w:lvlText w:val=""/>
+      <w:lvlJc w:val="left"/>
+      <w:pPr>
+        <w:tabs>
+          <w:tab w:val="num" w:pos="6480"/>
+        </w:tabs>
+        <w:ind w:left="6480" w:hanging="360"/>
+      </w:pPr>
+      <w:rPr>
+        <w:rFonts w:ascii="Wingdings" w:hAnsi="Wingdings" w:hint="default"/>
+        <w:sz w:val="20"/>
+      </w:rPr>
+    </w:lvl>
+  </w:abstractNum>
+  <w:abstractNum w:abstractNumId="6" w15:restartNumberingAfterBreak="0">
     <w:nsid w:val="1E2F16BF"/>
     <w:multiLevelType w:val="multilevel"/>
     <w:tmpl w:val="B8DEC6BE"/>
@@ -6398,7 +7714,7 @@
       </w:rPr>
     </w:lvl>
   </w:abstractNum>
-  <w:abstractNum w:abstractNumId="6" w15:restartNumberingAfterBreak="0">
+  <w:abstractNum w:abstractNumId="7" w15:restartNumberingAfterBreak="0">
     <w:nsid w:val="280324FF"/>
     <w:multiLevelType w:val="multilevel"/>
     <w:tmpl w:val="E4EE3730"/>
@@ -6547,7 +7863,156 @@
       </w:rPr>
     </w:lvl>
   </w:abstractNum>
-  <w:abstractNum w:abstractNumId="7" w15:restartNumberingAfterBreak="0">
+  <w:abstractNum w:abstractNumId="8" w15:restartNumberingAfterBreak="0">
+    <w:nsid w:val="30C06DE2"/>
+    <w:multiLevelType w:val="multilevel"/>
+    <w:tmpl w:val="865873C0"/>
+    <w:lvl w:ilvl="0">
+      <w:start w:val="1"/>
+      <w:numFmt w:val="bullet"/>
+      <w:lvlText w:val=""/>
+      <w:lvlJc w:val="left"/>
+      <w:pPr>
+        <w:tabs>
+          <w:tab w:val="num" w:pos="720"/>
+        </w:tabs>
+        <w:ind w:left="720" w:hanging="360"/>
+      </w:pPr>
+      <w:rPr>
+        <w:rFonts w:ascii="Symbol" w:hAnsi="Symbol" w:hint="default"/>
+        <w:sz w:val="20"/>
+      </w:rPr>
+    </w:lvl>
+    <w:lvl w:ilvl="1">
+      <w:start w:val="1"/>
+      <w:numFmt w:val="bullet"/>
+      <w:lvlText w:val="o"/>
+      <w:lvlJc w:val="left"/>
+      <w:pPr>
+        <w:tabs>
+          <w:tab w:val="num" w:pos="1440"/>
+        </w:tabs>
+        <w:ind w:left="1440" w:hanging="360"/>
+      </w:pPr>
+      <w:rPr>
+        <w:rFonts w:ascii="Courier New" w:hAnsi="Courier New" w:hint="default"/>
+        <w:sz w:val="20"/>
+      </w:rPr>
+    </w:lvl>
+    <w:lvl w:ilvl="2" w:tentative="1">
+      <w:start w:val="1"/>
+      <w:numFmt w:val="bullet"/>
+      <w:lvlText w:val=""/>
+      <w:lvlJc w:val="left"/>
+      <w:pPr>
+        <w:tabs>
+          <w:tab w:val="num" w:pos="2160"/>
+        </w:tabs>
+        <w:ind w:left="2160" w:hanging="360"/>
+      </w:pPr>
+      <w:rPr>
+        <w:rFonts w:ascii="Wingdings" w:hAnsi="Wingdings" w:hint="default"/>
+        <w:sz w:val="20"/>
+      </w:rPr>
+    </w:lvl>
+    <w:lvl w:ilvl="3" w:tentative="1">
+      <w:start w:val="1"/>
+      <w:numFmt w:val="bullet"/>
+      <w:lvlText w:val=""/>
+      <w:lvlJc w:val="left"/>
+      <w:pPr>
+        <w:tabs>
+          <w:tab w:val="num" w:pos="2880"/>
+        </w:tabs>
+        <w:ind w:left="2880" w:hanging="360"/>
+      </w:pPr>
+      <w:rPr>
+        <w:rFonts w:ascii="Wingdings" w:hAnsi="Wingdings" w:hint="default"/>
+        <w:sz w:val="20"/>
+      </w:rPr>
+    </w:lvl>
+    <w:lvl w:ilvl="4" w:tentative="1">
+      <w:start w:val="1"/>
+      <w:numFmt w:val="bullet"/>
+      <w:lvlText w:val=""/>
+      <w:lvlJc w:val="left"/>
+      <w:pPr>
+        <w:tabs>
+          <w:tab w:val="num" w:pos="3600"/>
+        </w:tabs>
+        <w:ind w:left="3600" w:hanging="360"/>
+      </w:pPr>
+      <w:rPr>
+        <w:rFonts w:ascii="Wingdings" w:hAnsi="Wingdings" w:hint="default"/>
+        <w:sz w:val="20"/>
+      </w:rPr>
+    </w:lvl>
+    <w:lvl w:ilvl="5" w:tentative="1">
+      <w:start w:val="1"/>
+      <w:numFmt w:val="bullet"/>
+      <w:lvlText w:val=""/>
+      <w:lvlJc w:val="left"/>
+      <w:pPr>
+        <w:tabs>
+          <w:tab w:val="num" w:pos="4320"/>
+        </w:tabs>
+        <w:ind w:left="4320" w:hanging="360"/>
+      </w:pPr>
+      <w:rPr>
+        <w:rFonts w:ascii="Wingdings" w:hAnsi="Wingdings" w:hint="default"/>
+        <w:sz w:val="20"/>
+      </w:rPr>
+    </w:lvl>
+    <w:lvl w:ilvl="6" w:tentative="1">
+      <w:start w:val="1"/>
+      <w:numFmt w:val="bullet"/>
+      <w:lvlText w:val=""/>
+      <w:lvlJc w:val="left"/>
+      <w:pPr>
+        <w:tabs>
+          <w:tab w:val="num" w:pos="5040"/>
+        </w:tabs>
+        <w:ind w:left="5040" w:hanging="360"/>
+      </w:pPr>
+      <w:rPr>
+        <w:rFonts w:ascii="Wingdings" w:hAnsi="Wingdings" w:hint="default"/>
+        <w:sz w:val="20"/>
+      </w:rPr>
+    </w:lvl>
+    <w:lvl w:ilvl="7" w:tentative="1">
+      <w:start w:val="1"/>
+      <w:numFmt w:val="bullet"/>
+      <w:lvlText w:val=""/>
+      <w:lvlJc w:val="left"/>
+      <w:pPr>
+        <w:tabs>
+          <w:tab w:val="num" w:pos="5760"/>
+        </w:tabs>
+        <w:ind w:left="5760" w:hanging="360"/>
+      </w:pPr>
+      <w:rPr>
+        <w:rFonts w:ascii="Wingdings" w:hAnsi="Wingdings" w:hint="default"/>
+        <w:sz w:val="20"/>
+      </w:rPr>
+    </w:lvl>
+    <w:lvl w:ilvl="8" w:tentative="1">
+      <w:start w:val="1"/>
+      <w:numFmt w:val="bullet"/>
+      <w:lvlText w:val=""/>
+      <w:lvlJc w:val="left"/>
+      <w:pPr>
+        <w:tabs>
+          <w:tab w:val="num" w:pos="6480"/>
+        </w:tabs>
+        <w:ind w:left="6480" w:hanging="360"/>
+      </w:pPr>
+      <w:rPr>
+        <w:rFonts w:ascii="Wingdings" w:hAnsi="Wingdings" w:hint="default"/>
+        <w:sz w:val="20"/>
+      </w:rPr>
+    </w:lvl>
+  </w:abstractNum>
+  <w:abstractNum w:abstractNumId="9" w15:restartNumberingAfterBreak="0">
     <w:nsid w:val="365F1960"/>
     <w:multiLevelType w:val="multilevel"/>
     <w:tmpl w:val="4CA4C0FA"/>
@@ -6696,7 +8161,7 @@
       </w:rPr>
     </w:lvl>
   </w:abstractNum>
-  <w:abstractNum w:abstractNumId="8" w15:restartNumberingAfterBreak="0">
+  <w:abstractNum w:abstractNumId="10" w15:restartNumberingAfterBreak="0">
     <w:nsid w:val="376B325C"/>
     <w:multiLevelType w:val="multilevel"/>
     <w:tmpl w:val="85C0A918"/>
@@ -6845,7 +8310,7 @@
       </w:rPr>
     </w:lvl>
   </w:abstractNum>
-  <w:abstractNum w:abstractNumId="9" w15:restartNumberingAfterBreak="0">
+  <w:abstractNum w:abstractNumId="11" w15:restartNumberingAfterBreak="0">
     <w:nsid w:val="3C320E2E"/>
     <w:multiLevelType w:val="multilevel"/>
     <w:tmpl w:val="6396FB1C"/>
@@ -6990,7 +8455,7 @@
       </w:rPr>
     </w:lvl>
   </w:abstractNum>
-  <w:abstractNum w:abstractNumId="10" w15:restartNumberingAfterBreak="0">
+  <w:abstractNum w:abstractNumId="12" w15:restartNumberingAfterBreak="0">
     <w:nsid w:val="3DDF61CA"/>
     <w:multiLevelType w:val="multilevel"/>
     <w:tmpl w:val="ABFC856E"/>
@@ -7139,7 +8604,7 @@
       </w:rPr>
     </w:lvl>
   </w:abstractNum>
-  <w:abstractNum w:abstractNumId="11" w15:restartNumberingAfterBreak="0">
+  <w:abstractNum w:abstractNumId="13" w15:restartNumberingAfterBreak="0">
     <w:nsid w:val="3EC2497A"/>
     <w:multiLevelType w:val="multilevel"/>
     <w:tmpl w:val="038669AA"/>
@@ -7288,7 +8753,7 @@
       </w:rPr>
     </w:lvl>
   </w:abstractNum>
-  <w:abstractNum w:abstractNumId="12" w15:restartNumberingAfterBreak="0">
+  <w:abstractNum w:abstractNumId="14" w15:restartNumberingAfterBreak="0">
     <w:nsid w:val="43D6285F"/>
     <w:multiLevelType w:val="multilevel"/>
     <w:tmpl w:val="0CF470C0"/>
@@ -7437,7 +8902,156 @@
       </w:rPr>
     </w:lvl>
   </w:abstractNum>
-  <w:abstractNum w:abstractNumId="13" w15:restartNumberingAfterBreak="0">
+  <w:abstractNum w:abstractNumId="15" w15:restartNumberingAfterBreak="0">
+    <w:nsid w:val="45FE6ABD"/>
+    <w:multiLevelType w:val="multilevel"/>
+    <w:tmpl w:val="1F9611C0"/>
+    <w:lvl w:ilvl="0">
+      <w:start w:val="1"/>
+      <w:numFmt w:val="bullet"/>
+      <w:lvlText w:val=""/>
+      <w:lvlJc w:val="left"/>
+      <w:pPr>
+        <w:tabs>
+          <w:tab w:val="num" w:pos="720"/>
+        </w:tabs>
+        <w:ind w:left="720" w:hanging="360"/>
+      </w:pPr>
+      <w:rPr>
+        <w:rFonts w:ascii="Symbol" w:hAnsi="Symbol" w:hint="default"/>
+        <w:sz w:val="20"/>
+      </w:rPr>
+    </w:lvl>
+    <w:lvl w:ilvl="1" w:tentative="1">
+      <w:start w:val="1"/>
+      <w:numFmt w:val="bullet"/>
+      <w:lvlText w:val="o"/>
+      <w:lvlJc w:val="left"/>
+      <w:pPr>
+        <w:tabs>
+          <w:tab w:val="num" w:pos="1440"/>
+        </w:tabs>
+        <w:ind w:left="1440" w:hanging="360"/>
+      </w:pPr>
+      <w:rPr>
+        <w:rFonts w:ascii="Courier New" w:hAnsi="Courier New" w:hint="default"/>
+        <w:sz w:val="20"/>
+      </w:rPr>
+    </w:lvl>
+    <w:lvl w:ilvl="2" w:tentative="1">
+      <w:start w:val="1"/>
+      <w:numFmt w:val="bullet"/>
+      <w:lvlText w:val=""/>
+      <w:lvlJc w:val="left"/>
+      <w:pPr>
+        <w:tabs>
+          <w:tab w:val="num" w:pos="2160"/>
+        </w:tabs>
+        <w:ind w:left="2160" w:hanging="360"/>
+      </w:pPr>
+      <w:rPr>
+        <w:rFonts w:ascii="Wingdings" w:hAnsi="Wingdings" w:hint="default"/>
+        <w:sz w:val="20"/>
+      </w:rPr>
+    </w:lvl>
+    <w:lvl w:ilvl="3" w:tentative="1">
+      <w:start w:val="1"/>
+      <w:numFmt w:val="bullet"/>
+      <w:lvlText w:val=""/>
+      <w:lvlJc w:val="left"/>
+      <w:pPr>
+        <w:tabs>
+          <w:tab w:val="num" w:pos="2880"/>
+        </w:tabs>
+        <w:ind w:left="2880" w:hanging="360"/>
+      </w:pPr>
+      <w:rPr>
+        <w:rFonts w:ascii="Wingdings" w:hAnsi="Wingdings" w:hint="default"/>
+        <w:sz w:val="20"/>
+      </w:rPr>
+    </w:lvl>
+    <w:lvl w:ilvl="4" w:tentative="1">
+      <w:start w:val="1"/>
+      <w:numFmt w:val="bullet"/>
+      <w:lvlText w:val=""/>
+      <w:lvlJc w:val="left"/>
+      <w:pPr>
+        <w:tabs>
+          <w:tab w:val="num" w:pos="3600"/>
+        </w:tabs>
+        <w:ind w:left="3600" w:hanging="360"/>
+      </w:pPr>
+      <w:rPr>
+        <w:rFonts w:ascii="Wingdings" w:hAnsi="Wingdings" w:hint="default"/>
+        <w:sz w:val="20"/>
+      </w:rPr>
+    </w:lvl>
+    <w:lvl w:ilvl="5" w:tentative="1">
+      <w:start w:val="1"/>
+      <w:numFmt w:val="bullet"/>
+      <w:lvlText w:val=""/>
+      <w:lvlJc w:val="left"/>
+      <w:pPr>
+        <w:tabs>
+          <w:tab w:val="num" w:pos="4320"/>
+        </w:tabs>
+        <w:ind w:left="4320" w:hanging="360"/>
+      </w:pPr>
+      <w:rPr>
+        <w:rFonts w:ascii="Wingdings" w:hAnsi="Wingdings" w:hint="default"/>
+        <w:sz w:val="20"/>
+      </w:rPr>
+    </w:lvl>
+    <w:lvl w:ilvl="6" w:tentative="1">
+      <w:start w:val="1"/>
+      <w:numFmt w:val="bullet"/>
+      <w:lvlText w:val=""/>
+      <w:lvlJc w:val="left"/>
+      <w:pPr>
+        <w:tabs>
+          <w:tab w:val="num" w:pos="5040"/>
+        </w:tabs>
+        <w:ind w:left="5040" w:hanging="360"/>
+      </w:pPr>
+      <w:rPr>
+        <w:rFonts w:ascii="Wingdings" w:hAnsi="Wingdings" w:hint="default"/>
+        <w:sz w:val="20"/>
+      </w:rPr>
+    </w:lvl>
+    <w:lvl w:ilvl="7" w:tentative="1">
+      <w:start w:val="1"/>
+      <w:numFmt w:val="bullet"/>
+      <w:lvlText w:val=""/>
+      <w:lvlJc w:val="left"/>
+      <w:pPr>
+        <w:tabs>
+          <w:tab w:val="num" w:pos="5760"/>
+        </w:tabs>
+        <w:ind w:left="5760" w:hanging="360"/>
+      </w:pPr>
+      <w:rPr>
+        <w:rFonts w:ascii="Wingdings" w:hAnsi="Wingdings" w:hint="default"/>
+        <w:sz w:val="20"/>
+      </w:rPr>
+    </w:lvl>
+    <w:lvl w:ilvl="8" w:tentative="1">
+      <w:start w:val="1"/>
+      <w:numFmt w:val="bullet"/>
+      <w:lvlText w:val=""/>
+      <w:lvlJc w:val="left"/>
+      <w:pPr>
+        <w:tabs>
+          <w:tab w:val="num" w:pos="6480"/>
+        </w:tabs>
+        <w:ind w:left="6480" w:hanging="360"/>
+      </w:pPr>
+      <w:rPr>
+        <w:rFonts w:ascii="Wingdings" w:hAnsi="Wingdings" w:hint="default"/>
+        <w:sz w:val="20"/>
+      </w:rPr>
+    </w:lvl>
+  </w:abstractNum>
+  <w:abstractNum w:abstractNumId="16" w15:restartNumberingAfterBreak="0">
     <w:nsid w:val="47A256AC"/>
     <w:multiLevelType w:val="multilevel"/>
     <w:tmpl w:val="94784BE8"/>
@@ -7586,7 +9200,7 @@
       </w:rPr>
     </w:lvl>
   </w:abstractNum>
-  <w:abstractNum w:abstractNumId="14" w15:restartNumberingAfterBreak="0">
+  <w:abstractNum w:abstractNumId="17" w15:restartNumberingAfterBreak="0">
     <w:nsid w:val="496B4294"/>
     <w:multiLevelType w:val="multilevel"/>
     <w:tmpl w:val="EEAAA56C"/>
@@ -7735,7 +9349,156 @@
       </w:rPr>
     </w:lvl>
   </w:abstractNum>
-  <w:abstractNum w:abstractNumId="15" w15:restartNumberingAfterBreak="0">
+  <w:abstractNum w:abstractNumId="18" w15:restartNumberingAfterBreak="0">
+    <w:nsid w:val="4C5B7A63"/>
+    <w:multiLevelType w:val="multilevel"/>
+    <w:tmpl w:val="0E2AA2F4"/>
+    <w:lvl w:ilvl="0">
+      <w:start w:val="1"/>
+      <w:numFmt w:val="bullet"/>
+      <w:lvlText w:val=""/>
+      <w:lvlJc w:val="left"/>
+      <w:pPr>
+        <w:tabs>
+          <w:tab w:val="num" w:pos="720"/>
+        </w:tabs>
+        <w:ind w:left="720" w:hanging="360"/>
+      </w:pPr>
+      <w:rPr>
+        <w:rFonts w:ascii="Symbol" w:hAnsi="Symbol" w:hint="default"/>
+        <w:sz w:val="20"/>
+      </w:rPr>
+    </w:lvl>
+    <w:lvl w:ilvl="1" w:tentative="1">
+      <w:start w:val="1"/>
+      <w:numFmt w:val="bullet"/>
+      <w:lvlText w:val="o"/>
+      <w:lvlJc w:val="left"/>
+      <w:pPr>
+        <w:tabs>
+          <w:tab w:val="num" w:pos="1440"/>
+        </w:tabs>
+        <w:ind w:left="1440" w:hanging="360"/>
+      </w:pPr>
+      <w:rPr>
+        <w:rFonts w:ascii="Courier New" w:hAnsi="Courier New" w:hint="default"/>
+        <w:sz w:val="20"/>
+      </w:rPr>
+    </w:lvl>
+    <w:lvl w:ilvl="2" w:tentative="1">
+      <w:start w:val="1"/>
+      <w:numFmt w:val="bullet"/>
+      <w:lvlText w:val=""/>
+      <w:lvlJc w:val="left"/>
+      <w:pPr>
+        <w:tabs>
+          <w:tab w:val="num" w:pos="2160"/>
+        </w:tabs>
+        <w:ind w:left="2160" w:hanging="360"/>
+      </w:pPr>
+      <w:rPr>
+        <w:rFonts w:ascii="Wingdings" w:hAnsi="Wingdings" w:hint="default"/>
+        <w:sz w:val="20"/>
+      </w:rPr>
+    </w:lvl>
+    <w:lvl w:ilvl="3" w:tentative="1">
+      <w:start w:val="1"/>
+      <w:numFmt w:val="bullet"/>
+      <w:lvlText w:val=""/>
+      <w:lvlJc w:val="left"/>
+      <w:pPr>
+        <w:tabs>
+          <w:tab w:val="num" w:pos="2880"/>
+        </w:tabs>
+        <w:ind w:left="2880" w:hanging="360"/>
+      </w:pPr>
+      <w:rPr>
+        <w:rFonts w:ascii="Wingdings" w:hAnsi="Wingdings" w:hint="default"/>
+        <w:sz w:val="20"/>
+      </w:rPr>
+    </w:lvl>
+    <w:lvl w:ilvl="4" w:tentative="1">
+      <w:start w:val="1"/>
+      <w:numFmt w:val="bullet"/>
+      <w:lvlText w:val=""/>
+      <w:lvlJc w:val="left"/>
+      <w:pPr>
+        <w:tabs>
+          <w:tab w:val="num" w:pos="3600"/>
+        </w:tabs>
+        <w:ind w:left="3600" w:hanging="360"/>
+      </w:pPr>
+      <w:rPr>
+        <w:rFonts w:ascii="Wingdings" w:hAnsi="Wingdings" w:hint="default"/>
+        <w:sz w:val="20"/>
+      </w:rPr>
+    </w:lvl>
+    <w:lvl w:ilvl="5" w:tentative="1">
+      <w:start w:val="1"/>
+      <w:numFmt w:val="bullet"/>
+      <w:lvlText w:val=""/>
+      <w:lvlJc w:val="left"/>
+      <w:pPr>
+        <w:tabs>
+          <w:tab w:val="num" w:pos="4320"/>
+        </w:tabs>
+        <w:ind w:left="4320" w:hanging="360"/>
+      </w:pPr>
+      <w:rPr>
+        <w:rFonts w:ascii="Wingdings" w:hAnsi="Wingdings" w:hint="default"/>
+        <w:sz w:val="20"/>
+      </w:rPr>
+    </w:lvl>
+    <w:lvl w:ilvl="6" w:tentative="1">
+      <w:start w:val="1"/>
+      <w:numFmt w:val="bullet"/>
+      <w:lvlText w:val=""/>
+      <w:lvlJc w:val="left"/>
+      <w:pPr>
+        <w:tabs>
+          <w:tab w:val="num" w:pos="5040"/>
+        </w:tabs>
+        <w:ind w:left="5040" w:hanging="360"/>
+      </w:pPr>
+      <w:rPr>
+        <w:rFonts w:ascii="Wingdings" w:hAnsi="Wingdings" w:hint="default"/>
+        <w:sz w:val="20"/>
+      </w:rPr>
+    </w:lvl>
+    <w:lvl w:ilvl="7" w:tentative="1">
+      <w:start w:val="1"/>
+      <w:numFmt w:val="bullet"/>
+      <w:lvlText w:val=""/>
+      <w:lvlJc w:val="left"/>
+      <w:pPr>
+        <w:tabs>
+          <w:tab w:val="num" w:pos="5760"/>
+        </w:tabs>
+        <w:ind w:left="5760" w:hanging="360"/>
+      </w:pPr>
+      <w:rPr>
+        <w:rFonts w:ascii="Wingdings" w:hAnsi="Wingdings" w:hint="default"/>
+        <w:sz w:val="20"/>
+      </w:rPr>
+    </w:lvl>
+    <w:lvl w:ilvl="8" w:tentative="1">
+      <w:start w:val="1"/>
+      <w:numFmt w:val="bullet"/>
+      <w:lvlText w:val=""/>
+      <w:lvlJc w:val="left"/>
+      <w:pPr>
+        <w:tabs>
+          <w:tab w:val="num" w:pos="6480"/>
+        </w:tabs>
+        <w:ind w:left="6480" w:hanging="360"/>
+      </w:pPr>
+      <w:rPr>
+        <w:rFonts w:ascii="Wingdings" w:hAnsi="Wingdings" w:hint="default"/>
+        <w:sz w:val="20"/>
+      </w:rPr>
+    </w:lvl>
+  </w:abstractNum>
+  <w:abstractNum w:abstractNumId="19" w15:restartNumberingAfterBreak="0">
     <w:nsid w:val="5AFF2E8D"/>
     <w:multiLevelType w:val="multilevel"/>
     <w:tmpl w:val="00E82A94"/>
@@ -7884,7 +9647,7 @@
       </w:rPr>
     </w:lvl>
   </w:abstractNum>
-  <w:abstractNum w:abstractNumId="16" w15:restartNumberingAfterBreak="0">
+  <w:abstractNum w:abstractNumId="20" w15:restartNumberingAfterBreak="0">
     <w:nsid w:val="5C491D25"/>
     <w:multiLevelType w:val="multilevel"/>
     <w:tmpl w:val="83B68182"/>
@@ -8033,7 +9796,7 @@
       </w:rPr>
     </w:lvl>
   </w:abstractNum>
-  <w:abstractNum w:abstractNumId="17" w15:restartNumberingAfterBreak="0">
+  <w:abstractNum w:abstractNumId="21" w15:restartNumberingAfterBreak="0">
     <w:nsid w:val="5D612526"/>
     <w:multiLevelType w:val="multilevel"/>
     <w:tmpl w:val="DB62DC76"/>
@@ -8182,7 +9945,7 @@
       </w:rPr>
     </w:lvl>
   </w:abstractNum>
-  <w:abstractNum w:abstractNumId="18" w15:restartNumberingAfterBreak="0">
+  <w:abstractNum w:abstractNumId="22" w15:restartNumberingAfterBreak="0">
     <w:nsid w:val="63FC054C"/>
     <w:multiLevelType w:val="multilevel"/>
     <w:tmpl w:val="D00A9D0A"/>
@@ -8327,7 +10090,7 @@
       </w:rPr>
     </w:lvl>
   </w:abstractNum>
-  <w:abstractNum w:abstractNumId="19" w15:restartNumberingAfterBreak="0">
+  <w:abstractNum w:abstractNumId="23" w15:restartNumberingAfterBreak="0">
     <w:nsid w:val="6DBF7670"/>
     <w:multiLevelType w:val="multilevel"/>
     <w:tmpl w:val="CC963EBA"/>
@@ -8476,7 +10239,7 @@
       </w:rPr>
     </w:lvl>
   </w:abstractNum>
-  <w:abstractNum w:abstractNumId="20" w15:restartNumberingAfterBreak="0">
+  <w:abstractNum w:abstractNumId="24" w15:restartNumberingAfterBreak="0">
     <w:nsid w:val="6F4C7C29"/>
     <w:multiLevelType w:val="multilevel"/>
     <w:tmpl w:val="0CC08082"/>
@@ -8589,7 +10352,7 @@
       </w:pPr>
     </w:lvl>
   </w:abstractNum>
-  <w:abstractNum w:abstractNumId="21" w15:restartNumberingAfterBreak="0">
+  <w:abstractNum w:abstractNumId="25" w15:restartNumberingAfterBreak="0">
     <w:nsid w:val="71B169B8"/>
     <w:multiLevelType w:val="multilevel"/>
     <w:tmpl w:val="124416DC"/>
@@ -8734,7 +10497,7 @@
       </w:rPr>
     </w:lvl>
   </w:abstractNum>
-  <w:abstractNum w:abstractNumId="22" w15:restartNumberingAfterBreak="0">
+  <w:abstractNum w:abstractNumId="26" w15:restartNumberingAfterBreak="0">
     <w:nsid w:val="71DD7274"/>
     <w:multiLevelType w:val="multilevel"/>
     <w:tmpl w:val="2C645D04"/>
@@ -8847,7 +10610,7 @@
       </w:pPr>
     </w:lvl>
   </w:abstractNum>
-  <w:abstractNum w:abstractNumId="23" w15:restartNumberingAfterBreak="0">
+  <w:abstractNum w:abstractNumId="27" w15:restartNumberingAfterBreak="0">
     <w:nsid w:val="72380DDF"/>
     <w:multiLevelType w:val="multilevel"/>
     <w:tmpl w:val="B9CC6108"/>
@@ -8997,31 +10760,31 @@
     </w:lvl>
   </w:abstractNum>
   <w:num w:numId="1" w16cid:durableId="340132085">
-    <w:abstractNumId w:val="11"/>
+    <w:abstractNumId w:val="13"/>
   </w:num>
   <w:num w:numId="2" w16cid:durableId="1890527785">
     <w:abstractNumId w:val="4"/>
   </w:num>
   <w:num w:numId="3" w16cid:durableId="564411841">
-    <w:abstractNumId w:val="17"/>
+    <w:abstractNumId w:val="21"/>
   </w:num>
   <w:num w:numId="4" w16cid:durableId="495222279">
-    <w:abstractNumId w:val="10"/>
+    <w:abstractNumId w:val="12"/>
   </w:num>
   <w:num w:numId="5" w16cid:durableId="1905722608">
     <w:abstractNumId w:val="3"/>
   </w:num>
   <w:num w:numId="6" w16cid:durableId="2014138789">
-    <w:abstractNumId w:val="5"/>
+    <w:abstractNumId w:val="6"/>
   </w:num>
   <w:num w:numId="7" w16cid:durableId="1874030179">
-    <w:abstractNumId w:val="7"/>
+    <w:abstractNumId w:val="9"/>
   </w:num>
   <w:num w:numId="8" w16cid:durableId="1905289728">
-    <w:abstractNumId w:val="19"/>
+    <w:abstractNumId w:val="23"/>
   </w:num>
   <w:num w:numId="9" w16cid:durableId="903224478">
-    <w:abstractNumId w:val="20"/>
+    <w:abstractNumId w:val="24"/>
   </w:num>
   <w:num w:numId="10" w16cid:durableId="1389456004">
     <w:abstractNumId w:val="1"/>
@@ -9033,40 +10796,52 @@
     <w:abstractNumId w:val="0"/>
   </w:num>
   <w:num w:numId="13" w16cid:durableId="1358509900">
-    <w:abstractNumId w:val="8"/>
+    <w:abstractNumId w:val="10"/>
   </w:num>
   <w:num w:numId="14" w16cid:durableId="1263025117">
+    <w:abstractNumId w:val="17"/>
+  </w:num>
+  <w:num w:numId="15" w16cid:durableId="1706708101">
+    <w:abstractNumId w:val="26"/>
+  </w:num>
+  <w:num w:numId="16" w16cid:durableId="1900166956">
+    <w:abstractNumId w:val="19"/>
+  </w:num>
+  <w:num w:numId="17" w16cid:durableId="1088618782">
+    <w:abstractNumId w:val="16"/>
+  </w:num>
+  <w:num w:numId="18" w16cid:durableId="891696317">
+    <w:abstractNumId w:val="25"/>
+  </w:num>
+  <w:num w:numId="19" w16cid:durableId="1852720404">
+    <w:abstractNumId w:val="27"/>
+  </w:num>
+  <w:num w:numId="20" w16cid:durableId="2080328687">
     <w:abstractNumId w:val="14"/>
   </w:num>
-  <w:num w:numId="15" w16cid:durableId="1706708101">
+  <w:num w:numId="21" w16cid:durableId="2061400506">
     <w:abstractNumId w:val="22"/>
   </w:num>
-  <w:num w:numId="16" w16cid:durableId="1900166956">
+  <w:num w:numId="22" w16cid:durableId="322779506">
+    <w:abstractNumId w:val="11"/>
+  </w:num>
+  <w:num w:numId="23" w16cid:durableId="1742749278">
+    <w:abstractNumId w:val="20"/>
+  </w:num>
+  <w:num w:numId="24" w16cid:durableId="1272977281">
+    <w:abstractNumId w:val="7"/>
+  </w:num>
+  <w:num w:numId="25" w16cid:durableId="1997803170">
+    <w:abstractNumId w:val="18"/>
+  </w:num>
+  <w:num w:numId="26" w16cid:durableId="268512735">
+    <w:abstractNumId w:val="5"/>
+  </w:num>
+  <w:num w:numId="27" w16cid:durableId="638652703">
     <w:abstractNumId w:val="15"/>
   </w:num>
-  <w:num w:numId="17" w16cid:durableId="1088618782">
-    <w:abstractNumId w:val="13"/>
-  </w:num>
-  <w:num w:numId="18" w16cid:durableId="891696317">
-    <w:abstractNumId w:val="21"/>
-  </w:num>
-  <w:num w:numId="19" w16cid:durableId="1852720404">
-    <w:abstractNumId w:val="23"/>
-  </w:num>
-  <w:num w:numId="20" w16cid:durableId="2080328687">
-    <w:abstractNumId w:val="12"/>
-  </w:num>
-  <w:num w:numId="21" w16cid:durableId="2061400506">
-    <w:abstractNumId w:val="18"/>
-  </w:num>
-  <w:num w:numId="22" w16cid:durableId="322779506">
-    <w:abstractNumId w:val="9"/>
-  </w:num>
-  <w:num w:numId="23" w16cid:durableId="1742749278">
-    <w:abstractNumId w:val="16"/>
-  </w:num>
-  <w:num w:numId="24" w16cid:durableId="1272977281">
-    <w:abstractNumId w:val="6"/>
+  <w:num w:numId="28" w16cid:durableId="95559940">
+    <w:abstractNumId w:val="8"/>
   </w:num>
 </w:numbering>
 </file>

--- a/Unidad 5 - Pokedex Web/Documentación de Pokedex.docx
+++ b/Unidad 5 - Pokedex Web/Documentación de Pokedex.docx
@@ -6666,6 +6666,339 @@
       <w:proofErr w:type="spellEnd"/>
       <w:r>
         <w:t>)) .</w:t>
+      </w:r>
+    </w:p>
+    <w:p/>
+    <w:p>
+      <w:r>
+        <w:rPr>
+          <w:b/>
+          <w:bCs/>
+        </w:rPr>
+        <w:t xml:space="preserve">TEMA: Inserción de Datos y Recuperación de </w:t>
+      </w:r>
+      <w:proofErr w:type="spellStart"/>
+      <w:r>
+        <w:rPr>
+          <w:b/>
+          <w:bCs/>
+        </w:rPr>
+        <w:t>Identity</w:t>
+      </w:r>
+      <w:proofErr w:type="spellEnd"/>
+      <w:r>
+        <w:rPr>
+          <w:b/>
+          <w:bCs/>
+        </w:rPr>
+        <w:t xml:space="preserve"> (SQL OUTPUT) / </w:t>
+      </w:r>
+      <w:proofErr w:type="spellStart"/>
+      <w:r>
+        <w:rPr>
+          <w:b/>
+          <w:bCs/>
+        </w:rPr>
+        <w:t>ExecuteScalar</w:t>
+      </w:r>
+      <w:proofErr w:type="spellEnd"/>
+    </w:p>
+    <w:p>
+      <w:pPr>
+        <w:numPr>
+          <w:ilvl w:val="0"/>
+          <w:numId w:val="29"/>
+        </w:numPr>
+      </w:pPr>
+      <w:r>
+        <w:rPr>
+          <w:b/>
+          <w:bCs/>
+        </w:rPr>
+        <w:t xml:space="preserve">El problema de los </w:t>
+      </w:r>
+      <w:proofErr w:type="spellStart"/>
+      <w:r>
+        <w:rPr>
+          <w:b/>
+          <w:bCs/>
+        </w:rPr>
+        <w:t>IDs</w:t>
+      </w:r>
+      <w:proofErr w:type="spellEnd"/>
+      <w:r>
+        <w:rPr>
+          <w:b/>
+          <w:bCs/>
+        </w:rPr>
+        <w:t xml:space="preserve"> </w:t>
+      </w:r>
+      <w:proofErr w:type="spellStart"/>
+      <w:r>
+        <w:rPr>
+          <w:b/>
+          <w:bCs/>
+        </w:rPr>
+        <w:t>Autoincrementales</w:t>
+      </w:r>
+      <w:proofErr w:type="spellEnd"/>
+      <w:r>
+        <w:rPr>
+          <w:b/>
+          <w:bCs/>
+        </w:rPr>
+        <w:t>:</w:t>
+      </w:r>
+      <w:r>
+        <w:t xml:space="preserve"> Cuando insertamos un registro en una tabla que tiene una clave primaria tipo IDENTITY (</w:t>
+      </w:r>
+      <w:proofErr w:type="spellStart"/>
+      <w:r>
+        <w:t>autoincremental</w:t>
+      </w:r>
+      <w:proofErr w:type="spellEnd"/>
+      <w:r>
+        <w:t xml:space="preserve">), la base de datos es quien asigna el número. Por defecto, un simple INSERT no nos devuelve ese número generado, lo cual es un problema si necesitamos ese ID inmediatamente en nuestra aplicación C# (por ejemplo, para </w:t>
+      </w:r>
+      <w:proofErr w:type="spellStart"/>
+      <w:r>
+        <w:t>loguear</w:t>
+      </w:r>
+      <w:proofErr w:type="spellEnd"/>
+      <w:r>
+        <w:t xml:space="preserve"> automáticamente al usuario o guardar datos relacionados).</w:t>
+      </w:r>
+    </w:p>
+    <w:p>
+      <w:pPr>
+        <w:numPr>
+          <w:ilvl w:val="0"/>
+          <w:numId w:val="29"/>
+        </w:numPr>
+      </w:pPr>
+      <w:r>
+        <w:rPr>
+          <w:b/>
+          <w:bCs/>
+        </w:rPr>
+        <w:t>La Cláusula OUTPUT en SQL Server:</w:t>
+      </w:r>
+      <w:r>
+        <w:t xml:space="preserve"> Es una herramienta avanzada que nos permite interceptar los datos que están siendo afectados por una instrucción INSERT, UPDATE o DELETE. Para recuperar el ID recién creado, modificamos nuestro comando agregando OUTPUT </w:t>
+      </w:r>
+      <w:proofErr w:type="spellStart"/>
+      <w:proofErr w:type="gramStart"/>
+      <w:r>
+        <w:t>inserted.Id</w:t>
+      </w:r>
+      <w:proofErr w:type="spellEnd"/>
+      <w:proofErr w:type="gramEnd"/>
+      <w:r>
+        <w:t xml:space="preserve"> justo después del INSERT INTO y antes del VALUES.</w:t>
+      </w:r>
+    </w:p>
+    <w:p>
+      <w:pPr>
+        <w:numPr>
+          <w:ilvl w:val="0"/>
+          <w:numId w:val="29"/>
+        </w:numPr>
+      </w:pPr>
+      <w:r>
+        <w:rPr>
+          <w:b/>
+          <w:bCs/>
+        </w:rPr>
+        <w:lastRenderedPageBreak/>
+        <w:t xml:space="preserve">El Método </w:t>
+      </w:r>
+      <w:proofErr w:type="spellStart"/>
+      <w:proofErr w:type="gramStart"/>
+      <w:r>
+        <w:rPr>
+          <w:b/>
+          <w:bCs/>
+        </w:rPr>
+        <w:t>ExecuteScalar</w:t>
+      </w:r>
+      <w:proofErr w:type="spellEnd"/>
+      <w:r>
+        <w:rPr>
+          <w:b/>
+          <w:bCs/>
+        </w:rPr>
+        <w:t>(</w:t>
+      </w:r>
+      <w:proofErr w:type="gramEnd"/>
+      <w:r>
+        <w:rPr>
+          <w:b/>
+          <w:bCs/>
+        </w:rPr>
+        <w:t>) en ADO.NET:</w:t>
+      </w:r>
+      <w:r>
+        <w:t xml:space="preserve"> Hasta ahora, para operaciones de escritura (ABM), usábamos </w:t>
+      </w:r>
+      <w:proofErr w:type="spellStart"/>
+      <w:r>
+        <w:t>ExecuteNonQuery</w:t>
+      </w:r>
+      <w:proofErr w:type="spellEnd"/>
+      <w:r>
+        <w:t xml:space="preserve">() (que solo devuelve la cantidad de filas afectadas). Para capturar el dato único que nos devuelve la cláusula OUTPUT, debemos utilizar el método </w:t>
+      </w:r>
+      <w:proofErr w:type="spellStart"/>
+      <w:proofErr w:type="gramStart"/>
+      <w:r>
+        <w:t>ExecuteScalar</w:t>
+      </w:r>
+      <w:proofErr w:type="spellEnd"/>
+      <w:r>
+        <w:t>(</w:t>
+      </w:r>
+      <w:proofErr w:type="gramEnd"/>
+      <w:r>
+        <w:t xml:space="preserve">) del objeto </w:t>
+      </w:r>
+      <w:proofErr w:type="spellStart"/>
+      <w:r>
+        <w:t>SqlCommand</w:t>
+      </w:r>
+      <w:proofErr w:type="spellEnd"/>
+      <w:r>
+        <w:t xml:space="preserve">. Este método ejecuta la consulta y retorna </w:t>
+      </w:r>
+      <w:r>
+        <w:rPr>
+          <w:b/>
+          <w:bCs/>
+        </w:rPr>
+        <w:t>únicamente la primera columna de la primera fila</w:t>
+      </w:r>
+      <w:r>
+        <w:t xml:space="preserve"> del </w:t>
+      </w:r>
+      <w:proofErr w:type="gramStart"/>
+      <w:r>
+        <w:t>resultado .</w:t>
+      </w:r>
+      <w:proofErr w:type="gramEnd"/>
+      <w:r>
+        <w:t xml:space="preserve"> Como devuelve un tipo genérico </w:t>
+      </w:r>
+      <w:proofErr w:type="spellStart"/>
+      <w:r>
+        <w:t>object</w:t>
+      </w:r>
+      <w:proofErr w:type="spellEnd"/>
+      <w:r>
+        <w:t xml:space="preserve">, en C# debemos castearlo o </w:t>
+      </w:r>
+      <w:proofErr w:type="spellStart"/>
+      <w:r>
+        <w:t>parsearlo</w:t>
+      </w:r>
+      <w:proofErr w:type="spellEnd"/>
+      <w:r>
+        <w:t xml:space="preserve"> al tipo de dato esperado (ej. </w:t>
+      </w:r>
+      <w:proofErr w:type="spellStart"/>
+      <w:r>
+        <w:t>int</w:t>
+      </w:r>
+      <w:proofErr w:type="spellEnd"/>
+      <w:r>
+        <w:t>).</w:t>
+      </w:r>
+    </w:p>
+    <w:p>
+      <w:pPr>
+        <w:numPr>
+          <w:ilvl w:val="0"/>
+          <w:numId w:val="29"/>
+        </w:numPr>
+      </w:pPr>
+      <w:r>
+        <w:rPr>
+          <w:b/>
+          <w:bCs/>
+        </w:rPr>
+        <w:t>Flujo de Registro Básico:</w:t>
+      </w:r>
+      <w:r>
+        <w:t xml:space="preserve"> Un flujo de registro (</w:t>
+      </w:r>
+      <w:proofErr w:type="spellStart"/>
+      <w:r>
+        <w:t>Sign</w:t>
+      </w:r>
+      <w:proofErr w:type="spellEnd"/>
+      <w:r>
+        <w:t xml:space="preserve"> Up) seguro y profesional consta de:</w:t>
+      </w:r>
+    </w:p>
+    <w:p>
+      <w:pPr>
+        <w:numPr>
+          <w:ilvl w:val="1"/>
+          <w:numId w:val="29"/>
+        </w:numPr>
+      </w:pPr>
+      <w:r>
+        <w:t xml:space="preserve">Captura de credenciales iniciales (Email y </w:t>
+      </w:r>
+      <w:proofErr w:type="spellStart"/>
+      <w:r>
+        <w:t>Password</w:t>
+      </w:r>
+      <w:proofErr w:type="spellEnd"/>
+      <w:r>
+        <w:t>).</w:t>
+      </w:r>
+    </w:p>
+    <w:p>
+      <w:pPr>
+        <w:numPr>
+          <w:ilvl w:val="1"/>
+          <w:numId w:val="29"/>
+        </w:numPr>
+      </w:pPr>
+      <w:r>
+        <w:t xml:space="preserve">Asignación de roles por defecto (ej. </w:t>
+      </w:r>
+      <w:proofErr w:type="spellStart"/>
+      <w:r>
+        <w:t>Admin</w:t>
+      </w:r>
+      <w:proofErr w:type="spellEnd"/>
+      <w:r>
+        <w:t xml:space="preserve"> = false</w:t>
+      </w:r>
+      <w:r>
+        <w:t>).</w:t>
+      </w:r>
+    </w:p>
+    <w:p>
+      <w:pPr>
+        <w:numPr>
+          <w:ilvl w:val="1"/>
+          <w:numId w:val="29"/>
+        </w:numPr>
+      </w:pPr>
+      <w:r>
+        <w:t>Inserción en DB recuperando el ID.</w:t>
+      </w:r>
+    </w:p>
+    <w:p>
+      <w:pPr>
+        <w:numPr>
+          <w:ilvl w:val="1"/>
+          <w:numId w:val="29"/>
+        </w:numPr>
+      </w:pPr>
+      <w:r>
+        <w:t>Disparo de eventos asíncronos o notificaciones (ej. Envío de Email de bienvenida).</w:t>
       </w:r>
     </w:p>
     <w:p/>
@@ -10645,6 +10978,151 @@
         <w:rFonts w:ascii="Courier New" w:hAnsi="Courier New" w:hint="default"/>
         <w:sz w:val="20"/>
       </w:rPr>
+    </w:lvl>
+    <w:lvl w:ilvl="2" w:tentative="1">
+      <w:start w:val="1"/>
+      <w:numFmt w:val="bullet"/>
+      <w:lvlText w:val=""/>
+      <w:lvlJc w:val="left"/>
+      <w:pPr>
+        <w:tabs>
+          <w:tab w:val="num" w:pos="2160"/>
+        </w:tabs>
+        <w:ind w:left="2160" w:hanging="360"/>
+      </w:pPr>
+      <w:rPr>
+        <w:rFonts w:ascii="Wingdings" w:hAnsi="Wingdings" w:hint="default"/>
+        <w:sz w:val="20"/>
+      </w:rPr>
+    </w:lvl>
+    <w:lvl w:ilvl="3" w:tentative="1">
+      <w:start w:val="1"/>
+      <w:numFmt w:val="bullet"/>
+      <w:lvlText w:val=""/>
+      <w:lvlJc w:val="left"/>
+      <w:pPr>
+        <w:tabs>
+          <w:tab w:val="num" w:pos="2880"/>
+        </w:tabs>
+        <w:ind w:left="2880" w:hanging="360"/>
+      </w:pPr>
+      <w:rPr>
+        <w:rFonts w:ascii="Wingdings" w:hAnsi="Wingdings" w:hint="default"/>
+        <w:sz w:val="20"/>
+      </w:rPr>
+    </w:lvl>
+    <w:lvl w:ilvl="4" w:tentative="1">
+      <w:start w:val="1"/>
+      <w:numFmt w:val="bullet"/>
+      <w:lvlText w:val=""/>
+      <w:lvlJc w:val="left"/>
+      <w:pPr>
+        <w:tabs>
+          <w:tab w:val="num" w:pos="3600"/>
+        </w:tabs>
+        <w:ind w:left="3600" w:hanging="360"/>
+      </w:pPr>
+      <w:rPr>
+        <w:rFonts w:ascii="Wingdings" w:hAnsi="Wingdings" w:hint="default"/>
+        <w:sz w:val="20"/>
+      </w:rPr>
+    </w:lvl>
+    <w:lvl w:ilvl="5" w:tentative="1">
+      <w:start w:val="1"/>
+      <w:numFmt w:val="bullet"/>
+      <w:lvlText w:val=""/>
+      <w:lvlJc w:val="left"/>
+      <w:pPr>
+        <w:tabs>
+          <w:tab w:val="num" w:pos="4320"/>
+        </w:tabs>
+        <w:ind w:left="4320" w:hanging="360"/>
+      </w:pPr>
+      <w:rPr>
+        <w:rFonts w:ascii="Wingdings" w:hAnsi="Wingdings" w:hint="default"/>
+        <w:sz w:val="20"/>
+      </w:rPr>
+    </w:lvl>
+    <w:lvl w:ilvl="6" w:tentative="1">
+      <w:start w:val="1"/>
+      <w:numFmt w:val="bullet"/>
+      <w:lvlText w:val=""/>
+      <w:lvlJc w:val="left"/>
+      <w:pPr>
+        <w:tabs>
+          <w:tab w:val="num" w:pos="5040"/>
+        </w:tabs>
+        <w:ind w:left="5040" w:hanging="360"/>
+      </w:pPr>
+      <w:rPr>
+        <w:rFonts w:ascii="Wingdings" w:hAnsi="Wingdings" w:hint="default"/>
+        <w:sz w:val="20"/>
+      </w:rPr>
+    </w:lvl>
+    <w:lvl w:ilvl="7" w:tentative="1">
+      <w:start w:val="1"/>
+      <w:numFmt w:val="bullet"/>
+      <w:lvlText w:val=""/>
+      <w:lvlJc w:val="left"/>
+      <w:pPr>
+        <w:tabs>
+          <w:tab w:val="num" w:pos="5760"/>
+        </w:tabs>
+        <w:ind w:left="5760" w:hanging="360"/>
+      </w:pPr>
+      <w:rPr>
+        <w:rFonts w:ascii="Wingdings" w:hAnsi="Wingdings" w:hint="default"/>
+        <w:sz w:val="20"/>
+      </w:rPr>
+    </w:lvl>
+    <w:lvl w:ilvl="8" w:tentative="1">
+      <w:start w:val="1"/>
+      <w:numFmt w:val="bullet"/>
+      <w:lvlText w:val=""/>
+      <w:lvlJc w:val="left"/>
+      <w:pPr>
+        <w:tabs>
+          <w:tab w:val="num" w:pos="6480"/>
+        </w:tabs>
+        <w:ind w:left="6480" w:hanging="360"/>
+      </w:pPr>
+      <w:rPr>
+        <w:rFonts w:ascii="Wingdings" w:hAnsi="Wingdings" w:hint="default"/>
+        <w:sz w:val="20"/>
+      </w:rPr>
+    </w:lvl>
+  </w:abstractNum>
+  <w:abstractNum w:abstractNumId="28" w15:restartNumberingAfterBreak="0">
+    <w:nsid w:val="73E15FBD"/>
+    <w:multiLevelType w:val="multilevel"/>
+    <w:tmpl w:val="481E18CC"/>
+    <w:lvl w:ilvl="0">
+      <w:start w:val="1"/>
+      <w:numFmt w:val="bullet"/>
+      <w:lvlText w:val=""/>
+      <w:lvlJc w:val="left"/>
+      <w:pPr>
+        <w:tabs>
+          <w:tab w:val="num" w:pos="720"/>
+        </w:tabs>
+        <w:ind w:left="720" w:hanging="360"/>
+      </w:pPr>
+      <w:rPr>
+        <w:rFonts w:ascii="Symbol" w:hAnsi="Symbol" w:hint="default"/>
+        <w:sz w:val="20"/>
+      </w:rPr>
+    </w:lvl>
+    <w:lvl w:ilvl="1">
+      <w:start w:val="1"/>
+      <w:numFmt w:val="decimal"/>
+      <w:lvlText w:val="%2."/>
+      <w:lvlJc w:val="left"/>
+      <w:pPr>
+        <w:tabs>
+          <w:tab w:val="num" w:pos="1440"/>
+        </w:tabs>
+        <w:ind w:left="1440" w:hanging="360"/>
+      </w:pPr>
     </w:lvl>
     <w:lvl w:ilvl="2" w:tentative="1">
       <w:start w:val="1"/>
@@ -10842,6 +11320,9 @@
   </w:num>
   <w:num w:numId="28" w16cid:durableId="95559940">
     <w:abstractNumId w:val="8"/>
+  </w:num>
+  <w:num w:numId="29" w16cid:durableId="1757095926">
+    <w:abstractNumId w:val="28"/>
   </w:num>
 </w:numbering>
 </file>

--- a/Unidad 5 - Pokedex Web/Documentación de Pokedex.docx
+++ b/Unidad 5 - Pokedex Web/Documentación de Pokedex.docx
@@ -1182,13 +1182,8 @@
       </w:r>
       <w:proofErr w:type="spellEnd"/>
       <w:r>
-        <w:t xml:space="preserve">), suelen ser rígidos en cuanto a la estructura HTML que generan (tablas &lt;table&gt;). Para interfaces orientadas al usuario final (como catálogos o galerías), se requiere un control total sobre el HTML </w:t>
-      </w:r>
-      <w:proofErr w:type="gramStart"/>
-      <w:r>
-        <w:t>generado .</w:t>
-      </w:r>
-      <w:proofErr w:type="gramEnd"/>
+        <w:t>), suelen ser rígidos en cuanto a la estructura HTML que generan (tablas &lt;table&gt;). Para interfaces orientadas al usuario final (como catálogos o galerías), se requiere un control total sobre el HTML generado .</w:t>
+      </w:r>
     </w:p>
     <w:p>
       <w:pPr>
@@ -1221,13 +1216,8 @@
       </w:r>
       <w:proofErr w:type="spellEnd"/>
       <w:r>
-        <w:t xml:space="preserve">. El motor de renderizado ejecuta este código en el servidor antes de enviar el HTML al </w:t>
-      </w:r>
-      <w:proofErr w:type="gramStart"/>
-      <w:r>
-        <w:t>cliente .</w:t>
-      </w:r>
-      <w:proofErr w:type="gramEnd"/>
+        <w:t>. El motor de renderizado ejecuta este código en el servidor antes de enviar el HTML al cliente .</w:t>
+      </w:r>
     </w:p>
     <w:p>
       <w:pPr>
@@ -1300,15 +1290,7 @@
       </w:r>
       <w:proofErr w:type="spellEnd"/>
       <w:r>
-        <w:t xml:space="preserve">) </w:t>
-      </w:r>
-      <w:proofErr w:type="gramStart"/>
-      <w:r>
-        <w:t>{ %</w:t>
-      </w:r>
-      <w:proofErr w:type="gramEnd"/>
-      <w:r>
-        <w:t>&gt; ... HTML ... &lt;% } %&gt;), el servidor repite ese fragmento HTML por cada elemento de la colección.</w:t>
+        <w:t>) { %&gt; ... HTML ... &lt;% } %&gt;), el servidor repite ese fragmento HTML por cada elemento de la colección.</w:t>
       </w:r>
     </w:p>
     <w:p>
@@ -1418,13 +1400,8 @@
       </w:r>
       <w:proofErr w:type="spellEnd"/>
       <w:r>
-        <w:t xml:space="preserve">&gt; la única obligatoria para definir el contenido </w:t>
-      </w:r>
-      <w:proofErr w:type="gramStart"/>
-      <w:r>
-        <w:t>repetitivo .</w:t>
-      </w:r>
-      <w:proofErr w:type="gramEnd"/>
+        <w:t>&gt; la única obligatoria para definir el contenido repetitivo .</w:t>
+      </w:r>
     </w:p>
     <w:p>
       <w:pPr>
@@ -1484,17 +1461,12 @@
         <w:t xml:space="preserve"> procesa estas expresiones cuando se invoca el método </w:t>
       </w:r>
       <w:proofErr w:type="spellStart"/>
-      <w:proofErr w:type="gramStart"/>
       <w:r>
         <w:t>DataBind</w:t>
       </w:r>
       <w:proofErr w:type="spellEnd"/>
       <w:r>
-        <w:t>(</w:t>
-      </w:r>
-      <w:proofErr w:type="gramEnd"/>
-      <w:r>
-        <w:t>) en el servidor .</w:t>
+        <w:t>() en el servidor .</w:t>
       </w:r>
     </w:p>
     <w:p>
@@ -1512,7 +1484,6 @@
         <w:t xml:space="preserve">Método </w:t>
       </w:r>
       <w:proofErr w:type="spellStart"/>
-      <w:proofErr w:type="gramStart"/>
       <w:r>
         <w:rPr>
           <w:b/>
@@ -1526,15 +1497,7 @@
           <w:b/>
           <w:bCs/>
         </w:rPr>
-        <w:t>(</w:t>
-      </w:r>
-      <w:proofErr w:type="gramEnd"/>
-      <w:r>
-        <w:rPr>
-          <w:b/>
-          <w:bCs/>
-        </w:rPr>
-        <w:t>):</w:t>
+        <w:t>():</w:t>
       </w:r>
       <w:r>
         <w:t xml:space="preserve"> Es una función optimizada que utiliza reflexión (</w:t>
@@ -1585,13 +1548,8 @@
       </w:r>
       <w:proofErr w:type="spellEnd"/>
       <w:r>
-        <w:t>") %&gt;</w:t>
-      </w:r>
-      <w:proofErr w:type="gramStart"/>
-      <w:r>
-        <w:t>) .</w:t>
-      </w:r>
-      <w:proofErr w:type="gramEnd"/>
+        <w:t>") %&gt;) .</w:t>
+      </w:r>
     </w:p>
     <w:p/>
     <w:p/>
@@ -1751,13 +1709,8 @@
       </w:r>
       <w:proofErr w:type="spellEnd"/>
       <w:r>
-        <w:t xml:space="preserve">)) para que el compilador trate ese objeto como un botón y permita acceder a sus </w:t>
-      </w:r>
-      <w:proofErr w:type="gramStart"/>
-      <w:r>
-        <w:t>atributos .</w:t>
-      </w:r>
-      <w:proofErr w:type="gramEnd"/>
+        <w:t>)) para que el compilador trate ese objeto como un botón y permita acceder a sus atributos .</w:t>
+      </w:r>
     </w:p>
     <w:p>
       <w:pPr>
@@ -1806,15 +1759,7 @@
       </w:r>
       <w:proofErr w:type="spellEnd"/>
       <w:r>
-        <w:t xml:space="preserve"> de ASP.NET. Permite almacenar un valor dinámico (como la Clave Primaria o ID de un registro) directamente en el HTML del </w:t>
-      </w:r>
-      <w:proofErr w:type="gramStart"/>
-      <w:r>
-        <w:t>botón .</w:t>
-      </w:r>
-      <w:proofErr w:type="gramEnd"/>
-      <w:r>
-        <w:t xml:space="preserve"> Cuando el usuario hace clic, ese valor viaja automáticamente al servidor y puede ser recuperado en el evento </w:t>
+        <w:t xml:space="preserve"> de ASP.NET. Permite almacenar un valor dinámico (como la Clave Primaria o ID de un registro) directamente en el HTML del botón . Cuando el usuario hace clic, ese valor viaja automáticamente al servidor y puede ser recuperado en el evento </w:t>
       </w:r>
       <w:proofErr w:type="spellStart"/>
       <w:r>
@@ -1825,7 +1770,6 @@
         <w:t xml:space="preserve"> o </w:t>
       </w:r>
       <w:proofErr w:type="spellStart"/>
-      <w:proofErr w:type="gramStart"/>
       <w:r>
         <w:t>OnCommand</w:t>
       </w:r>
@@ -1833,7 +1777,6 @@
       <w:r>
         <w:t xml:space="preserve"> .</w:t>
       </w:r>
-      <w:proofErr w:type="gramEnd"/>
     </w:p>
     <w:p>
       <w:pPr>
@@ -1914,26 +1857,16 @@
       </w:r>
       <w:proofErr w:type="spellEnd"/>
       <w:r>
-        <w:t xml:space="preserve"> </w:t>
-      </w:r>
-      <w:proofErr w:type="gramStart"/>
-      <w:r>
-        <w:t>(!</w:t>
+        <w:t xml:space="preserve"> (!</w:t>
       </w:r>
       <w:proofErr w:type="spellStart"/>
       <w:r>
         <w:t>IsPostBack</w:t>
       </w:r>
       <w:proofErr w:type="spellEnd"/>
-      <w:proofErr w:type="gramEnd"/>
-      <w:r>
-        <w:t xml:space="preserve">)), el ciclo de vida de la página destruirá y recreará todos los botones dinámicos antes de procesar el evento de clic, lo que anulará la acción del usuario. La carga de datos debe restringirse a la primera carga de la </w:t>
-      </w:r>
-      <w:proofErr w:type="gramStart"/>
-      <w:r>
-        <w:t>página .</w:t>
-      </w:r>
-      <w:proofErr w:type="gramEnd"/>
+      <w:r>
+        <w:t>)), el ciclo de vida de la página destruirá y recreará todos los botones dinámicos antes de procesar el evento de clic, lo que anulará la acción del usuario. La carga de datos debe restringirse a la primera carga de la página .</w:t>
+      </w:r>
     </w:p>
     <w:p>
       <w:pPr>
@@ -2011,11 +1944,9 @@
         <w:t>PostBack</w:t>
       </w:r>
       <w:proofErr w:type="spellEnd"/>
-      <w:proofErr w:type="gramStart"/>
       <w:r>
         <w:t>) .</w:t>
       </w:r>
-      <w:proofErr w:type="gramEnd"/>
     </w:p>
     <w:p>
       <w:pPr>
@@ -2127,15 +2058,7 @@
           <w:b/>
           <w:bCs/>
         </w:rPr>
-        <w:t xml:space="preserve"> </w:t>
-      </w:r>
-      <w:proofErr w:type="gramStart"/>
-      <w:r>
-        <w:rPr>
-          <w:b/>
-          <w:bCs/>
-        </w:rPr>
-        <w:t>(!</w:t>
+        <w:t xml:space="preserve"> (!</w:t>
       </w:r>
       <w:proofErr w:type="spellStart"/>
       <w:r>
@@ -2146,7 +2069,6 @@
         <w:t>IsPostBack</w:t>
       </w:r>
       <w:proofErr w:type="spellEnd"/>
-      <w:proofErr w:type="gramEnd"/>
       <w:r>
         <w:rPr>
           <w:b/>
@@ -2271,18 +2193,13 @@
       </w:r>
       <w:proofErr w:type="spellEnd"/>
       <w:r>
-        <w:t xml:space="preserve"> </w:t>
-      </w:r>
-      <w:proofErr w:type="gramStart"/>
-      <w:r>
-        <w:t>(!</w:t>
+        <w:t xml:space="preserve"> (!</w:t>
       </w:r>
       <w:proofErr w:type="spellStart"/>
       <w:r>
         <w:t>IsPostBack</w:t>
       </w:r>
       <w:proofErr w:type="spellEnd"/>
-      <w:proofErr w:type="gramEnd"/>
       <w:r>
         <w:t xml:space="preserve">), vuelve a ir a la base de datos y ejecuta </w:t>
       </w:r>
@@ -2306,17 +2223,12 @@
         <w:t xml:space="preserve">Al hacer </w:t>
       </w:r>
       <w:proofErr w:type="spellStart"/>
-      <w:proofErr w:type="gramStart"/>
       <w:r>
         <w:t>DataBind</w:t>
       </w:r>
       <w:proofErr w:type="spellEnd"/>
       <w:r>
-        <w:t>(</w:t>
-      </w:r>
-      <w:proofErr w:type="gramEnd"/>
-      <w:r>
-        <w:t xml:space="preserve">), el servidor </w:t>
+        <w:t xml:space="preserve">(), el servidor </w:t>
       </w:r>
       <w:r>
         <w:rPr>
@@ -2358,21 +2270,8 @@
         <w:t>"Momento, este timbre ya no existe, lo acabo de destruir y reemplazar por uno nuevo en el paso 1"</w:t>
       </w:r>
       <w:r>
-        <w:t xml:space="preserve">. Como el botón original desapareció de la memoria, el clic se ignora por completo y no hace </w:t>
-      </w:r>
-      <w:proofErr w:type="gramStart"/>
-      <w:r>
-        <w:t>nada .</w:t>
-      </w:r>
-      <w:proofErr w:type="gramEnd"/>
-      <w:r>
-        <w:t xml:space="preserve"> ¡De hecho, este fue exactamente el error que le pasó al profe en la clase antes de </w:t>
-      </w:r>
-      <w:proofErr w:type="gramStart"/>
-      <w:r>
-        <w:t>corregirlo !</w:t>
-      </w:r>
-      <w:proofErr w:type="gramEnd"/>
+        <w:t>. Como el botón original desapareció de la memoria, el clic se ignora por completo y no hace nada . ¡De hecho, este fue exactamente el error que le pasó al profe en la clase antes de corregirlo !</w:t>
+      </w:r>
     </w:p>
     <w:p>
       <w:pPr>
@@ -2386,15 +2285,7 @@
           <w:b/>
           <w:bCs/>
         </w:rPr>
-        <w:t xml:space="preserve">La Solución: El escudo del </w:t>
-      </w:r>
-      <w:proofErr w:type="gramStart"/>
-      <w:r>
-        <w:rPr>
-          <w:b/>
-          <w:bCs/>
-        </w:rPr>
-        <w:t>(!</w:t>
+        <w:t>La Solución: El escudo del (!</w:t>
       </w:r>
       <w:proofErr w:type="spellStart"/>
       <w:r>
@@ -2405,7 +2296,6 @@
         <w:t>IsPostBack</w:t>
       </w:r>
       <w:proofErr w:type="spellEnd"/>
-      <w:proofErr w:type="gramEnd"/>
       <w:r>
         <w:rPr>
           <w:b/>
@@ -2484,13 +2374,8 @@
         <w:t>Paso 2</w:t>
       </w:r>
       <w:r>
-        <w:t xml:space="preserve">, el botón original sigue existiendo y el evento se dispara a la </w:t>
-      </w:r>
-      <w:proofErr w:type="gramStart"/>
-      <w:r>
-        <w:t>perfección .</w:t>
-      </w:r>
-      <w:proofErr w:type="gramEnd"/>
+        <w:t>, el botón original sigue existiendo y el evento se dispara a la perfección .</w:t>
+      </w:r>
     </w:p>
     <w:p>
       <w:pPr>
@@ -2525,13 +2410,8 @@
         <w:ind w:left="720"/>
       </w:pPr>
       <w:r>
-        <w:t xml:space="preserve">La elección del control de presentación de datos no obedece a una regla estricta, sino que depende del diseño visual requerido y de la funcionalidad de la </w:t>
-      </w:r>
-      <w:proofErr w:type="gramStart"/>
-      <w:r>
-        <w:t>pantalla .</w:t>
-      </w:r>
-      <w:proofErr w:type="gramEnd"/>
+        <w:t>La elección del control de presentación de datos no obedece a una regla estricta, sino que depende del diseño visual requerido y de la funcionalidad de la pantalla .</w:t>
+      </w:r>
     </w:p>
     <w:p>
       <w:pPr>
@@ -2576,13 +2456,8 @@
         <w:t>Uso ideal:</w:t>
       </w:r>
       <w:r>
-        <w:t xml:space="preserve"> Paneles de administración, sistemas de gestión (ABM / CRUD), reportes </w:t>
-      </w:r>
-      <w:proofErr w:type="gramStart"/>
-      <w:r>
-        <w:t>financieros .</w:t>
-      </w:r>
-      <w:proofErr w:type="gramEnd"/>
+        <w:t xml:space="preserve"> Paneles de administración, sistemas de gestión (ABM / CRUD), reportes financieros .</w:t>
+      </w:r>
     </w:p>
     <w:p>
       <w:pPr>
@@ -2599,13 +2474,8 @@
         <w:t>Ventajas:</w:t>
       </w:r>
       <w:r>
-        <w:t xml:space="preserve"> Genera una estructura tabular (&lt;table&gt;) estructurada. Posee muchísima funcionalidad incorporada (paginación, ordenamiento, botones de comando en la misma fila) que ahorra tiempo de desarrollo para interfaces </w:t>
-      </w:r>
-      <w:proofErr w:type="gramStart"/>
-      <w:r>
-        <w:t>internas .</w:t>
-      </w:r>
-      <w:proofErr w:type="gramEnd"/>
+        <w:t xml:space="preserve"> Genera una estructura tabular (&lt;table&gt;) estructurada. Posee muchísima funcionalidad incorporada (paginación, ordenamiento, botones de comando en la misma fila) que ahorra tiempo de desarrollo para interfaces internas .</w:t>
+      </w:r>
     </w:p>
     <w:p>
       <w:pPr>
@@ -2622,13 +2492,8 @@
         <w:t>Desventajas:</w:t>
       </w:r>
       <w:r>
-        <w:t xml:space="preserve"> Es muy rígido visualmente. No sirve para diseños modernos orientados al cliente final (como catálogos de tarjetas, carruseles o banners</w:t>
-      </w:r>
-      <w:proofErr w:type="gramStart"/>
-      <w:r>
-        <w:t>) .</w:t>
-      </w:r>
-      <w:proofErr w:type="gramEnd"/>
+        <w:t xml:space="preserve"> Es muy rígido visualmente. No sirve para diseños modernos orientados al cliente final (como catálogos de tarjetas, carruseles o banners) .</w:t>
+      </w:r>
     </w:p>
     <w:p>
       <w:pPr>
@@ -2673,13 +2538,8 @@
         <w:t>Uso ideal:</w:t>
       </w:r>
       <w:r>
-        <w:t xml:space="preserve"> Catálogos visuales y estructuras de datos jerárquicas o </w:t>
-      </w:r>
-      <w:proofErr w:type="gramStart"/>
-      <w:r>
-        <w:t>anidadas .</w:t>
-      </w:r>
-      <w:proofErr w:type="gramEnd"/>
+        <w:t xml:space="preserve"> Catálogos visuales y estructuras de datos jerárquicas o anidadas .</w:t>
+      </w:r>
     </w:p>
     <w:p>
       <w:pPr>
@@ -2722,13 +2582,8 @@
       </w:r>
       <w:proofErr w:type="spellEnd"/>
       <w:r>
-        <w:t xml:space="preserve"> dentro de otro para dibujar elementos HTML </w:t>
-      </w:r>
-      <w:proofErr w:type="gramStart"/>
-      <w:r>
-        <w:t>complejos .</w:t>
-      </w:r>
-      <w:proofErr w:type="gramEnd"/>
+        <w:t xml:space="preserve"> dentro de otro para dibujar elementos HTML complejos .</w:t>
+      </w:r>
     </w:p>
     <w:p>
       <w:pPr>
@@ -2745,13 +2600,8 @@
         <w:t>Desventajas:</w:t>
       </w:r>
       <w:r>
-        <w:t xml:space="preserve"> La sintaxis HTML queda un poco sucia ("código espagueti") y no permite manejar eventos de servidor en la misma página de forma nativa; requiere el envío de parámetros por URL a través de etiquetas &lt;a</w:t>
-      </w:r>
-      <w:proofErr w:type="gramStart"/>
-      <w:r>
-        <w:t>&gt; .</w:t>
-      </w:r>
-      <w:proofErr w:type="gramEnd"/>
+        <w:t xml:space="preserve"> La sintaxis HTML queda un poco sucia ("código espagueti") y no permite manejar eventos de servidor en la misma página de forma nativa; requiere el envío de parámetros por URL a través de etiquetas &lt;a&gt; .</w:t>
+      </w:r>
     </w:p>
     <w:p>
       <w:pPr>
@@ -2765,7 +2615,6 @@
         <w:t>3. Control &lt;</w:t>
       </w:r>
       <w:proofErr w:type="spellStart"/>
-      <w:proofErr w:type="gramStart"/>
       <w:r>
         <w:rPr>
           <w:b/>
@@ -2774,7 +2623,6 @@
         <w:t>asp:Repeater</w:t>
       </w:r>
       <w:proofErr w:type="spellEnd"/>
-      <w:proofErr w:type="gramEnd"/>
       <w:r>
         <w:rPr>
           <w:b/>
@@ -2798,13 +2646,8 @@
         <w:t>Uso ideal:</w:t>
       </w:r>
       <w:r>
-        <w:t xml:space="preserve"> Catálogos interactivos, listas de productos con botones de acción rápida ("Agregar al carrito", "Marcar favorito"</w:t>
-      </w:r>
-      <w:proofErr w:type="gramStart"/>
-      <w:r>
-        <w:t>) .</w:t>
-      </w:r>
-      <w:proofErr w:type="gramEnd"/>
+        <w:t xml:space="preserve"> Catálogos interactivos, listas de productos con botones de acción rápida ("Agregar al carrito", "Marcar favorito") .</w:t>
+      </w:r>
     </w:p>
     <w:p>
       <w:pPr>
@@ -2824,25 +2667,18 @@
         <w:t xml:space="preserve"> HTML mucho más limpio en la capa de presentación mediante la función &lt;%# </w:t>
       </w:r>
       <w:proofErr w:type="spellStart"/>
-      <w:proofErr w:type="gramStart"/>
       <w:r>
         <w:t>Eval</w:t>
       </w:r>
       <w:proofErr w:type="spellEnd"/>
       <w:r>
-        <w:t>(</w:t>
-      </w:r>
-      <w:proofErr w:type="gramEnd"/>
-      <w:r>
-        <w:t>) %&gt; . Su característica principal es la integración de controles de servidor (como &lt;</w:t>
-      </w:r>
-      <w:proofErr w:type="spellStart"/>
-      <w:proofErr w:type="gramStart"/>
+        <w:t>() %&gt; . Su característica principal es la integración de controles de servidor (como &lt;</w:t>
+      </w:r>
+      <w:proofErr w:type="spellStart"/>
       <w:r>
         <w:t>asp:Button</w:t>
       </w:r>
       <w:proofErr w:type="spellEnd"/>
-      <w:proofErr w:type="gramEnd"/>
       <w:r>
         <w:t>&gt;) que permiten capturar eventos (</w:t>
       </w:r>
@@ -3034,17 +2870,12 @@
         <w:t xml:space="preserve"> de la grilla y volver a invocar el método </w:t>
       </w:r>
       <w:proofErr w:type="spellStart"/>
-      <w:proofErr w:type="gramStart"/>
       <w:r>
         <w:t>DataBind</w:t>
       </w:r>
       <w:proofErr w:type="spellEnd"/>
       <w:r>
-        <w:t>(</w:t>
-      </w:r>
-      <w:proofErr w:type="gramEnd"/>
-      <w:r>
-        <w:t>) .</w:t>
+        <w:t>() .</w:t>
       </w:r>
     </w:p>
     <w:p>
@@ -3070,13 +2901,8 @@
       </w:r>
       <w:proofErr w:type="spellEnd"/>
       <w:r>
-        <w:t xml:space="preserve"> para modificar datos directamente sobre las celdas de la grilla. Sin embargo, a nivel arquitectónico y de UX, esta práctica se desaconseja para tablas con muchas columnas, ya que genera una interfaz similar a una hoja de cálculo de Excel, resultando tediosa y poco </w:t>
-      </w:r>
-      <w:proofErr w:type="gramStart"/>
-      <w:r>
-        <w:t>práctica .</w:t>
-      </w:r>
-      <w:proofErr w:type="gramEnd"/>
+        <w:t xml:space="preserve"> para modificar datos directamente sobre las celdas de la grilla. Sin embargo, a nivel arquitectónico y de UX, esta práctica se desaconseja para tablas con muchas columnas, ya que genera una interfaz similar a una hoja de cálculo de Excel, resultando tediosa y poco práctica .</w:t>
+      </w:r>
     </w:p>
     <w:p>
       <w:pPr>
@@ -3335,41 +3161,33 @@
     </w:p>
     <w:p>
       <w:r>
-        <w:t xml:space="preserve">La letra </w:t>
-      </w:r>
-      <w:proofErr w:type="gramStart"/>
+        <w:t>La letra e es simplemente una convención mundial en C# para abreviar "</w:t>
+      </w:r>
+      <w:proofErr w:type="spellStart"/>
+      <w:r>
+        <w:t>Event</w:t>
+      </w:r>
+      <w:proofErr w:type="spellEnd"/>
+      <w:r>
+        <w:t xml:space="preserve">", pero podrías llamarla </w:t>
+      </w:r>
+      <w:proofErr w:type="spellStart"/>
+      <w:r>
+        <w:t>datosDelEvento</w:t>
+      </w:r>
+      <w:proofErr w:type="spellEnd"/>
+      <w:r>
+        <w:t xml:space="preserve"> si quisieras.</w:t>
+      </w:r>
+    </w:p>
+    <w:p>
+      <w:r>
+        <w:t xml:space="preserve">Como este es un evento específico de paginación, la "cajita" </w:t>
+      </w:r>
+      <w:proofErr w:type="spellStart"/>
       <w:r>
         <w:t>e</w:t>
       </w:r>
-      <w:proofErr w:type="gramEnd"/>
-      <w:r>
-        <w:t xml:space="preserve"> es simplemente una convención mundial en C# para abreviar "</w:t>
-      </w:r>
-      <w:proofErr w:type="spellStart"/>
-      <w:r>
-        <w:t>Event</w:t>
-      </w:r>
-      <w:proofErr w:type="spellEnd"/>
-      <w:r>
-        <w:t xml:space="preserve">", pero podrías llamarla </w:t>
-      </w:r>
-      <w:proofErr w:type="spellStart"/>
-      <w:r>
-        <w:t>datosDelEvento</w:t>
-      </w:r>
-      <w:proofErr w:type="spellEnd"/>
-      <w:r>
-        <w:t xml:space="preserve"> si quisieras.</w:t>
-      </w:r>
-    </w:p>
-    <w:p>
-      <w:r>
-        <w:t xml:space="preserve">Como este es un evento específico de paginación, la "cajita" </w:t>
-      </w:r>
-      <w:proofErr w:type="spellStart"/>
-      <w:r>
-        <w:t>e</w:t>
-      </w:r>
       <w:proofErr w:type="spellEnd"/>
       <w:r>
         <w:t xml:space="preserve"> es del tipo </w:t>
@@ -3383,7 +3201,6 @@
         <w:t xml:space="preserve">. Adentro de esa cajita viene guardado exactamente el número de la página que el usuario tocó. Ese número se guarda en la propiedad </w:t>
       </w:r>
       <w:proofErr w:type="spellStart"/>
-      <w:proofErr w:type="gramStart"/>
       <w:r>
         <w:t>NewPageIndex</w:t>
       </w:r>
@@ -3391,7 +3208,6 @@
       <w:r>
         <w:t xml:space="preserve"> .</w:t>
       </w:r>
-      <w:proofErr w:type="gramEnd"/>
     </w:p>
     <w:p>
       <w:r>
@@ -3418,7 +3234,6 @@
         <w:t xml:space="preserve"> = </w:t>
       </w:r>
       <w:proofErr w:type="spellStart"/>
-      <w:proofErr w:type="gramStart"/>
       <w:r>
         <w:rPr>
           <w:b/>
@@ -3427,7 +3242,6 @@
         <w:t>e.NewPageIndex</w:t>
       </w:r>
       <w:proofErr w:type="spellEnd"/>
-      <w:proofErr w:type="gramEnd"/>
       <w:r>
         <w:rPr>
           <w:b/>
@@ -3720,15 +3534,7 @@
       </w:r>
       <w:proofErr w:type="spellEnd"/>
       <w:r>
-        <w:t xml:space="preserve">, el parámetro </w:t>
-      </w:r>
-      <w:proofErr w:type="gramStart"/>
-      <w:r>
-        <w:t>e</w:t>
-      </w:r>
-      <w:proofErr w:type="gramEnd"/>
-      <w:r>
-        <w:t xml:space="preserve"> es del tipo específico </w:t>
+        <w:t xml:space="preserve">, el parámetro e es del tipo específico </w:t>
       </w:r>
       <w:proofErr w:type="spellStart"/>
       <w:r>
@@ -4061,15 +3867,7 @@
       </w:r>
       <w:proofErr w:type="spellEnd"/>
       <w:r>
-        <w:t xml:space="preserve"> qué acción ejecutar evaluando la existencia de un parámetro identificador (</w:t>
-      </w:r>
-      <w:proofErr w:type="gramStart"/>
-      <w:r>
-        <w:t>ej. ?id</w:t>
-      </w:r>
-      <w:proofErr w:type="gramEnd"/>
-      <w:r>
-        <w:t xml:space="preserve">=X) en el </w:t>
+        <w:t xml:space="preserve"> qué acción ejecutar evaluando la existencia de un parámetro identificador (ej. ?id=X) en el </w:t>
       </w:r>
       <w:proofErr w:type="spellStart"/>
       <w:r>
@@ -4468,12 +4266,10 @@
         <w:t xml:space="preserve"> La mejor práctica de rendimiento web dicta que los datos de un formulario (como cadenas de texto o números) deben recolectarse localmente en el cliente y enviarse en una única petición al servidor mediante un control de envío (ej. &lt;</w:t>
       </w:r>
       <w:proofErr w:type="spellStart"/>
-      <w:proofErr w:type="gramStart"/>
       <w:r>
         <w:t>asp:Button</w:t>
       </w:r>
       <w:proofErr w:type="spellEnd"/>
-      <w:proofErr w:type="gramEnd"/>
       <w:r>
         <w:t xml:space="preserve"> ID="</w:t>
       </w:r>
@@ -4623,17 +4419,12 @@
         <w:t xml:space="preserve">). Es responsabilidad del desarrollador instanciar el objeto de dominio correspondiente (ej. new </w:t>
       </w:r>
       <w:proofErr w:type="spellStart"/>
-      <w:proofErr w:type="gramStart"/>
       <w:r>
         <w:t>Pokemon</w:t>
       </w:r>
       <w:proofErr w:type="spellEnd"/>
       <w:r>
-        <w:t>(</w:t>
-      </w:r>
-      <w:proofErr w:type="gramEnd"/>
-      <w:r>
-        <w:t xml:space="preserve">)) y realizar el mapeo manual, aplicando las conversiones de tipo necesarias (como </w:t>
+        <w:t xml:space="preserve">()) y realizar el mapeo manual, aplicando las conversiones de tipo necesarias (como </w:t>
       </w:r>
       <w:proofErr w:type="spellStart"/>
       <w:r>
@@ -4694,12 +4485,10 @@
         <w:t xml:space="preserve">). Para reconstruir las relaciones, se debe instanciar manualmente el objeto anidado e inyectarle dicho ID (ej. </w:t>
       </w:r>
       <w:proofErr w:type="spellStart"/>
-      <w:proofErr w:type="gramStart"/>
       <w:r>
         <w:t>nuevo.Tipo</w:t>
       </w:r>
       <w:proofErr w:type="spellEnd"/>
-      <w:proofErr w:type="gramEnd"/>
       <w:r>
         <w:t xml:space="preserve"> = new Elemento(); </w:t>
       </w:r>
@@ -5153,21 +4942,8 @@
       </w:r>
       <w:proofErr w:type="spellEnd"/>
       <w:r>
-        <w:t>["id"</w:t>
-      </w:r>
-      <w:proofErr w:type="gramStart"/>
-      <w:r>
-        <w:t>] .</w:t>
-      </w:r>
-      <w:proofErr w:type="gramEnd"/>
-      <w:r>
-        <w:t xml:space="preserve"> Si es nulo, es un Alta; si contiene un valor, es una </w:t>
-      </w:r>
-      <w:proofErr w:type="gramStart"/>
-      <w:r>
-        <w:t>Modificación .</w:t>
-      </w:r>
-      <w:proofErr w:type="gramEnd"/>
+        <w:t>["id"] . Si es nulo, es un Alta; si contiene un valor, es una Modificación .</w:t>
+      </w:r>
     </w:p>
     <w:p>
       <w:pPr>
@@ -5210,18 +4986,13 @@
         <w:t>es crítico</w:t>
       </w:r>
       <w:r>
-        <w:t xml:space="preserve"> que esta precarga ocurra exclusivamente </w:t>
-      </w:r>
-      <w:proofErr w:type="gramStart"/>
-      <w:r>
-        <w:t>cuando !</w:t>
+        <w:t xml:space="preserve"> que esta precarga ocurra exclusivamente cuando !</w:t>
       </w:r>
       <w:proofErr w:type="spellStart"/>
       <w:r>
         <w:t>IsPostBack</w:t>
       </w:r>
       <w:proofErr w:type="spellEnd"/>
-      <w:proofErr w:type="gramEnd"/>
       <w:r>
         <w:t xml:space="preserve"> es verdadero. Si se omite esta validación, al hacer clic en el botón "Aceptar", el ciclo de vida de la página ejecutará primero el </w:t>
       </w:r>
@@ -5432,13 +5203,8 @@
         <w:t>Manejo de Datos Sensibles:</w:t>
       </w:r>
       <w:r>
-        <w:t xml:space="preserve"> Para información crítica (como historiales de facturación, legajos o liquidaciones de sueldos), la eliminación física está completamente desaconsejada. La pérdida de trazabilidad en datos sensibles es inaceptable a nivel </w:t>
-      </w:r>
-      <w:proofErr w:type="gramStart"/>
-      <w:r>
-        <w:t>auditoría .</w:t>
-      </w:r>
-      <w:proofErr w:type="gramEnd"/>
+        <w:t xml:space="preserve"> Para información crítica (como historiales de facturación, legajos o liquidaciones de sueldos), la eliminación física está completamente desaconsejada. La pérdida de trazabilidad en datos sensibles es inaceptable a nivel auditoría .</w:t>
+      </w:r>
     </w:p>
     <w:p>
       <w:pPr>
@@ -5466,12 +5232,10 @@
         <w:t xml:space="preserve"> combinadas con un &lt;</w:t>
       </w:r>
       <w:proofErr w:type="spellStart"/>
-      <w:proofErr w:type="gramStart"/>
       <w:r>
         <w:t>asp:UpdatePanel</w:t>
       </w:r>
       <w:proofErr w:type="spellEnd"/>
-      <w:proofErr w:type="gramEnd"/>
       <w:r>
         <w:t xml:space="preserve">&gt;, es posible desplegar controles de confirmación dinámicos (como un </w:t>
       </w:r>
@@ -5587,19 +5351,9 @@
         </w:rPr>
         <w:t>Finalizado</w:t>
       </w:r>
-      <w:proofErr w:type="gramStart"/>
-      <w:r>
-        <w:t>) .</w:t>
-      </w:r>
-      <w:proofErr w:type="gramEnd"/>
-      <w:r>
-        <w:t xml:space="preserve"> Dependiendo de las reglas de negocio, un estado puede ser reversible (como activar/inactivar un producto) o irreversible (como cancelar un remito facturado</w:t>
-      </w:r>
-      <w:proofErr w:type="gramStart"/>
-      <w:r>
-        <w:t>) .</w:t>
-      </w:r>
-      <w:proofErr w:type="gramEnd"/>
+      <w:r>
+        <w:t>) . Dependiendo de las reglas de negocio, un estado puede ser reversible (como activar/inactivar un producto) o irreversible (como cancelar un remito facturado) .</w:t>
+      </w:r>
     </w:p>
     <w:p>
       <w:pPr>
@@ -5696,13 +5450,8 @@
       </w:r>
       <w:proofErr w:type="spellEnd"/>
       <w:r>
-        <w:t>["clave"]</w:t>
-      </w:r>
-      <w:proofErr w:type="gramStart"/>
-      <w:r>
-        <w:t>) .</w:t>
-      </w:r>
-      <w:proofErr w:type="gramEnd"/>
+        <w:t>["clave"]) .</w:t>
+      </w:r>
     </w:p>
     <w:p>
       <w:pPr>
@@ -5754,15 +5503,7 @@
         <w:t>negado</w:t>
       </w:r>
       <w:r>
-        <w:t xml:space="preserve"> del estado actual utilizando el </w:t>
-      </w:r>
-      <w:proofErr w:type="gramStart"/>
-      <w:r>
-        <w:t>operador !</w:t>
-      </w:r>
-      <w:proofErr w:type="gramEnd"/>
-      <w:r>
-        <w:t xml:space="preserve"> (NOT). Es decir: </w:t>
+        <w:t xml:space="preserve"> del estado actual utilizando el operador ! (NOT). Es decir: </w:t>
       </w:r>
       <w:proofErr w:type="spellStart"/>
       <w:r>
@@ -5770,18 +5511,13 @@
       </w:r>
       <w:proofErr w:type="spellEnd"/>
       <w:r>
-        <w:t xml:space="preserve"> </w:t>
-      </w:r>
-      <w:proofErr w:type="gramStart"/>
-      <w:r>
-        <w:t>= !</w:t>
+        <w:t xml:space="preserve"> = !</w:t>
       </w:r>
       <w:proofErr w:type="spellStart"/>
       <w:r>
         <w:t>estadoActual</w:t>
       </w:r>
       <w:proofErr w:type="spellEnd"/>
-      <w:proofErr w:type="gramEnd"/>
       <w:r>
         <w:t xml:space="preserve"> .</w:t>
       </w:r>
@@ -5809,10 +5545,7 @@
       </w:r>
       <w:proofErr w:type="spellEnd"/>
       <w:r>
-        <w:t xml:space="preserve"> activo = false). Esto permite extender la funcionalidad del método (ej. sirviendo tanto para eliminar como para reactivar) sin romper el código en las partes de la aplicación donde el método ya estaba siendo invocado sin ese </w:t>
-      </w:r>
-      <w:r>
-        <w:t>parámetro.</w:t>
+        <w:t xml:space="preserve"> activo = false). Esto permite extender la funcionalidad del método (ej. sirviendo tanto para eliminar como para reactivar) sin romper el código en las partes de la aplicación donde el método ya estaba siendo invocado sin ese parámetro.</w:t>
       </w:r>
     </w:p>
     <w:p/>
@@ -5850,15 +5583,7 @@
         <w:t>en memoria</w:t>
       </w:r>
       <w:r>
-        <w:t xml:space="preserve"> (lado del servidor web) en lugar de consultar repetidamente a la base de </w:t>
-      </w:r>
-      <w:proofErr w:type="gramStart"/>
-      <w:r>
-        <w:t>datos .</w:t>
-      </w:r>
-      <w:proofErr w:type="gramEnd"/>
-      <w:r>
-        <w:t xml:space="preserve"> Esto se logra persistiendo la colección original en el estado de sesión (</w:t>
+        <w:t xml:space="preserve"> (lado del servidor web) en lugar de consultar repetidamente a la base de datos . Esto se logra persistiendo la colección original en el estado de sesión (</w:t>
       </w:r>
       <w:proofErr w:type="spellStart"/>
       <w:r>
@@ -6021,12 +5746,10 @@
         <w:t xml:space="preserve">&lt;T&gt;). El predicado suele ser una expresión Lambda (ej. x =&gt; </w:t>
       </w:r>
       <w:proofErr w:type="spellStart"/>
-      <w:proofErr w:type="gramStart"/>
       <w:r>
         <w:t>x.Propiedad</w:t>
       </w:r>
       <w:proofErr w:type="spellEnd"/>
-      <w:proofErr w:type="gramEnd"/>
       <w:r>
         <w:t xml:space="preserve"> == valor), la cual itera internamente sobre la colección y retorna una nueva lista únicamente con los elementos que cumplen la condición.</w:t>
       </w:r>
@@ -6065,18 +5788,13 @@
       </w:r>
       <w:proofErr w:type="spellEnd"/>
       <w:r>
-        <w:t xml:space="preserve"> (diferencias entre mayúsculas y minúsculas), es imperativo normalizar tanto el valor de búsqueda como el dato del objeto antes de compararlos. La técnica estándar es convertir ambos valores a mayúsculas </w:t>
-      </w:r>
-      <w:proofErr w:type="gramStart"/>
-      <w:r>
-        <w:t>usando .</w:t>
+        <w:t xml:space="preserve"> (diferencias entre mayúsculas y minúsculas), es imperativo normalizar tanto el valor de búsqueda como el dato del objeto antes de compararlos. La técnica estándar es convertir ambos valores a mayúsculas usando .</w:t>
       </w:r>
       <w:proofErr w:type="spellStart"/>
       <w:r>
         <w:t>ToUpper</w:t>
       </w:r>
       <w:proofErr w:type="spellEnd"/>
-      <w:proofErr w:type="gramEnd"/>
       <w:r>
         <w:t xml:space="preserve">() (ej. </w:t>
       </w:r>
@@ -6408,10 +6126,7 @@
         <w:t>"¿Quién sos?"</w:t>
       </w:r>
       <w:r>
-        <w:t xml:space="preserve">. Es el proceso de validar las credenciales (usuario y contraseña) contra la base de datos para confirmar la identidad del </w:t>
-      </w:r>
-      <w:r>
-        <w:t>usuario.</w:t>
+        <w:t>. Es el proceso de validar las credenciales (usuario y contraseña) contra la base de datos para confirmar la identidad del usuario.</w:t>
       </w:r>
     </w:p>
     <w:p>
@@ -6466,10 +6181,7 @@
       </w:r>
       <w:proofErr w:type="spellEnd"/>
       <w:r>
-        <w:t xml:space="preserve"> o Normal) para permitir o denegar el acceso a ciertas pantallas o </w:t>
-      </w:r>
-      <w:r>
-        <w:t>funcionalidades.</w:t>
+        <w:t xml:space="preserve"> o Normal) para permitir o denegar el acceso a ciertas pantallas o funcionalidades.</w:t>
       </w:r>
     </w:p>
     <w:p>
@@ -6543,15 +6255,7 @@
       </w:r>
       <w:proofErr w:type="spellEnd"/>
       <w:r>
-        <w:t>["usuario"</w:t>
-      </w:r>
-      <w:proofErr w:type="gramStart"/>
-      <w:r>
-        <w:t>] !</w:t>
-      </w:r>
-      <w:proofErr w:type="gramEnd"/>
-      <w:r>
-        <w:t xml:space="preserve">= </w:t>
+        <w:t xml:space="preserve">["usuario"] != </w:t>
       </w:r>
       <w:proofErr w:type="spellStart"/>
       <w:r>
@@ -6617,13 +6321,7 @@
       </w:r>
       <w:proofErr w:type="spellEnd"/>
       <w:r>
-        <w:t xml:space="preserve"> es un tipo de dato especial que permite definir un conjunto de constantes con </w:t>
-      </w:r>
-      <w:r>
-        <w:t>nombre.</w:t>
-      </w:r>
-      <w:r>
-        <w:t xml:space="preserve"> Es ideal para manejar perfiles de usuario (ej. Normal = 1, </w:t>
+        <w:t xml:space="preserve"> es un tipo de dato especial que permite definir un conjunto de constantes con nombre. Es ideal para manejar perfiles de usuario (ej. Normal = 1, </w:t>
       </w:r>
       <w:proofErr w:type="spellStart"/>
       <w:r>
@@ -6650,12 +6348,10 @@
         <w:t xml:space="preserve"> (</w:t>
       </w:r>
       <w:proofErr w:type="spellStart"/>
-      <w:proofErr w:type="gramStart"/>
       <w:r>
         <w:t>usuario.TipoUsuario</w:t>
       </w:r>
       <w:proofErr w:type="spellEnd"/>
-      <w:proofErr w:type="gramEnd"/>
       <w:r>
         <w:t xml:space="preserve"> == </w:t>
       </w:r>
@@ -6787,12 +6483,10 @@
         <w:t xml:space="preserve"> Es una herramienta avanzada que nos permite interceptar los datos que están siendo afectados por una instrucción INSERT, UPDATE o DELETE. Para recuperar el ID recién creado, modificamos nuestro comando agregando OUTPUT </w:t>
       </w:r>
       <w:proofErr w:type="spellStart"/>
-      <w:proofErr w:type="gramStart"/>
       <w:r>
         <w:t>inserted.Id</w:t>
       </w:r>
       <w:proofErr w:type="spellEnd"/>
-      <w:proofErr w:type="gramEnd"/>
       <w:r>
         <w:t xml:space="preserve"> justo después del INSERT INTO y antes del VALUES.</w:t>
       </w:r>
@@ -6813,7 +6507,6 @@
         <w:t xml:space="preserve">El Método </w:t>
       </w:r>
       <w:proofErr w:type="spellStart"/>
-      <w:proofErr w:type="gramStart"/>
       <w:r>
         <w:rPr>
           <w:b/>
@@ -6827,15 +6520,7 @@
           <w:b/>
           <w:bCs/>
         </w:rPr>
-        <w:t>(</w:t>
-      </w:r>
-      <w:proofErr w:type="gramEnd"/>
-      <w:r>
-        <w:rPr>
-          <w:b/>
-          <w:bCs/>
-        </w:rPr>
-        <w:t>) en ADO.NET:</w:t>
+        <w:t>() en ADO.NET:</w:t>
       </w:r>
       <w:r>
         <w:t xml:space="preserve"> Hasta ahora, para operaciones de escritura (ABM), usábamos </w:t>
@@ -6849,17 +6534,12 @@
         <w:t xml:space="preserve">() (que solo devuelve la cantidad de filas afectadas). Para capturar el dato único que nos devuelve la cláusula OUTPUT, debemos utilizar el método </w:t>
       </w:r>
       <w:proofErr w:type="spellStart"/>
-      <w:proofErr w:type="gramStart"/>
       <w:r>
         <w:t>ExecuteScalar</w:t>
       </w:r>
       <w:proofErr w:type="spellEnd"/>
       <w:r>
-        <w:t>(</w:t>
-      </w:r>
-      <w:proofErr w:type="gramEnd"/>
-      <w:r>
-        <w:t xml:space="preserve">) del objeto </w:t>
+        <w:t xml:space="preserve">() del objeto </w:t>
       </w:r>
       <w:proofErr w:type="spellStart"/>
       <w:r>
@@ -6877,15 +6557,7 @@
         <w:t>únicamente la primera columna de la primera fila</w:t>
       </w:r>
       <w:r>
-        <w:t xml:space="preserve"> del </w:t>
-      </w:r>
-      <w:proofErr w:type="gramStart"/>
-      <w:r>
-        <w:t>resultado .</w:t>
-      </w:r>
-      <w:proofErr w:type="gramEnd"/>
-      <w:r>
-        <w:t xml:space="preserve"> Como devuelve un tipo genérico </w:t>
+        <w:t xml:space="preserve"> del resultado . Como devuelve un tipo genérico </w:t>
       </w:r>
       <w:proofErr w:type="spellStart"/>
       <w:r>
@@ -6999,6 +6671,508 @@
       </w:pPr>
       <w:r>
         <w:t>Disparo de eventos asíncronos o notificaciones (ej. Envío de Email de bienvenida).</w:t>
+      </w:r>
+    </w:p>
+    <w:p>
+      <w:r>
+        <w:rPr>
+          <w:b/>
+          <w:bCs/>
+        </w:rPr>
+        <w:t>TEMA: Entornos de Prueba (Sandbox) vs. Producción en Servicios de Terceros (SaaS)</w:t>
+      </w:r>
+    </w:p>
+    <w:p>
+      <w:pPr>
+        <w:numPr>
+          <w:ilvl w:val="0"/>
+          <w:numId w:val="30"/>
+        </w:numPr>
+      </w:pPr>
+      <w:r>
+        <w:rPr>
+          <w:b/>
+          <w:bCs/>
+        </w:rPr>
+        <w:t>El concepto de Sandbox:</w:t>
+      </w:r>
+      <w:r>
+        <w:t xml:space="preserve"> En el desarrollo de software, un "Sandbox" (caja de arena) es un entorno aislado de pruebas que imita el comportamiento del sistema real, pero sin causar efectos en el mundo físico o en usuarios reales. En el contexto del envío de emails (como </w:t>
+      </w:r>
+      <w:proofErr w:type="spellStart"/>
+      <w:r>
+        <w:t>Mailtrap</w:t>
+      </w:r>
+      <w:proofErr w:type="spellEnd"/>
+      <w:r>
+        <w:t xml:space="preserve">), el Sandbox permite a los desarrolladores verificar que el código SMTP funciona, que las credenciales son válidas y que el HTML del correo se renderiza correctamente, </w:t>
+      </w:r>
+      <w:r>
+        <w:rPr>
+          <w:i/>
+          <w:iCs/>
+        </w:rPr>
+        <w:t>sin</w:t>
+      </w:r>
+      <w:r>
+        <w:t xml:space="preserve"> enviar realmente el correo a la bandeja de entrada del destinatario final.</w:t>
+      </w:r>
+    </w:p>
+    <w:p>
+      <w:pPr>
+        <w:numPr>
+          <w:ilvl w:val="0"/>
+          <w:numId w:val="30"/>
+        </w:numPr>
+      </w:pPr>
+      <w:r>
+        <w:rPr>
+          <w:b/>
+          <w:bCs/>
+        </w:rPr>
+        <w:t>Ventajas del Sandbox en Desarrollo:</w:t>
+      </w:r>
+      <w:r>
+        <w:t xml:space="preserve"> 1. Evita el envío accidental de correos de prueba ("spam de desarrollo") a clientes reales. 2. Permite usar correos electrónicos inventados o de prueba (ej. test@test.com) sabiendo que el correo será interceptado por la plataforma. 3. Valida la correcta construcción del objeto </w:t>
+      </w:r>
+      <w:proofErr w:type="spellStart"/>
+      <w:r>
+        <w:t>MailMessage</w:t>
+      </w:r>
+      <w:proofErr w:type="spellEnd"/>
+      <w:r>
+        <w:t xml:space="preserve"> y la ausencia de excepciones de red (</w:t>
+      </w:r>
+      <w:proofErr w:type="spellStart"/>
+      <w:r>
+        <w:t>SmtpException</w:t>
+      </w:r>
+      <w:proofErr w:type="spellEnd"/>
+      <w:r>
+        <w:t>).</w:t>
+      </w:r>
+    </w:p>
+    <w:p>
+      <w:pPr>
+        <w:numPr>
+          <w:ilvl w:val="0"/>
+          <w:numId w:val="30"/>
+        </w:numPr>
+      </w:pPr>
+      <w:r>
+        <w:rPr>
+          <w:b/>
+          <w:bCs/>
+        </w:rPr>
+        <w:t>Transición a Producción (Email API / SMTP Real):</w:t>
+      </w:r>
+      <w:r>
+        <w:t xml:space="preserve"> Cuando una aplicación está lista para ser publicada (</w:t>
+      </w:r>
+      <w:proofErr w:type="spellStart"/>
+      <w:r>
+        <w:t>deploy</w:t>
+      </w:r>
+      <w:proofErr w:type="spellEnd"/>
+      <w:r>
+        <w:t xml:space="preserve">), se debe abandonar el entorno Sandbox. Servicios como </w:t>
+      </w:r>
+      <w:proofErr w:type="spellStart"/>
+      <w:r>
+        <w:t>Mailtrap</w:t>
+      </w:r>
+      <w:proofErr w:type="spellEnd"/>
+      <w:r>
+        <w:t xml:space="preserve"> ofrecen opciones de "Producción" (Email API), las cuales requieren la configuración y verificación criptográfica de un dominio real (ej. midominio.com) modificando los registros DNS (</w:t>
+      </w:r>
+      <w:proofErr w:type="spellStart"/>
+      <w:r>
+        <w:t>Domain</w:t>
+      </w:r>
+      <w:proofErr w:type="spellEnd"/>
+      <w:r>
+        <w:t xml:space="preserve"> </w:t>
+      </w:r>
+      <w:proofErr w:type="spellStart"/>
+      <w:r>
+        <w:t>Name</w:t>
+      </w:r>
+      <w:proofErr w:type="spellEnd"/>
+      <w:r>
+        <w:t xml:space="preserve"> </w:t>
+      </w:r>
+      <w:proofErr w:type="spellStart"/>
+      <w:r>
+        <w:t>System</w:t>
+      </w:r>
+      <w:proofErr w:type="spellEnd"/>
+      <w:r>
+        <w:t>) del proveedor de hosting. Una vez verificado el dominio, el servicio provee nuevas credenciales SMTP definitivas para el envío real de correos.</w:t>
+      </w:r>
+    </w:p>
+    <w:p>
+      <w:pPr>
+        <w:numPr>
+          <w:ilvl w:val="0"/>
+          <w:numId w:val="30"/>
+        </w:numPr>
+      </w:pPr>
+      <w:r>
+        <w:rPr>
+          <w:b/>
+          <w:bCs/>
+        </w:rPr>
+        <w:t>Políticas de Seguridad Actuales:</w:t>
+      </w:r>
+      <w:r>
+        <w:t xml:space="preserve"> Es importante destacar que los proveedores de correo tradicionales (como Gmail) han endurecido sus políticas de seguridad (ej. a partir de mayo de 2022), restringiendo o bloqueando el uso de "aplicaciones menos seguras" mediante autenticación básica (usuario/contraseña pura), empujando a la industria a utilizar servicios transaccionales dedicados (SaaS) como </w:t>
+      </w:r>
+      <w:proofErr w:type="spellStart"/>
+      <w:r>
+        <w:t>Mailtrap</w:t>
+      </w:r>
+      <w:proofErr w:type="spellEnd"/>
+      <w:r>
+        <w:t xml:space="preserve">, </w:t>
+      </w:r>
+      <w:proofErr w:type="spellStart"/>
+      <w:r>
+        <w:t>SendGrid</w:t>
+      </w:r>
+      <w:proofErr w:type="spellEnd"/>
+      <w:r>
+        <w:t xml:space="preserve"> o configuraciones con contraseñas de aplicación / OAuth2.</w:t>
+      </w:r>
+    </w:p>
+    <w:p>
+      <w:r>
+        <w:rPr>
+          <w:b/>
+          <w:bCs/>
+        </w:rPr>
+        <w:t>TEMA: Autenticación, Autorización y Seguridad Centralizada en ASP.NET</w:t>
+      </w:r>
+    </w:p>
+    <w:p>
+      <w:pPr>
+        <w:numPr>
+          <w:ilvl w:val="0"/>
+          <w:numId w:val="31"/>
+        </w:numPr>
+      </w:pPr>
+      <w:r>
+        <w:rPr>
+          <w:b/>
+          <w:bCs/>
+        </w:rPr>
+        <w:t>Autenticación vs. Autorización:</w:t>
+      </w:r>
+      <w:r>
+        <w:t xml:space="preserve"> Son dos conceptos complementarios pero distintos en seguridad informática. La </w:t>
+      </w:r>
+      <w:r>
+        <w:rPr>
+          <w:b/>
+          <w:bCs/>
+        </w:rPr>
+        <w:t>Autenticación</w:t>
+      </w:r>
+      <w:r>
+        <w:t xml:space="preserve"> es verificar </w:t>
+      </w:r>
+      <w:r>
+        <w:rPr>
+          <w:i/>
+          <w:iCs/>
+        </w:rPr>
+        <w:t>quién es</w:t>
+      </w:r>
+      <w:r>
+        <w:t xml:space="preserve"> el usuario (ej. validar el Email y </w:t>
+      </w:r>
+      <w:proofErr w:type="spellStart"/>
+      <w:r>
+        <w:t>Password</w:t>
+      </w:r>
+      <w:proofErr w:type="spellEnd"/>
+      <w:r>
+        <w:t xml:space="preserve"> contra la base de datos mediante un SELECT) . La </w:t>
+      </w:r>
+      <w:r>
+        <w:rPr>
+          <w:b/>
+          <w:bCs/>
+        </w:rPr>
+        <w:t>Autorización</w:t>
+      </w:r>
+      <w:r>
+        <w:t xml:space="preserve"> es verificar </w:t>
+      </w:r>
+      <w:r>
+        <w:rPr>
+          <w:i/>
+          <w:iCs/>
+        </w:rPr>
+        <w:t xml:space="preserve">qué </w:t>
+      </w:r>
+      <w:r>
+        <w:rPr>
+          <w:i/>
+          <w:iCs/>
+        </w:rPr>
+        <w:lastRenderedPageBreak/>
+        <w:t>puede hacer</w:t>
+      </w:r>
+      <w:r>
+        <w:t xml:space="preserve"> ese usuario autenticado (ej. validar si la propiedad </w:t>
+      </w:r>
+      <w:proofErr w:type="spellStart"/>
+      <w:r>
+        <w:t>Admin</w:t>
+      </w:r>
+      <w:proofErr w:type="spellEnd"/>
+      <w:r>
+        <w:t xml:space="preserve"> es true para dejarlo entrar a la lista de administración) .</w:t>
+      </w:r>
+    </w:p>
+    <w:p>
+      <w:pPr>
+        <w:numPr>
+          <w:ilvl w:val="0"/>
+          <w:numId w:val="31"/>
+        </w:numPr>
+      </w:pPr>
+      <w:r>
+        <w:rPr>
+          <w:b/>
+          <w:bCs/>
+        </w:rPr>
+        <w:t>Manejo de Estado (</w:t>
+      </w:r>
+      <w:proofErr w:type="spellStart"/>
+      <w:r>
+        <w:rPr>
+          <w:b/>
+          <w:bCs/>
+        </w:rPr>
+        <w:t>Session</w:t>
+      </w:r>
+      <w:proofErr w:type="spellEnd"/>
+      <w:r>
+        <w:rPr>
+          <w:b/>
+          <w:bCs/>
+        </w:rPr>
+        <w:t>):</w:t>
+      </w:r>
+      <w:r>
+        <w:t xml:space="preserve"> HTTP es un protocolo "sin estado" (</w:t>
+      </w:r>
+      <w:proofErr w:type="spellStart"/>
+      <w:r>
+        <w:t>stateless</w:t>
+      </w:r>
+      <w:proofErr w:type="spellEnd"/>
+      <w:r>
+        <w:t xml:space="preserve">), lo que significa que olvida al usuario en cada clic. Para mantener la sesión iniciada, guardamos el objeto </w:t>
+      </w:r>
+      <w:proofErr w:type="spellStart"/>
+      <w:r>
+        <w:t>Trainee</w:t>
+      </w:r>
+      <w:proofErr w:type="spellEnd"/>
+      <w:r>
+        <w:t xml:space="preserve"> autenticado dentro de la variable global </w:t>
+      </w:r>
+      <w:proofErr w:type="spellStart"/>
+      <w:r>
+        <w:t>Session</w:t>
+      </w:r>
+      <w:proofErr w:type="spellEnd"/>
+      <w:r>
+        <w:t>["</w:t>
+      </w:r>
+      <w:proofErr w:type="spellStart"/>
+      <w:r>
+        <w:t>trainee</w:t>
+      </w:r>
+      <w:proofErr w:type="spellEnd"/>
+      <w:r>
+        <w:t>"]. Si este objeto existe y su ID es distinto de 0, el usuario está "</w:t>
+      </w:r>
+      <w:proofErr w:type="spellStart"/>
+      <w:r>
+        <w:t>logueado</w:t>
+      </w:r>
+      <w:proofErr w:type="spellEnd"/>
+      <w:r>
+        <w:t>" .</w:t>
+      </w:r>
+    </w:p>
+    <w:p>
+      <w:pPr>
+        <w:numPr>
+          <w:ilvl w:val="0"/>
+          <w:numId w:val="31"/>
+        </w:numPr>
+      </w:pPr>
+      <w:r>
+        <w:rPr>
+          <w:b/>
+          <w:bCs/>
+        </w:rPr>
+        <w:t xml:space="preserve">Clases </w:t>
+      </w:r>
+      <w:proofErr w:type="spellStart"/>
+      <w:r>
+        <w:rPr>
+          <w:b/>
+          <w:bCs/>
+        </w:rPr>
+        <w:t>Helper</w:t>
+      </w:r>
+      <w:proofErr w:type="spellEnd"/>
+      <w:r>
+        <w:rPr>
+          <w:b/>
+          <w:bCs/>
+        </w:rPr>
+        <w:t xml:space="preserve"> y Métodos Estáticos (</w:t>
+      </w:r>
+      <w:proofErr w:type="spellStart"/>
+      <w:r>
+        <w:rPr>
+          <w:b/>
+          <w:bCs/>
+        </w:rPr>
+        <w:t>static</w:t>
+      </w:r>
+      <w:proofErr w:type="spellEnd"/>
+      <w:r>
+        <w:rPr>
+          <w:b/>
+          <w:bCs/>
+        </w:rPr>
+        <w:t>):</w:t>
+      </w:r>
+      <w:r>
+        <w:t xml:space="preserve"> Para no repetir la misma lógica de validación de seguridad en cada una de las pantallas de la aplicación, se crea una clase auxiliar (</w:t>
+      </w:r>
+      <w:proofErr w:type="spellStart"/>
+      <w:r>
+        <w:t>Helper</w:t>
+      </w:r>
+      <w:proofErr w:type="spellEnd"/>
+      <w:r>
+        <w:t xml:space="preserve">) llamada Seguridad. Al declarar sus métodos como </w:t>
+      </w:r>
+      <w:proofErr w:type="spellStart"/>
+      <w:r>
+        <w:t>public</w:t>
+      </w:r>
+      <w:proofErr w:type="spellEnd"/>
+      <w:r>
+        <w:t xml:space="preserve"> </w:t>
+      </w:r>
+      <w:proofErr w:type="spellStart"/>
+      <w:r>
+        <w:t>static</w:t>
+      </w:r>
+      <w:proofErr w:type="spellEnd"/>
+      <w:r>
+        <w:t xml:space="preserve">, podemos invocarlos directamente escribiendo </w:t>
+      </w:r>
+      <w:proofErr w:type="spellStart"/>
+      <w:r>
+        <w:t>Seguridad.SesionActiva</w:t>
+      </w:r>
+      <w:proofErr w:type="spellEnd"/>
+      <w:r>
+        <w:t>() sin necesidad de instanciar la clase con la palabra reservada new .</w:t>
+      </w:r>
+    </w:p>
+    <w:p>
+      <w:pPr>
+        <w:numPr>
+          <w:ilvl w:val="0"/>
+          <w:numId w:val="31"/>
+        </w:numPr>
+      </w:pPr>
+      <w:r>
+        <w:rPr>
+          <w:b/>
+          <w:bCs/>
+        </w:rPr>
+        <w:t>Seguridad Centralizada (Master Page vs. Page Load):</w:t>
+      </w:r>
+      <w:r>
+        <w:t xml:space="preserve"> El ciclo de vida de ASP.NET ejecuta el evento </w:t>
+      </w:r>
+      <w:proofErr w:type="spellStart"/>
+      <w:r>
+        <w:t>Page_Load</w:t>
+      </w:r>
+      <w:proofErr w:type="spellEnd"/>
+      <w:r>
+        <w:t xml:space="preserve"> de la Master Page </w:t>
+      </w:r>
+      <w:r>
+        <w:rPr>
+          <w:i/>
+          <w:iCs/>
+        </w:rPr>
+        <w:t>antes</w:t>
+      </w:r>
+      <w:r>
+        <w:t xml:space="preserve"> que el evento </w:t>
+      </w:r>
+      <w:proofErr w:type="spellStart"/>
+      <w:r>
+        <w:t>Page_Load</w:t>
+      </w:r>
+      <w:proofErr w:type="spellEnd"/>
+      <w:r>
+        <w:t xml:space="preserve"> de la página individual (ej. MiPerfil.aspx). Por lo tanto, el mejor lugar para colocar el "patovica" general es la Master Page . Para evitar que la seguridad bloquee pantallas públicas (como el </w:t>
+      </w:r>
+      <w:proofErr w:type="spellStart"/>
+      <w:r>
+        <w:t>Login</w:t>
+      </w:r>
+      <w:proofErr w:type="spellEnd"/>
+      <w:r>
+        <w:t xml:space="preserve"> o el Registro), se evalúa dinámicamente qué página se está solicitando utilizando la palabra reservada </w:t>
+      </w:r>
+      <w:proofErr w:type="spellStart"/>
+      <w:r>
+        <w:t>is</w:t>
+      </w:r>
+      <w:proofErr w:type="spellEnd"/>
+      <w:r>
+        <w:t xml:space="preserve"> (ej. </w:t>
+      </w:r>
+      <w:proofErr w:type="spellStart"/>
+      <w:r>
+        <w:t>if</w:t>
+      </w:r>
+      <w:proofErr w:type="spellEnd"/>
+      <w:r>
+        <w:t xml:space="preserve"> (!(Page </w:t>
+      </w:r>
+      <w:proofErr w:type="spellStart"/>
+      <w:r>
+        <w:t>is</w:t>
+      </w:r>
+      <w:proofErr w:type="spellEnd"/>
+      <w:r>
+        <w:t xml:space="preserve"> </w:t>
+      </w:r>
+      <w:proofErr w:type="spellStart"/>
+      <w:r>
+        <w:t>Login</w:t>
+      </w:r>
+      <w:proofErr w:type="spellEnd"/>
+      <w:r>
+        <w:t>))) .</w:t>
       </w:r>
     </w:p>
     <w:p/>
@@ -9236,6 +9410,155 @@
     </w:lvl>
   </w:abstractNum>
   <w:abstractNum w:abstractNumId="15" w15:restartNumberingAfterBreak="0">
+    <w:nsid w:val="44F82DB6"/>
+    <w:multiLevelType w:val="multilevel"/>
+    <w:tmpl w:val="B590C8E6"/>
+    <w:lvl w:ilvl="0">
+      <w:start w:val="1"/>
+      <w:numFmt w:val="bullet"/>
+      <w:lvlText w:val=""/>
+      <w:lvlJc w:val="left"/>
+      <w:pPr>
+        <w:tabs>
+          <w:tab w:val="num" w:pos="720"/>
+        </w:tabs>
+        <w:ind w:left="720" w:hanging="360"/>
+      </w:pPr>
+      <w:rPr>
+        <w:rFonts w:ascii="Symbol" w:hAnsi="Symbol" w:hint="default"/>
+        <w:sz w:val="20"/>
+      </w:rPr>
+    </w:lvl>
+    <w:lvl w:ilvl="1" w:tentative="1">
+      <w:start w:val="1"/>
+      <w:numFmt w:val="bullet"/>
+      <w:lvlText w:val="o"/>
+      <w:lvlJc w:val="left"/>
+      <w:pPr>
+        <w:tabs>
+          <w:tab w:val="num" w:pos="1440"/>
+        </w:tabs>
+        <w:ind w:left="1440" w:hanging="360"/>
+      </w:pPr>
+      <w:rPr>
+        <w:rFonts w:ascii="Courier New" w:hAnsi="Courier New" w:hint="default"/>
+        <w:sz w:val="20"/>
+      </w:rPr>
+    </w:lvl>
+    <w:lvl w:ilvl="2" w:tentative="1">
+      <w:start w:val="1"/>
+      <w:numFmt w:val="bullet"/>
+      <w:lvlText w:val=""/>
+      <w:lvlJc w:val="left"/>
+      <w:pPr>
+        <w:tabs>
+          <w:tab w:val="num" w:pos="2160"/>
+        </w:tabs>
+        <w:ind w:left="2160" w:hanging="360"/>
+      </w:pPr>
+      <w:rPr>
+        <w:rFonts w:ascii="Wingdings" w:hAnsi="Wingdings" w:hint="default"/>
+        <w:sz w:val="20"/>
+      </w:rPr>
+    </w:lvl>
+    <w:lvl w:ilvl="3" w:tentative="1">
+      <w:start w:val="1"/>
+      <w:numFmt w:val="bullet"/>
+      <w:lvlText w:val=""/>
+      <w:lvlJc w:val="left"/>
+      <w:pPr>
+        <w:tabs>
+          <w:tab w:val="num" w:pos="2880"/>
+        </w:tabs>
+        <w:ind w:left="2880" w:hanging="360"/>
+      </w:pPr>
+      <w:rPr>
+        <w:rFonts w:ascii="Wingdings" w:hAnsi="Wingdings" w:hint="default"/>
+        <w:sz w:val="20"/>
+      </w:rPr>
+    </w:lvl>
+    <w:lvl w:ilvl="4" w:tentative="1">
+      <w:start w:val="1"/>
+      <w:numFmt w:val="bullet"/>
+      <w:lvlText w:val=""/>
+      <w:lvlJc w:val="left"/>
+      <w:pPr>
+        <w:tabs>
+          <w:tab w:val="num" w:pos="3600"/>
+        </w:tabs>
+        <w:ind w:left="3600" w:hanging="360"/>
+      </w:pPr>
+      <w:rPr>
+        <w:rFonts w:ascii="Wingdings" w:hAnsi="Wingdings" w:hint="default"/>
+        <w:sz w:val="20"/>
+      </w:rPr>
+    </w:lvl>
+    <w:lvl w:ilvl="5" w:tentative="1">
+      <w:start w:val="1"/>
+      <w:numFmt w:val="bullet"/>
+      <w:lvlText w:val=""/>
+      <w:lvlJc w:val="left"/>
+      <w:pPr>
+        <w:tabs>
+          <w:tab w:val="num" w:pos="4320"/>
+        </w:tabs>
+        <w:ind w:left="4320" w:hanging="360"/>
+      </w:pPr>
+      <w:rPr>
+        <w:rFonts w:ascii="Wingdings" w:hAnsi="Wingdings" w:hint="default"/>
+        <w:sz w:val="20"/>
+      </w:rPr>
+    </w:lvl>
+    <w:lvl w:ilvl="6" w:tentative="1">
+      <w:start w:val="1"/>
+      <w:numFmt w:val="bullet"/>
+      <w:lvlText w:val=""/>
+      <w:lvlJc w:val="left"/>
+      <w:pPr>
+        <w:tabs>
+          <w:tab w:val="num" w:pos="5040"/>
+        </w:tabs>
+        <w:ind w:left="5040" w:hanging="360"/>
+      </w:pPr>
+      <w:rPr>
+        <w:rFonts w:ascii="Wingdings" w:hAnsi="Wingdings" w:hint="default"/>
+        <w:sz w:val="20"/>
+      </w:rPr>
+    </w:lvl>
+    <w:lvl w:ilvl="7" w:tentative="1">
+      <w:start w:val="1"/>
+      <w:numFmt w:val="bullet"/>
+      <w:lvlText w:val=""/>
+      <w:lvlJc w:val="left"/>
+      <w:pPr>
+        <w:tabs>
+          <w:tab w:val="num" w:pos="5760"/>
+        </w:tabs>
+        <w:ind w:left="5760" w:hanging="360"/>
+      </w:pPr>
+      <w:rPr>
+        <w:rFonts w:ascii="Wingdings" w:hAnsi="Wingdings" w:hint="default"/>
+        <w:sz w:val="20"/>
+      </w:rPr>
+    </w:lvl>
+    <w:lvl w:ilvl="8" w:tentative="1">
+      <w:start w:val="1"/>
+      <w:numFmt w:val="bullet"/>
+      <w:lvlText w:val=""/>
+      <w:lvlJc w:val="left"/>
+      <w:pPr>
+        <w:tabs>
+          <w:tab w:val="num" w:pos="6480"/>
+        </w:tabs>
+        <w:ind w:left="6480" w:hanging="360"/>
+      </w:pPr>
+      <w:rPr>
+        <w:rFonts w:ascii="Wingdings" w:hAnsi="Wingdings" w:hint="default"/>
+        <w:sz w:val="20"/>
+      </w:rPr>
+    </w:lvl>
+  </w:abstractNum>
+  <w:abstractNum w:abstractNumId="16" w15:restartNumberingAfterBreak="0">
     <w:nsid w:val="45FE6ABD"/>
     <w:multiLevelType w:val="multilevel"/>
     <w:tmpl w:val="1F9611C0"/>
@@ -9384,7 +9707,7 @@
       </w:rPr>
     </w:lvl>
   </w:abstractNum>
-  <w:abstractNum w:abstractNumId="16" w15:restartNumberingAfterBreak="0">
+  <w:abstractNum w:abstractNumId="17" w15:restartNumberingAfterBreak="0">
     <w:nsid w:val="47A256AC"/>
     <w:multiLevelType w:val="multilevel"/>
     <w:tmpl w:val="94784BE8"/>
@@ -9533,7 +9856,7 @@
       </w:rPr>
     </w:lvl>
   </w:abstractNum>
-  <w:abstractNum w:abstractNumId="17" w15:restartNumberingAfterBreak="0">
+  <w:abstractNum w:abstractNumId="18" w15:restartNumberingAfterBreak="0">
     <w:nsid w:val="496B4294"/>
     <w:multiLevelType w:val="multilevel"/>
     <w:tmpl w:val="EEAAA56C"/>
@@ -9682,7 +10005,7 @@
       </w:rPr>
     </w:lvl>
   </w:abstractNum>
-  <w:abstractNum w:abstractNumId="18" w15:restartNumberingAfterBreak="0">
+  <w:abstractNum w:abstractNumId="19" w15:restartNumberingAfterBreak="0">
     <w:nsid w:val="4C5B7A63"/>
     <w:multiLevelType w:val="multilevel"/>
     <w:tmpl w:val="0E2AA2F4"/>
@@ -9831,7 +10154,156 @@
       </w:rPr>
     </w:lvl>
   </w:abstractNum>
-  <w:abstractNum w:abstractNumId="19" w15:restartNumberingAfterBreak="0">
+  <w:abstractNum w:abstractNumId="20" w15:restartNumberingAfterBreak="0">
+    <w:nsid w:val="54D116A9"/>
+    <w:multiLevelType w:val="multilevel"/>
+    <w:tmpl w:val="170CA37A"/>
+    <w:lvl w:ilvl="0">
+      <w:start w:val="1"/>
+      <w:numFmt w:val="bullet"/>
+      <w:lvlText w:val=""/>
+      <w:lvlJc w:val="left"/>
+      <w:pPr>
+        <w:tabs>
+          <w:tab w:val="num" w:pos="720"/>
+        </w:tabs>
+        <w:ind w:left="720" w:hanging="360"/>
+      </w:pPr>
+      <w:rPr>
+        <w:rFonts w:ascii="Symbol" w:hAnsi="Symbol" w:hint="default"/>
+        <w:sz w:val="20"/>
+      </w:rPr>
+    </w:lvl>
+    <w:lvl w:ilvl="1" w:tentative="1">
+      <w:start w:val="1"/>
+      <w:numFmt w:val="bullet"/>
+      <w:lvlText w:val="o"/>
+      <w:lvlJc w:val="left"/>
+      <w:pPr>
+        <w:tabs>
+          <w:tab w:val="num" w:pos="1440"/>
+        </w:tabs>
+        <w:ind w:left="1440" w:hanging="360"/>
+      </w:pPr>
+      <w:rPr>
+        <w:rFonts w:ascii="Courier New" w:hAnsi="Courier New" w:hint="default"/>
+        <w:sz w:val="20"/>
+      </w:rPr>
+    </w:lvl>
+    <w:lvl w:ilvl="2" w:tentative="1">
+      <w:start w:val="1"/>
+      <w:numFmt w:val="bullet"/>
+      <w:lvlText w:val=""/>
+      <w:lvlJc w:val="left"/>
+      <w:pPr>
+        <w:tabs>
+          <w:tab w:val="num" w:pos="2160"/>
+        </w:tabs>
+        <w:ind w:left="2160" w:hanging="360"/>
+      </w:pPr>
+      <w:rPr>
+        <w:rFonts w:ascii="Wingdings" w:hAnsi="Wingdings" w:hint="default"/>
+        <w:sz w:val="20"/>
+      </w:rPr>
+    </w:lvl>
+    <w:lvl w:ilvl="3" w:tentative="1">
+      <w:start w:val="1"/>
+      <w:numFmt w:val="bullet"/>
+      <w:lvlText w:val=""/>
+      <w:lvlJc w:val="left"/>
+      <w:pPr>
+        <w:tabs>
+          <w:tab w:val="num" w:pos="2880"/>
+        </w:tabs>
+        <w:ind w:left="2880" w:hanging="360"/>
+      </w:pPr>
+      <w:rPr>
+        <w:rFonts w:ascii="Wingdings" w:hAnsi="Wingdings" w:hint="default"/>
+        <w:sz w:val="20"/>
+      </w:rPr>
+    </w:lvl>
+    <w:lvl w:ilvl="4" w:tentative="1">
+      <w:start w:val="1"/>
+      <w:numFmt w:val="bullet"/>
+      <w:lvlText w:val=""/>
+      <w:lvlJc w:val="left"/>
+      <w:pPr>
+        <w:tabs>
+          <w:tab w:val="num" w:pos="3600"/>
+        </w:tabs>
+        <w:ind w:left="3600" w:hanging="360"/>
+      </w:pPr>
+      <w:rPr>
+        <w:rFonts w:ascii="Wingdings" w:hAnsi="Wingdings" w:hint="default"/>
+        <w:sz w:val="20"/>
+      </w:rPr>
+    </w:lvl>
+    <w:lvl w:ilvl="5" w:tentative="1">
+      <w:start w:val="1"/>
+      <w:numFmt w:val="bullet"/>
+      <w:lvlText w:val=""/>
+      <w:lvlJc w:val="left"/>
+      <w:pPr>
+        <w:tabs>
+          <w:tab w:val="num" w:pos="4320"/>
+        </w:tabs>
+        <w:ind w:left="4320" w:hanging="360"/>
+      </w:pPr>
+      <w:rPr>
+        <w:rFonts w:ascii="Wingdings" w:hAnsi="Wingdings" w:hint="default"/>
+        <w:sz w:val="20"/>
+      </w:rPr>
+    </w:lvl>
+    <w:lvl w:ilvl="6" w:tentative="1">
+      <w:start w:val="1"/>
+      <w:numFmt w:val="bullet"/>
+      <w:lvlText w:val=""/>
+      <w:lvlJc w:val="left"/>
+      <w:pPr>
+        <w:tabs>
+          <w:tab w:val="num" w:pos="5040"/>
+        </w:tabs>
+        <w:ind w:left="5040" w:hanging="360"/>
+      </w:pPr>
+      <w:rPr>
+        <w:rFonts w:ascii="Wingdings" w:hAnsi="Wingdings" w:hint="default"/>
+        <w:sz w:val="20"/>
+      </w:rPr>
+    </w:lvl>
+    <w:lvl w:ilvl="7" w:tentative="1">
+      <w:start w:val="1"/>
+      <w:numFmt w:val="bullet"/>
+      <w:lvlText w:val=""/>
+      <w:lvlJc w:val="left"/>
+      <w:pPr>
+        <w:tabs>
+          <w:tab w:val="num" w:pos="5760"/>
+        </w:tabs>
+        <w:ind w:left="5760" w:hanging="360"/>
+      </w:pPr>
+      <w:rPr>
+        <w:rFonts w:ascii="Wingdings" w:hAnsi="Wingdings" w:hint="default"/>
+        <w:sz w:val="20"/>
+      </w:rPr>
+    </w:lvl>
+    <w:lvl w:ilvl="8" w:tentative="1">
+      <w:start w:val="1"/>
+      <w:numFmt w:val="bullet"/>
+      <w:lvlText w:val=""/>
+      <w:lvlJc w:val="left"/>
+      <w:pPr>
+        <w:tabs>
+          <w:tab w:val="num" w:pos="6480"/>
+        </w:tabs>
+        <w:ind w:left="6480" w:hanging="360"/>
+      </w:pPr>
+      <w:rPr>
+        <w:rFonts w:ascii="Wingdings" w:hAnsi="Wingdings" w:hint="default"/>
+        <w:sz w:val="20"/>
+      </w:rPr>
+    </w:lvl>
+  </w:abstractNum>
+  <w:abstractNum w:abstractNumId="21" w15:restartNumberingAfterBreak="0">
     <w:nsid w:val="5AFF2E8D"/>
     <w:multiLevelType w:val="multilevel"/>
     <w:tmpl w:val="00E82A94"/>
@@ -9980,7 +10452,7 @@
       </w:rPr>
     </w:lvl>
   </w:abstractNum>
-  <w:abstractNum w:abstractNumId="20" w15:restartNumberingAfterBreak="0">
+  <w:abstractNum w:abstractNumId="22" w15:restartNumberingAfterBreak="0">
     <w:nsid w:val="5C491D25"/>
     <w:multiLevelType w:val="multilevel"/>
     <w:tmpl w:val="83B68182"/>
@@ -10129,7 +10601,7 @@
       </w:rPr>
     </w:lvl>
   </w:abstractNum>
-  <w:abstractNum w:abstractNumId="21" w15:restartNumberingAfterBreak="0">
+  <w:abstractNum w:abstractNumId="23" w15:restartNumberingAfterBreak="0">
     <w:nsid w:val="5D612526"/>
     <w:multiLevelType w:val="multilevel"/>
     <w:tmpl w:val="DB62DC76"/>
@@ -10278,7 +10750,7 @@
       </w:rPr>
     </w:lvl>
   </w:abstractNum>
-  <w:abstractNum w:abstractNumId="22" w15:restartNumberingAfterBreak="0">
+  <w:abstractNum w:abstractNumId="24" w15:restartNumberingAfterBreak="0">
     <w:nsid w:val="63FC054C"/>
     <w:multiLevelType w:val="multilevel"/>
     <w:tmpl w:val="D00A9D0A"/>
@@ -10423,7 +10895,7 @@
       </w:rPr>
     </w:lvl>
   </w:abstractNum>
-  <w:abstractNum w:abstractNumId="23" w15:restartNumberingAfterBreak="0">
+  <w:abstractNum w:abstractNumId="25" w15:restartNumberingAfterBreak="0">
     <w:nsid w:val="6DBF7670"/>
     <w:multiLevelType w:val="multilevel"/>
     <w:tmpl w:val="CC963EBA"/>
@@ -10572,7 +11044,7 @@
       </w:rPr>
     </w:lvl>
   </w:abstractNum>
-  <w:abstractNum w:abstractNumId="24" w15:restartNumberingAfterBreak="0">
+  <w:abstractNum w:abstractNumId="26" w15:restartNumberingAfterBreak="0">
     <w:nsid w:val="6F4C7C29"/>
     <w:multiLevelType w:val="multilevel"/>
     <w:tmpl w:val="0CC08082"/>
@@ -10685,7 +11157,7 @@
       </w:pPr>
     </w:lvl>
   </w:abstractNum>
-  <w:abstractNum w:abstractNumId="25" w15:restartNumberingAfterBreak="0">
+  <w:abstractNum w:abstractNumId="27" w15:restartNumberingAfterBreak="0">
     <w:nsid w:val="71B169B8"/>
     <w:multiLevelType w:val="multilevel"/>
     <w:tmpl w:val="124416DC"/>
@@ -10830,7 +11302,7 @@
       </w:rPr>
     </w:lvl>
   </w:abstractNum>
-  <w:abstractNum w:abstractNumId="26" w15:restartNumberingAfterBreak="0">
+  <w:abstractNum w:abstractNumId="28" w15:restartNumberingAfterBreak="0">
     <w:nsid w:val="71DD7274"/>
     <w:multiLevelType w:val="multilevel"/>
     <w:tmpl w:val="2C645D04"/>
@@ -10943,7 +11415,7 @@
       </w:pPr>
     </w:lvl>
   </w:abstractNum>
-  <w:abstractNum w:abstractNumId="27" w15:restartNumberingAfterBreak="0">
+  <w:abstractNum w:abstractNumId="29" w15:restartNumberingAfterBreak="0">
     <w:nsid w:val="72380DDF"/>
     <w:multiLevelType w:val="multilevel"/>
     <w:tmpl w:val="B9CC6108"/>
@@ -11092,7 +11564,7 @@
       </w:rPr>
     </w:lvl>
   </w:abstractNum>
-  <w:abstractNum w:abstractNumId="28" w15:restartNumberingAfterBreak="0">
+  <w:abstractNum w:abstractNumId="30" w15:restartNumberingAfterBreak="0">
     <w:nsid w:val="73E15FBD"/>
     <w:multiLevelType w:val="multilevel"/>
     <w:tmpl w:val="481E18CC"/>
@@ -11244,7 +11716,7 @@
     <w:abstractNumId w:val="4"/>
   </w:num>
   <w:num w:numId="3" w16cid:durableId="564411841">
-    <w:abstractNumId w:val="21"/>
+    <w:abstractNumId w:val="23"/>
   </w:num>
   <w:num w:numId="4" w16cid:durableId="495222279">
     <w:abstractNumId w:val="12"/>
@@ -11259,10 +11731,10 @@
     <w:abstractNumId w:val="9"/>
   </w:num>
   <w:num w:numId="8" w16cid:durableId="1905289728">
-    <w:abstractNumId w:val="23"/>
+    <w:abstractNumId w:val="25"/>
   </w:num>
   <w:num w:numId="9" w16cid:durableId="903224478">
-    <w:abstractNumId w:val="24"/>
+    <w:abstractNumId w:val="26"/>
   </w:num>
   <w:num w:numId="10" w16cid:durableId="1389456004">
     <w:abstractNumId w:val="1"/>
@@ -11277,52 +11749,58 @@
     <w:abstractNumId w:val="10"/>
   </w:num>
   <w:num w:numId="14" w16cid:durableId="1263025117">
+    <w:abstractNumId w:val="18"/>
+  </w:num>
+  <w:num w:numId="15" w16cid:durableId="1706708101">
+    <w:abstractNumId w:val="28"/>
+  </w:num>
+  <w:num w:numId="16" w16cid:durableId="1900166956">
+    <w:abstractNumId w:val="21"/>
+  </w:num>
+  <w:num w:numId="17" w16cid:durableId="1088618782">
     <w:abstractNumId w:val="17"/>
   </w:num>
-  <w:num w:numId="15" w16cid:durableId="1706708101">
-    <w:abstractNumId w:val="26"/>
-  </w:num>
-  <w:num w:numId="16" w16cid:durableId="1900166956">
-    <w:abstractNumId w:val="19"/>
-  </w:num>
-  <w:num w:numId="17" w16cid:durableId="1088618782">
-    <w:abstractNumId w:val="16"/>
-  </w:num>
   <w:num w:numId="18" w16cid:durableId="891696317">
-    <w:abstractNumId w:val="25"/>
+    <w:abstractNumId w:val="27"/>
   </w:num>
   <w:num w:numId="19" w16cid:durableId="1852720404">
-    <w:abstractNumId w:val="27"/>
+    <w:abstractNumId w:val="29"/>
   </w:num>
   <w:num w:numId="20" w16cid:durableId="2080328687">
     <w:abstractNumId w:val="14"/>
   </w:num>
   <w:num w:numId="21" w16cid:durableId="2061400506">
-    <w:abstractNumId w:val="22"/>
+    <w:abstractNumId w:val="24"/>
   </w:num>
   <w:num w:numId="22" w16cid:durableId="322779506">
     <w:abstractNumId w:val="11"/>
   </w:num>
   <w:num w:numId="23" w16cid:durableId="1742749278">
-    <w:abstractNumId w:val="20"/>
+    <w:abstractNumId w:val="22"/>
   </w:num>
   <w:num w:numId="24" w16cid:durableId="1272977281">
     <w:abstractNumId w:val="7"/>
   </w:num>
   <w:num w:numId="25" w16cid:durableId="1997803170">
-    <w:abstractNumId w:val="18"/>
+    <w:abstractNumId w:val="19"/>
   </w:num>
   <w:num w:numId="26" w16cid:durableId="268512735">
     <w:abstractNumId w:val="5"/>
   </w:num>
   <w:num w:numId="27" w16cid:durableId="638652703">
-    <w:abstractNumId w:val="15"/>
+    <w:abstractNumId w:val="16"/>
   </w:num>
   <w:num w:numId="28" w16cid:durableId="95559940">
     <w:abstractNumId w:val="8"/>
   </w:num>
   <w:num w:numId="29" w16cid:durableId="1757095926">
-    <w:abstractNumId w:val="28"/>
+    <w:abstractNumId w:val="30"/>
+  </w:num>
+  <w:num w:numId="30" w16cid:durableId="1616064062">
+    <w:abstractNumId w:val="15"/>
+  </w:num>
+  <w:num w:numId="31" w16cid:durableId="351957631">
+    <w:abstractNumId w:val="20"/>
   </w:num>
 </w:numbering>
 </file>

--- a/Unidad 5 - Pokedex Web/Documentación de Pokedex.docx
+++ b/Unidad 5 - Pokedex Web/Documentación de Pokedex.docx
@@ -7173,6 +7173,245 @@
       <w:proofErr w:type="spellEnd"/>
       <w:r>
         <w:t>))) .</w:t>
+      </w:r>
+    </w:p>
+    <w:p>
+      <w:r>
+        <w:t xml:space="preserve">Una clase </w:t>
+      </w:r>
+      <w:r>
+        <w:rPr>
+          <w:b/>
+          <w:bCs/>
+        </w:rPr>
+        <w:t>estática</w:t>
+      </w:r>
+      <w:r>
+        <w:t xml:space="preserve"> (</w:t>
+      </w:r>
+      <w:proofErr w:type="spellStart"/>
+      <w:r>
+        <w:t>static</w:t>
+      </w:r>
+      <w:proofErr w:type="spellEnd"/>
+      <w:r>
+        <w:t>) en C# es aquella que no puede ser instanciada (no se puede usar new). Se carga en memoria una sola vez por dominio de aplicación. Se utiliza idealmente para crear "Clases Utilitarias" (</w:t>
+      </w:r>
+      <w:proofErr w:type="spellStart"/>
+      <w:r>
+        <w:t>Helpers</w:t>
+      </w:r>
+      <w:proofErr w:type="spellEnd"/>
+      <w:r>
+        <w:t>), las cuales agrupan métodos que realizan cálculos o evaluaciones lógicas independientes sin necesidad de almacenar el estado interno de un objeto.</w:t>
+      </w:r>
+    </w:p>
+    <w:p>
+      <w:r>
+        <w:rPr>
+          <w:b/>
+          <w:bCs/>
+        </w:rPr>
+        <w:t xml:space="preserve">TEMA: Experiencia de Usuario (UX) - </w:t>
+      </w:r>
+      <w:proofErr w:type="spellStart"/>
+      <w:r>
+        <w:rPr>
+          <w:b/>
+          <w:bCs/>
+        </w:rPr>
+        <w:t>AutoLogin</w:t>
+      </w:r>
+      <w:proofErr w:type="spellEnd"/>
+      <w:r>
+        <w:rPr>
+          <w:b/>
+          <w:bCs/>
+        </w:rPr>
+        <w:t xml:space="preserve"> y Gestión Visual de Sesiones</w:t>
+      </w:r>
+    </w:p>
+    <w:p>
+      <w:pPr>
+        <w:numPr>
+          <w:ilvl w:val="0"/>
+          <w:numId w:val="32"/>
+        </w:numPr>
+      </w:pPr>
+      <w:proofErr w:type="spellStart"/>
+      <w:r>
+        <w:rPr>
+          <w:b/>
+          <w:bCs/>
+        </w:rPr>
+        <w:t>AutoLogin</w:t>
+      </w:r>
+      <w:proofErr w:type="spellEnd"/>
+      <w:r>
+        <w:rPr>
+          <w:b/>
+          <w:bCs/>
+        </w:rPr>
+        <w:t xml:space="preserve"> Post-Registro:</w:t>
+      </w:r>
+      <w:r>
+        <w:t xml:space="preserve"> En aplicaciones web modernas, obligar a un usuario a pasar por la pantalla de </w:t>
+      </w:r>
+      <w:proofErr w:type="spellStart"/>
+      <w:r>
+        <w:t>Login</w:t>
+      </w:r>
+      <w:proofErr w:type="spellEnd"/>
+      <w:r>
+        <w:t xml:space="preserve"> inmediatamente después de haber completado exitosamente el formulario de Registro es considerado una mala práctica de Experiencia de Usuario (UX). Para evitar esta fricción, se implementa el "</w:t>
+      </w:r>
+      <w:proofErr w:type="spellStart"/>
+      <w:r>
+        <w:t>AutoLogin</w:t>
+      </w:r>
+      <w:proofErr w:type="spellEnd"/>
+      <w:r>
+        <w:t>": una vez que el alta en la base de datos es exitosa, el sistema toma las credenciales recién creadas (junto con el ID generado mediante la cláusula OUTPUT) y construye manualmente la sesión (</w:t>
+      </w:r>
+      <w:proofErr w:type="spellStart"/>
+      <w:r>
+        <w:t>Session.Add</w:t>
+      </w:r>
+      <w:proofErr w:type="spellEnd"/>
+      <w:r>
+        <w:t>) antes de redirigir al usuario al inicio.</w:t>
+      </w:r>
+    </w:p>
+    <w:p>
+      <w:pPr>
+        <w:numPr>
+          <w:ilvl w:val="0"/>
+          <w:numId w:val="32"/>
+        </w:numPr>
+      </w:pPr>
+      <w:r>
+        <w:rPr>
+          <w:b/>
+          <w:bCs/>
+        </w:rPr>
+        <w:t>Destrucción de la Sesión (</w:t>
+      </w:r>
+      <w:proofErr w:type="spellStart"/>
+      <w:r>
+        <w:rPr>
+          <w:b/>
+          <w:bCs/>
+        </w:rPr>
+        <w:t>Logout</w:t>
+      </w:r>
+      <w:proofErr w:type="spellEnd"/>
+      <w:r>
+        <w:rPr>
+          <w:b/>
+          <w:bCs/>
+        </w:rPr>
+        <w:t>):</w:t>
+      </w:r>
+      <w:r>
+        <w:t xml:space="preserve"> Para implementar una funcionalidad segura de "Salir" o "Cerrar Sesión", no basta con eliminar un solo objeto de la memoria. Se debe utilizar el método </w:t>
+      </w:r>
+      <w:proofErr w:type="spellStart"/>
+      <w:r>
+        <w:t>Session.Clear</w:t>
+      </w:r>
+      <w:proofErr w:type="spellEnd"/>
+      <w:r>
+        <w:t xml:space="preserve">() del </w:t>
+      </w:r>
+      <w:proofErr w:type="spellStart"/>
+      <w:r>
+        <w:t>framework</w:t>
+      </w:r>
+      <w:proofErr w:type="spellEnd"/>
+      <w:r>
+        <w:t xml:space="preserve"> ASP.NET. Este método vacía completamente el diccionario de la sesión actual, eliminando no solo los datos de autenticación del usuario, sino cualquier otro dato temporal o lista almacenada en memoria, garantizando un cierre limpio y seguro.</w:t>
+      </w:r>
+    </w:p>
+    <w:p>
+      <w:pPr>
+        <w:numPr>
+          <w:ilvl w:val="0"/>
+          <w:numId w:val="32"/>
+        </w:numPr>
+      </w:pPr>
+      <w:r>
+        <w:rPr>
+          <w:b/>
+          <w:bCs/>
+        </w:rPr>
+        <w:t>Renderizado Condicional en ASP.NET (Front-</w:t>
+      </w:r>
+      <w:proofErr w:type="spellStart"/>
+      <w:r>
+        <w:rPr>
+          <w:b/>
+          <w:bCs/>
+        </w:rPr>
+        <w:t>end</w:t>
+      </w:r>
+      <w:proofErr w:type="spellEnd"/>
+      <w:r>
+        <w:rPr>
+          <w:b/>
+          <w:bCs/>
+        </w:rPr>
+        <w:t>):</w:t>
+      </w:r>
+      <w:r>
+        <w:t xml:space="preserve"> Para mejorar la interfaz gráfica según el estado de autenticación, se pueden utilizar bloques condicionales (&lt;% </w:t>
+      </w:r>
+      <w:proofErr w:type="spellStart"/>
+      <w:r>
+        <w:t>if</w:t>
+      </w:r>
+      <w:proofErr w:type="spellEnd"/>
+      <w:r>
+        <w:t xml:space="preserve">(...) { } </w:t>
+      </w:r>
+      <w:proofErr w:type="spellStart"/>
+      <w:r>
+        <w:t>else</w:t>
+      </w:r>
+      <w:proofErr w:type="spellEnd"/>
+      <w:r>
+        <w:t xml:space="preserve"> { } %&gt;) directamente en el código HTML (archivo .</w:t>
+      </w:r>
+      <w:proofErr w:type="spellStart"/>
+      <w:r>
+        <w:t>aspx</w:t>
+      </w:r>
+      <w:proofErr w:type="spellEnd"/>
+      <w:r>
+        <w:t xml:space="preserve"> o .Master). Al invocar métodos estáticos de seguridad (como </w:t>
+      </w:r>
+      <w:proofErr w:type="spellStart"/>
+      <w:r>
+        <w:t>Seguridad.sesionActiva</w:t>
+      </w:r>
+      <w:proofErr w:type="spellEnd"/>
+      <w:r>
+        <w:t>()), el servidor determina qué bloque de HTML (</w:t>
+      </w:r>
+      <w:proofErr w:type="spellStart"/>
+      <w:r>
+        <w:t>ej</w:t>
+      </w:r>
+      <w:proofErr w:type="spellEnd"/>
+      <w:r>
+        <w:t xml:space="preserve">: botones de </w:t>
+      </w:r>
+      <w:proofErr w:type="spellStart"/>
+      <w:r>
+        <w:t>Login</w:t>
+      </w:r>
+      <w:proofErr w:type="spellEnd"/>
+      <w:r>
+        <w:t>/Registro vs. botón de Salir) se enviará al navegador del cliente.</w:t>
       </w:r>
     </w:p>
     <w:p/>
@@ -10896,6 +11135,155 @@
     </w:lvl>
   </w:abstractNum>
   <w:abstractNum w:abstractNumId="25" w15:restartNumberingAfterBreak="0">
+    <w:nsid w:val="69221DCE"/>
+    <w:multiLevelType w:val="multilevel"/>
+    <w:tmpl w:val="3C58754E"/>
+    <w:lvl w:ilvl="0">
+      <w:start w:val="1"/>
+      <w:numFmt w:val="bullet"/>
+      <w:lvlText w:val=""/>
+      <w:lvlJc w:val="left"/>
+      <w:pPr>
+        <w:tabs>
+          <w:tab w:val="num" w:pos="720"/>
+        </w:tabs>
+        <w:ind w:left="720" w:hanging="360"/>
+      </w:pPr>
+      <w:rPr>
+        <w:rFonts w:ascii="Symbol" w:hAnsi="Symbol" w:hint="default"/>
+        <w:sz w:val="20"/>
+      </w:rPr>
+    </w:lvl>
+    <w:lvl w:ilvl="1" w:tentative="1">
+      <w:start w:val="1"/>
+      <w:numFmt w:val="bullet"/>
+      <w:lvlText w:val="o"/>
+      <w:lvlJc w:val="left"/>
+      <w:pPr>
+        <w:tabs>
+          <w:tab w:val="num" w:pos="1440"/>
+        </w:tabs>
+        <w:ind w:left="1440" w:hanging="360"/>
+      </w:pPr>
+      <w:rPr>
+        <w:rFonts w:ascii="Courier New" w:hAnsi="Courier New" w:hint="default"/>
+        <w:sz w:val="20"/>
+      </w:rPr>
+    </w:lvl>
+    <w:lvl w:ilvl="2" w:tentative="1">
+      <w:start w:val="1"/>
+      <w:numFmt w:val="bullet"/>
+      <w:lvlText w:val=""/>
+      <w:lvlJc w:val="left"/>
+      <w:pPr>
+        <w:tabs>
+          <w:tab w:val="num" w:pos="2160"/>
+        </w:tabs>
+        <w:ind w:left="2160" w:hanging="360"/>
+      </w:pPr>
+      <w:rPr>
+        <w:rFonts w:ascii="Wingdings" w:hAnsi="Wingdings" w:hint="default"/>
+        <w:sz w:val="20"/>
+      </w:rPr>
+    </w:lvl>
+    <w:lvl w:ilvl="3" w:tentative="1">
+      <w:start w:val="1"/>
+      <w:numFmt w:val="bullet"/>
+      <w:lvlText w:val=""/>
+      <w:lvlJc w:val="left"/>
+      <w:pPr>
+        <w:tabs>
+          <w:tab w:val="num" w:pos="2880"/>
+        </w:tabs>
+        <w:ind w:left="2880" w:hanging="360"/>
+      </w:pPr>
+      <w:rPr>
+        <w:rFonts w:ascii="Wingdings" w:hAnsi="Wingdings" w:hint="default"/>
+        <w:sz w:val="20"/>
+      </w:rPr>
+    </w:lvl>
+    <w:lvl w:ilvl="4" w:tentative="1">
+      <w:start w:val="1"/>
+      <w:numFmt w:val="bullet"/>
+      <w:lvlText w:val=""/>
+      <w:lvlJc w:val="left"/>
+      <w:pPr>
+        <w:tabs>
+          <w:tab w:val="num" w:pos="3600"/>
+        </w:tabs>
+        <w:ind w:left="3600" w:hanging="360"/>
+      </w:pPr>
+      <w:rPr>
+        <w:rFonts w:ascii="Wingdings" w:hAnsi="Wingdings" w:hint="default"/>
+        <w:sz w:val="20"/>
+      </w:rPr>
+    </w:lvl>
+    <w:lvl w:ilvl="5" w:tentative="1">
+      <w:start w:val="1"/>
+      <w:numFmt w:val="bullet"/>
+      <w:lvlText w:val=""/>
+      <w:lvlJc w:val="left"/>
+      <w:pPr>
+        <w:tabs>
+          <w:tab w:val="num" w:pos="4320"/>
+        </w:tabs>
+        <w:ind w:left="4320" w:hanging="360"/>
+      </w:pPr>
+      <w:rPr>
+        <w:rFonts w:ascii="Wingdings" w:hAnsi="Wingdings" w:hint="default"/>
+        <w:sz w:val="20"/>
+      </w:rPr>
+    </w:lvl>
+    <w:lvl w:ilvl="6" w:tentative="1">
+      <w:start w:val="1"/>
+      <w:numFmt w:val="bullet"/>
+      <w:lvlText w:val=""/>
+      <w:lvlJc w:val="left"/>
+      <w:pPr>
+        <w:tabs>
+          <w:tab w:val="num" w:pos="5040"/>
+        </w:tabs>
+        <w:ind w:left="5040" w:hanging="360"/>
+      </w:pPr>
+      <w:rPr>
+        <w:rFonts w:ascii="Wingdings" w:hAnsi="Wingdings" w:hint="default"/>
+        <w:sz w:val="20"/>
+      </w:rPr>
+    </w:lvl>
+    <w:lvl w:ilvl="7" w:tentative="1">
+      <w:start w:val="1"/>
+      <w:numFmt w:val="bullet"/>
+      <w:lvlText w:val=""/>
+      <w:lvlJc w:val="left"/>
+      <w:pPr>
+        <w:tabs>
+          <w:tab w:val="num" w:pos="5760"/>
+        </w:tabs>
+        <w:ind w:left="5760" w:hanging="360"/>
+      </w:pPr>
+      <w:rPr>
+        <w:rFonts w:ascii="Wingdings" w:hAnsi="Wingdings" w:hint="default"/>
+        <w:sz w:val="20"/>
+      </w:rPr>
+    </w:lvl>
+    <w:lvl w:ilvl="8" w:tentative="1">
+      <w:start w:val="1"/>
+      <w:numFmt w:val="bullet"/>
+      <w:lvlText w:val=""/>
+      <w:lvlJc w:val="left"/>
+      <w:pPr>
+        <w:tabs>
+          <w:tab w:val="num" w:pos="6480"/>
+        </w:tabs>
+        <w:ind w:left="6480" w:hanging="360"/>
+      </w:pPr>
+      <w:rPr>
+        <w:rFonts w:ascii="Wingdings" w:hAnsi="Wingdings" w:hint="default"/>
+        <w:sz w:val="20"/>
+      </w:rPr>
+    </w:lvl>
+  </w:abstractNum>
+  <w:abstractNum w:abstractNumId="26" w15:restartNumberingAfterBreak="0">
     <w:nsid w:val="6DBF7670"/>
     <w:multiLevelType w:val="multilevel"/>
     <w:tmpl w:val="CC963EBA"/>
@@ -11044,7 +11432,7 @@
       </w:rPr>
     </w:lvl>
   </w:abstractNum>
-  <w:abstractNum w:abstractNumId="26" w15:restartNumberingAfterBreak="0">
+  <w:abstractNum w:abstractNumId="27" w15:restartNumberingAfterBreak="0">
     <w:nsid w:val="6F4C7C29"/>
     <w:multiLevelType w:val="multilevel"/>
     <w:tmpl w:val="0CC08082"/>
@@ -11157,7 +11545,7 @@
       </w:pPr>
     </w:lvl>
   </w:abstractNum>
-  <w:abstractNum w:abstractNumId="27" w15:restartNumberingAfterBreak="0">
+  <w:abstractNum w:abstractNumId="28" w15:restartNumberingAfterBreak="0">
     <w:nsid w:val="71B169B8"/>
     <w:multiLevelType w:val="multilevel"/>
     <w:tmpl w:val="124416DC"/>
@@ -11302,7 +11690,7 @@
       </w:rPr>
     </w:lvl>
   </w:abstractNum>
-  <w:abstractNum w:abstractNumId="28" w15:restartNumberingAfterBreak="0">
+  <w:abstractNum w:abstractNumId="29" w15:restartNumberingAfterBreak="0">
     <w:nsid w:val="71DD7274"/>
     <w:multiLevelType w:val="multilevel"/>
     <w:tmpl w:val="2C645D04"/>
@@ -11415,7 +11803,7 @@
       </w:pPr>
     </w:lvl>
   </w:abstractNum>
-  <w:abstractNum w:abstractNumId="29" w15:restartNumberingAfterBreak="0">
+  <w:abstractNum w:abstractNumId="30" w15:restartNumberingAfterBreak="0">
     <w:nsid w:val="72380DDF"/>
     <w:multiLevelType w:val="multilevel"/>
     <w:tmpl w:val="B9CC6108"/>
@@ -11564,7 +11952,7 @@
       </w:rPr>
     </w:lvl>
   </w:abstractNum>
-  <w:abstractNum w:abstractNumId="30" w15:restartNumberingAfterBreak="0">
+  <w:abstractNum w:abstractNumId="31" w15:restartNumberingAfterBreak="0">
     <w:nsid w:val="73E15FBD"/>
     <w:multiLevelType w:val="multilevel"/>
     <w:tmpl w:val="481E18CC"/>
@@ -11731,10 +12119,10 @@
     <w:abstractNumId w:val="9"/>
   </w:num>
   <w:num w:numId="8" w16cid:durableId="1905289728">
-    <w:abstractNumId w:val="25"/>
+    <w:abstractNumId w:val="26"/>
   </w:num>
   <w:num w:numId="9" w16cid:durableId="903224478">
-    <w:abstractNumId w:val="26"/>
+    <w:abstractNumId w:val="27"/>
   </w:num>
   <w:num w:numId="10" w16cid:durableId="1389456004">
     <w:abstractNumId w:val="1"/>
@@ -11752,7 +12140,7 @@
     <w:abstractNumId w:val="18"/>
   </w:num>
   <w:num w:numId="15" w16cid:durableId="1706708101">
-    <w:abstractNumId w:val="28"/>
+    <w:abstractNumId w:val="29"/>
   </w:num>
   <w:num w:numId="16" w16cid:durableId="1900166956">
     <w:abstractNumId w:val="21"/>
@@ -11761,10 +12149,10 @@
     <w:abstractNumId w:val="17"/>
   </w:num>
   <w:num w:numId="18" w16cid:durableId="891696317">
-    <w:abstractNumId w:val="27"/>
+    <w:abstractNumId w:val="28"/>
   </w:num>
   <w:num w:numId="19" w16cid:durableId="1852720404">
-    <w:abstractNumId w:val="29"/>
+    <w:abstractNumId w:val="30"/>
   </w:num>
   <w:num w:numId="20" w16cid:durableId="2080328687">
     <w:abstractNumId w:val="14"/>
@@ -11794,13 +12182,16 @@
     <w:abstractNumId w:val="8"/>
   </w:num>
   <w:num w:numId="29" w16cid:durableId="1757095926">
-    <w:abstractNumId w:val="30"/>
+    <w:abstractNumId w:val="31"/>
   </w:num>
   <w:num w:numId="30" w16cid:durableId="1616064062">
     <w:abstractNumId w:val="15"/>
   </w:num>
   <w:num w:numId="31" w16cid:durableId="351957631">
     <w:abstractNumId w:val="20"/>
+  </w:num>
+  <w:num w:numId="32" w16cid:durableId="1445613649">
+    <w:abstractNumId w:val="25"/>
   </w:num>
 </w:numbering>
 </file>

--- a/Unidad 5 - Pokedex Web/Documentación de Pokedex.docx
+++ b/Unidad 5 - Pokedex Web/Documentación de Pokedex.docx
@@ -7329,7 +7329,15 @@
       </w:r>
       <w:proofErr w:type="spellEnd"/>
       <w:r>
-        <w:t xml:space="preserve"> ASP.NET. Este método vacía completamente el diccionario de la sesión actual, eliminando no solo los datos de autenticación del usuario, sino cualquier otro dato temporal o lista almacenada en memoria, garantizando un cierre limpio y seguro.</w:t>
+        <w:t xml:space="preserve"> ASP.NET. Este </w:t>
+      </w:r>
+      <w:proofErr w:type="gramStart"/>
+      <w:r>
+        <w:t>método vacía completamente</w:t>
+      </w:r>
+      <w:proofErr w:type="gramEnd"/>
+      <w:r>
+        <w:t xml:space="preserve"> el diccionario de la sesión actual, eliminando no solo los datos de autenticación del usuario, sino cualquier otro dato temporal o lista almacenada en memoria, garantizando un cierre limpio y seguro.</w:t>
       </w:r>
     </w:p>
     <w:p>
@@ -7371,7 +7379,15 @@
       </w:r>
       <w:proofErr w:type="spellEnd"/>
       <w:r>
-        <w:t xml:space="preserve">(...) { } </w:t>
+        <w:t xml:space="preserve">(...) </w:t>
+      </w:r>
+      <w:proofErr w:type="gramStart"/>
+      <w:r>
+        <w:t>{ }</w:t>
+      </w:r>
+      <w:proofErr w:type="gramEnd"/>
+      <w:r>
+        <w:t xml:space="preserve"> </w:t>
       </w:r>
       <w:proofErr w:type="spellStart"/>
       <w:r>
@@ -7413,6 +7429,395 @@
       <w:r>
         <w:t>/Registro vs. botón de Salir) se enviará al navegador del cliente.</w:t>
       </w:r>
+    </w:p>
+    <w:p>
+      <w:pPr>
+        <w:rPr>
+          <w:b/>
+          <w:bCs/>
+        </w:rPr>
+      </w:pPr>
+    </w:p>
+    <w:p>
+      <w:r>
+        <w:rPr>
+          <w:b/>
+          <w:bCs/>
+        </w:rPr>
+        <w:lastRenderedPageBreak/>
+        <w:t xml:space="preserve">TEMA: Gestión de Archivos (File </w:t>
+      </w:r>
+      <w:proofErr w:type="spellStart"/>
+      <w:r>
+        <w:rPr>
+          <w:b/>
+          <w:bCs/>
+        </w:rPr>
+        <w:t>Uploading</w:t>
+      </w:r>
+      <w:proofErr w:type="spellEnd"/>
+      <w:r>
+        <w:rPr>
+          <w:b/>
+          <w:bCs/>
+        </w:rPr>
+        <w:t>) y Rutas en ASP.NET</w:t>
+      </w:r>
+    </w:p>
+    <w:p>
+      <w:pPr>
+        <w:numPr>
+          <w:ilvl w:val="0"/>
+          <w:numId w:val="33"/>
+        </w:numPr>
+      </w:pPr>
+      <w:r>
+        <w:rPr>
+          <w:b/>
+          <w:bCs/>
+        </w:rPr>
+        <w:t>Almacenamiento de Archivos:</w:t>
+      </w:r>
+      <w:r>
+        <w:t xml:space="preserve"> En aplicaciones web, es una mala práctica guardar archivos binarios pesados (como imágenes o </w:t>
+      </w:r>
+      <w:proofErr w:type="spellStart"/>
+      <w:r>
+        <w:t>PDFs</w:t>
+      </w:r>
+      <w:proofErr w:type="spellEnd"/>
+      <w:r>
+        <w:t>) directamente dentro de una columna de la base de datos. La convención estándar de la industria es guardar el archivo físico en un directorio (carpeta) del servidor web y guardar únicamente una referencia (el nombre del archivo o su ruta relativa) en la base de datos.</w:t>
+      </w:r>
+    </w:p>
+    <w:p>
+      <w:pPr>
+        <w:numPr>
+          <w:ilvl w:val="0"/>
+          <w:numId w:val="33"/>
+        </w:numPr>
+      </w:pPr>
+      <w:r>
+        <w:rPr>
+          <w:b/>
+          <w:bCs/>
+        </w:rPr>
+        <w:t>Rutas Físicas vs. Rutas Virtuales:</w:t>
+      </w:r>
+      <w:r>
+        <w:t xml:space="preserve"> * </w:t>
+      </w:r>
+      <w:r>
+        <w:rPr>
+          <w:b/>
+          <w:bCs/>
+        </w:rPr>
+        <w:t>Ruta Física (Escritura):</w:t>
+      </w:r>
+      <w:r>
+        <w:t xml:space="preserve"> Es la ubicación real en el disco duro del servidor (</w:t>
+      </w:r>
+      <w:proofErr w:type="spellStart"/>
+      <w:r>
+        <w:t>ej</w:t>
+      </w:r>
+      <w:proofErr w:type="spellEnd"/>
+      <w:r>
+        <w:t xml:space="preserve">: C:\inetpub\wwwroot\PokedexWeb\Images\perfil-1.jpg). Se utiliza exclusivamente para operaciones de escritura (guardar o borrar archivos). En ASP.NET, se obtiene dinámicamente utilizando el método </w:t>
+      </w:r>
+      <w:proofErr w:type="spellStart"/>
+      <w:r>
+        <w:t>Server.MapPath</w:t>
+      </w:r>
+      <w:proofErr w:type="spellEnd"/>
+      <w:r>
+        <w:t>(</w:t>
+      </w:r>
+      <w:proofErr w:type="gramStart"/>
+      <w:r>
+        <w:t>"./</w:t>
+      </w:r>
+      <w:proofErr w:type="gramEnd"/>
+      <w:r>
+        <w:t>Directorio/") .</w:t>
+      </w:r>
+    </w:p>
+    <w:p>
+      <w:pPr>
+        <w:numPr>
+          <w:ilvl w:val="1"/>
+          <w:numId w:val="33"/>
+        </w:numPr>
+      </w:pPr>
+      <w:r>
+        <w:rPr>
+          <w:b/>
+          <w:bCs/>
+        </w:rPr>
+        <w:t>Ruta Virtual (Lectura):</w:t>
+      </w:r>
+      <w:r>
+        <w:t xml:space="preserve"> Es la URL relativa que entiende el navegador del cliente para solicitar y mostrar la imagen (</w:t>
+      </w:r>
+      <w:proofErr w:type="spellStart"/>
+      <w:r>
+        <w:t>ej</w:t>
+      </w:r>
+      <w:proofErr w:type="spellEnd"/>
+      <w:r>
+        <w:t>: ~/</w:t>
+      </w:r>
+      <w:proofErr w:type="spellStart"/>
+      <w:r>
+        <w:t>Images</w:t>
+      </w:r>
+      <w:proofErr w:type="spellEnd"/>
+      <w:r>
+        <w:t xml:space="preserve">/perfil-1.jpg). Se utiliza para operaciones de lectura (asignar la propiedad </w:t>
+      </w:r>
+      <w:proofErr w:type="spellStart"/>
+      <w:r>
+        <w:t>ImageUrl</w:t>
+      </w:r>
+      <w:proofErr w:type="spellEnd"/>
+      <w:r>
+        <w:t xml:space="preserve"> a un control &lt;</w:t>
+      </w:r>
+      <w:proofErr w:type="spellStart"/>
+      <w:proofErr w:type="gramStart"/>
+      <w:r>
+        <w:t>asp:Image</w:t>
+      </w:r>
+      <w:proofErr w:type="spellEnd"/>
+      <w:proofErr w:type="gramEnd"/>
+      <w:r>
+        <w:t xml:space="preserve">&gt;). El símbolo de virgulilla (~) en ASP.NET representa la raíz de la aplicación </w:t>
+      </w:r>
+      <w:proofErr w:type="gramStart"/>
+      <w:r>
+        <w:t>web .</w:t>
+      </w:r>
+      <w:proofErr w:type="gramEnd"/>
+    </w:p>
+    <w:p>
+      <w:pPr>
+        <w:numPr>
+          <w:ilvl w:val="0"/>
+          <w:numId w:val="33"/>
+        </w:numPr>
+      </w:pPr>
+      <w:r>
+        <w:rPr>
+          <w:b/>
+          <w:bCs/>
+        </w:rPr>
+        <w:t xml:space="preserve">El control &lt;input </w:t>
+      </w:r>
+      <w:proofErr w:type="spellStart"/>
+      <w:r>
+        <w:rPr>
+          <w:b/>
+          <w:bCs/>
+        </w:rPr>
+        <w:t>type</w:t>
+      </w:r>
+      <w:proofErr w:type="spellEnd"/>
+      <w:r>
+        <w:rPr>
+          <w:b/>
+          <w:bCs/>
+        </w:rPr>
+        <w:t xml:space="preserve">="file" </w:t>
+      </w:r>
+      <w:proofErr w:type="spellStart"/>
+      <w:r>
+        <w:rPr>
+          <w:b/>
+          <w:bCs/>
+        </w:rPr>
+        <w:t>runat</w:t>
+      </w:r>
+      <w:proofErr w:type="spellEnd"/>
+      <w:r>
+        <w:rPr>
+          <w:b/>
+          <w:bCs/>
+        </w:rPr>
+        <w:t>="server"&gt;:</w:t>
+      </w:r>
+      <w:r>
+        <w:t xml:space="preserve"> Aunque existen controles propios de ASP.NET para subir archivos (como </w:t>
+      </w:r>
+      <w:proofErr w:type="spellStart"/>
+      <w:r>
+        <w:t>FileUpload</w:t>
+      </w:r>
+      <w:proofErr w:type="spellEnd"/>
+      <w:r>
+        <w:t xml:space="preserve">), es totalmente válido utilizar un elemento estándar de HTML5 (&lt;input </w:t>
+      </w:r>
+      <w:proofErr w:type="spellStart"/>
+      <w:r>
+        <w:t>type</w:t>
+      </w:r>
+      <w:proofErr w:type="spellEnd"/>
+      <w:r>
+        <w:t xml:space="preserve">="file"&gt;) y agregarle el atributo </w:t>
+      </w:r>
+      <w:proofErr w:type="spellStart"/>
+      <w:r>
+        <w:t>runat</w:t>
+      </w:r>
+      <w:proofErr w:type="spellEnd"/>
+      <w:r>
+        <w:t>="server</w:t>
+      </w:r>
+      <w:proofErr w:type="gramStart"/>
+      <w:r>
+        <w:t>" .</w:t>
+      </w:r>
+      <w:proofErr w:type="gramEnd"/>
+      <w:r>
+        <w:t xml:space="preserve"> Esto permite que el archivo seleccionado por el usuario en el navegador viaje (POST) hacia el servidor y sea accesible desde el </w:t>
+      </w:r>
+      <w:proofErr w:type="spellStart"/>
+      <w:r>
+        <w:rPr>
+          <w:i/>
+          <w:iCs/>
+        </w:rPr>
+        <w:t>Code-Behind</w:t>
+      </w:r>
+      <w:proofErr w:type="spellEnd"/>
+      <w:r>
+        <w:t xml:space="preserve"> en C# a través de la </w:t>
+      </w:r>
+      <w:proofErr w:type="gramStart"/>
+      <w:r>
+        <w:t>propiedad .</w:t>
+      </w:r>
+      <w:proofErr w:type="spellStart"/>
+      <w:r>
+        <w:t>PostedFile</w:t>
+      </w:r>
+      <w:proofErr w:type="spellEnd"/>
+      <w:proofErr w:type="gramEnd"/>
+      <w:r>
+        <w:t>, la cual expone métodos como .</w:t>
+      </w:r>
+      <w:proofErr w:type="spellStart"/>
+      <w:r>
+        <w:t>SaveAs</w:t>
+      </w:r>
+      <w:proofErr w:type="spellEnd"/>
+      <w:r>
+        <w:t>(ruta) para guardar el archivo en el disco .</w:t>
+      </w:r>
+    </w:p>
+    <w:p>
+      <w:pPr>
+        <w:numPr>
+          <w:ilvl w:val="0"/>
+          <w:numId w:val="33"/>
+        </w:numPr>
+      </w:pPr>
+      <w:r>
+        <w:rPr>
+          <w:b/>
+          <w:bCs/>
+        </w:rPr>
+        <w:t>Manejo de Nombres Únicos:</w:t>
+      </w:r>
+      <w:r>
+        <w:t xml:space="preserve"> Para evitar que las imágenes subidas por distintos usuarios se sobrescriban si tienen el mismo nombre (</w:t>
+      </w:r>
+      <w:proofErr w:type="spellStart"/>
+      <w:r>
+        <w:t>ej</w:t>
+      </w:r>
+      <w:proofErr w:type="spellEnd"/>
+      <w:r>
+        <w:t>: foto.jpg), es crucial renombrarlas al guardarlas. Una estrategia común es utilizar el ID único del usuario extraído de la sesión (</w:t>
+      </w:r>
+      <w:proofErr w:type="spellStart"/>
+      <w:r>
+        <w:t>ej</w:t>
+      </w:r>
+      <w:proofErr w:type="spellEnd"/>
+      <w:r>
+        <w:t>: perfil-5.jpg).</w:t>
+      </w:r>
+    </w:p>
+    <w:p>
+      <w:pPr>
+        <w:numPr>
+          <w:ilvl w:val="0"/>
+          <w:numId w:val="33"/>
+        </w:numPr>
+      </w:pPr>
+      <w:r>
+        <w:rPr>
+          <w:b/>
+          <w:bCs/>
+        </w:rPr>
+        <w:t>Control de Nulos (</w:t>
+      </w:r>
+      <w:proofErr w:type="spellStart"/>
+      <w:r>
+        <w:rPr>
+          <w:b/>
+          <w:bCs/>
+        </w:rPr>
+        <w:t>DBNull</w:t>
+      </w:r>
+      <w:proofErr w:type="spellEnd"/>
+      <w:r>
+        <w:rPr>
+          <w:b/>
+          <w:bCs/>
+        </w:rPr>
+        <w:t>):</w:t>
+      </w:r>
+      <w:r>
+        <w:t xml:space="preserve"> Al modificar el método de </w:t>
+      </w:r>
+      <w:proofErr w:type="spellStart"/>
+      <w:r>
+        <w:t>Login</w:t>
+      </w:r>
+      <w:proofErr w:type="spellEnd"/>
+      <w:r>
+        <w:t xml:space="preserve"> para traer la columna </w:t>
+      </w:r>
+      <w:proofErr w:type="spellStart"/>
+      <w:r>
+        <w:t>ImagenPerfil</w:t>
+      </w:r>
+      <w:proofErr w:type="spellEnd"/>
+      <w:r>
+        <w:t xml:space="preserve"> desde SQL, debemos validar si ese campo viene vacío utilizando </w:t>
+      </w:r>
+      <w:proofErr w:type="spellStart"/>
+      <w:r>
+        <w:t>Convert.IsDBNull</w:t>
+      </w:r>
+      <w:proofErr w:type="spellEnd"/>
+      <w:r>
+        <w:t xml:space="preserve">(). Si intentamos castear un valor NULL de la base de datos directamente a un </w:t>
+      </w:r>
+      <w:proofErr w:type="spellStart"/>
+      <w:r>
+        <w:t>String</w:t>
+      </w:r>
+      <w:proofErr w:type="spellEnd"/>
+      <w:r>
+        <w:t xml:space="preserve"> en C#, se producirá una excepción en tiempo de </w:t>
+      </w:r>
+      <w:proofErr w:type="gramStart"/>
+      <w:r>
+        <w:t>ejecución .</w:t>
+      </w:r>
+      <w:proofErr w:type="gramEnd"/>
     </w:p>
     <w:p/>
     <w:p/>
@@ -11983,6 +12388,155 @@
         </w:tabs>
         <w:ind w:left="1440" w:hanging="360"/>
       </w:pPr>
+    </w:lvl>
+    <w:lvl w:ilvl="2" w:tentative="1">
+      <w:start w:val="1"/>
+      <w:numFmt w:val="bullet"/>
+      <w:lvlText w:val=""/>
+      <w:lvlJc w:val="left"/>
+      <w:pPr>
+        <w:tabs>
+          <w:tab w:val="num" w:pos="2160"/>
+        </w:tabs>
+        <w:ind w:left="2160" w:hanging="360"/>
+      </w:pPr>
+      <w:rPr>
+        <w:rFonts w:ascii="Wingdings" w:hAnsi="Wingdings" w:hint="default"/>
+        <w:sz w:val="20"/>
+      </w:rPr>
+    </w:lvl>
+    <w:lvl w:ilvl="3" w:tentative="1">
+      <w:start w:val="1"/>
+      <w:numFmt w:val="bullet"/>
+      <w:lvlText w:val=""/>
+      <w:lvlJc w:val="left"/>
+      <w:pPr>
+        <w:tabs>
+          <w:tab w:val="num" w:pos="2880"/>
+        </w:tabs>
+        <w:ind w:left="2880" w:hanging="360"/>
+      </w:pPr>
+      <w:rPr>
+        <w:rFonts w:ascii="Wingdings" w:hAnsi="Wingdings" w:hint="default"/>
+        <w:sz w:val="20"/>
+      </w:rPr>
+    </w:lvl>
+    <w:lvl w:ilvl="4" w:tentative="1">
+      <w:start w:val="1"/>
+      <w:numFmt w:val="bullet"/>
+      <w:lvlText w:val=""/>
+      <w:lvlJc w:val="left"/>
+      <w:pPr>
+        <w:tabs>
+          <w:tab w:val="num" w:pos="3600"/>
+        </w:tabs>
+        <w:ind w:left="3600" w:hanging="360"/>
+      </w:pPr>
+      <w:rPr>
+        <w:rFonts w:ascii="Wingdings" w:hAnsi="Wingdings" w:hint="default"/>
+        <w:sz w:val="20"/>
+      </w:rPr>
+    </w:lvl>
+    <w:lvl w:ilvl="5" w:tentative="1">
+      <w:start w:val="1"/>
+      <w:numFmt w:val="bullet"/>
+      <w:lvlText w:val=""/>
+      <w:lvlJc w:val="left"/>
+      <w:pPr>
+        <w:tabs>
+          <w:tab w:val="num" w:pos="4320"/>
+        </w:tabs>
+        <w:ind w:left="4320" w:hanging="360"/>
+      </w:pPr>
+      <w:rPr>
+        <w:rFonts w:ascii="Wingdings" w:hAnsi="Wingdings" w:hint="default"/>
+        <w:sz w:val="20"/>
+      </w:rPr>
+    </w:lvl>
+    <w:lvl w:ilvl="6" w:tentative="1">
+      <w:start w:val="1"/>
+      <w:numFmt w:val="bullet"/>
+      <w:lvlText w:val=""/>
+      <w:lvlJc w:val="left"/>
+      <w:pPr>
+        <w:tabs>
+          <w:tab w:val="num" w:pos="5040"/>
+        </w:tabs>
+        <w:ind w:left="5040" w:hanging="360"/>
+      </w:pPr>
+      <w:rPr>
+        <w:rFonts w:ascii="Wingdings" w:hAnsi="Wingdings" w:hint="default"/>
+        <w:sz w:val="20"/>
+      </w:rPr>
+    </w:lvl>
+    <w:lvl w:ilvl="7" w:tentative="1">
+      <w:start w:val="1"/>
+      <w:numFmt w:val="bullet"/>
+      <w:lvlText w:val=""/>
+      <w:lvlJc w:val="left"/>
+      <w:pPr>
+        <w:tabs>
+          <w:tab w:val="num" w:pos="5760"/>
+        </w:tabs>
+        <w:ind w:left="5760" w:hanging="360"/>
+      </w:pPr>
+      <w:rPr>
+        <w:rFonts w:ascii="Wingdings" w:hAnsi="Wingdings" w:hint="default"/>
+        <w:sz w:val="20"/>
+      </w:rPr>
+    </w:lvl>
+    <w:lvl w:ilvl="8" w:tentative="1">
+      <w:start w:val="1"/>
+      <w:numFmt w:val="bullet"/>
+      <w:lvlText w:val=""/>
+      <w:lvlJc w:val="left"/>
+      <w:pPr>
+        <w:tabs>
+          <w:tab w:val="num" w:pos="6480"/>
+        </w:tabs>
+        <w:ind w:left="6480" w:hanging="360"/>
+      </w:pPr>
+      <w:rPr>
+        <w:rFonts w:ascii="Wingdings" w:hAnsi="Wingdings" w:hint="default"/>
+        <w:sz w:val="20"/>
+      </w:rPr>
+    </w:lvl>
+  </w:abstractNum>
+  <w:abstractNum w:abstractNumId="32" w15:restartNumberingAfterBreak="0">
+    <w:nsid w:val="792F63CC"/>
+    <w:multiLevelType w:val="multilevel"/>
+    <w:tmpl w:val="8B8CE46C"/>
+    <w:lvl w:ilvl="0">
+      <w:start w:val="1"/>
+      <w:numFmt w:val="bullet"/>
+      <w:lvlText w:val=""/>
+      <w:lvlJc w:val="left"/>
+      <w:pPr>
+        <w:tabs>
+          <w:tab w:val="num" w:pos="720"/>
+        </w:tabs>
+        <w:ind w:left="720" w:hanging="360"/>
+      </w:pPr>
+      <w:rPr>
+        <w:rFonts w:ascii="Symbol" w:hAnsi="Symbol" w:hint="default"/>
+        <w:sz w:val="20"/>
+      </w:rPr>
+    </w:lvl>
+    <w:lvl w:ilvl="1">
+      <w:start w:val="1"/>
+      <w:numFmt w:val="bullet"/>
+      <w:lvlText w:val="o"/>
+      <w:lvlJc w:val="left"/>
+      <w:pPr>
+        <w:tabs>
+          <w:tab w:val="num" w:pos="1440"/>
+        </w:tabs>
+        <w:ind w:left="1440" w:hanging="360"/>
+      </w:pPr>
+      <w:rPr>
+        <w:rFonts w:ascii="Courier New" w:hAnsi="Courier New" w:hint="default"/>
+        <w:sz w:val="20"/>
+      </w:rPr>
     </w:lvl>
     <w:lvl w:ilvl="2" w:tentative="1">
       <w:start w:val="1"/>
@@ -12192,6 +12746,9 @@
   </w:num>
   <w:num w:numId="32" w16cid:durableId="1445613649">
     <w:abstractNumId w:val="25"/>
+  </w:num>
+  <w:num w:numId="33" w16cid:durableId="1602571387">
+    <w:abstractNumId w:val="32"/>
   </w:num>
 </w:numbering>
 </file>

--- a/Unidad 5 - Pokedex Web/Documentación de Pokedex.docx
+++ b/Unidad 5 - Pokedex Web/Documentación de Pokedex.docx
@@ -831,7 +831,6 @@
         <w:t xml:space="preserve">Importancia del </w:t>
       </w:r>
       <w:proofErr w:type="spellStart"/>
-      <w:proofErr w:type="gramStart"/>
       <w:r>
         <w:rPr>
           <w:b/>
@@ -845,15 +844,7 @@
           <w:b/>
           <w:bCs/>
         </w:rPr>
-        <w:t>(</w:t>
-      </w:r>
-      <w:proofErr w:type="gramEnd"/>
-      <w:r>
-        <w:rPr>
-          <w:b/>
-          <w:bCs/>
-        </w:rPr>
-        <w:t>):</w:t>
+        <w:t>():</w:t>
       </w:r>
       <w:r>
         <w:t xml:space="preserve"> Sin la ejecución de este método en el servidor, la grilla no procesará el origen de datos y no se renderizará ninguna fila en el HTML final del cliente.</w:t>
@@ -1012,12 +1003,10 @@
         <w:t>="false". Esto obliga al desarrollador a definir cada columna mediante &lt;</w:t>
       </w:r>
       <w:proofErr w:type="spellStart"/>
-      <w:proofErr w:type="gramStart"/>
       <w:r>
         <w:t>asp:BoundField</w:t>
       </w:r>
       <w:proofErr w:type="spellEnd"/>
-      <w:proofErr w:type="gramEnd"/>
       <w:r>
         <w:t>&gt;.</w:t>
       </w:r>
@@ -7329,15 +7318,7 @@
       </w:r>
       <w:proofErr w:type="spellEnd"/>
       <w:r>
-        <w:t xml:space="preserve"> ASP.NET. Este </w:t>
-      </w:r>
-      <w:proofErr w:type="gramStart"/>
-      <w:r>
-        <w:t>método vacía completamente</w:t>
-      </w:r>
-      <w:proofErr w:type="gramEnd"/>
-      <w:r>
-        <w:t xml:space="preserve"> el diccionario de la sesión actual, eliminando no solo los datos de autenticación del usuario, sino cualquier otro dato temporal o lista almacenada en memoria, garantizando un cierre limpio y seguro.</w:t>
+        <w:t xml:space="preserve"> ASP.NET. Este método vacía completamente el diccionario de la sesión actual, eliminando no solo los datos de autenticación del usuario, sino cualquier otro dato temporal o lista almacenada en memoria, garantizando un cierre limpio y seguro.</w:t>
       </w:r>
     </w:p>
     <w:p>
@@ -7379,15 +7360,7 @@
       </w:r>
       <w:proofErr w:type="spellEnd"/>
       <w:r>
-        <w:t xml:space="preserve">(...) </w:t>
-      </w:r>
-      <w:proofErr w:type="gramStart"/>
-      <w:r>
-        <w:t>{ }</w:t>
-      </w:r>
-      <w:proofErr w:type="gramEnd"/>
-      <w:r>
-        <w:t xml:space="preserve"> </w:t>
+        <w:t xml:space="preserve">(...) { } </w:t>
       </w:r>
       <w:proofErr w:type="spellStart"/>
       <w:r>
@@ -7531,15 +7504,7 @@
       </w:r>
       <w:proofErr w:type="spellEnd"/>
       <w:r>
-        <w:t>(</w:t>
-      </w:r>
-      <w:proofErr w:type="gramStart"/>
-      <w:r>
-        <w:t>"./</w:t>
-      </w:r>
-      <w:proofErr w:type="gramEnd"/>
-      <w:r>
-        <w:t>Directorio/") .</w:t>
+        <w:t>("./Directorio/") .</w:t>
       </w:r>
     </w:p>
     <w:p>
@@ -7584,20 +7549,13 @@
         <w:t xml:space="preserve"> a un control &lt;</w:t>
       </w:r>
       <w:proofErr w:type="spellStart"/>
-      <w:proofErr w:type="gramStart"/>
       <w:r>
         <w:t>asp:Image</w:t>
       </w:r>
       <w:proofErr w:type="spellEnd"/>
-      <w:proofErr w:type="gramEnd"/>
-      <w:r>
-        <w:t xml:space="preserve">&gt;). El símbolo de virgulilla (~) en ASP.NET representa la raíz de la aplicación </w:t>
-      </w:r>
-      <w:proofErr w:type="gramStart"/>
-      <w:r>
-        <w:t>web .</w:t>
-      </w:r>
-      <w:proofErr w:type="gramEnd"/>
+      <w:r>
+        <w:t>&gt;). El símbolo de virgulilla (~) en ASP.NET representa la raíz de la aplicación web .</w:t>
+      </w:r>
     </w:p>
     <w:p>
       <w:pPr>
@@ -7672,11 +7630,9 @@
       <w:r>
         <w:t>="server</w:t>
       </w:r>
-      <w:proofErr w:type="gramStart"/>
-      <w:r>
-        <w:t>" .</w:t>
-      </w:r>
-      <w:proofErr w:type="gramEnd"/>
+      <w:r>
+        <w:t>”.</w:t>
+      </w:r>
       <w:r>
         <w:t xml:space="preserve"> Esto permite que el archivo seleccionado por el usuario en el navegador viaje (POST) hacia el servidor y sea accesible desde el </w:t>
       </w:r>
@@ -7690,18 +7646,13 @@
       </w:r>
       <w:proofErr w:type="spellEnd"/>
       <w:r>
-        <w:t xml:space="preserve"> en C# a través de la </w:t>
-      </w:r>
-      <w:proofErr w:type="gramStart"/>
-      <w:r>
-        <w:t>propiedad .</w:t>
+        <w:t xml:space="preserve"> en C# a través de la propiedad .</w:t>
       </w:r>
       <w:proofErr w:type="spellStart"/>
       <w:r>
         <w:t>PostedFile</w:t>
       </w:r>
       <w:proofErr w:type="spellEnd"/>
-      <w:proofErr w:type="gramEnd"/>
       <w:r>
         <w:t>, la cual expone métodos como .</w:t>
       </w:r>
@@ -7813,12 +7764,478 @@
       <w:r>
         <w:t xml:space="preserve"> en C#, se producirá una excepción en tiempo de </w:t>
       </w:r>
-      <w:proofErr w:type="gramStart"/>
-      <w:r>
-        <w:t>ejecución .</w:t>
-      </w:r>
-      <w:proofErr w:type="gramEnd"/>
-    </w:p>
+      <w:r>
+        <w:t>ejecución.</w:t>
+      </w:r>
+    </w:p>
+    <w:p>
+      <w:r>
+        <w:rPr>
+          <w:b/>
+          <w:bCs/>
+        </w:rPr>
+        <w:t>TEMA: Manejo de Fechas (</w:t>
+      </w:r>
+      <w:proofErr w:type="spellStart"/>
+      <w:r>
+        <w:rPr>
+          <w:b/>
+          <w:bCs/>
+        </w:rPr>
+        <w:t>DateTime</w:t>
+      </w:r>
+      <w:proofErr w:type="spellEnd"/>
+      <w:r>
+        <w:rPr>
+          <w:b/>
+          <w:bCs/>
+        </w:rPr>
+        <w:t>) en Aplicaciones Web (ASP.NET)</w:t>
+      </w:r>
+    </w:p>
+    <w:p>
+      <w:pPr>
+        <w:numPr>
+          <w:ilvl w:val="0"/>
+          <w:numId w:val="34"/>
+        </w:numPr>
+      </w:pPr>
+      <w:r>
+        <w:rPr>
+          <w:b/>
+          <w:bCs/>
+        </w:rPr>
+        <w:t xml:space="preserve">El control HTML5 &lt;input </w:t>
+      </w:r>
+      <w:proofErr w:type="spellStart"/>
+      <w:r>
+        <w:rPr>
+          <w:b/>
+          <w:bCs/>
+        </w:rPr>
+        <w:t>type</w:t>
+      </w:r>
+      <w:proofErr w:type="spellEnd"/>
+      <w:r>
+        <w:rPr>
+          <w:b/>
+          <w:bCs/>
+        </w:rPr>
+        <w:t>="date"&gt;:</w:t>
+      </w:r>
+      <w:r>
+        <w:t xml:space="preserve"> En ASP.NET Web </w:t>
+      </w:r>
+      <w:proofErr w:type="spellStart"/>
+      <w:r>
+        <w:t>Forms</w:t>
+      </w:r>
+      <w:proofErr w:type="spellEnd"/>
+      <w:r>
+        <w:t>, si utilizamos un &lt;</w:t>
+      </w:r>
+      <w:proofErr w:type="spellStart"/>
+      <w:r>
+        <w:t>asp:TextBox</w:t>
+      </w:r>
+      <w:proofErr w:type="spellEnd"/>
+      <w:r>
+        <w:t xml:space="preserve">&gt; estándar pero le agregamos la propiedad </w:t>
+      </w:r>
+      <w:proofErr w:type="spellStart"/>
+      <w:r>
+        <w:t>TextMode</w:t>
+      </w:r>
+      <w:proofErr w:type="spellEnd"/>
+      <w:r>
+        <w:t xml:space="preserve">="Date", el navegador lo renderizará como un calendario interactivo (date </w:t>
+      </w:r>
+      <w:proofErr w:type="spellStart"/>
+      <w:r>
+        <w:t>picker</w:t>
+      </w:r>
+      <w:proofErr w:type="spellEnd"/>
+      <w:r>
+        <w:t>) nativo de HTML5.</w:t>
+      </w:r>
+    </w:p>
+    <w:p>
+      <w:pPr>
+        <w:numPr>
+          <w:ilvl w:val="0"/>
+          <w:numId w:val="34"/>
+        </w:numPr>
+      </w:pPr>
+      <w:r>
+        <w:rPr>
+          <w:b/>
+          <w:bCs/>
+        </w:rPr>
+        <w:t xml:space="preserve">Captura y </w:t>
+      </w:r>
+      <w:proofErr w:type="spellStart"/>
+      <w:r>
+        <w:rPr>
+          <w:b/>
+          <w:bCs/>
+        </w:rPr>
+        <w:t>Parseo</w:t>
+      </w:r>
+      <w:proofErr w:type="spellEnd"/>
+      <w:r>
+        <w:rPr>
+          <w:b/>
+          <w:bCs/>
+        </w:rPr>
+        <w:t xml:space="preserve"> (De la UI al </w:t>
+      </w:r>
+      <w:proofErr w:type="spellStart"/>
+      <w:r>
+        <w:rPr>
+          <w:b/>
+          <w:bCs/>
+        </w:rPr>
+        <w:t>Backend</w:t>
+      </w:r>
+      <w:proofErr w:type="spellEnd"/>
+      <w:r>
+        <w:rPr>
+          <w:b/>
+          <w:bCs/>
+        </w:rPr>
+        <w:t>):</w:t>
+      </w:r>
+      <w:r>
+        <w:t xml:space="preserve"> Cuando el usuario selecciona una fecha, el navegador la envía al servidor como una cadena de texto (</w:t>
+      </w:r>
+      <w:proofErr w:type="spellStart"/>
+      <w:r>
+        <w:t>string</w:t>
+      </w:r>
+      <w:proofErr w:type="spellEnd"/>
+      <w:r>
+        <w:t xml:space="preserve">) basándose en la configuración regional. En C#, debemos convertir ese </w:t>
+      </w:r>
+      <w:proofErr w:type="spellStart"/>
+      <w:r>
+        <w:t>string</w:t>
+      </w:r>
+      <w:proofErr w:type="spellEnd"/>
+      <w:r>
+        <w:t xml:space="preserve"> a un objeto </w:t>
+      </w:r>
+      <w:proofErr w:type="spellStart"/>
+      <w:r>
+        <w:t>DateTime</w:t>
+      </w:r>
+      <w:proofErr w:type="spellEnd"/>
+      <w:r>
+        <w:t xml:space="preserve"> utilizando el método </w:t>
+      </w:r>
+      <w:proofErr w:type="spellStart"/>
+      <w:r>
+        <w:t>DateTime.Parse</w:t>
+      </w:r>
+      <w:proofErr w:type="spellEnd"/>
+      <w:r>
+        <w:t>(texto) antes de enviarlo a la base de datos.</w:t>
+      </w:r>
+    </w:p>
+    <w:p>
+      <w:pPr>
+        <w:numPr>
+          <w:ilvl w:val="0"/>
+          <w:numId w:val="34"/>
+        </w:numPr>
+      </w:pPr>
+      <w:r>
+        <w:rPr>
+          <w:b/>
+          <w:bCs/>
+        </w:rPr>
+        <w:t xml:space="preserve">Lectura y Formateo (Del </w:t>
+      </w:r>
+      <w:proofErr w:type="spellStart"/>
+      <w:r>
+        <w:rPr>
+          <w:b/>
+          <w:bCs/>
+        </w:rPr>
+        <w:t>Backend</w:t>
+      </w:r>
+      <w:proofErr w:type="spellEnd"/>
+      <w:r>
+        <w:rPr>
+          <w:b/>
+          <w:bCs/>
+        </w:rPr>
+        <w:t xml:space="preserve"> a la UI):</w:t>
+      </w:r>
+    </w:p>
+    <w:p>
+      <w:pPr>
+        <w:numPr>
+          <w:ilvl w:val="1"/>
+          <w:numId w:val="34"/>
+        </w:numPr>
+      </w:pPr>
+      <w:r>
+        <w:rPr>
+          <w:b/>
+          <w:bCs/>
+        </w:rPr>
+        <w:t>Lectura desde BD:</w:t>
+      </w:r>
+      <w:r>
+        <w:t xml:space="preserve"> Al leer desde SQL Server (</w:t>
+      </w:r>
+      <w:proofErr w:type="spellStart"/>
+      <w:r>
+        <w:t>datos.Lector</w:t>
+      </w:r>
+      <w:proofErr w:type="spellEnd"/>
+      <w:r>
+        <w:t>["</w:t>
+      </w:r>
+      <w:proofErr w:type="spellStart"/>
+      <w:r>
+        <w:t>FechaNacimiento</w:t>
+      </w:r>
+      <w:proofErr w:type="spellEnd"/>
+      <w:r>
+        <w:t xml:space="preserve">"]), el dato llega como un tipo </w:t>
+      </w:r>
+      <w:proofErr w:type="spellStart"/>
+      <w:r>
+        <w:t>object</w:t>
+      </w:r>
+      <w:proofErr w:type="spellEnd"/>
+      <w:r>
+        <w:t xml:space="preserve">. Debemos convertirlo primero a </w:t>
+      </w:r>
+      <w:proofErr w:type="spellStart"/>
+      <w:r>
+        <w:t>string</w:t>
+      </w:r>
+      <w:proofErr w:type="spellEnd"/>
+      <w:r>
+        <w:t xml:space="preserve"> (.</w:t>
+      </w:r>
+      <w:proofErr w:type="spellStart"/>
+      <w:r>
+        <w:t>ToString</w:t>
+      </w:r>
+      <w:proofErr w:type="spellEnd"/>
+      <w:r>
+        <w:t xml:space="preserve">()) y luego </w:t>
+      </w:r>
+      <w:proofErr w:type="spellStart"/>
+      <w:r>
+        <w:t>parsearlo</w:t>
+      </w:r>
+      <w:proofErr w:type="spellEnd"/>
+      <w:r>
+        <w:t xml:space="preserve"> a </w:t>
+      </w:r>
+      <w:proofErr w:type="spellStart"/>
+      <w:r>
+        <w:t>DateTime</w:t>
+      </w:r>
+      <w:proofErr w:type="spellEnd"/>
+      <w:r>
+        <w:t>.</w:t>
+      </w:r>
+    </w:p>
+    <w:p>
+      <w:pPr>
+        <w:numPr>
+          <w:ilvl w:val="1"/>
+          <w:numId w:val="34"/>
+        </w:numPr>
+      </w:pPr>
+      <w:r>
+        <w:rPr>
+          <w:b/>
+          <w:bCs/>
+        </w:rPr>
+        <w:lastRenderedPageBreak/>
+        <w:t>Asignación al Control Date:</w:t>
+      </w:r>
+      <w:r>
+        <w:t xml:space="preserve"> Para que el control &lt;input </w:t>
+      </w:r>
+      <w:proofErr w:type="spellStart"/>
+      <w:r>
+        <w:t>type</w:t>
+      </w:r>
+      <w:proofErr w:type="spellEnd"/>
+      <w:r>
+        <w:t xml:space="preserve">="date"&gt; pueda leer y </w:t>
+      </w:r>
+      <w:proofErr w:type="spellStart"/>
+      <w:r>
+        <w:t>pre-cargar</w:t>
+      </w:r>
+      <w:proofErr w:type="spellEnd"/>
+      <w:r>
+        <w:t xml:space="preserve"> una fecha previamente guardada, es </w:t>
+      </w:r>
+      <w:r>
+        <w:rPr>
+          <w:b/>
+          <w:bCs/>
+        </w:rPr>
+        <w:t>estrictamente necesario</w:t>
+      </w:r>
+      <w:r>
+        <w:t xml:space="preserve"> enviarle el texto en el formato universal </w:t>
+      </w:r>
+      <w:r>
+        <w:rPr>
+          <w:b/>
+          <w:bCs/>
+        </w:rPr>
+        <w:t>"</w:t>
+      </w:r>
+      <w:proofErr w:type="spellStart"/>
+      <w:r>
+        <w:rPr>
+          <w:b/>
+          <w:bCs/>
+        </w:rPr>
+        <w:t>yyyy</w:t>
+      </w:r>
+      <w:proofErr w:type="spellEnd"/>
+      <w:r>
+        <w:rPr>
+          <w:b/>
+          <w:bCs/>
+        </w:rPr>
+        <w:t>-MM-</w:t>
+      </w:r>
+      <w:proofErr w:type="spellStart"/>
+      <w:r>
+        <w:rPr>
+          <w:b/>
+          <w:bCs/>
+        </w:rPr>
+        <w:t>dd</w:t>
+      </w:r>
+      <w:proofErr w:type="spellEnd"/>
+      <w:r>
+        <w:rPr>
+          <w:b/>
+          <w:bCs/>
+        </w:rPr>
+        <w:t>"</w:t>
+      </w:r>
+      <w:r>
+        <w:t xml:space="preserve"> (Año-Mes-Día). Si se envía en otro formato (como "</w:t>
+      </w:r>
+      <w:proofErr w:type="spellStart"/>
+      <w:r>
+        <w:t>dd</w:t>
+      </w:r>
+      <w:proofErr w:type="spellEnd"/>
+      <w:r>
+        <w:t>/MM/</w:t>
+      </w:r>
+      <w:proofErr w:type="spellStart"/>
+      <w:r>
+        <w:t>yyyy</w:t>
+      </w:r>
+      <w:proofErr w:type="spellEnd"/>
+      <w:r>
+        <w:t>"), el control no lo reconocerá y aparecerá vacío.</w:t>
+      </w:r>
+    </w:p>
+    <w:p>
+      <w:pPr>
+        <w:numPr>
+          <w:ilvl w:val="0"/>
+          <w:numId w:val="34"/>
+        </w:numPr>
+      </w:pPr>
+      <w:r>
+        <w:rPr>
+          <w:b/>
+          <w:bCs/>
+        </w:rPr>
+        <w:t>Manejo de Nulos (</w:t>
+      </w:r>
+      <w:proofErr w:type="spellStart"/>
+      <w:r>
+        <w:rPr>
+          <w:b/>
+          <w:bCs/>
+        </w:rPr>
+        <w:t>DBNull</w:t>
+      </w:r>
+      <w:proofErr w:type="spellEnd"/>
+      <w:r>
+        <w:rPr>
+          <w:b/>
+          <w:bCs/>
+        </w:rPr>
+        <w:t>):</w:t>
+      </w:r>
+      <w:r>
+        <w:t xml:space="preserve"> Al igual que con las imágenes o los nombres, la fecha de nacimiento no es un campo obligatorio inicial. Por lo tanto, al leer la base de datos, siempre se debe validar </w:t>
+      </w:r>
+      <w:proofErr w:type="spellStart"/>
+      <w:r>
+        <w:t>if</w:t>
+      </w:r>
+      <w:proofErr w:type="spellEnd"/>
+      <w:r>
+        <w:t xml:space="preserve"> (!(</w:t>
+      </w:r>
+      <w:proofErr w:type="spellStart"/>
+      <w:r>
+        <w:t>datos.Lector</w:t>
+      </w:r>
+      <w:proofErr w:type="spellEnd"/>
+      <w:r>
+        <w:t>["</w:t>
+      </w:r>
+      <w:proofErr w:type="spellStart"/>
+      <w:r>
+        <w:t>FechaNacimiento</w:t>
+      </w:r>
+      <w:proofErr w:type="spellEnd"/>
+      <w:r>
+        <w:t xml:space="preserve">"] </w:t>
+      </w:r>
+      <w:proofErr w:type="spellStart"/>
+      <w:r>
+        <w:t>is</w:t>
+      </w:r>
+      <w:proofErr w:type="spellEnd"/>
+      <w:r>
+        <w:t xml:space="preserve"> </w:t>
+      </w:r>
+      <w:proofErr w:type="spellStart"/>
+      <w:r>
+        <w:t>DBNull</w:t>
+      </w:r>
+      <w:proofErr w:type="spellEnd"/>
+      <w:r>
+        <w:t xml:space="preserve">)) para evitar excepciones de tipo </w:t>
+      </w:r>
+      <w:proofErr w:type="spellStart"/>
+      <w:r>
+        <w:rPr>
+          <w:i/>
+          <w:iCs/>
+        </w:rPr>
+        <w:t>NullReferenceException</w:t>
+      </w:r>
+      <w:proofErr w:type="spellEnd"/>
+      <w:r>
+        <w:t>.</w:t>
+      </w:r>
+    </w:p>
+    <w:p/>
     <w:p/>
     <w:p/>
     <w:p/>
@@ -12506,6 +12923,155 @@
     <w:nsid w:val="792F63CC"/>
     <w:multiLevelType w:val="multilevel"/>
     <w:tmpl w:val="8B8CE46C"/>
+    <w:lvl w:ilvl="0">
+      <w:start w:val="1"/>
+      <w:numFmt w:val="bullet"/>
+      <w:lvlText w:val=""/>
+      <w:lvlJc w:val="left"/>
+      <w:pPr>
+        <w:tabs>
+          <w:tab w:val="num" w:pos="720"/>
+        </w:tabs>
+        <w:ind w:left="720" w:hanging="360"/>
+      </w:pPr>
+      <w:rPr>
+        <w:rFonts w:ascii="Symbol" w:hAnsi="Symbol" w:hint="default"/>
+        <w:sz w:val="20"/>
+      </w:rPr>
+    </w:lvl>
+    <w:lvl w:ilvl="1">
+      <w:start w:val="1"/>
+      <w:numFmt w:val="bullet"/>
+      <w:lvlText w:val="o"/>
+      <w:lvlJc w:val="left"/>
+      <w:pPr>
+        <w:tabs>
+          <w:tab w:val="num" w:pos="1440"/>
+        </w:tabs>
+        <w:ind w:left="1440" w:hanging="360"/>
+      </w:pPr>
+      <w:rPr>
+        <w:rFonts w:ascii="Courier New" w:hAnsi="Courier New" w:hint="default"/>
+        <w:sz w:val="20"/>
+      </w:rPr>
+    </w:lvl>
+    <w:lvl w:ilvl="2" w:tentative="1">
+      <w:start w:val="1"/>
+      <w:numFmt w:val="bullet"/>
+      <w:lvlText w:val=""/>
+      <w:lvlJc w:val="left"/>
+      <w:pPr>
+        <w:tabs>
+          <w:tab w:val="num" w:pos="2160"/>
+        </w:tabs>
+        <w:ind w:left="2160" w:hanging="360"/>
+      </w:pPr>
+      <w:rPr>
+        <w:rFonts w:ascii="Wingdings" w:hAnsi="Wingdings" w:hint="default"/>
+        <w:sz w:val="20"/>
+      </w:rPr>
+    </w:lvl>
+    <w:lvl w:ilvl="3" w:tentative="1">
+      <w:start w:val="1"/>
+      <w:numFmt w:val="bullet"/>
+      <w:lvlText w:val=""/>
+      <w:lvlJc w:val="left"/>
+      <w:pPr>
+        <w:tabs>
+          <w:tab w:val="num" w:pos="2880"/>
+        </w:tabs>
+        <w:ind w:left="2880" w:hanging="360"/>
+      </w:pPr>
+      <w:rPr>
+        <w:rFonts w:ascii="Wingdings" w:hAnsi="Wingdings" w:hint="default"/>
+        <w:sz w:val="20"/>
+      </w:rPr>
+    </w:lvl>
+    <w:lvl w:ilvl="4" w:tentative="1">
+      <w:start w:val="1"/>
+      <w:numFmt w:val="bullet"/>
+      <w:lvlText w:val=""/>
+      <w:lvlJc w:val="left"/>
+      <w:pPr>
+        <w:tabs>
+          <w:tab w:val="num" w:pos="3600"/>
+        </w:tabs>
+        <w:ind w:left="3600" w:hanging="360"/>
+      </w:pPr>
+      <w:rPr>
+        <w:rFonts w:ascii="Wingdings" w:hAnsi="Wingdings" w:hint="default"/>
+        <w:sz w:val="20"/>
+      </w:rPr>
+    </w:lvl>
+    <w:lvl w:ilvl="5" w:tentative="1">
+      <w:start w:val="1"/>
+      <w:numFmt w:val="bullet"/>
+      <w:lvlText w:val=""/>
+      <w:lvlJc w:val="left"/>
+      <w:pPr>
+        <w:tabs>
+          <w:tab w:val="num" w:pos="4320"/>
+        </w:tabs>
+        <w:ind w:left="4320" w:hanging="360"/>
+      </w:pPr>
+      <w:rPr>
+        <w:rFonts w:ascii="Wingdings" w:hAnsi="Wingdings" w:hint="default"/>
+        <w:sz w:val="20"/>
+      </w:rPr>
+    </w:lvl>
+    <w:lvl w:ilvl="6" w:tentative="1">
+      <w:start w:val="1"/>
+      <w:numFmt w:val="bullet"/>
+      <w:lvlText w:val=""/>
+      <w:lvlJc w:val="left"/>
+      <w:pPr>
+        <w:tabs>
+          <w:tab w:val="num" w:pos="5040"/>
+        </w:tabs>
+        <w:ind w:left="5040" w:hanging="360"/>
+      </w:pPr>
+      <w:rPr>
+        <w:rFonts w:ascii="Wingdings" w:hAnsi="Wingdings" w:hint="default"/>
+        <w:sz w:val="20"/>
+      </w:rPr>
+    </w:lvl>
+    <w:lvl w:ilvl="7" w:tentative="1">
+      <w:start w:val="1"/>
+      <w:numFmt w:val="bullet"/>
+      <w:lvlText w:val=""/>
+      <w:lvlJc w:val="left"/>
+      <w:pPr>
+        <w:tabs>
+          <w:tab w:val="num" w:pos="5760"/>
+        </w:tabs>
+        <w:ind w:left="5760" w:hanging="360"/>
+      </w:pPr>
+      <w:rPr>
+        <w:rFonts w:ascii="Wingdings" w:hAnsi="Wingdings" w:hint="default"/>
+        <w:sz w:val="20"/>
+      </w:rPr>
+    </w:lvl>
+    <w:lvl w:ilvl="8" w:tentative="1">
+      <w:start w:val="1"/>
+      <w:numFmt w:val="bullet"/>
+      <w:lvlText w:val=""/>
+      <w:lvlJc w:val="left"/>
+      <w:pPr>
+        <w:tabs>
+          <w:tab w:val="num" w:pos="6480"/>
+        </w:tabs>
+        <w:ind w:left="6480" w:hanging="360"/>
+      </w:pPr>
+      <w:rPr>
+        <w:rFonts w:ascii="Wingdings" w:hAnsi="Wingdings" w:hint="default"/>
+        <w:sz w:val="20"/>
+      </w:rPr>
+    </w:lvl>
+  </w:abstractNum>
+  <w:abstractNum w:abstractNumId="33" w15:restartNumberingAfterBreak="0">
+    <w:nsid w:val="7D0448E6"/>
+    <w:multiLevelType w:val="multilevel"/>
+    <w:tmpl w:val="BD18E44C"/>
     <w:lvl w:ilvl="0">
       <w:start w:val="1"/>
       <w:numFmt w:val="bullet"/>
@@ -12749,6 +13315,9 @@
   </w:num>
   <w:num w:numId="33" w16cid:durableId="1602571387">
     <w:abstractNumId w:val="32"/>
+  </w:num>
+  <w:num w:numId="34" w16cid:durableId="1750231285">
+    <w:abstractNumId w:val="33"/>
   </w:num>
 </w:numbering>
 </file>

--- a/Unidad 5 - Pokedex Web/Documentación de Pokedex.docx
+++ b/Unidad 5 - Pokedex Web/Documentación de Pokedex.docx
@@ -44,7 +44,15 @@
         <w:t>Persistencia de Lógica:</w:t>
       </w:r>
       <w:r>
-        <w:t xml:space="preserve"> Las clases de acceso a datos (Negocio) que usan ADO.NET son compatibles con ASP.NET WebForms, ya que ambas corren sobre el mismo .NET Framework.</w:t>
+        <w:t xml:space="preserve"> Las clases de acceso a datos (Negocio) que usan ADO.NET son compatibles con ASP.NET </w:t>
+      </w:r>
+      <w:proofErr w:type="spellStart"/>
+      <w:r>
+        <w:t>WebForms</w:t>
+      </w:r>
+      <w:proofErr w:type="spellEnd"/>
+      <w:r>
+        <w:t>, ya que ambas corren sobre el mismo .NET Framework.</w:t>
       </w:r>
     </w:p>
     <w:p>
@@ -87,7 +95,39 @@
           <w:b/>
           <w:bCs/>
         </w:rPr>
-        <w:t>Procedimientos Almacenados (Stored Procedures)</w:t>
+        <w:t>Procedimientos Almacenados (</w:t>
+      </w:r>
+      <w:proofErr w:type="spellStart"/>
+      <w:r>
+        <w:rPr>
+          <w:b/>
+          <w:bCs/>
+        </w:rPr>
+        <w:t>Stored</w:t>
+      </w:r>
+      <w:proofErr w:type="spellEnd"/>
+      <w:r>
+        <w:rPr>
+          <w:b/>
+          <w:bCs/>
+        </w:rPr>
+        <w:t xml:space="preserve"> </w:t>
+      </w:r>
+      <w:proofErr w:type="spellStart"/>
+      <w:r>
+        <w:rPr>
+          <w:b/>
+          <w:bCs/>
+        </w:rPr>
+        <w:t>Procedures</w:t>
+      </w:r>
+      <w:proofErr w:type="spellEnd"/>
+      <w:r>
+        <w:rPr>
+          <w:b/>
+          <w:bCs/>
+        </w:rPr>
+        <w:t>)</w:t>
       </w:r>
       <w:r>
         <w:t xml:space="preserve"> para ganar seguridad y rendimiento.</w:t>
@@ -118,7 +158,31 @@
         <w:t>Concepto de Master Page:</w:t>
       </w:r>
       <w:r>
-        <w:t xml:space="preserve"> Es un archivo de plantilla que permite definir una estructura común (Header, Footer, Nav) para todas las páginas del sitio, evitando la duplicación de código HTML.</w:t>
+        <w:t xml:space="preserve"> Es un archivo de plantilla que permite definir una estructura común (</w:t>
+      </w:r>
+      <w:proofErr w:type="spellStart"/>
+      <w:r>
+        <w:t>Header</w:t>
+      </w:r>
+      <w:proofErr w:type="spellEnd"/>
+      <w:r>
+        <w:t xml:space="preserve">, </w:t>
+      </w:r>
+      <w:proofErr w:type="spellStart"/>
+      <w:r>
+        <w:t>Footer</w:t>
+      </w:r>
+      <w:proofErr w:type="spellEnd"/>
+      <w:r>
+        <w:t xml:space="preserve">, </w:t>
+      </w:r>
+      <w:proofErr w:type="spellStart"/>
+      <w:r>
+        <w:t>Nav</w:t>
+      </w:r>
+      <w:proofErr w:type="spellEnd"/>
+      <w:r>
+        <w:t>) para todas las páginas del sitio, evitando la duplicación de código HTML.</w:t>
       </w:r>
     </w:p>
     <w:p>
@@ -128,12 +192,21 @@
           <w:numId w:val="2"/>
         </w:numPr>
       </w:pPr>
-      <w:r>
-        <w:rPr>
-          <w:b/>
-          <w:bCs/>
-        </w:rPr>
-        <w:t>ContentPlaceHolder:</w:t>
+      <w:proofErr w:type="spellStart"/>
+      <w:r>
+        <w:rPr>
+          <w:b/>
+          <w:bCs/>
+        </w:rPr>
+        <w:t>ContentPlaceHolder</w:t>
+      </w:r>
+      <w:proofErr w:type="spellEnd"/>
+      <w:r>
+        <w:rPr>
+          <w:b/>
+          <w:bCs/>
+        </w:rPr>
+        <w:t>:</w:t>
       </w:r>
       <w:r>
         <w:t xml:space="preserve"> Son los "espacios reservados" dentro de la Master Page donde se renderizará el contenido específico de cada página hija (Default.aspx, PokemonLista.aspx, etc.).</w:t>
@@ -151,7 +224,23 @@
           <w:b/>
           <w:bCs/>
         </w:rPr>
-        <w:t>Integración de Frameworks (Bootstrap):</w:t>
+        <w:t xml:space="preserve">Integración de </w:t>
+      </w:r>
+      <w:proofErr w:type="spellStart"/>
+      <w:r>
+        <w:rPr>
+          <w:b/>
+          <w:bCs/>
+        </w:rPr>
+        <w:t>Frameworks</w:t>
+      </w:r>
+      <w:proofErr w:type="spellEnd"/>
+      <w:r>
+        <w:rPr>
+          <w:b/>
+          <w:bCs/>
+        </w:rPr>
+        <w:t xml:space="preserve"> (Bootstrap):</w:t>
       </w:r>
       <w:r>
         <w:t xml:space="preserve"> Al referenciar Bootstrap en la Master Page, todas las páginas hijas heredan automáticamente los estilos, permitiendo un diseño responsivo y moderno de forma centralizada.</w:t>
@@ -181,10 +270,50 @@
           <w:b/>
           <w:bCs/>
         </w:rPr>
-        <w:t>1. ¿Qué es un Stored Procedure (SP)?:</w:t>
-      </w:r>
-      <w:r>
-        <w:t xml:space="preserve"> Es una función o conjunto de instrucciones SQL precompiladas y guardadas directamente en el motor de la base de datos. Se invocan por su nombre y pueden recibir parámetros de entrada y devolver resultados.</w:t>
+        <w:t xml:space="preserve">1. ¿Qué es un </w:t>
+      </w:r>
+      <w:proofErr w:type="spellStart"/>
+      <w:r>
+        <w:rPr>
+          <w:b/>
+          <w:bCs/>
+        </w:rPr>
+        <w:t>Stored</w:t>
+      </w:r>
+      <w:proofErr w:type="spellEnd"/>
+      <w:r>
+        <w:rPr>
+          <w:b/>
+          <w:bCs/>
+        </w:rPr>
+        <w:t xml:space="preserve"> </w:t>
+      </w:r>
+      <w:proofErr w:type="spellStart"/>
+      <w:r>
+        <w:rPr>
+          <w:b/>
+          <w:bCs/>
+        </w:rPr>
+        <w:t>Procedure</w:t>
+      </w:r>
+      <w:proofErr w:type="spellEnd"/>
+      <w:r>
+        <w:rPr>
+          <w:b/>
+          <w:bCs/>
+        </w:rPr>
+        <w:t xml:space="preserve"> (SP)?:</w:t>
+      </w:r>
+      <w:r>
+        <w:t xml:space="preserve"> Es una función o conjunto de instrucciones SQL </w:t>
+      </w:r>
+      <w:proofErr w:type="spellStart"/>
+      <w:r>
+        <w:t>precompiladas</w:t>
+      </w:r>
+      <w:proofErr w:type="spellEnd"/>
+      <w:r>
+        <w:t xml:space="preserve"> y guardadas directamente en el motor de la base de datos. Se invocan por su nombre y pueden recibir parámetros de entrada y devolver resultados.</w:t>
       </w:r>
     </w:p>
     <w:p>
@@ -211,7 +340,23 @@
         <w:t>Mantenibilidad:</w:t>
       </w:r>
       <w:r>
-        <w:t xml:space="preserve"> Evita tener consultas SQL (SELECT, INSERT, UPDATE) "embebidas" (hardcodeadas) como strings dentro del código C#. Si la consulta debe cambiar, se modifica directamente en la base de datos sin necesidad de recompilar y redesplegar la aplicación web.</w:t>
+        <w:t xml:space="preserve"> Evita tener consultas SQL (SELECT, INSERT, UPDATE) "embebidas" (</w:t>
+      </w:r>
+      <w:proofErr w:type="spellStart"/>
+      <w:r>
+        <w:t>hardcodeadas</w:t>
+      </w:r>
+      <w:proofErr w:type="spellEnd"/>
+      <w:r>
+        <w:t xml:space="preserve">) como </w:t>
+      </w:r>
+      <w:proofErr w:type="spellStart"/>
+      <w:r>
+        <w:t>strings</w:t>
+      </w:r>
+      <w:proofErr w:type="spellEnd"/>
+      <w:r>
+        <w:t xml:space="preserve"> dentro del código C#. Si la consulta debe cambiar, se modifica directamente en la base de datos sin necesidad de recompilar y redesplegar la aplicación web.</w:t>
       </w:r>
     </w:p>
     <w:p>
@@ -221,12 +366,21 @@
           <w:numId w:val="3"/>
         </w:numPr>
       </w:pPr>
-      <w:r>
-        <w:rPr>
-          <w:b/>
-          <w:bCs/>
-        </w:rPr>
-        <w:t>Testing Independiente:</w:t>
+      <w:proofErr w:type="spellStart"/>
+      <w:r>
+        <w:rPr>
+          <w:b/>
+          <w:bCs/>
+        </w:rPr>
+        <w:t>Testing</w:t>
+      </w:r>
+      <w:proofErr w:type="spellEnd"/>
+      <w:r>
+        <w:rPr>
+          <w:b/>
+          <w:bCs/>
+        </w:rPr>
+        <w:t xml:space="preserve"> Independiente:</w:t>
       </w:r>
       <w:r>
         <w:t xml:space="preserve"> Permite probar la lógica de extracción de datos directamente en el motor SQL (ej. SSMS) antes de integrarlo a la aplicación.</w:t>
@@ -241,11 +395,43 @@
         <w:t>3. Implementación en ADO.NET:</w:t>
       </w:r>
       <w:r>
-        <w:t xml:space="preserve"> Para ejecutar un SP desde C#, es imperativo cambiar la propiedad CommandType del objeto SqlCommand. Su valor por defecto es Text (para consultas crudas), y debe </w:t>
+        <w:t xml:space="preserve"> Para ejecutar un SP desde C#, es imperativo cambiar la propiedad </w:t>
+      </w:r>
+      <w:proofErr w:type="spellStart"/>
+      <w:r>
+        <w:t>CommandType</w:t>
+      </w:r>
+      <w:proofErr w:type="spellEnd"/>
+      <w:r>
+        <w:t xml:space="preserve"> del objeto </w:t>
+      </w:r>
+      <w:proofErr w:type="spellStart"/>
+      <w:r>
+        <w:t>SqlCommand</w:t>
+      </w:r>
+      <w:proofErr w:type="spellEnd"/>
+      <w:r>
+        <w:t xml:space="preserve">. Su valor por defecto es Text (para consultas crudas), y debe </w:t>
       </w:r>
       <w:r>
         <w:lastRenderedPageBreak/>
-        <w:t>cambiarse a CommandType.StoredProcedure para que el motor SQL interprete el CommandText como el nombre de un SP y no como una sintaxis inválida.</w:t>
+        <w:t xml:space="preserve">cambiarse a </w:t>
+      </w:r>
+      <w:proofErr w:type="spellStart"/>
+      <w:r>
+        <w:t>CommandType.StoredProcedure</w:t>
+      </w:r>
+      <w:proofErr w:type="spellEnd"/>
+      <w:r>
+        <w:t xml:space="preserve"> para que el motor SQL interprete el </w:t>
+      </w:r>
+      <w:proofErr w:type="spellStart"/>
+      <w:r>
+        <w:t>CommandText</w:t>
+      </w:r>
+      <w:proofErr w:type="spellEnd"/>
+      <w:r>
+        <w:t xml:space="preserve"> como el nombre de un SP y no como una sintaxis inválida.</w:t>
       </w:r>
     </w:p>
     <w:p/>
@@ -268,10 +454,50 @@
           <w:b/>
           <w:bCs/>
         </w:rPr>
-        <w:t>1. ¿Qué es un Stored Procedure (SP)?:</w:t>
-      </w:r>
-      <w:r>
-        <w:t xml:space="preserve"> Es una función o conjunto de instrucciones SQL precompiladas y guardadas directamente en el motor de la base de datos. Se invocan por su nombre y pueden recibir parámetros de entrada y devolver resultados.</w:t>
+        <w:t xml:space="preserve">1. ¿Qué es un </w:t>
+      </w:r>
+      <w:proofErr w:type="spellStart"/>
+      <w:r>
+        <w:rPr>
+          <w:b/>
+          <w:bCs/>
+        </w:rPr>
+        <w:t>Stored</w:t>
+      </w:r>
+      <w:proofErr w:type="spellEnd"/>
+      <w:r>
+        <w:rPr>
+          <w:b/>
+          <w:bCs/>
+        </w:rPr>
+        <w:t xml:space="preserve"> </w:t>
+      </w:r>
+      <w:proofErr w:type="spellStart"/>
+      <w:r>
+        <w:rPr>
+          <w:b/>
+          <w:bCs/>
+        </w:rPr>
+        <w:t>Procedure</w:t>
+      </w:r>
+      <w:proofErr w:type="spellEnd"/>
+      <w:r>
+        <w:rPr>
+          <w:b/>
+          <w:bCs/>
+        </w:rPr>
+        <w:t xml:space="preserve"> (SP)?:</w:t>
+      </w:r>
+      <w:r>
+        <w:t xml:space="preserve"> Es una función o conjunto de instrucciones SQL </w:t>
+      </w:r>
+      <w:proofErr w:type="spellStart"/>
+      <w:r>
+        <w:t>precompiladas</w:t>
+      </w:r>
+      <w:proofErr w:type="spellEnd"/>
+      <w:r>
+        <w:t xml:space="preserve"> y guardadas directamente en el motor de la base de datos. Se invocan por su nombre y pueden recibir parámetros de entrada y devolver resultados.</w:t>
       </w:r>
     </w:p>
     <w:p>
@@ -298,7 +524,23 @@
         <w:t>Mantenibilidad:</w:t>
       </w:r>
       <w:r>
-        <w:t xml:space="preserve"> Evita tener consultas SQL (SELECT, INSERT, UPDATE) "embebidas" (hardcodeadas) como strings dentro del código C#. Si la consulta debe cambiar, se modifica directamente en la base de datos sin necesidad de recompilar y redesplegar la aplicación web.</w:t>
+        <w:t xml:space="preserve"> Evita tener consultas SQL (SELECT, INSERT, UPDATE) "embebidas" (</w:t>
+      </w:r>
+      <w:proofErr w:type="spellStart"/>
+      <w:r>
+        <w:t>hardcodeadas</w:t>
+      </w:r>
+      <w:proofErr w:type="spellEnd"/>
+      <w:r>
+        <w:t xml:space="preserve">) como </w:t>
+      </w:r>
+      <w:proofErr w:type="spellStart"/>
+      <w:r>
+        <w:t>strings</w:t>
+      </w:r>
+      <w:proofErr w:type="spellEnd"/>
+      <w:r>
+        <w:t xml:space="preserve"> dentro del código C#. Si la consulta debe cambiar, se modifica directamente en la base de datos sin necesidad de recompilar y redesplegar la aplicación web.</w:t>
       </w:r>
     </w:p>
     <w:p>
@@ -308,12 +550,21 @@
           <w:numId w:val="3"/>
         </w:numPr>
       </w:pPr>
-      <w:r>
-        <w:rPr>
-          <w:b/>
-          <w:bCs/>
-        </w:rPr>
-        <w:t>Testing Independiente:</w:t>
+      <w:proofErr w:type="spellStart"/>
+      <w:r>
+        <w:rPr>
+          <w:b/>
+          <w:bCs/>
+        </w:rPr>
+        <w:t>Testing</w:t>
+      </w:r>
+      <w:proofErr w:type="spellEnd"/>
+      <w:r>
+        <w:rPr>
+          <w:b/>
+          <w:bCs/>
+        </w:rPr>
+        <w:t xml:space="preserve"> Independiente:</w:t>
       </w:r>
       <w:r>
         <w:t xml:space="preserve"> Permite probar la lógica de extracción de datos directamente en el motor SQL (ej. SSMS) antes de integrarlo a la aplicación.</w:t>
@@ -328,7 +579,39 @@
         <w:t>3. Implementación en ADO.NET:</w:t>
       </w:r>
       <w:r>
-        <w:t xml:space="preserve"> Para ejecutar un SP desde C#, es imperativo cambiar la propiedad CommandType del objeto SqlCommand. Su valor por defecto es Text (para consultas crudas), y debe cambiarse a CommandType.StoredProcedure para que el motor SQL interprete el CommandText como el nombre de un SP y no como una sintaxis inválida.</w:t>
+        <w:t xml:space="preserve"> Para ejecutar un SP desde C#, es imperativo cambiar la propiedad </w:t>
+      </w:r>
+      <w:proofErr w:type="spellStart"/>
+      <w:r>
+        <w:t>CommandType</w:t>
+      </w:r>
+      <w:proofErr w:type="spellEnd"/>
+      <w:r>
+        <w:t xml:space="preserve"> del objeto </w:t>
+      </w:r>
+      <w:proofErr w:type="spellStart"/>
+      <w:r>
+        <w:t>SqlCommand</w:t>
+      </w:r>
+      <w:proofErr w:type="spellEnd"/>
+      <w:r>
+        <w:t xml:space="preserve">. Su valor por defecto es Text (para consultas crudas), y debe cambiarse a </w:t>
+      </w:r>
+      <w:proofErr w:type="spellStart"/>
+      <w:r>
+        <w:t>CommandType.StoredProcedure</w:t>
+      </w:r>
+      <w:proofErr w:type="spellEnd"/>
+      <w:r>
+        <w:t xml:space="preserve"> para que el motor SQL interprete el </w:t>
+      </w:r>
+      <w:proofErr w:type="spellStart"/>
+      <w:r>
+        <w:t>CommandText</w:t>
+      </w:r>
+      <w:proofErr w:type="spellEnd"/>
+      <w:r>
+        <w:t xml:space="preserve"> como el nombre de un SP y no como una sintaxis inválida.</w:t>
       </w:r>
     </w:p>
     <w:p/>
@@ -338,8 +621,17 @@
           <w:b/>
           <w:bCs/>
         </w:rPr>
-        <w:t>TEMA: Vinculación de Objetos Complejos en GridView</w:t>
-      </w:r>
+        <w:t xml:space="preserve">TEMA: Vinculación de Objetos Complejos en </w:t>
+      </w:r>
+      <w:proofErr w:type="spellStart"/>
+      <w:r>
+        <w:rPr>
+          <w:b/>
+          <w:bCs/>
+        </w:rPr>
+        <w:t>GridView</w:t>
+      </w:r>
+      <w:proofErr w:type="spellEnd"/>
       <w:r>
         <w:t xml:space="preserve"> </w:t>
       </w:r>
@@ -356,10 +648,82 @@
           <w:b/>
           <w:bCs/>
         </w:rPr>
-        <w:t>Limitación de AutoGenerateColumns:</w:t>
-      </w:r>
-      <w:r>
-        <w:t xml:space="preserve"> Por defecto, el GridView solo sabe renderizar propiedades de tipos simples (strings, ints, bools). Cuando una propiedad es otro objeto (ej: Pokemon.Tipo), el control no puede acceder automáticamente a las sub-propiedades para mostrarlas en la tabla.</w:t>
+        <w:t xml:space="preserve">Limitación de </w:t>
+      </w:r>
+      <w:proofErr w:type="spellStart"/>
+      <w:r>
+        <w:rPr>
+          <w:b/>
+          <w:bCs/>
+        </w:rPr>
+        <w:t>AutoGenerateColumns</w:t>
+      </w:r>
+      <w:proofErr w:type="spellEnd"/>
+      <w:r>
+        <w:rPr>
+          <w:b/>
+          <w:bCs/>
+        </w:rPr>
+        <w:t>:</w:t>
+      </w:r>
+      <w:r>
+        <w:t xml:space="preserve"> Por defecto, el </w:t>
+      </w:r>
+      <w:proofErr w:type="spellStart"/>
+      <w:r>
+        <w:t>GridView</w:t>
+      </w:r>
+      <w:proofErr w:type="spellEnd"/>
+      <w:r>
+        <w:t xml:space="preserve"> solo sabe renderizar propiedades de tipos simples (</w:t>
+      </w:r>
+      <w:proofErr w:type="spellStart"/>
+      <w:r>
+        <w:t>strings</w:t>
+      </w:r>
+      <w:proofErr w:type="spellEnd"/>
+      <w:r>
+        <w:t xml:space="preserve">, </w:t>
+      </w:r>
+      <w:proofErr w:type="spellStart"/>
+      <w:r>
+        <w:t>ints</w:t>
+      </w:r>
+      <w:proofErr w:type="spellEnd"/>
+      <w:r>
+        <w:t xml:space="preserve">, </w:t>
+      </w:r>
+      <w:proofErr w:type="spellStart"/>
+      <w:r>
+        <w:t>bools</w:t>
+      </w:r>
+      <w:proofErr w:type="spellEnd"/>
+      <w:r>
+        <w:t>). Cuando una propiedad es otro objeto (</w:t>
+      </w:r>
+      <w:proofErr w:type="spellStart"/>
+      <w:r>
+        <w:t>ej</w:t>
+      </w:r>
+      <w:proofErr w:type="spellEnd"/>
+      <w:r>
+        <w:t xml:space="preserve">: </w:t>
+      </w:r>
+      <w:proofErr w:type="spellStart"/>
+      <w:r>
+        <w:t>Pokemon.Tipo</w:t>
+      </w:r>
+      <w:proofErr w:type="spellEnd"/>
+      <w:r>
+        <w:t xml:space="preserve">), el control no puede acceder automáticamente a las </w:t>
+      </w:r>
+      <w:proofErr w:type="spellStart"/>
+      <w:r>
+        <w:t>sub-propiedades</w:t>
+      </w:r>
+      <w:proofErr w:type="spellEnd"/>
+      <w:r>
+        <w:t xml:space="preserve"> para mostrarlas en la tabla.</w:t>
       </w:r>
     </w:p>
     <w:p>
@@ -374,10 +738,82 @@
           <w:b/>
           <w:bCs/>
         </w:rPr>
-        <w:t>Propiedad DataField Compuesta:</w:t>
-      </w:r>
-      <w:r>
-        <w:t xml:space="preserve"> Para mostrar datos de objetos anidados, se debe establecer AutoGenerateColumns="false" y definir manualmente un BoundField. En el DataField, se utiliza la notación de punto para acceder a la sub-propiedad deseada (ej: DataField="Tipo.Descripcion").</w:t>
+        <w:t xml:space="preserve">Propiedad </w:t>
+      </w:r>
+      <w:proofErr w:type="spellStart"/>
+      <w:r>
+        <w:rPr>
+          <w:b/>
+          <w:bCs/>
+        </w:rPr>
+        <w:t>DataField</w:t>
+      </w:r>
+      <w:proofErr w:type="spellEnd"/>
+      <w:r>
+        <w:rPr>
+          <w:b/>
+          <w:bCs/>
+        </w:rPr>
+        <w:t xml:space="preserve"> Compuesta:</w:t>
+      </w:r>
+      <w:r>
+        <w:t xml:space="preserve"> Para mostrar datos de objetos anidados, se debe establecer </w:t>
+      </w:r>
+      <w:proofErr w:type="spellStart"/>
+      <w:r>
+        <w:t>AutoGenerateColumns</w:t>
+      </w:r>
+      <w:proofErr w:type="spellEnd"/>
+      <w:r>
+        <w:t xml:space="preserve">="false" y definir manualmente un </w:t>
+      </w:r>
+      <w:proofErr w:type="spellStart"/>
+      <w:r>
+        <w:t>BoundField</w:t>
+      </w:r>
+      <w:proofErr w:type="spellEnd"/>
+      <w:r>
+        <w:t xml:space="preserve">. En el </w:t>
+      </w:r>
+      <w:proofErr w:type="spellStart"/>
+      <w:r>
+        <w:t>DataField</w:t>
+      </w:r>
+      <w:proofErr w:type="spellEnd"/>
+      <w:r>
+        <w:t xml:space="preserve">, se utiliza la notación de punto para acceder a la </w:t>
+      </w:r>
+      <w:proofErr w:type="spellStart"/>
+      <w:r>
+        <w:t>sub-propiedad</w:t>
+      </w:r>
+      <w:proofErr w:type="spellEnd"/>
+      <w:r>
+        <w:t xml:space="preserve"> deseada (</w:t>
+      </w:r>
+      <w:proofErr w:type="spellStart"/>
+      <w:r>
+        <w:t>ej</w:t>
+      </w:r>
+      <w:proofErr w:type="spellEnd"/>
+      <w:r>
+        <w:t xml:space="preserve">: </w:t>
+      </w:r>
+      <w:proofErr w:type="spellStart"/>
+      <w:r>
+        <w:t>DataField</w:t>
+      </w:r>
+      <w:proofErr w:type="spellEnd"/>
+      <w:r>
+        <w:t>="</w:t>
+      </w:r>
+      <w:proofErr w:type="spellStart"/>
+      <w:r>
+        <w:t>Tipo.Descripcion</w:t>
+      </w:r>
+      <w:proofErr w:type="spellEnd"/>
+      <w:r>
+        <w:t>").</w:t>
       </w:r>
     </w:p>
     <w:p>
@@ -392,7 +828,32 @@
           <w:b/>
           <w:bCs/>
         </w:rPr>
-        <w:t>Importancia del DataBind():</w:t>
+        <w:t xml:space="preserve">Importancia del </w:t>
+      </w:r>
+      <w:proofErr w:type="spellStart"/>
+      <w:proofErr w:type="gramStart"/>
+      <w:r>
+        <w:rPr>
+          <w:b/>
+          <w:bCs/>
+        </w:rPr>
+        <w:t>DataBind</w:t>
+      </w:r>
+      <w:proofErr w:type="spellEnd"/>
+      <w:r>
+        <w:rPr>
+          <w:b/>
+          <w:bCs/>
+        </w:rPr>
+        <w:t>(</w:t>
+      </w:r>
+      <w:proofErr w:type="gramEnd"/>
+      <w:r>
+        <w:rPr>
+          <w:b/>
+          <w:bCs/>
+        </w:rPr>
+        <w:t>):</w:t>
       </w:r>
       <w:r>
         <w:t xml:space="preserve"> Sin la ejecución de este método en el servidor, la grilla no procesará el origen de datos y no se renderizará ninguna fila en el HTML final del cliente.</w:t>
@@ -431,10 +892,82 @@
           <w:b/>
           <w:bCs/>
         </w:rPr>
-        <w:t>El problema del GridView:</w:t>
-      </w:r>
-      <w:r>
-        <w:t xml:space="preserve"> Al asignar una lista de objetos como DataSource, el control solo puede generar columnas automáticas para propiedades de tipos simples (int, string, bool). Si el objeto tiene una propiedad que es otro objeto (ej: Pokemon.Tipo), el GridView no sabe qué propiedad mostrar de ese objeto secundario.</w:t>
+        <w:t xml:space="preserve">El problema del </w:t>
+      </w:r>
+      <w:proofErr w:type="spellStart"/>
+      <w:r>
+        <w:rPr>
+          <w:b/>
+          <w:bCs/>
+        </w:rPr>
+        <w:t>GridView</w:t>
+      </w:r>
+      <w:proofErr w:type="spellEnd"/>
+      <w:r>
+        <w:rPr>
+          <w:b/>
+          <w:bCs/>
+        </w:rPr>
+        <w:t>:</w:t>
+      </w:r>
+      <w:r>
+        <w:t xml:space="preserve"> Al asignar una lista de objetos como </w:t>
+      </w:r>
+      <w:proofErr w:type="spellStart"/>
+      <w:r>
+        <w:t>DataSource</w:t>
+      </w:r>
+      <w:proofErr w:type="spellEnd"/>
+      <w:r>
+        <w:t>, el control solo puede generar columnas automáticas para propiedades de tipos simples (</w:t>
+      </w:r>
+      <w:proofErr w:type="spellStart"/>
+      <w:r>
+        <w:t>int</w:t>
+      </w:r>
+      <w:proofErr w:type="spellEnd"/>
+      <w:r>
+        <w:t xml:space="preserve">, </w:t>
+      </w:r>
+      <w:proofErr w:type="spellStart"/>
+      <w:r>
+        <w:t>string</w:t>
+      </w:r>
+      <w:proofErr w:type="spellEnd"/>
+      <w:r>
+        <w:t xml:space="preserve">, </w:t>
+      </w:r>
+      <w:proofErr w:type="spellStart"/>
+      <w:r>
+        <w:t>bool</w:t>
+      </w:r>
+      <w:proofErr w:type="spellEnd"/>
+      <w:r>
+        <w:t>). Si el objeto tiene una propiedad que es otro objeto (</w:t>
+      </w:r>
+      <w:proofErr w:type="spellStart"/>
+      <w:r>
+        <w:t>ej</w:t>
+      </w:r>
+      <w:proofErr w:type="spellEnd"/>
+      <w:r>
+        <w:t xml:space="preserve">: </w:t>
+      </w:r>
+      <w:proofErr w:type="spellStart"/>
+      <w:r>
+        <w:t>Pokemon.Tipo</w:t>
+      </w:r>
+      <w:proofErr w:type="spellEnd"/>
+      <w:r>
+        <w:t xml:space="preserve">), el </w:t>
+      </w:r>
+      <w:proofErr w:type="spellStart"/>
+      <w:r>
+        <w:t>GridView</w:t>
+      </w:r>
+      <w:proofErr w:type="spellEnd"/>
+      <w:r>
+        <w:t xml:space="preserve"> no sabe qué propiedad mostrar de ese objeto secundario.</w:t>
       </w:r>
     </w:p>
     <w:p>
@@ -449,10 +982,44 @@
           <w:b/>
           <w:bCs/>
         </w:rPr>
-        <w:t>La Solución (Manual Binding):</w:t>
-      </w:r>
-      <w:r>
-        <w:t xml:space="preserve"> Se debe establecer AutoGenerateColumns="false". Esto obliga al desarrollador a definir cada columna mediante &lt;asp:BoundField&gt;.</w:t>
+        <w:t xml:space="preserve">La Solución (Manual </w:t>
+      </w:r>
+      <w:proofErr w:type="spellStart"/>
+      <w:r>
+        <w:rPr>
+          <w:b/>
+          <w:bCs/>
+        </w:rPr>
+        <w:t>Binding</w:t>
+      </w:r>
+      <w:proofErr w:type="spellEnd"/>
+      <w:r>
+        <w:rPr>
+          <w:b/>
+          <w:bCs/>
+        </w:rPr>
+        <w:t>):</w:t>
+      </w:r>
+      <w:r>
+        <w:t xml:space="preserve"> Se debe establecer </w:t>
+      </w:r>
+      <w:proofErr w:type="spellStart"/>
+      <w:r>
+        <w:t>AutoGenerateColumns</w:t>
+      </w:r>
+      <w:proofErr w:type="spellEnd"/>
+      <w:r>
+        <w:t>="false". Esto obliga al desarrollador a definir cada columna mediante &lt;</w:t>
+      </w:r>
+      <w:proofErr w:type="spellStart"/>
+      <w:proofErr w:type="gramStart"/>
+      <w:r>
+        <w:t>asp:BoundField</w:t>
+      </w:r>
+      <w:proofErr w:type="spellEnd"/>
+      <w:proofErr w:type="gramEnd"/>
+      <w:r>
+        <w:t>&gt;.</w:t>
       </w:r>
     </w:p>
     <w:p>
@@ -468,10 +1035,66 @@
           <w:bCs/>
         </w:rPr>
         <w:lastRenderedPageBreak/>
-        <w:t>Notación de Punto en DataField:</w:t>
-      </w:r>
-      <w:r>
-        <w:t xml:space="preserve"> ASP.NET permite acceder a sub-propiedades utilizando la sintaxis de punto dentro del atributo DataField (ej: DataField="Tipo.Descripcion"). Esto permite que la grilla navegue por la jerarquía de objetos y extraiga el valor de texto deseado para mostrarlo en la tabla HTML.</w:t>
+        <w:t xml:space="preserve">Notación de Punto en </w:t>
+      </w:r>
+      <w:proofErr w:type="spellStart"/>
+      <w:r>
+        <w:rPr>
+          <w:b/>
+          <w:bCs/>
+        </w:rPr>
+        <w:t>DataField</w:t>
+      </w:r>
+      <w:proofErr w:type="spellEnd"/>
+      <w:r>
+        <w:rPr>
+          <w:b/>
+          <w:bCs/>
+        </w:rPr>
+        <w:t>:</w:t>
+      </w:r>
+      <w:r>
+        <w:t xml:space="preserve"> ASP.NET permite acceder a </w:t>
+      </w:r>
+      <w:proofErr w:type="spellStart"/>
+      <w:r>
+        <w:t>sub-propiedades</w:t>
+      </w:r>
+      <w:proofErr w:type="spellEnd"/>
+      <w:r>
+        <w:t xml:space="preserve"> utilizando la sintaxis de punto dentro del atributo </w:t>
+      </w:r>
+      <w:proofErr w:type="spellStart"/>
+      <w:r>
+        <w:t>DataField</w:t>
+      </w:r>
+      <w:proofErr w:type="spellEnd"/>
+      <w:r>
+        <w:t xml:space="preserve"> (</w:t>
+      </w:r>
+      <w:proofErr w:type="spellStart"/>
+      <w:r>
+        <w:t>ej</w:t>
+      </w:r>
+      <w:proofErr w:type="spellEnd"/>
+      <w:r>
+        <w:t xml:space="preserve">: </w:t>
+      </w:r>
+      <w:proofErr w:type="spellStart"/>
+      <w:r>
+        <w:t>DataField</w:t>
+      </w:r>
+      <w:proofErr w:type="spellEnd"/>
+      <w:r>
+        <w:t>="</w:t>
+      </w:r>
+      <w:proofErr w:type="spellStart"/>
+      <w:r>
+        <w:t>Tipo.Descripcion</w:t>
+      </w:r>
+      <w:proofErr w:type="spellEnd"/>
+      <w:r>
+        <w:t>"). Esto permite que la grilla navegue por la jerarquía de objetos y extraiga el valor de texto deseado para mostrarlo en la tabla HTML.</w:t>
       </w:r>
     </w:p>
     <w:p/>
@@ -489,7 +1112,43 @@
           <w:bCs/>
           <w:u w:val="single"/>
         </w:rPr>
-        <w:t>TEMA: Renderizado Dinámico mediante Inyección de Código (Inline Code)</w:t>
+        <w:t>TEMA: Renderizado Dinámico mediante Inyección de Código (</w:t>
+      </w:r>
+      <w:proofErr w:type="spellStart"/>
+      <w:r>
+        <w:rPr>
+          <w:b/>
+          <w:bCs/>
+          <w:u w:val="single"/>
+        </w:rPr>
+        <w:t>Inline</w:t>
+      </w:r>
+      <w:proofErr w:type="spellEnd"/>
+      <w:r>
+        <w:rPr>
+          <w:b/>
+          <w:bCs/>
+          <w:u w:val="single"/>
+        </w:rPr>
+        <w:t xml:space="preserve"> </w:t>
+      </w:r>
+      <w:proofErr w:type="spellStart"/>
+      <w:r>
+        <w:rPr>
+          <w:b/>
+          <w:bCs/>
+          <w:u w:val="single"/>
+        </w:rPr>
+        <w:t>Code</w:t>
+      </w:r>
+      <w:proofErr w:type="spellEnd"/>
+      <w:r>
+        <w:rPr>
+          <w:b/>
+          <w:bCs/>
+          <w:u w:val="single"/>
+        </w:rPr>
+        <w:t>)</w:t>
       </w:r>
     </w:p>
     <w:p>
@@ -507,8 +1166,29 @@
         <w:t>Limitaciones de los Controles de Servidor:</w:t>
       </w:r>
       <w:r>
-        <w:t xml:space="preserve"> Mientras que los controles como GridView facilitan el enlace de datos (DataBinding), suelen ser rígidos en cuanto a la estructura HTML que generan (tablas &lt;table&gt;). Para interfaces orientadas al usuario final (como catálogos o galerías), se requiere un control total sobre el HTML generado .</w:t>
-      </w:r>
+        <w:t xml:space="preserve"> Mientras que los controles como </w:t>
+      </w:r>
+      <w:proofErr w:type="spellStart"/>
+      <w:r>
+        <w:t>GridView</w:t>
+      </w:r>
+      <w:proofErr w:type="spellEnd"/>
+      <w:r>
+        <w:t xml:space="preserve"> facilitan el enlace de datos (</w:t>
+      </w:r>
+      <w:proofErr w:type="spellStart"/>
+      <w:r>
+        <w:t>DataBinding</w:t>
+      </w:r>
+      <w:proofErr w:type="spellEnd"/>
+      <w:r>
+        <w:t xml:space="preserve">), suelen ser rígidos en cuanto a la estructura HTML que generan (tablas &lt;table&gt;). Para interfaces orientadas al usuario final (como catálogos o galerías), se requiere un control total sobre el HTML </w:t>
+      </w:r>
+      <w:proofErr w:type="gramStart"/>
+      <w:r>
+        <w:t>generado .</w:t>
+      </w:r>
+      <w:proofErr w:type="gramEnd"/>
     </w:p>
     <w:p>
       <w:pPr>
@@ -525,8 +1205,29 @@
         <w:t>Etiquetas de Inyección (&lt;% %&gt;):</w:t>
       </w:r>
       <w:r>
-        <w:t xml:space="preserve"> ASP.NET WebForms permite incrustar bloques de código C# directamente en el archivo .aspx. El motor de renderizado ejecuta este código en el servidor antes de enviar el HTML al cliente .</w:t>
-      </w:r>
+        <w:t xml:space="preserve"> ASP.NET </w:t>
+      </w:r>
+      <w:proofErr w:type="spellStart"/>
+      <w:r>
+        <w:t>WebForms</w:t>
+      </w:r>
+      <w:proofErr w:type="spellEnd"/>
+      <w:r>
+        <w:t xml:space="preserve"> permite incrustar bloques de código C# directamente en el archivo .</w:t>
+      </w:r>
+      <w:proofErr w:type="spellStart"/>
+      <w:r>
+        <w:t>aspx</w:t>
+      </w:r>
+      <w:proofErr w:type="spellEnd"/>
+      <w:r>
+        <w:t xml:space="preserve">. El motor de renderizado ejecuta este código en el servidor antes de enviar el HTML al </w:t>
+      </w:r>
+      <w:proofErr w:type="gramStart"/>
+      <w:r>
+        <w:t>cliente .</w:t>
+      </w:r>
+      <w:proofErr w:type="gramEnd"/>
     </w:p>
     <w:p>
       <w:pPr>
@@ -540,10 +1241,74 @@
           <w:b/>
           <w:bCs/>
         </w:rPr>
-        <w:t>El patrón foreach:</w:t>
-      </w:r>
-      <w:r>
-        <w:t xml:space="preserve"> Al envolver un bloque de HTML dentro de un bucle foreach de C# (&lt;% foreach (var item in Coleccion) { %&gt; ... HTML ... &lt;% } %&gt;), el servidor repite ese fragmento HTML por cada elemento de la colección.</w:t>
+        <w:t xml:space="preserve">El patrón </w:t>
+      </w:r>
+      <w:proofErr w:type="spellStart"/>
+      <w:r>
+        <w:rPr>
+          <w:b/>
+          <w:bCs/>
+        </w:rPr>
+        <w:t>foreach</w:t>
+      </w:r>
+      <w:proofErr w:type="spellEnd"/>
+      <w:r>
+        <w:rPr>
+          <w:b/>
+          <w:bCs/>
+        </w:rPr>
+        <w:t>:</w:t>
+      </w:r>
+      <w:r>
+        <w:t xml:space="preserve"> Al envolver un bloque de HTML dentro de un bucle </w:t>
+      </w:r>
+      <w:proofErr w:type="spellStart"/>
+      <w:r>
+        <w:t>foreach</w:t>
+      </w:r>
+      <w:proofErr w:type="spellEnd"/>
+      <w:r>
+        <w:t xml:space="preserve"> de C# (&lt;% </w:t>
+      </w:r>
+      <w:proofErr w:type="spellStart"/>
+      <w:r>
+        <w:t>foreach</w:t>
+      </w:r>
+      <w:proofErr w:type="spellEnd"/>
+      <w:r>
+        <w:t xml:space="preserve"> (</w:t>
+      </w:r>
+      <w:proofErr w:type="spellStart"/>
+      <w:r>
+        <w:t>var</w:t>
+      </w:r>
+      <w:proofErr w:type="spellEnd"/>
+      <w:r>
+        <w:t xml:space="preserve"> </w:t>
+      </w:r>
+      <w:proofErr w:type="spellStart"/>
+      <w:r>
+        <w:t>item</w:t>
+      </w:r>
+      <w:proofErr w:type="spellEnd"/>
+      <w:r>
+        <w:t xml:space="preserve"> in </w:t>
+      </w:r>
+      <w:proofErr w:type="spellStart"/>
+      <w:r>
+        <w:t>Coleccion</w:t>
+      </w:r>
+      <w:proofErr w:type="spellEnd"/>
+      <w:r>
+        <w:t xml:space="preserve">) </w:t>
+      </w:r>
+      <w:proofErr w:type="gramStart"/>
+      <w:r>
+        <w:t>{ %</w:t>
+      </w:r>
+      <w:proofErr w:type="gramEnd"/>
+      <w:r>
+        <w:t>&gt; ... HTML ... &lt;% } %&gt;), el servidor repite ese fragmento HTML por cada elemento de la colección.</w:t>
       </w:r>
     </w:p>
     <w:p>
@@ -561,7 +1326,15 @@
         <w:t>Evaluación de Expresiones (&lt;%= %&gt;):</w:t>
       </w:r>
       <w:r>
-        <w:t xml:space="preserve"> Esta variante de la etiqueta se utiliza específicamente para imprimir (renderizar) el valor de una variable o propiedad de C# dentro del flujo del HTML (equivalente a Response.Write()).</w:t>
+        <w:t xml:space="preserve"> Esta variante de la etiqueta se utiliza específicamente para imprimir (renderizar) el valor de una variable o propiedad de C# dentro del flujo del HTML (equivalente a </w:t>
+      </w:r>
+      <w:proofErr w:type="spellStart"/>
+      <w:r>
+        <w:t>Response.Write</w:t>
+      </w:r>
+      <w:proofErr w:type="spellEnd"/>
+      <w:r>
+        <w:t>()).</w:t>
       </w:r>
     </w:p>
     <w:p/>
@@ -571,7 +1344,23 @@
           <w:b/>
           <w:bCs/>
         </w:rPr>
-        <w:t>TEMA: Control de Servidor Repeater en ASP.NET</w:t>
+        <w:t xml:space="preserve">TEMA: Control de Servidor </w:t>
+      </w:r>
+      <w:proofErr w:type="spellStart"/>
+      <w:r>
+        <w:rPr>
+          <w:b/>
+          <w:bCs/>
+        </w:rPr>
+        <w:t>Repeater</w:t>
+      </w:r>
+      <w:proofErr w:type="spellEnd"/>
+      <w:r>
+        <w:rPr>
+          <w:b/>
+          <w:bCs/>
+        </w:rPr>
+        <w:t xml:space="preserve"> en ASP.NET</w:t>
       </w:r>
     </w:p>
     <w:p>
@@ -589,8 +1378,53 @@
         <w:t>Estructura y Renderizado:</w:t>
       </w:r>
       <w:r>
-        <w:t xml:space="preserve"> El control Repeater es el control de enlace de datos más básico y flexible en ASP.NET. A diferencia del GridView, no genera ningún HTML por defecto (ni tablas ni divs). Su estructura se define estrictamente a través de plantillas (templates), siendo &lt;ItemTemplate&gt; la única obligatoria para definir el contenido repetitivo .</w:t>
-      </w:r>
+        <w:t xml:space="preserve"> El control </w:t>
+      </w:r>
+      <w:proofErr w:type="spellStart"/>
+      <w:r>
+        <w:t>Repeater</w:t>
+      </w:r>
+      <w:proofErr w:type="spellEnd"/>
+      <w:r>
+        <w:t xml:space="preserve"> es el control de enlace de datos más básico y flexible en ASP.NET. A diferencia del </w:t>
+      </w:r>
+      <w:proofErr w:type="spellStart"/>
+      <w:r>
+        <w:t>GridView</w:t>
+      </w:r>
+      <w:proofErr w:type="spellEnd"/>
+      <w:r>
+        <w:t xml:space="preserve">, no genera ningún HTML por defecto (ni tablas ni </w:t>
+      </w:r>
+      <w:proofErr w:type="spellStart"/>
+      <w:r>
+        <w:t>divs</w:t>
+      </w:r>
+      <w:proofErr w:type="spellEnd"/>
+      <w:r>
+        <w:t>). Su estructura se define estrictamente a través de plantillas (</w:t>
+      </w:r>
+      <w:proofErr w:type="spellStart"/>
+      <w:r>
+        <w:t>templates</w:t>
+      </w:r>
+      <w:proofErr w:type="spellEnd"/>
+      <w:r>
+        <w:t>), siendo &lt;</w:t>
+      </w:r>
+      <w:proofErr w:type="spellStart"/>
+      <w:r>
+        <w:t>ItemTemplate</w:t>
+      </w:r>
+      <w:proofErr w:type="spellEnd"/>
+      <w:r>
+        <w:t xml:space="preserve">&gt; la única obligatoria para definir el contenido </w:t>
+      </w:r>
+      <w:proofErr w:type="gramStart"/>
+      <w:r>
+        <w:t>repetitivo .</w:t>
+      </w:r>
+      <w:proofErr w:type="gramEnd"/>
     </w:p>
     <w:p>
       <w:pPr>
@@ -607,7 +1441,60 @@
         <w:t>Enlace de Datos Bidireccional (&lt;%# %&gt;):</w:t>
       </w:r>
       <w:r>
-        <w:t xml:space="preserve"> La sintaxis &lt;%# ... %&gt; indica una expresión de enlace de datos (DataBinding expression). A diferencia del foreach que usa código C# inline, el Repeater procesa estas expresiones cuando se invoca el método DataBind() en el servidor .</w:t>
+        <w:t xml:space="preserve"> La sintaxis &lt;%# ... %&gt; indica una expresión de enlace de datos (</w:t>
+      </w:r>
+      <w:proofErr w:type="spellStart"/>
+      <w:r>
+        <w:t>DataBinding</w:t>
+      </w:r>
+      <w:proofErr w:type="spellEnd"/>
+      <w:r>
+        <w:t xml:space="preserve"> </w:t>
+      </w:r>
+      <w:proofErr w:type="spellStart"/>
+      <w:r>
+        <w:t>expression</w:t>
+      </w:r>
+      <w:proofErr w:type="spellEnd"/>
+      <w:r>
+        <w:t xml:space="preserve">). A diferencia del </w:t>
+      </w:r>
+      <w:proofErr w:type="spellStart"/>
+      <w:r>
+        <w:t>foreach</w:t>
+      </w:r>
+      <w:proofErr w:type="spellEnd"/>
+      <w:r>
+        <w:t xml:space="preserve"> que usa código C# </w:t>
+      </w:r>
+      <w:proofErr w:type="spellStart"/>
+      <w:r>
+        <w:t>inline</w:t>
+      </w:r>
+      <w:proofErr w:type="spellEnd"/>
+      <w:r>
+        <w:t xml:space="preserve">, el </w:t>
+      </w:r>
+      <w:proofErr w:type="spellStart"/>
+      <w:r>
+        <w:t>Repeater</w:t>
+      </w:r>
+      <w:proofErr w:type="spellEnd"/>
+      <w:r>
+        <w:t xml:space="preserve"> procesa estas expresiones cuando se invoca el método </w:t>
+      </w:r>
+      <w:proofErr w:type="spellStart"/>
+      <w:proofErr w:type="gramStart"/>
+      <w:r>
+        <w:t>DataBind</w:t>
+      </w:r>
+      <w:proofErr w:type="spellEnd"/>
+      <w:r>
+        <w:t>(</w:t>
+      </w:r>
+      <w:proofErr w:type="gramEnd"/>
+      <w:r>
+        <w:t>) en el servidor .</w:t>
       </w:r>
     </w:p>
     <w:p>
@@ -622,11 +1509,89 @@
           <w:b/>
           <w:bCs/>
         </w:rPr>
-        <w:t>Método Eval():</w:t>
-      </w:r>
-      <w:r>
-        <w:t xml:space="preserve"> Es una función optimizada que utiliza reflexión (Reflection) para evaluar en tiempo de ejecución (runtime) las propiedades del objeto de datos subyacente que el Repeater está iterando en ese momento. Se debe pasar el nombre de la propiedad exactamente como está definida en la clase C# (ej: &lt;%# Eval("Descripcion") %&gt;) .</w:t>
-      </w:r>
+        <w:t xml:space="preserve">Método </w:t>
+      </w:r>
+      <w:proofErr w:type="spellStart"/>
+      <w:proofErr w:type="gramStart"/>
+      <w:r>
+        <w:rPr>
+          <w:b/>
+          <w:bCs/>
+        </w:rPr>
+        <w:t>Eval</w:t>
+      </w:r>
+      <w:proofErr w:type="spellEnd"/>
+      <w:r>
+        <w:rPr>
+          <w:b/>
+          <w:bCs/>
+        </w:rPr>
+        <w:t>(</w:t>
+      </w:r>
+      <w:proofErr w:type="gramEnd"/>
+      <w:r>
+        <w:rPr>
+          <w:b/>
+          <w:bCs/>
+        </w:rPr>
+        <w:t>):</w:t>
+      </w:r>
+      <w:r>
+        <w:t xml:space="preserve"> Es una función optimizada que utiliza reflexión (</w:t>
+      </w:r>
+      <w:proofErr w:type="spellStart"/>
+      <w:r>
+        <w:t>Reflection</w:t>
+      </w:r>
+      <w:proofErr w:type="spellEnd"/>
+      <w:r>
+        <w:t>) para evaluar en tiempo de ejecución (</w:t>
+      </w:r>
+      <w:proofErr w:type="spellStart"/>
+      <w:r>
+        <w:t>runtime</w:t>
+      </w:r>
+      <w:proofErr w:type="spellEnd"/>
+      <w:r>
+        <w:t xml:space="preserve">) las propiedades del objeto de datos subyacente que el </w:t>
+      </w:r>
+      <w:proofErr w:type="spellStart"/>
+      <w:r>
+        <w:t>Repeater</w:t>
+      </w:r>
+      <w:proofErr w:type="spellEnd"/>
+      <w:r>
+        <w:t xml:space="preserve"> está iterando en ese momento. Se debe pasar el nombre de la propiedad exactamente como está definida en la clase C# (</w:t>
+      </w:r>
+      <w:proofErr w:type="spellStart"/>
+      <w:r>
+        <w:t>ej</w:t>
+      </w:r>
+      <w:proofErr w:type="spellEnd"/>
+      <w:r>
+        <w:t xml:space="preserve">: &lt;%# </w:t>
+      </w:r>
+      <w:proofErr w:type="spellStart"/>
+      <w:r>
+        <w:t>Eval</w:t>
+      </w:r>
+      <w:proofErr w:type="spellEnd"/>
+      <w:r>
+        <w:t>("</w:t>
+      </w:r>
+      <w:proofErr w:type="spellStart"/>
+      <w:r>
+        <w:t>Descripcion</w:t>
+      </w:r>
+      <w:proofErr w:type="spellEnd"/>
+      <w:r>
+        <w:t>") %&gt;</w:t>
+      </w:r>
+      <w:proofErr w:type="gramStart"/>
+      <w:r>
+        <w:t>) .</w:t>
+      </w:r>
+      <w:proofErr w:type="gramEnd"/>
     </w:p>
     <w:p/>
     <w:p/>
@@ -638,7 +1603,23 @@
           <w:b/>
           <w:bCs/>
         </w:rPr>
-        <w:t>TEMA: Eventos y Propiedad CommandArgument en Controles de Datos</w:t>
+        <w:t xml:space="preserve">TEMA: Eventos y Propiedad </w:t>
+      </w:r>
+      <w:proofErr w:type="spellStart"/>
+      <w:r>
+        <w:rPr>
+          <w:b/>
+          <w:bCs/>
+        </w:rPr>
+        <w:t>CommandArgument</w:t>
+      </w:r>
+      <w:proofErr w:type="spellEnd"/>
+      <w:r>
+        <w:rPr>
+          <w:b/>
+          <w:bCs/>
+        </w:rPr>
+        <w:t xml:space="preserve"> en Controles de Datos</w:t>
       </w:r>
     </w:p>
     <w:p>
@@ -653,10 +1634,58 @@
           <w:b/>
           <w:bCs/>
         </w:rPr>
-        <w:t>El parámetro sender:</w:t>
-      </w:r>
-      <w:r>
-        <w:t xml:space="preserve"> En los manejadores de eventos (Event Handlers) de C#, el parámetro object sender contiene la referencia exacta al control de la interfaz que desencadenó la acción.</w:t>
+        <w:t xml:space="preserve">El parámetro </w:t>
+      </w:r>
+      <w:proofErr w:type="spellStart"/>
+      <w:r>
+        <w:rPr>
+          <w:b/>
+          <w:bCs/>
+        </w:rPr>
+        <w:t>sender</w:t>
+      </w:r>
+      <w:proofErr w:type="spellEnd"/>
+      <w:r>
+        <w:rPr>
+          <w:b/>
+          <w:bCs/>
+        </w:rPr>
+        <w:t>:</w:t>
+      </w:r>
+      <w:r>
+        <w:t xml:space="preserve"> En los manejadores de eventos (</w:t>
+      </w:r>
+      <w:proofErr w:type="spellStart"/>
+      <w:r>
+        <w:t>Event</w:t>
+      </w:r>
+      <w:proofErr w:type="spellEnd"/>
+      <w:r>
+        <w:t xml:space="preserve"> </w:t>
+      </w:r>
+      <w:proofErr w:type="spellStart"/>
+      <w:r>
+        <w:t>Handlers</w:t>
+      </w:r>
+      <w:proofErr w:type="spellEnd"/>
+      <w:r>
+        <w:t xml:space="preserve">) de C#, el parámetro </w:t>
+      </w:r>
+      <w:proofErr w:type="spellStart"/>
+      <w:r>
+        <w:t>object</w:t>
+      </w:r>
+      <w:proofErr w:type="spellEnd"/>
+      <w:r>
+        <w:t xml:space="preserve"> </w:t>
+      </w:r>
+      <w:proofErr w:type="spellStart"/>
+      <w:r>
+        <w:t>sender</w:t>
+      </w:r>
+      <w:proofErr w:type="spellEnd"/>
+      <w:r>
+        <w:t xml:space="preserve"> contiene la referencia exacta al control de la interfaz que desencadenó la acción.</w:t>
       </w:r>
     </w:p>
     <w:p>
@@ -674,8 +1703,61 @@
         <w:t>Casting de Controles:</w:t>
       </w:r>
       <w:r>
-        <w:t xml:space="preserve"> Dado que sender es del tipo genérico object, no expone propiedades específicas (como Text o CommandArgument). Es necesario realizar un casteo explícito (ej: ((Button)sender)) para que el compilador trate ese objeto como un botón y permita acceder a sus atributos .</w:t>
-      </w:r>
+        <w:t xml:space="preserve"> Dado que </w:t>
+      </w:r>
+      <w:proofErr w:type="spellStart"/>
+      <w:r>
+        <w:t>sender</w:t>
+      </w:r>
+      <w:proofErr w:type="spellEnd"/>
+      <w:r>
+        <w:t xml:space="preserve"> es del tipo genérico </w:t>
+      </w:r>
+      <w:proofErr w:type="spellStart"/>
+      <w:r>
+        <w:t>object</w:t>
+      </w:r>
+      <w:proofErr w:type="spellEnd"/>
+      <w:r>
+        <w:t xml:space="preserve">, no expone propiedades específicas (como Text o </w:t>
+      </w:r>
+      <w:proofErr w:type="spellStart"/>
+      <w:r>
+        <w:t>CommandArgument</w:t>
+      </w:r>
+      <w:proofErr w:type="spellEnd"/>
+      <w:r>
+        <w:t>). Es necesario realizar un casteo explícito (</w:t>
+      </w:r>
+      <w:proofErr w:type="spellStart"/>
+      <w:r>
+        <w:t>ej</w:t>
+      </w:r>
+      <w:proofErr w:type="spellEnd"/>
+      <w:r>
+        <w:t>: ((</w:t>
+      </w:r>
+      <w:proofErr w:type="spellStart"/>
+      <w:r>
+        <w:t>Button</w:t>
+      </w:r>
+      <w:proofErr w:type="spellEnd"/>
+      <w:r>
+        <w:t>)</w:t>
+      </w:r>
+      <w:proofErr w:type="spellStart"/>
+      <w:r>
+        <w:t>sender</w:t>
+      </w:r>
+      <w:proofErr w:type="spellEnd"/>
+      <w:r>
+        <w:t xml:space="preserve">)) para que el compilador trate ese objeto como un botón y permita acceder a sus </w:t>
+      </w:r>
+      <w:proofErr w:type="gramStart"/>
+      <w:r>
+        <w:t>atributos .</w:t>
+      </w:r>
+      <w:proofErr w:type="gramEnd"/>
     </w:p>
     <w:p>
       <w:pPr>
@@ -689,11 +1771,69 @@
           <w:b/>
           <w:bCs/>
         </w:rPr>
-        <w:t>Propiedad CommandArgument:</w:t>
-      </w:r>
-      <w:r>
-        <w:t xml:space="preserve"> Es una propiedad clave en los controles de tipo Button o LinkButton de ASP.NET. Permite almacenar un valor dinámico (como la Clave Primaria o ID de un registro) directamente en el HTML del botón . Cuando el usuario hace clic, ese valor viaja automáticamente al servidor y puede ser recuperado en el evento OnClick o OnCommand .</w:t>
-      </w:r>
+        <w:t xml:space="preserve">Propiedad </w:t>
+      </w:r>
+      <w:proofErr w:type="spellStart"/>
+      <w:r>
+        <w:rPr>
+          <w:b/>
+          <w:bCs/>
+        </w:rPr>
+        <w:t>CommandArgument</w:t>
+      </w:r>
+      <w:proofErr w:type="spellEnd"/>
+      <w:r>
+        <w:rPr>
+          <w:b/>
+          <w:bCs/>
+        </w:rPr>
+        <w:t>:</w:t>
+      </w:r>
+      <w:r>
+        <w:t xml:space="preserve"> Es una propiedad clave en los controles de tipo </w:t>
+      </w:r>
+      <w:proofErr w:type="spellStart"/>
+      <w:r>
+        <w:t>Button</w:t>
+      </w:r>
+      <w:proofErr w:type="spellEnd"/>
+      <w:r>
+        <w:t xml:space="preserve"> o </w:t>
+      </w:r>
+      <w:proofErr w:type="spellStart"/>
+      <w:r>
+        <w:t>LinkButton</w:t>
+      </w:r>
+      <w:proofErr w:type="spellEnd"/>
+      <w:r>
+        <w:t xml:space="preserve"> de ASP.NET. Permite almacenar un valor dinámico (como la Clave Primaria o ID de un registro) directamente en el HTML del </w:t>
+      </w:r>
+      <w:proofErr w:type="gramStart"/>
+      <w:r>
+        <w:t>botón .</w:t>
+      </w:r>
+      <w:proofErr w:type="gramEnd"/>
+      <w:r>
+        <w:t xml:space="preserve"> Cuando el usuario hace clic, ese valor viaja automáticamente al servidor y puede ser recuperado en el evento </w:t>
+      </w:r>
+      <w:proofErr w:type="spellStart"/>
+      <w:r>
+        <w:t>OnClick</w:t>
+      </w:r>
+      <w:proofErr w:type="spellEnd"/>
+      <w:r>
+        <w:t xml:space="preserve"> o </w:t>
+      </w:r>
+      <w:proofErr w:type="spellStart"/>
+      <w:proofErr w:type="gramStart"/>
+      <w:r>
+        <w:t>OnCommand</w:t>
+      </w:r>
+      <w:proofErr w:type="spellEnd"/>
+      <w:r>
+        <w:t xml:space="preserve"> .</w:t>
+      </w:r>
+      <w:proofErr w:type="gramEnd"/>
     </w:p>
     <w:p>
       <w:pPr>
@@ -707,11 +1847,93 @@
           <w:b/>
           <w:bCs/>
         </w:rPr>
-        <w:t>Protección del PostBack en Repeaters:</w:t>
-      </w:r>
-      <w:r>
-        <w:t xml:space="preserve"> Si se vuelve a enlazar (DataBind) un Repeater durante un PostBack (fuera de un bloque if (!IsPostBack)), el ciclo de vida de la página destruirá y recreará todos los botones dinámicos antes de procesar el evento de clic, lo que anulará la acción del usuario. La carga de datos debe restringirse a la primera carga de la página .</w:t>
-      </w:r>
+        <w:t xml:space="preserve">Protección del </w:t>
+      </w:r>
+      <w:proofErr w:type="spellStart"/>
+      <w:r>
+        <w:rPr>
+          <w:b/>
+          <w:bCs/>
+        </w:rPr>
+        <w:t>PostBack</w:t>
+      </w:r>
+      <w:proofErr w:type="spellEnd"/>
+      <w:r>
+        <w:rPr>
+          <w:b/>
+          <w:bCs/>
+        </w:rPr>
+        <w:t xml:space="preserve"> en </w:t>
+      </w:r>
+      <w:proofErr w:type="spellStart"/>
+      <w:r>
+        <w:rPr>
+          <w:b/>
+          <w:bCs/>
+        </w:rPr>
+        <w:t>Repeaters</w:t>
+      </w:r>
+      <w:proofErr w:type="spellEnd"/>
+      <w:r>
+        <w:rPr>
+          <w:b/>
+          <w:bCs/>
+        </w:rPr>
+        <w:t>:</w:t>
+      </w:r>
+      <w:r>
+        <w:t xml:space="preserve"> Si se vuelve a enlazar (</w:t>
+      </w:r>
+      <w:proofErr w:type="spellStart"/>
+      <w:r>
+        <w:t>DataBind</w:t>
+      </w:r>
+      <w:proofErr w:type="spellEnd"/>
+      <w:r>
+        <w:t xml:space="preserve">) un </w:t>
+      </w:r>
+      <w:proofErr w:type="spellStart"/>
+      <w:r>
+        <w:t>Repeater</w:t>
+      </w:r>
+      <w:proofErr w:type="spellEnd"/>
+      <w:r>
+        <w:t xml:space="preserve"> durante un </w:t>
+      </w:r>
+      <w:proofErr w:type="spellStart"/>
+      <w:r>
+        <w:t>PostBack</w:t>
+      </w:r>
+      <w:proofErr w:type="spellEnd"/>
+      <w:r>
+        <w:t xml:space="preserve"> (fuera de un bloque </w:t>
+      </w:r>
+      <w:proofErr w:type="spellStart"/>
+      <w:r>
+        <w:t>if</w:t>
+      </w:r>
+      <w:proofErr w:type="spellEnd"/>
+      <w:r>
+        <w:t xml:space="preserve"> </w:t>
+      </w:r>
+      <w:proofErr w:type="gramStart"/>
+      <w:r>
+        <w:t>(!</w:t>
+      </w:r>
+      <w:proofErr w:type="spellStart"/>
+      <w:r>
+        <w:t>IsPostBack</w:t>
+      </w:r>
+      <w:proofErr w:type="spellEnd"/>
+      <w:proofErr w:type="gramEnd"/>
+      <w:r>
+        <w:t xml:space="preserve">)), el ciclo de vida de la página destruirá y recreará todos los botones dinámicos antes de procesar el evento de clic, lo que anulará la acción del usuario. La carga de datos debe restringirse a la primera carga de la </w:t>
+      </w:r>
+      <w:proofErr w:type="gramStart"/>
+      <w:r>
+        <w:t>página .</w:t>
+      </w:r>
+      <w:proofErr w:type="gramEnd"/>
     </w:p>
     <w:p>
       <w:pPr>
@@ -729,7 +1951,39 @@
           <w:b/>
           <w:bCs/>
         </w:rPr>
-        <w:t>Explicación del PostBack en Repeaters mejorado:</w:t>
+        <w:t xml:space="preserve">Explicación del </w:t>
+      </w:r>
+      <w:proofErr w:type="spellStart"/>
+      <w:r>
+        <w:rPr>
+          <w:b/>
+          <w:bCs/>
+        </w:rPr>
+        <w:t>PostBack</w:t>
+      </w:r>
+      <w:proofErr w:type="spellEnd"/>
+      <w:r>
+        <w:rPr>
+          <w:b/>
+          <w:bCs/>
+        </w:rPr>
+        <w:t xml:space="preserve"> en </w:t>
+      </w:r>
+      <w:proofErr w:type="spellStart"/>
+      <w:r>
+        <w:rPr>
+          <w:b/>
+          <w:bCs/>
+        </w:rPr>
+        <w:t>Repeaters</w:t>
+      </w:r>
+      <w:proofErr w:type="spellEnd"/>
+      <w:r>
+        <w:rPr>
+          <w:b/>
+          <w:bCs/>
+        </w:rPr>
+        <w:t xml:space="preserve"> mejorado:</w:t>
       </w:r>
       <w:r>
         <w:br/>
@@ -750,8 +2004,18 @@
         </w:numPr>
       </w:pPr>
       <w:r>
-        <w:t>En las aplicaciones de escritorio, los botones siempre están ahí. Pero en la web (ASP.NET), la página "muere" cuando se envía al navegador del usuario, y "vuelve a nacer" en el servidor cada vez que el usuario hace un clic (PostBack) .</w:t>
-      </w:r>
+        <w:t>En las aplicaciones de escritorio, los botones siempre están ahí. Pero en la web (ASP.NET), la página "muere" cuando se envía al navegador del usuario, y "vuelve a nacer" en el servidor cada vez que el usuario hace un clic (</w:t>
+      </w:r>
+      <w:proofErr w:type="spellStart"/>
+      <w:r>
+        <w:t>PostBack</w:t>
+      </w:r>
+      <w:proofErr w:type="spellEnd"/>
+      <w:proofErr w:type="gramStart"/>
+      <w:r>
+        <w:t>) .</w:t>
+      </w:r>
+      <w:proofErr w:type="gramEnd"/>
     </w:p>
     <w:p>
       <w:pPr>
@@ -761,7 +2025,15 @@
         </w:numPr>
       </w:pPr>
       <w:r>
-        <w:t xml:space="preserve">El ciclo de vida de la página tiene un orden estricto. Cuando hacés clic en el botón de un Pokémon, el servidor hace esto </w:t>
+        <w:t xml:space="preserve">El ciclo de vida de la página tiene un orden estricto. Cuando </w:t>
+      </w:r>
+      <w:proofErr w:type="spellStart"/>
+      <w:r>
+        <w:t>hacés</w:t>
+      </w:r>
+      <w:proofErr w:type="spellEnd"/>
+      <w:r>
+        <w:t xml:space="preserve"> clic en el botón de un Pokémon, el servidor hace esto </w:t>
       </w:r>
       <w:r>
         <w:rPr>
@@ -786,8 +2058,17 @@
           <w:b/>
           <w:bCs/>
         </w:rPr>
-        <w:t>Paso 1: Page_Load</w:t>
-      </w:r>
+        <w:t xml:space="preserve">Paso 1: </w:t>
+      </w:r>
+      <w:proofErr w:type="spellStart"/>
+      <w:r>
+        <w:rPr>
+          <w:b/>
+          <w:bCs/>
+        </w:rPr>
+        <w:t>Page_Load</w:t>
+      </w:r>
+      <w:proofErr w:type="spellEnd"/>
       <w:r>
         <w:t xml:space="preserve"> (Se ejecuta siempre, primero).</w:t>
       </w:r>
@@ -807,7 +2088,15 @@
         <w:t>Paso 2: Eventos de los controles</w:t>
       </w:r>
       <w:r>
-        <w:t xml:space="preserve"> (Acá recién se ejecuta tu btnEjemplo_Click).</w:t>
+        <w:t xml:space="preserve"> (Acá recién se ejecuta tu </w:t>
+      </w:r>
+      <w:proofErr w:type="spellStart"/>
+      <w:r>
+        <w:t>btnEjemplo_Click</w:t>
+      </w:r>
+      <w:proofErr w:type="spellEnd"/>
+      <w:r>
+        <w:t>).</w:t>
       </w:r>
     </w:p>
     <w:p>
@@ -822,7 +2111,48 @@
           <w:b/>
           <w:bCs/>
         </w:rPr>
-        <w:t>¿Qué pasa si NO usamos el if (!IsPostBack)?</w:t>
+        <w:t xml:space="preserve">¿Qué pasa si NO usamos el </w:t>
+      </w:r>
+      <w:proofErr w:type="spellStart"/>
+      <w:r>
+        <w:rPr>
+          <w:b/>
+          <w:bCs/>
+        </w:rPr>
+        <w:t>if</w:t>
+      </w:r>
+      <w:proofErr w:type="spellEnd"/>
+      <w:r>
+        <w:rPr>
+          <w:b/>
+          <w:bCs/>
+        </w:rPr>
+        <w:t xml:space="preserve"> </w:t>
+      </w:r>
+      <w:proofErr w:type="gramStart"/>
+      <w:r>
+        <w:rPr>
+          <w:b/>
+          <w:bCs/>
+        </w:rPr>
+        <w:t>(!</w:t>
+      </w:r>
+      <w:proofErr w:type="spellStart"/>
+      <w:r>
+        <w:rPr>
+          <w:b/>
+          <w:bCs/>
+        </w:rPr>
+        <w:t>IsPostBack</w:t>
+      </w:r>
+      <w:proofErr w:type="spellEnd"/>
+      <w:proofErr w:type="gramEnd"/>
+      <w:r>
+        <w:rPr>
+          <w:b/>
+          <w:bCs/>
+        </w:rPr>
+        <w:t>)?</w:t>
       </w:r>
     </w:p>
     <w:p>
@@ -832,8 +2162,21 @@
           <w:numId w:val="8"/>
         </w:numPr>
       </w:pPr>
-      <w:r>
-        <w:t>Imaginate que el Repeater es una casa de bloques de Lego que armaste con una lista. Cada tarjeta tiene un timbre (el botón).</w:t>
+      <w:proofErr w:type="spellStart"/>
+      <w:r>
+        <w:t>Imaginate</w:t>
+      </w:r>
+      <w:proofErr w:type="spellEnd"/>
+      <w:r>
+        <w:t xml:space="preserve"> que el </w:t>
+      </w:r>
+      <w:proofErr w:type="spellStart"/>
+      <w:r>
+        <w:t>Repeater</w:t>
+      </w:r>
+      <w:proofErr w:type="spellEnd"/>
+      <w:r>
+        <w:t xml:space="preserve"> es una casa de bloques de Lego que armaste con una lista. Cada tarjeta tiene un timbre (el botón).</w:t>
       </w:r>
     </w:p>
     <w:p>
@@ -843,15 +2186,44 @@
           <w:numId w:val="8"/>
         </w:numPr>
       </w:pPr>
-      <w:r>
-        <w:t xml:space="preserve">Hacés clic en el timbre del Charmander. El navegador le avisa al servidor: </w:t>
+      <w:proofErr w:type="spellStart"/>
+      <w:r>
+        <w:t>Hacés</w:t>
+      </w:r>
+      <w:proofErr w:type="spellEnd"/>
+      <w:r>
+        <w:t xml:space="preserve"> clic en el timbre del </w:t>
+      </w:r>
+      <w:proofErr w:type="spellStart"/>
+      <w:r>
+        <w:t>Charmander</w:t>
+      </w:r>
+      <w:proofErr w:type="spellEnd"/>
+      <w:r>
+        <w:t xml:space="preserve">. El navegador le avisa al servidor: </w:t>
       </w:r>
       <w:r>
         <w:rPr>
           <w:i/>
           <w:iCs/>
         </w:rPr>
-        <w:t>"Alguien tocó el timbre del Charmander"</w:t>
+        <w:t xml:space="preserve">"Alguien tocó el timbre del </w:t>
+      </w:r>
+      <w:proofErr w:type="spellStart"/>
+      <w:r>
+        <w:rPr>
+          <w:i/>
+          <w:iCs/>
+        </w:rPr>
+        <w:t>Charmander</w:t>
+      </w:r>
+      <w:proofErr w:type="spellEnd"/>
+      <w:r>
+        <w:rPr>
+          <w:i/>
+          <w:iCs/>
+        </w:rPr>
+        <w:t>"</w:t>
       </w:r>
       <w:r>
         <w:t>.</w:t>
@@ -872,10 +2244,55 @@
           <w:b/>
           <w:bCs/>
         </w:rPr>
-        <w:t>Paso 1 (Page_Load)</w:t>
-      </w:r>
-      <w:r>
-        <w:t>. Como no le pusiste el if (!IsPostBack), vuelve a ir a la base de datos y ejecuta repPokemons.DataBind().</w:t>
+        <w:t>Paso 1 (</w:t>
+      </w:r>
+      <w:proofErr w:type="spellStart"/>
+      <w:r>
+        <w:rPr>
+          <w:b/>
+          <w:bCs/>
+        </w:rPr>
+        <w:t>Page_Load</w:t>
+      </w:r>
+      <w:proofErr w:type="spellEnd"/>
+      <w:r>
+        <w:rPr>
+          <w:b/>
+          <w:bCs/>
+        </w:rPr>
+        <w:t>)</w:t>
+      </w:r>
+      <w:r>
+        <w:t xml:space="preserve">. Como no le pusiste el </w:t>
+      </w:r>
+      <w:proofErr w:type="spellStart"/>
+      <w:r>
+        <w:t>if</w:t>
+      </w:r>
+      <w:proofErr w:type="spellEnd"/>
+      <w:r>
+        <w:t xml:space="preserve"> </w:t>
+      </w:r>
+      <w:proofErr w:type="gramStart"/>
+      <w:r>
+        <w:t>(!</w:t>
+      </w:r>
+      <w:proofErr w:type="spellStart"/>
+      <w:r>
+        <w:t>IsPostBack</w:t>
+      </w:r>
+      <w:proofErr w:type="spellEnd"/>
+      <w:proofErr w:type="gramEnd"/>
+      <w:r>
+        <w:t xml:space="preserve">), vuelve a ir a la base de datos y ejecuta </w:t>
+      </w:r>
+      <w:proofErr w:type="spellStart"/>
+      <w:r>
+        <w:t>repPokemons.DataBind</w:t>
+      </w:r>
+      <w:proofErr w:type="spellEnd"/>
+      <w:r>
+        <w:t>().</w:t>
       </w:r>
     </w:p>
     <w:p>
@@ -886,7 +2303,20 @@
         </w:numPr>
       </w:pPr>
       <w:r>
-        <w:t xml:space="preserve">Al hacer DataBind(), el servidor </w:t>
+        <w:t xml:space="preserve">Al hacer </w:t>
+      </w:r>
+      <w:proofErr w:type="spellStart"/>
+      <w:proofErr w:type="gramStart"/>
+      <w:r>
+        <w:t>DataBind</w:t>
+      </w:r>
+      <w:proofErr w:type="spellEnd"/>
+      <w:r>
+        <w:t>(</w:t>
+      </w:r>
+      <w:proofErr w:type="gramEnd"/>
+      <w:r>
+        <w:t xml:space="preserve">), el servidor </w:t>
       </w:r>
       <w:r>
         <w:rPr>
@@ -928,8 +2358,21 @@
         <w:t>"Momento, este timbre ya no existe, lo acabo de destruir y reemplazar por uno nuevo en el paso 1"</w:t>
       </w:r>
       <w:r>
-        <w:t>. Como el botón original desapareció de la memoria, el clic se ignora por completo y no hace nada . ¡De hecho, este fue exactamente el error que le pasó al profe en la clase antes de corregirlo !</w:t>
-      </w:r>
+        <w:t xml:space="preserve">. Como el botón original desapareció de la memoria, el clic se ignora por completo y no hace </w:t>
+      </w:r>
+      <w:proofErr w:type="gramStart"/>
+      <w:r>
+        <w:t>nada .</w:t>
+      </w:r>
+      <w:proofErr w:type="gramEnd"/>
+      <w:r>
+        <w:t xml:space="preserve"> ¡De hecho, este fue exactamente el error que le pasó al profe en la clase antes de </w:t>
+      </w:r>
+      <w:proofErr w:type="gramStart"/>
+      <w:r>
+        <w:t>corregirlo !</w:t>
+      </w:r>
+      <w:proofErr w:type="gramEnd"/>
     </w:p>
     <w:p>
       <w:pPr>
@@ -943,10 +2386,43 @@
           <w:b/>
           <w:bCs/>
         </w:rPr>
-        <w:t>La Solución: El escudo del (!IsPostBack)</w:t>
-      </w:r>
-      <w:r>
-        <w:t xml:space="preserve"> Al envolver la carga de datos en ese if, le decimos al servidor en el </w:t>
+        <w:t xml:space="preserve">La Solución: El escudo del </w:t>
+      </w:r>
+      <w:proofErr w:type="gramStart"/>
+      <w:r>
+        <w:rPr>
+          <w:b/>
+          <w:bCs/>
+        </w:rPr>
+        <w:t>(!</w:t>
+      </w:r>
+      <w:proofErr w:type="spellStart"/>
+      <w:r>
+        <w:rPr>
+          <w:b/>
+          <w:bCs/>
+        </w:rPr>
+        <w:t>IsPostBack</w:t>
+      </w:r>
+      <w:proofErr w:type="spellEnd"/>
+      <w:proofErr w:type="gramEnd"/>
+      <w:r>
+        <w:rPr>
+          <w:b/>
+          <w:bCs/>
+        </w:rPr>
+        <w:t>)</w:t>
+      </w:r>
+      <w:r>
+        <w:t xml:space="preserve"> Al envolver la carga de datos en ese </w:t>
+      </w:r>
+      <w:proofErr w:type="spellStart"/>
+      <w:r>
+        <w:t>if</w:t>
+      </w:r>
+      <w:proofErr w:type="spellEnd"/>
+      <w:r>
+        <w:t xml:space="preserve">, le decimos al servidor en el </w:t>
       </w:r>
       <w:r>
         <w:rPr>
@@ -963,7 +2439,39 @@
           <w:i/>
           <w:iCs/>
         </w:rPr>
-        <w:t>"No destruyas ni reconstruyas el Repeater. Usá el que ya tenías guardado en tu memoria interna"</w:t>
+        <w:t xml:space="preserve">"No destruyas ni reconstruyas el </w:t>
+      </w:r>
+      <w:proofErr w:type="spellStart"/>
+      <w:r>
+        <w:rPr>
+          <w:i/>
+          <w:iCs/>
+        </w:rPr>
+        <w:t>Repeater</w:t>
+      </w:r>
+      <w:proofErr w:type="spellEnd"/>
+      <w:r>
+        <w:rPr>
+          <w:i/>
+          <w:iCs/>
+        </w:rPr>
+        <w:t xml:space="preserve">. </w:t>
+      </w:r>
+      <w:proofErr w:type="spellStart"/>
+      <w:r>
+        <w:rPr>
+          <w:i/>
+          <w:iCs/>
+        </w:rPr>
+        <w:t>Usá</w:t>
+      </w:r>
+      <w:proofErr w:type="spellEnd"/>
+      <w:r>
+        <w:rPr>
+          <w:i/>
+          <w:iCs/>
+        </w:rPr>
+        <w:t xml:space="preserve"> el que ya tenías guardado en tu memoria interna"</w:t>
       </w:r>
       <w:r>
         <w:t xml:space="preserve">. Así, cuando llega al </w:t>
@@ -976,8 +2484,13 @@
         <w:t>Paso 2</w:t>
       </w:r>
       <w:r>
-        <w:t>, el botón original sigue existiendo y el evento se dispara a la perfección .</w:t>
-      </w:r>
+        <w:t xml:space="preserve">, el botón original sigue existiendo y el evento se dispara a la </w:t>
+      </w:r>
+      <w:proofErr w:type="gramStart"/>
+      <w:r>
+        <w:t>perfección .</w:t>
+      </w:r>
+      <w:proofErr w:type="gramEnd"/>
     </w:p>
     <w:p>
       <w:pPr>
@@ -988,7 +2501,23 @@
           <w:b/>
           <w:bCs/>
         </w:rPr>
-        <w:t>TEMA: Patrones de Renderizado de Datos en ASP.NET WebForms (Análisis Comparativo)</w:t>
+        <w:t xml:space="preserve">TEMA: Patrones de Renderizado de Datos en ASP.NET </w:t>
+      </w:r>
+      <w:proofErr w:type="spellStart"/>
+      <w:r>
+        <w:rPr>
+          <w:b/>
+          <w:bCs/>
+        </w:rPr>
+        <w:t>WebForms</w:t>
+      </w:r>
+      <w:proofErr w:type="spellEnd"/>
+      <w:r>
+        <w:rPr>
+          <w:b/>
+          <w:bCs/>
+        </w:rPr>
+        <w:t xml:space="preserve"> (Análisis Comparativo)</w:t>
       </w:r>
     </w:p>
     <w:p>
@@ -996,8 +2525,13 @@
         <w:ind w:left="720"/>
       </w:pPr>
       <w:r>
-        <w:t>La elección del control de presentación de datos no obedece a una regla estricta, sino que depende del diseño visual requerido y de la funcionalidad de la pantalla .</w:t>
-      </w:r>
+        <w:t xml:space="preserve">La elección del control de presentación de datos no obedece a una regla estricta, sino que depende del diseño visual requerido y de la funcionalidad de la </w:t>
+      </w:r>
+      <w:proofErr w:type="gramStart"/>
+      <w:r>
+        <w:t>pantalla .</w:t>
+      </w:r>
+      <w:proofErr w:type="gramEnd"/>
     </w:p>
     <w:p>
       <w:pPr>
@@ -1008,7 +2542,23 @@
           <w:b/>
           <w:bCs/>
         </w:rPr>
-        <w:t>1. DataGridView (El Estándar Administrativo)</w:t>
+        <w:t xml:space="preserve">1. </w:t>
+      </w:r>
+      <w:proofErr w:type="spellStart"/>
+      <w:r>
+        <w:rPr>
+          <w:b/>
+          <w:bCs/>
+        </w:rPr>
+        <w:t>DataGridView</w:t>
+      </w:r>
+      <w:proofErr w:type="spellEnd"/>
+      <w:r>
+        <w:rPr>
+          <w:b/>
+          <w:bCs/>
+        </w:rPr>
+        <w:t xml:space="preserve"> (El Estándar Administrativo)</w:t>
       </w:r>
     </w:p>
     <w:p>
@@ -1026,8 +2576,13 @@
         <w:t>Uso ideal:</w:t>
       </w:r>
       <w:r>
-        <w:t xml:space="preserve"> Paneles de administración, sistemas de gestión (ABM / CRUD), reportes financieros .</w:t>
-      </w:r>
+        <w:t xml:space="preserve"> Paneles de administración, sistemas de gestión (ABM / CRUD), reportes </w:t>
+      </w:r>
+      <w:proofErr w:type="gramStart"/>
+      <w:r>
+        <w:t>financieros .</w:t>
+      </w:r>
+      <w:proofErr w:type="gramEnd"/>
     </w:p>
     <w:p>
       <w:pPr>
@@ -1044,8 +2599,13 @@
         <w:t>Ventajas:</w:t>
       </w:r>
       <w:r>
-        <w:t xml:space="preserve"> Genera una estructura tabular (&lt;table&gt;) estructurada. Posee muchísima funcionalidad incorporada (paginación, ordenamiento, botones de comando en la misma fila) que ahorra tiempo de desarrollo para interfaces internas .</w:t>
-      </w:r>
+        <w:t xml:space="preserve"> Genera una estructura tabular (&lt;table&gt;) estructurada. Posee muchísima funcionalidad incorporada (paginación, ordenamiento, botones de comando en la misma fila) que ahorra tiempo de desarrollo para interfaces </w:t>
+      </w:r>
+      <w:proofErr w:type="gramStart"/>
+      <w:r>
+        <w:t>internas .</w:t>
+      </w:r>
+      <w:proofErr w:type="gramEnd"/>
     </w:p>
     <w:p>
       <w:pPr>
@@ -1062,8 +2622,13 @@
         <w:t>Desventajas:</w:t>
       </w:r>
       <w:r>
-        <w:t xml:space="preserve"> Es muy rígido visualmente. No sirve para diseños modernos orientados al cliente final (como catálogos de tarjetas, carruseles o banners) .</w:t>
-      </w:r>
+        <w:t xml:space="preserve"> Es muy rígido visualmente. No sirve para diseños modernos orientados al cliente final (como catálogos de tarjetas, carruseles o banners</w:t>
+      </w:r>
+      <w:proofErr w:type="gramStart"/>
+      <w:r>
+        <w:t>) .</w:t>
+      </w:r>
+      <w:proofErr w:type="gramEnd"/>
     </w:p>
     <w:p>
       <w:pPr>
@@ -1074,7 +2639,23 @@
           <w:b/>
           <w:bCs/>
         </w:rPr>
-        <w:t>2. Inyección Dinámica con foreach (Máxima Versatilidad)</w:t>
+        <w:t xml:space="preserve">2. Inyección Dinámica con </w:t>
+      </w:r>
+      <w:proofErr w:type="spellStart"/>
+      <w:r>
+        <w:rPr>
+          <w:b/>
+          <w:bCs/>
+        </w:rPr>
+        <w:t>foreach</w:t>
+      </w:r>
+      <w:proofErr w:type="spellEnd"/>
+      <w:r>
+        <w:rPr>
+          <w:b/>
+          <w:bCs/>
+        </w:rPr>
+        <w:t xml:space="preserve"> (Máxima Versatilidad)</w:t>
       </w:r>
     </w:p>
     <w:p>
@@ -1092,8 +2673,13 @@
         <w:t>Uso ideal:</w:t>
       </w:r>
       <w:r>
-        <w:t xml:space="preserve"> Catálogos visuales y estructuras de datos jerárquicas o anidadas .</w:t>
-      </w:r>
+        <w:t xml:space="preserve"> Catálogos visuales y estructuras de datos jerárquicas o </w:t>
+      </w:r>
+      <w:proofErr w:type="gramStart"/>
+      <w:r>
+        <w:t>anidadas .</w:t>
+      </w:r>
+      <w:proofErr w:type="gramEnd"/>
     </w:p>
     <w:p>
       <w:pPr>
@@ -1120,8 +2706,29 @@
         <w:t>iteraciones anidadas</w:t>
       </w:r>
       <w:r>
-        <w:t xml:space="preserve"> fácilmente. Si un objeto tiene una lista dentro de otra lista (ej. Un Pokemon que tiene una lista de Debilidades), se puede anidar un foreach dentro de otro para dibujar elementos HTML complejos .</w:t>
-      </w:r>
+        <w:t xml:space="preserve"> fácilmente. Si un objeto tiene una lista dentro de otra lista (ej. Un </w:t>
+      </w:r>
+      <w:proofErr w:type="spellStart"/>
+      <w:r>
+        <w:t>Pokemon</w:t>
+      </w:r>
+      <w:proofErr w:type="spellEnd"/>
+      <w:r>
+        <w:t xml:space="preserve"> que tiene una lista de Debilidades), se puede anidar un </w:t>
+      </w:r>
+      <w:proofErr w:type="spellStart"/>
+      <w:r>
+        <w:t>foreach</w:t>
+      </w:r>
+      <w:proofErr w:type="spellEnd"/>
+      <w:r>
+        <w:t xml:space="preserve"> dentro de otro para dibujar elementos HTML </w:t>
+      </w:r>
+      <w:proofErr w:type="gramStart"/>
+      <w:r>
+        <w:t>complejos .</w:t>
+      </w:r>
+      <w:proofErr w:type="gramEnd"/>
     </w:p>
     <w:p>
       <w:pPr>
@@ -1138,8 +2745,13 @@
         <w:t>Desventajas:</w:t>
       </w:r>
       <w:r>
-        <w:t xml:space="preserve"> La sintaxis HTML queda un poco sucia ("código espagueti") y no permite manejar eventos de servidor en la misma página de forma nativa; requiere el envío de parámetros por URL a través de etiquetas &lt;a&gt; .</w:t>
-      </w:r>
+        <w:t xml:space="preserve"> La sintaxis HTML queda un poco sucia ("código espagueti") y no permite manejar eventos de servidor en la misma página de forma nativa; requiere el envío de parámetros por URL a través de etiquetas &lt;a</w:t>
+      </w:r>
+      <w:proofErr w:type="gramStart"/>
+      <w:r>
+        <w:t>&gt; .</w:t>
+      </w:r>
+      <w:proofErr w:type="gramEnd"/>
     </w:p>
     <w:p>
       <w:pPr>
@@ -1150,7 +2762,25 @@
           <w:b/>
           <w:bCs/>
         </w:rPr>
-        <w:t>3. Control &lt;asp:Repeater&gt; (El Equilibrio)</w:t>
+        <w:t>3. Control &lt;</w:t>
+      </w:r>
+      <w:proofErr w:type="spellStart"/>
+      <w:proofErr w:type="gramStart"/>
+      <w:r>
+        <w:rPr>
+          <w:b/>
+          <w:bCs/>
+        </w:rPr>
+        <w:t>asp:Repeater</w:t>
+      </w:r>
+      <w:proofErr w:type="spellEnd"/>
+      <w:proofErr w:type="gramEnd"/>
+      <w:r>
+        <w:rPr>
+          <w:b/>
+          <w:bCs/>
+        </w:rPr>
+        <w:t>&gt; (El Equilibrio)</w:t>
       </w:r>
     </w:p>
     <w:p>
@@ -1168,8 +2798,13 @@
         <w:t>Uso ideal:</w:t>
       </w:r>
       <w:r>
-        <w:t xml:space="preserve"> Catálogos interactivos, listas de productos con botones de acción rápida ("Agregar al carrito", "Marcar favorito") .</w:t>
-      </w:r>
+        <w:t xml:space="preserve"> Catálogos interactivos, listas de productos con botones de acción rápida ("Agregar al carrito", "Marcar favorito"</w:t>
+      </w:r>
+      <w:proofErr w:type="gramStart"/>
+      <w:r>
+        <w:t>) .</w:t>
+      </w:r>
+      <w:proofErr w:type="gramEnd"/>
     </w:p>
     <w:p>
       <w:pPr>
@@ -1186,7 +2821,54 @@
         <w:t>Ventajas:</w:t>
       </w:r>
       <w:r>
-        <w:t xml:space="preserve"> HTML mucho más limpio en la capa de presentación mediante la función &lt;%# Eval() %&gt; . Su característica principal es la integración de controles de servidor (como &lt;asp:Button&gt;) que permiten capturar eventos (PostBacks) y argumentos (CommandArgument) en el Code-Behind de la misma página.</w:t>
+        <w:t xml:space="preserve"> HTML mucho más limpio en la capa de presentación mediante la función &lt;%# </w:t>
+      </w:r>
+      <w:proofErr w:type="spellStart"/>
+      <w:proofErr w:type="gramStart"/>
+      <w:r>
+        <w:t>Eval</w:t>
+      </w:r>
+      <w:proofErr w:type="spellEnd"/>
+      <w:r>
+        <w:t>(</w:t>
+      </w:r>
+      <w:proofErr w:type="gramEnd"/>
+      <w:r>
+        <w:t>) %&gt; . Su característica principal es la integración de controles de servidor (como &lt;</w:t>
+      </w:r>
+      <w:proofErr w:type="spellStart"/>
+      <w:proofErr w:type="gramStart"/>
+      <w:r>
+        <w:t>asp:Button</w:t>
+      </w:r>
+      <w:proofErr w:type="spellEnd"/>
+      <w:proofErr w:type="gramEnd"/>
+      <w:r>
+        <w:t>&gt;) que permiten capturar eventos (</w:t>
+      </w:r>
+      <w:proofErr w:type="spellStart"/>
+      <w:r>
+        <w:t>PostBacks</w:t>
+      </w:r>
+      <w:proofErr w:type="spellEnd"/>
+      <w:r>
+        <w:t>) y argumentos (</w:t>
+      </w:r>
+      <w:proofErr w:type="spellStart"/>
+      <w:r>
+        <w:t>CommandArgument</w:t>
+      </w:r>
+      <w:proofErr w:type="spellEnd"/>
+      <w:r>
+        <w:t xml:space="preserve">) en el </w:t>
+      </w:r>
+      <w:proofErr w:type="spellStart"/>
+      <w:r>
+        <w:t>Code-Behind</w:t>
+      </w:r>
+      <w:proofErr w:type="spellEnd"/>
+      <w:r>
+        <w:t xml:space="preserve"> de la misma página.</w:t>
       </w:r>
     </w:p>
     <w:p>
@@ -1204,7 +2886,15 @@
         <w:t>Desventajas:</w:t>
       </w:r>
       <w:r>
-        <w:t xml:space="preserve"> Dificulta la iteración de propiedades complejas anidadas (colecciones dentro de colecciones) en comparación con el foreach.</w:t>
+        <w:t xml:space="preserve"> Dificulta la iteración de propiedades complejas anidadas (colecciones dentro de colecciones) en comparación con el </w:t>
+      </w:r>
+      <w:proofErr w:type="spellStart"/>
+      <w:r>
+        <w:t>foreach</w:t>
+      </w:r>
+      <w:proofErr w:type="spellEnd"/>
+      <w:r>
+        <w:t>.</w:t>
       </w:r>
     </w:p>
     <w:p>
@@ -1220,7 +2910,15 @@
         <w:t>Conclusión Arquitectónica:</w:t>
       </w:r>
       <w:r>
-        <w:t xml:space="preserve"> No existe una herramienta definitiva. Es una buena práctica de ingeniería de software realizar un boceto (wireframe) de la interfaz antes de programar para definir qué control se adapta mejor a la experiencia de usuario (UX) deseada. A lo largo de un proyecto grande, es común que no se utilicen todas las herramientas vistas, pero es obligatorio conocerlas para tenerlas en la "caja de herramientas" del desarrollador.</w:t>
+        <w:t xml:space="preserve"> No existe una herramienta definitiva. Es una buena práctica de ingeniería de software realizar un boceto (</w:t>
+      </w:r>
+      <w:proofErr w:type="spellStart"/>
+      <w:r>
+        <w:t>wireframe</w:t>
+      </w:r>
+      <w:proofErr w:type="spellEnd"/>
+      <w:r>
+        <w:t>) de la interfaz antes de programar para definir qué control se adapta mejor a la experiencia de usuario (UX) deseada. A lo largo de un proyecto grande, es común que no se utilicen todas las herramientas vistas, pero es obligatorio conocerlas para tenerlas en la "caja de herramientas" del desarrollador.</w:t>
       </w:r>
     </w:p>
     <w:p>
@@ -1232,8 +2930,17 @@
           <w:b/>
           <w:bCs/>
         </w:rPr>
-        <w:t>TEMA: Paginación y Experiencia de Usuario (UX) en ASP.NET GridView</w:t>
-      </w:r>
+        <w:t xml:space="preserve">TEMA: Paginación y Experiencia de Usuario (UX) en ASP.NET </w:t>
+      </w:r>
+      <w:proofErr w:type="spellStart"/>
+      <w:r>
+        <w:rPr>
+          <w:b/>
+          <w:bCs/>
+        </w:rPr>
+        <w:t>GridView</w:t>
+      </w:r>
+      <w:proofErr w:type="spellEnd"/>
     </w:p>
     <w:p>
       <w:pPr>
@@ -1250,7 +2957,31 @@
         <w:t>Paginación de Datos:</w:t>
       </w:r>
       <w:r>
-        <w:t xml:space="preserve"> Cuando un origen de datos contiene muchos registros, mostrarlos todos en una sola tabla degrada el rendimiento y la experiencia del usuario. El GridView permite habilitar la paginación mediante las propiedades AllowPaging="true" y PageSize="X" (cantidad de filas por página).</w:t>
+        <w:t xml:space="preserve"> Cuando un origen de datos contiene muchos registros, mostrarlos todos en una sola tabla degrada el rendimiento y la experiencia del usuario. El </w:t>
+      </w:r>
+      <w:proofErr w:type="spellStart"/>
+      <w:r>
+        <w:t>GridView</w:t>
+      </w:r>
+      <w:proofErr w:type="spellEnd"/>
+      <w:r>
+        <w:t xml:space="preserve"> permite habilitar la paginación mediante las propiedades </w:t>
+      </w:r>
+      <w:proofErr w:type="spellStart"/>
+      <w:r>
+        <w:t>AllowPaging</w:t>
+      </w:r>
+      <w:proofErr w:type="spellEnd"/>
+      <w:r>
+        <w:t xml:space="preserve">="true" y </w:t>
+      </w:r>
+      <w:proofErr w:type="spellStart"/>
+      <w:r>
+        <w:t>PageSize</w:t>
+      </w:r>
+      <w:proofErr w:type="spellEnd"/>
+      <w:r>
+        <w:t>="X" (cantidad de filas por página).</w:t>
       </w:r>
     </w:p>
     <w:p>
@@ -1268,7 +2999,52 @@
         <w:t>Manejo del Evento de Paginación:</w:t>
       </w:r>
       <w:r>
-        <w:t xml:space="preserve"> Para que la paginación funcione, es obligatorio capturar el evento OnPageIndexChanging en el servidor. Este evento recibe un argumento GridViewPageEventArgs que contiene el índice de la nueva página seleccionada (NewPageIndex). Se debe actualizar la propiedad PageIndex de la grilla y volver a invocar el método DataBind() .</w:t>
+        <w:t xml:space="preserve"> Para que la paginación funcione, es obligatorio capturar el evento </w:t>
+      </w:r>
+      <w:proofErr w:type="spellStart"/>
+      <w:r>
+        <w:t>OnPageIndexChanging</w:t>
+      </w:r>
+      <w:proofErr w:type="spellEnd"/>
+      <w:r>
+        <w:t xml:space="preserve"> en el servidor. Este evento recibe un argumento </w:t>
+      </w:r>
+      <w:proofErr w:type="spellStart"/>
+      <w:r>
+        <w:t>GridViewPageEventArgs</w:t>
+      </w:r>
+      <w:proofErr w:type="spellEnd"/>
+      <w:r>
+        <w:t xml:space="preserve"> que contiene el índice de la nueva página seleccionada (</w:t>
+      </w:r>
+      <w:proofErr w:type="spellStart"/>
+      <w:r>
+        <w:t>NewPageIndex</w:t>
+      </w:r>
+      <w:proofErr w:type="spellEnd"/>
+      <w:r>
+        <w:t xml:space="preserve">). Se debe actualizar la propiedad </w:t>
+      </w:r>
+      <w:proofErr w:type="spellStart"/>
+      <w:r>
+        <w:t>PageIndex</w:t>
+      </w:r>
+      <w:proofErr w:type="spellEnd"/>
+      <w:r>
+        <w:t xml:space="preserve"> de la grilla y volver a invocar el método </w:t>
+      </w:r>
+      <w:proofErr w:type="spellStart"/>
+      <w:proofErr w:type="gramStart"/>
+      <w:r>
+        <w:t>DataBind</w:t>
+      </w:r>
+      <w:proofErr w:type="spellEnd"/>
+      <w:r>
+        <w:t>(</w:t>
+      </w:r>
+      <w:proofErr w:type="gramEnd"/>
+      <w:r>
+        <w:t>) .</w:t>
       </w:r>
     </w:p>
     <w:p>
@@ -1286,8 +3062,21 @@
         <w:t>Edición en Línea vs. Redirección:</w:t>
       </w:r>
       <w:r>
-        <w:t xml:space="preserve"> ASP.NET ofrece el evento RowEditing para modificar datos directamente sobre las celdas de la grilla. Sin embargo, a nivel arquitectónico y de UX, esta práctica se desaconseja para tablas con muchas columnas, ya que genera una interfaz similar a una hoja de cálculo de Excel, resultando tediosa y poco práctica .</w:t>
-      </w:r>
+        <w:t xml:space="preserve"> ASP.NET ofrece el evento </w:t>
+      </w:r>
+      <w:proofErr w:type="spellStart"/>
+      <w:r>
+        <w:t>RowEditing</w:t>
+      </w:r>
+      <w:proofErr w:type="spellEnd"/>
+      <w:r>
+        <w:t xml:space="preserve"> para modificar datos directamente sobre las celdas de la grilla. Sin embargo, a nivel arquitectónico y de UX, esta práctica se desaconseja para tablas con muchas columnas, ya que genera una interfaz similar a una hoja de cálculo de Excel, resultando tediosa y poco </w:t>
+      </w:r>
+      <w:proofErr w:type="gramStart"/>
+      <w:r>
+        <w:t>práctica .</w:t>
+      </w:r>
+      <w:proofErr w:type="gramEnd"/>
     </w:p>
     <w:p>
       <w:pPr>
@@ -1304,7 +3093,31 @@
         <w:t>Patrón Recomendado:</w:t>
       </w:r>
       <w:r>
-        <w:t xml:space="preserve"> La mejor práctica es utilizar un CommandField (botón de selección, que puede personalizarse visualmente con emojis o íconos) para capturar el ID (DataKeyNames) del registro y redirigir al usuario (Response.Redirect) a una vista de detalle dedicada (formulario) donde se expone la totalidad de los campos de manera ordenada.</w:t>
+        <w:t xml:space="preserve"> La mejor práctica es utilizar un </w:t>
+      </w:r>
+      <w:proofErr w:type="spellStart"/>
+      <w:r>
+        <w:t>CommandField</w:t>
+      </w:r>
+      <w:proofErr w:type="spellEnd"/>
+      <w:r>
+        <w:t xml:space="preserve"> (botón de selección, que puede personalizarse visualmente con emojis o íconos) para capturar el ID (</w:t>
+      </w:r>
+      <w:proofErr w:type="spellStart"/>
+      <w:r>
+        <w:t>DataKeyNames</w:t>
+      </w:r>
+      <w:proofErr w:type="spellEnd"/>
+      <w:r>
+        <w:t>) del registro y redirigir al usuario (</w:t>
+      </w:r>
+      <w:proofErr w:type="spellStart"/>
+      <w:r>
+        <w:t>Response.Redirect</w:t>
+      </w:r>
+      <w:proofErr w:type="spellEnd"/>
+      <w:r>
+        <w:t>) a una vista de detalle dedicada (formulario) donde se expone la totalidad de los campos de manera ordenada.</w:t>
       </w:r>
     </w:p>
     <w:p>
@@ -1347,7 +3160,55 @@
     </w:p>
     <w:p>
       <w:r>
-        <w:t>Cuando vos hacés doble clic en un botón o creás un evento en Visual Studio, el sistema te genera automáticamente un método con dos parámetros entre los paréntesis. En tu caso, el paginador generó esto: (object sender, GridViewPageEventArgs e)</w:t>
+        <w:t xml:space="preserve">Cuando vos </w:t>
+      </w:r>
+      <w:proofErr w:type="spellStart"/>
+      <w:r>
+        <w:t>hacés</w:t>
+      </w:r>
+      <w:proofErr w:type="spellEnd"/>
+      <w:r>
+        <w:t xml:space="preserve"> doble clic en un botón o </w:t>
+      </w:r>
+      <w:proofErr w:type="spellStart"/>
+      <w:r>
+        <w:t>creás</w:t>
+      </w:r>
+      <w:proofErr w:type="spellEnd"/>
+      <w:r>
+        <w:t xml:space="preserve"> un evento en Visual Studio, el sistema te genera automáticamente un método con dos parámetros entre los paréntesis. En tu caso, el </w:t>
+      </w:r>
+      <w:proofErr w:type="spellStart"/>
+      <w:r>
+        <w:t>paginador</w:t>
+      </w:r>
+      <w:proofErr w:type="spellEnd"/>
+      <w:r>
+        <w:t xml:space="preserve"> generó esto: (</w:t>
+      </w:r>
+      <w:proofErr w:type="spellStart"/>
+      <w:r>
+        <w:t>object</w:t>
+      </w:r>
+      <w:proofErr w:type="spellEnd"/>
+      <w:r>
+        <w:t xml:space="preserve"> </w:t>
+      </w:r>
+      <w:proofErr w:type="spellStart"/>
+      <w:r>
+        <w:t>sender</w:t>
+      </w:r>
+      <w:proofErr w:type="spellEnd"/>
+      <w:r>
+        <w:t xml:space="preserve">, </w:t>
+      </w:r>
+      <w:proofErr w:type="spellStart"/>
+      <w:r>
+        <w:t>GridViewPageEventArgs</w:t>
+      </w:r>
+      <w:proofErr w:type="spellEnd"/>
+      <w:r>
+        <w:t xml:space="preserve"> e)</w:t>
       </w:r>
     </w:p>
     <w:p>
@@ -1357,15 +3218,40 @@
           <w:numId w:val="15"/>
         </w:numPr>
       </w:pPr>
-      <w:r>
-        <w:rPr>
-          <w:b/>
-          <w:bCs/>
-        </w:rPr>
-        <w:t>sender (El Remitente):</w:t>
-      </w:r>
-      <w:r>
-        <w:t xml:space="preserve"> Es el objeto que disparó el evento. En este caso, el sender es tu propia grilla (dgvPokemons). Es como decir: </w:t>
+      <w:proofErr w:type="spellStart"/>
+      <w:r>
+        <w:rPr>
+          <w:b/>
+          <w:bCs/>
+        </w:rPr>
+        <w:t>sender</w:t>
+      </w:r>
+      <w:proofErr w:type="spellEnd"/>
+      <w:r>
+        <w:rPr>
+          <w:b/>
+          <w:bCs/>
+        </w:rPr>
+        <w:t xml:space="preserve"> (El Remitente):</w:t>
+      </w:r>
+      <w:r>
+        <w:t xml:space="preserve"> Es el objeto que disparó el evento. En este caso, el </w:t>
+      </w:r>
+      <w:proofErr w:type="spellStart"/>
+      <w:r>
+        <w:t>sender</w:t>
+      </w:r>
+      <w:proofErr w:type="spellEnd"/>
+      <w:r>
+        <w:t xml:space="preserve"> es tu propia grilla (</w:t>
+      </w:r>
+      <w:proofErr w:type="spellStart"/>
+      <w:r>
+        <w:t>dgvPokemons</w:t>
+      </w:r>
+      <w:proofErr w:type="spellEnd"/>
+      <w:r>
+        <w:t xml:space="preserve">). Es como decir: </w:t>
       </w:r>
       <w:r>
         <w:rPr>
@@ -1385,12 +3271,53 @@
           <w:numId w:val="15"/>
         </w:numPr>
       </w:pPr>
-      <w:r>
-        <w:rPr>
-          <w:b/>
-          <w:bCs/>
-        </w:rPr>
-        <w:t>e (Event Arguments / Argumentos del Evento):</w:t>
+      <w:proofErr w:type="spellStart"/>
+      <w:r>
+        <w:rPr>
+          <w:b/>
+          <w:bCs/>
+        </w:rPr>
+        <w:t>e</w:t>
+      </w:r>
+      <w:proofErr w:type="spellEnd"/>
+      <w:r>
+        <w:rPr>
+          <w:b/>
+          <w:bCs/>
+        </w:rPr>
+        <w:t xml:space="preserve"> (</w:t>
+      </w:r>
+      <w:proofErr w:type="spellStart"/>
+      <w:r>
+        <w:rPr>
+          <w:b/>
+          <w:bCs/>
+        </w:rPr>
+        <w:t>Event</w:t>
+      </w:r>
+      <w:proofErr w:type="spellEnd"/>
+      <w:r>
+        <w:rPr>
+          <w:b/>
+          <w:bCs/>
+        </w:rPr>
+        <w:t xml:space="preserve"> </w:t>
+      </w:r>
+      <w:proofErr w:type="spellStart"/>
+      <w:r>
+        <w:rPr>
+          <w:b/>
+          <w:bCs/>
+        </w:rPr>
+        <w:t>Arguments</w:t>
+      </w:r>
+      <w:proofErr w:type="spellEnd"/>
+      <w:r>
+        <w:rPr>
+          <w:b/>
+          <w:bCs/>
+        </w:rPr>
+        <w:t xml:space="preserve"> / Argumentos del Evento):</w:t>
       </w:r>
       <w:r>
         <w:t xml:space="preserve"> Es una "cajita" (un objeto) que trae </w:t>
@@ -1408,21 +3335,105 @@
     </w:p>
     <w:p>
       <w:r>
-        <w:t>La letra e es simplemente una convención mundial en C# para abreviar "Event", pero podrías llamarla datosDelEvento si quisieras.</w:t>
-      </w:r>
-    </w:p>
-    <w:p>
-      <w:r>
-        <w:t>Como este es un evento específico de paginación, la "cajita" e es del tipo GridViewPageEventArgs. Adentro de esa cajita viene guardado exactamente el número de la página que el usuario tocó. Ese número se guarda en la propiedad NewPageIndex .</w:t>
-      </w:r>
-    </w:p>
-    <w:p>
-      <w:r>
-        <w:rPr>
-          <w:b/>
-          <w:bCs/>
-        </w:rPr>
-        <w:t>Traduciendo la línea dgvPokemons.PageIndex = e.NewPageIndex; al español:</w:t>
+        <w:t xml:space="preserve">La letra </w:t>
+      </w:r>
+      <w:proofErr w:type="gramStart"/>
+      <w:r>
+        <w:t>e</w:t>
+      </w:r>
+      <w:proofErr w:type="gramEnd"/>
+      <w:r>
+        <w:t xml:space="preserve"> es simplemente una convención mundial en C# para abreviar "</w:t>
+      </w:r>
+      <w:proofErr w:type="spellStart"/>
+      <w:r>
+        <w:t>Event</w:t>
+      </w:r>
+      <w:proofErr w:type="spellEnd"/>
+      <w:r>
+        <w:t xml:space="preserve">", pero podrías llamarla </w:t>
+      </w:r>
+      <w:proofErr w:type="spellStart"/>
+      <w:r>
+        <w:t>datosDelEvento</w:t>
+      </w:r>
+      <w:proofErr w:type="spellEnd"/>
+      <w:r>
+        <w:t xml:space="preserve"> si quisieras.</w:t>
+      </w:r>
+    </w:p>
+    <w:p>
+      <w:r>
+        <w:t xml:space="preserve">Como este es un evento específico de paginación, la "cajita" </w:t>
+      </w:r>
+      <w:proofErr w:type="spellStart"/>
+      <w:r>
+        <w:t>e</w:t>
+      </w:r>
+      <w:proofErr w:type="spellEnd"/>
+      <w:r>
+        <w:t xml:space="preserve"> es del tipo </w:t>
+      </w:r>
+      <w:proofErr w:type="spellStart"/>
+      <w:r>
+        <w:t>GridViewPageEventArgs</w:t>
+      </w:r>
+      <w:proofErr w:type="spellEnd"/>
+      <w:r>
+        <w:t xml:space="preserve">. Adentro de esa cajita viene guardado exactamente el número de la página que el usuario tocó. Ese número se guarda en la propiedad </w:t>
+      </w:r>
+      <w:proofErr w:type="spellStart"/>
+      <w:proofErr w:type="gramStart"/>
+      <w:r>
+        <w:t>NewPageIndex</w:t>
+      </w:r>
+      <w:proofErr w:type="spellEnd"/>
+      <w:r>
+        <w:t xml:space="preserve"> .</w:t>
+      </w:r>
+      <w:proofErr w:type="gramEnd"/>
+    </w:p>
+    <w:p>
+      <w:r>
+        <w:rPr>
+          <w:b/>
+          <w:bCs/>
+        </w:rPr>
+        <w:t xml:space="preserve">Traduciendo la línea </w:t>
+      </w:r>
+      <w:proofErr w:type="spellStart"/>
+      <w:r>
+        <w:rPr>
+          <w:b/>
+          <w:bCs/>
+        </w:rPr>
+        <w:t>dgvPokemons.PageIndex</w:t>
+      </w:r>
+      <w:proofErr w:type="spellEnd"/>
+      <w:r>
+        <w:rPr>
+          <w:b/>
+          <w:bCs/>
+        </w:rPr>
+        <w:t xml:space="preserve"> = </w:t>
+      </w:r>
+      <w:proofErr w:type="spellStart"/>
+      <w:proofErr w:type="gramStart"/>
+      <w:r>
+        <w:rPr>
+          <w:b/>
+          <w:bCs/>
+        </w:rPr>
+        <w:t>e.NewPageIndex</w:t>
+      </w:r>
+      <w:proofErr w:type="spellEnd"/>
+      <w:proofErr w:type="gramEnd"/>
+      <w:r>
+        <w:rPr>
+          <w:b/>
+          <w:bCs/>
+        </w:rPr>
+        <w:t>; al español:</w:t>
       </w:r>
       <w:r>
         <w:t xml:space="preserve"> Le estamos diciendo a nuestra grilla: </w:t>
@@ -1432,15 +3443,47 @@
           <w:i/>
           <w:iCs/>
         </w:rPr>
-        <w:t xml:space="preserve">"Grilla, tu página actual (PageIndex) a partir de ahora va a ser igual al número </w:t>
-      </w:r>
+        <w:t>"Grilla, tu página actual (</w:t>
+      </w:r>
+      <w:proofErr w:type="spellStart"/>
       <w:r>
         <w:rPr>
           <w:i/>
           <w:iCs/>
         </w:rPr>
+        <w:t>PageIndex</w:t>
+      </w:r>
+      <w:proofErr w:type="spellEnd"/>
+      <w:r>
+        <w:rPr>
+          <w:i/>
+          <w:iCs/>
+        </w:rPr>
+        <w:t xml:space="preserve">) a partir de ahora va a ser igual al número </w:t>
+      </w:r>
+      <w:r>
+        <w:rPr>
+          <w:i/>
+          <w:iCs/>
+        </w:rPr>
         <w:lastRenderedPageBreak/>
-        <w:t>de página que el usuario acaba de tocar y que viene guardado en la cajita del evento (e.NewPageIndex)"</w:t>
+        <w:t>de página que el usuario acaba de tocar y que viene guardado en la cajita del evento (</w:t>
+      </w:r>
+      <w:proofErr w:type="spellStart"/>
+      <w:r>
+        <w:rPr>
+          <w:i/>
+          <w:iCs/>
+        </w:rPr>
+        <w:t>e.NewPageIndex</w:t>
+      </w:r>
+      <w:proofErr w:type="spellEnd"/>
+      <w:r>
+        <w:rPr>
+          <w:i/>
+          <w:iCs/>
+        </w:rPr>
+        <w:t>)"</w:t>
       </w:r>
       <w:r>
         <w:t xml:space="preserve"> .</w:t>
@@ -1453,7 +3496,39 @@
           <w:b/>
           <w:bCs/>
         </w:rPr>
-        <w:t>TEMA: Eventos y Argumentos en C# (Event Arguments)</w:t>
+        <w:t>TEMA: Eventos y Argumentos en C# (</w:t>
+      </w:r>
+      <w:proofErr w:type="spellStart"/>
+      <w:r>
+        <w:rPr>
+          <w:b/>
+          <w:bCs/>
+        </w:rPr>
+        <w:t>Event</w:t>
+      </w:r>
+      <w:proofErr w:type="spellEnd"/>
+      <w:r>
+        <w:rPr>
+          <w:b/>
+          <w:bCs/>
+        </w:rPr>
+        <w:t xml:space="preserve"> </w:t>
+      </w:r>
+      <w:proofErr w:type="spellStart"/>
+      <w:r>
+        <w:rPr>
+          <w:b/>
+          <w:bCs/>
+        </w:rPr>
+        <w:t>Arguments</w:t>
+      </w:r>
+      <w:proofErr w:type="spellEnd"/>
+      <w:r>
+        <w:rPr>
+          <w:b/>
+          <w:bCs/>
+        </w:rPr>
+        <w:t>)</w:t>
       </w:r>
     </w:p>
     <w:p>
@@ -1468,10 +3543,82 @@
           <w:b/>
           <w:bCs/>
         </w:rPr>
-        <w:t>Firma de un Evento (Event Signature):</w:t>
-      </w:r>
-      <w:r>
-        <w:t xml:space="preserve"> En el patrón de diseño de eventos de .NET, los manejadores de eventos (Event Handlers) estandarizan su firma recibiendo siempre dos parámetros: (object sender, EventArgs e).</w:t>
+        <w:t>Firma de un Evento (</w:t>
+      </w:r>
+      <w:proofErr w:type="spellStart"/>
+      <w:r>
+        <w:rPr>
+          <w:b/>
+          <w:bCs/>
+        </w:rPr>
+        <w:t>Event</w:t>
+      </w:r>
+      <w:proofErr w:type="spellEnd"/>
+      <w:r>
+        <w:rPr>
+          <w:b/>
+          <w:bCs/>
+        </w:rPr>
+        <w:t xml:space="preserve"> </w:t>
+      </w:r>
+      <w:proofErr w:type="spellStart"/>
+      <w:r>
+        <w:rPr>
+          <w:b/>
+          <w:bCs/>
+        </w:rPr>
+        <w:t>Signature</w:t>
+      </w:r>
+      <w:proofErr w:type="spellEnd"/>
+      <w:r>
+        <w:rPr>
+          <w:b/>
+          <w:bCs/>
+        </w:rPr>
+        <w:t>):</w:t>
+      </w:r>
+      <w:r>
+        <w:t xml:space="preserve"> En el patrón de diseño de eventos de .NET, los manejadores de eventos (</w:t>
+      </w:r>
+      <w:proofErr w:type="spellStart"/>
+      <w:r>
+        <w:t>Event</w:t>
+      </w:r>
+      <w:proofErr w:type="spellEnd"/>
+      <w:r>
+        <w:t xml:space="preserve"> </w:t>
+      </w:r>
+      <w:proofErr w:type="spellStart"/>
+      <w:r>
+        <w:t>Handlers</w:t>
+      </w:r>
+      <w:proofErr w:type="spellEnd"/>
+      <w:r>
+        <w:t>) estandarizan su firma recibiendo siempre dos parámetros: (</w:t>
+      </w:r>
+      <w:proofErr w:type="spellStart"/>
+      <w:r>
+        <w:t>object</w:t>
+      </w:r>
+      <w:proofErr w:type="spellEnd"/>
+      <w:r>
+        <w:t xml:space="preserve"> </w:t>
+      </w:r>
+      <w:proofErr w:type="spellStart"/>
+      <w:r>
+        <w:t>sender</w:t>
+      </w:r>
+      <w:proofErr w:type="spellEnd"/>
+      <w:r>
+        <w:t xml:space="preserve">, </w:t>
+      </w:r>
+      <w:proofErr w:type="spellStart"/>
+      <w:r>
+        <w:t>EventArgs</w:t>
+      </w:r>
+      <w:proofErr w:type="spellEnd"/>
+      <w:r>
+        <w:t xml:space="preserve"> e).</w:t>
       </w:r>
     </w:p>
     <w:p>
@@ -1486,10 +3633,34 @@
           <w:b/>
           <w:bCs/>
         </w:rPr>
-        <w:t>Parámetro sender:</w:t>
-      </w:r>
-      <w:r>
-        <w:t xml:space="preserve"> Es una referencia de tipo genérico (object) que apunta al control de interfaz de usuario que originó la invocación del evento.</w:t>
+        <w:t xml:space="preserve">Parámetro </w:t>
+      </w:r>
+      <w:proofErr w:type="spellStart"/>
+      <w:r>
+        <w:rPr>
+          <w:b/>
+          <w:bCs/>
+        </w:rPr>
+        <w:t>sender</w:t>
+      </w:r>
+      <w:proofErr w:type="spellEnd"/>
+      <w:r>
+        <w:rPr>
+          <w:b/>
+          <w:bCs/>
+        </w:rPr>
+        <w:t>:</w:t>
+      </w:r>
+      <w:r>
+        <w:t xml:space="preserve"> Es una referencia de tipo genérico (</w:t>
+      </w:r>
+      <w:proofErr w:type="spellStart"/>
+      <w:r>
+        <w:t>object</w:t>
+      </w:r>
+      <w:proofErr w:type="spellEnd"/>
+      <w:r>
+        <w:t>) que apunta al control de interfaz de usuario que originó la invocación del evento.</w:t>
       </w:r>
     </w:p>
     <w:p>
@@ -1507,7 +3678,15 @@
         <w:t>Parámetro e:</w:t>
       </w:r>
       <w:r>
-        <w:t xml:space="preserve"> Representa los Argumentos del Evento. Deriva de la clase base EventArgs. Su propósito es encapsular y proveer el estado o los datos contextuales específicos de la acción que acaba de ocurrir.</w:t>
+        <w:t xml:space="preserve"> Representa los Argumentos del Evento. Deriva de la clase base </w:t>
+      </w:r>
+      <w:proofErr w:type="spellStart"/>
+      <w:r>
+        <w:t>EventArgs</w:t>
+      </w:r>
+      <w:proofErr w:type="spellEnd"/>
+      <w:r>
+        <w:t>. Su propósito es encapsular y proveer el estado o los datos contextuales específicos de la acción que acaba de ocurrir.</w:t>
       </w:r>
     </w:p>
     <w:p>
@@ -1525,16 +3704,88 @@
         <w:t>Aplicación en Paginación:</w:t>
       </w:r>
       <w:r>
-        <w:t xml:space="preserve"> En el evento OnPageIndexChanging de un GridView, el parámetro e es del tipo específico GridViewPageEventArgs. Este objeto contiene la propiedad clave NewPageIndex, la cual almacena el índice base-cero de la nueva página que el usuario solicitó visualizar.</w:t>
-      </w:r>
-    </w:p>
-    <w:p>
-      <w:r>
-        <w:rPr>
-          <w:b/>
-          <w:bCs/>
-        </w:rPr>
-        <w:t>TEMA: Procedimientos Almacenados (Stored Procedures)</w:t>
+        <w:t xml:space="preserve"> En el evento </w:t>
+      </w:r>
+      <w:proofErr w:type="spellStart"/>
+      <w:r>
+        <w:t>OnPageIndexChanging</w:t>
+      </w:r>
+      <w:proofErr w:type="spellEnd"/>
+      <w:r>
+        <w:t xml:space="preserve"> de un </w:t>
+      </w:r>
+      <w:proofErr w:type="spellStart"/>
+      <w:r>
+        <w:t>GridView</w:t>
+      </w:r>
+      <w:proofErr w:type="spellEnd"/>
+      <w:r>
+        <w:t xml:space="preserve">, el parámetro </w:t>
+      </w:r>
+      <w:proofErr w:type="gramStart"/>
+      <w:r>
+        <w:t>e</w:t>
+      </w:r>
+      <w:proofErr w:type="gramEnd"/>
+      <w:r>
+        <w:t xml:space="preserve"> es del tipo específico </w:t>
+      </w:r>
+      <w:proofErr w:type="spellStart"/>
+      <w:r>
+        <w:t>GridViewPageEventArgs</w:t>
+      </w:r>
+      <w:proofErr w:type="spellEnd"/>
+      <w:r>
+        <w:t xml:space="preserve">. Este objeto contiene la propiedad clave </w:t>
+      </w:r>
+      <w:proofErr w:type="spellStart"/>
+      <w:r>
+        <w:t>NewPageIndex</w:t>
+      </w:r>
+      <w:proofErr w:type="spellEnd"/>
+      <w:r>
+        <w:t>, la cual almacena el índice base-cero de la nueva página que el usuario solicitó visualizar.</w:t>
+      </w:r>
+    </w:p>
+    <w:p>
+      <w:r>
+        <w:rPr>
+          <w:b/>
+          <w:bCs/>
+        </w:rPr>
+        <w:t>TEMA: Procedimientos Almacenados (</w:t>
+      </w:r>
+      <w:proofErr w:type="spellStart"/>
+      <w:r>
+        <w:rPr>
+          <w:b/>
+          <w:bCs/>
+        </w:rPr>
+        <w:t>Stored</w:t>
+      </w:r>
+      <w:proofErr w:type="spellEnd"/>
+      <w:r>
+        <w:rPr>
+          <w:b/>
+          <w:bCs/>
+        </w:rPr>
+        <w:t xml:space="preserve"> </w:t>
+      </w:r>
+      <w:proofErr w:type="spellStart"/>
+      <w:r>
+        <w:rPr>
+          <w:b/>
+          <w:bCs/>
+        </w:rPr>
+        <w:t>Procedures</w:t>
+      </w:r>
+      <w:proofErr w:type="spellEnd"/>
+      <w:r>
+        <w:rPr>
+          <w:b/>
+          <w:bCs/>
+        </w:rPr>
+        <w:t>)</w:t>
       </w:r>
     </w:p>
     <w:p>
@@ -1570,7 +3821,15 @@
         <w:t>¿Cómo funciona?</w:t>
       </w:r>
       <w:r>
-        <w:t xml:space="preserve"> En lugar de que la aplicación cliente (tu código C#) arme la consulta SQL concatenando textos (consultas embebidas) y la envíe cruda por la red, la aplicación simplemente invoca el nombre del Procedimiento Almacenado (ej. StoreAltaPokemon) y le pasa los valores necesarios a través de </w:t>
+        <w:t xml:space="preserve"> En lugar de que la aplicación cliente (tu código C#) arme la consulta SQL concatenando textos (consultas embebidas) y la envíe cruda por la red, la aplicación simplemente invoca el nombre del Procedimiento Almacenado (ej. </w:t>
+      </w:r>
+      <w:proofErr w:type="spellStart"/>
+      <w:r>
+        <w:t>StoreAltaPokemon</w:t>
+      </w:r>
+      <w:proofErr w:type="spellEnd"/>
+      <w:r>
+        <w:t xml:space="preserve">) y le pasa los valores necesarios a través de </w:t>
       </w:r>
       <w:r>
         <w:rPr>
@@ -1631,7 +3890,23 @@
         <w:t>Rendimiento (Performance):</w:t>
       </w:r>
       <w:r>
-        <w:t xml:space="preserve"> Cuando guardás un SP en SQL Server, el motor lo analiza y crea un "plan de ejecución" optimizado y pre-compilado. Es mucho más rápido ejecutar un SP que mandarle una consulta de texto plano cada vez.</w:t>
+        <w:t xml:space="preserve"> Cuando </w:t>
+      </w:r>
+      <w:proofErr w:type="spellStart"/>
+      <w:r>
+        <w:t>guardás</w:t>
+      </w:r>
+      <w:proofErr w:type="spellEnd"/>
+      <w:r>
+        <w:t xml:space="preserve"> un SP en SQL Server, el motor lo analiza y crea un "plan de ejecución" optimizado y </w:t>
+      </w:r>
+      <w:proofErr w:type="spellStart"/>
+      <w:r>
+        <w:t>pre-compilado</w:t>
+      </w:r>
+      <w:proofErr w:type="spellEnd"/>
+      <w:r>
+        <w:t>. Es mucho más rápido ejecutar un SP que mandarle una consulta de texto plano cada vez.</w:t>
       </w:r>
     </w:p>
     <w:p>
@@ -1649,7 +3924,31 @@
         <w:t>Mantenibilidad y Desacoplamiento:</w:t>
       </w:r>
       <w:r>
-        <w:t xml:space="preserve"> Si el día de mañana agregás una columna a la tabla, solo modificás el código SQL dentro del motor de base de datos. No hace falta tocar el string de C#, ni volver a compilar, ni volver a publicar toda la aplicación web.</w:t>
+        <w:t xml:space="preserve"> Si el día de mañana </w:t>
+      </w:r>
+      <w:proofErr w:type="spellStart"/>
+      <w:r>
+        <w:t>agregás</w:t>
+      </w:r>
+      <w:proofErr w:type="spellEnd"/>
+      <w:r>
+        <w:t xml:space="preserve"> una columna a la tabla, solo </w:t>
+      </w:r>
+      <w:proofErr w:type="spellStart"/>
+      <w:r>
+        <w:t>modificás</w:t>
+      </w:r>
+      <w:proofErr w:type="spellEnd"/>
+      <w:r>
+        <w:t xml:space="preserve"> el código SQL dentro del motor de base de datos. No hace falta tocar el </w:t>
+      </w:r>
+      <w:proofErr w:type="spellStart"/>
+      <w:r>
+        <w:t>string</w:t>
+      </w:r>
+      <w:proofErr w:type="spellEnd"/>
+      <w:r>
+        <w:t xml:space="preserve"> de C#, ni volver a compilar, ni volver a publicar toda la aplicación web.</w:t>
       </w:r>
     </w:p>
     <w:p>
@@ -1668,7 +3967,15 @@
         <w:t>Tráfico de red:</w:t>
       </w:r>
       <w:r>
-        <w:t xml:space="preserve"> Se envía menos información por la red. En vez de mandar un INSERT gigante de 500 caracteres, solo mandás la instrucción "Ejecutar Alta" y los datos.</w:t>
+        <w:t xml:space="preserve"> Se envía menos información por la red. En vez de mandar un INSERT gigante de 500 caracteres, solo </w:t>
+      </w:r>
+      <w:proofErr w:type="spellStart"/>
+      <w:r>
+        <w:t>mandás</w:t>
+      </w:r>
+      <w:proofErr w:type="spellEnd"/>
+      <w:r>
+        <w:t xml:space="preserve"> la instrucción "Ejecutar Alta" y los datos.</w:t>
       </w:r>
     </w:p>
     <w:p/>
@@ -1696,7 +4003,15 @@
         <w:t>Separación de Responsabilidades:</w:t>
       </w:r>
       <w:r>
-        <w:t xml:space="preserve"> En aplicaciones WebForms, es una buena práctica separar la vista de listado (Lectura) de la vista de edición/creación (Escritura). Esto permite tener interfaces de usuario más limpias y específicas.</w:t>
+        <w:t xml:space="preserve"> En aplicaciones </w:t>
+      </w:r>
+      <w:proofErr w:type="spellStart"/>
+      <w:r>
+        <w:t>WebForms</w:t>
+      </w:r>
+      <w:proofErr w:type="spellEnd"/>
+      <w:r>
+        <w:t>, es una buena práctica separar la vista de listado (Lectura) de la vista de edición/creación (Escritura). Esto permite tener interfaces de usuario más limpias y específicas.</w:t>
       </w:r>
     </w:p>
     <w:p>
@@ -1714,7 +4029,55 @@
         <w:t>Reutilización de Interfaz:</w:t>
       </w:r>
       <w:r>
-        <w:t xml:space="preserve"> Un mismo WebForm (Formulario.aspx) se utiliza tanto para la operación de Alta (Insert) como para la Modificación (Update). La aplicación determina en el Page_Load qué acción ejecutar evaluando la existencia de un parámetro identificador (ej. ?id=X) en el QueryString (URL).</w:t>
+        <w:t xml:space="preserve"> Un mismo </w:t>
+      </w:r>
+      <w:proofErr w:type="spellStart"/>
+      <w:r>
+        <w:t>WebForm</w:t>
+      </w:r>
+      <w:proofErr w:type="spellEnd"/>
+      <w:r>
+        <w:t xml:space="preserve"> (Formulario.aspx) se utiliza tanto para la operación de Alta (</w:t>
+      </w:r>
+      <w:proofErr w:type="spellStart"/>
+      <w:r>
+        <w:t>Insert</w:t>
+      </w:r>
+      <w:proofErr w:type="spellEnd"/>
+      <w:r>
+        <w:t>) como para la Modificación (</w:t>
+      </w:r>
+      <w:proofErr w:type="spellStart"/>
+      <w:r>
+        <w:t>Update</w:t>
+      </w:r>
+      <w:proofErr w:type="spellEnd"/>
+      <w:r>
+        <w:t xml:space="preserve">). La aplicación determina en el </w:t>
+      </w:r>
+      <w:proofErr w:type="spellStart"/>
+      <w:r>
+        <w:t>Page_Load</w:t>
+      </w:r>
+      <w:proofErr w:type="spellEnd"/>
+      <w:r>
+        <w:t xml:space="preserve"> qué acción ejecutar evaluando la existencia de un parámetro identificador (</w:t>
+      </w:r>
+      <w:proofErr w:type="gramStart"/>
+      <w:r>
+        <w:t>ej. ?id</w:t>
+      </w:r>
+      <w:proofErr w:type="gramEnd"/>
+      <w:r>
+        <w:t xml:space="preserve">=X) en el </w:t>
+      </w:r>
+      <w:proofErr w:type="spellStart"/>
+      <w:r>
+        <w:t>QueryString</w:t>
+      </w:r>
+      <w:proofErr w:type="spellEnd"/>
+      <w:r>
+        <w:t xml:space="preserve"> (URL).</w:t>
       </w:r>
     </w:p>
     <w:p>
@@ -1732,17 +4095,58 @@
         <w:t>Componentes Clave:</w:t>
       </w:r>
       <w:r>
-        <w:t xml:space="preserve"> Un formulario de entidad estándar requiere controles de entrada de texto (TextBox), selectores de relaciones (DropDownList para claves foráneas como "Tipo"), y controles de acción (Button) para confirmar (Submit) o cancelar el envío de datos al servidor.</w:t>
-      </w:r>
-    </w:p>
-    <w:p>
-      <w:r>
-        <w:rPr>
-          <w:b/>
-          <w:bCs/>
-        </w:rPr>
-        <w:t>TEMA: Controles de Estado y Renderizado Parcial en WebForms</w:t>
-      </w:r>
+        <w:t xml:space="preserve"> Un formulario de entidad estándar requiere controles de entrada de texto (</w:t>
+      </w:r>
+      <w:proofErr w:type="spellStart"/>
+      <w:r>
+        <w:t>TextBox</w:t>
+      </w:r>
+      <w:proofErr w:type="spellEnd"/>
+      <w:r>
+        <w:t>), selectores de relaciones (</w:t>
+      </w:r>
+      <w:proofErr w:type="spellStart"/>
+      <w:r>
+        <w:t>DropDownList</w:t>
+      </w:r>
+      <w:proofErr w:type="spellEnd"/>
+      <w:r>
+        <w:t xml:space="preserve"> para claves foráneas como "Tipo"), y controles de acción (</w:t>
+      </w:r>
+      <w:proofErr w:type="spellStart"/>
+      <w:r>
+        <w:t>Button</w:t>
+      </w:r>
+      <w:proofErr w:type="spellEnd"/>
+      <w:r>
+        <w:t>) para confirmar (</w:t>
+      </w:r>
+      <w:proofErr w:type="spellStart"/>
+      <w:r>
+        <w:t>Submit</w:t>
+      </w:r>
+      <w:proofErr w:type="spellEnd"/>
+      <w:r>
+        <w:t>) o cancelar el envío de datos al servidor.</w:t>
+      </w:r>
+    </w:p>
+    <w:p>
+      <w:r>
+        <w:rPr>
+          <w:b/>
+          <w:bCs/>
+        </w:rPr>
+        <w:t xml:space="preserve">TEMA: Controles de Estado y Renderizado Parcial en </w:t>
+      </w:r>
+      <w:proofErr w:type="spellStart"/>
+      <w:r>
+        <w:rPr>
+          <w:b/>
+          <w:bCs/>
+        </w:rPr>
+        <w:t>WebForms</w:t>
+      </w:r>
+      <w:proofErr w:type="spellEnd"/>
     </w:p>
     <w:p>
       <w:pPr>
@@ -1751,15 +4155,40 @@
           <w:numId w:val="19"/>
         </w:numPr>
       </w:pPr>
-      <w:r>
-        <w:rPr>
-          <w:b/>
-          <w:bCs/>
-        </w:rPr>
-        <w:t>DropDownList (Enlace a Datos):</w:t>
-      </w:r>
-      <w:r>
-        <w:t xml:space="preserve"> A diferencia de las aplicaciones de escritorio donde un ComboBox puede almacenar el objeto complejo completo, en WebForms todo se renderiza como HTML (texto plano). Para que un DropDownList funcione correctamente con una base de datos, se debe configurar como un diccionario "Clave-Valor" estableciendo dos propiedades vitales:</w:t>
+      <w:proofErr w:type="spellStart"/>
+      <w:r>
+        <w:rPr>
+          <w:b/>
+          <w:bCs/>
+        </w:rPr>
+        <w:t>DropDownList</w:t>
+      </w:r>
+      <w:proofErr w:type="spellEnd"/>
+      <w:r>
+        <w:rPr>
+          <w:b/>
+          <w:bCs/>
+        </w:rPr>
+        <w:t xml:space="preserve"> (Enlace a Datos):</w:t>
+      </w:r>
+      <w:r>
+        <w:t xml:space="preserve"> A diferencia de las aplicaciones de escritorio donde un ComboBox puede almacenar el objeto complejo completo, en </w:t>
+      </w:r>
+      <w:proofErr w:type="spellStart"/>
+      <w:r>
+        <w:t>WebForms</w:t>
+      </w:r>
+      <w:proofErr w:type="spellEnd"/>
+      <w:r>
+        <w:t xml:space="preserve"> todo se renderiza como HTML (texto plano). Para que un </w:t>
+      </w:r>
+      <w:proofErr w:type="spellStart"/>
+      <w:r>
+        <w:t>DropDownList</w:t>
+      </w:r>
+      <w:proofErr w:type="spellEnd"/>
+      <w:r>
+        <w:t xml:space="preserve"> funcione correctamente con una base de datos, se debe configurar como un diccionario "Clave-Valor" estableciendo dos propiedades vitales:</w:t>
       </w:r>
     </w:p>
     <w:p>
@@ -1769,8 +4198,13 @@
           <w:numId w:val="19"/>
         </w:numPr>
       </w:pPr>
-      <w:r>
-        <w:t>DataTextField: La propiedad del objeto que el usuario verá en pantalla (ej. "Descripción").</w:t>
+      <w:proofErr w:type="spellStart"/>
+      <w:r>
+        <w:t>DataTextField</w:t>
+      </w:r>
+      <w:proofErr w:type="spellEnd"/>
+      <w:r>
+        <w:t>: La propiedad del objeto que el usuario verá en pantalla (ej. "Descripción").</w:t>
       </w:r>
     </w:p>
     <w:p>
@@ -1780,8 +4214,13 @@
           <w:numId w:val="19"/>
         </w:numPr>
       </w:pPr>
-      <w:r>
-        <w:t>DataValueField: La propiedad del objeto que funciona como identificador oculto (ej. "Id").</w:t>
+      <w:proofErr w:type="spellStart"/>
+      <w:r>
+        <w:t>DataValueField</w:t>
+      </w:r>
+      <w:proofErr w:type="spellEnd"/>
+      <w:r>
+        <w:t>: La propiedad del objeto que funciona como identificador oculto (ej. "Id").</w:t>
       </w:r>
     </w:p>
     <w:p>
@@ -1791,15 +4230,48 @@
           <w:numId w:val="19"/>
         </w:numPr>
       </w:pPr>
-      <w:r>
-        <w:rPr>
-          <w:b/>
-          <w:bCs/>
-        </w:rPr>
-        <w:t>AutoPostBack:</w:t>
-      </w:r>
-      <w:r>
-        <w:t xml:space="preserve"> Por defecto, controles como DropDownList o TextBox no envían información al servidor cuando el usuario interactúa con ellos. Para que disparen un evento (como recargar otra lista o validar un dato), se debe habilitar la propiedad AutoPostBack="true".</w:t>
+      <w:proofErr w:type="spellStart"/>
+      <w:r>
+        <w:rPr>
+          <w:b/>
+          <w:bCs/>
+        </w:rPr>
+        <w:t>AutoPostBack</w:t>
+      </w:r>
+      <w:proofErr w:type="spellEnd"/>
+      <w:r>
+        <w:rPr>
+          <w:b/>
+          <w:bCs/>
+        </w:rPr>
+        <w:t>:</w:t>
+      </w:r>
+      <w:r>
+        <w:t xml:space="preserve"> Por defecto, controles como </w:t>
+      </w:r>
+      <w:proofErr w:type="spellStart"/>
+      <w:r>
+        <w:t>DropDownList</w:t>
+      </w:r>
+      <w:proofErr w:type="spellEnd"/>
+      <w:r>
+        <w:t xml:space="preserve"> o </w:t>
+      </w:r>
+      <w:proofErr w:type="spellStart"/>
+      <w:r>
+        <w:t>TextBox</w:t>
+      </w:r>
+      <w:proofErr w:type="spellEnd"/>
+      <w:r>
+        <w:t xml:space="preserve"> no envían información al servidor cuando el usuario interactúa con ellos. Para que disparen un evento (como recargar otra lista o validar un dato), se debe habilitar la propiedad </w:t>
+      </w:r>
+      <w:proofErr w:type="spellStart"/>
+      <w:r>
+        <w:t>AutoPostBack</w:t>
+      </w:r>
+      <w:proofErr w:type="spellEnd"/>
+      <w:r>
+        <w:t>="true".</w:t>
       </w:r>
     </w:p>
     <w:p>
@@ -1809,15 +4281,72 @@
           <w:numId w:val="19"/>
         </w:numPr>
       </w:pPr>
-      <w:r>
-        <w:rPr>
-          <w:b/>
-          <w:bCs/>
-        </w:rPr>
-        <w:t>UpdatePanel (Renderizado Parcial / AJAX):</w:t>
-      </w:r>
-      <w:r>
-        <w:t xml:space="preserve"> Cuando un control ejecuta un PostBack, el ciclo de vida de ASP.NET redibuja la página entera, causando un "parpadeo" y reiniciando el scroll. El UpdatePanel (junto con un ScriptManager) utiliza tecnología AJAX subyacente para interceptar ese PostBack y actualizar únicamente el fragmento de HTML (el &lt;ContentTemplate&gt;) que cambió, mejorando drásticamente la Experiencia de Usuario (UX).</w:t>
+      <w:proofErr w:type="spellStart"/>
+      <w:r>
+        <w:rPr>
+          <w:b/>
+          <w:bCs/>
+        </w:rPr>
+        <w:t>UpdatePanel</w:t>
+      </w:r>
+      <w:proofErr w:type="spellEnd"/>
+      <w:r>
+        <w:rPr>
+          <w:b/>
+          <w:bCs/>
+        </w:rPr>
+        <w:t xml:space="preserve"> (Renderizado Parcial / AJAX):</w:t>
+      </w:r>
+      <w:r>
+        <w:t xml:space="preserve"> Cuando un control ejecuta un </w:t>
+      </w:r>
+      <w:proofErr w:type="spellStart"/>
+      <w:r>
+        <w:t>PostBack</w:t>
+      </w:r>
+      <w:proofErr w:type="spellEnd"/>
+      <w:r>
+        <w:t xml:space="preserve">, el ciclo de vida de ASP.NET redibuja la página entera, causando un "parpadeo" y reiniciando el </w:t>
+      </w:r>
+      <w:proofErr w:type="spellStart"/>
+      <w:r>
+        <w:t>scroll</w:t>
+      </w:r>
+      <w:proofErr w:type="spellEnd"/>
+      <w:r>
+        <w:t xml:space="preserve">. El </w:t>
+      </w:r>
+      <w:proofErr w:type="spellStart"/>
+      <w:r>
+        <w:t>UpdatePanel</w:t>
+      </w:r>
+      <w:proofErr w:type="spellEnd"/>
+      <w:r>
+        <w:t xml:space="preserve"> (junto con un </w:t>
+      </w:r>
+      <w:proofErr w:type="spellStart"/>
+      <w:r>
+        <w:t>ScriptManager</w:t>
+      </w:r>
+      <w:proofErr w:type="spellEnd"/>
+      <w:r>
+        <w:t xml:space="preserve">) utiliza tecnología AJAX subyacente para interceptar ese </w:t>
+      </w:r>
+      <w:proofErr w:type="spellStart"/>
+      <w:r>
+        <w:t>PostBack</w:t>
+      </w:r>
+      <w:proofErr w:type="spellEnd"/>
+      <w:r>
+        <w:t xml:space="preserve"> y actualizar únicamente el fragmento de HTML (el &lt;</w:t>
+      </w:r>
+      <w:proofErr w:type="spellStart"/>
+      <w:r>
+        <w:t>ContentTemplate</w:t>
+      </w:r>
+      <w:proofErr w:type="spellEnd"/>
+      <w:r>
+        <w:t>&gt;) que cambió, mejorando drásticamente la Experiencia de Usuario (UX).</w:t>
       </w:r>
     </w:p>
     <w:p/>
@@ -1827,7 +4356,39 @@
           <w:b/>
           <w:bCs/>
         </w:rPr>
-        <w:t>TEMA: Criterios de Uso de AutoPostBack y Renderizado Parcial (UpdatePanel)</w:t>
+        <w:t xml:space="preserve">TEMA: Criterios de Uso de </w:t>
+      </w:r>
+      <w:proofErr w:type="spellStart"/>
+      <w:r>
+        <w:rPr>
+          <w:b/>
+          <w:bCs/>
+        </w:rPr>
+        <w:t>AutoPostBack</w:t>
+      </w:r>
+      <w:proofErr w:type="spellEnd"/>
+      <w:r>
+        <w:rPr>
+          <w:b/>
+          <w:bCs/>
+        </w:rPr>
+        <w:t xml:space="preserve"> y Renderizado Parcial (</w:t>
+      </w:r>
+      <w:proofErr w:type="spellStart"/>
+      <w:r>
+        <w:rPr>
+          <w:b/>
+          <w:bCs/>
+        </w:rPr>
+        <w:t>UpdatePanel</w:t>
+      </w:r>
+      <w:proofErr w:type="spellEnd"/>
+      <w:r>
+        <w:rPr>
+          <w:b/>
+          <w:bCs/>
+        </w:rPr>
+        <w:t>)</w:t>
       </w:r>
     </w:p>
     <w:p>
@@ -1845,7 +4406,31 @@
         <w:t>Sobrecarga del Servidor:</w:t>
       </w:r>
       <w:r>
-        <w:t xml:space="preserve"> Activar AutoPostBack="true" en campos de entrada de texto regulares obliga al cliente a realizar peticiones HTTP (PostBacks) innecesarias cada vez que el control pierde el foco (OnTextChanged). Esto consume ancho de banda y degrada la fluidez de la interfaz.</w:t>
+        <w:t xml:space="preserve"> Activar </w:t>
+      </w:r>
+      <w:proofErr w:type="spellStart"/>
+      <w:r>
+        <w:t>AutoPostBack</w:t>
+      </w:r>
+      <w:proofErr w:type="spellEnd"/>
+      <w:r>
+        <w:t>="true" en campos de entrada de texto regulares obliga al cliente a realizar peticiones HTTP (</w:t>
+      </w:r>
+      <w:proofErr w:type="spellStart"/>
+      <w:r>
+        <w:t>PostBacks</w:t>
+      </w:r>
+      <w:proofErr w:type="spellEnd"/>
+      <w:r>
+        <w:t>) innecesarias cada vez que el control pierde el foco (</w:t>
+      </w:r>
+      <w:proofErr w:type="spellStart"/>
+      <w:r>
+        <w:t>OnTextChanged</w:t>
+      </w:r>
+      <w:proofErr w:type="spellEnd"/>
+      <w:r>
+        <w:t>). Esto consume ancho de banda y degrada la fluidez de la interfaz.</w:t>
       </w:r>
     </w:p>
     <w:p>
@@ -1861,10 +4446,44 @@
           <w:bCs/>
         </w:rPr>
         <w:lastRenderedPageBreak/>
-        <w:t>El Principio del Procesamiento en Lote (Batching):</w:t>
-      </w:r>
-      <w:r>
-        <w:t xml:space="preserve"> La mejor práctica de rendimiento web dicta que los datos de un formulario (como cadenas de texto o números) deben recolectarse localmente en el cliente y enviarse en una única petición al servidor mediante un control de envío (ej. &lt;asp:Button ID="btnAceptar"&gt;).</w:t>
+        <w:t>El Principio del Procesamiento en Lote (</w:t>
+      </w:r>
+      <w:proofErr w:type="spellStart"/>
+      <w:r>
+        <w:rPr>
+          <w:b/>
+          <w:bCs/>
+        </w:rPr>
+        <w:t>Batching</w:t>
+      </w:r>
+      <w:proofErr w:type="spellEnd"/>
+      <w:r>
+        <w:rPr>
+          <w:b/>
+          <w:bCs/>
+        </w:rPr>
+        <w:t>):</w:t>
+      </w:r>
+      <w:r>
+        <w:t xml:space="preserve"> La mejor práctica de rendimiento web dicta que los datos de un formulario (como cadenas de texto o números) deben recolectarse localmente en el cliente y enviarse en una única petición al servidor mediante un control de envío (ej. &lt;</w:t>
+      </w:r>
+      <w:proofErr w:type="spellStart"/>
+      <w:proofErr w:type="gramStart"/>
+      <w:r>
+        <w:t>asp:Button</w:t>
+      </w:r>
+      <w:proofErr w:type="spellEnd"/>
+      <w:proofErr w:type="gramEnd"/>
+      <w:r>
+        <w:t xml:space="preserve"> ID="</w:t>
+      </w:r>
+      <w:proofErr w:type="spellStart"/>
+      <w:r>
+        <w:t>btnAceptar</w:t>
+      </w:r>
+      <w:proofErr w:type="spellEnd"/>
+      <w:r>
+        <w:t>"&gt;).</w:t>
       </w:r>
     </w:p>
     <w:p>
@@ -1882,7 +4501,23 @@
         <w:t>Casos de Uso Justificados:</w:t>
       </w:r>
       <w:r>
-        <w:t xml:space="preserve"> El uso de la combinación AutoPostBack + UpdatePanel debe reservarse exclusivamente para </w:t>
+        <w:t xml:space="preserve"> El uso de la combinación </w:t>
+      </w:r>
+      <w:proofErr w:type="spellStart"/>
+      <w:r>
+        <w:t>AutoPostBack</w:t>
+      </w:r>
+      <w:proofErr w:type="spellEnd"/>
+      <w:r>
+        <w:t xml:space="preserve"> + </w:t>
+      </w:r>
+      <w:proofErr w:type="spellStart"/>
+      <w:r>
+        <w:t>UpdatePanel</w:t>
+      </w:r>
+      <w:proofErr w:type="spellEnd"/>
+      <w:r>
+        <w:t xml:space="preserve"> debe reservarse exclusivamente para </w:t>
       </w:r>
       <w:r>
         <w:rPr>
@@ -1934,8 +4569,17 @@
           <w:b/>
           <w:bCs/>
         </w:rPr>
-        <w:t>TEMA: Inserción de Datos (Alta) y Mapeo Objeto-Relacional en WebForms</w:t>
-      </w:r>
+        <w:t xml:space="preserve">TEMA: Inserción de Datos (Alta) y Mapeo Objeto-Relacional en </w:t>
+      </w:r>
+      <w:proofErr w:type="spellStart"/>
+      <w:r>
+        <w:rPr>
+          <w:b/>
+          <w:bCs/>
+        </w:rPr>
+        <w:t>WebForms</w:t>
+      </w:r>
+      <w:proofErr w:type="spellEnd"/>
     </w:p>
     <w:p>
       <w:pPr>
@@ -1952,7 +4596,52 @@
         <w:t>Mapeo de Datos (UI a Entidades):</w:t>
       </w:r>
       <w:r>
-        <w:t xml:space="preserve"> En el patrón WebForms, la información ingresada por el usuario reside en propiedades de texto de los controles (ej. TextBox.Text o DropDownList.SelectedValue). Es responsabilidad del desarrollador instanciar el objeto de dominio correspondiente (ej. new Pokemon()) y realizar el mapeo manual, aplicando las conversiones de tipo necesarias (como int.Parse()) para transformar las cadenas de texto en los tipos de datos requeridos por la entidad .</w:t>
+        <w:t xml:space="preserve"> En el patrón </w:t>
+      </w:r>
+      <w:proofErr w:type="spellStart"/>
+      <w:r>
+        <w:t>WebForms</w:t>
+      </w:r>
+      <w:proofErr w:type="spellEnd"/>
+      <w:r>
+        <w:t xml:space="preserve">, la información ingresada por el usuario reside en propiedades de texto de los controles (ej. </w:t>
+      </w:r>
+      <w:proofErr w:type="spellStart"/>
+      <w:r>
+        <w:t>TextBox.Text</w:t>
+      </w:r>
+      <w:proofErr w:type="spellEnd"/>
+      <w:r>
+        <w:t xml:space="preserve"> o </w:t>
+      </w:r>
+      <w:proofErr w:type="spellStart"/>
+      <w:r>
+        <w:t>DropDownList.SelectedValue</w:t>
+      </w:r>
+      <w:proofErr w:type="spellEnd"/>
+      <w:r>
+        <w:t xml:space="preserve">). Es responsabilidad del desarrollador instanciar el objeto de dominio correspondiente (ej. new </w:t>
+      </w:r>
+      <w:proofErr w:type="spellStart"/>
+      <w:proofErr w:type="gramStart"/>
+      <w:r>
+        <w:t>Pokemon</w:t>
+      </w:r>
+      <w:proofErr w:type="spellEnd"/>
+      <w:r>
+        <w:t>(</w:t>
+      </w:r>
+      <w:proofErr w:type="gramEnd"/>
+      <w:r>
+        <w:t xml:space="preserve">)) y realizar el mapeo manual, aplicando las conversiones de tipo necesarias (como </w:t>
+      </w:r>
+      <w:proofErr w:type="spellStart"/>
+      <w:r>
+        <w:t>int.Parse</w:t>
+      </w:r>
+      <w:proofErr w:type="spellEnd"/>
+      <w:r>
+        <w:t>()) para transformar las cadenas de texto en los tipos de datos requeridos por la entidad .</w:t>
       </w:r>
     </w:p>
     <w:p>
@@ -1967,10 +4656,76 @@
           <w:b/>
           <w:bCs/>
         </w:rPr>
-        <w:t>Selección en DropDownLists (El problema del Objeto):</w:t>
-      </w:r>
-      <w:r>
-        <w:t xml:space="preserve"> A diferencia de las aplicaciones de escritorio (WinForms) donde un ComboBox puede contener el objeto subyacente en memoria, en la arquitectura cliente-servidor de la web, el control se renderiza como HTML plano. Por lo tanto, al capturar la selección, no se obtiene el objeto completo, sino únicamente su valor escalar (SelectedValue, que suele ser un ID en formato string). Para reconstruir las relaciones, se debe instanciar manualmente el objeto anidado e inyectarle dicho ID (ej. nuevo.Tipo = new Elemento(); nuevo.Tipo.Id = int.Parse(ddl.SelectedValue)) .</w:t>
+        <w:t xml:space="preserve">Selección en </w:t>
+      </w:r>
+      <w:proofErr w:type="spellStart"/>
+      <w:r>
+        <w:rPr>
+          <w:b/>
+          <w:bCs/>
+        </w:rPr>
+        <w:t>DropDownLists</w:t>
+      </w:r>
+      <w:proofErr w:type="spellEnd"/>
+      <w:r>
+        <w:rPr>
+          <w:b/>
+          <w:bCs/>
+        </w:rPr>
+        <w:t xml:space="preserve"> (El problema del Objeto):</w:t>
+      </w:r>
+      <w:r>
+        <w:t xml:space="preserve"> A diferencia de las aplicaciones de escritorio (WinForms) donde un ComboBox puede contener el objeto subyacente en memoria, en la arquitectura cliente-servidor de la web, el control se renderiza como HTML plano. Por lo tanto, al capturar la selección, no se obtiene el objeto completo, sino únicamente su valor escalar (</w:t>
+      </w:r>
+      <w:proofErr w:type="spellStart"/>
+      <w:r>
+        <w:t>SelectedValue</w:t>
+      </w:r>
+      <w:proofErr w:type="spellEnd"/>
+      <w:r>
+        <w:t xml:space="preserve">, que suele ser un ID en formato </w:t>
+      </w:r>
+      <w:proofErr w:type="spellStart"/>
+      <w:r>
+        <w:t>string</w:t>
+      </w:r>
+      <w:proofErr w:type="spellEnd"/>
+      <w:r>
+        <w:t xml:space="preserve">). Para reconstruir las relaciones, se debe instanciar manualmente el objeto anidado e inyectarle dicho ID (ej. </w:t>
+      </w:r>
+      <w:proofErr w:type="spellStart"/>
+      <w:proofErr w:type="gramStart"/>
+      <w:r>
+        <w:t>nuevo.Tipo</w:t>
+      </w:r>
+      <w:proofErr w:type="spellEnd"/>
+      <w:proofErr w:type="gramEnd"/>
+      <w:r>
+        <w:t xml:space="preserve"> = new Elemento(); </w:t>
+      </w:r>
+      <w:proofErr w:type="spellStart"/>
+      <w:r>
+        <w:t>nuevo.Tipo.Id</w:t>
+      </w:r>
+      <w:proofErr w:type="spellEnd"/>
+      <w:r>
+        <w:t xml:space="preserve"> = </w:t>
+      </w:r>
+      <w:proofErr w:type="spellStart"/>
+      <w:r>
+        <w:t>int.Parse</w:t>
+      </w:r>
+      <w:proofErr w:type="spellEnd"/>
+      <w:r>
+        <w:t>(</w:t>
+      </w:r>
+      <w:proofErr w:type="spellStart"/>
+      <w:r>
+        <w:t>ddl.SelectedValue</w:t>
+      </w:r>
+      <w:proofErr w:type="spellEnd"/>
+      <w:r>
+        <w:t>)) .</w:t>
       </w:r>
     </w:p>
     <w:p>
@@ -1988,7 +4743,23 @@
         <w:t>Manejo de Excepciones (Try-Catch en Capa Web):</w:t>
       </w:r>
       <w:r>
-        <w:t xml:space="preserve"> Toda operación que involucre interactuar con recursos externos (bases de datos, red, archivos) debe envolverse en un bloque try-catch. Si ocurre una excepción (ej. desconexión del servidor SQL), el error puede guardarse temporalmente en el objeto Session (ej. Session.Add("error", ex)) para luego redirigir al usuario a una pantalla de error genérica controlada, evitando exponer información sensible de la arquitectura de la aplicación al </w:t>
+        <w:t xml:space="preserve"> Toda operación que involucre interactuar con recursos externos (bases de datos, red, archivos) debe envolverse en un bloque try-catch. Si ocurre una excepción (ej. desconexión del servidor SQL), el error puede guardarse temporalmente en el objeto </w:t>
+      </w:r>
+      <w:proofErr w:type="spellStart"/>
+      <w:r>
+        <w:t>Session</w:t>
+      </w:r>
+      <w:proofErr w:type="spellEnd"/>
+      <w:r>
+        <w:t xml:space="preserve"> (ej. </w:t>
+      </w:r>
+      <w:proofErr w:type="spellStart"/>
+      <w:r>
+        <w:t>Session.Add</w:t>
+      </w:r>
+      <w:proofErr w:type="spellEnd"/>
+      <w:r>
+        <w:t xml:space="preserve">("error", ex)) para luego redirigir al usuario a una pantalla de error genérica controlada, evitando exponer información sensible de la arquitectura de la aplicación al </w:t>
       </w:r>
       <w:r>
         <w:t>cliente.</w:t>
@@ -2001,25 +4772,76 @@
           <w:numId w:val="20"/>
         </w:numPr>
       </w:pPr>
-      <w:r>
-        <w:rPr>
-          <w:b/>
-          <w:bCs/>
-        </w:rPr>
-        <w:t>Stored Procedures Parametrizados:</w:t>
+      <w:proofErr w:type="spellStart"/>
+      <w:r>
+        <w:rPr>
+          <w:b/>
+          <w:bCs/>
+        </w:rPr>
+        <w:t>Stored</w:t>
+      </w:r>
+      <w:proofErr w:type="spellEnd"/>
+      <w:r>
+        <w:rPr>
+          <w:b/>
+          <w:bCs/>
+        </w:rPr>
+        <w:t xml:space="preserve"> </w:t>
+      </w:r>
+      <w:proofErr w:type="spellStart"/>
+      <w:r>
+        <w:rPr>
+          <w:b/>
+          <w:bCs/>
+        </w:rPr>
+        <w:t>Procedures</w:t>
+      </w:r>
+      <w:proofErr w:type="spellEnd"/>
+      <w:r>
+        <w:rPr>
+          <w:b/>
+          <w:bCs/>
+        </w:rPr>
+        <w:t xml:space="preserve"> Parametrizados:</w:t>
       </w:r>
       <w:r>
         <w:t xml:space="preserve"> Para realizar operaciones de modificación de datos (INSERT, UPDATE, DELETE), se delega la lógica SQL al motor de base de datos creando un </w:t>
       </w:r>
+      <w:proofErr w:type="spellStart"/>
       <w:r>
         <w:rPr>
           <w:i/>
           <w:iCs/>
         </w:rPr>
-        <w:t>Stored Procedure</w:t>
-      </w:r>
-      <w:r>
-        <w:t xml:space="preserve">. C# se comunica enviando variables fuertemente tipadas llamadas parámetros (@nombre, @numero). Esto previene vulnerabilidades de Inyección SQL y facilita el </w:t>
+        <w:t>Stored</w:t>
+      </w:r>
+      <w:proofErr w:type="spellEnd"/>
+      <w:r>
+        <w:rPr>
+          <w:i/>
+          <w:iCs/>
+        </w:rPr>
+        <w:t xml:space="preserve"> </w:t>
+      </w:r>
+      <w:proofErr w:type="spellStart"/>
+      <w:r>
+        <w:rPr>
+          <w:i/>
+          <w:iCs/>
+        </w:rPr>
+        <w:t>Procedure</w:t>
+      </w:r>
+      <w:proofErr w:type="spellEnd"/>
+      <w:r>
+        <w:t xml:space="preserve">. C# se comunica enviando variables fuertemente </w:t>
+      </w:r>
+      <w:proofErr w:type="spellStart"/>
+      <w:r>
+        <w:t>tipadas</w:t>
+      </w:r>
+      <w:proofErr w:type="spellEnd"/>
+      <w:r>
+        <w:t xml:space="preserve"> llamadas parámetros (@nombre, @numero). Esto previene vulnerabilidades de Inyección SQL y facilita el </w:t>
       </w:r>
       <w:r>
         <w:t>mantenimiento.</w:t>
@@ -2034,7 +4856,39 @@
           <w:bCs/>
         </w:rPr>
         <w:lastRenderedPageBreak/>
-        <w:t>TEMA: Procedimientos Almacenados (Stored Procedures)</w:t>
+        <w:t>TEMA: Procedimientos Almacenados (</w:t>
+      </w:r>
+      <w:proofErr w:type="spellStart"/>
+      <w:r>
+        <w:rPr>
+          <w:b/>
+          <w:bCs/>
+        </w:rPr>
+        <w:t>Stored</w:t>
+      </w:r>
+      <w:proofErr w:type="spellEnd"/>
+      <w:r>
+        <w:rPr>
+          <w:b/>
+          <w:bCs/>
+        </w:rPr>
+        <w:t xml:space="preserve"> </w:t>
+      </w:r>
+      <w:proofErr w:type="spellStart"/>
+      <w:r>
+        <w:rPr>
+          <w:b/>
+          <w:bCs/>
+        </w:rPr>
+        <w:t>Procedures</w:t>
+      </w:r>
+      <w:proofErr w:type="spellEnd"/>
+      <w:r>
+        <w:rPr>
+          <w:b/>
+          <w:bCs/>
+        </w:rPr>
+        <w:t>)</w:t>
       </w:r>
     </w:p>
     <w:p>
@@ -2070,7 +4924,15 @@
         <w:t>¿Cómo funciona?</w:t>
       </w:r>
       <w:r>
-        <w:t xml:space="preserve"> En lugar de que la aplicación cliente (tu código C#) arme la consulta SQL concatenando textos (consultas embebidas) y la envíe cruda por la red, la aplicación simplemente invoca el nombre del Procedimiento Almacenado (ej. StoreAltaPokemon) y le pasa los valores necesarios a través de </w:t>
+        <w:t xml:space="preserve"> En lugar de que la aplicación cliente (tu código C#) arme la consulta SQL concatenando textos (consultas embebidas) y la envíe cruda por la red, la aplicación simplemente invoca el nombre del Procedimiento Almacenado (ej. </w:t>
+      </w:r>
+      <w:proofErr w:type="spellStart"/>
+      <w:r>
+        <w:t>StoreAltaPokemon</w:t>
+      </w:r>
+      <w:proofErr w:type="spellEnd"/>
+      <w:r>
+        <w:t xml:space="preserve">) y le pasa los valores necesarios a través de </w:t>
       </w:r>
       <w:r>
         <w:rPr>
@@ -2131,7 +4993,23 @@
         <w:t>Rendimiento (Performance):</w:t>
       </w:r>
       <w:r>
-        <w:t xml:space="preserve"> Cuando guardás un SP en SQL Server, el motor lo analiza y crea un "plan de ejecución" optimizado y pre-compilado. Es mucho más rápido ejecutar un SP que mandarle una consulta de texto plano cada vez.</w:t>
+        <w:t xml:space="preserve"> Cuando </w:t>
+      </w:r>
+      <w:proofErr w:type="spellStart"/>
+      <w:r>
+        <w:t>guardás</w:t>
+      </w:r>
+      <w:proofErr w:type="spellEnd"/>
+      <w:r>
+        <w:t xml:space="preserve"> un SP en SQL Server, el motor lo analiza y crea un "plan de ejecución" optimizado y </w:t>
+      </w:r>
+      <w:proofErr w:type="spellStart"/>
+      <w:r>
+        <w:t>pre-compilado</w:t>
+      </w:r>
+      <w:proofErr w:type="spellEnd"/>
+      <w:r>
+        <w:t>. Es mucho más rápido ejecutar un SP que mandarle una consulta de texto plano cada vez.</w:t>
       </w:r>
     </w:p>
     <w:p>
@@ -2149,7 +5027,31 @@
         <w:t>Mantenibilidad y Desacoplamiento:</w:t>
       </w:r>
       <w:r>
-        <w:t xml:space="preserve"> Si el día de mañana agregás una columna a la tabla, solo modificás el código SQL dentro del motor de base de datos. No hace falta tocar el string de C#, ni volver a compilar, ni volver a publicar toda la aplicación web.</w:t>
+        <w:t xml:space="preserve"> Si el día de mañana </w:t>
+      </w:r>
+      <w:proofErr w:type="spellStart"/>
+      <w:r>
+        <w:t>agregás</w:t>
+      </w:r>
+      <w:proofErr w:type="spellEnd"/>
+      <w:r>
+        <w:t xml:space="preserve"> una columna a la tabla, solo </w:t>
+      </w:r>
+      <w:proofErr w:type="spellStart"/>
+      <w:r>
+        <w:t>modificás</w:t>
+      </w:r>
+      <w:proofErr w:type="spellEnd"/>
+      <w:r>
+        <w:t xml:space="preserve"> el código SQL dentro del motor de base de datos. No hace falta tocar el </w:t>
+      </w:r>
+      <w:proofErr w:type="spellStart"/>
+      <w:r>
+        <w:t>string</w:t>
+      </w:r>
+      <w:proofErr w:type="spellEnd"/>
+      <w:r>
+        <w:t xml:space="preserve"> de C#, ni volver a compilar, ni volver a publicar toda la aplicación web.</w:t>
       </w:r>
     </w:p>
     <w:p>
@@ -2167,7 +5069,15 @@
         <w:t>Tráfico de red:</w:t>
       </w:r>
       <w:r>
-        <w:t xml:space="preserve"> Se envía menos información por la red. En vez de mandar un INSERT gigante de 500 caracteres, solo mandás la instrucción "Ejecutar Alta" y los datos.</w:t>
+        <w:t xml:space="preserve"> Se envía menos información por la red. En vez de mandar un INSERT gigante de 500 caracteres, solo </w:t>
+      </w:r>
+      <w:proofErr w:type="spellStart"/>
+      <w:r>
+        <w:t>mandás</w:t>
+      </w:r>
+      <w:proofErr w:type="spellEnd"/>
+      <w:r>
+        <w:t xml:space="preserve"> la instrucción "Ejecutar Alta" y los datos.</w:t>
       </w:r>
     </w:p>
     <w:p/>
@@ -2177,7 +5087,39 @@
           <w:b/>
           <w:bCs/>
         </w:rPr>
-        <w:t>TEMA: Reutilización de Formularios, QueryStrings y el Ciclo de Vida (IsPostBack)</w:t>
+        <w:t xml:space="preserve">TEMA: Reutilización de Formularios, </w:t>
+      </w:r>
+      <w:proofErr w:type="spellStart"/>
+      <w:r>
+        <w:rPr>
+          <w:b/>
+          <w:bCs/>
+        </w:rPr>
+        <w:t>QueryStrings</w:t>
+      </w:r>
+      <w:proofErr w:type="spellEnd"/>
+      <w:r>
+        <w:rPr>
+          <w:b/>
+          <w:bCs/>
+        </w:rPr>
+        <w:t xml:space="preserve"> y el Ciclo de Vida (</w:t>
+      </w:r>
+      <w:proofErr w:type="spellStart"/>
+      <w:r>
+        <w:rPr>
+          <w:b/>
+          <w:bCs/>
+        </w:rPr>
+        <w:t>IsPostBack</w:t>
+      </w:r>
+      <w:proofErr w:type="spellEnd"/>
+      <w:r>
+        <w:rPr>
+          <w:b/>
+          <w:bCs/>
+        </w:rPr>
+        <w:t>)</w:t>
       </w:r>
     </w:p>
     <w:p>
@@ -2195,8 +5137,37 @@
         <w:t>Patrón de Formulario Único (ABM/CRUD):</w:t>
       </w:r>
       <w:r>
-        <w:t xml:space="preserve"> Es una excelente práctica de diseño reutilizar la misma interfaz (.aspx) para las operaciones de Alta y Modificación. La aplicación determina qué flujo ejecutar evaluando si existe un parámetro identificador en la URL mediante Request.QueryString["id"] . Si es nulo, es un Alta; si contiene un valor, es una Modificación .</w:t>
-      </w:r>
+        <w:t xml:space="preserve"> Es una excelente práctica de diseño reutilizar la misma interfaz (.</w:t>
+      </w:r>
+      <w:proofErr w:type="spellStart"/>
+      <w:r>
+        <w:t>aspx</w:t>
+      </w:r>
+      <w:proofErr w:type="spellEnd"/>
+      <w:r>
+        <w:t xml:space="preserve">) para las operaciones de Alta y Modificación. La aplicación determina qué flujo ejecutar evaluando si existe un parámetro identificador en la URL mediante </w:t>
+      </w:r>
+      <w:proofErr w:type="spellStart"/>
+      <w:r>
+        <w:t>Request.QueryString</w:t>
+      </w:r>
+      <w:proofErr w:type="spellEnd"/>
+      <w:r>
+        <w:t>["id"</w:t>
+      </w:r>
+      <w:proofErr w:type="gramStart"/>
+      <w:r>
+        <w:t>] .</w:t>
+      </w:r>
+      <w:proofErr w:type="gramEnd"/>
+      <w:r>
+        <w:t xml:space="preserve"> Si es nulo, es un Alta; si contiene un valor, es una </w:t>
+      </w:r>
+      <w:proofErr w:type="gramStart"/>
+      <w:r>
+        <w:t>Modificación .</w:t>
+      </w:r>
+      <w:proofErr w:type="gramEnd"/>
     </w:p>
     <w:p>
       <w:pPr>
@@ -2210,7 +5181,23 @@
           <w:b/>
           <w:bCs/>
         </w:rPr>
-        <w:t>Precarga de Datos y la Trampa del IsPostBack:</w:t>
+        <w:t xml:space="preserve">Precarga de Datos y la Trampa del </w:t>
+      </w:r>
+      <w:proofErr w:type="spellStart"/>
+      <w:r>
+        <w:rPr>
+          <w:b/>
+          <w:bCs/>
+        </w:rPr>
+        <w:t>IsPostBack</w:t>
+      </w:r>
+      <w:proofErr w:type="spellEnd"/>
+      <w:r>
+        <w:rPr>
+          <w:b/>
+          <w:bCs/>
+        </w:rPr>
+        <w:t>:</w:t>
       </w:r>
       <w:r>
         <w:t xml:space="preserve"> Al modificar un registro, se deben precargar los campos de texto y listas desplegables con los datos actuales del objeto para una buena experiencia de usuario. Sin embargo, </w:t>
@@ -2223,7 +5210,36 @@
         <w:t>es crítico</w:t>
       </w:r>
       <w:r>
-        <w:t xml:space="preserve"> que esta precarga ocurra exclusivamente cuando !IsPostBack es verdadero. Si se omite esta validación, al hacer clic en el botón "Aceptar", el ciclo de vida de la página ejecutará primero el Page_Load, recargando los datos originales de la base de datos y sobrescribiendo (borrando) las modificaciones que el usuario acaba de tipear en la pantalla antes de que el evento OnClick se ejecute.</w:t>
+        <w:t xml:space="preserve"> que esta precarga ocurra exclusivamente </w:t>
+      </w:r>
+      <w:proofErr w:type="gramStart"/>
+      <w:r>
+        <w:t>cuando !</w:t>
+      </w:r>
+      <w:proofErr w:type="spellStart"/>
+      <w:r>
+        <w:t>IsPostBack</w:t>
+      </w:r>
+      <w:proofErr w:type="spellEnd"/>
+      <w:proofErr w:type="gramEnd"/>
+      <w:r>
+        <w:t xml:space="preserve"> es verdadero. Si se omite esta validación, al hacer clic en el botón "Aceptar", el ciclo de vida de la página ejecutará primero el </w:t>
+      </w:r>
+      <w:proofErr w:type="spellStart"/>
+      <w:r>
+        <w:t>Page_Load</w:t>
+      </w:r>
+      <w:proofErr w:type="spellEnd"/>
+      <w:r>
+        <w:t xml:space="preserve">, recargando los datos originales de la base de datos y sobrescribiendo (borrando) las modificaciones que el usuario acaba de tipear en la pantalla antes de que el evento </w:t>
+      </w:r>
+      <w:proofErr w:type="spellStart"/>
+      <w:r>
+        <w:t>OnClick</w:t>
+      </w:r>
+      <w:proofErr w:type="spellEnd"/>
+      <w:r>
+        <w:t xml:space="preserve"> se ejecute.</w:t>
       </w:r>
     </w:p>
     <w:p>
@@ -2238,10 +5254,42 @@
           <w:b/>
           <w:bCs/>
         </w:rPr>
-        <w:t>El Peligro del "Copy-Paste" (Código Espagueti):</w:t>
-      </w:r>
-      <w:r>
-        <w:t xml:space="preserve"> Al reutilizar métodos (como copiar un método de Insertar para crear el de Modificar), es común olvidar actualizar llamadas internas críticas (ej. dejar setearConsulta en lugar de cambiarlo a setearProcedimiento). Esto genera </w:t>
+        <w:t>El Peligro del "</w:t>
+      </w:r>
+      <w:proofErr w:type="spellStart"/>
+      <w:r>
+        <w:rPr>
+          <w:b/>
+          <w:bCs/>
+        </w:rPr>
+        <w:t>Copy</w:t>
+      </w:r>
+      <w:proofErr w:type="spellEnd"/>
+      <w:r>
+        <w:rPr>
+          <w:b/>
+          <w:bCs/>
+        </w:rPr>
+        <w:t>-Paste" (Código Espagueti):</w:t>
+      </w:r>
+      <w:r>
+        <w:t xml:space="preserve"> Al reutilizar métodos (como copiar un método de Insertar para crear el de Modificar), es común olvidar actualizar llamadas internas críticas (ej. dejar </w:t>
+      </w:r>
+      <w:proofErr w:type="spellStart"/>
+      <w:r>
+        <w:t>setearConsulta</w:t>
+      </w:r>
+      <w:proofErr w:type="spellEnd"/>
+      <w:r>
+        <w:t xml:space="preserve"> en lugar de cambiarlo a </w:t>
+      </w:r>
+      <w:proofErr w:type="spellStart"/>
+      <w:r>
+        <w:t>setearProcedimiento</w:t>
+      </w:r>
+      <w:proofErr w:type="spellEnd"/>
+      <w:r>
+        <w:t xml:space="preserve">). Esto genera </w:t>
       </w:r>
       <w:r>
         <w:lastRenderedPageBreak/>
@@ -2263,7 +5311,15 @@
         <w:t>Actualización Total vs. Parcial:</w:t>
       </w:r>
       <w:r>
-        <w:t xml:space="preserve"> En arquitecturas estándar, la operación de Modificación (Update) suele sobrescribir todos los campos del registro en la base de datos con los valores actuales del formulario, independientemente de si el usuario modificó solo uno o todos. Desarrollar un algoritmo que detecte y actualice únicamente los campos alterados añade una complejidad que rara vez se justifica, salvo en tablas con un volumen extremo de columnas.</w:t>
+        <w:t xml:space="preserve"> En arquitecturas estándar, la operación de Modificación (</w:t>
+      </w:r>
+      <w:proofErr w:type="spellStart"/>
+      <w:r>
+        <w:t>Update</w:t>
+      </w:r>
+      <w:proofErr w:type="spellEnd"/>
+      <w:r>
+        <w:t>) suele sobrescribir todos los campos del registro en la base de datos con los valores actuales del formulario, independientemente de si el usuario modificó solo uno o todos. Desarrollar un algoritmo que detecte y actualice únicamente los campos alterados añade una complejidad que rara vez se justifica, salvo en tablas con un volumen extremo de columnas.</w:t>
       </w:r>
     </w:p>
     <w:p>
@@ -2308,7 +5364,23 @@
         <w:t>Integridad Referencial y Restricciones:</w:t>
       </w:r>
       <w:r>
-        <w:t xml:space="preserve"> En bases de datos relacionales bien estructuradas, intentar eliminar físicamente un registro que actúa como Clave Primaria referenciada por otras tablas (Foreign Keys) producirá un error de restricción.</w:t>
+        <w:t xml:space="preserve"> En bases de datos relacionales bien estructuradas, intentar eliminar físicamente un registro que actúa como Clave Primaria referenciada por otras tablas (</w:t>
+      </w:r>
+      <w:proofErr w:type="spellStart"/>
+      <w:r>
+        <w:t>Foreign</w:t>
+      </w:r>
+      <w:proofErr w:type="spellEnd"/>
+      <w:r>
+        <w:t xml:space="preserve"> </w:t>
+      </w:r>
+      <w:proofErr w:type="spellStart"/>
+      <w:r>
+        <w:t>Keys</w:t>
+      </w:r>
+      <w:proofErr w:type="spellEnd"/>
+      <w:r>
+        <w:t>) producirá un error de restricción.</w:t>
       </w:r>
     </w:p>
     <w:p>
@@ -2323,7 +5395,23 @@
           <w:b/>
           <w:bCs/>
         </w:rPr>
-        <w:t>El Antipatrón de la Eliminación en Cascada:</w:t>
+        <w:t xml:space="preserve">El </w:t>
+      </w:r>
+      <w:proofErr w:type="spellStart"/>
+      <w:r>
+        <w:rPr>
+          <w:b/>
+          <w:bCs/>
+        </w:rPr>
+        <w:t>Antipatrón</w:t>
+      </w:r>
+      <w:proofErr w:type="spellEnd"/>
+      <w:r>
+        <w:rPr>
+          <w:b/>
+          <w:bCs/>
+        </w:rPr>
+        <w:t xml:space="preserve"> de la Eliminación en Cascada:</w:t>
       </w:r>
       <w:r>
         <w:t xml:space="preserve"> Para sortear el error de integridad referencial, los motores SQL permiten configurar borrados "en cascada". Sin embargo, a nivel de arquitectura de software, esto se considera una muy mala práctica, ya que un borrado accidental destruiría árboles completos de información interconectada.</w:t>
@@ -2344,8 +5432,13 @@
         <w:t>Manejo de Datos Sensibles:</w:t>
       </w:r>
       <w:r>
-        <w:t xml:space="preserve"> Para información crítica (como historiales de facturación, legajos o liquidaciones de sueldos), la eliminación física está completamente desaconsejada. La pérdida de trazabilidad en datos sensibles es inaceptable a nivel auditoría .</w:t>
-      </w:r>
+        <w:t xml:space="preserve"> Para información crítica (como historiales de facturación, legajos o liquidaciones de sueldos), la eliminación física está completamente desaconsejada. La pérdida de trazabilidad en datos sensibles es inaceptable a nivel </w:t>
+      </w:r>
+      <w:proofErr w:type="gramStart"/>
+      <w:r>
+        <w:t>auditoría .</w:t>
+      </w:r>
+      <w:proofErr w:type="gramEnd"/>
     </w:p>
     <w:p>
       <w:pPr>
@@ -2362,16 +5455,82 @@
         <w:t>Control de Estado UI (Doble Confirmación):</w:t>
       </w:r>
       <w:r>
-        <w:t xml:space="preserve"> Para operaciones destructivas en interfaces web, se recomienda implementar mecanismos de confirmación. Utilizando variables booleanas de estado en el Code-Behind combinadas con un &lt;asp:UpdatePanel&gt;, es posible desplegar controles de confirmación dinámicos (como un CheckBox) sin forzar la recarga completa de la página (PostBack total) .</w:t>
-      </w:r>
-    </w:p>
-    <w:p>
-      <w:r>
-        <w:rPr>
-          <w:b/>
-          <w:bCs/>
-        </w:rPr>
-        <w:t>TEMA: Manejo de Estados (State Machine) y Persistencia con Session en ASP.NET</w:t>
+        <w:t xml:space="preserve"> Para operaciones destructivas en interfaces web, se recomienda implementar mecanismos de confirmación. Utilizando variables booleanas de estado en el </w:t>
+      </w:r>
+      <w:proofErr w:type="spellStart"/>
+      <w:r>
+        <w:t>Code-Behind</w:t>
+      </w:r>
+      <w:proofErr w:type="spellEnd"/>
+      <w:r>
+        <w:t xml:space="preserve"> combinadas con un &lt;</w:t>
+      </w:r>
+      <w:proofErr w:type="spellStart"/>
+      <w:proofErr w:type="gramStart"/>
+      <w:r>
+        <w:t>asp:UpdatePanel</w:t>
+      </w:r>
+      <w:proofErr w:type="spellEnd"/>
+      <w:proofErr w:type="gramEnd"/>
+      <w:r>
+        <w:t xml:space="preserve">&gt;, es posible desplegar controles de confirmación dinámicos (como un </w:t>
+      </w:r>
+      <w:proofErr w:type="spellStart"/>
+      <w:r>
+        <w:t>CheckBox</w:t>
+      </w:r>
+      <w:proofErr w:type="spellEnd"/>
+      <w:r>
+        <w:t>) sin forzar la recarga completa de la página (</w:t>
+      </w:r>
+      <w:proofErr w:type="spellStart"/>
+      <w:r>
+        <w:t>PostBack</w:t>
+      </w:r>
+      <w:proofErr w:type="spellEnd"/>
+      <w:r>
+        <w:t xml:space="preserve"> total) .</w:t>
+      </w:r>
+    </w:p>
+    <w:p>
+      <w:r>
+        <w:rPr>
+          <w:b/>
+          <w:bCs/>
+        </w:rPr>
+        <w:t>TEMA: Manejo de Estados (</w:t>
+      </w:r>
+      <w:proofErr w:type="spellStart"/>
+      <w:r>
+        <w:rPr>
+          <w:b/>
+          <w:bCs/>
+        </w:rPr>
+        <w:t>State</w:t>
+      </w:r>
+      <w:proofErr w:type="spellEnd"/>
+      <w:r>
+        <w:rPr>
+          <w:b/>
+          <w:bCs/>
+        </w:rPr>
+        <w:t xml:space="preserve"> Machine) y Persistencia con </w:t>
+      </w:r>
+      <w:proofErr w:type="spellStart"/>
+      <w:r>
+        <w:rPr>
+          <w:b/>
+          <w:bCs/>
+        </w:rPr>
+        <w:t>Session</w:t>
+      </w:r>
+      <w:proofErr w:type="spellEnd"/>
+      <w:r>
+        <w:rPr>
+          <w:b/>
+          <w:bCs/>
+        </w:rPr>
+        <w:t xml:space="preserve"> en ASP.NET</w:t>
       </w:r>
     </w:p>
     <w:p>
@@ -2428,9 +5587,19 @@
         </w:rPr>
         <w:t>Finalizado</w:t>
       </w:r>
-      <w:r>
-        <w:t>) . Dependiendo de las reglas de negocio, un estado puede ser reversible (como activar/inactivar un producto) o irreversible (como cancelar un remito facturado) .</w:t>
-      </w:r>
+      <w:proofErr w:type="gramStart"/>
+      <w:r>
+        <w:t>) .</w:t>
+      </w:r>
+      <w:proofErr w:type="gramEnd"/>
+      <w:r>
+        <w:t xml:space="preserve"> Dependiendo de las reglas de negocio, un estado puede ser reversible (como activar/inactivar un producto) o irreversible (como cancelar un remito facturado</w:t>
+      </w:r>
+      <w:proofErr w:type="gramStart"/>
+      <w:r>
+        <w:t>) .</w:t>
+      </w:r>
+      <w:proofErr w:type="gramEnd"/>
     </w:p>
     <w:p>
       <w:pPr>
@@ -2444,11 +5613,96 @@
           <w:b/>
           <w:bCs/>
         </w:rPr>
-        <w:t>Persistencia entre PostBacks (El Objeto Session):</w:t>
-      </w:r>
-      <w:r>
-        <w:t xml:space="preserve"> Debido a que el protocolo HTTP es "stateless" (sin estado), cada vez que el usuario hace clic en un botón, la página web viaja al servidor y el servidor "olvida" los datos que había cargado en el Page_Load. Para evitar tener que ir a buscar a la base de datos el mismo objeto una y otra vez, ASP.NET provee la colección Session. Permite guardar objetos completos en la memoria del servidor (ej. Session.Add("clave", objeto)) durante el tiempo que dure la visita del usuario, pudiendo recuperarlos en eventos posteriores mediante un casteo (ej. (TipoObjeto)Session["clave"]) .</w:t>
-      </w:r>
+        <w:t xml:space="preserve">Persistencia entre </w:t>
+      </w:r>
+      <w:proofErr w:type="spellStart"/>
+      <w:r>
+        <w:rPr>
+          <w:b/>
+          <w:bCs/>
+        </w:rPr>
+        <w:t>PostBacks</w:t>
+      </w:r>
+      <w:proofErr w:type="spellEnd"/>
+      <w:r>
+        <w:rPr>
+          <w:b/>
+          <w:bCs/>
+        </w:rPr>
+        <w:t xml:space="preserve"> (El Objeto </w:t>
+      </w:r>
+      <w:proofErr w:type="spellStart"/>
+      <w:r>
+        <w:rPr>
+          <w:b/>
+          <w:bCs/>
+        </w:rPr>
+        <w:t>Session</w:t>
+      </w:r>
+      <w:proofErr w:type="spellEnd"/>
+      <w:r>
+        <w:rPr>
+          <w:b/>
+          <w:bCs/>
+        </w:rPr>
+        <w:t>):</w:t>
+      </w:r>
+      <w:r>
+        <w:t xml:space="preserve"> Debido a que el protocolo HTTP es "</w:t>
+      </w:r>
+      <w:proofErr w:type="spellStart"/>
+      <w:r>
+        <w:t>stateless</w:t>
+      </w:r>
+      <w:proofErr w:type="spellEnd"/>
+      <w:r>
+        <w:t xml:space="preserve">" (sin estado), cada vez que el usuario hace clic en un botón, la página web viaja al servidor y el servidor "olvida" los datos que había cargado en el </w:t>
+      </w:r>
+      <w:proofErr w:type="spellStart"/>
+      <w:r>
+        <w:t>Page_Load</w:t>
+      </w:r>
+      <w:proofErr w:type="spellEnd"/>
+      <w:r>
+        <w:t xml:space="preserve">. Para evitar tener que ir a buscar a la base de datos el mismo objeto una y otra vez, ASP.NET provee la colección </w:t>
+      </w:r>
+      <w:proofErr w:type="spellStart"/>
+      <w:r>
+        <w:t>Session</w:t>
+      </w:r>
+      <w:proofErr w:type="spellEnd"/>
+      <w:r>
+        <w:t xml:space="preserve">. Permite guardar objetos completos en la memoria del servidor (ej. </w:t>
+      </w:r>
+      <w:proofErr w:type="spellStart"/>
+      <w:r>
+        <w:t>Session.Add</w:t>
+      </w:r>
+      <w:proofErr w:type="spellEnd"/>
+      <w:r>
+        <w:t>("clave", objeto)) durante el tiempo que dure la visita del usuario, pudiendo recuperarlos en eventos posteriores mediante un casteo (ej. (</w:t>
+      </w:r>
+      <w:proofErr w:type="spellStart"/>
+      <w:r>
+        <w:t>TipoObjeto</w:t>
+      </w:r>
+      <w:proofErr w:type="spellEnd"/>
+      <w:r>
+        <w:t>)</w:t>
+      </w:r>
+      <w:proofErr w:type="spellStart"/>
+      <w:r>
+        <w:t>Session</w:t>
+      </w:r>
+      <w:proofErr w:type="spellEnd"/>
+      <w:r>
+        <w:t>["clave"]</w:t>
+      </w:r>
+      <w:proofErr w:type="gramStart"/>
+      <w:r>
+        <w:t>) .</w:t>
+      </w:r>
+      <w:proofErr w:type="gramEnd"/>
     </w:p>
     <w:p>
       <w:pPr>
@@ -2463,10 +5717,34 @@
           <w:bCs/>
         </w:rPr>
         <w:lastRenderedPageBreak/>
-        <w:t>Operadores de Negación (Toggle):</w:t>
-      </w:r>
-      <w:r>
-        <w:t xml:space="preserve"> Para alternar entre dos estados booleanos (Activo/Inactivo), una práctica profesional es no hardcodear el valor, sino enviar al método actualizador el valor </w:t>
+        <w:t>Operadores de Negación (</w:t>
+      </w:r>
+      <w:proofErr w:type="spellStart"/>
+      <w:r>
+        <w:rPr>
+          <w:b/>
+          <w:bCs/>
+        </w:rPr>
+        <w:t>Toggle</w:t>
+      </w:r>
+      <w:proofErr w:type="spellEnd"/>
+      <w:r>
+        <w:rPr>
+          <w:b/>
+          <w:bCs/>
+        </w:rPr>
+        <w:t>):</w:t>
+      </w:r>
+      <w:r>
+        <w:t xml:space="preserve"> Para alternar entre dos estados booleanos (Activo/Inactivo), una práctica profesional es no </w:t>
+      </w:r>
+      <w:proofErr w:type="spellStart"/>
+      <w:r>
+        <w:t>hardcodear</w:t>
+      </w:r>
+      <w:proofErr w:type="spellEnd"/>
+      <w:r>
+        <w:t xml:space="preserve"> el valor, sino enviar al método actualizador el valor </w:t>
       </w:r>
       <w:r>
         <w:rPr>
@@ -2476,7 +5754,36 @@
         <w:t>negado</w:t>
       </w:r>
       <w:r>
-        <w:t xml:space="preserve"> del estado actual utilizando el operador ! (NOT). Es decir: nuevoEstado = !estadoActual .</w:t>
+        <w:t xml:space="preserve"> del estado actual utilizando el </w:t>
+      </w:r>
+      <w:proofErr w:type="gramStart"/>
+      <w:r>
+        <w:t>operador !</w:t>
+      </w:r>
+      <w:proofErr w:type="gramEnd"/>
+      <w:r>
+        <w:t xml:space="preserve"> (NOT). Es decir: </w:t>
+      </w:r>
+      <w:proofErr w:type="spellStart"/>
+      <w:r>
+        <w:t>nuevoEstado</w:t>
+      </w:r>
+      <w:proofErr w:type="spellEnd"/>
+      <w:r>
+        <w:t xml:space="preserve"> </w:t>
+      </w:r>
+      <w:proofErr w:type="gramStart"/>
+      <w:r>
+        <w:t>= !</w:t>
+      </w:r>
+      <w:proofErr w:type="spellStart"/>
+      <w:r>
+        <w:t>estadoActual</w:t>
+      </w:r>
+      <w:proofErr w:type="spellEnd"/>
+      <w:proofErr w:type="gramEnd"/>
+      <w:r>
+        <w:t xml:space="preserve"> .</w:t>
       </w:r>
     </w:p>
     <w:p>
@@ -2494,7 +5801,15 @@
         <w:t>Parámetros Opcionales en C#:</w:t>
       </w:r>
       <w:r>
-        <w:t xml:space="preserve"> Se puede modificar la firma de un método existente para recibir parámetros con valores por defecto (ej. bool activo = false). Esto permite extender la funcionalidad del método (ej. sirviendo tanto para eliminar como para reactivar) sin romper el código en las partes de la aplicación donde el método ya estaba siendo invocado sin ese parámetro.</w:t>
+        <w:t xml:space="preserve"> Se puede modificar la firma de un método existente para recibir parámetros con valores por defecto (ej. </w:t>
+      </w:r>
+      <w:proofErr w:type="spellStart"/>
+      <w:r>
+        <w:t>bool</w:t>
+      </w:r>
+      <w:proofErr w:type="spellEnd"/>
+      <w:r>
+        <w:t xml:space="preserve"> activo = false). Esto permite extender la funcionalidad del método (ej. sirviendo tanto para eliminar como para reactivar) sin romper el código en las partes de la aplicación donde el método ya estaba siendo invocado sin ese parámetro.</w:t>
       </w:r>
     </w:p>
     <w:p/>
@@ -2532,7 +5847,31 @@
         <w:t>en memoria</w:t>
       </w:r>
       <w:r>
-        <w:t xml:space="preserve"> (lado del servidor web) en lugar de consultar repetidamente a la base de datos . Esto se logra persistiendo la colección original en el estado de sesión (Session) durante la carga inicial (Page_Load) y aplicando filtros sobre esa variable local.</w:t>
+        <w:t xml:space="preserve"> (lado del servidor web) en lugar de consultar repetidamente a la base de </w:t>
+      </w:r>
+      <w:proofErr w:type="gramStart"/>
+      <w:r>
+        <w:t>datos .</w:t>
+      </w:r>
+      <w:proofErr w:type="gramEnd"/>
+      <w:r>
+        <w:t xml:space="preserve"> Esto se logra persistiendo la colección original en el estado de sesión (</w:t>
+      </w:r>
+      <w:proofErr w:type="spellStart"/>
+      <w:r>
+        <w:t>Session</w:t>
+      </w:r>
+      <w:proofErr w:type="spellEnd"/>
+      <w:r>
+        <w:t>) durante la carga inicial (</w:t>
+      </w:r>
+      <w:proofErr w:type="spellStart"/>
+      <w:r>
+        <w:t>Page_Load</w:t>
+      </w:r>
+      <w:proofErr w:type="spellEnd"/>
+      <w:r>
+        <w:t>) y aplicando filtros sobre esa variable local.</w:t>
       </w:r>
     </w:p>
     <w:p>
@@ -2547,11 +5886,60 @@
           <w:b/>
           <w:bCs/>
         </w:rPr>
-        <w:t>El evento OnTextChanged y AutoPostBack:</w:t>
-      </w:r>
-      <w:r>
-        <w:t xml:space="preserve"> En WebForms, para que una caja de texto dispare un evento en el servidor (Code-Behind) inmediatamente después de que el usuario termina de escribir (al presionar </w:t>
-      </w:r>
+        <w:t xml:space="preserve">El evento </w:t>
+      </w:r>
+      <w:proofErr w:type="spellStart"/>
+      <w:r>
+        <w:rPr>
+          <w:b/>
+          <w:bCs/>
+        </w:rPr>
+        <w:t>OnTextChanged</w:t>
+      </w:r>
+      <w:proofErr w:type="spellEnd"/>
+      <w:r>
+        <w:rPr>
+          <w:b/>
+          <w:bCs/>
+        </w:rPr>
+        <w:t xml:space="preserve"> y </w:t>
+      </w:r>
+      <w:proofErr w:type="spellStart"/>
+      <w:r>
+        <w:rPr>
+          <w:b/>
+          <w:bCs/>
+        </w:rPr>
+        <w:t>AutoPostBack</w:t>
+      </w:r>
+      <w:proofErr w:type="spellEnd"/>
+      <w:r>
+        <w:rPr>
+          <w:b/>
+          <w:bCs/>
+        </w:rPr>
+        <w:t>:</w:t>
+      </w:r>
+      <w:r>
+        <w:t xml:space="preserve"> En </w:t>
+      </w:r>
+      <w:proofErr w:type="spellStart"/>
+      <w:r>
+        <w:t>WebForms</w:t>
+      </w:r>
+      <w:proofErr w:type="spellEnd"/>
+      <w:r>
+        <w:t>, para que una caja de texto dispare un evento en el servidor (</w:t>
+      </w:r>
+      <w:proofErr w:type="spellStart"/>
+      <w:r>
+        <w:t>Code-Behind</w:t>
+      </w:r>
+      <w:proofErr w:type="spellEnd"/>
+      <w:r>
+        <w:t xml:space="preserve">) inmediatamente después de que el usuario termina de escribir (al presionar </w:t>
+      </w:r>
+      <w:proofErr w:type="spellStart"/>
       <w:r>
         <w:rPr>
           <w:i/>
@@ -2559,8 +5947,17 @@
         </w:rPr>
         <w:t>Tab</w:t>
       </w:r>
-      <w:r>
-        <w:t xml:space="preserve"> o hacer clic fuera de la caja), se debe configurar la propiedad AutoPostBack="true". Esto genera un envío de formulario automático.</w:t>
+      <w:proofErr w:type="spellEnd"/>
+      <w:r>
+        <w:t xml:space="preserve"> o hacer clic fuera de la caja), se debe configurar la propiedad </w:t>
+      </w:r>
+      <w:proofErr w:type="spellStart"/>
+      <w:r>
+        <w:t>AutoPostBack</w:t>
+      </w:r>
+      <w:proofErr w:type="spellEnd"/>
+      <w:r>
+        <w:t>="true". Esto genera un envío de formulario automático.</w:t>
       </w:r>
     </w:p>
     <w:p>
@@ -2575,10 +5972,60 @@
           <w:b/>
           <w:bCs/>
         </w:rPr>
-        <w:t>Expresiones Lambda (FindAll):</w:t>
-      </w:r>
-      <w:r>
-        <w:t xml:space="preserve"> Para filtrar listas en C# de forma declarativa, se utiliza el método List&lt;T&gt;.FindAll(Predicate&lt;T&gt;). El predicado suele ser una expresión Lambda (ej. x =&gt; x.Propiedad == valor), la cual itera internamente sobre la colección y retorna una nueva lista únicamente con los elementos que cumplen la condición.</w:t>
+        <w:t>Expresiones Lambda (</w:t>
+      </w:r>
+      <w:proofErr w:type="spellStart"/>
+      <w:r>
+        <w:rPr>
+          <w:b/>
+          <w:bCs/>
+        </w:rPr>
+        <w:t>FindAll</w:t>
+      </w:r>
+      <w:proofErr w:type="spellEnd"/>
+      <w:r>
+        <w:rPr>
+          <w:b/>
+          <w:bCs/>
+        </w:rPr>
+        <w:t>):</w:t>
+      </w:r>
+      <w:r>
+        <w:t xml:space="preserve"> Para filtrar listas en C# de forma declarativa, se utiliza el método </w:t>
+      </w:r>
+      <w:proofErr w:type="spellStart"/>
+      <w:r>
+        <w:t>List</w:t>
+      </w:r>
+      <w:proofErr w:type="spellEnd"/>
+      <w:r>
+        <w:t>&lt;T&gt;.</w:t>
+      </w:r>
+      <w:proofErr w:type="spellStart"/>
+      <w:r>
+        <w:t>FindAll</w:t>
+      </w:r>
+      <w:proofErr w:type="spellEnd"/>
+      <w:r>
+        <w:t>(</w:t>
+      </w:r>
+      <w:proofErr w:type="spellStart"/>
+      <w:r>
+        <w:t>Predicate</w:t>
+      </w:r>
+      <w:proofErr w:type="spellEnd"/>
+      <w:r>
+        <w:t xml:space="preserve">&lt;T&gt;). El predicado suele ser una expresión Lambda (ej. x =&gt; </w:t>
+      </w:r>
+      <w:proofErr w:type="spellStart"/>
+      <w:proofErr w:type="gramStart"/>
+      <w:r>
+        <w:t>x.Propiedad</w:t>
+      </w:r>
+      <w:proofErr w:type="spellEnd"/>
+      <w:proofErr w:type="gramEnd"/>
+      <w:r>
+        <w:t xml:space="preserve"> == valor), la cual itera internamente sobre la colección y retorna una nueva lista únicamente con los elementos que cumplen la condición.</w:t>
       </w:r>
     </w:p>
     <w:p>
@@ -2603,19 +6050,97 @@
           <w:i/>
           <w:iCs/>
         </w:rPr>
-        <w:t>case sensitivity</w:t>
-      </w:r>
-      <w:r>
-        <w:t xml:space="preserve"> (diferencias entre mayúsculas y minúsculas), es imperativo normalizar tanto el valor de búsqueda como el dato del objeto antes de compararlos. La técnica estándar es convertir ambos valores a mayúsculas usando .ToUpper() (ej. x.Nombre.ToUpper().Contains(filtro.ToUpper())).</w:t>
-      </w:r>
-    </w:p>
-    <w:p>
-      <w:r>
-        <w:rPr>
-          <w:b/>
-          <w:bCs/>
-        </w:rPr>
-        <w:t>TEMA: Interfaz Dinámica, Cascading DropDownLists y SQL Dinámico</w:t>
+        <w:t xml:space="preserve">case </w:t>
+      </w:r>
+      <w:proofErr w:type="spellStart"/>
+      <w:r>
+        <w:rPr>
+          <w:i/>
+          <w:iCs/>
+        </w:rPr>
+        <w:t>sensitivity</w:t>
+      </w:r>
+      <w:proofErr w:type="spellEnd"/>
+      <w:r>
+        <w:t xml:space="preserve"> (diferencias entre mayúsculas y minúsculas), es imperativo normalizar tanto el valor de búsqueda como el dato del objeto antes de compararlos. La técnica estándar es convertir ambos valores a mayúsculas </w:t>
+      </w:r>
+      <w:proofErr w:type="gramStart"/>
+      <w:r>
+        <w:t>usando .</w:t>
+      </w:r>
+      <w:proofErr w:type="spellStart"/>
+      <w:r>
+        <w:t>ToUpper</w:t>
+      </w:r>
+      <w:proofErr w:type="spellEnd"/>
+      <w:proofErr w:type="gramEnd"/>
+      <w:r>
+        <w:t xml:space="preserve">() (ej. </w:t>
+      </w:r>
+      <w:proofErr w:type="spellStart"/>
+      <w:r>
+        <w:t>x.Nombre.ToUpper</w:t>
+      </w:r>
+      <w:proofErr w:type="spellEnd"/>
+      <w:r>
+        <w:t>().</w:t>
+      </w:r>
+      <w:proofErr w:type="spellStart"/>
+      <w:r>
+        <w:t>Contains</w:t>
+      </w:r>
+      <w:proofErr w:type="spellEnd"/>
+      <w:r>
+        <w:t>(</w:t>
+      </w:r>
+      <w:proofErr w:type="spellStart"/>
+      <w:r>
+        <w:t>filtro.ToUpper</w:t>
+      </w:r>
+      <w:proofErr w:type="spellEnd"/>
+      <w:r>
+        <w:t>())).</w:t>
+      </w:r>
+    </w:p>
+    <w:p>
+      <w:r>
+        <w:rPr>
+          <w:b/>
+          <w:bCs/>
+        </w:rPr>
+        <w:t xml:space="preserve">TEMA: Interfaz Dinámica, </w:t>
+      </w:r>
+      <w:proofErr w:type="spellStart"/>
+      <w:r>
+        <w:rPr>
+          <w:b/>
+          <w:bCs/>
+        </w:rPr>
+        <w:t>Cascading</w:t>
+      </w:r>
+      <w:proofErr w:type="spellEnd"/>
+      <w:r>
+        <w:rPr>
+          <w:b/>
+          <w:bCs/>
+        </w:rPr>
+        <w:t xml:space="preserve"> </w:t>
+      </w:r>
+      <w:proofErr w:type="spellStart"/>
+      <w:r>
+        <w:rPr>
+          <w:b/>
+          <w:bCs/>
+        </w:rPr>
+        <w:t>DropDownLists</w:t>
+      </w:r>
+      <w:proofErr w:type="spellEnd"/>
+      <w:r>
+        <w:rPr>
+          <w:b/>
+          <w:bCs/>
+        </w:rPr>
+        <w:t xml:space="preserve"> y SQL Dinámico</w:t>
       </w:r>
     </w:p>
     <w:p>
@@ -2633,7 +6158,63 @@
         <w:t>Gestión de Estado de Controles Dinámicos:</w:t>
       </w:r>
       <w:r>
-        <w:t xml:space="preserve"> Cuando se construyen interfaces que muestran u ocultan paneles enteros basándose en la interacción del usuario (como un CheckBox de "Filtro Avanzado"), es vital comprender el ciclo de vida de la página. Dado que el protocolo HTTP no mantiene el estado, las variables de la clase (properties en C#) se reinician en cada recarga (PostBack). Para mantener la interfaz coherente, se debe leer el valor directamente del control (ej. chkAvanzado.Checked) en el Page_Load o persistir el estado utilizando ViewState o Session.</w:t>
+        <w:t xml:space="preserve"> Cuando se construyen interfaces que muestran u ocultan paneles enteros basándose en la interacción del usuario (como un </w:t>
+      </w:r>
+      <w:proofErr w:type="spellStart"/>
+      <w:r>
+        <w:t>CheckBox</w:t>
+      </w:r>
+      <w:proofErr w:type="spellEnd"/>
+      <w:r>
+        <w:t xml:space="preserve"> de "Filtro Avanzado"), es vital comprender el ciclo de vida de la página. Dado que el protocolo HTTP no mantiene el estado, las variables de la clase (</w:t>
+      </w:r>
+      <w:proofErr w:type="spellStart"/>
+      <w:r>
+        <w:t>properties</w:t>
+      </w:r>
+      <w:proofErr w:type="spellEnd"/>
+      <w:r>
+        <w:t xml:space="preserve"> en C#) se reinician en cada recarga (</w:t>
+      </w:r>
+      <w:proofErr w:type="spellStart"/>
+      <w:r>
+        <w:t>PostBack</w:t>
+      </w:r>
+      <w:proofErr w:type="spellEnd"/>
+      <w:r>
+        <w:t xml:space="preserve">). Para mantener la interfaz coherente, se debe leer el valor directamente del control (ej. </w:t>
+      </w:r>
+      <w:proofErr w:type="spellStart"/>
+      <w:r>
+        <w:t>chkAvanzado.Checked</w:t>
+      </w:r>
+      <w:proofErr w:type="spellEnd"/>
+      <w:r>
+        <w:t xml:space="preserve">) en el </w:t>
+      </w:r>
+      <w:proofErr w:type="spellStart"/>
+      <w:r>
+        <w:t>Page_Load</w:t>
+      </w:r>
+      <w:proofErr w:type="spellEnd"/>
+      <w:r>
+        <w:t xml:space="preserve"> o persistir el estado utilizando </w:t>
+      </w:r>
+      <w:proofErr w:type="spellStart"/>
+      <w:r>
+        <w:t>ViewState</w:t>
+      </w:r>
+      <w:proofErr w:type="spellEnd"/>
+      <w:r>
+        <w:t xml:space="preserve"> o </w:t>
+      </w:r>
+      <w:proofErr w:type="spellStart"/>
+      <w:r>
+        <w:t>Session</w:t>
+      </w:r>
+      <w:proofErr w:type="spellEnd"/>
+      <w:r>
+        <w:t>.</w:t>
       </w:r>
     </w:p>
     <w:p>
@@ -2648,14 +6229,75 @@
           <w:b/>
           <w:bCs/>
         </w:rPr>
-        <w:t>Listas en Cascada (Cascading DropDownLists):</w:t>
-      </w:r>
-      <w:r>
-        <w:t xml:space="preserve"> Es un patrón de diseño de interfaz donde las opciones de un control desplegable dependen del valor seleccionado en un control desplegable "padre". En ASP.NET WebForms, esto se implementa activando la propiedad </w:t>
-      </w:r>
+        <w:t>Listas en Cascada (</w:t>
+      </w:r>
+      <w:proofErr w:type="spellStart"/>
+      <w:r>
+        <w:rPr>
+          <w:b/>
+          <w:bCs/>
+        </w:rPr>
+        <w:t>Cascading</w:t>
+      </w:r>
+      <w:proofErr w:type="spellEnd"/>
+      <w:r>
+        <w:rPr>
+          <w:b/>
+          <w:bCs/>
+        </w:rPr>
+        <w:t xml:space="preserve"> </w:t>
+      </w:r>
+      <w:proofErr w:type="spellStart"/>
+      <w:r>
+        <w:rPr>
+          <w:b/>
+          <w:bCs/>
+        </w:rPr>
+        <w:t>DropDownLists</w:t>
+      </w:r>
+      <w:proofErr w:type="spellEnd"/>
+      <w:r>
+        <w:rPr>
+          <w:b/>
+          <w:bCs/>
+        </w:rPr>
+        <w:t>):</w:t>
+      </w:r>
+      <w:r>
+        <w:t xml:space="preserve"> Es un patrón de diseño de interfaz donde las opciones de un control desplegable dependen del valor seleccionado en un control desplegable "padre". En ASP.NET </w:t>
+      </w:r>
+      <w:proofErr w:type="spellStart"/>
+      <w:r>
+        <w:t>WebForms</w:t>
+      </w:r>
+      <w:proofErr w:type="spellEnd"/>
+      <w:r>
+        <w:t xml:space="preserve">, esto se implementa activando la propiedad </w:t>
+      </w:r>
+      <w:proofErr w:type="spellStart"/>
       <w:r>
         <w:lastRenderedPageBreak/>
-        <w:t>AutoPostBack="true" en el control padre y suscribiéndose al evento OnSelectedIndexChanged. En dicho evento, se limpia la lista hija (Items.Clear()) y se repuebla según la regla de negocio correspondiente.</w:t>
+        <w:t>AutoPostBack</w:t>
+      </w:r>
+      <w:proofErr w:type="spellEnd"/>
+      <w:r>
+        <w:t xml:space="preserve">="true" en el control padre y suscribiéndose al evento </w:t>
+      </w:r>
+      <w:proofErr w:type="spellStart"/>
+      <w:r>
+        <w:t>OnSelectedIndexChanged</w:t>
+      </w:r>
+      <w:proofErr w:type="spellEnd"/>
+      <w:r>
+        <w:t>. En dicho evento, se limpia la lista hija (</w:t>
+      </w:r>
+      <w:proofErr w:type="spellStart"/>
+      <w:r>
+        <w:t>Items.Clear</w:t>
+      </w:r>
+      <w:proofErr w:type="spellEnd"/>
+      <w:r>
+        <w:t>()) y se repuebla según la regla de negocio correspondiente.</w:t>
       </w:r>
     </w:p>
     <w:p>
@@ -2673,7 +6315,31 @@
         <w:t>SQL Dinámico (Construcción de Consultas en C#):</w:t>
       </w:r>
       <w:r>
-        <w:t xml:space="preserve"> Cuando los criterios de búsqueda son muy variables y opcionales (filtro avanzado), resulta ineficiente crear un Stored Procedure para cada combinación posible. En estos escenarios, la capa de acceso a datos construye la consulta SQL de forma dinámica. Se parte de una instrucción SELECT base y se van concatenando cláusulas WHERE y AND basándose en estructuras de control (if, switch) evaluadas en tiempo de ejecución.</w:t>
+        <w:t xml:space="preserve"> Cuando los criterios de búsqueda son muy variables y opcionales (filtro avanzado), resulta ineficiente crear un </w:t>
+      </w:r>
+      <w:proofErr w:type="spellStart"/>
+      <w:r>
+        <w:t>Stored</w:t>
+      </w:r>
+      <w:proofErr w:type="spellEnd"/>
+      <w:r>
+        <w:t xml:space="preserve"> </w:t>
+      </w:r>
+      <w:proofErr w:type="spellStart"/>
+      <w:r>
+        <w:t>Procedure</w:t>
+      </w:r>
+      <w:proofErr w:type="spellEnd"/>
+      <w:r>
+        <w:t xml:space="preserve"> para cada combinación posible. En estos escenarios, la capa de acceso a datos construye la consulta SQL de forma dinámica. Se parte de una instrucción SELECT base y se van concatenando cláusulas WHERE y AND basándose en estructuras de control (</w:t>
+      </w:r>
+      <w:proofErr w:type="spellStart"/>
+      <w:r>
+        <w:t>if</w:t>
+      </w:r>
+      <w:proofErr w:type="spellEnd"/>
+      <w:r>
+        <w:t>, switch) evaluadas en tiempo de ejecución.</w:t>
       </w:r>
     </w:p>
     <w:p>
@@ -2721,7 +6387,15 @@
         <w:t>Autenticación</w:t>
       </w:r>
       <w:r>
-        <w:t xml:space="preserve"> (Login) responde a la pregunta </w:t>
+        <w:t xml:space="preserve"> (</w:t>
+      </w:r>
+      <w:proofErr w:type="spellStart"/>
+      <w:r>
+        <w:t>Login</w:t>
+      </w:r>
+      <w:proofErr w:type="spellEnd"/>
+      <w:r>
+        <w:t xml:space="preserve">) responde a la pregunta </w:t>
       </w:r>
       <w:r>
         <w:rPr>
@@ -2759,10 +6433,34 @@
           <w:i/>
           <w:iCs/>
         </w:rPr>
-        <w:t>"¿Qué podés hacer?"</w:t>
-      </w:r>
-      <w:r>
-        <w:t>. Una vez autenticado, el sistema verifica el rol del usuario (ej. Admin o Normal) para permitir o denegar el acceso a ciertas pantallas o funcionalidades.</w:t>
+        <w:t xml:space="preserve">"¿Qué </w:t>
+      </w:r>
+      <w:proofErr w:type="spellStart"/>
+      <w:r>
+        <w:rPr>
+          <w:i/>
+          <w:iCs/>
+        </w:rPr>
+        <w:t>podés</w:t>
+      </w:r>
+      <w:proofErr w:type="spellEnd"/>
+      <w:r>
+        <w:rPr>
+          <w:i/>
+          <w:iCs/>
+        </w:rPr>
+        <w:t xml:space="preserve"> hacer?"</w:t>
+      </w:r>
+      <w:r>
+        <w:t xml:space="preserve">. Una vez autenticado, el sistema verifica el rol del usuario (ej. </w:t>
+      </w:r>
+      <w:proofErr w:type="spellStart"/>
+      <w:r>
+        <w:t>Admin</w:t>
+      </w:r>
+      <w:proofErr w:type="spellEnd"/>
+      <w:r>
+        <w:t xml:space="preserve"> o Normal) para permitir o denegar el acceso a ciertas pantallas o funcionalidades.</w:t>
       </w:r>
     </w:p>
     <w:p>
@@ -2777,10 +6475,98 @@
           <w:b/>
           <w:bCs/>
         </w:rPr>
-        <w:t>Manejo de Sesiones para Seguridad (Session):</w:t>
-      </w:r>
-      <w:r>
-        <w:t xml:space="preserve"> Como HTTP no tiene estado, si no guardamos quién se logueó, el servidor lo olvida al cambiar de página. Al guardar el objeto Usuario en la variable Session tras un login exitoso, podemos verificar en el Page_Load de cualquier otra página si ese objeto existe (Session["usuario"] != null). Si es nulo, significa que el usuario intentó acceder escribiendo la URL directamente sin loguearse, por lo que debe ser redirigido a una página de error o de login.</w:t>
+        <w:t>Manejo de Sesiones para Seguridad (</w:t>
+      </w:r>
+      <w:proofErr w:type="spellStart"/>
+      <w:r>
+        <w:rPr>
+          <w:b/>
+          <w:bCs/>
+        </w:rPr>
+        <w:t>Session</w:t>
+      </w:r>
+      <w:proofErr w:type="spellEnd"/>
+      <w:r>
+        <w:rPr>
+          <w:b/>
+          <w:bCs/>
+        </w:rPr>
+        <w:t>):</w:t>
+      </w:r>
+      <w:r>
+        <w:t xml:space="preserve"> Como HTTP no tiene estado, si no guardamos quién se </w:t>
+      </w:r>
+      <w:proofErr w:type="spellStart"/>
+      <w:r>
+        <w:t>logueó</w:t>
+      </w:r>
+      <w:proofErr w:type="spellEnd"/>
+      <w:r>
+        <w:t xml:space="preserve">, el servidor lo olvida al cambiar de página. Al guardar el objeto Usuario en la variable </w:t>
+      </w:r>
+      <w:proofErr w:type="spellStart"/>
+      <w:r>
+        <w:t>Session</w:t>
+      </w:r>
+      <w:proofErr w:type="spellEnd"/>
+      <w:r>
+        <w:t xml:space="preserve"> tras un </w:t>
+      </w:r>
+      <w:proofErr w:type="spellStart"/>
+      <w:r>
+        <w:t>login</w:t>
+      </w:r>
+      <w:proofErr w:type="spellEnd"/>
+      <w:r>
+        <w:t xml:space="preserve"> exitoso, podemos verificar en el </w:t>
+      </w:r>
+      <w:proofErr w:type="spellStart"/>
+      <w:r>
+        <w:t>Page_Load</w:t>
+      </w:r>
+      <w:proofErr w:type="spellEnd"/>
+      <w:r>
+        <w:t xml:space="preserve"> de cualquier otra página si ese objeto existe (</w:t>
+      </w:r>
+      <w:proofErr w:type="spellStart"/>
+      <w:r>
+        <w:t>Session</w:t>
+      </w:r>
+      <w:proofErr w:type="spellEnd"/>
+      <w:r>
+        <w:t>["usuario"</w:t>
+      </w:r>
+      <w:proofErr w:type="gramStart"/>
+      <w:r>
+        <w:t>] !</w:t>
+      </w:r>
+      <w:proofErr w:type="gramEnd"/>
+      <w:r>
+        <w:t xml:space="preserve">= </w:t>
+      </w:r>
+      <w:proofErr w:type="spellStart"/>
+      <w:r>
+        <w:t>null</w:t>
+      </w:r>
+      <w:proofErr w:type="spellEnd"/>
+      <w:r>
+        <w:t xml:space="preserve">). Si es nulo, significa que el usuario intentó acceder escribiendo la URL directamente sin </w:t>
+      </w:r>
+      <w:proofErr w:type="spellStart"/>
+      <w:r>
+        <w:t>loguearse</w:t>
+      </w:r>
+      <w:proofErr w:type="spellEnd"/>
+      <w:r>
+        <w:t xml:space="preserve">, por lo que debe ser redirigido a una página de error o de </w:t>
+      </w:r>
+      <w:proofErr w:type="spellStart"/>
+      <w:r>
+        <w:t>login</w:t>
+      </w:r>
+      <w:proofErr w:type="spellEnd"/>
+      <w:r>
+        <w:t>.</w:t>
       </w:r>
     </w:p>
     <w:p>
@@ -2795,10 +6581,76 @@
           <w:b/>
           <w:bCs/>
         </w:rPr>
-        <w:t>Enumeraciones (enum):</w:t>
-      </w:r>
-      <w:r>
-        <w:t xml:space="preserve"> En C#, un enum es un tipo de dato especial que permite definir un conjunto de constantes con nombre. Es ideal para manejar perfiles de usuario (ej. Normal = 1, Admin = 2), ya que evita el uso de "Magic Strings" (cadenas de texto sueltas propensas a errores de tipeo) y mejora la legibilidad del código al evaluar permisos (ej. if (usuario.TipoUsuario == TipoUsuario.Admin)) .</w:t>
+        <w:t>Enumeraciones (</w:t>
+      </w:r>
+      <w:proofErr w:type="spellStart"/>
+      <w:r>
+        <w:rPr>
+          <w:b/>
+          <w:bCs/>
+        </w:rPr>
+        <w:t>enum</w:t>
+      </w:r>
+      <w:proofErr w:type="spellEnd"/>
+      <w:r>
+        <w:rPr>
+          <w:b/>
+          <w:bCs/>
+        </w:rPr>
+        <w:t>):</w:t>
+      </w:r>
+      <w:r>
+        <w:t xml:space="preserve"> En C#, un </w:t>
+      </w:r>
+      <w:proofErr w:type="spellStart"/>
+      <w:r>
+        <w:t>enum</w:t>
+      </w:r>
+      <w:proofErr w:type="spellEnd"/>
+      <w:r>
+        <w:t xml:space="preserve"> es un tipo de dato especial que permite definir un conjunto de constantes con nombre. Es ideal para manejar perfiles de usuario (ej. Normal = 1, </w:t>
+      </w:r>
+      <w:proofErr w:type="spellStart"/>
+      <w:r>
+        <w:t>Admin</w:t>
+      </w:r>
+      <w:proofErr w:type="spellEnd"/>
+      <w:r>
+        <w:t xml:space="preserve"> = 2), ya que evita el uso de "Magic </w:t>
+      </w:r>
+      <w:proofErr w:type="spellStart"/>
+      <w:r>
+        <w:t>Strings</w:t>
+      </w:r>
+      <w:proofErr w:type="spellEnd"/>
+      <w:r>
+        <w:t xml:space="preserve">" (cadenas de texto sueltas propensas a errores de tipeo) y mejora la legibilidad del código al evaluar permisos (ej. </w:t>
+      </w:r>
+      <w:proofErr w:type="spellStart"/>
+      <w:r>
+        <w:t>if</w:t>
+      </w:r>
+      <w:proofErr w:type="spellEnd"/>
+      <w:r>
+        <w:t xml:space="preserve"> (</w:t>
+      </w:r>
+      <w:proofErr w:type="spellStart"/>
+      <w:proofErr w:type="gramStart"/>
+      <w:r>
+        <w:t>usuario.TipoUsuario</w:t>
+      </w:r>
+      <w:proofErr w:type="spellEnd"/>
+      <w:proofErr w:type="gramEnd"/>
+      <w:r>
+        <w:t xml:space="preserve"> == </w:t>
+      </w:r>
+      <w:proofErr w:type="spellStart"/>
+      <w:r>
+        <w:t>TipoUsuario.Admin</w:t>
+      </w:r>
+      <w:proofErr w:type="spellEnd"/>
+      <w:r>
+        <w:t>)) .</w:t>
       </w:r>
     </w:p>
     <w:p/>
@@ -2808,8 +6660,33 @@
           <w:b/>
           <w:bCs/>
         </w:rPr>
-        <w:t>TEMA: Inserción de Datos y Recuperación de Identity (SQL OUTPUT) / ExecuteScalar</w:t>
-      </w:r>
+        <w:t xml:space="preserve">TEMA: Inserción de Datos y Recuperación de </w:t>
+      </w:r>
+      <w:proofErr w:type="spellStart"/>
+      <w:r>
+        <w:rPr>
+          <w:b/>
+          <w:bCs/>
+        </w:rPr>
+        <w:t>Identity</w:t>
+      </w:r>
+      <w:proofErr w:type="spellEnd"/>
+      <w:r>
+        <w:rPr>
+          <w:b/>
+          <w:bCs/>
+        </w:rPr>
+        <w:t xml:space="preserve"> (SQL OUTPUT) / </w:t>
+      </w:r>
+      <w:proofErr w:type="spellStart"/>
+      <w:r>
+        <w:rPr>
+          <w:b/>
+          <w:bCs/>
+        </w:rPr>
+        <w:t>ExecuteScalar</w:t>
+      </w:r>
+      <w:proofErr w:type="spellEnd"/>
     </w:p>
     <w:p>
       <w:pPr>
@@ -2823,10 +6700,58 @@
           <w:b/>
           <w:bCs/>
         </w:rPr>
-        <w:t>El problema de los IDs Autoincrementales:</w:t>
-      </w:r>
-      <w:r>
-        <w:t xml:space="preserve"> Cuando insertamos un registro en una tabla que tiene una clave primaria tipo IDENTITY (autoincremental), la base de datos es quien asigna el número. Por defecto, un simple INSERT no nos devuelve ese número generado, lo cual es un problema si necesitamos ese ID inmediatamente en nuestra aplicación C# (por ejemplo, para loguear automáticamente al usuario o guardar datos relacionados).</w:t>
+        <w:t xml:space="preserve">El problema de los </w:t>
+      </w:r>
+      <w:proofErr w:type="spellStart"/>
+      <w:r>
+        <w:rPr>
+          <w:b/>
+          <w:bCs/>
+        </w:rPr>
+        <w:t>IDs</w:t>
+      </w:r>
+      <w:proofErr w:type="spellEnd"/>
+      <w:r>
+        <w:rPr>
+          <w:b/>
+          <w:bCs/>
+        </w:rPr>
+        <w:t xml:space="preserve"> </w:t>
+      </w:r>
+      <w:proofErr w:type="spellStart"/>
+      <w:r>
+        <w:rPr>
+          <w:b/>
+          <w:bCs/>
+        </w:rPr>
+        <w:t>Autoincrementales</w:t>
+      </w:r>
+      <w:proofErr w:type="spellEnd"/>
+      <w:r>
+        <w:rPr>
+          <w:b/>
+          <w:bCs/>
+        </w:rPr>
+        <w:t>:</w:t>
+      </w:r>
+      <w:r>
+        <w:t xml:space="preserve"> Cuando insertamos un registro en una tabla que tiene una clave primaria tipo IDENTITY (</w:t>
+      </w:r>
+      <w:proofErr w:type="spellStart"/>
+      <w:r>
+        <w:t>autoincremental</w:t>
+      </w:r>
+      <w:proofErr w:type="spellEnd"/>
+      <w:r>
+        <w:t xml:space="preserve">), la base de datos es quien asigna el número. Por defecto, un simple INSERT no nos devuelve ese número generado, lo cual es un problema si necesitamos ese ID inmediatamente en nuestra aplicación C# (por ejemplo, para </w:t>
+      </w:r>
+      <w:proofErr w:type="spellStart"/>
+      <w:r>
+        <w:t>loguear</w:t>
+      </w:r>
+      <w:proofErr w:type="spellEnd"/>
+      <w:r>
+        <w:t xml:space="preserve"> automáticamente al usuario o guardar datos relacionados).</w:t>
       </w:r>
     </w:p>
     <w:p>
@@ -2844,7 +6769,17 @@
         <w:t>La Cláusula OUTPUT en SQL Server:</w:t>
       </w:r>
       <w:r>
-        <w:t xml:space="preserve"> Es una herramienta avanzada que nos permite interceptar los datos que están siendo afectados por una instrucción INSERT, UPDATE o DELETE. Para recuperar el ID recién creado, modificamos nuestro comando agregando OUTPUT inserted.Id justo después del INSERT INTO y antes del VALUES.</w:t>
+        <w:t xml:space="preserve"> Es una herramienta avanzada que nos permite interceptar los datos que están siendo afectados por una instrucción INSERT, UPDATE o DELETE. Para recuperar el ID recién creado, modificamos nuestro comando agregando OUTPUT </w:t>
+      </w:r>
+      <w:proofErr w:type="spellStart"/>
+      <w:proofErr w:type="gramStart"/>
+      <w:r>
+        <w:t>inserted.Id</w:t>
+      </w:r>
+      <w:proofErr w:type="spellEnd"/>
+      <w:proofErr w:type="gramEnd"/>
+      <w:r>
+        <w:t xml:space="preserve"> justo después del INSERT INTO y antes del VALUES.</w:t>
       </w:r>
     </w:p>
     <w:p>
@@ -2860,10 +6795,64 @@
           <w:bCs/>
         </w:rPr>
         <w:lastRenderedPageBreak/>
-        <w:t>El Método ExecuteScalar() en ADO.NET:</w:t>
-      </w:r>
-      <w:r>
-        <w:t xml:space="preserve"> Hasta ahora, para operaciones de escritura (ABM), usábamos ExecuteNonQuery() (que solo devuelve la cantidad de filas afectadas). Para capturar el dato único que nos devuelve la cláusula OUTPUT, debemos utilizar el método ExecuteScalar() del objeto SqlCommand. Este método ejecuta la consulta y retorna </w:t>
+        <w:t xml:space="preserve">El Método </w:t>
+      </w:r>
+      <w:proofErr w:type="spellStart"/>
+      <w:proofErr w:type="gramStart"/>
+      <w:r>
+        <w:rPr>
+          <w:b/>
+          <w:bCs/>
+        </w:rPr>
+        <w:t>ExecuteScalar</w:t>
+      </w:r>
+      <w:proofErr w:type="spellEnd"/>
+      <w:r>
+        <w:rPr>
+          <w:b/>
+          <w:bCs/>
+        </w:rPr>
+        <w:t>(</w:t>
+      </w:r>
+      <w:proofErr w:type="gramEnd"/>
+      <w:r>
+        <w:rPr>
+          <w:b/>
+          <w:bCs/>
+        </w:rPr>
+        <w:t>) en ADO.NET:</w:t>
+      </w:r>
+      <w:r>
+        <w:t xml:space="preserve"> Hasta ahora, para operaciones de escritura (ABM), usábamos </w:t>
+      </w:r>
+      <w:proofErr w:type="spellStart"/>
+      <w:r>
+        <w:t>ExecuteNonQuery</w:t>
+      </w:r>
+      <w:proofErr w:type="spellEnd"/>
+      <w:r>
+        <w:t xml:space="preserve">() (que solo devuelve la cantidad de filas afectadas). Para capturar el dato único que nos devuelve la cláusula OUTPUT, debemos utilizar el método </w:t>
+      </w:r>
+      <w:proofErr w:type="spellStart"/>
+      <w:proofErr w:type="gramStart"/>
+      <w:r>
+        <w:t>ExecuteScalar</w:t>
+      </w:r>
+      <w:proofErr w:type="spellEnd"/>
+      <w:r>
+        <w:t>(</w:t>
+      </w:r>
+      <w:proofErr w:type="gramEnd"/>
+      <w:r>
+        <w:t xml:space="preserve">) del objeto </w:t>
+      </w:r>
+      <w:proofErr w:type="spellStart"/>
+      <w:r>
+        <w:t>SqlCommand</w:t>
+      </w:r>
+      <w:proofErr w:type="spellEnd"/>
+      <w:r>
+        <w:t xml:space="preserve">. Este método ejecuta la consulta y retorna </w:t>
       </w:r>
       <w:r>
         <w:rPr>
@@ -2873,7 +6862,39 @@
         <w:t>únicamente la primera columna de la primera fila</w:t>
       </w:r>
       <w:r>
-        <w:t xml:space="preserve"> del resultado . Como devuelve un tipo genérico object, en C# debemos castearlo o parsearlo al tipo de dato esperado (ej. int).</w:t>
+        <w:t xml:space="preserve"> del </w:t>
+      </w:r>
+      <w:proofErr w:type="gramStart"/>
+      <w:r>
+        <w:t>resultado .</w:t>
+      </w:r>
+      <w:proofErr w:type="gramEnd"/>
+      <w:r>
+        <w:t xml:space="preserve"> Como devuelve un tipo genérico </w:t>
+      </w:r>
+      <w:proofErr w:type="spellStart"/>
+      <w:r>
+        <w:t>object</w:t>
+      </w:r>
+      <w:proofErr w:type="spellEnd"/>
+      <w:r>
+        <w:t xml:space="preserve">, en C# debemos castearlo o </w:t>
+      </w:r>
+      <w:proofErr w:type="spellStart"/>
+      <w:r>
+        <w:t>parsearlo</w:t>
+      </w:r>
+      <w:proofErr w:type="spellEnd"/>
+      <w:r>
+        <w:t xml:space="preserve"> al tipo de dato esperado (ej. </w:t>
+      </w:r>
+      <w:proofErr w:type="spellStart"/>
+      <w:r>
+        <w:t>int</w:t>
+      </w:r>
+      <w:proofErr w:type="spellEnd"/>
+      <w:r>
+        <w:t>).</w:t>
       </w:r>
     </w:p>
     <w:p>
@@ -2891,7 +6912,15 @@
         <w:t>Flujo de Registro Básico:</w:t>
       </w:r>
       <w:r>
-        <w:t xml:space="preserve"> Un flujo de registro (Sign Up) seguro y profesional consta de:</w:t>
+        <w:t xml:space="preserve"> Un flujo de registro (</w:t>
+      </w:r>
+      <w:proofErr w:type="spellStart"/>
+      <w:r>
+        <w:t>Sign</w:t>
+      </w:r>
+      <w:proofErr w:type="spellEnd"/>
+      <w:r>
+        <w:t xml:space="preserve"> Up) seguro y profesional consta de:</w:t>
       </w:r>
     </w:p>
     <w:p>
@@ -2902,8 +6931,13 @@
         </w:numPr>
       </w:pPr>
       <w:r>
-        <w:t>Captura de credenciales iniciales (Email y Password</w:t>
-      </w:r>
+        <w:t xml:space="preserve">Captura de credenciales iniciales (Email y </w:t>
+      </w:r>
+      <w:proofErr w:type="spellStart"/>
+      <w:r>
+        <w:t>Password</w:t>
+      </w:r>
+      <w:proofErr w:type="spellEnd"/>
       <w:r>
         <w:t>).</w:t>
       </w:r>
@@ -2916,7 +6950,15 @@
         </w:numPr>
       </w:pPr>
       <w:r>
-        <w:t>Asignación de roles por defecto (ej. Admin = false</w:t>
+        <w:t xml:space="preserve">Asignación de roles por defecto (ej. </w:t>
+      </w:r>
+      <w:proofErr w:type="spellStart"/>
+      <w:r>
+        <w:t>Admin</w:t>
+      </w:r>
+      <w:proofErr w:type="spellEnd"/>
+      <w:r>
+        <w:t xml:space="preserve"> = false</w:t>
       </w:r>
       <w:r>
         <w:t>).</w:t>
@@ -2968,7 +7010,15 @@
         <w:t>El concepto de Sandbox:</w:t>
       </w:r>
       <w:r>
-        <w:t xml:space="preserve"> En el desarrollo de software, un "Sandbox" (caja de arena) es un entorno aislado de pruebas que imita el comportamiento del sistema real, pero sin causar efectos en el mundo físico o en usuarios reales. En el contexto del envío de emails (como Mailtrap), el Sandbox permite a los desarrolladores verificar que el código SMTP funciona, que las credenciales son válidas y que el HTML del correo se renderiza correctamente, </w:t>
+        <w:t xml:space="preserve"> En el desarrollo de software, un "Sandbox" (caja de arena) es un entorno aislado de pruebas que imita el comportamiento del sistema real, pero sin causar efectos en el mundo físico o en usuarios reales. En el contexto del envío de emails (como </w:t>
+      </w:r>
+      <w:proofErr w:type="spellStart"/>
+      <w:r>
+        <w:t>Mailtrap</w:t>
+      </w:r>
+      <w:proofErr w:type="spellEnd"/>
+      <w:r>
+        <w:t xml:space="preserve">), el Sandbox permite a los desarrolladores verificar que el código SMTP funciona, que las credenciales son válidas y que el HTML del correo se renderiza correctamente, </w:t>
       </w:r>
       <w:r>
         <w:rPr>
@@ -2996,7 +7046,23 @@
         <w:t>Ventajas del Sandbox en Desarrollo:</w:t>
       </w:r>
       <w:r>
-        <w:t xml:space="preserve"> 1. Evita el envío accidental de correos de prueba ("spam de desarrollo") a clientes reales. 2. Permite usar correos electrónicos inventados o de prueba (ej. test@test.com) sabiendo que el correo será interceptado por la plataforma. 3. Valida la correcta construcción del objeto MailMessage y la ausencia de excepciones de red (SmtpException).</w:t>
+        <w:t xml:space="preserve"> 1. Evita el envío accidental de correos de prueba ("spam de desarrollo") a clientes reales. 2. Permite usar correos electrónicos inventados o de prueba (ej. test@test.com) sabiendo que el correo será interceptado por la plataforma. 3. Valida la correcta construcción del objeto </w:t>
+      </w:r>
+      <w:proofErr w:type="spellStart"/>
+      <w:r>
+        <w:t>MailMessage</w:t>
+      </w:r>
+      <w:proofErr w:type="spellEnd"/>
+      <w:r>
+        <w:t xml:space="preserve"> y la ausencia de excepciones de red (</w:t>
+      </w:r>
+      <w:proofErr w:type="spellStart"/>
+      <w:r>
+        <w:t>SmtpException</w:t>
+      </w:r>
+      <w:proofErr w:type="spellEnd"/>
+      <w:r>
+        <w:t>).</w:t>
       </w:r>
     </w:p>
     <w:p>
@@ -3014,7 +7080,47 @@
         <w:t>Transición a Producción (Email API / SMTP Real):</w:t>
       </w:r>
       <w:r>
-        <w:t xml:space="preserve"> Cuando una aplicación está lista para ser publicada (deploy), se debe abandonar el entorno Sandbox. Servicios como Mailtrap ofrecen opciones de "Producción" (Email API), las cuales requieren la configuración y verificación criptográfica de un dominio real (ej. midominio.com) modificando los registros DNS (Domain Name System) del proveedor de hosting. Una vez verificado el dominio, el servicio provee nuevas credenciales SMTP definitivas para el envío real de correos.</w:t>
+        <w:t xml:space="preserve"> Cuando una aplicación está lista para ser publicada (</w:t>
+      </w:r>
+      <w:proofErr w:type="spellStart"/>
+      <w:r>
+        <w:t>deploy</w:t>
+      </w:r>
+      <w:proofErr w:type="spellEnd"/>
+      <w:r>
+        <w:t xml:space="preserve">), se debe abandonar el entorno Sandbox. Servicios como </w:t>
+      </w:r>
+      <w:proofErr w:type="spellStart"/>
+      <w:r>
+        <w:t>Mailtrap</w:t>
+      </w:r>
+      <w:proofErr w:type="spellEnd"/>
+      <w:r>
+        <w:t xml:space="preserve"> ofrecen opciones de "Producción" (Email API), las cuales requieren la configuración y verificación criptográfica de un dominio real (ej. midominio.com) modificando los registros DNS (</w:t>
+      </w:r>
+      <w:proofErr w:type="spellStart"/>
+      <w:r>
+        <w:t>Domain</w:t>
+      </w:r>
+      <w:proofErr w:type="spellEnd"/>
+      <w:r>
+        <w:t xml:space="preserve"> </w:t>
+      </w:r>
+      <w:proofErr w:type="spellStart"/>
+      <w:r>
+        <w:t>Name</w:t>
+      </w:r>
+      <w:proofErr w:type="spellEnd"/>
+      <w:r>
+        <w:t xml:space="preserve"> </w:t>
+      </w:r>
+      <w:proofErr w:type="spellStart"/>
+      <w:r>
+        <w:t>System</w:t>
+      </w:r>
+      <w:proofErr w:type="spellEnd"/>
+      <w:r>
+        <w:t>) del proveedor de hosting. Una vez verificado el dominio, el servicio provee nuevas credenciales SMTP definitivas para el envío real de correos.</w:t>
       </w:r>
     </w:p>
     <w:p>
@@ -3032,7 +7138,23 @@
         <w:t>Políticas de Seguridad Actuales:</w:t>
       </w:r>
       <w:r>
-        <w:t xml:space="preserve"> Es importante destacar que los proveedores de correo tradicionales (como Gmail) han endurecido sus políticas de seguridad (ej. a partir de mayo de 2022), restringiendo o bloqueando el uso de "aplicaciones menos seguras" mediante autenticación básica (usuario/contraseña pura), empujando a la industria a utilizar servicios transaccionales dedicados (SaaS) como Mailtrap, SendGrid o configuraciones con contraseñas de aplicación / OAuth2.</w:t>
+        <w:t xml:space="preserve"> Es importante destacar que los proveedores de correo tradicionales (como Gmail) han endurecido sus políticas de seguridad (ej. a partir de mayo de 2022), restringiendo o bloqueando el uso de "aplicaciones menos seguras" mediante autenticación básica (usuario/contraseña pura), empujando a la industria a utilizar servicios transaccionales dedicados (SaaS) como </w:t>
+      </w:r>
+      <w:proofErr w:type="spellStart"/>
+      <w:r>
+        <w:t>Mailtrap</w:t>
+      </w:r>
+      <w:proofErr w:type="spellEnd"/>
+      <w:r>
+        <w:t xml:space="preserve">, </w:t>
+      </w:r>
+      <w:proofErr w:type="spellStart"/>
+      <w:r>
+        <w:t>SendGrid</w:t>
+      </w:r>
+      <w:proofErr w:type="spellEnd"/>
+      <w:r>
+        <w:t xml:space="preserve"> o configuraciones con contraseñas de aplicación / OAuth2.</w:t>
       </w:r>
     </w:p>
     <w:p>
@@ -3079,7 +7201,23 @@
         <w:t>quién es</w:t>
       </w:r>
       <w:r>
-        <w:t xml:space="preserve"> el usuario (ej. validar el Email y Password contra la base de datos mediante un SELECT) . La </w:t>
+        <w:t xml:space="preserve"> el usuario (ej. validar el Email y </w:t>
+      </w:r>
+      <w:proofErr w:type="spellStart"/>
+      <w:r>
+        <w:t>Password</w:t>
+      </w:r>
+      <w:proofErr w:type="spellEnd"/>
+      <w:r>
+        <w:t xml:space="preserve"> contra la base de datos mediante un SELECT</w:t>
+      </w:r>
+      <w:proofErr w:type="gramStart"/>
+      <w:r>
+        <w:t>) .</w:t>
+      </w:r>
+      <w:proofErr w:type="gramEnd"/>
+      <w:r>
+        <w:t xml:space="preserve"> La </w:t>
       </w:r>
       <w:r>
         <w:rPr>
@@ -3107,8 +7245,21 @@
         <w:t>puede hacer</w:t>
       </w:r>
       <w:r>
-        <w:t xml:space="preserve"> ese usuario autenticado (ej. validar si la propiedad Admin es true para dejarlo entrar a la lista de administración) .</w:t>
-      </w:r>
+        <w:t xml:space="preserve"> ese usuario autenticado (ej. validar si la propiedad </w:t>
+      </w:r>
+      <w:proofErr w:type="spellStart"/>
+      <w:r>
+        <w:t>Admin</w:t>
+      </w:r>
+      <w:proofErr w:type="spellEnd"/>
+      <w:r>
+        <w:t xml:space="preserve"> es true para dejarlo entrar a la lista de administración</w:t>
+      </w:r>
+      <w:proofErr w:type="gramStart"/>
+      <w:r>
+        <w:t>) .</w:t>
+      </w:r>
+      <w:proofErr w:type="gramEnd"/>
     </w:p>
     <w:p>
       <w:pPr>
@@ -3122,11 +7273,69 @@
           <w:b/>
           <w:bCs/>
         </w:rPr>
-        <w:t>Manejo de Estado (Session):</w:t>
-      </w:r>
-      <w:r>
-        <w:t xml:space="preserve"> HTTP es un protocolo "sin estado" (stateless), lo que significa que olvida al usuario en cada clic. Para mantener la sesión iniciada, guardamos el objeto Trainee autenticado dentro de la variable global Session["trainee"]. Si este objeto existe y su ID es distinto de 0, el usuario está "logueado" .</w:t>
-      </w:r>
+        <w:t>Manejo de Estado (</w:t>
+      </w:r>
+      <w:proofErr w:type="spellStart"/>
+      <w:r>
+        <w:rPr>
+          <w:b/>
+          <w:bCs/>
+        </w:rPr>
+        <w:t>Session</w:t>
+      </w:r>
+      <w:proofErr w:type="spellEnd"/>
+      <w:r>
+        <w:rPr>
+          <w:b/>
+          <w:bCs/>
+        </w:rPr>
+        <w:t>):</w:t>
+      </w:r>
+      <w:r>
+        <w:t xml:space="preserve"> HTTP es un protocolo "sin estado" (</w:t>
+      </w:r>
+      <w:proofErr w:type="spellStart"/>
+      <w:r>
+        <w:t>stateless</w:t>
+      </w:r>
+      <w:proofErr w:type="spellEnd"/>
+      <w:r>
+        <w:t xml:space="preserve">), lo que significa que olvida al usuario en cada clic. Para mantener la sesión iniciada, guardamos el objeto </w:t>
+      </w:r>
+      <w:proofErr w:type="spellStart"/>
+      <w:r>
+        <w:t>Trainee</w:t>
+      </w:r>
+      <w:proofErr w:type="spellEnd"/>
+      <w:r>
+        <w:t xml:space="preserve"> autenticado dentro de la variable global </w:t>
+      </w:r>
+      <w:proofErr w:type="spellStart"/>
+      <w:r>
+        <w:t>Session</w:t>
+      </w:r>
+      <w:proofErr w:type="spellEnd"/>
+      <w:r>
+        <w:t>["</w:t>
+      </w:r>
+      <w:proofErr w:type="spellStart"/>
+      <w:r>
+        <w:t>trainee</w:t>
+      </w:r>
+      <w:proofErr w:type="spellEnd"/>
+      <w:r>
+        <w:t>"]. Si este objeto existe y su ID es distinto de 0, el usuario está "</w:t>
+      </w:r>
+      <w:proofErr w:type="spellStart"/>
+      <w:r>
+        <w:t>logueado</w:t>
+      </w:r>
+      <w:proofErr w:type="spellEnd"/>
+      <w:proofErr w:type="gramStart"/>
+      <w:r>
+        <w:t>" .</w:t>
+      </w:r>
+      <w:proofErr w:type="gramEnd"/>
     </w:p>
     <w:p>
       <w:pPr>
@@ -3140,11 +7349,80 @@
           <w:b/>
           <w:bCs/>
         </w:rPr>
-        <w:t>Clases Helper y Métodos Estáticos (static):</w:t>
-      </w:r>
-      <w:r>
-        <w:t xml:space="preserve"> Para no repetir la misma lógica de validación de seguridad en cada una de las pantallas de la aplicación, se crea una clase auxiliar (Helper) llamada Seguridad. Al declarar sus métodos como public static, podemos invocarlos directamente escribiendo Seguridad.SesionActiva() sin necesidad de instanciar la clase con la palabra reservada new .</w:t>
-      </w:r>
+        <w:t xml:space="preserve">Clases </w:t>
+      </w:r>
+      <w:proofErr w:type="spellStart"/>
+      <w:r>
+        <w:rPr>
+          <w:b/>
+          <w:bCs/>
+        </w:rPr>
+        <w:t>Helper</w:t>
+      </w:r>
+      <w:proofErr w:type="spellEnd"/>
+      <w:r>
+        <w:rPr>
+          <w:b/>
+          <w:bCs/>
+        </w:rPr>
+        <w:t xml:space="preserve"> y Métodos Estáticos (</w:t>
+      </w:r>
+      <w:proofErr w:type="spellStart"/>
+      <w:r>
+        <w:rPr>
+          <w:b/>
+          <w:bCs/>
+        </w:rPr>
+        <w:t>static</w:t>
+      </w:r>
+      <w:proofErr w:type="spellEnd"/>
+      <w:r>
+        <w:rPr>
+          <w:b/>
+          <w:bCs/>
+        </w:rPr>
+        <w:t>):</w:t>
+      </w:r>
+      <w:r>
+        <w:t xml:space="preserve"> Para no repetir la misma lógica de validación de seguridad en cada una de las pantallas de la aplicación, se crea una clase auxiliar (</w:t>
+      </w:r>
+      <w:proofErr w:type="spellStart"/>
+      <w:r>
+        <w:t>Helper</w:t>
+      </w:r>
+      <w:proofErr w:type="spellEnd"/>
+      <w:r>
+        <w:t xml:space="preserve">) llamada Seguridad. Al declarar sus métodos como </w:t>
+      </w:r>
+      <w:proofErr w:type="spellStart"/>
+      <w:r>
+        <w:t>public</w:t>
+      </w:r>
+      <w:proofErr w:type="spellEnd"/>
+      <w:r>
+        <w:t xml:space="preserve"> </w:t>
+      </w:r>
+      <w:proofErr w:type="spellStart"/>
+      <w:r>
+        <w:t>static</w:t>
+      </w:r>
+      <w:proofErr w:type="spellEnd"/>
+      <w:r>
+        <w:t xml:space="preserve">, podemos invocarlos directamente escribiendo </w:t>
+      </w:r>
+      <w:proofErr w:type="spellStart"/>
+      <w:r>
+        <w:t>Seguridad.SesionActiva</w:t>
+      </w:r>
+      <w:proofErr w:type="spellEnd"/>
+      <w:r>
+        <w:t xml:space="preserve">() sin necesidad de instanciar la clase con la palabra reservada </w:t>
+      </w:r>
+      <w:proofErr w:type="gramStart"/>
+      <w:r>
+        <w:t>new .</w:t>
+      </w:r>
+      <w:proofErr w:type="gramEnd"/>
     </w:p>
     <w:p>
       <w:pPr>
@@ -3161,7 +7439,15 @@
         <w:t>Seguridad Centralizada (Master Page vs. Page Load):</w:t>
       </w:r>
       <w:r>
-        <w:t xml:space="preserve"> El ciclo de vida de ASP.NET ejecuta el evento Page_Load de la Master Page </w:t>
+        <w:t xml:space="preserve"> El ciclo de vida de ASP.NET ejecuta el evento </w:t>
+      </w:r>
+      <w:proofErr w:type="spellStart"/>
+      <w:r>
+        <w:t>Page_Load</w:t>
+      </w:r>
+      <w:proofErr w:type="spellEnd"/>
+      <w:r>
+        <w:t xml:space="preserve"> de la Master Page </w:t>
       </w:r>
       <w:r>
         <w:rPr>
@@ -3171,7 +7457,71 @@
         <w:t>antes</w:t>
       </w:r>
       <w:r>
-        <w:t xml:space="preserve"> que el evento Page_Load de la página individual (ej. MiPerfil.aspx). Por lo tanto, el mejor lugar para colocar el "patovica" general es la Master Page . Para evitar que la seguridad bloquee pantallas públicas (como el Login o el Registro), se evalúa dinámicamente qué página se está solicitando utilizando la palabra reservada is (ej. if (!(Page is Login))) .</w:t>
+        <w:t xml:space="preserve"> que el evento </w:t>
+      </w:r>
+      <w:proofErr w:type="spellStart"/>
+      <w:r>
+        <w:t>Page_Load</w:t>
+      </w:r>
+      <w:proofErr w:type="spellEnd"/>
+      <w:r>
+        <w:t xml:space="preserve"> de la página individual (ej. MiPerfil.aspx). Por lo tanto, el mejor lugar para colocar el "patovica" general es la Master </w:t>
+      </w:r>
+      <w:proofErr w:type="gramStart"/>
+      <w:r>
+        <w:t>Page .</w:t>
+      </w:r>
+      <w:proofErr w:type="gramEnd"/>
+      <w:r>
+        <w:t xml:space="preserve"> Para evitar que la seguridad bloquee pantallas públicas (como el </w:t>
+      </w:r>
+      <w:proofErr w:type="spellStart"/>
+      <w:r>
+        <w:t>Login</w:t>
+      </w:r>
+      <w:proofErr w:type="spellEnd"/>
+      <w:r>
+        <w:t xml:space="preserve"> o el Registro), se evalúa dinámicamente qué página se está solicitando utilizando la palabra reservada </w:t>
+      </w:r>
+      <w:proofErr w:type="spellStart"/>
+      <w:r>
+        <w:t>is</w:t>
+      </w:r>
+      <w:proofErr w:type="spellEnd"/>
+      <w:r>
+        <w:t xml:space="preserve"> (ej. </w:t>
+      </w:r>
+      <w:proofErr w:type="spellStart"/>
+      <w:r>
+        <w:t>if</w:t>
+      </w:r>
+      <w:proofErr w:type="spellEnd"/>
+      <w:r>
+        <w:t xml:space="preserve"> </w:t>
+      </w:r>
+      <w:proofErr w:type="gramStart"/>
+      <w:r>
+        <w:t>(!(</w:t>
+      </w:r>
+      <w:proofErr w:type="gramEnd"/>
+      <w:r>
+        <w:t xml:space="preserve">Page </w:t>
+      </w:r>
+      <w:proofErr w:type="spellStart"/>
+      <w:r>
+        <w:t>is</w:t>
+      </w:r>
+      <w:proofErr w:type="spellEnd"/>
+      <w:r>
+        <w:t xml:space="preserve"> </w:t>
+      </w:r>
+      <w:proofErr w:type="spellStart"/>
+      <w:r>
+        <w:t>Login</w:t>
+      </w:r>
+      <w:proofErr w:type="spellEnd"/>
+      <w:r>
+        <w:t>))) .</w:t>
       </w:r>
     </w:p>
     <w:p>
@@ -3186,16 +7536,48 @@
         <w:t>estática</w:t>
       </w:r>
       <w:r>
-        <w:t xml:space="preserve"> (static) en C# es aquella que no puede ser instanciada (no se puede usar new). Se carga en memoria una sola vez por dominio de aplicación. Se utiliza idealmente para crear "Clases Utilitarias" (Helpers), las cuales agrupan métodos que realizan cálculos o evaluaciones lógicas independientes sin necesidad de almacenar el estado interno de un objeto.</w:t>
-      </w:r>
-    </w:p>
-    <w:p>
-      <w:r>
-        <w:rPr>
-          <w:b/>
-          <w:bCs/>
-        </w:rPr>
-        <w:t>TEMA: Experiencia de Usuario (UX) - AutoLogin y Gestión Visual de Sesiones</w:t>
+        <w:t xml:space="preserve"> (</w:t>
+      </w:r>
+      <w:proofErr w:type="spellStart"/>
+      <w:r>
+        <w:t>static</w:t>
+      </w:r>
+      <w:proofErr w:type="spellEnd"/>
+      <w:r>
+        <w:t>) en C# es aquella que no puede ser instanciada (no se puede usar new). Se carga en memoria una sola vez por dominio de aplicación. Se utiliza idealmente para crear "Clases Utilitarias" (</w:t>
+      </w:r>
+      <w:proofErr w:type="spellStart"/>
+      <w:r>
+        <w:t>Helpers</w:t>
+      </w:r>
+      <w:proofErr w:type="spellEnd"/>
+      <w:r>
+        <w:t>), las cuales agrupan métodos que realizan cálculos o evaluaciones lógicas independientes sin necesidad de almacenar el estado interno de un objeto.</w:t>
+      </w:r>
+    </w:p>
+    <w:p>
+      <w:r>
+        <w:rPr>
+          <w:b/>
+          <w:bCs/>
+        </w:rPr>
+        <w:t xml:space="preserve">TEMA: Experiencia de Usuario (UX) - </w:t>
+      </w:r>
+      <w:proofErr w:type="spellStart"/>
+      <w:r>
+        <w:rPr>
+          <w:b/>
+          <w:bCs/>
+        </w:rPr>
+        <w:t>AutoLogin</w:t>
+      </w:r>
+      <w:proofErr w:type="spellEnd"/>
+      <w:r>
+        <w:rPr>
+          <w:b/>
+          <w:bCs/>
+        </w:rPr>
+        <w:t xml:space="preserve"> y Gestión Visual de Sesiones</w:t>
       </w:r>
     </w:p>
     <w:p>
@@ -3205,15 +7587,48 @@
           <w:numId w:val="32"/>
         </w:numPr>
       </w:pPr>
-      <w:r>
-        <w:rPr>
-          <w:b/>
-          <w:bCs/>
-        </w:rPr>
-        <w:t>AutoLogin Post-Registro:</w:t>
-      </w:r>
-      <w:r>
-        <w:t xml:space="preserve"> En aplicaciones web modernas, obligar a un usuario a pasar por la pantalla de Login inmediatamente después de haber completado exitosamente el formulario de Registro es considerado una mala práctica de Experiencia de Usuario (UX). Para evitar esta fricción, se implementa el "AutoLogin": una vez que el alta en la base de datos es exitosa, el sistema toma las credenciales recién creadas (junto con el ID generado mediante la cláusula OUTPUT) y construye manualmente la sesión (Session.Add) antes de redirigir al usuario al inicio.</w:t>
+      <w:proofErr w:type="spellStart"/>
+      <w:r>
+        <w:rPr>
+          <w:b/>
+          <w:bCs/>
+        </w:rPr>
+        <w:t>AutoLogin</w:t>
+      </w:r>
+      <w:proofErr w:type="spellEnd"/>
+      <w:r>
+        <w:rPr>
+          <w:b/>
+          <w:bCs/>
+        </w:rPr>
+        <w:t xml:space="preserve"> Post-Registro:</w:t>
+      </w:r>
+      <w:r>
+        <w:t xml:space="preserve"> En aplicaciones web modernas, obligar a un usuario a pasar por la pantalla de </w:t>
+      </w:r>
+      <w:proofErr w:type="spellStart"/>
+      <w:r>
+        <w:t>Login</w:t>
+      </w:r>
+      <w:proofErr w:type="spellEnd"/>
+      <w:r>
+        <w:t xml:space="preserve"> inmediatamente después de haber completado exitosamente el formulario de Registro es considerado una mala práctica de Experiencia de Usuario (UX). Para evitar esta fricción, se implementa el "</w:t>
+      </w:r>
+      <w:proofErr w:type="spellStart"/>
+      <w:r>
+        <w:t>AutoLogin</w:t>
+      </w:r>
+      <w:proofErr w:type="spellEnd"/>
+      <w:r>
+        <w:t>": una vez que el alta en la base de datos es exitosa, el sistema toma las credenciales recién creadas (junto con el ID generado mediante la cláusula OUTPUT) y construye manualmente la sesión (</w:t>
+      </w:r>
+      <w:proofErr w:type="spellStart"/>
+      <w:r>
+        <w:t>Session.Add</w:t>
+      </w:r>
+      <w:proofErr w:type="spellEnd"/>
+      <w:r>
+        <w:t>) antes de redirigir al usuario al inicio.</w:t>
       </w:r>
     </w:p>
     <w:p>
@@ -3228,10 +7643,50 @@
           <w:b/>
           <w:bCs/>
         </w:rPr>
-        <w:t>Destrucción de la Sesión (Logout):</w:t>
-      </w:r>
-      <w:r>
-        <w:t xml:space="preserve"> Para implementar una funcionalidad segura de "Salir" o "Cerrar Sesión", no basta con eliminar un solo objeto de la memoria. Se debe utilizar el método Session.Clear() del framework ASP.NET. Este método vacía completamente el diccionario de la sesión actual, eliminando no solo los datos de autenticación del usuario, sino cualquier otro dato temporal o lista almacenada en memoria, garantizando un cierre limpio y seguro.</w:t>
+        <w:t>Destrucción de la Sesión (</w:t>
+      </w:r>
+      <w:proofErr w:type="spellStart"/>
+      <w:r>
+        <w:rPr>
+          <w:b/>
+          <w:bCs/>
+        </w:rPr>
+        <w:t>Logout</w:t>
+      </w:r>
+      <w:proofErr w:type="spellEnd"/>
+      <w:r>
+        <w:rPr>
+          <w:b/>
+          <w:bCs/>
+        </w:rPr>
+        <w:t>):</w:t>
+      </w:r>
+      <w:r>
+        <w:t xml:space="preserve"> Para implementar una funcionalidad segura de "Salir" o "Cerrar Sesión", no basta con eliminar un solo objeto de la memoria. Se debe utilizar el método </w:t>
+      </w:r>
+      <w:proofErr w:type="spellStart"/>
+      <w:r>
+        <w:t>Session.Clear</w:t>
+      </w:r>
+      <w:proofErr w:type="spellEnd"/>
+      <w:r>
+        <w:t xml:space="preserve">() del </w:t>
+      </w:r>
+      <w:proofErr w:type="spellStart"/>
+      <w:r>
+        <w:t>framework</w:t>
+      </w:r>
+      <w:proofErr w:type="spellEnd"/>
+      <w:r>
+        <w:t xml:space="preserve"> ASP.NET. Este </w:t>
+      </w:r>
+      <w:proofErr w:type="gramStart"/>
+      <w:r>
+        <w:t>método vacía completamente</w:t>
+      </w:r>
+      <w:proofErr w:type="gramEnd"/>
+      <w:r>
+        <w:t xml:space="preserve"> el diccionario de la sesión actual, eliminando no solo los datos de autenticación del usuario, sino cualquier otro dato temporal o lista almacenada en memoria, garantizando un cierre limpio y seguro.</w:t>
       </w:r>
     </w:p>
     <w:p>
@@ -3246,10 +7701,82 @@
           <w:b/>
           <w:bCs/>
         </w:rPr>
-        <w:t>Renderizado Condicional en ASP.NET (Front-end):</w:t>
-      </w:r>
-      <w:r>
-        <w:t xml:space="preserve"> Para mejorar la interfaz gráfica según el estado de autenticación, se pueden utilizar bloques condicionales (&lt;% if(...) { } else { } %&gt;) directamente en el código HTML (archivo .aspx o .Master). Al invocar métodos estáticos de seguridad (como Seguridad.sesionActiva()), el servidor determina qué bloque de HTML (ej: botones de Login/Registro vs. botón de Salir) se enviará al navegador del cliente.</w:t>
+        <w:t>Renderizado Condicional en ASP.NET (Front-</w:t>
+      </w:r>
+      <w:proofErr w:type="spellStart"/>
+      <w:r>
+        <w:rPr>
+          <w:b/>
+          <w:bCs/>
+        </w:rPr>
+        <w:t>end</w:t>
+      </w:r>
+      <w:proofErr w:type="spellEnd"/>
+      <w:r>
+        <w:rPr>
+          <w:b/>
+          <w:bCs/>
+        </w:rPr>
+        <w:t>):</w:t>
+      </w:r>
+      <w:r>
+        <w:t xml:space="preserve"> Para mejorar la interfaz gráfica según el estado de autenticación, se pueden utilizar bloques condicionales (&lt;% </w:t>
+      </w:r>
+      <w:proofErr w:type="spellStart"/>
+      <w:r>
+        <w:t>if</w:t>
+      </w:r>
+      <w:proofErr w:type="spellEnd"/>
+      <w:r>
+        <w:t xml:space="preserve">(...) </w:t>
+      </w:r>
+      <w:proofErr w:type="gramStart"/>
+      <w:r>
+        <w:t>{ }</w:t>
+      </w:r>
+      <w:proofErr w:type="gramEnd"/>
+      <w:r>
+        <w:t xml:space="preserve"> </w:t>
+      </w:r>
+      <w:proofErr w:type="spellStart"/>
+      <w:r>
+        <w:t>else</w:t>
+      </w:r>
+      <w:proofErr w:type="spellEnd"/>
+      <w:r>
+        <w:t xml:space="preserve"> { } %&gt;) directamente en el código HTML (archivo .</w:t>
+      </w:r>
+      <w:proofErr w:type="spellStart"/>
+      <w:r>
+        <w:t>aspx</w:t>
+      </w:r>
+      <w:proofErr w:type="spellEnd"/>
+      <w:r>
+        <w:t xml:space="preserve"> o .Master). Al invocar métodos estáticos de seguridad (como </w:t>
+      </w:r>
+      <w:proofErr w:type="spellStart"/>
+      <w:r>
+        <w:t>Seguridad.sesionActiva</w:t>
+      </w:r>
+      <w:proofErr w:type="spellEnd"/>
+      <w:r>
+        <w:t>()), el servidor determina qué bloque de HTML (</w:t>
+      </w:r>
+      <w:proofErr w:type="spellStart"/>
+      <w:r>
+        <w:t>ej</w:t>
+      </w:r>
+      <w:proofErr w:type="spellEnd"/>
+      <w:r>
+        <w:t xml:space="preserve">: botones de </w:t>
+      </w:r>
+      <w:proofErr w:type="spellStart"/>
+      <w:r>
+        <w:t>Login</w:t>
+      </w:r>
+      <w:proofErr w:type="spellEnd"/>
+      <w:r>
+        <w:t>/Registro vs. botón de Salir) se enviará al navegador del cliente.</w:t>
       </w:r>
     </w:p>
     <w:p>
@@ -3267,7 +7794,23 @@
           <w:bCs/>
         </w:rPr>
         <w:lastRenderedPageBreak/>
-        <w:t>TEMA: Gestión de Archivos (File Uploading) y Rutas en ASP.NET</w:t>
+        <w:t xml:space="preserve">TEMA: Gestión de Archivos (File </w:t>
+      </w:r>
+      <w:proofErr w:type="spellStart"/>
+      <w:r>
+        <w:rPr>
+          <w:b/>
+          <w:bCs/>
+        </w:rPr>
+        <w:t>Uploading</w:t>
+      </w:r>
+      <w:proofErr w:type="spellEnd"/>
+      <w:r>
+        <w:rPr>
+          <w:b/>
+          <w:bCs/>
+        </w:rPr>
+        <w:t>) y Rutas en ASP.NET</w:t>
       </w:r>
     </w:p>
     <w:p>
@@ -3285,7 +7828,15 @@
         <w:t>Almacenamiento de Archivos:</w:t>
       </w:r>
       <w:r>
-        <w:t xml:space="preserve"> En aplicaciones web, es una mala práctica guardar archivos binarios pesados (como imágenes o PDFs) directamente dentro de una columna de la base de datos. La convención estándar de la industria es guardar el archivo físico en un directorio (carpeta) del servidor web y guardar únicamente una referencia (el nombre del archivo o su ruta relativa) en la base de datos.</w:t>
+        <w:t xml:space="preserve"> En aplicaciones web, es una mala práctica guardar archivos binarios pesados (como imágenes o </w:t>
+      </w:r>
+      <w:proofErr w:type="spellStart"/>
+      <w:r>
+        <w:t>PDFs</w:t>
+      </w:r>
+      <w:proofErr w:type="spellEnd"/>
+      <w:r>
+        <w:t>) directamente dentro de una columna de la base de datos. La convención estándar de la industria es guardar el archivo físico en un directorio (carpeta) del servidor web y guardar únicamente una referencia (el nombre del archivo o su ruta relativa) en la base de datos.</w:t>
       </w:r>
     </w:p>
     <w:p>
@@ -3313,7 +7864,31 @@
         <w:t>Ruta Física (Escritura):</w:t>
       </w:r>
       <w:r>
-        <w:t xml:space="preserve"> Es la ubicación real en el disco duro del servidor (ej: C:\inetpub\wwwroot\PokedexWeb\Images\perfil-1.jpg). Se utiliza exclusivamente para operaciones de escritura (guardar o borrar archivos). En ASP.NET, se obtiene dinámicamente utilizando el método Server.MapPath("./Directorio/") .</w:t>
+        <w:t xml:space="preserve"> Es la ubicación real en el disco duro del servidor (</w:t>
+      </w:r>
+      <w:proofErr w:type="spellStart"/>
+      <w:r>
+        <w:t>ej</w:t>
+      </w:r>
+      <w:proofErr w:type="spellEnd"/>
+      <w:r>
+        <w:t xml:space="preserve">: C:\inetpub\wwwroot\PokedexWeb\Images\perfil-1.jpg). Se utiliza exclusivamente para operaciones de escritura (guardar o borrar archivos). En ASP.NET, se obtiene dinámicamente utilizando el método </w:t>
+      </w:r>
+      <w:proofErr w:type="spellStart"/>
+      <w:r>
+        <w:t>Server.MapPath</w:t>
+      </w:r>
+      <w:proofErr w:type="spellEnd"/>
+      <w:r>
+        <w:t>(</w:t>
+      </w:r>
+      <w:proofErr w:type="gramStart"/>
+      <w:r>
+        <w:t>"./</w:t>
+      </w:r>
+      <w:proofErr w:type="gramEnd"/>
+      <w:r>
+        <w:t>Directorio/") .</w:t>
       </w:r>
     </w:p>
     <w:p>
@@ -3331,8 +7906,47 @@
         <w:t>Ruta Virtual (Lectura):</w:t>
       </w:r>
       <w:r>
-        <w:t xml:space="preserve"> Es la URL relativa que entiende el navegador del cliente para solicitar y mostrar la imagen (ej: ~/Images/perfil-1.jpg). Se utiliza para operaciones de lectura (asignar la propiedad ImageUrl a un control &lt;asp:Image&gt;). El símbolo de virgulilla (~) en ASP.NET representa la raíz de la aplicación web .</w:t>
-      </w:r>
+        <w:t xml:space="preserve"> Es la URL relativa que entiende el navegador del cliente para solicitar y mostrar la imagen (</w:t>
+      </w:r>
+      <w:proofErr w:type="spellStart"/>
+      <w:r>
+        <w:t>ej</w:t>
+      </w:r>
+      <w:proofErr w:type="spellEnd"/>
+      <w:r>
+        <w:t>: ~/</w:t>
+      </w:r>
+      <w:proofErr w:type="spellStart"/>
+      <w:r>
+        <w:t>Images</w:t>
+      </w:r>
+      <w:proofErr w:type="spellEnd"/>
+      <w:r>
+        <w:t xml:space="preserve">/perfil-1.jpg). Se utiliza para operaciones de lectura (asignar la propiedad </w:t>
+      </w:r>
+      <w:proofErr w:type="spellStart"/>
+      <w:r>
+        <w:t>ImageUrl</w:t>
+      </w:r>
+      <w:proofErr w:type="spellEnd"/>
+      <w:r>
+        <w:t xml:space="preserve"> a un control &lt;</w:t>
+      </w:r>
+      <w:proofErr w:type="spellStart"/>
+      <w:proofErr w:type="gramStart"/>
+      <w:r>
+        <w:t>asp:Image</w:t>
+      </w:r>
+      <w:proofErr w:type="spellEnd"/>
+      <w:proofErr w:type="gramEnd"/>
+      <w:r>
+        <w:t xml:space="preserve">&gt;). El símbolo de virgulilla (~) en ASP.NET representa la raíz de la aplicación </w:t>
+      </w:r>
+      <w:proofErr w:type="gramStart"/>
+      <w:r>
+        <w:t>web .</w:t>
+      </w:r>
+      <w:proofErr w:type="gramEnd"/>
     </w:p>
     <w:p>
       <w:pPr>
@@ -3346,10 +7960,66 @@
           <w:b/>
           <w:bCs/>
         </w:rPr>
-        <w:t>El control &lt;input type="file" runat="server"&gt;:</w:t>
-      </w:r>
-      <w:r>
-        <w:t xml:space="preserve"> Aunque existen controles propios de ASP.NET para subir archivos (como FileUpload), es totalmente válido utilizar un elemento estándar de HTML5 (&lt;input type="file"&gt;) y agregarle el atributo runat="server</w:t>
+        <w:t xml:space="preserve">El control &lt;input </w:t>
+      </w:r>
+      <w:proofErr w:type="spellStart"/>
+      <w:r>
+        <w:rPr>
+          <w:b/>
+          <w:bCs/>
+        </w:rPr>
+        <w:t>type</w:t>
+      </w:r>
+      <w:proofErr w:type="spellEnd"/>
+      <w:r>
+        <w:rPr>
+          <w:b/>
+          <w:bCs/>
+        </w:rPr>
+        <w:t xml:space="preserve">="file" </w:t>
+      </w:r>
+      <w:proofErr w:type="spellStart"/>
+      <w:r>
+        <w:rPr>
+          <w:b/>
+          <w:bCs/>
+        </w:rPr>
+        <w:t>runat</w:t>
+      </w:r>
+      <w:proofErr w:type="spellEnd"/>
+      <w:r>
+        <w:rPr>
+          <w:b/>
+          <w:bCs/>
+        </w:rPr>
+        <w:t>="server"&gt;:</w:t>
+      </w:r>
+      <w:r>
+        <w:t xml:space="preserve"> Aunque existen controles propios de ASP.NET para subir archivos (como </w:t>
+      </w:r>
+      <w:proofErr w:type="spellStart"/>
+      <w:r>
+        <w:t>FileUpload</w:t>
+      </w:r>
+      <w:proofErr w:type="spellEnd"/>
+      <w:r>
+        <w:t xml:space="preserve">), es totalmente válido utilizar un elemento estándar de HTML5 (&lt;input </w:t>
+      </w:r>
+      <w:proofErr w:type="spellStart"/>
+      <w:r>
+        <w:t>type</w:t>
+      </w:r>
+      <w:proofErr w:type="spellEnd"/>
+      <w:r>
+        <w:t xml:space="preserve">="file"&gt;) y agregarle el atributo </w:t>
+      </w:r>
+      <w:proofErr w:type="spellStart"/>
+      <w:r>
+        <w:t>runat</w:t>
+      </w:r>
+      <w:proofErr w:type="spellEnd"/>
+      <w:r>
+        <w:t>="server</w:t>
       </w:r>
       <w:r>
         <w:t>”.</w:t>
@@ -3357,6 +8027,7 @@
       <w:r>
         <w:t xml:space="preserve"> Esto permite que el archivo seleccionado por el usuario en el navegador viaje (POST) hacia el servidor y sea accesible desde el </w:t>
       </w:r>
+      <w:proofErr w:type="spellStart"/>
       <w:r>
         <w:rPr>
           <w:i/>
@@ -3364,8 +8035,30 @@
         </w:rPr>
         <w:t>Code-Behind</w:t>
       </w:r>
-      <w:r>
-        <w:t xml:space="preserve"> en C# a través de la propiedad .PostedFile, la cual expone métodos como .SaveAs(ruta) para guardar el archivo en el disco .</w:t>
+      <w:proofErr w:type="spellEnd"/>
+      <w:r>
+        <w:t xml:space="preserve"> en C# a través de la </w:t>
+      </w:r>
+      <w:proofErr w:type="gramStart"/>
+      <w:r>
+        <w:t>propiedad .</w:t>
+      </w:r>
+      <w:proofErr w:type="spellStart"/>
+      <w:r>
+        <w:t>PostedFile</w:t>
+      </w:r>
+      <w:proofErr w:type="spellEnd"/>
+      <w:proofErr w:type="gramEnd"/>
+      <w:r>
+        <w:t>, la cual expone métodos como .</w:t>
+      </w:r>
+      <w:proofErr w:type="spellStart"/>
+      <w:r>
+        <w:t>SaveAs</w:t>
+      </w:r>
+      <w:proofErr w:type="spellEnd"/>
+      <w:r>
+        <w:t>(ruta) para guardar el archivo en el disco .</w:t>
       </w:r>
     </w:p>
     <w:p>
@@ -3383,7 +8076,23 @@
         <w:t>Manejo de Nombres Únicos:</w:t>
       </w:r>
       <w:r>
-        <w:t xml:space="preserve"> Para evitar que las imágenes subidas por distintos usuarios se sobrescriban si tienen el mismo nombre (ej: foto.jpg), es crucial renombrarlas al guardarlas. Una estrategia común es utilizar el ID único del usuario extraído de la sesión (ej: perfil-5.jpg).</w:t>
+        <w:t xml:space="preserve"> Para evitar que las imágenes subidas por distintos usuarios se sobrescriban si tienen el mismo nombre (</w:t>
+      </w:r>
+      <w:proofErr w:type="spellStart"/>
+      <w:r>
+        <w:t>ej</w:t>
+      </w:r>
+      <w:proofErr w:type="spellEnd"/>
+      <w:r>
+        <w:t>: foto.jpg), es crucial renombrarlas al guardarlas. Una estrategia común es utilizar el ID único del usuario extraído de la sesión (</w:t>
+      </w:r>
+      <w:proofErr w:type="spellStart"/>
+      <w:r>
+        <w:t>ej</w:t>
+      </w:r>
+      <w:proofErr w:type="spellEnd"/>
+      <w:r>
+        <w:t>: perfil-5.jpg).</w:t>
       </w:r>
     </w:p>
     <w:p>
@@ -3398,10 +8107,58 @@
           <w:b/>
           <w:bCs/>
         </w:rPr>
-        <w:t>Control de Nulos (DBNull):</w:t>
-      </w:r>
-      <w:r>
-        <w:t xml:space="preserve"> Al modificar el método de Login para traer la columna ImagenPerfil desde SQL, debemos validar si ese campo viene vacío utilizando Convert.IsDBNull(). Si intentamos castear un valor NULL de la base de datos directamente a un String en C#, se producirá una excepción en tiempo de </w:t>
+        <w:t>Control de Nulos (</w:t>
+      </w:r>
+      <w:proofErr w:type="spellStart"/>
+      <w:r>
+        <w:rPr>
+          <w:b/>
+          <w:bCs/>
+        </w:rPr>
+        <w:t>DBNull</w:t>
+      </w:r>
+      <w:proofErr w:type="spellEnd"/>
+      <w:r>
+        <w:rPr>
+          <w:b/>
+          <w:bCs/>
+        </w:rPr>
+        <w:t>):</w:t>
+      </w:r>
+      <w:r>
+        <w:t xml:space="preserve"> Al modificar el método de </w:t>
+      </w:r>
+      <w:proofErr w:type="spellStart"/>
+      <w:r>
+        <w:t>Login</w:t>
+      </w:r>
+      <w:proofErr w:type="spellEnd"/>
+      <w:r>
+        <w:t xml:space="preserve"> para traer la columna </w:t>
+      </w:r>
+      <w:proofErr w:type="spellStart"/>
+      <w:r>
+        <w:t>ImagenPerfil</w:t>
+      </w:r>
+      <w:proofErr w:type="spellEnd"/>
+      <w:r>
+        <w:t xml:space="preserve"> desde SQL, debemos validar si ese campo viene vacío utilizando </w:t>
+      </w:r>
+      <w:proofErr w:type="spellStart"/>
+      <w:r>
+        <w:t>Convert.IsDBNull</w:t>
+      </w:r>
+      <w:proofErr w:type="spellEnd"/>
+      <w:r>
+        <w:t xml:space="preserve">(). Si intentamos castear un valor NULL de la base de datos directamente a un </w:t>
+      </w:r>
+      <w:proofErr w:type="spellStart"/>
+      <w:r>
+        <w:t>String</w:t>
+      </w:r>
+      <w:proofErr w:type="spellEnd"/>
+      <w:r>
+        <w:t xml:space="preserve"> en C#, se producirá una excepción en tiempo de </w:t>
       </w:r>
       <w:r>
         <w:t>ejecución.</w:t>
@@ -3413,7 +8170,23 @@
           <w:b/>
           <w:bCs/>
         </w:rPr>
-        <w:t>TEMA: Manejo de Fechas (DateTime) en Aplicaciones Web (ASP.NET)</w:t>
+        <w:t>TEMA: Manejo de Fechas (</w:t>
+      </w:r>
+      <w:proofErr w:type="spellStart"/>
+      <w:r>
+        <w:rPr>
+          <w:b/>
+          <w:bCs/>
+        </w:rPr>
+        <w:t>DateTime</w:t>
+      </w:r>
+      <w:proofErr w:type="spellEnd"/>
+      <w:r>
+        <w:rPr>
+          <w:b/>
+          <w:bCs/>
+        </w:rPr>
+        <w:t>) en Aplicaciones Web (ASP.NET)</w:t>
       </w:r>
     </w:p>
     <w:p>
@@ -3428,10 +8201,60 @@
           <w:b/>
           <w:bCs/>
         </w:rPr>
-        <w:t>El control HTML5 &lt;input type="date"&gt;:</w:t>
-      </w:r>
-      <w:r>
-        <w:t xml:space="preserve"> En ASP.NET Web Forms, si utilizamos un &lt;asp:TextBox&gt; estándar pero le agregamos la propiedad TextMode="Date", el navegador lo renderizará como un calendario interactivo (date picker) nativo de HTML5.</w:t>
+        <w:t xml:space="preserve">El control HTML5 &lt;input </w:t>
+      </w:r>
+      <w:proofErr w:type="spellStart"/>
+      <w:r>
+        <w:rPr>
+          <w:b/>
+          <w:bCs/>
+        </w:rPr>
+        <w:t>type</w:t>
+      </w:r>
+      <w:proofErr w:type="spellEnd"/>
+      <w:r>
+        <w:rPr>
+          <w:b/>
+          <w:bCs/>
+        </w:rPr>
+        <w:t>="date"&gt;:</w:t>
+      </w:r>
+      <w:r>
+        <w:t xml:space="preserve"> En ASP.NET Web </w:t>
+      </w:r>
+      <w:proofErr w:type="spellStart"/>
+      <w:r>
+        <w:t>Forms</w:t>
+      </w:r>
+      <w:proofErr w:type="spellEnd"/>
+      <w:r>
+        <w:t>, si utilizamos un &lt;</w:t>
+      </w:r>
+      <w:proofErr w:type="spellStart"/>
+      <w:proofErr w:type="gramStart"/>
+      <w:r>
+        <w:t>asp:TextBox</w:t>
+      </w:r>
+      <w:proofErr w:type="spellEnd"/>
+      <w:proofErr w:type="gramEnd"/>
+      <w:r>
+        <w:t xml:space="preserve">&gt; estándar pero le agregamos la propiedad </w:t>
+      </w:r>
+      <w:proofErr w:type="spellStart"/>
+      <w:r>
+        <w:t>TextMode</w:t>
+      </w:r>
+      <w:proofErr w:type="spellEnd"/>
+      <w:r>
+        <w:t xml:space="preserve">="Date", el navegador lo renderizará como un calendario interactivo (date </w:t>
+      </w:r>
+      <w:proofErr w:type="spellStart"/>
+      <w:r>
+        <w:t>picker</w:t>
+      </w:r>
+      <w:proofErr w:type="spellEnd"/>
+      <w:r>
+        <w:t>) nativo de HTML5.</w:t>
       </w:r>
     </w:p>
     <w:p>
@@ -3446,10 +8269,74 @@
           <w:b/>
           <w:bCs/>
         </w:rPr>
-        <w:t>Captura y Parseo (De la UI al Backend):</w:t>
-      </w:r>
-      <w:r>
-        <w:t xml:space="preserve"> Cuando el usuario selecciona una fecha, el navegador la envía al servidor como una cadena de texto (string) basándose en la configuración regional. En C#, debemos convertir ese string a un objeto DateTime utilizando el método DateTime.Parse(texto) antes de enviarlo a la base de datos.</w:t>
+        <w:t xml:space="preserve">Captura y </w:t>
+      </w:r>
+      <w:proofErr w:type="spellStart"/>
+      <w:r>
+        <w:rPr>
+          <w:b/>
+          <w:bCs/>
+        </w:rPr>
+        <w:t>Parseo</w:t>
+      </w:r>
+      <w:proofErr w:type="spellEnd"/>
+      <w:r>
+        <w:rPr>
+          <w:b/>
+          <w:bCs/>
+        </w:rPr>
+        <w:t xml:space="preserve"> (De la UI al </w:t>
+      </w:r>
+      <w:proofErr w:type="spellStart"/>
+      <w:r>
+        <w:rPr>
+          <w:b/>
+          <w:bCs/>
+        </w:rPr>
+        <w:t>Backend</w:t>
+      </w:r>
+      <w:proofErr w:type="spellEnd"/>
+      <w:r>
+        <w:rPr>
+          <w:b/>
+          <w:bCs/>
+        </w:rPr>
+        <w:t>):</w:t>
+      </w:r>
+      <w:r>
+        <w:t xml:space="preserve"> Cuando el usuario selecciona una fecha, el navegador la envía al servidor como una cadena de texto (</w:t>
+      </w:r>
+      <w:proofErr w:type="spellStart"/>
+      <w:r>
+        <w:t>string</w:t>
+      </w:r>
+      <w:proofErr w:type="spellEnd"/>
+      <w:r>
+        <w:t xml:space="preserve">) basándose en la configuración regional. En C#, debemos convertir ese </w:t>
+      </w:r>
+      <w:proofErr w:type="spellStart"/>
+      <w:r>
+        <w:t>string</w:t>
+      </w:r>
+      <w:proofErr w:type="spellEnd"/>
+      <w:r>
+        <w:t xml:space="preserve"> a un objeto </w:t>
+      </w:r>
+      <w:proofErr w:type="spellStart"/>
+      <w:r>
+        <w:t>DateTime</w:t>
+      </w:r>
+      <w:proofErr w:type="spellEnd"/>
+      <w:r>
+        <w:t xml:space="preserve"> utilizando el método </w:t>
+      </w:r>
+      <w:proofErr w:type="spellStart"/>
+      <w:r>
+        <w:t>DateTime.Parse</w:t>
+      </w:r>
+      <w:proofErr w:type="spellEnd"/>
+      <w:r>
+        <w:t>(texto) antes de enviarlo a la base de datos.</w:t>
       </w:r>
     </w:p>
     <w:p>
@@ -3464,7 +8351,23 @@
           <w:b/>
           <w:bCs/>
         </w:rPr>
-        <w:t>Lectura y Formateo (Del Backend a la UI):</w:t>
+        <w:t xml:space="preserve">Lectura y Formateo (Del </w:t>
+      </w:r>
+      <w:proofErr w:type="spellStart"/>
+      <w:r>
+        <w:rPr>
+          <w:b/>
+          <w:bCs/>
+        </w:rPr>
+        <w:t>Backend</w:t>
+      </w:r>
+      <w:proofErr w:type="spellEnd"/>
+      <w:r>
+        <w:rPr>
+          <w:b/>
+          <w:bCs/>
+        </w:rPr>
+        <w:t xml:space="preserve"> a la UI):</w:t>
       </w:r>
     </w:p>
     <w:p>
@@ -3482,7 +8385,70 @@
         <w:t>Lectura desde BD:</w:t>
       </w:r>
       <w:r>
-        <w:t xml:space="preserve"> Al leer desde SQL Server (datos.Lector["FechaNacimiento"]), el dato llega como un tipo object. Debemos convertirlo primero a string (.ToString()) y luego parsearlo a DateTime.</w:t>
+        <w:t xml:space="preserve"> Al leer desde SQL Server (</w:t>
+      </w:r>
+      <w:proofErr w:type="spellStart"/>
+      <w:proofErr w:type="gramStart"/>
+      <w:r>
+        <w:t>datos.Lector</w:t>
+      </w:r>
+      <w:proofErr w:type="spellEnd"/>
+      <w:proofErr w:type="gramEnd"/>
+      <w:r>
+        <w:t>["</w:t>
+      </w:r>
+      <w:proofErr w:type="spellStart"/>
+      <w:r>
+        <w:t>FechaNacimiento</w:t>
+      </w:r>
+      <w:proofErr w:type="spellEnd"/>
+      <w:r>
+        <w:t xml:space="preserve">"]), el dato llega como un tipo </w:t>
+      </w:r>
+      <w:proofErr w:type="spellStart"/>
+      <w:r>
+        <w:t>object</w:t>
+      </w:r>
+      <w:proofErr w:type="spellEnd"/>
+      <w:r>
+        <w:t xml:space="preserve">. Debemos convertirlo primero a </w:t>
+      </w:r>
+      <w:proofErr w:type="spellStart"/>
+      <w:r>
+        <w:t>string</w:t>
+      </w:r>
+      <w:proofErr w:type="spellEnd"/>
+      <w:r>
+        <w:t xml:space="preserve"> </w:t>
+      </w:r>
+      <w:proofErr w:type="gramStart"/>
+      <w:r>
+        <w:t>(.</w:t>
+      </w:r>
+      <w:proofErr w:type="spellStart"/>
+      <w:r>
+        <w:t>ToString</w:t>
+      </w:r>
+      <w:proofErr w:type="spellEnd"/>
+      <w:proofErr w:type="gramEnd"/>
+      <w:r>
+        <w:t xml:space="preserve">()) y luego </w:t>
+      </w:r>
+      <w:proofErr w:type="spellStart"/>
+      <w:r>
+        <w:t>parsearlo</w:t>
+      </w:r>
+      <w:proofErr w:type="spellEnd"/>
+      <w:r>
+        <w:t xml:space="preserve"> a </w:t>
+      </w:r>
+      <w:proofErr w:type="spellStart"/>
+      <w:r>
+        <w:t>DateTime</w:t>
+      </w:r>
+      <w:proofErr w:type="spellEnd"/>
+      <w:r>
+        <w:t>.</w:t>
       </w:r>
     </w:p>
     <w:p>
@@ -3501,7 +8467,23 @@
         <w:t>Asignación al Control Date:</w:t>
       </w:r>
       <w:r>
-        <w:t xml:space="preserve"> Para que el control &lt;input type="date"&gt; pueda leer y pre-cargar una fecha previamente guardada, es </w:t>
+        <w:t xml:space="preserve"> Para que el control &lt;input </w:t>
+      </w:r>
+      <w:proofErr w:type="spellStart"/>
+      <w:r>
+        <w:t>type</w:t>
+      </w:r>
+      <w:proofErr w:type="spellEnd"/>
+      <w:r>
+        <w:t xml:space="preserve">="date"&gt; pueda leer y </w:t>
+      </w:r>
+      <w:proofErr w:type="spellStart"/>
+      <w:r>
+        <w:t>pre-cargar</w:t>
+      </w:r>
+      <w:proofErr w:type="spellEnd"/>
+      <w:r>
+        <w:t xml:space="preserve"> una fecha previamente guardada, es </w:t>
       </w:r>
       <w:r>
         <w:rPr>
@@ -3518,10 +8500,58 @@
           <w:b/>
           <w:bCs/>
         </w:rPr>
-        <w:t>"yyyy-MM-dd"</w:t>
-      </w:r>
-      <w:r>
-        <w:t xml:space="preserve"> (Año-Mes-Día). Si se envía en otro formato (como "dd/MM/yyyy"), el control no lo reconocerá y aparecerá vacío.</w:t>
+        <w:t>"</w:t>
+      </w:r>
+      <w:proofErr w:type="spellStart"/>
+      <w:r>
+        <w:rPr>
+          <w:b/>
+          <w:bCs/>
+        </w:rPr>
+        <w:t>yyyy</w:t>
+      </w:r>
+      <w:proofErr w:type="spellEnd"/>
+      <w:r>
+        <w:rPr>
+          <w:b/>
+          <w:bCs/>
+        </w:rPr>
+        <w:t>-MM-</w:t>
+      </w:r>
+      <w:proofErr w:type="spellStart"/>
+      <w:r>
+        <w:rPr>
+          <w:b/>
+          <w:bCs/>
+        </w:rPr>
+        <w:t>dd</w:t>
+      </w:r>
+      <w:proofErr w:type="spellEnd"/>
+      <w:r>
+        <w:rPr>
+          <w:b/>
+          <w:bCs/>
+        </w:rPr>
+        <w:t>"</w:t>
+      </w:r>
+      <w:r>
+        <w:t xml:space="preserve"> (Año-Mes-Día). Si se envía en otro formato (como "</w:t>
+      </w:r>
+      <w:proofErr w:type="spellStart"/>
+      <w:r>
+        <w:t>dd</w:t>
+      </w:r>
+      <w:proofErr w:type="spellEnd"/>
+      <w:r>
+        <w:t>/MM/</w:t>
+      </w:r>
+      <w:proofErr w:type="spellStart"/>
+      <w:r>
+        <w:t>yyyy</w:t>
+      </w:r>
+      <w:proofErr w:type="spellEnd"/>
+      <w:r>
+        <w:t>"), el control no lo reconocerá y aparecerá vacío.</w:t>
       </w:r>
     </w:p>
     <w:p>
@@ -3536,11 +8566,73 @@
           <w:b/>
           <w:bCs/>
         </w:rPr>
-        <w:t>Manejo de Nulos (DBNull):</w:t>
-      </w:r>
-      <w:r>
-        <w:t xml:space="preserve"> Al igual que con las imágenes o los nombres, la fecha de nacimiento no es un campo obligatorio inicial. Por lo tanto, al leer la base de datos, siempre se debe validar if (!(datos.Lector["FechaNacimiento"] is DBNull)) para evitar excepciones de tipo </w:t>
-      </w:r>
+        <w:t>Manejo de Nulos (</w:t>
+      </w:r>
+      <w:proofErr w:type="spellStart"/>
+      <w:r>
+        <w:rPr>
+          <w:b/>
+          <w:bCs/>
+        </w:rPr>
+        <w:t>DBNull</w:t>
+      </w:r>
+      <w:proofErr w:type="spellEnd"/>
+      <w:r>
+        <w:rPr>
+          <w:b/>
+          <w:bCs/>
+        </w:rPr>
+        <w:t>):</w:t>
+      </w:r>
+      <w:r>
+        <w:t xml:space="preserve"> Al igual que con las imágenes o los nombres, la fecha de nacimiento no es un campo obligatorio inicial. Por lo tanto, al leer la base de datos, siempre se debe validar </w:t>
+      </w:r>
+      <w:proofErr w:type="spellStart"/>
+      <w:r>
+        <w:t>if</w:t>
+      </w:r>
+      <w:proofErr w:type="spellEnd"/>
+      <w:r>
+        <w:t xml:space="preserve"> </w:t>
+      </w:r>
+      <w:proofErr w:type="gramStart"/>
+      <w:r>
+        <w:t>(!(</w:t>
+      </w:r>
+      <w:proofErr w:type="spellStart"/>
+      <w:proofErr w:type="gramEnd"/>
+      <w:r>
+        <w:t>datos.Lector</w:t>
+      </w:r>
+      <w:proofErr w:type="spellEnd"/>
+      <w:r>
+        <w:t>["</w:t>
+      </w:r>
+      <w:proofErr w:type="spellStart"/>
+      <w:r>
+        <w:t>FechaNacimiento</w:t>
+      </w:r>
+      <w:proofErr w:type="spellEnd"/>
+      <w:r>
+        <w:t xml:space="preserve">"] </w:t>
+      </w:r>
+      <w:proofErr w:type="spellStart"/>
+      <w:r>
+        <w:t>is</w:t>
+      </w:r>
+      <w:proofErr w:type="spellEnd"/>
+      <w:r>
+        <w:t xml:space="preserve"> </w:t>
+      </w:r>
+      <w:proofErr w:type="spellStart"/>
+      <w:r>
+        <w:t>DBNull</w:t>
+      </w:r>
+      <w:proofErr w:type="spellEnd"/>
+      <w:r>
+        <w:t xml:space="preserve">)) para evitar excepciones de tipo </w:t>
+      </w:r>
+      <w:proofErr w:type="spellStart"/>
       <w:r>
         <w:rPr>
           <w:i/>
@@ -3548,6 +8640,7 @@
         </w:rPr>
         <w:t>NullReferenceException</w:t>
       </w:r>
+      <w:proofErr w:type="spellEnd"/>
       <w:r>
         <w:t>.</w:t>
       </w:r>
@@ -3558,7 +8651,23 @@
           <w:b/>
           <w:bCs/>
         </w:rPr>
-        <w:t>TEMA: Jerarquía y Niveles de Manejo de Errores (Error Handling) en ASP.NET</w:t>
+        <w:t xml:space="preserve">TEMA: Jerarquía y Niveles de Manejo de Errores (Error </w:t>
+      </w:r>
+      <w:proofErr w:type="spellStart"/>
+      <w:r>
+        <w:rPr>
+          <w:b/>
+          <w:bCs/>
+        </w:rPr>
+        <w:t>Handling</w:t>
+      </w:r>
+      <w:proofErr w:type="spellEnd"/>
+      <w:r>
+        <w:rPr>
+          <w:b/>
+          <w:bCs/>
+        </w:rPr>
+        <w:t>) en ASP.NET</w:t>
       </w:r>
     </w:p>
     <w:p>
@@ -3591,8 +8700,21 @@
         <w:t>método recomendado</w:t>
       </w:r>
       <w:r>
-        <w:t xml:space="preserve"> como defensa principal porque permite una toma de decisiones específica. Por ejemplo, si falla un login, se puede registrar un intento fallido en la base de datos; si falla la conexión, se puede enviar un email al administrador .</w:t>
-      </w:r>
+        <w:t xml:space="preserve"> como defensa principal porque permite una toma de decisiones específica. Por ejemplo, si falla un </w:t>
+      </w:r>
+      <w:proofErr w:type="spellStart"/>
+      <w:r>
+        <w:t>login</w:t>
+      </w:r>
+      <w:proofErr w:type="spellEnd"/>
+      <w:r>
+        <w:t xml:space="preserve">, se puede registrar un intento fallido en la base de datos; si falla la conexión, se puede enviar un email al </w:t>
+      </w:r>
+      <w:proofErr w:type="gramStart"/>
+      <w:r>
+        <w:t>administrador .</w:t>
+      </w:r>
+      <w:proofErr w:type="gramEnd"/>
     </w:p>
     <w:p>
       <w:pPr>
@@ -3606,7 +8728,23 @@
           <w:b/>
           <w:bCs/>
         </w:rPr>
-        <w:t>Nivel 2: Por Página (Page_Error):</w:t>
+        <w:t>Nivel 2: Por Página (</w:t>
+      </w:r>
+      <w:proofErr w:type="spellStart"/>
+      <w:r>
+        <w:rPr>
+          <w:b/>
+          <w:bCs/>
+        </w:rPr>
+        <w:t>Page_Error</w:t>
+      </w:r>
+      <w:proofErr w:type="spellEnd"/>
+      <w:r>
+        <w:rPr>
+          <w:b/>
+          <w:bCs/>
+        </w:rPr>
+        <w:t>):</w:t>
       </w:r>
       <w:r>
         <w:t xml:space="preserve"> Es un evento a nivel de la clase Page. Captura cualquier excepción que haya ocurrido en esa pantalla específica y que no haya sido atrapada por un try...catch en el Nivel 1.</w:t>
@@ -3624,7 +8762,39 @@
           <w:b/>
           <w:bCs/>
         </w:rPr>
-        <w:t>Nivel 3: A Nivel Aplicación (Global.asax - Application_Error):</w:t>
+        <w:t>Nivel 3: A Nivel Aplicación (</w:t>
+      </w:r>
+      <w:proofErr w:type="spellStart"/>
+      <w:r>
+        <w:rPr>
+          <w:b/>
+          <w:bCs/>
+        </w:rPr>
+        <w:t>Global.asax</w:t>
+      </w:r>
+      <w:proofErr w:type="spellEnd"/>
+      <w:r>
+        <w:rPr>
+          <w:b/>
+          <w:bCs/>
+        </w:rPr>
+        <w:t xml:space="preserve"> - </w:t>
+      </w:r>
+      <w:proofErr w:type="spellStart"/>
+      <w:r>
+        <w:rPr>
+          <w:b/>
+          <w:bCs/>
+        </w:rPr>
+        <w:t>Application_Error</w:t>
+      </w:r>
+      <w:proofErr w:type="spellEnd"/>
+      <w:r>
+        <w:rPr>
+          <w:b/>
+          <w:bCs/>
+        </w:rPr>
+        <w:t>):</w:t>
       </w:r>
       <w:r>
         <w:t xml:space="preserve"> Es el nivel superior y la red de seguridad definitiva. Captura cualquier error no manejado que ocurra en </w:t>
@@ -3646,10 +8816,66 @@
           <w:b/>
           <w:bCs/>
         </w:rPr>
-        <w:t>Buenas Prácticas (Best Practices):</w:t>
-      </w:r>
-      <w:r>
-        <w:t xml:space="preserve"> No es recomendable usar el Nivel 3 (Global.asax) para lógicas de negocio específicas. Si se coloca allí la lógica de "registrar intento de login fallido", el sistema registrará un fallo de login por </w:t>
+        <w:t>Buenas Prácticas (</w:t>
+      </w:r>
+      <w:proofErr w:type="spellStart"/>
+      <w:r>
+        <w:rPr>
+          <w:b/>
+          <w:bCs/>
+        </w:rPr>
+        <w:t>Best</w:t>
+      </w:r>
+      <w:proofErr w:type="spellEnd"/>
+      <w:r>
+        <w:rPr>
+          <w:b/>
+          <w:bCs/>
+        </w:rPr>
+        <w:t xml:space="preserve"> </w:t>
+      </w:r>
+      <w:proofErr w:type="spellStart"/>
+      <w:r>
+        <w:rPr>
+          <w:b/>
+          <w:bCs/>
+        </w:rPr>
+        <w:t>Practices</w:t>
+      </w:r>
+      <w:proofErr w:type="spellEnd"/>
+      <w:r>
+        <w:rPr>
+          <w:b/>
+          <w:bCs/>
+        </w:rPr>
+        <w:t>):</w:t>
+      </w:r>
+      <w:r>
+        <w:t xml:space="preserve"> No es recomendable usar el Nivel 3 (</w:t>
+      </w:r>
+      <w:proofErr w:type="spellStart"/>
+      <w:r>
+        <w:t>Global.asax</w:t>
+      </w:r>
+      <w:proofErr w:type="spellEnd"/>
+      <w:r>
+        <w:t xml:space="preserve">) para lógicas de negocio específicas. Si se coloca allí la lógica de "registrar intento de </w:t>
+      </w:r>
+      <w:proofErr w:type="spellStart"/>
+      <w:r>
+        <w:t>login</w:t>
+      </w:r>
+      <w:proofErr w:type="spellEnd"/>
+      <w:r>
+        <w:t xml:space="preserve"> fallido", el sistema registrará un fallo de </w:t>
+      </w:r>
+      <w:proofErr w:type="spellStart"/>
+      <w:r>
+        <w:t>login</w:t>
+      </w:r>
+      <w:proofErr w:type="spellEnd"/>
+      <w:r>
+        <w:t xml:space="preserve"> por </w:t>
       </w:r>
       <w:r>
         <w:rPr>
@@ -3666,13 +8892,1188 @@
           <w:b/>
           <w:bCs/>
         </w:rPr>
-        <w:t>Manejo por evento (Nivel 1) para control específico + Manejo en Global.asax (Nivel 3) como red de seguridad genérica</w:t>
+        <w:t xml:space="preserve">Manejo por evento (Nivel 1) para control específico + Manejo en </w:t>
+      </w:r>
+      <w:proofErr w:type="spellStart"/>
+      <w:r>
+        <w:rPr>
+          <w:b/>
+          <w:bCs/>
+        </w:rPr>
+        <w:t>Global.asax</w:t>
+      </w:r>
+      <w:proofErr w:type="spellEnd"/>
+      <w:r>
+        <w:rPr>
+          <w:b/>
+          <w:bCs/>
+        </w:rPr>
+        <w:t xml:space="preserve"> (Nivel 3) como red de seguridad genérica</w:t>
       </w:r>
       <w:r>
         <w:t>.</w:t>
       </w:r>
     </w:p>
     <w:p/>
+    <w:p>
+      <w:r>
+        <w:rPr>
+          <w:b/>
+          <w:bCs/>
+        </w:rPr>
+        <w:t>TEMA: Niveles y Capas de Validación en Aplicaciones .NET</w:t>
+      </w:r>
+    </w:p>
+    <w:p>
+      <w:r>
+        <w:t>Validar significa asegurarnos de que los datos ingresados cumplan con las reglas de nuestro sistema antes de ser procesados (</w:t>
+      </w:r>
+      <w:proofErr w:type="spellStart"/>
+      <w:r>
+        <w:t>ej</w:t>
+      </w:r>
+      <w:proofErr w:type="spellEnd"/>
+      <w:r>
+        <w:t>: que un email tenga el formato correcto, que no falten datos obligatorios, etc.). Las validaciones se pueden (y se deben) aplicar en múltiples capas:</w:t>
+      </w:r>
+    </w:p>
+    <w:p>
+      <w:r>
+        <w:rPr>
+          <w:b/>
+          <w:bCs/>
+        </w:rPr>
+        <w:t>1. Nivel Front-</w:t>
+      </w:r>
+      <w:proofErr w:type="spellStart"/>
+      <w:r>
+        <w:rPr>
+          <w:b/>
+          <w:bCs/>
+        </w:rPr>
+        <w:t>End</w:t>
+      </w:r>
+      <w:proofErr w:type="spellEnd"/>
+      <w:r>
+        <w:rPr>
+          <w:b/>
+          <w:bCs/>
+        </w:rPr>
+        <w:t xml:space="preserve"> (Cliente / Navegador)</w:t>
+      </w:r>
+      <w:r>
+        <w:t xml:space="preserve"> Es la primera línea de defensa. Busca darle una respuesta instantánea al usuario sin tener que viajar al servidor.</w:t>
+      </w:r>
+    </w:p>
+    <w:p>
+      <w:pPr>
+        <w:numPr>
+          <w:ilvl w:val="0"/>
+          <w:numId w:val="36"/>
+        </w:numPr>
+      </w:pPr>
+      <w:r>
+        <w:rPr>
+          <w:b/>
+          <w:bCs/>
+        </w:rPr>
+        <w:t>HTML5 Puro:</w:t>
+      </w:r>
+      <w:r>
+        <w:t xml:space="preserve"> Uso de atributos como </w:t>
+      </w:r>
+      <w:proofErr w:type="spellStart"/>
+      <w:r>
+        <w:t>required</w:t>
+      </w:r>
+      <w:proofErr w:type="spellEnd"/>
+      <w:r>
+        <w:t xml:space="preserve">, </w:t>
+      </w:r>
+      <w:proofErr w:type="spellStart"/>
+      <w:r>
+        <w:t>type</w:t>
+      </w:r>
+      <w:proofErr w:type="spellEnd"/>
+      <w:r>
+        <w:t xml:space="preserve">="email", </w:t>
+      </w:r>
+      <w:proofErr w:type="spellStart"/>
+      <w:r>
+        <w:t>maxlength</w:t>
+      </w:r>
+      <w:proofErr w:type="spellEnd"/>
+      <w:r>
+        <w:t xml:space="preserve">. Es </w:t>
+      </w:r>
+      <w:proofErr w:type="gramStart"/>
+      <w:r>
+        <w:t>rápido</w:t>
+      </w:r>
+      <w:proofErr w:type="gramEnd"/>
+      <w:r>
+        <w:t xml:space="preserve"> pero extremadamente frágil. Un usuario avanzado puede inspeccionar el elemento y borrar el atributo </w:t>
+      </w:r>
+      <w:proofErr w:type="spellStart"/>
+      <w:r>
+        <w:t>required</w:t>
+      </w:r>
+      <w:proofErr w:type="spellEnd"/>
+      <w:r>
+        <w:t xml:space="preserve"> para saltearse la validación.</w:t>
+      </w:r>
+    </w:p>
+    <w:p>
+      <w:pPr>
+        <w:numPr>
+          <w:ilvl w:val="0"/>
+          <w:numId w:val="36"/>
+        </w:numPr>
+      </w:pPr>
+      <w:r>
+        <w:rPr>
+          <w:b/>
+          <w:bCs/>
+        </w:rPr>
+        <w:t>JavaScript:</w:t>
+      </w:r>
+      <w:r>
+        <w:t xml:space="preserve"> Permite lógicas más complejas en tiempo real (</w:t>
+      </w:r>
+      <w:proofErr w:type="spellStart"/>
+      <w:r>
+        <w:t>ej</w:t>
+      </w:r>
+      <w:proofErr w:type="spellEnd"/>
+      <w:r>
+        <w:t>: verificar que dos contraseñas coincidan mientras se escriben). Al igual que HTML, puede ser evadido si el usuario desactiva JS en su navegador.</w:t>
+      </w:r>
+    </w:p>
+    <w:p>
+      <w:r>
+        <w:rPr>
+          <w:b/>
+          <w:bCs/>
+        </w:rPr>
+        <w:lastRenderedPageBreak/>
+        <w:t>2. Nivel Back-</w:t>
+      </w:r>
+      <w:proofErr w:type="spellStart"/>
+      <w:r>
+        <w:rPr>
+          <w:b/>
+          <w:bCs/>
+        </w:rPr>
+        <w:t>End</w:t>
+      </w:r>
+      <w:proofErr w:type="spellEnd"/>
+      <w:r>
+        <w:rPr>
+          <w:b/>
+          <w:bCs/>
+        </w:rPr>
+        <w:t xml:space="preserve"> (Servidor / </w:t>
+      </w:r>
+      <w:proofErr w:type="spellStart"/>
+      <w:r>
+        <w:rPr>
+          <w:b/>
+          <w:bCs/>
+        </w:rPr>
+        <w:t>Code-Behind</w:t>
+      </w:r>
+      <w:proofErr w:type="spellEnd"/>
+      <w:r>
+        <w:rPr>
+          <w:b/>
+          <w:bCs/>
+        </w:rPr>
+        <w:t>)</w:t>
+      </w:r>
+      <w:r>
+        <w:t xml:space="preserve"> Es la validación </w:t>
+      </w:r>
+      <w:r>
+        <w:rPr>
+          <w:b/>
+          <w:bCs/>
+        </w:rPr>
+        <w:t>obligatoria</w:t>
+      </w:r>
+      <w:r>
+        <w:t>. Nunca se debe confiar exclusivamente en el Front-</w:t>
+      </w:r>
+      <w:proofErr w:type="spellStart"/>
+      <w:r>
+        <w:t>End</w:t>
+      </w:r>
+      <w:proofErr w:type="spellEnd"/>
+      <w:r>
+        <w:t>.</w:t>
+      </w:r>
+    </w:p>
+    <w:p>
+      <w:pPr>
+        <w:numPr>
+          <w:ilvl w:val="0"/>
+          <w:numId w:val="37"/>
+        </w:numPr>
+      </w:pPr>
+      <w:r>
+        <w:rPr>
+          <w:b/>
+          <w:bCs/>
+        </w:rPr>
+        <w:t>En Eventos de UI (</w:t>
+      </w:r>
+      <w:proofErr w:type="spellStart"/>
+      <w:r>
+        <w:rPr>
+          <w:b/>
+          <w:bCs/>
+        </w:rPr>
+        <w:t>Login.aspx.cs</w:t>
+      </w:r>
+      <w:proofErr w:type="spellEnd"/>
+      <w:r>
+        <w:rPr>
+          <w:b/>
+          <w:bCs/>
+        </w:rPr>
+        <w:t>):</w:t>
+      </w:r>
+      <w:r>
+        <w:t xml:space="preserve"> Antes de llamar a la base de datos, verificamos desde C# que las cajas de texto no estén vacías o que cumplan ciertos formatos (</w:t>
+      </w:r>
+      <w:proofErr w:type="spellStart"/>
+      <w:proofErr w:type="gramStart"/>
+      <w:r>
+        <w:t>string.IsNullOrEmpty</w:t>
+      </w:r>
+      <w:proofErr w:type="spellEnd"/>
+      <w:proofErr w:type="gramEnd"/>
+      <w:r>
+        <w:t>(</w:t>
+      </w:r>
+      <w:proofErr w:type="spellStart"/>
+      <w:r>
+        <w:t>txtEmail.Text</w:t>
+      </w:r>
+      <w:proofErr w:type="spellEnd"/>
+      <w:r>
+        <w:t>)).</w:t>
+      </w:r>
+    </w:p>
+    <w:p>
+      <w:pPr>
+        <w:numPr>
+          <w:ilvl w:val="0"/>
+          <w:numId w:val="37"/>
+        </w:numPr>
+      </w:pPr>
+      <w:r>
+        <w:rPr>
+          <w:b/>
+          <w:bCs/>
+        </w:rPr>
+        <w:t>En la Capa de Negocio (</w:t>
+      </w:r>
+      <w:proofErr w:type="spellStart"/>
+      <w:r>
+        <w:rPr>
+          <w:b/>
+          <w:bCs/>
+        </w:rPr>
+        <w:t>TraineeNegocio.cs</w:t>
+      </w:r>
+      <w:proofErr w:type="spellEnd"/>
+      <w:r>
+        <w:rPr>
+          <w:b/>
+          <w:bCs/>
+        </w:rPr>
+        <w:t>):</w:t>
+      </w:r>
+      <w:r>
+        <w:t xml:space="preserve"> Antes de ejecutar un INSERT o UPDATE, el método puede validar si los datos recibidos son lógicos. Si no lo son, se puede forzar el lanzamiento de una excepción personalizada (</w:t>
+      </w:r>
+      <w:proofErr w:type="spellStart"/>
+      <w:r>
+        <w:t>throw</w:t>
+      </w:r>
+      <w:proofErr w:type="spellEnd"/>
+      <w:r>
+        <w:t xml:space="preserve"> new </w:t>
+      </w:r>
+      <w:proofErr w:type="spellStart"/>
+      <w:proofErr w:type="gramStart"/>
+      <w:r>
+        <w:t>Exception</w:t>
+      </w:r>
+      <w:proofErr w:type="spellEnd"/>
+      <w:r>
+        <w:t>(</w:t>
+      </w:r>
+      <w:proofErr w:type="gramEnd"/>
+      <w:r>
+        <w:t>"Datos incompletos");).</w:t>
+      </w:r>
+    </w:p>
+    <w:p>
+      <w:r>
+        <w:rPr>
+          <w:b/>
+          <w:bCs/>
+        </w:rPr>
+        <w:t>3. Nivel de Dominio (Objetos / Clases)</w:t>
+      </w:r>
+      <w:r>
+        <w:t xml:space="preserve"> La validación ocurre en el momento exacto en que se intenta asignar un valor a una propiedad del objeto.</w:t>
+      </w:r>
+    </w:p>
+    <w:p>
+      <w:pPr>
+        <w:numPr>
+          <w:ilvl w:val="0"/>
+          <w:numId w:val="38"/>
+        </w:numPr>
+      </w:pPr>
+      <w:r>
+        <w:t>Se reemplazan las propiedades automáticas (</w:t>
+      </w:r>
+      <w:proofErr w:type="spellStart"/>
+      <w:r>
+        <w:t>public</w:t>
+      </w:r>
+      <w:proofErr w:type="spellEnd"/>
+      <w:r>
+        <w:t xml:space="preserve"> </w:t>
+      </w:r>
+      <w:proofErr w:type="spellStart"/>
+      <w:r>
+        <w:t>string</w:t>
+      </w:r>
+      <w:proofErr w:type="spellEnd"/>
+      <w:r>
+        <w:t xml:space="preserve"> Email </w:t>
+      </w:r>
+      <w:proofErr w:type="gramStart"/>
+      <w:r>
+        <w:t xml:space="preserve">{ </w:t>
+      </w:r>
+      <w:proofErr w:type="spellStart"/>
+      <w:r>
+        <w:t>get</w:t>
+      </w:r>
+      <w:proofErr w:type="spellEnd"/>
+      <w:proofErr w:type="gramEnd"/>
+      <w:r>
+        <w:t xml:space="preserve">; set; }) por propiedades desarrolladas. En el bloque set, se incluye un </w:t>
+      </w:r>
+      <w:proofErr w:type="spellStart"/>
+      <w:r>
+        <w:t>if</w:t>
+      </w:r>
+      <w:proofErr w:type="spellEnd"/>
+      <w:r>
+        <w:t xml:space="preserve"> que lanza una excepción si el </w:t>
+      </w:r>
+      <w:proofErr w:type="spellStart"/>
+      <w:r>
+        <w:t>value</w:t>
+      </w:r>
+      <w:proofErr w:type="spellEnd"/>
+      <w:r>
+        <w:t xml:space="preserve"> no cumple las reglas. Es ideal para </w:t>
+      </w:r>
+      <w:proofErr w:type="spellStart"/>
+      <w:r>
+        <w:t>APIs</w:t>
+      </w:r>
+      <w:proofErr w:type="spellEnd"/>
+      <w:r>
+        <w:t xml:space="preserve"> o sistemas donde no hay interfaz gráfica.</w:t>
+      </w:r>
+    </w:p>
+    <w:p>
+      <w:r>
+        <w:rPr>
+          <w:b/>
+          <w:bCs/>
+        </w:rPr>
+        <w:t>4. Nivel Base de Datos (SQL Server)</w:t>
+      </w:r>
+      <w:r>
+        <w:t xml:space="preserve"> Es la última y más dura línea de defensa.</w:t>
+      </w:r>
+    </w:p>
+    <w:p>
+      <w:pPr>
+        <w:numPr>
+          <w:ilvl w:val="0"/>
+          <w:numId w:val="39"/>
+        </w:numPr>
+      </w:pPr>
+      <w:r>
+        <w:rPr>
+          <w:b/>
+          <w:bCs/>
+        </w:rPr>
+        <w:t>Restricciones de Tabla (</w:t>
+      </w:r>
+      <w:proofErr w:type="spellStart"/>
+      <w:r>
+        <w:rPr>
+          <w:b/>
+          <w:bCs/>
+        </w:rPr>
+        <w:t>Constraints</w:t>
+      </w:r>
+      <w:proofErr w:type="spellEnd"/>
+      <w:r>
+        <w:rPr>
+          <w:b/>
+          <w:bCs/>
+        </w:rPr>
+        <w:t>):</w:t>
+      </w:r>
+      <w:r>
+        <w:t xml:space="preserve"> Columnas marcadas como NOT NULL (no aceptan vacío absoluto), o validaciones de tipo de dato (intentar guardar la palabra "Hola" en un campo INT).</w:t>
+      </w:r>
+    </w:p>
+    <w:p>
+      <w:pPr>
+        <w:numPr>
+          <w:ilvl w:val="0"/>
+          <w:numId w:val="39"/>
+        </w:numPr>
+      </w:pPr>
+      <w:r>
+        <w:rPr>
+          <w:b/>
+          <w:bCs/>
+        </w:rPr>
+        <w:t>Integridad Referencial (</w:t>
+      </w:r>
+      <w:proofErr w:type="spellStart"/>
+      <w:r>
+        <w:rPr>
+          <w:b/>
+          <w:bCs/>
+        </w:rPr>
+        <w:t>Foreign</w:t>
+      </w:r>
+      <w:proofErr w:type="spellEnd"/>
+      <w:r>
+        <w:rPr>
+          <w:b/>
+          <w:bCs/>
+        </w:rPr>
+        <w:t xml:space="preserve"> </w:t>
+      </w:r>
+      <w:proofErr w:type="spellStart"/>
+      <w:r>
+        <w:rPr>
+          <w:b/>
+          <w:bCs/>
+        </w:rPr>
+        <w:t>Keys</w:t>
+      </w:r>
+      <w:proofErr w:type="spellEnd"/>
+      <w:r>
+        <w:rPr>
+          <w:b/>
+          <w:bCs/>
+        </w:rPr>
+        <w:t>):</w:t>
+      </w:r>
+      <w:r>
+        <w:t xml:space="preserve"> Reglas que impiden, por ejemplo, borrar el elemento "Fuego" si todavía existen </w:t>
+      </w:r>
+      <w:proofErr w:type="spellStart"/>
+      <w:r>
+        <w:t>Pokémons</w:t>
+      </w:r>
+      <w:proofErr w:type="spellEnd"/>
+      <w:r>
+        <w:t xml:space="preserve"> asociados a ese elemento. Si el back-</w:t>
+      </w:r>
+      <w:proofErr w:type="spellStart"/>
+      <w:r>
+        <w:t>end</w:t>
+      </w:r>
+      <w:proofErr w:type="spellEnd"/>
+      <w:r>
+        <w:t xml:space="preserve"> no captura estos errores, la base de datos arrojará un </w:t>
+      </w:r>
+      <w:proofErr w:type="spellStart"/>
+      <w:r>
+        <w:t>SqlException</w:t>
+      </w:r>
+      <w:proofErr w:type="spellEnd"/>
+      <w:r>
+        <w:t>.</w:t>
+      </w:r>
+    </w:p>
+    <w:p>
+      <w:r>
+        <w:rPr>
+          <w:b/>
+          <w:bCs/>
+        </w:rPr>
+        <w:t>TEMA: Validaciones Clásicas en Back-</w:t>
+      </w:r>
+      <w:proofErr w:type="spellStart"/>
+      <w:r>
+        <w:rPr>
+          <w:b/>
+          <w:bCs/>
+        </w:rPr>
+        <w:t>End</w:t>
+      </w:r>
+      <w:proofErr w:type="spellEnd"/>
+      <w:r>
+        <w:rPr>
+          <w:b/>
+          <w:bCs/>
+        </w:rPr>
+        <w:t xml:space="preserve"> y Clases Auxiliares (</w:t>
+      </w:r>
+      <w:proofErr w:type="spellStart"/>
+      <w:r>
+        <w:rPr>
+          <w:b/>
+          <w:bCs/>
+        </w:rPr>
+        <w:t>Helpers</w:t>
+      </w:r>
+      <w:proofErr w:type="spellEnd"/>
+      <w:r>
+        <w:rPr>
+          <w:b/>
+          <w:bCs/>
+        </w:rPr>
+        <w:t>)</w:t>
+      </w:r>
+    </w:p>
+    <w:p>
+      <w:pPr>
+        <w:numPr>
+          <w:ilvl w:val="0"/>
+          <w:numId w:val="40"/>
+        </w:numPr>
+      </w:pPr>
+      <w:r>
+        <w:rPr>
+          <w:b/>
+          <w:bCs/>
+        </w:rPr>
+        <w:t xml:space="preserve">El Método </w:t>
+      </w:r>
+      <w:proofErr w:type="spellStart"/>
+      <w:proofErr w:type="gramStart"/>
+      <w:r>
+        <w:rPr>
+          <w:b/>
+          <w:bCs/>
+        </w:rPr>
+        <w:t>string.IsNullOrEmpty</w:t>
+      </w:r>
+      <w:proofErr w:type="spellEnd"/>
+      <w:proofErr w:type="gramEnd"/>
+      <w:r>
+        <w:rPr>
+          <w:b/>
+          <w:bCs/>
+        </w:rPr>
+        <w:t>():</w:t>
+      </w:r>
+      <w:r>
+        <w:t xml:space="preserve"> Es la forma más segura y recomendada en C# para verificar si una cadena de texto no tiene contenido. Es superior a preguntar </w:t>
+      </w:r>
+      <w:proofErr w:type="spellStart"/>
+      <w:r>
+        <w:t>if</w:t>
+      </w:r>
+      <w:proofErr w:type="spellEnd"/>
+      <w:r>
+        <w:t xml:space="preserve"> (texto == "") porque también evalúa si el objeto es nulo en memoria.</w:t>
+      </w:r>
+    </w:p>
+    <w:p>
+      <w:pPr>
+        <w:numPr>
+          <w:ilvl w:val="0"/>
+          <w:numId w:val="40"/>
+        </w:numPr>
+      </w:pPr>
+      <w:r>
+        <w:rPr>
+          <w:b/>
+          <w:bCs/>
+        </w:rPr>
+        <w:t>Centralización de Validaciones:</w:t>
+      </w:r>
+      <w:r>
+        <w:t xml:space="preserve"> Si un sistema tiene muchas pantallas, escribir </w:t>
+      </w:r>
+      <w:proofErr w:type="spellStart"/>
+      <w:r>
+        <w:t>if</w:t>
+      </w:r>
+      <w:proofErr w:type="spellEnd"/>
+      <w:r>
+        <w:t xml:space="preserve"> (</w:t>
+      </w:r>
+      <w:proofErr w:type="spellStart"/>
+      <w:proofErr w:type="gramStart"/>
+      <w:r>
+        <w:t>string.IsNullOrEmpty</w:t>
+      </w:r>
+      <w:proofErr w:type="spellEnd"/>
+      <w:proofErr w:type="gramEnd"/>
+      <w:r>
+        <w:t>(...)) repetidas veces viola el principio DRY (</w:t>
+      </w:r>
+      <w:proofErr w:type="spellStart"/>
+      <w:r>
+        <w:t>Don't</w:t>
+      </w:r>
+      <w:proofErr w:type="spellEnd"/>
+      <w:r>
+        <w:t xml:space="preserve"> </w:t>
+      </w:r>
+      <w:proofErr w:type="spellStart"/>
+      <w:r>
+        <w:t>Repeat</w:t>
+      </w:r>
+      <w:proofErr w:type="spellEnd"/>
+      <w:r>
+        <w:t xml:space="preserve"> </w:t>
+      </w:r>
+      <w:proofErr w:type="spellStart"/>
+      <w:r>
+        <w:t>Yourself</w:t>
+      </w:r>
+      <w:proofErr w:type="spellEnd"/>
+      <w:r>
+        <w:t>). La buena práctica es crear una clase estática (</w:t>
+      </w:r>
+      <w:proofErr w:type="spellStart"/>
+      <w:r>
+        <w:t>ej</w:t>
+      </w:r>
+      <w:proofErr w:type="spellEnd"/>
+      <w:r>
+        <w:t xml:space="preserve">: </w:t>
+      </w:r>
+      <w:proofErr w:type="spellStart"/>
+      <w:r>
+        <w:t>Validacion</w:t>
+      </w:r>
+      <w:proofErr w:type="spellEnd"/>
+      <w:r>
+        <w:t>) que contenga métodos genéricos para evaluar controles.</w:t>
+      </w:r>
+    </w:p>
+    <w:p>
+      <w:pPr>
+        <w:numPr>
+          <w:ilvl w:val="0"/>
+          <w:numId w:val="40"/>
+        </w:numPr>
+      </w:pPr>
+      <w:r>
+        <w:rPr>
+          <w:b/>
+          <w:bCs/>
+        </w:rPr>
+        <w:t xml:space="preserve">Parámetros de tipo </w:t>
+      </w:r>
+      <w:proofErr w:type="spellStart"/>
+      <w:r>
+        <w:rPr>
+          <w:b/>
+          <w:bCs/>
+        </w:rPr>
+        <w:t>object</w:t>
+      </w:r>
+      <w:proofErr w:type="spellEnd"/>
+      <w:r>
+        <w:rPr>
+          <w:b/>
+          <w:bCs/>
+        </w:rPr>
+        <w:t>:</w:t>
+      </w:r>
+      <w:r>
+        <w:t xml:space="preserve"> Para que un método de validación sea verdaderamente genérico, puede recibir el control de la interfaz como un </w:t>
+      </w:r>
+      <w:proofErr w:type="spellStart"/>
+      <w:r>
+        <w:t>object</w:t>
+      </w:r>
+      <w:proofErr w:type="spellEnd"/>
+      <w:r>
+        <w:t xml:space="preserve"> en lugar de un </w:t>
+      </w:r>
+      <w:proofErr w:type="spellStart"/>
+      <w:r>
+        <w:t>TextBox</w:t>
+      </w:r>
+      <w:proofErr w:type="spellEnd"/>
+      <w:r>
+        <w:t xml:space="preserve"> o un </w:t>
+      </w:r>
+      <w:proofErr w:type="spellStart"/>
+      <w:r>
+        <w:t>string</w:t>
+      </w:r>
+      <w:proofErr w:type="spellEnd"/>
+      <w:r>
+        <w:t xml:space="preserve">. Luego, dentro del método, se verifica el tipo de control (usando el operador </w:t>
+      </w:r>
+      <w:proofErr w:type="spellStart"/>
+      <w:r>
+        <w:t>is</w:t>
+      </w:r>
+      <w:proofErr w:type="spellEnd"/>
+      <w:r>
+        <w:t xml:space="preserve">) y se castea explícitamente. </w:t>
+      </w:r>
+      <w:r>
+        <w:rPr>
+          <w:i/>
+          <w:iCs/>
+        </w:rPr>
+        <w:t xml:space="preserve">Nota: En ASP.NET Web </w:t>
+      </w:r>
+      <w:proofErr w:type="spellStart"/>
+      <w:r>
+        <w:rPr>
+          <w:i/>
+          <w:iCs/>
+        </w:rPr>
+        <w:t>Forms</w:t>
+      </w:r>
+      <w:proofErr w:type="spellEnd"/>
+      <w:r>
+        <w:rPr>
+          <w:i/>
+          <w:iCs/>
+        </w:rPr>
+        <w:t xml:space="preserve">, para referenciar la clase </w:t>
+      </w:r>
+      <w:proofErr w:type="spellStart"/>
+      <w:r>
+        <w:rPr>
+          <w:i/>
+          <w:iCs/>
+        </w:rPr>
+        <w:t>TextBox</w:t>
+      </w:r>
+      <w:proofErr w:type="spellEnd"/>
+      <w:r>
+        <w:rPr>
+          <w:i/>
+          <w:iCs/>
+        </w:rPr>
+        <w:t xml:space="preserve"> en una capa de Negocio, el proyecto debe referenciar la librería </w:t>
+      </w:r>
+      <w:proofErr w:type="spellStart"/>
+      <w:r>
+        <w:rPr>
+          <w:i/>
+          <w:iCs/>
+        </w:rPr>
+        <w:t>System.Web.</w:t>
+      </w:r>
+      <w:proofErr w:type="gramStart"/>
+      <w:r>
+        <w:rPr>
+          <w:i/>
+          <w:iCs/>
+        </w:rPr>
+        <w:t>UI.WebControls</w:t>
+      </w:r>
+      <w:proofErr w:type="spellEnd"/>
+      <w:proofErr w:type="gramEnd"/>
+      <w:r>
+        <w:rPr>
+          <w:i/>
+          <w:iCs/>
+        </w:rPr>
+        <w:t xml:space="preserve"> o, más sencillamente, la clase de validación debe residir en el proyecto Web.</w:t>
+      </w:r>
+    </w:p>
+    <w:p>
+      <w:pPr>
+        <w:numPr>
+          <w:ilvl w:val="0"/>
+          <w:numId w:val="40"/>
+        </w:numPr>
+      </w:pPr>
+      <w:r>
+        <w:rPr>
+          <w:b/>
+          <w:bCs/>
+        </w:rPr>
+        <w:t>UX: Retención de Estado:</w:t>
+      </w:r>
+      <w:r>
+        <w:t xml:space="preserve"> Cuando una validación en Back-</w:t>
+      </w:r>
+      <w:proofErr w:type="spellStart"/>
+      <w:r>
+        <w:t>End</w:t>
+      </w:r>
+      <w:proofErr w:type="spellEnd"/>
+      <w:r>
+        <w:t xml:space="preserve"> falla y redirige al usuario a una pantalla de error genérica, si el usuario hace clic en "Volver", perderá todos los datos que ya había ingresado. Una estrategia para mitigar esto es guardar el objeto parcialmente cargado en la </w:t>
+      </w:r>
+      <w:proofErr w:type="spellStart"/>
+      <w:r>
+        <w:t>Session</w:t>
+      </w:r>
+      <w:proofErr w:type="spellEnd"/>
+      <w:r>
+        <w:t xml:space="preserve"> antes de redirigir, y recuperarlo al volver a cargar la pantalla.</w:t>
+      </w:r>
+    </w:p>
+    <w:p/>
+    <w:p>
+      <w:r>
+        <w:rPr>
+          <w:b/>
+          <w:bCs/>
+        </w:rPr>
+        <w:lastRenderedPageBreak/>
+        <w:t>TEMA: Validaciones Clásicas en Back-</w:t>
+      </w:r>
+      <w:proofErr w:type="spellStart"/>
+      <w:r>
+        <w:rPr>
+          <w:b/>
+          <w:bCs/>
+        </w:rPr>
+        <w:t>End</w:t>
+      </w:r>
+      <w:proofErr w:type="spellEnd"/>
+      <w:r>
+        <w:rPr>
+          <w:b/>
+          <w:bCs/>
+        </w:rPr>
+        <w:t xml:space="preserve"> y Clases Auxiliares (</w:t>
+      </w:r>
+      <w:proofErr w:type="spellStart"/>
+      <w:r>
+        <w:rPr>
+          <w:b/>
+          <w:bCs/>
+        </w:rPr>
+        <w:t>Helpers</w:t>
+      </w:r>
+      <w:proofErr w:type="spellEnd"/>
+      <w:r>
+        <w:rPr>
+          <w:b/>
+          <w:bCs/>
+        </w:rPr>
+        <w:t>)</w:t>
+      </w:r>
+    </w:p>
+    <w:p>
+      <w:pPr>
+        <w:numPr>
+          <w:ilvl w:val="0"/>
+          <w:numId w:val="41"/>
+        </w:numPr>
+      </w:pPr>
+      <w:r>
+        <w:rPr>
+          <w:b/>
+          <w:bCs/>
+        </w:rPr>
+        <w:t xml:space="preserve">El Método </w:t>
+      </w:r>
+      <w:proofErr w:type="spellStart"/>
+      <w:proofErr w:type="gramStart"/>
+      <w:r>
+        <w:rPr>
+          <w:b/>
+          <w:bCs/>
+        </w:rPr>
+        <w:t>string.IsNullOrEmpty</w:t>
+      </w:r>
+      <w:proofErr w:type="spellEnd"/>
+      <w:proofErr w:type="gramEnd"/>
+      <w:r>
+        <w:rPr>
+          <w:b/>
+          <w:bCs/>
+        </w:rPr>
+        <w:t>():</w:t>
+      </w:r>
+      <w:r>
+        <w:t xml:space="preserve"> Es la forma más segura y recomendada en C# para verificar si una cadena de texto no tiene contenido. Es superior a preguntar </w:t>
+      </w:r>
+      <w:proofErr w:type="spellStart"/>
+      <w:r>
+        <w:t>if</w:t>
+      </w:r>
+      <w:proofErr w:type="spellEnd"/>
+      <w:r>
+        <w:t xml:space="preserve"> (texto == "") porque también evalúa si el objeto es nulo en memoria.</w:t>
+      </w:r>
+    </w:p>
+    <w:p>
+      <w:pPr>
+        <w:numPr>
+          <w:ilvl w:val="0"/>
+          <w:numId w:val="41"/>
+        </w:numPr>
+      </w:pPr>
+      <w:r>
+        <w:rPr>
+          <w:b/>
+          <w:bCs/>
+        </w:rPr>
+        <w:t>Centralización de Validaciones:</w:t>
+      </w:r>
+      <w:r>
+        <w:t xml:space="preserve"> Si un sistema tiene muchas pantallas, escribir </w:t>
+      </w:r>
+      <w:proofErr w:type="spellStart"/>
+      <w:r>
+        <w:t>if</w:t>
+      </w:r>
+      <w:proofErr w:type="spellEnd"/>
+      <w:r>
+        <w:t xml:space="preserve"> (</w:t>
+      </w:r>
+      <w:proofErr w:type="spellStart"/>
+      <w:proofErr w:type="gramStart"/>
+      <w:r>
+        <w:t>string.IsNullOrEmpty</w:t>
+      </w:r>
+      <w:proofErr w:type="spellEnd"/>
+      <w:proofErr w:type="gramEnd"/>
+      <w:r>
+        <w:t>(...)) repetidas veces viola el principio DRY (</w:t>
+      </w:r>
+      <w:proofErr w:type="spellStart"/>
+      <w:r>
+        <w:t>Don't</w:t>
+      </w:r>
+      <w:proofErr w:type="spellEnd"/>
+      <w:r>
+        <w:t xml:space="preserve"> </w:t>
+      </w:r>
+      <w:proofErr w:type="spellStart"/>
+      <w:r>
+        <w:t>Repeat</w:t>
+      </w:r>
+      <w:proofErr w:type="spellEnd"/>
+      <w:r>
+        <w:t xml:space="preserve"> </w:t>
+      </w:r>
+      <w:proofErr w:type="spellStart"/>
+      <w:r>
+        <w:t>Yourself</w:t>
+      </w:r>
+      <w:proofErr w:type="spellEnd"/>
+      <w:r>
+        <w:t>). La buena práctica es crear una clase estática (</w:t>
+      </w:r>
+      <w:proofErr w:type="spellStart"/>
+      <w:r>
+        <w:t>ej</w:t>
+      </w:r>
+      <w:proofErr w:type="spellEnd"/>
+      <w:r>
+        <w:t xml:space="preserve">: </w:t>
+      </w:r>
+      <w:proofErr w:type="spellStart"/>
+      <w:r>
+        <w:t>Validacion</w:t>
+      </w:r>
+      <w:proofErr w:type="spellEnd"/>
+      <w:r>
+        <w:t>) que contenga métodos genéricos para evaluar controles.</w:t>
+      </w:r>
+    </w:p>
+    <w:p>
+      <w:pPr>
+        <w:numPr>
+          <w:ilvl w:val="0"/>
+          <w:numId w:val="41"/>
+        </w:numPr>
+      </w:pPr>
+      <w:r>
+        <w:rPr>
+          <w:b/>
+          <w:bCs/>
+        </w:rPr>
+        <w:t xml:space="preserve">Parámetros de tipo </w:t>
+      </w:r>
+      <w:proofErr w:type="spellStart"/>
+      <w:r>
+        <w:rPr>
+          <w:b/>
+          <w:bCs/>
+        </w:rPr>
+        <w:t>object</w:t>
+      </w:r>
+      <w:proofErr w:type="spellEnd"/>
+      <w:r>
+        <w:rPr>
+          <w:b/>
+          <w:bCs/>
+        </w:rPr>
+        <w:t>:</w:t>
+      </w:r>
+      <w:r>
+        <w:t xml:space="preserve"> Para que un método de validación sea verdaderamente genérico, puede recibir el control de la interfaz como un </w:t>
+      </w:r>
+      <w:proofErr w:type="spellStart"/>
+      <w:r>
+        <w:t>object</w:t>
+      </w:r>
+      <w:proofErr w:type="spellEnd"/>
+      <w:r>
+        <w:t xml:space="preserve"> en lugar de un </w:t>
+      </w:r>
+      <w:proofErr w:type="spellStart"/>
+      <w:r>
+        <w:t>TextBox</w:t>
+      </w:r>
+      <w:proofErr w:type="spellEnd"/>
+      <w:r>
+        <w:t xml:space="preserve"> o un </w:t>
+      </w:r>
+      <w:proofErr w:type="spellStart"/>
+      <w:r>
+        <w:t>string</w:t>
+      </w:r>
+      <w:proofErr w:type="spellEnd"/>
+      <w:r>
+        <w:t xml:space="preserve">. Luego, dentro del método, se verifica el tipo de control (usando el operador </w:t>
+      </w:r>
+      <w:proofErr w:type="spellStart"/>
+      <w:r>
+        <w:t>is</w:t>
+      </w:r>
+      <w:proofErr w:type="spellEnd"/>
+      <w:r>
+        <w:t xml:space="preserve">) y se castea explícitamente. </w:t>
+      </w:r>
+      <w:r>
+        <w:rPr>
+          <w:i/>
+          <w:iCs/>
+        </w:rPr>
+        <w:t xml:space="preserve">Nota: En ASP.NET Web </w:t>
+      </w:r>
+      <w:proofErr w:type="spellStart"/>
+      <w:r>
+        <w:rPr>
+          <w:i/>
+          <w:iCs/>
+        </w:rPr>
+        <w:t>Forms</w:t>
+      </w:r>
+      <w:proofErr w:type="spellEnd"/>
+      <w:r>
+        <w:rPr>
+          <w:i/>
+          <w:iCs/>
+        </w:rPr>
+        <w:t xml:space="preserve">, para referenciar la clase </w:t>
+      </w:r>
+      <w:proofErr w:type="spellStart"/>
+      <w:r>
+        <w:rPr>
+          <w:i/>
+          <w:iCs/>
+        </w:rPr>
+        <w:t>TextBox</w:t>
+      </w:r>
+      <w:proofErr w:type="spellEnd"/>
+      <w:r>
+        <w:rPr>
+          <w:i/>
+          <w:iCs/>
+        </w:rPr>
+        <w:t xml:space="preserve"> en una capa de Negocio, el proyecto debe referenciar la librería </w:t>
+      </w:r>
+      <w:proofErr w:type="spellStart"/>
+      <w:r>
+        <w:rPr>
+          <w:i/>
+          <w:iCs/>
+        </w:rPr>
+        <w:t>System.Web.</w:t>
+      </w:r>
+      <w:proofErr w:type="gramStart"/>
+      <w:r>
+        <w:rPr>
+          <w:i/>
+          <w:iCs/>
+        </w:rPr>
+        <w:t>UI.WebControls</w:t>
+      </w:r>
+      <w:proofErr w:type="spellEnd"/>
+      <w:proofErr w:type="gramEnd"/>
+      <w:r>
+        <w:rPr>
+          <w:i/>
+          <w:iCs/>
+        </w:rPr>
+        <w:t xml:space="preserve"> o, más sencillamente, la clase de validación debe residir en el proyecto Web.</w:t>
+      </w:r>
+    </w:p>
+    <w:p>
+      <w:pPr>
+        <w:numPr>
+          <w:ilvl w:val="0"/>
+          <w:numId w:val="41"/>
+        </w:numPr>
+      </w:pPr>
+      <w:r>
+        <w:rPr>
+          <w:b/>
+          <w:bCs/>
+        </w:rPr>
+        <w:t>UX: Retención de Estado:</w:t>
+      </w:r>
+      <w:r>
+        <w:t xml:space="preserve"> Cuando una validación en Back-</w:t>
+      </w:r>
+      <w:proofErr w:type="spellStart"/>
+      <w:r>
+        <w:t>End</w:t>
+      </w:r>
+      <w:proofErr w:type="spellEnd"/>
+      <w:r>
+        <w:t xml:space="preserve"> falla y redirige al usuario a una pantalla de error genérica, si el usuario hace clic en "Volver", perderá todos los datos que ya había ingresado. Una estrategia para mitigar esto es guardar el objeto parcialmente cargado en la </w:t>
+      </w:r>
+      <w:proofErr w:type="spellStart"/>
+      <w:r>
+        <w:t>Session</w:t>
+      </w:r>
+      <w:proofErr w:type="spellEnd"/>
+      <w:r>
+        <w:t xml:space="preserve"> antes de redirigir, y recuperarlo al volver a cargar la pantalla.</w:t>
+      </w:r>
+    </w:p>
+    <w:p>
+      <w:pPr>
+        <w:rPr>
+          <w:u w:val="single"/>
+        </w:rPr>
+      </w:pPr>
+    </w:p>
     <w:p/>
     <w:p/>
     <w:p/>
@@ -4871,6 +11272,155 @@
     </w:lvl>
   </w:abstractNum>
   <w:abstractNum w:abstractNumId="8" w15:restartNumberingAfterBreak="0">
+    <w:nsid w:val="291F3F07"/>
+    <w:multiLevelType w:val="multilevel"/>
+    <w:tmpl w:val="6ED8BA0A"/>
+    <w:lvl w:ilvl="0">
+      <w:start w:val="1"/>
+      <w:numFmt w:val="bullet"/>
+      <w:lvlText w:val=""/>
+      <w:lvlJc w:val="left"/>
+      <w:pPr>
+        <w:tabs>
+          <w:tab w:val="num" w:pos="720"/>
+        </w:tabs>
+        <w:ind w:left="720" w:hanging="360"/>
+      </w:pPr>
+      <w:rPr>
+        <w:rFonts w:ascii="Symbol" w:hAnsi="Symbol" w:hint="default"/>
+        <w:sz w:val="20"/>
+      </w:rPr>
+    </w:lvl>
+    <w:lvl w:ilvl="1" w:tentative="1">
+      <w:start w:val="1"/>
+      <w:numFmt w:val="bullet"/>
+      <w:lvlText w:val="o"/>
+      <w:lvlJc w:val="left"/>
+      <w:pPr>
+        <w:tabs>
+          <w:tab w:val="num" w:pos="1440"/>
+        </w:tabs>
+        <w:ind w:left="1440" w:hanging="360"/>
+      </w:pPr>
+      <w:rPr>
+        <w:rFonts w:ascii="Courier New" w:hAnsi="Courier New" w:hint="default"/>
+        <w:sz w:val="20"/>
+      </w:rPr>
+    </w:lvl>
+    <w:lvl w:ilvl="2" w:tentative="1">
+      <w:start w:val="1"/>
+      <w:numFmt w:val="bullet"/>
+      <w:lvlText w:val=""/>
+      <w:lvlJc w:val="left"/>
+      <w:pPr>
+        <w:tabs>
+          <w:tab w:val="num" w:pos="2160"/>
+        </w:tabs>
+        <w:ind w:left="2160" w:hanging="360"/>
+      </w:pPr>
+      <w:rPr>
+        <w:rFonts w:ascii="Wingdings" w:hAnsi="Wingdings" w:hint="default"/>
+        <w:sz w:val="20"/>
+      </w:rPr>
+    </w:lvl>
+    <w:lvl w:ilvl="3" w:tentative="1">
+      <w:start w:val="1"/>
+      <w:numFmt w:val="bullet"/>
+      <w:lvlText w:val=""/>
+      <w:lvlJc w:val="left"/>
+      <w:pPr>
+        <w:tabs>
+          <w:tab w:val="num" w:pos="2880"/>
+        </w:tabs>
+        <w:ind w:left="2880" w:hanging="360"/>
+      </w:pPr>
+      <w:rPr>
+        <w:rFonts w:ascii="Wingdings" w:hAnsi="Wingdings" w:hint="default"/>
+        <w:sz w:val="20"/>
+      </w:rPr>
+    </w:lvl>
+    <w:lvl w:ilvl="4" w:tentative="1">
+      <w:start w:val="1"/>
+      <w:numFmt w:val="bullet"/>
+      <w:lvlText w:val=""/>
+      <w:lvlJc w:val="left"/>
+      <w:pPr>
+        <w:tabs>
+          <w:tab w:val="num" w:pos="3600"/>
+        </w:tabs>
+        <w:ind w:left="3600" w:hanging="360"/>
+      </w:pPr>
+      <w:rPr>
+        <w:rFonts w:ascii="Wingdings" w:hAnsi="Wingdings" w:hint="default"/>
+        <w:sz w:val="20"/>
+      </w:rPr>
+    </w:lvl>
+    <w:lvl w:ilvl="5" w:tentative="1">
+      <w:start w:val="1"/>
+      <w:numFmt w:val="bullet"/>
+      <w:lvlText w:val=""/>
+      <w:lvlJc w:val="left"/>
+      <w:pPr>
+        <w:tabs>
+          <w:tab w:val="num" w:pos="4320"/>
+        </w:tabs>
+        <w:ind w:left="4320" w:hanging="360"/>
+      </w:pPr>
+      <w:rPr>
+        <w:rFonts w:ascii="Wingdings" w:hAnsi="Wingdings" w:hint="default"/>
+        <w:sz w:val="20"/>
+      </w:rPr>
+    </w:lvl>
+    <w:lvl w:ilvl="6" w:tentative="1">
+      <w:start w:val="1"/>
+      <w:numFmt w:val="bullet"/>
+      <w:lvlText w:val=""/>
+      <w:lvlJc w:val="left"/>
+      <w:pPr>
+        <w:tabs>
+          <w:tab w:val="num" w:pos="5040"/>
+        </w:tabs>
+        <w:ind w:left="5040" w:hanging="360"/>
+      </w:pPr>
+      <w:rPr>
+        <w:rFonts w:ascii="Wingdings" w:hAnsi="Wingdings" w:hint="default"/>
+        <w:sz w:val="20"/>
+      </w:rPr>
+    </w:lvl>
+    <w:lvl w:ilvl="7" w:tentative="1">
+      <w:start w:val="1"/>
+      <w:numFmt w:val="bullet"/>
+      <w:lvlText w:val=""/>
+      <w:lvlJc w:val="left"/>
+      <w:pPr>
+        <w:tabs>
+          <w:tab w:val="num" w:pos="5760"/>
+        </w:tabs>
+        <w:ind w:left="5760" w:hanging="360"/>
+      </w:pPr>
+      <w:rPr>
+        <w:rFonts w:ascii="Wingdings" w:hAnsi="Wingdings" w:hint="default"/>
+        <w:sz w:val="20"/>
+      </w:rPr>
+    </w:lvl>
+    <w:lvl w:ilvl="8" w:tentative="1">
+      <w:start w:val="1"/>
+      <w:numFmt w:val="bullet"/>
+      <w:lvlText w:val=""/>
+      <w:lvlJc w:val="left"/>
+      <w:pPr>
+        <w:tabs>
+          <w:tab w:val="num" w:pos="6480"/>
+        </w:tabs>
+        <w:ind w:left="6480" w:hanging="360"/>
+      </w:pPr>
+      <w:rPr>
+        <w:rFonts w:ascii="Wingdings" w:hAnsi="Wingdings" w:hint="default"/>
+        <w:sz w:val="20"/>
+      </w:rPr>
+    </w:lvl>
+  </w:abstractNum>
+  <w:abstractNum w:abstractNumId="9" w15:restartNumberingAfterBreak="0">
     <w:nsid w:val="30C06DE2"/>
     <w:multiLevelType w:val="multilevel"/>
     <w:tmpl w:val="865873C0"/>
@@ -5019,7 +11569,7 @@
       </w:rPr>
     </w:lvl>
   </w:abstractNum>
-  <w:abstractNum w:abstractNumId="9" w15:restartNumberingAfterBreak="0">
+  <w:abstractNum w:abstractNumId="10" w15:restartNumberingAfterBreak="0">
     <w:nsid w:val="365F1960"/>
     <w:multiLevelType w:val="multilevel"/>
     <w:tmpl w:val="4CA4C0FA"/>
@@ -5168,7 +11718,7 @@
       </w:rPr>
     </w:lvl>
   </w:abstractNum>
-  <w:abstractNum w:abstractNumId="10" w15:restartNumberingAfterBreak="0">
+  <w:abstractNum w:abstractNumId="11" w15:restartNumberingAfterBreak="0">
     <w:nsid w:val="376B325C"/>
     <w:multiLevelType w:val="multilevel"/>
     <w:tmpl w:val="85C0A918"/>
@@ -5317,7 +11867,7 @@
       </w:rPr>
     </w:lvl>
   </w:abstractNum>
-  <w:abstractNum w:abstractNumId="11" w15:restartNumberingAfterBreak="0">
+  <w:abstractNum w:abstractNumId="12" w15:restartNumberingAfterBreak="0">
     <w:nsid w:val="3C320E2E"/>
     <w:multiLevelType w:val="multilevel"/>
     <w:tmpl w:val="6396FB1C"/>
@@ -5462,7 +12012,7 @@
       </w:rPr>
     </w:lvl>
   </w:abstractNum>
-  <w:abstractNum w:abstractNumId="12" w15:restartNumberingAfterBreak="0">
+  <w:abstractNum w:abstractNumId="13" w15:restartNumberingAfterBreak="0">
     <w:nsid w:val="3DDF61CA"/>
     <w:multiLevelType w:val="multilevel"/>
     <w:tmpl w:val="ABFC856E"/>
@@ -5611,7 +12161,7 @@
       </w:rPr>
     </w:lvl>
   </w:abstractNum>
-  <w:abstractNum w:abstractNumId="13" w15:restartNumberingAfterBreak="0">
+  <w:abstractNum w:abstractNumId="14" w15:restartNumberingAfterBreak="0">
     <w:nsid w:val="3EC2497A"/>
     <w:multiLevelType w:val="multilevel"/>
     <w:tmpl w:val="038669AA"/>
@@ -5760,7 +12310,7 @@
       </w:rPr>
     </w:lvl>
   </w:abstractNum>
-  <w:abstractNum w:abstractNumId="14" w15:restartNumberingAfterBreak="0">
+  <w:abstractNum w:abstractNumId="15" w15:restartNumberingAfterBreak="0">
     <w:nsid w:val="43D6285F"/>
     <w:multiLevelType w:val="multilevel"/>
     <w:tmpl w:val="0CF470C0"/>
@@ -5909,7 +12459,7 @@
       </w:rPr>
     </w:lvl>
   </w:abstractNum>
-  <w:abstractNum w:abstractNumId="15" w15:restartNumberingAfterBreak="0">
+  <w:abstractNum w:abstractNumId="16" w15:restartNumberingAfterBreak="0">
     <w:nsid w:val="44F82DB6"/>
     <w:multiLevelType w:val="multilevel"/>
     <w:tmpl w:val="B590C8E6"/>
@@ -6058,7 +12608,7 @@
       </w:rPr>
     </w:lvl>
   </w:abstractNum>
-  <w:abstractNum w:abstractNumId="16" w15:restartNumberingAfterBreak="0">
+  <w:abstractNum w:abstractNumId="17" w15:restartNumberingAfterBreak="0">
     <w:nsid w:val="45FE6ABD"/>
     <w:multiLevelType w:val="multilevel"/>
     <w:tmpl w:val="1F9611C0"/>
@@ -6207,7 +12757,156 @@
       </w:rPr>
     </w:lvl>
   </w:abstractNum>
-  <w:abstractNum w:abstractNumId="17" w15:restartNumberingAfterBreak="0">
+  <w:abstractNum w:abstractNumId="18" w15:restartNumberingAfterBreak="0">
+    <w:nsid w:val="478C0246"/>
+    <w:multiLevelType w:val="multilevel"/>
+    <w:tmpl w:val="A904AB1E"/>
+    <w:lvl w:ilvl="0">
+      <w:start w:val="1"/>
+      <w:numFmt w:val="bullet"/>
+      <w:lvlText w:val=""/>
+      <w:lvlJc w:val="left"/>
+      <w:pPr>
+        <w:tabs>
+          <w:tab w:val="num" w:pos="720"/>
+        </w:tabs>
+        <w:ind w:left="720" w:hanging="360"/>
+      </w:pPr>
+      <w:rPr>
+        <w:rFonts w:ascii="Symbol" w:hAnsi="Symbol" w:hint="default"/>
+        <w:sz w:val="20"/>
+      </w:rPr>
+    </w:lvl>
+    <w:lvl w:ilvl="1" w:tentative="1">
+      <w:start w:val="1"/>
+      <w:numFmt w:val="bullet"/>
+      <w:lvlText w:val="o"/>
+      <w:lvlJc w:val="left"/>
+      <w:pPr>
+        <w:tabs>
+          <w:tab w:val="num" w:pos="1440"/>
+        </w:tabs>
+        <w:ind w:left="1440" w:hanging="360"/>
+      </w:pPr>
+      <w:rPr>
+        <w:rFonts w:ascii="Courier New" w:hAnsi="Courier New" w:hint="default"/>
+        <w:sz w:val="20"/>
+      </w:rPr>
+    </w:lvl>
+    <w:lvl w:ilvl="2" w:tentative="1">
+      <w:start w:val="1"/>
+      <w:numFmt w:val="bullet"/>
+      <w:lvlText w:val=""/>
+      <w:lvlJc w:val="left"/>
+      <w:pPr>
+        <w:tabs>
+          <w:tab w:val="num" w:pos="2160"/>
+        </w:tabs>
+        <w:ind w:left="2160" w:hanging="360"/>
+      </w:pPr>
+      <w:rPr>
+        <w:rFonts w:ascii="Wingdings" w:hAnsi="Wingdings" w:hint="default"/>
+        <w:sz w:val="20"/>
+      </w:rPr>
+    </w:lvl>
+    <w:lvl w:ilvl="3" w:tentative="1">
+      <w:start w:val="1"/>
+      <w:numFmt w:val="bullet"/>
+      <w:lvlText w:val=""/>
+      <w:lvlJc w:val="left"/>
+      <w:pPr>
+        <w:tabs>
+          <w:tab w:val="num" w:pos="2880"/>
+        </w:tabs>
+        <w:ind w:left="2880" w:hanging="360"/>
+      </w:pPr>
+      <w:rPr>
+        <w:rFonts w:ascii="Wingdings" w:hAnsi="Wingdings" w:hint="default"/>
+        <w:sz w:val="20"/>
+      </w:rPr>
+    </w:lvl>
+    <w:lvl w:ilvl="4" w:tentative="1">
+      <w:start w:val="1"/>
+      <w:numFmt w:val="bullet"/>
+      <w:lvlText w:val=""/>
+      <w:lvlJc w:val="left"/>
+      <w:pPr>
+        <w:tabs>
+          <w:tab w:val="num" w:pos="3600"/>
+        </w:tabs>
+        <w:ind w:left="3600" w:hanging="360"/>
+      </w:pPr>
+      <w:rPr>
+        <w:rFonts w:ascii="Wingdings" w:hAnsi="Wingdings" w:hint="default"/>
+        <w:sz w:val="20"/>
+      </w:rPr>
+    </w:lvl>
+    <w:lvl w:ilvl="5" w:tentative="1">
+      <w:start w:val="1"/>
+      <w:numFmt w:val="bullet"/>
+      <w:lvlText w:val=""/>
+      <w:lvlJc w:val="left"/>
+      <w:pPr>
+        <w:tabs>
+          <w:tab w:val="num" w:pos="4320"/>
+        </w:tabs>
+        <w:ind w:left="4320" w:hanging="360"/>
+      </w:pPr>
+      <w:rPr>
+        <w:rFonts w:ascii="Wingdings" w:hAnsi="Wingdings" w:hint="default"/>
+        <w:sz w:val="20"/>
+      </w:rPr>
+    </w:lvl>
+    <w:lvl w:ilvl="6" w:tentative="1">
+      <w:start w:val="1"/>
+      <w:numFmt w:val="bullet"/>
+      <w:lvlText w:val=""/>
+      <w:lvlJc w:val="left"/>
+      <w:pPr>
+        <w:tabs>
+          <w:tab w:val="num" w:pos="5040"/>
+        </w:tabs>
+        <w:ind w:left="5040" w:hanging="360"/>
+      </w:pPr>
+      <w:rPr>
+        <w:rFonts w:ascii="Wingdings" w:hAnsi="Wingdings" w:hint="default"/>
+        <w:sz w:val="20"/>
+      </w:rPr>
+    </w:lvl>
+    <w:lvl w:ilvl="7" w:tentative="1">
+      <w:start w:val="1"/>
+      <w:numFmt w:val="bullet"/>
+      <w:lvlText w:val=""/>
+      <w:lvlJc w:val="left"/>
+      <w:pPr>
+        <w:tabs>
+          <w:tab w:val="num" w:pos="5760"/>
+        </w:tabs>
+        <w:ind w:left="5760" w:hanging="360"/>
+      </w:pPr>
+      <w:rPr>
+        <w:rFonts w:ascii="Wingdings" w:hAnsi="Wingdings" w:hint="default"/>
+        <w:sz w:val="20"/>
+      </w:rPr>
+    </w:lvl>
+    <w:lvl w:ilvl="8" w:tentative="1">
+      <w:start w:val="1"/>
+      <w:numFmt w:val="bullet"/>
+      <w:lvlText w:val=""/>
+      <w:lvlJc w:val="left"/>
+      <w:pPr>
+        <w:tabs>
+          <w:tab w:val="num" w:pos="6480"/>
+        </w:tabs>
+        <w:ind w:left="6480" w:hanging="360"/>
+      </w:pPr>
+      <w:rPr>
+        <w:rFonts w:ascii="Wingdings" w:hAnsi="Wingdings" w:hint="default"/>
+        <w:sz w:val="20"/>
+      </w:rPr>
+    </w:lvl>
+  </w:abstractNum>
+  <w:abstractNum w:abstractNumId="19" w15:restartNumberingAfterBreak="0">
     <w:nsid w:val="47A256AC"/>
     <w:multiLevelType w:val="multilevel"/>
     <w:tmpl w:val="94784BE8"/>
@@ -6356,7 +13055,7 @@
       </w:rPr>
     </w:lvl>
   </w:abstractNum>
-  <w:abstractNum w:abstractNumId="18" w15:restartNumberingAfterBreak="0">
+  <w:abstractNum w:abstractNumId="20" w15:restartNumberingAfterBreak="0">
     <w:nsid w:val="496B4294"/>
     <w:multiLevelType w:val="multilevel"/>
     <w:tmpl w:val="EEAAA56C"/>
@@ -6505,7 +13204,7 @@
       </w:rPr>
     </w:lvl>
   </w:abstractNum>
-  <w:abstractNum w:abstractNumId="19" w15:restartNumberingAfterBreak="0">
+  <w:abstractNum w:abstractNumId="21" w15:restartNumberingAfterBreak="0">
     <w:nsid w:val="4A81710A"/>
     <w:multiLevelType w:val="multilevel"/>
     <w:tmpl w:val="9A424194"/>
@@ -6618,7 +13317,7 @@
       </w:pPr>
     </w:lvl>
   </w:abstractNum>
-  <w:abstractNum w:abstractNumId="20" w15:restartNumberingAfterBreak="0">
+  <w:abstractNum w:abstractNumId="22" w15:restartNumberingAfterBreak="0">
     <w:nsid w:val="4C5B7A63"/>
     <w:multiLevelType w:val="multilevel"/>
     <w:tmpl w:val="0E2AA2F4"/>
@@ -6767,7 +13466,156 @@
       </w:rPr>
     </w:lvl>
   </w:abstractNum>
-  <w:abstractNum w:abstractNumId="21" w15:restartNumberingAfterBreak="0">
+  <w:abstractNum w:abstractNumId="23" w15:restartNumberingAfterBreak="0">
+    <w:nsid w:val="4CF22BBC"/>
+    <w:multiLevelType w:val="multilevel"/>
+    <w:tmpl w:val="F10638AA"/>
+    <w:lvl w:ilvl="0">
+      <w:start w:val="1"/>
+      <w:numFmt w:val="bullet"/>
+      <w:lvlText w:val=""/>
+      <w:lvlJc w:val="left"/>
+      <w:pPr>
+        <w:tabs>
+          <w:tab w:val="num" w:pos="720"/>
+        </w:tabs>
+        <w:ind w:left="720" w:hanging="360"/>
+      </w:pPr>
+      <w:rPr>
+        <w:rFonts w:ascii="Symbol" w:hAnsi="Symbol" w:hint="default"/>
+        <w:sz w:val="20"/>
+      </w:rPr>
+    </w:lvl>
+    <w:lvl w:ilvl="1" w:tentative="1">
+      <w:start w:val="1"/>
+      <w:numFmt w:val="bullet"/>
+      <w:lvlText w:val="o"/>
+      <w:lvlJc w:val="left"/>
+      <w:pPr>
+        <w:tabs>
+          <w:tab w:val="num" w:pos="1440"/>
+        </w:tabs>
+        <w:ind w:left="1440" w:hanging="360"/>
+      </w:pPr>
+      <w:rPr>
+        <w:rFonts w:ascii="Courier New" w:hAnsi="Courier New" w:hint="default"/>
+        <w:sz w:val="20"/>
+      </w:rPr>
+    </w:lvl>
+    <w:lvl w:ilvl="2" w:tentative="1">
+      <w:start w:val="1"/>
+      <w:numFmt w:val="bullet"/>
+      <w:lvlText w:val=""/>
+      <w:lvlJc w:val="left"/>
+      <w:pPr>
+        <w:tabs>
+          <w:tab w:val="num" w:pos="2160"/>
+        </w:tabs>
+        <w:ind w:left="2160" w:hanging="360"/>
+      </w:pPr>
+      <w:rPr>
+        <w:rFonts w:ascii="Wingdings" w:hAnsi="Wingdings" w:hint="default"/>
+        <w:sz w:val="20"/>
+      </w:rPr>
+    </w:lvl>
+    <w:lvl w:ilvl="3" w:tentative="1">
+      <w:start w:val="1"/>
+      <w:numFmt w:val="bullet"/>
+      <w:lvlText w:val=""/>
+      <w:lvlJc w:val="left"/>
+      <w:pPr>
+        <w:tabs>
+          <w:tab w:val="num" w:pos="2880"/>
+        </w:tabs>
+        <w:ind w:left="2880" w:hanging="360"/>
+      </w:pPr>
+      <w:rPr>
+        <w:rFonts w:ascii="Wingdings" w:hAnsi="Wingdings" w:hint="default"/>
+        <w:sz w:val="20"/>
+      </w:rPr>
+    </w:lvl>
+    <w:lvl w:ilvl="4" w:tentative="1">
+      <w:start w:val="1"/>
+      <w:numFmt w:val="bullet"/>
+      <w:lvlText w:val=""/>
+      <w:lvlJc w:val="left"/>
+      <w:pPr>
+        <w:tabs>
+          <w:tab w:val="num" w:pos="3600"/>
+        </w:tabs>
+        <w:ind w:left="3600" w:hanging="360"/>
+      </w:pPr>
+      <w:rPr>
+        <w:rFonts w:ascii="Wingdings" w:hAnsi="Wingdings" w:hint="default"/>
+        <w:sz w:val="20"/>
+      </w:rPr>
+    </w:lvl>
+    <w:lvl w:ilvl="5" w:tentative="1">
+      <w:start w:val="1"/>
+      <w:numFmt w:val="bullet"/>
+      <w:lvlText w:val=""/>
+      <w:lvlJc w:val="left"/>
+      <w:pPr>
+        <w:tabs>
+          <w:tab w:val="num" w:pos="4320"/>
+        </w:tabs>
+        <w:ind w:left="4320" w:hanging="360"/>
+      </w:pPr>
+      <w:rPr>
+        <w:rFonts w:ascii="Wingdings" w:hAnsi="Wingdings" w:hint="default"/>
+        <w:sz w:val="20"/>
+      </w:rPr>
+    </w:lvl>
+    <w:lvl w:ilvl="6" w:tentative="1">
+      <w:start w:val="1"/>
+      <w:numFmt w:val="bullet"/>
+      <w:lvlText w:val=""/>
+      <w:lvlJc w:val="left"/>
+      <w:pPr>
+        <w:tabs>
+          <w:tab w:val="num" w:pos="5040"/>
+        </w:tabs>
+        <w:ind w:left="5040" w:hanging="360"/>
+      </w:pPr>
+      <w:rPr>
+        <w:rFonts w:ascii="Wingdings" w:hAnsi="Wingdings" w:hint="default"/>
+        <w:sz w:val="20"/>
+      </w:rPr>
+    </w:lvl>
+    <w:lvl w:ilvl="7" w:tentative="1">
+      <w:start w:val="1"/>
+      <w:numFmt w:val="bullet"/>
+      <w:lvlText w:val=""/>
+      <w:lvlJc w:val="left"/>
+      <w:pPr>
+        <w:tabs>
+          <w:tab w:val="num" w:pos="5760"/>
+        </w:tabs>
+        <w:ind w:left="5760" w:hanging="360"/>
+      </w:pPr>
+      <w:rPr>
+        <w:rFonts w:ascii="Wingdings" w:hAnsi="Wingdings" w:hint="default"/>
+        <w:sz w:val="20"/>
+      </w:rPr>
+    </w:lvl>
+    <w:lvl w:ilvl="8" w:tentative="1">
+      <w:start w:val="1"/>
+      <w:numFmt w:val="bullet"/>
+      <w:lvlText w:val=""/>
+      <w:lvlJc w:val="left"/>
+      <w:pPr>
+        <w:tabs>
+          <w:tab w:val="num" w:pos="6480"/>
+        </w:tabs>
+        <w:ind w:left="6480" w:hanging="360"/>
+      </w:pPr>
+      <w:rPr>
+        <w:rFonts w:ascii="Wingdings" w:hAnsi="Wingdings" w:hint="default"/>
+        <w:sz w:val="20"/>
+      </w:rPr>
+    </w:lvl>
+  </w:abstractNum>
+  <w:abstractNum w:abstractNumId="24" w15:restartNumberingAfterBreak="0">
     <w:nsid w:val="54D116A9"/>
     <w:multiLevelType w:val="multilevel"/>
     <w:tmpl w:val="170CA37A"/>
@@ -6916,7 +13764,156 @@
       </w:rPr>
     </w:lvl>
   </w:abstractNum>
-  <w:abstractNum w:abstractNumId="22" w15:restartNumberingAfterBreak="0">
+  <w:abstractNum w:abstractNumId="25" w15:restartNumberingAfterBreak="0">
+    <w:nsid w:val="54E51710"/>
+    <w:multiLevelType w:val="multilevel"/>
+    <w:tmpl w:val="0BA86E48"/>
+    <w:lvl w:ilvl="0">
+      <w:start w:val="1"/>
+      <w:numFmt w:val="bullet"/>
+      <w:lvlText w:val=""/>
+      <w:lvlJc w:val="left"/>
+      <w:pPr>
+        <w:tabs>
+          <w:tab w:val="num" w:pos="720"/>
+        </w:tabs>
+        <w:ind w:left="720" w:hanging="360"/>
+      </w:pPr>
+      <w:rPr>
+        <w:rFonts w:ascii="Symbol" w:hAnsi="Symbol" w:hint="default"/>
+        <w:sz w:val="20"/>
+      </w:rPr>
+    </w:lvl>
+    <w:lvl w:ilvl="1" w:tentative="1">
+      <w:start w:val="1"/>
+      <w:numFmt w:val="bullet"/>
+      <w:lvlText w:val="o"/>
+      <w:lvlJc w:val="left"/>
+      <w:pPr>
+        <w:tabs>
+          <w:tab w:val="num" w:pos="1440"/>
+        </w:tabs>
+        <w:ind w:left="1440" w:hanging="360"/>
+      </w:pPr>
+      <w:rPr>
+        <w:rFonts w:ascii="Courier New" w:hAnsi="Courier New" w:hint="default"/>
+        <w:sz w:val="20"/>
+      </w:rPr>
+    </w:lvl>
+    <w:lvl w:ilvl="2" w:tentative="1">
+      <w:start w:val="1"/>
+      <w:numFmt w:val="bullet"/>
+      <w:lvlText w:val=""/>
+      <w:lvlJc w:val="left"/>
+      <w:pPr>
+        <w:tabs>
+          <w:tab w:val="num" w:pos="2160"/>
+        </w:tabs>
+        <w:ind w:left="2160" w:hanging="360"/>
+      </w:pPr>
+      <w:rPr>
+        <w:rFonts w:ascii="Wingdings" w:hAnsi="Wingdings" w:hint="default"/>
+        <w:sz w:val="20"/>
+      </w:rPr>
+    </w:lvl>
+    <w:lvl w:ilvl="3" w:tentative="1">
+      <w:start w:val="1"/>
+      <w:numFmt w:val="bullet"/>
+      <w:lvlText w:val=""/>
+      <w:lvlJc w:val="left"/>
+      <w:pPr>
+        <w:tabs>
+          <w:tab w:val="num" w:pos="2880"/>
+        </w:tabs>
+        <w:ind w:left="2880" w:hanging="360"/>
+      </w:pPr>
+      <w:rPr>
+        <w:rFonts w:ascii="Wingdings" w:hAnsi="Wingdings" w:hint="default"/>
+        <w:sz w:val="20"/>
+      </w:rPr>
+    </w:lvl>
+    <w:lvl w:ilvl="4" w:tentative="1">
+      <w:start w:val="1"/>
+      <w:numFmt w:val="bullet"/>
+      <w:lvlText w:val=""/>
+      <w:lvlJc w:val="left"/>
+      <w:pPr>
+        <w:tabs>
+          <w:tab w:val="num" w:pos="3600"/>
+        </w:tabs>
+        <w:ind w:left="3600" w:hanging="360"/>
+      </w:pPr>
+      <w:rPr>
+        <w:rFonts w:ascii="Wingdings" w:hAnsi="Wingdings" w:hint="default"/>
+        <w:sz w:val="20"/>
+      </w:rPr>
+    </w:lvl>
+    <w:lvl w:ilvl="5" w:tentative="1">
+      <w:start w:val="1"/>
+      <w:numFmt w:val="bullet"/>
+      <w:lvlText w:val=""/>
+      <w:lvlJc w:val="left"/>
+      <w:pPr>
+        <w:tabs>
+          <w:tab w:val="num" w:pos="4320"/>
+        </w:tabs>
+        <w:ind w:left="4320" w:hanging="360"/>
+      </w:pPr>
+      <w:rPr>
+        <w:rFonts w:ascii="Wingdings" w:hAnsi="Wingdings" w:hint="default"/>
+        <w:sz w:val="20"/>
+      </w:rPr>
+    </w:lvl>
+    <w:lvl w:ilvl="6" w:tentative="1">
+      <w:start w:val="1"/>
+      <w:numFmt w:val="bullet"/>
+      <w:lvlText w:val=""/>
+      <w:lvlJc w:val="left"/>
+      <w:pPr>
+        <w:tabs>
+          <w:tab w:val="num" w:pos="5040"/>
+        </w:tabs>
+        <w:ind w:left="5040" w:hanging="360"/>
+      </w:pPr>
+      <w:rPr>
+        <w:rFonts w:ascii="Wingdings" w:hAnsi="Wingdings" w:hint="default"/>
+        <w:sz w:val="20"/>
+      </w:rPr>
+    </w:lvl>
+    <w:lvl w:ilvl="7" w:tentative="1">
+      <w:start w:val="1"/>
+      <w:numFmt w:val="bullet"/>
+      <w:lvlText w:val=""/>
+      <w:lvlJc w:val="left"/>
+      <w:pPr>
+        <w:tabs>
+          <w:tab w:val="num" w:pos="5760"/>
+        </w:tabs>
+        <w:ind w:left="5760" w:hanging="360"/>
+      </w:pPr>
+      <w:rPr>
+        <w:rFonts w:ascii="Wingdings" w:hAnsi="Wingdings" w:hint="default"/>
+        <w:sz w:val="20"/>
+      </w:rPr>
+    </w:lvl>
+    <w:lvl w:ilvl="8" w:tentative="1">
+      <w:start w:val="1"/>
+      <w:numFmt w:val="bullet"/>
+      <w:lvlText w:val=""/>
+      <w:lvlJc w:val="left"/>
+      <w:pPr>
+        <w:tabs>
+          <w:tab w:val="num" w:pos="6480"/>
+        </w:tabs>
+        <w:ind w:left="6480" w:hanging="360"/>
+      </w:pPr>
+      <w:rPr>
+        <w:rFonts w:ascii="Wingdings" w:hAnsi="Wingdings" w:hint="default"/>
+        <w:sz w:val="20"/>
+      </w:rPr>
+    </w:lvl>
+  </w:abstractNum>
+  <w:abstractNum w:abstractNumId="26" w15:restartNumberingAfterBreak="0">
     <w:nsid w:val="5AFF2E8D"/>
     <w:multiLevelType w:val="multilevel"/>
     <w:tmpl w:val="00E82A94"/>
@@ -7065,7 +14062,7 @@
       </w:rPr>
     </w:lvl>
   </w:abstractNum>
-  <w:abstractNum w:abstractNumId="23" w15:restartNumberingAfterBreak="0">
+  <w:abstractNum w:abstractNumId="27" w15:restartNumberingAfterBreak="0">
     <w:nsid w:val="5C491D25"/>
     <w:multiLevelType w:val="multilevel"/>
     <w:tmpl w:val="83B68182"/>
@@ -7214,7 +14211,7 @@
       </w:rPr>
     </w:lvl>
   </w:abstractNum>
-  <w:abstractNum w:abstractNumId="24" w15:restartNumberingAfterBreak="0">
+  <w:abstractNum w:abstractNumId="28" w15:restartNumberingAfterBreak="0">
     <w:nsid w:val="5D612526"/>
     <w:multiLevelType w:val="multilevel"/>
     <w:tmpl w:val="DB62DC76"/>
@@ -7363,7 +14360,7 @@
       </w:rPr>
     </w:lvl>
   </w:abstractNum>
-  <w:abstractNum w:abstractNumId="25" w15:restartNumberingAfterBreak="0">
+  <w:abstractNum w:abstractNumId="29" w15:restartNumberingAfterBreak="0">
     <w:nsid w:val="63FC054C"/>
     <w:multiLevelType w:val="multilevel"/>
     <w:tmpl w:val="D00A9D0A"/>
@@ -7508,7 +14505,156 @@
       </w:rPr>
     </w:lvl>
   </w:abstractNum>
-  <w:abstractNum w:abstractNumId="26" w15:restartNumberingAfterBreak="0">
+  <w:abstractNum w:abstractNumId="30" w15:restartNumberingAfterBreak="0">
+    <w:nsid w:val="652D28C6"/>
+    <w:multiLevelType w:val="multilevel"/>
+    <w:tmpl w:val="C2969030"/>
+    <w:lvl w:ilvl="0">
+      <w:start w:val="1"/>
+      <w:numFmt w:val="bullet"/>
+      <w:lvlText w:val=""/>
+      <w:lvlJc w:val="left"/>
+      <w:pPr>
+        <w:tabs>
+          <w:tab w:val="num" w:pos="720"/>
+        </w:tabs>
+        <w:ind w:left="720" w:hanging="360"/>
+      </w:pPr>
+      <w:rPr>
+        <w:rFonts w:ascii="Symbol" w:hAnsi="Symbol" w:hint="default"/>
+        <w:sz w:val="20"/>
+      </w:rPr>
+    </w:lvl>
+    <w:lvl w:ilvl="1" w:tentative="1">
+      <w:start w:val="1"/>
+      <w:numFmt w:val="bullet"/>
+      <w:lvlText w:val="o"/>
+      <w:lvlJc w:val="left"/>
+      <w:pPr>
+        <w:tabs>
+          <w:tab w:val="num" w:pos="1440"/>
+        </w:tabs>
+        <w:ind w:left="1440" w:hanging="360"/>
+      </w:pPr>
+      <w:rPr>
+        <w:rFonts w:ascii="Courier New" w:hAnsi="Courier New" w:hint="default"/>
+        <w:sz w:val="20"/>
+      </w:rPr>
+    </w:lvl>
+    <w:lvl w:ilvl="2" w:tentative="1">
+      <w:start w:val="1"/>
+      <w:numFmt w:val="bullet"/>
+      <w:lvlText w:val=""/>
+      <w:lvlJc w:val="left"/>
+      <w:pPr>
+        <w:tabs>
+          <w:tab w:val="num" w:pos="2160"/>
+        </w:tabs>
+        <w:ind w:left="2160" w:hanging="360"/>
+      </w:pPr>
+      <w:rPr>
+        <w:rFonts w:ascii="Wingdings" w:hAnsi="Wingdings" w:hint="default"/>
+        <w:sz w:val="20"/>
+      </w:rPr>
+    </w:lvl>
+    <w:lvl w:ilvl="3" w:tentative="1">
+      <w:start w:val="1"/>
+      <w:numFmt w:val="bullet"/>
+      <w:lvlText w:val=""/>
+      <w:lvlJc w:val="left"/>
+      <w:pPr>
+        <w:tabs>
+          <w:tab w:val="num" w:pos="2880"/>
+        </w:tabs>
+        <w:ind w:left="2880" w:hanging="360"/>
+      </w:pPr>
+      <w:rPr>
+        <w:rFonts w:ascii="Wingdings" w:hAnsi="Wingdings" w:hint="default"/>
+        <w:sz w:val="20"/>
+      </w:rPr>
+    </w:lvl>
+    <w:lvl w:ilvl="4" w:tentative="1">
+      <w:start w:val="1"/>
+      <w:numFmt w:val="bullet"/>
+      <w:lvlText w:val=""/>
+      <w:lvlJc w:val="left"/>
+      <w:pPr>
+        <w:tabs>
+          <w:tab w:val="num" w:pos="3600"/>
+        </w:tabs>
+        <w:ind w:left="3600" w:hanging="360"/>
+      </w:pPr>
+      <w:rPr>
+        <w:rFonts w:ascii="Wingdings" w:hAnsi="Wingdings" w:hint="default"/>
+        <w:sz w:val="20"/>
+      </w:rPr>
+    </w:lvl>
+    <w:lvl w:ilvl="5" w:tentative="1">
+      <w:start w:val="1"/>
+      <w:numFmt w:val="bullet"/>
+      <w:lvlText w:val=""/>
+      <w:lvlJc w:val="left"/>
+      <w:pPr>
+        <w:tabs>
+          <w:tab w:val="num" w:pos="4320"/>
+        </w:tabs>
+        <w:ind w:left="4320" w:hanging="360"/>
+      </w:pPr>
+      <w:rPr>
+        <w:rFonts w:ascii="Wingdings" w:hAnsi="Wingdings" w:hint="default"/>
+        <w:sz w:val="20"/>
+      </w:rPr>
+    </w:lvl>
+    <w:lvl w:ilvl="6" w:tentative="1">
+      <w:start w:val="1"/>
+      <w:numFmt w:val="bullet"/>
+      <w:lvlText w:val=""/>
+      <w:lvlJc w:val="left"/>
+      <w:pPr>
+        <w:tabs>
+          <w:tab w:val="num" w:pos="5040"/>
+        </w:tabs>
+        <w:ind w:left="5040" w:hanging="360"/>
+      </w:pPr>
+      <w:rPr>
+        <w:rFonts w:ascii="Wingdings" w:hAnsi="Wingdings" w:hint="default"/>
+        <w:sz w:val="20"/>
+      </w:rPr>
+    </w:lvl>
+    <w:lvl w:ilvl="7" w:tentative="1">
+      <w:start w:val="1"/>
+      <w:numFmt w:val="bullet"/>
+      <w:lvlText w:val=""/>
+      <w:lvlJc w:val="left"/>
+      <w:pPr>
+        <w:tabs>
+          <w:tab w:val="num" w:pos="5760"/>
+        </w:tabs>
+        <w:ind w:left="5760" w:hanging="360"/>
+      </w:pPr>
+      <w:rPr>
+        <w:rFonts w:ascii="Wingdings" w:hAnsi="Wingdings" w:hint="default"/>
+        <w:sz w:val="20"/>
+      </w:rPr>
+    </w:lvl>
+    <w:lvl w:ilvl="8" w:tentative="1">
+      <w:start w:val="1"/>
+      <w:numFmt w:val="bullet"/>
+      <w:lvlText w:val=""/>
+      <w:lvlJc w:val="left"/>
+      <w:pPr>
+        <w:tabs>
+          <w:tab w:val="num" w:pos="6480"/>
+        </w:tabs>
+        <w:ind w:left="6480" w:hanging="360"/>
+      </w:pPr>
+      <w:rPr>
+        <w:rFonts w:ascii="Wingdings" w:hAnsi="Wingdings" w:hint="default"/>
+        <w:sz w:val="20"/>
+      </w:rPr>
+    </w:lvl>
+  </w:abstractNum>
+  <w:abstractNum w:abstractNumId="31" w15:restartNumberingAfterBreak="0">
     <w:nsid w:val="69221DCE"/>
     <w:multiLevelType w:val="multilevel"/>
     <w:tmpl w:val="3C58754E"/>
@@ -7657,7 +14803,7 @@
       </w:rPr>
     </w:lvl>
   </w:abstractNum>
-  <w:abstractNum w:abstractNumId="27" w15:restartNumberingAfterBreak="0">
+  <w:abstractNum w:abstractNumId="32" w15:restartNumberingAfterBreak="0">
     <w:nsid w:val="6DBF7670"/>
     <w:multiLevelType w:val="multilevel"/>
     <w:tmpl w:val="CC963EBA"/>
@@ -7806,7 +14952,7 @@
       </w:rPr>
     </w:lvl>
   </w:abstractNum>
-  <w:abstractNum w:abstractNumId="28" w15:restartNumberingAfterBreak="0">
+  <w:abstractNum w:abstractNumId="33" w15:restartNumberingAfterBreak="0">
     <w:nsid w:val="6F4C7C29"/>
     <w:multiLevelType w:val="multilevel"/>
     <w:tmpl w:val="0CC08082"/>
@@ -7919,7 +15065,7 @@
       </w:pPr>
     </w:lvl>
   </w:abstractNum>
-  <w:abstractNum w:abstractNumId="29" w15:restartNumberingAfterBreak="0">
+  <w:abstractNum w:abstractNumId="34" w15:restartNumberingAfterBreak="0">
     <w:nsid w:val="71B169B8"/>
     <w:multiLevelType w:val="multilevel"/>
     <w:tmpl w:val="124416DC"/>
@@ -8064,7 +15210,7 @@
       </w:rPr>
     </w:lvl>
   </w:abstractNum>
-  <w:abstractNum w:abstractNumId="30" w15:restartNumberingAfterBreak="0">
+  <w:abstractNum w:abstractNumId="35" w15:restartNumberingAfterBreak="0">
     <w:nsid w:val="71DD7274"/>
     <w:multiLevelType w:val="multilevel"/>
     <w:tmpl w:val="2C645D04"/>
@@ -8177,7 +15323,7 @@
       </w:pPr>
     </w:lvl>
   </w:abstractNum>
-  <w:abstractNum w:abstractNumId="31" w15:restartNumberingAfterBreak="0">
+  <w:abstractNum w:abstractNumId="36" w15:restartNumberingAfterBreak="0">
     <w:nsid w:val="72380DDF"/>
     <w:multiLevelType w:val="multilevel"/>
     <w:tmpl w:val="B9CC6108"/>
@@ -8326,7 +15472,7 @@
       </w:rPr>
     </w:lvl>
   </w:abstractNum>
-  <w:abstractNum w:abstractNumId="32" w15:restartNumberingAfterBreak="0">
+  <w:abstractNum w:abstractNumId="37" w15:restartNumberingAfterBreak="0">
     <w:nsid w:val="73E15FBD"/>
     <w:multiLevelType w:val="multilevel"/>
     <w:tmpl w:val="481E18CC"/>
@@ -8471,7 +15617,156 @@
       </w:rPr>
     </w:lvl>
   </w:abstractNum>
-  <w:abstractNum w:abstractNumId="33" w15:restartNumberingAfterBreak="0">
+  <w:abstractNum w:abstractNumId="38" w15:restartNumberingAfterBreak="0">
+    <w:nsid w:val="756F0061"/>
+    <w:multiLevelType w:val="multilevel"/>
+    <w:tmpl w:val="8092D744"/>
+    <w:lvl w:ilvl="0">
+      <w:start w:val="1"/>
+      <w:numFmt w:val="bullet"/>
+      <w:lvlText w:val=""/>
+      <w:lvlJc w:val="left"/>
+      <w:pPr>
+        <w:tabs>
+          <w:tab w:val="num" w:pos="720"/>
+        </w:tabs>
+        <w:ind w:left="720" w:hanging="360"/>
+      </w:pPr>
+      <w:rPr>
+        <w:rFonts w:ascii="Symbol" w:hAnsi="Symbol" w:hint="default"/>
+        <w:sz w:val="20"/>
+      </w:rPr>
+    </w:lvl>
+    <w:lvl w:ilvl="1" w:tentative="1">
+      <w:start w:val="1"/>
+      <w:numFmt w:val="bullet"/>
+      <w:lvlText w:val="o"/>
+      <w:lvlJc w:val="left"/>
+      <w:pPr>
+        <w:tabs>
+          <w:tab w:val="num" w:pos="1440"/>
+        </w:tabs>
+        <w:ind w:left="1440" w:hanging="360"/>
+      </w:pPr>
+      <w:rPr>
+        <w:rFonts w:ascii="Courier New" w:hAnsi="Courier New" w:hint="default"/>
+        <w:sz w:val="20"/>
+      </w:rPr>
+    </w:lvl>
+    <w:lvl w:ilvl="2" w:tentative="1">
+      <w:start w:val="1"/>
+      <w:numFmt w:val="bullet"/>
+      <w:lvlText w:val=""/>
+      <w:lvlJc w:val="left"/>
+      <w:pPr>
+        <w:tabs>
+          <w:tab w:val="num" w:pos="2160"/>
+        </w:tabs>
+        <w:ind w:left="2160" w:hanging="360"/>
+      </w:pPr>
+      <w:rPr>
+        <w:rFonts w:ascii="Wingdings" w:hAnsi="Wingdings" w:hint="default"/>
+        <w:sz w:val="20"/>
+      </w:rPr>
+    </w:lvl>
+    <w:lvl w:ilvl="3" w:tentative="1">
+      <w:start w:val="1"/>
+      <w:numFmt w:val="bullet"/>
+      <w:lvlText w:val=""/>
+      <w:lvlJc w:val="left"/>
+      <w:pPr>
+        <w:tabs>
+          <w:tab w:val="num" w:pos="2880"/>
+        </w:tabs>
+        <w:ind w:left="2880" w:hanging="360"/>
+      </w:pPr>
+      <w:rPr>
+        <w:rFonts w:ascii="Wingdings" w:hAnsi="Wingdings" w:hint="default"/>
+        <w:sz w:val="20"/>
+      </w:rPr>
+    </w:lvl>
+    <w:lvl w:ilvl="4" w:tentative="1">
+      <w:start w:val="1"/>
+      <w:numFmt w:val="bullet"/>
+      <w:lvlText w:val=""/>
+      <w:lvlJc w:val="left"/>
+      <w:pPr>
+        <w:tabs>
+          <w:tab w:val="num" w:pos="3600"/>
+        </w:tabs>
+        <w:ind w:left="3600" w:hanging="360"/>
+      </w:pPr>
+      <w:rPr>
+        <w:rFonts w:ascii="Wingdings" w:hAnsi="Wingdings" w:hint="default"/>
+        <w:sz w:val="20"/>
+      </w:rPr>
+    </w:lvl>
+    <w:lvl w:ilvl="5" w:tentative="1">
+      <w:start w:val="1"/>
+      <w:numFmt w:val="bullet"/>
+      <w:lvlText w:val=""/>
+      <w:lvlJc w:val="left"/>
+      <w:pPr>
+        <w:tabs>
+          <w:tab w:val="num" w:pos="4320"/>
+        </w:tabs>
+        <w:ind w:left="4320" w:hanging="360"/>
+      </w:pPr>
+      <w:rPr>
+        <w:rFonts w:ascii="Wingdings" w:hAnsi="Wingdings" w:hint="default"/>
+        <w:sz w:val="20"/>
+      </w:rPr>
+    </w:lvl>
+    <w:lvl w:ilvl="6" w:tentative="1">
+      <w:start w:val="1"/>
+      <w:numFmt w:val="bullet"/>
+      <w:lvlText w:val=""/>
+      <w:lvlJc w:val="left"/>
+      <w:pPr>
+        <w:tabs>
+          <w:tab w:val="num" w:pos="5040"/>
+        </w:tabs>
+        <w:ind w:left="5040" w:hanging="360"/>
+      </w:pPr>
+      <w:rPr>
+        <w:rFonts w:ascii="Wingdings" w:hAnsi="Wingdings" w:hint="default"/>
+        <w:sz w:val="20"/>
+      </w:rPr>
+    </w:lvl>
+    <w:lvl w:ilvl="7" w:tentative="1">
+      <w:start w:val="1"/>
+      <w:numFmt w:val="bullet"/>
+      <w:lvlText w:val=""/>
+      <w:lvlJc w:val="left"/>
+      <w:pPr>
+        <w:tabs>
+          <w:tab w:val="num" w:pos="5760"/>
+        </w:tabs>
+        <w:ind w:left="5760" w:hanging="360"/>
+      </w:pPr>
+      <w:rPr>
+        <w:rFonts w:ascii="Wingdings" w:hAnsi="Wingdings" w:hint="default"/>
+        <w:sz w:val="20"/>
+      </w:rPr>
+    </w:lvl>
+    <w:lvl w:ilvl="8" w:tentative="1">
+      <w:start w:val="1"/>
+      <w:numFmt w:val="bullet"/>
+      <w:lvlText w:val=""/>
+      <w:lvlJc w:val="left"/>
+      <w:pPr>
+        <w:tabs>
+          <w:tab w:val="num" w:pos="6480"/>
+        </w:tabs>
+        <w:ind w:left="6480" w:hanging="360"/>
+      </w:pPr>
+      <w:rPr>
+        <w:rFonts w:ascii="Wingdings" w:hAnsi="Wingdings" w:hint="default"/>
+        <w:sz w:val="20"/>
+      </w:rPr>
+    </w:lvl>
+  </w:abstractNum>
+  <w:abstractNum w:abstractNumId="39" w15:restartNumberingAfterBreak="0">
     <w:nsid w:val="792F63CC"/>
     <w:multiLevelType w:val="multilevel"/>
     <w:tmpl w:val="8B8CE46C"/>
@@ -8620,7 +15915,7 @@
       </w:rPr>
     </w:lvl>
   </w:abstractNum>
-  <w:abstractNum w:abstractNumId="34" w15:restartNumberingAfterBreak="0">
+  <w:abstractNum w:abstractNumId="40" w15:restartNumberingAfterBreak="0">
     <w:nsid w:val="7D0448E6"/>
     <w:multiLevelType w:val="multilevel"/>
     <w:tmpl w:val="BD18E44C"/>
@@ -8770,16 +16065,16 @@
     </w:lvl>
   </w:abstractNum>
   <w:num w:numId="1" w16cid:durableId="340132085">
-    <w:abstractNumId w:val="13"/>
+    <w:abstractNumId w:val="14"/>
   </w:num>
   <w:num w:numId="2" w16cid:durableId="1890527785">
     <w:abstractNumId w:val="4"/>
   </w:num>
   <w:num w:numId="3" w16cid:durableId="564411841">
-    <w:abstractNumId w:val="24"/>
+    <w:abstractNumId w:val="28"/>
   </w:num>
   <w:num w:numId="4" w16cid:durableId="495222279">
-    <w:abstractNumId w:val="12"/>
+    <w:abstractNumId w:val="13"/>
   </w:num>
   <w:num w:numId="5" w16cid:durableId="1905722608">
     <w:abstractNumId w:val="3"/>
@@ -8788,13 +16083,13 @@
     <w:abstractNumId w:val="6"/>
   </w:num>
   <w:num w:numId="7" w16cid:durableId="1874030179">
-    <w:abstractNumId w:val="9"/>
+    <w:abstractNumId w:val="10"/>
   </w:num>
   <w:num w:numId="8" w16cid:durableId="1905289728">
-    <w:abstractNumId w:val="27"/>
+    <w:abstractNumId w:val="32"/>
   </w:num>
   <w:num w:numId="9" w16cid:durableId="903224478">
-    <w:abstractNumId w:val="28"/>
+    <w:abstractNumId w:val="33"/>
   </w:num>
   <w:num w:numId="10" w16cid:durableId="1389456004">
     <w:abstractNumId w:val="1"/>
@@ -8806,73 +16101,91 @@
     <w:abstractNumId w:val="0"/>
   </w:num>
   <w:num w:numId="13" w16cid:durableId="1358509900">
-    <w:abstractNumId w:val="10"/>
+    <w:abstractNumId w:val="11"/>
   </w:num>
   <w:num w:numId="14" w16cid:durableId="1263025117">
-    <w:abstractNumId w:val="18"/>
+    <w:abstractNumId w:val="20"/>
   </w:num>
   <w:num w:numId="15" w16cid:durableId="1706708101">
-    <w:abstractNumId w:val="30"/>
+    <w:abstractNumId w:val="35"/>
   </w:num>
   <w:num w:numId="16" w16cid:durableId="1900166956">
-    <w:abstractNumId w:val="22"/>
+    <w:abstractNumId w:val="26"/>
   </w:num>
   <w:num w:numId="17" w16cid:durableId="1088618782">
-    <w:abstractNumId w:val="17"/>
+    <w:abstractNumId w:val="19"/>
   </w:num>
   <w:num w:numId="18" w16cid:durableId="891696317">
+    <w:abstractNumId w:val="34"/>
+  </w:num>
+  <w:num w:numId="19" w16cid:durableId="1852720404">
+    <w:abstractNumId w:val="36"/>
+  </w:num>
+  <w:num w:numId="20" w16cid:durableId="2080328687">
+    <w:abstractNumId w:val="15"/>
+  </w:num>
+  <w:num w:numId="21" w16cid:durableId="2061400506">
     <w:abstractNumId w:val="29"/>
   </w:num>
-  <w:num w:numId="19" w16cid:durableId="1852720404">
-    <w:abstractNumId w:val="31"/>
-  </w:num>
-  <w:num w:numId="20" w16cid:durableId="2080328687">
-    <w:abstractNumId w:val="14"/>
-  </w:num>
-  <w:num w:numId="21" w16cid:durableId="2061400506">
-    <w:abstractNumId w:val="25"/>
-  </w:num>
   <w:num w:numId="22" w16cid:durableId="322779506">
-    <w:abstractNumId w:val="11"/>
+    <w:abstractNumId w:val="12"/>
   </w:num>
   <w:num w:numId="23" w16cid:durableId="1742749278">
-    <w:abstractNumId w:val="23"/>
+    <w:abstractNumId w:val="27"/>
   </w:num>
   <w:num w:numId="24" w16cid:durableId="1272977281">
     <w:abstractNumId w:val="7"/>
   </w:num>
   <w:num w:numId="25" w16cid:durableId="1997803170">
-    <w:abstractNumId w:val="20"/>
+    <w:abstractNumId w:val="22"/>
   </w:num>
   <w:num w:numId="26" w16cid:durableId="268512735">
     <w:abstractNumId w:val="5"/>
   </w:num>
   <w:num w:numId="27" w16cid:durableId="638652703">
+    <w:abstractNumId w:val="17"/>
+  </w:num>
+  <w:num w:numId="28" w16cid:durableId="95559940">
+    <w:abstractNumId w:val="9"/>
+  </w:num>
+  <w:num w:numId="29" w16cid:durableId="1757095926">
+    <w:abstractNumId w:val="37"/>
+  </w:num>
+  <w:num w:numId="30" w16cid:durableId="1616064062">
     <w:abstractNumId w:val="16"/>
   </w:num>
-  <w:num w:numId="28" w16cid:durableId="95559940">
+  <w:num w:numId="31" w16cid:durableId="351957631">
+    <w:abstractNumId w:val="24"/>
+  </w:num>
+  <w:num w:numId="32" w16cid:durableId="1445613649">
+    <w:abstractNumId w:val="31"/>
+  </w:num>
+  <w:num w:numId="33" w16cid:durableId="1602571387">
+    <w:abstractNumId w:val="39"/>
+  </w:num>
+  <w:num w:numId="34" w16cid:durableId="1750231285">
+    <w:abstractNumId w:val="40"/>
+  </w:num>
+  <w:num w:numId="35" w16cid:durableId="743337632">
+    <w:abstractNumId w:val="21"/>
+  </w:num>
+  <w:num w:numId="36" w16cid:durableId="2029598065">
+    <w:abstractNumId w:val="38"/>
+  </w:num>
+  <w:num w:numId="37" w16cid:durableId="2093895446">
+    <w:abstractNumId w:val="30"/>
+  </w:num>
+  <w:num w:numId="38" w16cid:durableId="554437177">
+    <w:abstractNumId w:val="23"/>
+  </w:num>
+  <w:num w:numId="39" w16cid:durableId="221916035">
+    <w:abstractNumId w:val="25"/>
+  </w:num>
+  <w:num w:numId="40" w16cid:durableId="1179465257">
     <w:abstractNumId w:val="8"/>
   </w:num>
-  <w:num w:numId="29" w16cid:durableId="1757095926">
-    <w:abstractNumId w:val="32"/>
-  </w:num>
-  <w:num w:numId="30" w16cid:durableId="1616064062">
-    <w:abstractNumId w:val="15"/>
-  </w:num>
-  <w:num w:numId="31" w16cid:durableId="351957631">
-    <w:abstractNumId w:val="21"/>
-  </w:num>
-  <w:num w:numId="32" w16cid:durableId="1445613649">
-    <w:abstractNumId w:val="26"/>
-  </w:num>
-  <w:num w:numId="33" w16cid:durableId="1602571387">
-    <w:abstractNumId w:val="33"/>
-  </w:num>
-  <w:num w:numId="34" w16cid:durableId="1750231285">
-    <w:abstractNumId w:val="34"/>
-  </w:num>
-  <w:num w:numId="35" w16cid:durableId="743337632">
-    <w:abstractNumId w:val="19"/>
+  <w:num w:numId="41" w16cid:durableId="614946474">
+    <w:abstractNumId w:val="18"/>
   </w:num>
 </w:numbering>
 </file>

--- a/Unidad 5 - Pokedex Web/Documentación de Pokedex.docx
+++ b/Unidad 5 - Pokedex Web/Documentación de Pokedex.docx
@@ -10065,6 +10065,423 @@
       <w:proofErr w:type="spellEnd"/>
       <w:r>
         <w:t xml:space="preserve"> antes de redirigir, y recuperarlo al volver a cargar la pantalla.</w:t>
+      </w:r>
+    </w:p>
+    <w:p/>
+    <w:p>
+      <w:r>
+        <w:rPr>
+          <w:b/>
+          <w:bCs/>
+        </w:rPr>
+        <w:t xml:space="preserve">TEMA: ASP.NET </w:t>
+      </w:r>
+      <w:proofErr w:type="spellStart"/>
+      <w:r>
+        <w:rPr>
+          <w:b/>
+          <w:bCs/>
+        </w:rPr>
+        <w:t>Validators</w:t>
+      </w:r>
+      <w:proofErr w:type="spellEnd"/>
+      <w:r>
+        <w:rPr>
+          <w:b/>
+          <w:bCs/>
+        </w:rPr>
+        <w:t xml:space="preserve"> y </w:t>
+      </w:r>
+      <w:proofErr w:type="spellStart"/>
+      <w:r>
+        <w:rPr>
+          <w:b/>
+          <w:bCs/>
+        </w:rPr>
+        <w:t>Unobtrusive</w:t>
+      </w:r>
+      <w:proofErr w:type="spellEnd"/>
+      <w:r>
+        <w:rPr>
+          <w:b/>
+          <w:bCs/>
+        </w:rPr>
+        <w:t xml:space="preserve"> </w:t>
+      </w:r>
+      <w:proofErr w:type="spellStart"/>
+      <w:r>
+        <w:rPr>
+          <w:b/>
+          <w:bCs/>
+        </w:rPr>
+        <w:t>Validation</w:t>
+      </w:r>
+      <w:proofErr w:type="spellEnd"/>
+    </w:p>
+    <w:p>
+      <w:pPr>
+        <w:numPr>
+          <w:ilvl w:val="0"/>
+          <w:numId w:val="42"/>
+        </w:numPr>
+      </w:pPr>
+      <w:r>
+        <w:rPr>
+          <w:b/>
+          <w:bCs/>
+        </w:rPr>
+        <w:t xml:space="preserve">¿Qué son los ASP </w:t>
+      </w:r>
+      <w:proofErr w:type="spellStart"/>
+      <w:r>
+        <w:rPr>
+          <w:b/>
+          <w:bCs/>
+        </w:rPr>
+        <w:t>Validators</w:t>
+      </w:r>
+      <w:proofErr w:type="spellEnd"/>
+      <w:r>
+        <w:rPr>
+          <w:b/>
+          <w:bCs/>
+        </w:rPr>
+        <w:t>?</w:t>
+      </w:r>
+      <w:r>
+        <w:t xml:space="preserve"> Son controles de servidor (tienen </w:t>
+      </w:r>
+      <w:proofErr w:type="spellStart"/>
+      <w:r>
+        <w:t>runat</w:t>
+      </w:r>
+      <w:proofErr w:type="spellEnd"/>
+      <w:r>
+        <w:t xml:space="preserve">="server") diseñados exclusivamente para evaluar otros controles (ej. un </w:t>
+      </w:r>
+      <w:proofErr w:type="spellStart"/>
+      <w:r>
+        <w:t>TextBox</w:t>
+      </w:r>
+      <w:proofErr w:type="spellEnd"/>
+      <w:r>
+        <w:t>). Tienen la ventaja de generar automáticamente el JavaScript necesario para validar en el Front-</w:t>
+      </w:r>
+      <w:proofErr w:type="spellStart"/>
+      <w:r>
+        <w:t>End</w:t>
+      </w:r>
+      <w:proofErr w:type="spellEnd"/>
+      <w:r>
+        <w:t xml:space="preserve"> (navegador) y también validan en el Back-</w:t>
+      </w:r>
+      <w:proofErr w:type="spellStart"/>
+      <w:r>
+        <w:t>End</w:t>
+      </w:r>
+      <w:proofErr w:type="spellEnd"/>
+      <w:r>
+        <w:t xml:space="preserve"> (servidor) por seguridad.</w:t>
+      </w:r>
+    </w:p>
+    <w:p>
+      <w:pPr>
+        <w:numPr>
+          <w:ilvl w:val="0"/>
+          <w:numId w:val="42"/>
+        </w:numPr>
+      </w:pPr>
+      <w:proofErr w:type="spellStart"/>
+      <w:r>
+        <w:rPr>
+          <w:b/>
+          <w:bCs/>
+        </w:rPr>
+        <w:t>RequiredFieldValidator</w:t>
+      </w:r>
+      <w:proofErr w:type="spellEnd"/>
+      <w:r>
+        <w:rPr>
+          <w:b/>
+          <w:bCs/>
+        </w:rPr>
+        <w:t>:</w:t>
+      </w:r>
+      <w:r>
+        <w:t xml:space="preserve"> Es el validador más básico. Solo verifica que el control asignado (</w:t>
+      </w:r>
+      <w:proofErr w:type="spellStart"/>
+      <w:r>
+        <w:t>ControlToValidate</w:t>
+      </w:r>
+      <w:proofErr w:type="spellEnd"/>
+      <w:r>
+        <w:t>) no esté vacío.</w:t>
+      </w:r>
+    </w:p>
+    <w:p>
+      <w:pPr>
+        <w:numPr>
+          <w:ilvl w:val="0"/>
+          <w:numId w:val="42"/>
+        </w:numPr>
+      </w:pPr>
+      <w:r>
+        <w:rPr>
+          <w:b/>
+          <w:bCs/>
+        </w:rPr>
+        <w:t xml:space="preserve">El Problema del </w:t>
+      </w:r>
+      <w:proofErr w:type="spellStart"/>
+      <w:r>
+        <w:rPr>
+          <w:b/>
+          <w:bCs/>
+          <w:i/>
+          <w:iCs/>
+        </w:rPr>
+        <w:t>Unobtrusive</w:t>
+      </w:r>
+      <w:proofErr w:type="spellEnd"/>
+      <w:r>
+        <w:rPr>
+          <w:b/>
+          <w:bCs/>
+          <w:i/>
+          <w:iCs/>
+        </w:rPr>
+        <w:t xml:space="preserve"> </w:t>
+      </w:r>
+      <w:proofErr w:type="spellStart"/>
+      <w:r>
+        <w:rPr>
+          <w:b/>
+          <w:bCs/>
+          <w:i/>
+          <w:iCs/>
+        </w:rPr>
+        <w:t>Validation</w:t>
+      </w:r>
+      <w:proofErr w:type="spellEnd"/>
+      <w:r>
+        <w:rPr>
+          <w:b/>
+          <w:bCs/>
+          <w:i/>
+          <w:iCs/>
+        </w:rPr>
+        <w:t xml:space="preserve"> </w:t>
+      </w:r>
+      <w:proofErr w:type="spellStart"/>
+      <w:r>
+        <w:rPr>
+          <w:b/>
+          <w:bCs/>
+          <w:i/>
+          <w:iCs/>
+        </w:rPr>
+        <w:t>Mode</w:t>
+      </w:r>
+      <w:proofErr w:type="spellEnd"/>
+      <w:r>
+        <w:rPr>
+          <w:b/>
+          <w:bCs/>
+        </w:rPr>
+        <w:t>:</w:t>
+      </w:r>
+      <w:r>
+        <w:t xml:space="preserve"> En versiones de .NET Framework 4.5 en adelante, Microsoft intentó optimizar cómo se inyecta el JavaScript de estos validadores (haciéndolo "discreto" o centralizado). Si el proyecto no tiene configurada una librería central de JavaScript (como jQuery), la aplicación explota.</w:t>
+      </w:r>
+    </w:p>
+    <w:p>
+      <w:pPr>
+        <w:numPr>
+          <w:ilvl w:val="1"/>
+          <w:numId w:val="42"/>
+        </w:numPr>
+      </w:pPr>
+      <w:r>
+        <w:rPr>
+          <w:b/>
+          <w:bCs/>
+        </w:rPr>
+        <w:t>Solución 1 (Recomendada para proyectos chicos):</w:t>
+      </w:r>
+      <w:r>
+        <w:t xml:space="preserve"> Desactivar esta optimización agregando &lt;</w:t>
+      </w:r>
+      <w:proofErr w:type="spellStart"/>
+      <w:r>
+        <w:t>add</w:t>
+      </w:r>
+      <w:proofErr w:type="spellEnd"/>
+      <w:r>
+        <w:t xml:space="preserve"> </w:t>
+      </w:r>
+      <w:proofErr w:type="spellStart"/>
+      <w:r>
+        <w:t>key</w:t>
+      </w:r>
+      <w:proofErr w:type="spellEnd"/>
+      <w:r>
+        <w:t>="</w:t>
+      </w:r>
+      <w:proofErr w:type="spellStart"/>
+      <w:proofErr w:type="gramStart"/>
+      <w:r>
+        <w:t>ValidationSettings:UnobtrusiveValidationMode</w:t>
+      </w:r>
+      <w:proofErr w:type="spellEnd"/>
+      <w:proofErr w:type="gramEnd"/>
+      <w:r>
+        <w:t xml:space="preserve">" </w:t>
+      </w:r>
+      <w:proofErr w:type="spellStart"/>
+      <w:r>
+        <w:t>value</w:t>
+      </w:r>
+      <w:proofErr w:type="spellEnd"/>
+      <w:r>
+        <w:t>="</w:t>
+      </w:r>
+      <w:proofErr w:type="spellStart"/>
+      <w:r>
+        <w:t>None</w:t>
+      </w:r>
+      <w:proofErr w:type="spellEnd"/>
+      <w:r>
+        <w:t xml:space="preserve">" /&gt; en el </w:t>
+      </w:r>
+      <w:proofErr w:type="spellStart"/>
+      <w:r>
+        <w:t>Web.config</w:t>
+      </w:r>
+      <w:proofErr w:type="spellEnd"/>
+      <w:r>
+        <w:t>.</w:t>
+      </w:r>
+    </w:p>
+    <w:p>
+      <w:pPr>
+        <w:numPr>
+          <w:ilvl w:val="1"/>
+          <w:numId w:val="42"/>
+        </w:numPr>
+      </w:pPr>
+      <w:r>
+        <w:rPr>
+          <w:b/>
+          <w:bCs/>
+        </w:rPr>
+        <w:t>Solución 2:</w:t>
+      </w:r>
+      <w:r>
+        <w:t xml:space="preserve"> Registrar una CDN de jQuery en el </w:t>
+      </w:r>
+      <w:proofErr w:type="spellStart"/>
+      <w:r>
+        <w:t>Global.asax</w:t>
+      </w:r>
+      <w:proofErr w:type="spellEnd"/>
+      <w:r>
+        <w:t>.</w:t>
+      </w:r>
+    </w:p>
+    <w:p>
+      <w:pPr>
+        <w:numPr>
+          <w:ilvl w:val="0"/>
+          <w:numId w:val="42"/>
+        </w:numPr>
+      </w:pPr>
+      <w:r>
+        <w:rPr>
+          <w:b/>
+          <w:bCs/>
+        </w:rPr>
+        <w:t xml:space="preserve">Validación en </w:t>
+      </w:r>
+      <w:proofErr w:type="spellStart"/>
+      <w:r>
+        <w:rPr>
+          <w:b/>
+          <w:bCs/>
+        </w:rPr>
+        <w:t>Code-Behind</w:t>
+      </w:r>
+      <w:proofErr w:type="spellEnd"/>
+      <w:r>
+        <w:rPr>
+          <w:b/>
+          <w:bCs/>
+        </w:rPr>
+        <w:t xml:space="preserve"> (</w:t>
+      </w:r>
+      <w:proofErr w:type="spellStart"/>
+      <w:r>
+        <w:rPr>
+          <w:b/>
+          <w:bCs/>
+        </w:rPr>
+        <w:t>Page.IsValid</w:t>
+      </w:r>
+      <w:proofErr w:type="spellEnd"/>
+      <w:r>
+        <w:rPr>
+          <w:b/>
+          <w:bCs/>
+        </w:rPr>
+        <w:t>):</w:t>
+      </w:r>
+      <w:r>
+        <w:t xml:space="preserve"> Aunque el validador ASP bloquee la acción en el navegador usando JavaScript, siempre se debe </w:t>
+      </w:r>
+      <w:proofErr w:type="spellStart"/>
+      <w:r>
+        <w:t>re-validar</w:t>
+      </w:r>
+      <w:proofErr w:type="spellEnd"/>
+      <w:r>
+        <w:t xml:space="preserve"> en el servidor por seguridad (por si el usuario desactivó JS). Esto se hace ejecutando </w:t>
+      </w:r>
+      <w:proofErr w:type="spellStart"/>
+      <w:r>
+        <w:t>Page.Validate</w:t>
+      </w:r>
+      <w:proofErr w:type="spellEnd"/>
+      <w:r>
+        <w:t xml:space="preserve">() y luego preguntando </w:t>
+      </w:r>
+      <w:proofErr w:type="spellStart"/>
+      <w:r>
+        <w:t>if</w:t>
+      </w:r>
+      <w:proofErr w:type="spellEnd"/>
+      <w:r>
+        <w:t xml:space="preserve"> </w:t>
+      </w:r>
+      <w:proofErr w:type="gramStart"/>
+      <w:r>
+        <w:t>(!</w:t>
+      </w:r>
+      <w:proofErr w:type="spellStart"/>
+      <w:r>
+        <w:t>Page.IsValid</w:t>
+      </w:r>
+      <w:proofErr w:type="spellEnd"/>
+      <w:proofErr w:type="gramEnd"/>
+      <w:r>
+        <w:t xml:space="preserve">) al principio del evento (ej. en el clic de Guardar). Si la página no es válida, se utiliza </w:t>
+      </w:r>
+      <w:proofErr w:type="spellStart"/>
+      <w:r>
+        <w:t>return</w:t>
+      </w:r>
+      <w:proofErr w:type="spellEnd"/>
+      <w:r>
+        <w:t>; para abortar la ejecución del método y evitar viajes inútiles a la base de datos.</w:t>
       </w:r>
     </w:p>
     <w:p>
@@ -10676,6 +11093,155 @@
     </w:lvl>
   </w:abstractNum>
   <w:abstractNum w:abstractNumId="4" w15:restartNumberingAfterBreak="0">
+    <w:nsid w:val="09DE2918"/>
+    <w:multiLevelType w:val="multilevel"/>
+    <w:tmpl w:val="700A892E"/>
+    <w:lvl w:ilvl="0">
+      <w:start w:val="1"/>
+      <w:numFmt w:val="bullet"/>
+      <w:lvlText w:val=""/>
+      <w:lvlJc w:val="left"/>
+      <w:pPr>
+        <w:tabs>
+          <w:tab w:val="num" w:pos="720"/>
+        </w:tabs>
+        <w:ind w:left="720" w:hanging="360"/>
+      </w:pPr>
+      <w:rPr>
+        <w:rFonts w:ascii="Symbol" w:hAnsi="Symbol" w:hint="default"/>
+        <w:sz w:val="20"/>
+      </w:rPr>
+    </w:lvl>
+    <w:lvl w:ilvl="1">
+      <w:start w:val="1"/>
+      <w:numFmt w:val="bullet"/>
+      <w:lvlText w:val="o"/>
+      <w:lvlJc w:val="left"/>
+      <w:pPr>
+        <w:tabs>
+          <w:tab w:val="num" w:pos="1440"/>
+        </w:tabs>
+        <w:ind w:left="1440" w:hanging="360"/>
+      </w:pPr>
+      <w:rPr>
+        <w:rFonts w:ascii="Courier New" w:hAnsi="Courier New" w:hint="default"/>
+        <w:sz w:val="20"/>
+      </w:rPr>
+    </w:lvl>
+    <w:lvl w:ilvl="2" w:tentative="1">
+      <w:start w:val="1"/>
+      <w:numFmt w:val="bullet"/>
+      <w:lvlText w:val=""/>
+      <w:lvlJc w:val="left"/>
+      <w:pPr>
+        <w:tabs>
+          <w:tab w:val="num" w:pos="2160"/>
+        </w:tabs>
+        <w:ind w:left="2160" w:hanging="360"/>
+      </w:pPr>
+      <w:rPr>
+        <w:rFonts w:ascii="Wingdings" w:hAnsi="Wingdings" w:hint="default"/>
+        <w:sz w:val="20"/>
+      </w:rPr>
+    </w:lvl>
+    <w:lvl w:ilvl="3" w:tentative="1">
+      <w:start w:val="1"/>
+      <w:numFmt w:val="bullet"/>
+      <w:lvlText w:val=""/>
+      <w:lvlJc w:val="left"/>
+      <w:pPr>
+        <w:tabs>
+          <w:tab w:val="num" w:pos="2880"/>
+        </w:tabs>
+        <w:ind w:left="2880" w:hanging="360"/>
+      </w:pPr>
+      <w:rPr>
+        <w:rFonts w:ascii="Wingdings" w:hAnsi="Wingdings" w:hint="default"/>
+        <w:sz w:val="20"/>
+      </w:rPr>
+    </w:lvl>
+    <w:lvl w:ilvl="4" w:tentative="1">
+      <w:start w:val="1"/>
+      <w:numFmt w:val="bullet"/>
+      <w:lvlText w:val=""/>
+      <w:lvlJc w:val="left"/>
+      <w:pPr>
+        <w:tabs>
+          <w:tab w:val="num" w:pos="3600"/>
+        </w:tabs>
+        <w:ind w:left="3600" w:hanging="360"/>
+      </w:pPr>
+      <w:rPr>
+        <w:rFonts w:ascii="Wingdings" w:hAnsi="Wingdings" w:hint="default"/>
+        <w:sz w:val="20"/>
+      </w:rPr>
+    </w:lvl>
+    <w:lvl w:ilvl="5" w:tentative="1">
+      <w:start w:val="1"/>
+      <w:numFmt w:val="bullet"/>
+      <w:lvlText w:val=""/>
+      <w:lvlJc w:val="left"/>
+      <w:pPr>
+        <w:tabs>
+          <w:tab w:val="num" w:pos="4320"/>
+        </w:tabs>
+        <w:ind w:left="4320" w:hanging="360"/>
+      </w:pPr>
+      <w:rPr>
+        <w:rFonts w:ascii="Wingdings" w:hAnsi="Wingdings" w:hint="default"/>
+        <w:sz w:val="20"/>
+      </w:rPr>
+    </w:lvl>
+    <w:lvl w:ilvl="6" w:tentative="1">
+      <w:start w:val="1"/>
+      <w:numFmt w:val="bullet"/>
+      <w:lvlText w:val=""/>
+      <w:lvlJc w:val="left"/>
+      <w:pPr>
+        <w:tabs>
+          <w:tab w:val="num" w:pos="5040"/>
+        </w:tabs>
+        <w:ind w:left="5040" w:hanging="360"/>
+      </w:pPr>
+      <w:rPr>
+        <w:rFonts w:ascii="Wingdings" w:hAnsi="Wingdings" w:hint="default"/>
+        <w:sz w:val="20"/>
+      </w:rPr>
+    </w:lvl>
+    <w:lvl w:ilvl="7" w:tentative="1">
+      <w:start w:val="1"/>
+      <w:numFmt w:val="bullet"/>
+      <w:lvlText w:val=""/>
+      <w:lvlJc w:val="left"/>
+      <w:pPr>
+        <w:tabs>
+          <w:tab w:val="num" w:pos="5760"/>
+        </w:tabs>
+        <w:ind w:left="5760" w:hanging="360"/>
+      </w:pPr>
+      <w:rPr>
+        <w:rFonts w:ascii="Wingdings" w:hAnsi="Wingdings" w:hint="default"/>
+        <w:sz w:val="20"/>
+      </w:rPr>
+    </w:lvl>
+    <w:lvl w:ilvl="8" w:tentative="1">
+      <w:start w:val="1"/>
+      <w:numFmt w:val="bullet"/>
+      <w:lvlText w:val=""/>
+      <w:lvlJc w:val="left"/>
+      <w:pPr>
+        <w:tabs>
+          <w:tab w:val="num" w:pos="6480"/>
+        </w:tabs>
+        <w:ind w:left="6480" w:hanging="360"/>
+      </w:pPr>
+      <w:rPr>
+        <w:rFonts w:ascii="Wingdings" w:hAnsi="Wingdings" w:hint="default"/>
+        <w:sz w:val="20"/>
+      </w:rPr>
+    </w:lvl>
+  </w:abstractNum>
+  <w:abstractNum w:abstractNumId="5" w15:restartNumberingAfterBreak="0">
     <w:nsid w:val="0ACD07DE"/>
     <w:multiLevelType w:val="multilevel"/>
     <w:tmpl w:val="DD209A82"/>
@@ -10824,7 +11390,7 @@
       </w:rPr>
     </w:lvl>
   </w:abstractNum>
-  <w:abstractNum w:abstractNumId="5" w15:restartNumberingAfterBreak="0">
+  <w:abstractNum w:abstractNumId="6" w15:restartNumberingAfterBreak="0">
     <w:nsid w:val="1A9C0DB3"/>
     <w:multiLevelType w:val="multilevel"/>
     <w:tmpl w:val="99E0C8C8"/>
@@ -10973,7 +11539,7 @@
       </w:rPr>
     </w:lvl>
   </w:abstractNum>
-  <w:abstractNum w:abstractNumId="6" w15:restartNumberingAfterBreak="0">
+  <w:abstractNum w:abstractNumId="7" w15:restartNumberingAfterBreak="0">
     <w:nsid w:val="1E2F16BF"/>
     <w:multiLevelType w:val="multilevel"/>
     <w:tmpl w:val="B8DEC6BE"/>
@@ -11122,7 +11688,7 @@
       </w:rPr>
     </w:lvl>
   </w:abstractNum>
-  <w:abstractNum w:abstractNumId="7" w15:restartNumberingAfterBreak="0">
+  <w:abstractNum w:abstractNumId="8" w15:restartNumberingAfterBreak="0">
     <w:nsid w:val="280324FF"/>
     <w:multiLevelType w:val="multilevel"/>
     <w:tmpl w:val="E4EE3730"/>
@@ -11271,7 +11837,7 @@
       </w:rPr>
     </w:lvl>
   </w:abstractNum>
-  <w:abstractNum w:abstractNumId="8" w15:restartNumberingAfterBreak="0">
+  <w:abstractNum w:abstractNumId="9" w15:restartNumberingAfterBreak="0">
     <w:nsid w:val="291F3F07"/>
     <w:multiLevelType w:val="multilevel"/>
     <w:tmpl w:val="6ED8BA0A"/>
@@ -11420,7 +11986,7 @@
       </w:rPr>
     </w:lvl>
   </w:abstractNum>
-  <w:abstractNum w:abstractNumId="9" w15:restartNumberingAfterBreak="0">
+  <w:abstractNum w:abstractNumId="10" w15:restartNumberingAfterBreak="0">
     <w:nsid w:val="30C06DE2"/>
     <w:multiLevelType w:val="multilevel"/>
     <w:tmpl w:val="865873C0"/>
@@ -11569,7 +12135,7 @@
       </w:rPr>
     </w:lvl>
   </w:abstractNum>
-  <w:abstractNum w:abstractNumId="10" w15:restartNumberingAfterBreak="0">
+  <w:abstractNum w:abstractNumId="11" w15:restartNumberingAfterBreak="0">
     <w:nsid w:val="365F1960"/>
     <w:multiLevelType w:val="multilevel"/>
     <w:tmpl w:val="4CA4C0FA"/>
@@ -11718,7 +12284,7 @@
       </w:rPr>
     </w:lvl>
   </w:abstractNum>
-  <w:abstractNum w:abstractNumId="11" w15:restartNumberingAfterBreak="0">
+  <w:abstractNum w:abstractNumId="12" w15:restartNumberingAfterBreak="0">
     <w:nsid w:val="376B325C"/>
     <w:multiLevelType w:val="multilevel"/>
     <w:tmpl w:val="85C0A918"/>
@@ -11867,7 +12433,7 @@
       </w:rPr>
     </w:lvl>
   </w:abstractNum>
-  <w:abstractNum w:abstractNumId="12" w15:restartNumberingAfterBreak="0">
+  <w:abstractNum w:abstractNumId="13" w15:restartNumberingAfterBreak="0">
     <w:nsid w:val="3C320E2E"/>
     <w:multiLevelType w:val="multilevel"/>
     <w:tmpl w:val="6396FB1C"/>
@@ -12012,7 +12578,7 @@
       </w:rPr>
     </w:lvl>
   </w:abstractNum>
-  <w:abstractNum w:abstractNumId="13" w15:restartNumberingAfterBreak="0">
+  <w:abstractNum w:abstractNumId="14" w15:restartNumberingAfterBreak="0">
     <w:nsid w:val="3DDF61CA"/>
     <w:multiLevelType w:val="multilevel"/>
     <w:tmpl w:val="ABFC856E"/>
@@ -12161,7 +12727,7 @@
       </w:rPr>
     </w:lvl>
   </w:abstractNum>
-  <w:abstractNum w:abstractNumId="14" w15:restartNumberingAfterBreak="0">
+  <w:abstractNum w:abstractNumId="15" w15:restartNumberingAfterBreak="0">
     <w:nsid w:val="3EC2497A"/>
     <w:multiLevelType w:val="multilevel"/>
     <w:tmpl w:val="038669AA"/>
@@ -12310,7 +12876,7 @@
       </w:rPr>
     </w:lvl>
   </w:abstractNum>
-  <w:abstractNum w:abstractNumId="15" w15:restartNumberingAfterBreak="0">
+  <w:abstractNum w:abstractNumId="16" w15:restartNumberingAfterBreak="0">
     <w:nsid w:val="43D6285F"/>
     <w:multiLevelType w:val="multilevel"/>
     <w:tmpl w:val="0CF470C0"/>
@@ -12459,7 +13025,7 @@
       </w:rPr>
     </w:lvl>
   </w:abstractNum>
-  <w:abstractNum w:abstractNumId="16" w15:restartNumberingAfterBreak="0">
+  <w:abstractNum w:abstractNumId="17" w15:restartNumberingAfterBreak="0">
     <w:nsid w:val="44F82DB6"/>
     <w:multiLevelType w:val="multilevel"/>
     <w:tmpl w:val="B590C8E6"/>
@@ -12608,7 +13174,7 @@
       </w:rPr>
     </w:lvl>
   </w:abstractNum>
-  <w:abstractNum w:abstractNumId="17" w15:restartNumberingAfterBreak="0">
+  <w:abstractNum w:abstractNumId="18" w15:restartNumberingAfterBreak="0">
     <w:nsid w:val="45FE6ABD"/>
     <w:multiLevelType w:val="multilevel"/>
     <w:tmpl w:val="1F9611C0"/>
@@ -12757,7 +13323,7 @@
       </w:rPr>
     </w:lvl>
   </w:abstractNum>
-  <w:abstractNum w:abstractNumId="18" w15:restartNumberingAfterBreak="0">
+  <w:abstractNum w:abstractNumId="19" w15:restartNumberingAfterBreak="0">
     <w:nsid w:val="478C0246"/>
     <w:multiLevelType w:val="multilevel"/>
     <w:tmpl w:val="A904AB1E"/>
@@ -12906,7 +13472,7 @@
       </w:rPr>
     </w:lvl>
   </w:abstractNum>
-  <w:abstractNum w:abstractNumId="19" w15:restartNumberingAfterBreak="0">
+  <w:abstractNum w:abstractNumId="20" w15:restartNumberingAfterBreak="0">
     <w:nsid w:val="47A256AC"/>
     <w:multiLevelType w:val="multilevel"/>
     <w:tmpl w:val="94784BE8"/>
@@ -13055,7 +13621,7 @@
       </w:rPr>
     </w:lvl>
   </w:abstractNum>
-  <w:abstractNum w:abstractNumId="20" w15:restartNumberingAfterBreak="0">
+  <w:abstractNum w:abstractNumId="21" w15:restartNumberingAfterBreak="0">
     <w:nsid w:val="496B4294"/>
     <w:multiLevelType w:val="multilevel"/>
     <w:tmpl w:val="EEAAA56C"/>
@@ -13204,7 +13770,7 @@
       </w:rPr>
     </w:lvl>
   </w:abstractNum>
-  <w:abstractNum w:abstractNumId="21" w15:restartNumberingAfterBreak="0">
+  <w:abstractNum w:abstractNumId="22" w15:restartNumberingAfterBreak="0">
     <w:nsid w:val="4A81710A"/>
     <w:multiLevelType w:val="multilevel"/>
     <w:tmpl w:val="9A424194"/>
@@ -13317,7 +13883,7 @@
       </w:pPr>
     </w:lvl>
   </w:abstractNum>
-  <w:abstractNum w:abstractNumId="22" w15:restartNumberingAfterBreak="0">
+  <w:abstractNum w:abstractNumId="23" w15:restartNumberingAfterBreak="0">
     <w:nsid w:val="4C5B7A63"/>
     <w:multiLevelType w:val="multilevel"/>
     <w:tmpl w:val="0E2AA2F4"/>
@@ -13466,7 +14032,7 @@
       </w:rPr>
     </w:lvl>
   </w:abstractNum>
-  <w:abstractNum w:abstractNumId="23" w15:restartNumberingAfterBreak="0">
+  <w:abstractNum w:abstractNumId="24" w15:restartNumberingAfterBreak="0">
     <w:nsid w:val="4CF22BBC"/>
     <w:multiLevelType w:val="multilevel"/>
     <w:tmpl w:val="F10638AA"/>
@@ -13615,7 +14181,7 @@
       </w:rPr>
     </w:lvl>
   </w:abstractNum>
-  <w:abstractNum w:abstractNumId="24" w15:restartNumberingAfterBreak="0">
+  <w:abstractNum w:abstractNumId="25" w15:restartNumberingAfterBreak="0">
     <w:nsid w:val="54D116A9"/>
     <w:multiLevelType w:val="multilevel"/>
     <w:tmpl w:val="170CA37A"/>
@@ -13764,7 +14330,7 @@
       </w:rPr>
     </w:lvl>
   </w:abstractNum>
-  <w:abstractNum w:abstractNumId="25" w15:restartNumberingAfterBreak="0">
+  <w:abstractNum w:abstractNumId="26" w15:restartNumberingAfterBreak="0">
     <w:nsid w:val="54E51710"/>
     <w:multiLevelType w:val="multilevel"/>
     <w:tmpl w:val="0BA86E48"/>
@@ -13913,7 +14479,7 @@
       </w:rPr>
     </w:lvl>
   </w:abstractNum>
-  <w:abstractNum w:abstractNumId="26" w15:restartNumberingAfterBreak="0">
+  <w:abstractNum w:abstractNumId="27" w15:restartNumberingAfterBreak="0">
     <w:nsid w:val="5AFF2E8D"/>
     <w:multiLevelType w:val="multilevel"/>
     <w:tmpl w:val="00E82A94"/>
@@ -14062,7 +14628,7 @@
       </w:rPr>
     </w:lvl>
   </w:abstractNum>
-  <w:abstractNum w:abstractNumId="27" w15:restartNumberingAfterBreak="0">
+  <w:abstractNum w:abstractNumId="28" w15:restartNumberingAfterBreak="0">
     <w:nsid w:val="5C491D25"/>
     <w:multiLevelType w:val="multilevel"/>
     <w:tmpl w:val="83B68182"/>
@@ -14211,7 +14777,7 @@
       </w:rPr>
     </w:lvl>
   </w:abstractNum>
-  <w:abstractNum w:abstractNumId="28" w15:restartNumberingAfterBreak="0">
+  <w:abstractNum w:abstractNumId="29" w15:restartNumberingAfterBreak="0">
     <w:nsid w:val="5D612526"/>
     <w:multiLevelType w:val="multilevel"/>
     <w:tmpl w:val="DB62DC76"/>
@@ -14360,7 +14926,7 @@
       </w:rPr>
     </w:lvl>
   </w:abstractNum>
-  <w:abstractNum w:abstractNumId="29" w15:restartNumberingAfterBreak="0">
+  <w:abstractNum w:abstractNumId="30" w15:restartNumberingAfterBreak="0">
     <w:nsid w:val="63FC054C"/>
     <w:multiLevelType w:val="multilevel"/>
     <w:tmpl w:val="D00A9D0A"/>
@@ -14505,7 +15071,7 @@
       </w:rPr>
     </w:lvl>
   </w:abstractNum>
-  <w:abstractNum w:abstractNumId="30" w15:restartNumberingAfterBreak="0">
+  <w:abstractNum w:abstractNumId="31" w15:restartNumberingAfterBreak="0">
     <w:nsid w:val="652D28C6"/>
     <w:multiLevelType w:val="multilevel"/>
     <w:tmpl w:val="C2969030"/>
@@ -14654,7 +15220,7 @@
       </w:rPr>
     </w:lvl>
   </w:abstractNum>
-  <w:abstractNum w:abstractNumId="31" w15:restartNumberingAfterBreak="0">
+  <w:abstractNum w:abstractNumId="32" w15:restartNumberingAfterBreak="0">
     <w:nsid w:val="69221DCE"/>
     <w:multiLevelType w:val="multilevel"/>
     <w:tmpl w:val="3C58754E"/>
@@ -14803,7 +15369,7 @@
       </w:rPr>
     </w:lvl>
   </w:abstractNum>
-  <w:abstractNum w:abstractNumId="32" w15:restartNumberingAfterBreak="0">
+  <w:abstractNum w:abstractNumId="33" w15:restartNumberingAfterBreak="0">
     <w:nsid w:val="6DBF7670"/>
     <w:multiLevelType w:val="multilevel"/>
     <w:tmpl w:val="CC963EBA"/>
@@ -14952,7 +15518,7 @@
       </w:rPr>
     </w:lvl>
   </w:abstractNum>
-  <w:abstractNum w:abstractNumId="33" w15:restartNumberingAfterBreak="0">
+  <w:abstractNum w:abstractNumId="34" w15:restartNumberingAfterBreak="0">
     <w:nsid w:val="6F4C7C29"/>
     <w:multiLevelType w:val="multilevel"/>
     <w:tmpl w:val="0CC08082"/>
@@ -15065,7 +15631,7 @@
       </w:pPr>
     </w:lvl>
   </w:abstractNum>
-  <w:abstractNum w:abstractNumId="34" w15:restartNumberingAfterBreak="0">
+  <w:abstractNum w:abstractNumId="35" w15:restartNumberingAfterBreak="0">
     <w:nsid w:val="71B169B8"/>
     <w:multiLevelType w:val="multilevel"/>
     <w:tmpl w:val="124416DC"/>
@@ -15210,7 +15776,7 @@
       </w:rPr>
     </w:lvl>
   </w:abstractNum>
-  <w:abstractNum w:abstractNumId="35" w15:restartNumberingAfterBreak="0">
+  <w:abstractNum w:abstractNumId="36" w15:restartNumberingAfterBreak="0">
     <w:nsid w:val="71DD7274"/>
     <w:multiLevelType w:val="multilevel"/>
     <w:tmpl w:val="2C645D04"/>
@@ -15323,7 +15889,7 @@
       </w:pPr>
     </w:lvl>
   </w:abstractNum>
-  <w:abstractNum w:abstractNumId="36" w15:restartNumberingAfterBreak="0">
+  <w:abstractNum w:abstractNumId="37" w15:restartNumberingAfterBreak="0">
     <w:nsid w:val="72380DDF"/>
     <w:multiLevelType w:val="multilevel"/>
     <w:tmpl w:val="B9CC6108"/>
@@ -15472,7 +16038,7 @@
       </w:rPr>
     </w:lvl>
   </w:abstractNum>
-  <w:abstractNum w:abstractNumId="37" w15:restartNumberingAfterBreak="0">
+  <w:abstractNum w:abstractNumId="38" w15:restartNumberingAfterBreak="0">
     <w:nsid w:val="73E15FBD"/>
     <w:multiLevelType w:val="multilevel"/>
     <w:tmpl w:val="481E18CC"/>
@@ -15617,7 +16183,7 @@
       </w:rPr>
     </w:lvl>
   </w:abstractNum>
-  <w:abstractNum w:abstractNumId="38" w15:restartNumberingAfterBreak="0">
+  <w:abstractNum w:abstractNumId="39" w15:restartNumberingAfterBreak="0">
     <w:nsid w:val="756F0061"/>
     <w:multiLevelType w:val="multilevel"/>
     <w:tmpl w:val="8092D744"/>
@@ -15766,7 +16332,7 @@
       </w:rPr>
     </w:lvl>
   </w:abstractNum>
-  <w:abstractNum w:abstractNumId="39" w15:restartNumberingAfterBreak="0">
+  <w:abstractNum w:abstractNumId="40" w15:restartNumberingAfterBreak="0">
     <w:nsid w:val="792F63CC"/>
     <w:multiLevelType w:val="multilevel"/>
     <w:tmpl w:val="8B8CE46C"/>
@@ -15915,7 +16481,7 @@
       </w:rPr>
     </w:lvl>
   </w:abstractNum>
-  <w:abstractNum w:abstractNumId="40" w15:restartNumberingAfterBreak="0">
+  <w:abstractNum w:abstractNumId="41" w15:restartNumberingAfterBreak="0">
     <w:nsid w:val="7D0448E6"/>
     <w:multiLevelType w:val="multilevel"/>
     <w:tmpl w:val="BD18E44C"/>
@@ -16065,31 +16631,31 @@
     </w:lvl>
   </w:abstractNum>
   <w:num w:numId="1" w16cid:durableId="340132085">
-    <w:abstractNumId w:val="14"/>
+    <w:abstractNumId w:val="15"/>
   </w:num>
   <w:num w:numId="2" w16cid:durableId="1890527785">
-    <w:abstractNumId w:val="4"/>
+    <w:abstractNumId w:val="5"/>
   </w:num>
   <w:num w:numId="3" w16cid:durableId="564411841">
-    <w:abstractNumId w:val="28"/>
+    <w:abstractNumId w:val="29"/>
   </w:num>
   <w:num w:numId="4" w16cid:durableId="495222279">
-    <w:abstractNumId w:val="13"/>
+    <w:abstractNumId w:val="14"/>
   </w:num>
   <w:num w:numId="5" w16cid:durableId="1905722608">
     <w:abstractNumId w:val="3"/>
   </w:num>
   <w:num w:numId="6" w16cid:durableId="2014138789">
-    <w:abstractNumId w:val="6"/>
+    <w:abstractNumId w:val="7"/>
   </w:num>
   <w:num w:numId="7" w16cid:durableId="1874030179">
-    <w:abstractNumId w:val="10"/>
+    <w:abstractNumId w:val="11"/>
   </w:num>
   <w:num w:numId="8" w16cid:durableId="1905289728">
-    <w:abstractNumId w:val="32"/>
+    <w:abstractNumId w:val="33"/>
   </w:num>
   <w:num w:numId="9" w16cid:durableId="903224478">
-    <w:abstractNumId w:val="33"/>
+    <w:abstractNumId w:val="34"/>
   </w:num>
   <w:num w:numId="10" w16cid:durableId="1389456004">
     <w:abstractNumId w:val="1"/>
@@ -16101,91 +16667,94 @@
     <w:abstractNumId w:val="0"/>
   </w:num>
   <w:num w:numId="13" w16cid:durableId="1358509900">
-    <w:abstractNumId w:val="11"/>
+    <w:abstractNumId w:val="12"/>
   </w:num>
   <w:num w:numId="14" w16cid:durableId="1263025117">
+    <w:abstractNumId w:val="21"/>
+  </w:num>
+  <w:num w:numId="15" w16cid:durableId="1706708101">
+    <w:abstractNumId w:val="36"/>
+  </w:num>
+  <w:num w:numId="16" w16cid:durableId="1900166956">
+    <w:abstractNumId w:val="27"/>
+  </w:num>
+  <w:num w:numId="17" w16cid:durableId="1088618782">
     <w:abstractNumId w:val="20"/>
   </w:num>
-  <w:num w:numId="15" w16cid:durableId="1706708101">
+  <w:num w:numId="18" w16cid:durableId="891696317">
     <w:abstractNumId w:val="35"/>
   </w:num>
-  <w:num w:numId="16" w16cid:durableId="1900166956">
+  <w:num w:numId="19" w16cid:durableId="1852720404">
+    <w:abstractNumId w:val="37"/>
+  </w:num>
+  <w:num w:numId="20" w16cid:durableId="2080328687">
+    <w:abstractNumId w:val="16"/>
+  </w:num>
+  <w:num w:numId="21" w16cid:durableId="2061400506">
+    <w:abstractNumId w:val="30"/>
+  </w:num>
+  <w:num w:numId="22" w16cid:durableId="322779506">
+    <w:abstractNumId w:val="13"/>
+  </w:num>
+  <w:num w:numId="23" w16cid:durableId="1742749278">
+    <w:abstractNumId w:val="28"/>
+  </w:num>
+  <w:num w:numId="24" w16cid:durableId="1272977281">
+    <w:abstractNumId w:val="8"/>
+  </w:num>
+  <w:num w:numId="25" w16cid:durableId="1997803170">
+    <w:abstractNumId w:val="23"/>
+  </w:num>
+  <w:num w:numId="26" w16cid:durableId="268512735">
+    <w:abstractNumId w:val="6"/>
+  </w:num>
+  <w:num w:numId="27" w16cid:durableId="638652703">
+    <w:abstractNumId w:val="18"/>
+  </w:num>
+  <w:num w:numId="28" w16cid:durableId="95559940">
+    <w:abstractNumId w:val="10"/>
+  </w:num>
+  <w:num w:numId="29" w16cid:durableId="1757095926">
+    <w:abstractNumId w:val="38"/>
+  </w:num>
+  <w:num w:numId="30" w16cid:durableId="1616064062">
+    <w:abstractNumId w:val="17"/>
+  </w:num>
+  <w:num w:numId="31" w16cid:durableId="351957631">
+    <w:abstractNumId w:val="25"/>
+  </w:num>
+  <w:num w:numId="32" w16cid:durableId="1445613649">
+    <w:abstractNumId w:val="32"/>
+  </w:num>
+  <w:num w:numId="33" w16cid:durableId="1602571387">
+    <w:abstractNumId w:val="40"/>
+  </w:num>
+  <w:num w:numId="34" w16cid:durableId="1750231285">
+    <w:abstractNumId w:val="41"/>
+  </w:num>
+  <w:num w:numId="35" w16cid:durableId="743337632">
+    <w:abstractNumId w:val="22"/>
+  </w:num>
+  <w:num w:numId="36" w16cid:durableId="2029598065">
+    <w:abstractNumId w:val="39"/>
+  </w:num>
+  <w:num w:numId="37" w16cid:durableId="2093895446">
+    <w:abstractNumId w:val="31"/>
+  </w:num>
+  <w:num w:numId="38" w16cid:durableId="554437177">
+    <w:abstractNumId w:val="24"/>
+  </w:num>
+  <w:num w:numId="39" w16cid:durableId="221916035">
     <w:abstractNumId w:val="26"/>
   </w:num>
-  <w:num w:numId="17" w16cid:durableId="1088618782">
+  <w:num w:numId="40" w16cid:durableId="1179465257">
+    <w:abstractNumId w:val="9"/>
+  </w:num>
+  <w:num w:numId="41" w16cid:durableId="614946474">
     <w:abstractNumId w:val="19"/>
   </w:num>
-  <w:num w:numId="18" w16cid:durableId="891696317">
-    <w:abstractNumId w:val="34"/>
-  </w:num>
-  <w:num w:numId="19" w16cid:durableId="1852720404">
-    <w:abstractNumId w:val="36"/>
-  </w:num>
-  <w:num w:numId="20" w16cid:durableId="2080328687">
-    <w:abstractNumId w:val="15"/>
-  </w:num>
-  <w:num w:numId="21" w16cid:durableId="2061400506">
-    <w:abstractNumId w:val="29"/>
-  </w:num>
-  <w:num w:numId="22" w16cid:durableId="322779506">
-    <w:abstractNumId w:val="12"/>
-  </w:num>
-  <w:num w:numId="23" w16cid:durableId="1742749278">
-    <w:abstractNumId w:val="27"/>
-  </w:num>
-  <w:num w:numId="24" w16cid:durableId="1272977281">
-    <w:abstractNumId w:val="7"/>
-  </w:num>
-  <w:num w:numId="25" w16cid:durableId="1997803170">
-    <w:abstractNumId w:val="22"/>
-  </w:num>
-  <w:num w:numId="26" w16cid:durableId="268512735">
-    <w:abstractNumId w:val="5"/>
-  </w:num>
-  <w:num w:numId="27" w16cid:durableId="638652703">
-    <w:abstractNumId w:val="17"/>
-  </w:num>
-  <w:num w:numId="28" w16cid:durableId="95559940">
-    <w:abstractNumId w:val="9"/>
-  </w:num>
-  <w:num w:numId="29" w16cid:durableId="1757095926">
-    <w:abstractNumId w:val="37"/>
-  </w:num>
-  <w:num w:numId="30" w16cid:durableId="1616064062">
-    <w:abstractNumId w:val="16"/>
-  </w:num>
-  <w:num w:numId="31" w16cid:durableId="351957631">
-    <w:abstractNumId w:val="24"/>
-  </w:num>
-  <w:num w:numId="32" w16cid:durableId="1445613649">
-    <w:abstractNumId w:val="31"/>
-  </w:num>
-  <w:num w:numId="33" w16cid:durableId="1602571387">
-    <w:abstractNumId w:val="39"/>
-  </w:num>
-  <w:num w:numId="34" w16cid:durableId="1750231285">
-    <w:abstractNumId w:val="40"/>
-  </w:num>
-  <w:num w:numId="35" w16cid:durableId="743337632">
-    <w:abstractNumId w:val="21"/>
-  </w:num>
-  <w:num w:numId="36" w16cid:durableId="2029598065">
-    <w:abstractNumId w:val="38"/>
-  </w:num>
-  <w:num w:numId="37" w16cid:durableId="2093895446">
-    <w:abstractNumId w:val="30"/>
-  </w:num>
-  <w:num w:numId="38" w16cid:durableId="554437177">
-    <w:abstractNumId w:val="23"/>
-  </w:num>
-  <w:num w:numId="39" w16cid:durableId="221916035">
-    <w:abstractNumId w:val="25"/>
-  </w:num>
-  <w:num w:numId="40" w16cid:durableId="1179465257">
-    <w:abstractNumId w:val="8"/>
-  </w:num>
-  <w:num w:numId="41" w16cid:durableId="614946474">
-    <w:abstractNumId w:val="18"/>
+  <w:num w:numId="42" w16cid:durableId="681054090">
+    <w:abstractNumId w:val="4"/>
   </w:num>
 </w:numbering>
 </file>

--- a/Unidad 5 - Pokedex Web/Documentación de Pokedex.docx
+++ b/Unidad 5 - Pokedex Web/Documentación de Pokedex.docx
@@ -10482,6 +10482,898 @@
       <w:proofErr w:type="spellEnd"/>
       <w:r>
         <w:t>; para abortar la ejecución del método y evitar viajes inútiles a la base de datos.</w:t>
+      </w:r>
+    </w:p>
+    <w:p>
+      <w:r>
+        <w:rPr>
+          <w:b/>
+          <w:bCs/>
+        </w:rPr>
+        <w:lastRenderedPageBreak/>
+        <w:t xml:space="preserve">TEMA: ASP.NET </w:t>
+      </w:r>
+      <w:proofErr w:type="spellStart"/>
+      <w:r>
+        <w:rPr>
+          <w:b/>
+          <w:bCs/>
+        </w:rPr>
+        <w:t>Validators</w:t>
+      </w:r>
+      <w:proofErr w:type="spellEnd"/>
+      <w:r>
+        <w:rPr>
+          <w:b/>
+          <w:bCs/>
+        </w:rPr>
+        <w:t xml:space="preserve"> Avanzados (</w:t>
+      </w:r>
+      <w:proofErr w:type="spellStart"/>
+      <w:r>
+        <w:rPr>
+          <w:b/>
+          <w:bCs/>
+        </w:rPr>
+        <w:t>Range</w:t>
+      </w:r>
+      <w:proofErr w:type="spellEnd"/>
+      <w:r>
+        <w:rPr>
+          <w:b/>
+          <w:bCs/>
+        </w:rPr>
+        <w:t xml:space="preserve"> y Regular </w:t>
+      </w:r>
+      <w:proofErr w:type="spellStart"/>
+      <w:r>
+        <w:rPr>
+          <w:b/>
+          <w:bCs/>
+        </w:rPr>
+        <w:t>Expression</w:t>
+      </w:r>
+      <w:proofErr w:type="spellEnd"/>
+      <w:r>
+        <w:rPr>
+          <w:b/>
+          <w:bCs/>
+        </w:rPr>
+        <w:t>)</w:t>
+      </w:r>
+    </w:p>
+    <w:p>
+      <w:r>
+        <w:t xml:space="preserve">Además del </w:t>
+      </w:r>
+      <w:proofErr w:type="spellStart"/>
+      <w:r>
+        <w:t>RequiredFieldValidator</w:t>
+      </w:r>
+      <w:proofErr w:type="spellEnd"/>
+      <w:r>
+        <w:t xml:space="preserve">, ASP.NET proporciona controles para validaciones de formato y límites lógicos. Todos estos controles comparten propiedades básicas como </w:t>
+      </w:r>
+      <w:proofErr w:type="spellStart"/>
+      <w:r>
+        <w:t>ControlToValidate</w:t>
+      </w:r>
+      <w:proofErr w:type="spellEnd"/>
+      <w:r>
+        <w:t xml:space="preserve"> y </w:t>
+      </w:r>
+      <w:proofErr w:type="spellStart"/>
+      <w:r>
+        <w:t>ErrorMessage</w:t>
+      </w:r>
+      <w:proofErr w:type="spellEnd"/>
+      <w:r>
+        <w:t>.</w:t>
+      </w:r>
+    </w:p>
+    <w:p>
+      <w:pPr>
+        <w:numPr>
+          <w:ilvl w:val="0"/>
+          <w:numId w:val="43"/>
+        </w:numPr>
+      </w:pPr>
+      <w:r>
+        <w:rPr>
+          <w:b/>
+          <w:bCs/>
+        </w:rPr>
+        <w:t xml:space="preserve">1. </w:t>
+      </w:r>
+      <w:proofErr w:type="spellStart"/>
+      <w:r>
+        <w:rPr>
+          <w:b/>
+          <w:bCs/>
+        </w:rPr>
+        <w:t>RangeValidator</w:t>
+      </w:r>
+      <w:proofErr w:type="spellEnd"/>
+      <w:r>
+        <w:rPr>
+          <w:b/>
+          <w:bCs/>
+        </w:rPr>
+        <w:t xml:space="preserve"> (Validador de Rango)</w:t>
+      </w:r>
+    </w:p>
+    <w:p>
+      <w:pPr>
+        <w:numPr>
+          <w:ilvl w:val="1"/>
+          <w:numId w:val="43"/>
+        </w:numPr>
+      </w:pPr>
+      <w:r>
+        <w:rPr>
+          <w:b/>
+          <w:bCs/>
+        </w:rPr>
+        <w:t>Propósito:</w:t>
+      </w:r>
+      <w:r>
+        <w:t xml:space="preserve"> Asegura que el valor ingresado por el usuario se encuentre dentro de un rango predefinido.</w:t>
+      </w:r>
+    </w:p>
+    <w:p>
+      <w:pPr>
+        <w:numPr>
+          <w:ilvl w:val="1"/>
+          <w:numId w:val="43"/>
+        </w:numPr>
+      </w:pPr>
+      <w:r>
+        <w:rPr>
+          <w:b/>
+          <w:bCs/>
+        </w:rPr>
+        <w:t>Propiedades Clave:</w:t>
+      </w:r>
+    </w:p>
+    <w:p>
+      <w:pPr>
+        <w:numPr>
+          <w:ilvl w:val="2"/>
+          <w:numId w:val="43"/>
+        </w:numPr>
+      </w:pPr>
+      <w:proofErr w:type="spellStart"/>
+      <w:r>
+        <w:t>MinimumValue</w:t>
+      </w:r>
+      <w:proofErr w:type="spellEnd"/>
+      <w:r>
+        <w:t>: El valor inferior del rango permitido.</w:t>
+      </w:r>
+    </w:p>
+    <w:p>
+      <w:pPr>
+        <w:numPr>
+          <w:ilvl w:val="2"/>
+          <w:numId w:val="43"/>
+        </w:numPr>
+      </w:pPr>
+      <w:proofErr w:type="spellStart"/>
+      <w:r>
+        <w:t>MaximumValue</w:t>
+      </w:r>
+      <w:proofErr w:type="spellEnd"/>
+      <w:r>
+        <w:t>: El valor superior del rango permitido.</w:t>
+      </w:r>
+    </w:p>
+    <w:p>
+      <w:pPr>
+        <w:numPr>
+          <w:ilvl w:val="2"/>
+          <w:numId w:val="43"/>
+        </w:numPr>
+      </w:pPr>
+      <w:proofErr w:type="spellStart"/>
+      <w:r>
+        <w:t>Type</w:t>
+      </w:r>
+      <w:proofErr w:type="spellEnd"/>
+      <w:r>
+        <w:t xml:space="preserve">: Define el tipo de dato que se está evaluando. Es </w:t>
+      </w:r>
+      <w:r>
+        <w:rPr>
+          <w:b/>
+          <w:bCs/>
+        </w:rPr>
+        <w:t>obligatorio</w:t>
+      </w:r>
+      <w:r>
+        <w:t xml:space="preserve"> configurarlo correctamente. Puede ser: </w:t>
+      </w:r>
+      <w:proofErr w:type="spellStart"/>
+      <w:r>
+        <w:t>Integer</w:t>
+      </w:r>
+      <w:proofErr w:type="spellEnd"/>
+      <w:r>
+        <w:t xml:space="preserve"> (números enteros), </w:t>
+      </w:r>
+      <w:proofErr w:type="spellStart"/>
+      <w:r>
+        <w:t>Double</w:t>
+      </w:r>
+      <w:proofErr w:type="spellEnd"/>
+      <w:r>
+        <w:t xml:space="preserve"> (decimales), Date (fechas), </w:t>
+      </w:r>
+      <w:proofErr w:type="spellStart"/>
+      <w:r>
+        <w:t>Currency</w:t>
+      </w:r>
+      <w:proofErr w:type="spellEnd"/>
+      <w:r>
+        <w:t xml:space="preserve"> (moneda) o </w:t>
+      </w:r>
+      <w:proofErr w:type="spellStart"/>
+      <w:r>
+        <w:t>String</w:t>
+      </w:r>
+      <w:proofErr w:type="spellEnd"/>
+      <w:r>
+        <w:t xml:space="preserve">. Si el usuario ingresa texto en un rango de tipo </w:t>
+      </w:r>
+      <w:proofErr w:type="spellStart"/>
+      <w:r>
+        <w:t>Integer</w:t>
+      </w:r>
+      <w:proofErr w:type="spellEnd"/>
+      <w:r>
+        <w:t>, el validador fallará por "fuera de tipo" (</w:t>
+      </w:r>
+      <w:proofErr w:type="spellStart"/>
+      <w:r>
+        <w:t>Type</w:t>
+      </w:r>
+      <w:proofErr w:type="spellEnd"/>
+      <w:r>
+        <w:t xml:space="preserve"> </w:t>
+      </w:r>
+      <w:proofErr w:type="spellStart"/>
+      <w:r>
+        <w:t>mismatch</w:t>
+      </w:r>
+      <w:proofErr w:type="spellEnd"/>
+      <w:r>
+        <w:t>).</w:t>
+      </w:r>
+    </w:p>
+    <w:p>
+      <w:pPr>
+        <w:numPr>
+          <w:ilvl w:val="0"/>
+          <w:numId w:val="43"/>
+        </w:numPr>
+      </w:pPr>
+      <w:r>
+        <w:rPr>
+          <w:b/>
+          <w:bCs/>
+        </w:rPr>
+        <w:t xml:space="preserve">2. </w:t>
+      </w:r>
+      <w:proofErr w:type="spellStart"/>
+      <w:r>
+        <w:rPr>
+          <w:b/>
+          <w:bCs/>
+        </w:rPr>
+        <w:t>RegularExpressionValidator</w:t>
+      </w:r>
+      <w:proofErr w:type="spellEnd"/>
+      <w:r>
+        <w:rPr>
+          <w:b/>
+          <w:bCs/>
+        </w:rPr>
+        <w:t xml:space="preserve"> (Validador de Expresión Regular)</w:t>
+      </w:r>
+    </w:p>
+    <w:p>
+      <w:pPr>
+        <w:numPr>
+          <w:ilvl w:val="1"/>
+          <w:numId w:val="43"/>
+        </w:numPr>
+      </w:pPr>
+      <w:r>
+        <w:rPr>
+          <w:b/>
+          <w:bCs/>
+        </w:rPr>
+        <w:t>Propósito:</w:t>
+      </w:r>
+      <w:r>
+        <w:t xml:space="preserve"> Evalúa si la cadena de texto ingresada coincide con un patrón específico definido por una Expresión Regular (</w:t>
+      </w:r>
+      <w:proofErr w:type="spellStart"/>
+      <w:r>
+        <w:t>Regex</w:t>
+      </w:r>
+      <w:proofErr w:type="spellEnd"/>
+      <w:r>
+        <w:t>).</w:t>
+      </w:r>
+    </w:p>
+    <w:p>
+      <w:pPr>
+        <w:numPr>
+          <w:ilvl w:val="1"/>
+          <w:numId w:val="43"/>
+        </w:numPr>
+      </w:pPr>
+      <w:r>
+        <w:rPr>
+          <w:b/>
+          <w:bCs/>
+        </w:rPr>
+        <w:t>¿Qué es una Expresión Regular (</w:t>
+      </w:r>
+      <w:proofErr w:type="spellStart"/>
+      <w:r>
+        <w:rPr>
+          <w:b/>
+          <w:bCs/>
+        </w:rPr>
+        <w:t>Regex</w:t>
+      </w:r>
+      <w:proofErr w:type="spellEnd"/>
+      <w:r>
+        <w:rPr>
+          <w:b/>
+          <w:bCs/>
+        </w:rPr>
+        <w:t>)?</w:t>
+      </w:r>
+      <w:r>
+        <w:t xml:space="preserve"> Es una secuencia de caracteres que conforma un patrón de búsqueda (</w:t>
+      </w:r>
+      <w:proofErr w:type="spellStart"/>
+      <w:r>
+        <w:t>Pattern</w:t>
+      </w:r>
+      <w:proofErr w:type="spellEnd"/>
+      <w:r>
+        <w:t xml:space="preserve"> </w:t>
+      </w:r>
+      <w:proofErr w:type="spellStart"/>
+      <w:r>
+        <w:t>Matching</w:t>
+      </w:r>
+      <w:proofErr w:type="spellEnd"/>
+      <w:r>
+        <w:t>). Es un estándar universal en la programación, no exclusivo de C# o .NET. Por ejemplo, existe un patrón específico para definir cómo debe estructurarse un email (con un @ y un dominio).</w:t>
+      </w:r>
+    </w:p>
+    <w:p>
+      <w:pPr>
+        <w:numPr>
+          <w:ilvl w:val="1"/>
+          <w:numId w:val="43"/>
+        </w:numPr>
+      </w:pPr>
+      <w:r>
+        <w:rPr>
+          <w:b/>
+          <w:bCs/>
+        </w:rPr>
+        <w:t>Propiedad Clave:</w:t>
+      </w:r>
+    </w:p>
+    <w:p>
+      <w:pPr>
+        <w:numPr>
+          <w:ilvl w:val="2"/>
+          <w:numId w:val="43"/>
+        </w:numPr>
+      </w:pPr>
+      <w:proofErr w:type="spellStart"/>
+      <w:r>
+        <w:t>ValidationExpression</w:t>
+      </w:r>
+      <w:proofErr w:type="spellEnd"/>
+      <w:r>
+        <w:t>: Aquí se pega el código de la expresión regular que se desea evaluar. Generalmente, los desarrolladores buscan en internet (Google/</w:t>
+      </w:r>
+      <w:proofErr w:type="spellStart"/>
+      <w:r>
+        <w:t>StackOverflow</w:t>
+      </w:r>
+      <w:proofErr w:type="spellEnd"/>
+      <w:r>
+        <w:t xml:space="preserve">) el patrón </w:t>
+      </w:r>
+      <w:proofErr w:type="spellStart"/>
+      <w:r>
+        <w:t>Regex</w:t>
+      </w:r>
+      <w:proofErr w:type="spellEnd"/>
+      <w:r>
+        <w:t xml:space="preserve"> exacto que necesitan (ej. "</w:t>
+      </w:r>
+      <w:proofErr w:type="spellStart"/>
+      <w:r>
+        <w:t>Regex</w:t>
+      </w:r>
+      <w:proofErr w:type="spellEnd"/>
+      <w:r>
+        <w:t xml:space="preserve"> para validar formato de email") en lugar de escribirlo desde cero.</w:t>
+      </w:r>
+    </w:p>
+    <w:p>
+      <w:r>
+        <w:rPr>
+          <w:b/>
+          <w:bCs/>
+        </w:rPr>
+        <w:t>TEMA: Validaciones Front-</w:t>
+      </w:r>
+      <w:proofErr w:type="spellStart"/>
+      <w:r>
+        <w:rPr>
+          <w:b/>
+          <w:bCs/>
+        </w:rPr>
+        <w:t>End</w:t>
+      </w:r>
+      <w:proofErr w:type="spellEnd"/>
+      <w:r>
+        <w:rPr>
+          <w:b/>
+          <w:bCs/>
+        </w:rPr>
+        <w:t xml:space="preserve"> con </w:t>
+      </w:r>
+      <w:proofErr w:type="spellStart"/>
+      <w:r>
+        <w:rPr>
+          <w:b/>
+          <w:bCs/>
+        </w:rPr>
+        <w:t>Vanilla</w:t>
+      </w:r>
+      <w:proofErr w:type="spellEnd"/>
+      <w:r>
+        <w:rPr>
+          <w:b/>
+          <w:bCs/>
+        </w:rPr>
+        <w:t xml:space="preserve"> JavaScript y DOM </w:t>
+      </w:r>
+      <w:proofErr w:type="spellStart"/>
+      <w:r>
+        <w:rPr>
+          <w:b/>
+          <w:bCs/>
+        </w:rPr>
+        <w:t>Manipulation</w:t>
+      </w:r>
+      <w:proofErr w:type="spellEnd"/>
+    </w:p>
+    <w:p>
+      <w:pPr>
+        <w:numPr>
+          <w:ilvl w:val="0"/>
+          <w:numId w:val="44"/>
+        </w:numPr>
+      </w:pPr>
+      <w:r>
+        <w:rPr>
+          <w:b/>
+          <w:bCs/>
+        </w:rPr>
+        <w:t>¿Por qué validar con JavaScript?</w:t>
+      </w:r>
+      <w:r>
+        <w:t xml:space="preserve"> Permite interceptar la acción del usuario en el navegador </w:t>
+      </w:r>
+      <w:r>
+        <w:rPr>
+          <w:i/>
+          <w:iCs/>
+        </w:rPr>
+        <w:t>antes</w:t>
+      </w:r>
+      <w:r>
+        <w:t xml:space="preserve"> de que se envíe la petición HTTP al servidor (</w:t>
+      </w:r>
+      <w:proofErr w:type="spellStart"/>
+      <w:r>
+        <w:t>PostBack</w:t>
+      </w:r>
+      <w:proofErr w:type="spellEnd"/>
+      <w:r>
+        <w:t>). Esto mejora drásticamente la Experiencia de Usuario (UX) al dar respuestas instantáneas y ahorra recursos del servidor.</w:t>
+      </w:r>
+    </w:p>
+    <w:p>
+      <w:pPr>
+        <w:numPr>
+          <w:ilvl w:val="0"/>
+          <w:numId w:val="44"/>
+        </w:numPr>
+      </w:pPr>
+      <w:r>
+        <w:rPr>
+          <w:b/>
+          <w:bCs/>
+        </w:rPr>
+        <w:t>El DOM (</w:t>
+      </w:r>
+      <w:proofErr w:type="spellStart"/>
+      <w:r>
+        <w:rPr>
+          <w:b/>
+          <w:bCs/>
+        </w:rPr>
+        <w:t>Document</w:t>
+      </w:r>
+      <w:proofErr w:type="spellEnd"/>
+      <w:r>
+        <w:rPr>
+          <w:b/>
+          <w:bCs/>
+        </w:rPr>
+        <w:t xml:space="preserve"> </w:t>
+      </w:r>
+      <w:proofErr w:type="spellStart"/>
+      <w:r>
+        <w:rPr>
+          <w:b/>
+          <w:bCs/>
+        </w:rPr>
+        <w:t>Object</w:t>
+      </w:r>
+      <w:proofErr w:type="spellEnd"/>
+      <w:r>
+        <w:rPr>
+          <w:b/>
+          <w:bCs/>
+        </w:rPr>
+        <w:t xml:space="preserve"> </w:t>
+      </w:r>
+      <w:proofErr w:type="spellStart"/>
+      <w:r>
+        <w:rPr>
+          <w:b/>
+          <w:bCs/>
+        </w:rPr>
+        <w:t>Model</w:t>
+      </w:r>
+      <w:proofErr w:type="spellEnd"/>
+      <w:r>
+        <w:rPr>
+          <w:b/>
+          <w:bCs/>
+        </w:rPr>
+        <w:t>):</w:t>
+      </w:r>
+      <w:r>
+        <w:t xml:space="preserve"> Es la representación estructurada (en forma de árbol) de todo el documento HTML. JavaScript se utiliza para leer, modificar o eliminar elementos del DOM en tiempo de ejecución.</w:t>
+      </w:r>
+    </w:p>
+    <w:p>
+      <w:pPr>
+        <w:numPr>
+          <w:ilvl w:val="0"/>
+          <w:numId w:val="44"/>
+        </w:numPr>
+      </w:pPr>
+      <w:r>
+        <w:rPr>
+          <w:b/>
+          <w:bCs/>
+        </w:rPr>
+        <w:t xml:space="preserve">El problema de los </w:t>
+      </w:r>
+      <w:proofErr w:type="spellStart"/>
+      <w:r>
+        <w:rPr>
+          <w:b/>
+          <w:bCs/>
+        </w:rPr>
+        <w:t>IDs</w:t>
+      </w:r>
+      <w:proofErr w:type="spellEnd"/>
+      <w:r>
+        <w:rPr>
+          <w:b/>
+          <w:bCs/>
+        </w:rPr>
+        <w:t xml:space="preserve"> en ASP.NET:</w:t>
+      </w:r>
+      <w:r>
+        <w:t xml:space="preserve"> Cuando ASP.NET renderiza un control de servidor (ej. &lt;</w:t>
+      </w:r>
+      <w:proofErr w:type="spellStart"/>
+      <w:proofErr w:type="gramStart"/>
+      <w:r>
+        <w:t>asp:TextBox</w:t>
+      </w:r>
+      <w:proofErr w:type="spellEnd"/>
+      <w:proofErr w:type="gramEnd"/>
+      <w:r>
+        <w:t xml:space="preserve"> ID="</w:t>
+      </w:r>
+      <w:proofErr w:type="spellStart"/>
+      <w:r>
+        <w:t>txtNombre</w:t>
+      </w:r>
+      <w:proofErr w:type="spellEnd"/>
+      <w:r>
+        <w:t>"&gt;) dentro de un Master Page (un contenedor), automáticamente le cambia el ID final en el HTML (ej. lo transforma en ContentPlaceHolder1_txtNombre) para evitar conflictos de nombres.</w:t>
+      </w:r>
+    </w:p>
+    <w:p>
+      <w:pPr>
+        <w:numPr>
+          <w:ilvl w:val="0"/>
+          <w:numId w:val="44"/>
+        </w:numPr>
+      </w:pPr>
+      <w:r>
+        <w:rPr>
+          <w:b/>
+          <w:bCs/>
+        </w:rPr>
+        <w:lastRenderedPageBreak/>
+        <w:t xml:space="preserve">Solución </w:t>
+      </w:r>
+      <w:proofErr w:type="spellStart"/>
+      <w:r>
+        <w:rPr>
+          <w:b/>
+          <w:bCs/>
+        </w:rPr>
+        <w:t>ClientIDMode</w:t>
+      </w:r>
+      <w:proofErr w:type="spellEnd"/>
+      <w:r>
+        <w:rPr>
+          <w:b/>
+          <w:bCs/>
+        </w:rPr>
+        <w:t>="</w:t>
+      </w:r>
+      <w:proofErr w:type="spellStart"/>
+      <w:r>
+        <w:rPr>
+          <w:b/>
+          <w:bCs/>
+        </w:rPr>
+        <w:t>Static</w:t>
+      </w:r>
+      <w:proofErr w:type="spellEnd"/>
+      <w:r>
+        <w:rPr>
+          <w:b/>
+          <w:bCs/>
+        </w:rPr>
+        <w:t>":</w:t>
+      </w:r>
+      <w:r>
+        <w:t xml:space="preserve"> Para que JavaScript pueda encontrar el elemento fácilmente usando </w:t>
+      </w:r>
+      <w:proofErr w:type="spellStart"/>
+      <w:proofErr w:type="gramStart"/>
+      <w:r>
+        <w:t>document.getElementById</w:t>
+      </w:r>
+      <w:proofErr w:type="spellEnd"/>
+      <w:proofErr w:type="gramEnd"/>
+      <w:r>
+        <w:t>('</w:t>
+      </w:r>
+      <w:proofErr w:type="spellStart"/>
+      <w:r>
+        <w:t>txtNombre</w:t>
+      </w:r>
+      <w:proofErr w:type="spellEnd"/>
+      <w:r>
+        <w:t xml:space="preserve">'), debemos agregar la propiedad </w:t>
+      </w:r>
+      <w:proofErr w:type="spellStart"/>
+      <w:r>
+        <w:t>ClientIDMode</w:t>
+      </w:r>
+      <w:proofErr w:type="spellEnd"/>
+      <w:r>
+        <w:t>="</w:t>
+      </w:r>
+      <w:proofErr w:type="spellStart"/>
+      <w:r>
+        <w:t>Static</w:t>
+      </w:r>
+      <w:proofErr w:type="spellEnd"/>
+      <w:r>
+        <w:t>" al control ASP.NET. Esto obliga al servidor a respetar el ID original que le pusimos.</w:t>
+      </w:r>
+    </w:p>
+    <w:p>
+      <w:pPr>
+        <w:numPr>
+          <w:ilvl w:val="0"/>
+          <w:numId w:val="44"/>
+        </w:numPr>
+      </w:pPr>
+      <w:r>
+        <w:rPr>
+          <w:b/>
+          <w:bCs/>
+        </w:rPr>
+        <w:t>Interceptando el Clic (</w:t>
+      </w:r>
+      <w:proofErr w:type="spellStart"/>
+      <w:r>
+        <w:rPr>
+          <w:b/>
+          <w:bCs/>
+        </w:rPr>
+        <w:t>OnClientClick</w:t>
+      </w:r>
+      <w:proofErr w:type="spellEnd"/>
+      <w:r>
+        <w:rPr>
+          <w:b/>
+          <w:bCs/>
+        </w:rPr>
+        <w:t>):</w:t>
+      </w:r>
+      <w:r>
+        <w:t xml:space="preserve"> Los botones de ASP.NET tienen el evento </w:t>
+      </w:r>
+      <w:proofErr w:type="spellStart"/>
+      <w:r>
+        <w:t>OnClick</w:t>
+      </w:r>
+      <w:proofErr w:type="spellEnd"/>
+      <w:r>
+        <w:t xml:space="preserve"> (que ejecuta código C# en el servidor). Para ejecutar código JavaScript </w:t>
+      </w:r>
+      <w:r>
+        <w:rPr>
+          <w:i/>
+          <w:iCs/>
+        </w:rPr>
+        <w:t>antes</w:t>
+      </w:r>
+      <w:r>
+        <w:t xml:space="preserve"> de ir al servidor, usamos la propiedad </w:t>
+      </w:r>
+      <w:proofErr w:type="spellStart"/>
+      <w:r>
+        <w:t>OnClientClick</w:t>
+      </w:r>
+      <w:proofErr w:type="spellEnd"/>
+      <w:r>
+        <w:t>="</w:t>
+      </w:r>
+      <w:proofErr w:type="spellStart"/>
+      <w:r>
+        <w:t>return</w:t>
+      </w:r>
+      <w:proofErr w:type="spellEnd"/>
+      <w:r>
+        <w:t xml:space="preserve"> </w:t>
+      </w:r>
+      <w:proofErr w:type="gramStart"/>
+      <w:r>
+        <w:t>validar(</w:t>
+      </w:r>
+      <w:proofErr w:type="gramEnd"/>
+      <w:r>
+        <w:t>)".</w:t>
+      </w:r>
+    </w:p>
+    <w:p>
+      <w:pPr>
+        <w:numPr>
+          <w:ilvl w:val="1"/>
+          <w:numId w:val="44"/>
+        </w:numPr>
+      </w:pPr>
+      <w:r>
+        <w:t xml:space="preserve">Si la función JS retorna false, la ejecución se cancela y </w:t>
+      </w:r>
+      <w:r>
+        <w:rPr>
+          <w:b/>
+          <w:bCs/>
+        </w:rPr>
+        <w:t>nunca</w:t>
+      </w:r>
+      <w:r>
+        <w:t xml:space="preserve"> viaja al servidor.</w:t>
+      </w:r>
+    </w:p>
+    <w:p>
+      <w:pPr>
+        <w:numPr>
+          <w:ilvl w:val="1"/>
+          <w:numId w:val="44"/>
+        </w:numPr>
+      </w:pPr>
+      <w:r>
+        <w:t xml:space="preserve">Si retorna true, la validación pasó y el flujo continúa hacia el </w:t>
+      </w:r>
+      <w:proofErr w:type="spellStart"/>
+      <w:r>
+        <w:t>OnClick</w:t>
+      </w:r>
+      <w:proofErr w:type="spellEnd"/>
+      <w:r>
+        <w:t xml:space="preserve"> del </w:t>
+      </w:r>
+      <w:proofErr w:type="spellStart"/>
+      <w:r>
+        <w:t>Code-Behind</w:t>
+      </w:r>
+      <w:proofErr w:type="spellEnd"/>
+      <w:r>
+        <w:t>.</w:t>
+      </w:r>
+    </w:p>
+    <w:p>
+      <w:pPr>
+        <w:numPr>
+          <w:ilvl w:val="0"/>
+          <w:numId w:val="44"/>
+        </w:numPr>
+      </w:pPr>
+      <w:r>
+        <w:rPr>
+          <w:b/>
+          <w:bCs/>
+        </w:rPr>
+        <w:t>Manipulación Visual con Bootstrap:</w:t>
+      </w:r>
+      <w:r>
+        <w:t xml:space="preserve"> JavaScript permite modificar las clases CSS de un elemento dinámicamente usando </w:t>
+      </w:r>
+      <w:proofErr w:type="spellStart"/>
+      <w:r>
+        <w:t>elemento.classList.add</w:t>
+      </w:r>
+      <w:proofErr w:type="spellEnd"/>
+      <w:r>
+        <w:t xml:space="preserve">('nombre-clase') o </w:t>
+      </w:r>
+      <w:proofErr w:type="spellStart"/>
+      <w:proofErr w:type="gramStart"/>
+      <w:r>
+        <w:t>elemento.classList.remove</w:t>
+      </w:r>
+      <w:proofErr w:type="spellEnd"/>
+      <w:proofErr w:type="gramEnd"/>
+      <w:r>
+        <w:t xml:space="preserve">('nombre-clase'). En Bootstrap, agregar la clase </w:t>
+      </w:r>
+      <w:proofErr w:type="spellStart"/>
+      <w:r>
+        <w:t>is-invalid</w:t>
+      </w:r>
+      <w:proofErr w:type="spellEnd"/>
+      <w:r>
+        <w:t xml:space="preserve"> a un input lo pinta de rojo, y </w:t>
+      </w:r>
+      <w:proofErr w:type="spellStart"/>
+      <w:r>
+        <w:t>is-valid</w:t>
+      </w:r>
+      <w:proofErr w:type="spellEnd"/>
+      <w:r>
+        <w:t xml:space="preserve"> lo pinta de verde.</w:t>
       </w:r>
     </w:p>
     <w:p>
@@ -12877,6 +13769,155 @@
     </w:lvl>
   </w:abstractNum>
   <w:abstractNum w:abstractNumId="16" w15:restartNumberingAfterBreak="0">
+    <w:nsid w:val="3ED9580F"/>
+    <w:multiLevelType w:val="multilevel"/>
+    <w:tmpl w:val="E5605098"/>
+    <w:lvl w:ilvl="0">
+      <w:start w:val="1"/>
+      <w:numFmt w:val="bullet"/>
+      <w:lvlText w:val=""/>
+      <w:lvlJc w:val="left"/>
+      <w:pPr>
+        <w:tabs>
+          <w:tab w:val="num" w:pos="720"/>
+        </w:tabs>
+        <w:ind w:left="720" w:hanging="360"/>
+      </w:pPr>
+      <w:rPr>
+        <w:rFonts w:ascii="Symbol" w:hAnsi="Symbol" w:hint="default"/>
+        <w:sz w:val="20"/>
+      </w:rPr>
+    </w:lvl>
+    <w:lvl w:ilvl="1">
+      <w:start w:val="1"/>
+      <w:numFmt w:val="bullet"/>
+      <w:lvlText w:val="o"/>
+      <w:lvlJc w:val="left"/>
+      <w:pPr>
+        <w:tabs>
+          <w:tab w:val="num" w:pos="1440"/>
+        </w:tabs>
+        <w:ind w:left="1440" w:hanging="360"/>
+      </w:pPr>
+      <w:rPr>
+        <w:rFonts w:ascii="Courier New" w:hAnsi="Courier New" w:hint="default"/>
+        <w:sz w:val="20"/>
+      </w:rPr>
+    </w:lvl>
+    <w:lvl w:ilvl="2">
+      <w:start w:val="1"/>
+      <w:numFmt w:val="bullet"/>
+      <w:lvlText w:val=""/>
+      <w:lvlJc w:val="left"/>
+      <w:pPr>
+        <w:tabs>
+          <w:tab w:val="num" w:pos="2160"/>
+        </w:tabs>
+        <w:ind w:left="2160" w:hanging="360"/>
+      </w:pPr>
+      <w:rPr>
+        <w:rFonts w:ascii="Wingdings" w:hAnsi="Wingdings" w:hint="default"/>
+        <w:sz w:val="20"/>
+      </w:rPr>
+    </w:lvl>
+    <w:lvl w:ilvl="3" w:tentative="1">
+      <w:start w:val="1"/>
+      <w:numFmt w:val="bullet"/>
+      <w:lvlText w:val=""/>
+      <w:lvlJc w:val="left"/>
+      <w:pPr>
+        <w:tabs>
+          <w:tab w:val="num" w:pos="2880"/>
+        </w:tabs>
+        <w:ind w:left="2880" w:hanging="360"/>
+      </w:pPr>
+      <w:rPr>
+        <w:rFonts w:ascii="Wingdings" w:hAnsi="Wingdings" w:hint="default"/>
+        <w:sz w:val="20"/>
+      </w:rPr>
+    </w:lvl>
+    <w:lvl w:ilvl="4" w:tentative="1">
+      <w:start w:val="1"/>
+      <w:numFmt w:val="bullet"/>
+      <w:lvlText w:val=""/>
+      <w:lvlJc w:val="left"/>
+      <w:pPr>
+        <w:tabs>
+          <w:tab w:val="num" w:pos="3600"/>
+        </w:tabs>
+        <w:ind w:left="3600" w:hanging="360"/>
+      </w:pPr>
+      <w:rPr>
+        <w:rFonts w:ascii="Wingdings" w:hAnsi="Wingdings" w:hint="default"/>
+        <w:sz w:val="20"/>
+      </w:rPr>
+    </w:lvl>
+    <w:lvl w:ilvl="5" w:tentative="1">
+      <w:start w:val="1"/>
+      <w:numFmt w:val="bullet"/>
+      <w:lvlText w:val=""/>
+      <w:lvlJc w:val="left"/>
+      <w:pPr>
+        <w:tabs>
+          <w:tab w:val="num" w:pos="4320"/>
+        </w:tabs>
+        <w:ind w:left="4320" w:hanging="360"/>
+      </w:pPr>
+      <w:rPr>
+        <w:rFonts w:ascii="Wingdings" w:hAnsi="Wingdings" w:hint="default"/>
+        <w:sz w:val="20"/>
+      </w:rPr>
+    </w:lvl>
+    <w:lvl w:ilvl="6" w:tentative="1">
+      <w:start w:val="1"/>
+      <w:numFmt w:val="bullet"/>
+      <w:lvlText w:val=""/>
+      <w:lvlJc w:val="left"/>
+      <w:pPr>
+        <w:tabs>
+          <w:tab w:val="num" w:pos="5040"/>
+        </w:tabs>
+        <w:ind w:left="5040" w:hanging="360"/>
+      </w:pPr>
+      <w:rPr>
+        <w:rFonts w:ascii="Wingdings" w:hAnsi="Wingdings" w:hint="default"/>
+        <w:sz w:val="20"/>
+      </w:rPr>
+    </w:lvl>
+    <w:lvl w:ilvl="7" w:tentative="1">
+      <w:start w:val="1"/>
+      <w:numFmt w:val="bullet"/>
+      <w:lvlText w:val=""/>
+      <w:lvlJc w:val="left"/>
+      <w:pPr>
+        <w:tabs>
+          <w:tab w:val="num" w:pos="5760"/>
+        </w:tabs>
+        <w:ind w:left="5760" w:hanging="360"/>
+      </w:pPr>
+      <w:rPr>
+        <w:rFonts w:ascii="Wingdings" w:hAnsi="Wingdings" w:hint="default"/>
+        <w:sz w:val="20"/>
+      </w:rPr>
+    </w:lvl>
+    <w:lvl w:ilvl="8" w:tentative="1">
+      <w:start w:val="1"/>
+      <w:numFmt w:val="bullet"/>
+      <w:lvlText w:val=""/>
+      <w:lvlJc w:val="left"/>
+      <w:pPr>
+        <w:tabs>
+          <w:tab w:val="num" w:pos="6480"/>
+        </w:tabs>
+        <w:ind w:left="6480" w:hanging="360"/>
+      </w:pPr>
+      <w:rPr>
+        <w:rFonts w:ascii="Wingdings" w:hAnsi="Wingdings" w:hint="default"/>
+        <w:sz w:val="20"/>
+      </w:rPr>
+    </w:lvl>
+  </w:abstractNum>
+  <w:abstractNum w:abstractNumId="17" w15:restartNumberingAfterBreak="0">
     <w:nsid w:val="43D6285F"/>
     <w:multiLevelType w:val="multilevel"/>
     <w:tmpl w:val="0CF470C0"/>
@@ -13025,7 +14066,7 @@
       </w:rPr>
     </w:lvl>
   </w:abstractNum>
-  <w:abstractNum w:abstractNumId="17" w15:restartNumberingAfterBreak="0">
+  <w:abstractNum w:abstractNumId="18" w15:restartNumberingAfterBreak="0">
     <w:nsid w:val="44F82DB6"/>
     <w:multiLevelType w:val="multilevel"/>
     <w:tmpl w:val="B590C8E6"/>
@@ -13174,7 +14215,7 @@
       </w:rPr>
     </w:lvl>
   </w:abstractNum>
-  <w:abstractNum w:abstractNumId="18" w15:restartNumberingAfterBreak="0">
+  <w:abstractNum w:abstractNumId="19" w15:restartNumberingAfterBreak="0">
     <w:nsid w:val="45FE6ABD"/>
     <w:multiLevelType w:val="multilevel"/>
     <w:tmpl w:val="1F9611C0"/>
@@ -13323,7 +14364,7 @@
       </w:rPr>
     </w:lvl>
   </w:abstractNum>
-  <w:abstractNum w:abstractNumId="19" w15:restartNumberingAfterBreak="0">
+  <w:abstractNum w:abstractNumId="20" w15:restartNumberingAfterBreak="0">
     <w:nsid w:val="478C0246"/>
     <w:multiLevelType w:val="multilevel"/>
     <w:tmpl w:val="A904AB1E"/>
@@ -13472,7 +14513,7 @@
       </w:rPr>
     </w:lvl>
   </w:abstractNum>
-  <w:abstractNum w:abstractNumId="20" w15:restartNumberingAfterBreak="0">
+  <w:abstractNum w:abstractNumId="21" w15:restartNumberingAfterBreak="0">
     <w:nsid w:val="47A256AC"/>
     <w:multiLevelType w:val="multilevel"/>
     <w:tmpl w:val="94784BE8"/>
@@ -13621,7 +14662,7 @@
       </w:rPr>
     </w:lvl>
   </w:abstractNum>
-  <w:abstractNum w:abstractNumId="21" w15:restartNumberingAfterBreak="0">
+  <w:abstractNum w:abstractNumId="22" w15:restartNumberingAfterBreak="0">
     <w:nsid w:val="496B4294"/>
     <w:multiLevelType w:val="multilevel"/>
     <w:tmpl w:val="EEAAA56C"/>
@@ -13770,7 +14811,7 @@
       </w:rPr>
     </w:lvl>
   </w:abstractNum>
-  <w:abstractNum w:abstractNumId="22" w15:restartNumberingAfterBreak="0">
+  <w:abstractNum w:abstractNumId="23" w15:restartNumberingAfterBreak="0">
     <w:nsid w:val="4A81710A"/>
     <w:multiLevelType w:val="multilevel"/>
     <w:tmpl w:val="9A424194"/>
@@ -13883,7 +14924,7 @@
       </w:pPr>
     </w:lvl>
   </w:abstractNum>
-  <w:abstractNum w:abstractNumId="23" w15:restartNumberingAfterBreak="0">
+  <w:abstractNum w:abstractNumId="24" w15:restartNumberingAfterBreak="0">
     <w:nsid w:val="4C5B7A63"/>
     <w:multiLevelType w:val="multilevel"/>
     <w:tmpl w:val="0E2AA2F4"/>
@@ -14032,7 +15073,7 @@
       </w:rPr>
     </w:lvl>
   </w:abstractNum>
-  <w:abstractNum w:abstractNumId="24" w15:restartNumberingAfterBreak="0">
+  <w:abstractNum w:abstractNumId="25" w15:restartNumberingAfterBreak="0">
     <w:nsid w:val="4CF22BBC"/>
     <w:multiLevelType w:val="multilevel"/>
     <w:tmpl w:val="F10638AA"/>
@@ -14181,7 +15222,7 @@
       </w:rPr>
     </w:lvl>
   </w:abstractNum>
-  <w:abstractNum w:abstractNumId="25" w15:restartNumberingAfterBreak="0">
+  <w:abstractNum w:abstractNumId="26" w15:restartNumberingAfterBreak="0">
     <w:nsid w:val="54D116A9"/>
     <w:multiLevelType w:val="multilevel"/>
     <w:tmpl w:val="170CA37A"/>
@@ -14330,7 +15371,7 @@
       </w:rPr>
     </w:lvl>
   </w:abstractNum>
-  <w:abstractNum w:abstractNumId="26" w15:restartNumberingAfterBreak="0">
+  <w:abstractNum w:abstractNumId="27" w15:restartNumberingAfterBreak="0">
     <w:nsid w:val="54E51710"/>
     <w:multiLevelType w:val="multilevel"/>
     <w:tmpl w:val="0BA86E48"/>
@@ -14479,7 +15520,7 @@
       </w:rPr>
     </w:lvl>
   </w:abstractNum>
-  <w:abstractNum w:abstractNumId="27" w15:restartNumberingAfterBreak="0">
+  <w:abstractNum w:abstractNumId="28" w15:restartNumberingAfterBreak="0">
     <w:nsid w:val="5AFF2E8D"/>
     <w:multiLevelType w:val="multilevel"/>
     <w:tmpl w:val="00E82A94"/>
@@ -14628,7 +15669,156 @@
       </w:rPr>
     </w:lvl>
   </w:abstractNum>
-  <w:abstractNum w:abstractNumId="28" w15:restartNumberingAfterBreak="0">
+  <w:abstractNum w:abstractNumId="29" w15:restartNumberingAfterBreak="0">
+    <w:nsid w:val="5B6C7992"/>
+    <w:multiLevelType w:val="multilevel"/>
+    <w:tmpl w:val="64A479DE"/>
+    <w:lvl w:ilvl="0">
+      <w:start w:val="1"/>
+      <w:numFmt w:val="bullet"/>
+      <w:lvlText w:val=""/>
+      <w:lvlJc w:val="left"/>
+      <w:pPr>
+        <w:tabs>
+          <w:tab w:val="num" w:pos="720"/>
+        </w:tabs>
+        <w:ind w:left="720" w:hanging="360"/>
+      </w:pPr>
+      <w:rPr>
+        <w:rFonts w:ascii="Symbol" w:hAnsi="Symbol" w:hint="default"/>
+        <w:sz w:val="20"/>
+      </w:rPr>
+    </w:lvl>
+    <w:lvl w:ilvl="1">
+      <w:start w:val="1"/>
+      <w:numFmt w:val="bullet"/>
+      <w:lvlText w:val="o"/>
+      <w:lvlJc w:val="left"/>
+      <w:pPr>
+        <w:tabs>
+          <w:tab w:val="num" w:pos="1440"/>
+        </w:tabs>
+        <w:ind w:left="1440" w:hanging="360"/>
+      </w:pPr>
+      <w:rPr>
+        <w:rFonts w:ascii="Courier New" w:hAnsi="Courier New" w:hint="default"/>
+        <w:sz w:val="20"/>
+      </w:rPr>
+    </w:lvl>
+    <w:lvl w:ilvl="2" w:tentative="1">
+      <w:start w:val="1"/>
+      <w:numFmt w:val="bullet"/>
+      <w:lvlText w:val=""/>
+      <w:lvlJc w:val="left"/>
+      <w:pPr>
+        <w:tabs>
+          <w:tab w:val="num" w:pos="2160"/>
+        </w:tabs>
+        <w:ind w:left="2160" w:hanging="360"/>
+      </w:pPr>
+      <w:rPr>
+        <w:rFonts w:ascii="Wingdings" w:hAnsi="Wingdings" w:hint="default"/>
+        <w:sz w:val="20"/>
+      </w:rPr>
+    </w:lvl>
+    <w:lvl w:ilvl="3" w:tentative="1">
+      <w:start w:val="1"/>
+      <w:numFmt w:val="bullet"/>
+      <w:lvlText w:val=""/>
+      <w:lvlJc w:val="left"/>
+      <w:pPr>
+        <w:tabs>
+          <w:tab w:val="num" w:pos="2880"/>
+        </w:tabs>
+        <w:ind w:left="2880" w:hanging="360"/>
+      </w:pPr>
+      <w:rPr>
+        <w:rFonts w:ascii="Wingdings" w:hAnsi="Wingdings" w:hint="default"/>
+        <w:sz w:val="20"/>
+      </w:rPr>
+    </w:lvl>
+    <w:lvl w:ilvl="4" w:tentative="1">
+      <w:start w:val="1"/>
+      <w:numFmt w:val="bullet"/>
+      <w:lvlText w:val=""/>
+      <w:lvlJc w:val="left"/>
+      <w:pPr>
+        <w:tabs>
+          <w:tab w:val="num" w:pos="3600"/>
+        </w:tabs>
+        <w:ind w:left="3600" w:hanging="360"/>
+      </w:pPr>
+      <w:rPr>
+        <w:rFonts w:ascii="Wingdings" w:hAnsi="Wingdings" w:hint="default"/>
+        <w:sz w:val="20"/>
+      </w:rPr>
+    </w:lvl>
+    <w:lvl w:ilvl="5" w:tentative="1">
+      <w:start w:val="1"/>
+      <w:numFmt w:val="bullet"/>
+      <w:lvlText w:val=""/>
+      <w:lvlJc w:val="left"/>
+      <w:pPr>
+        <w:tabs>
+          <w:tab w:val="num" w:pos="4320"/>
+        </w:tabs>
+        <w:ind w:left="4320" w:hanging="360"/>
+      </w:pPr>
+      <w:rPr>
+        <w:rFonts w:ascii="Wingdings" w:hAnsi="Wingdings" w:hint="default"/>
+        <w:sz w:val="20"/>
+      </w:rPr>
+    </w:lvl>
+    <w:lvl w:ilvl="6" w:tentative="1">
+      <w:start w:val="1"/>
+      <w:numFmt w:val="bullet"/>
+      <w:lvlText w:val=""/>
+      <w:lvlJc w:val="left"/>
+      <w:pPr>
+        <w:tabs>
+          <w:tab w:val="num" w:pos="5040"/>
+        </w:tabs>
+        <w:ind w:left="5040" w:hanging="360"/>
+      </w:pPr>
+      <w:rPr>
+        <w:rFonts w:ascii="Wingdings" w:hAnsi="Wingdings" w:hint="default"/>
+        <w:sz w:val="20"/>
+      </w:rPr>
+    </w:lvl>
+    <w:lvl w:ilvl="7" w:tentative="1">
+      <w:start w:val="1"/>
+      <w:numFmt w:val="bullet"/>
+      <w:lvlText w:val=""/>
+      <w:lvlJc w:val="left"/>
+      <w:pPr>
+        <w:tabs>
+          <w:tab w:val="num" w:pos="5760"/>
+        </w:tabs>
+        <w:ind w:left="5760" w:hanging="360"/>
+      </w:pPr>
+      <w:rPr>
+        <w:rFonts w:ascii="Wingdings" w:hAnsi="Wingdings" w:hint="default"/>
+        <w:sz w:val="20"/>
+      </w:rPr>
+    </w:lvl>
+    <w:lvl w:ilvl="8" w:tentative="1">
+      <w:start w:val="1"/>
+      <w:numFmt w:val="bullet"/>
+      <w:lvlText w:val=""/>
+      <w:lvlJc w:val="left"/>
+      <w:pPr>
+        <w:tabs>
+          <w:tab w:val="num" w:pos="6480"/>
+        </w:tabs>
+        <w:ind w:left="6480" w:hanging="360"/>
+      </w:pPr>
+      <w:rPr>
+        <w:rFonts w:ascii="Wingdings" w:hAnsi="Wingdings" w:hint="default"/>
+        <w:sz w:val="20"/>
+      </w:rPr>
+    </w:lvl>
+  </w:abstractNum>
+  <w:abstractNum w:abstractNumId="30" w15:restartNumberingAfterBreak="0">
     <w:nsid w:val="5C491D25"/>
     <w:multiLevelType w:val="multilevel"/>
     <w:tmpl w:val="83B68182"/>
@@ -14777,7 +15967,7 @@
       </w:rPr>
     </w:lvl>
   </w:abstractNum>
-  <w:abstractNum w:abstractNumId="29" w15:restartNumberingAfterBreak="0">
+  <w:abstractNum w:abstractNumId="31" w15:restartNumberingAfterBreak="0">
     <w:nsid w:val="5D612526"/>
     <w:multiLevelType w:val="multilevel"/>
     <w:tmpl w:val="DB62DC76"/>
@@ -14926,7 +16116,7 @@
       </w:rPr>
     </w:lvl>
   </w:abstractNum>
-  <w:abstractNum w:abstractNumId="30" w15:restartNumberingAfterBreak="0">
+  <w:abstractNum w:abstractNumId="32" w15:restartNumberingAfterBreak="0">
     <w:nsid w:val="63FC054C"/>
     <w:multiLevelType w:val="multilevel"/>
     <w:tmpl w:val="D00A9D0A"/>
@@ -15071,7 +16261,7 @@
       </w:rPr>
     </w:lvl>
   </w:abstractNum>
-  <w:abstractNum w:abstractNumId="31" w15:restartNumberingAfterBreak="0">
+  <w:abstractNum w:abstractNumId="33" w15:restartNumberingAfterBreak="0">
     <w:nsid w:val="652D28C6"/>
     <w:multiLevelType w:val="multilevel"/>
     <w:tmpl w:val="C2969030"/>
@@ -15220,7 +16410,7 @@
       </w:rPr>
     </w:lvl>
   </w:abstractNum>
-  <w:abstractNum w:abstractNumId="32" w15:restartNumberingAfterBreak="0">
+  <w:abstractNum w:abstractNumId="34" w15:restartNumberingAfterBreak="0">
     <w:nsid w:val="69221DCE"/>
     <w:multiLevelType w:val="multilevel"/>
     <w:tmpl w:val="3C58754E"/>
@@ -15369,7 +16559,7 @@
       </w:rPr>
     </w:lvl>
   </w:abstractNum>
-  <w:abstractNum w:abstractNumId="33" w15:restartNumberingAfterBreak="0">
+  <w:abstractNum w:abstractNumId="35" w15:restartNumberingAfterBreak="0">
     <w:nsid w:val="6DBF7670"/>
     <w:multiLevelType w:val="multilevel"/>
     <w:tmpl w:val="CC963EBA"/>
@@ -15518,7 +16708,7 @@
       </w:rPr>
     </w:lvl>
   </w:abstractNum>
-  <w:abstractNum w:abstractNumId="34" w15:restartNumberingAfterBreak="0">
+  <w:abstractNum w:abstractNumId="36" w15:restartNumberingAfterBreak="0">
     <w:nsid w:val="6F4C7C29"/>
     <w:multiLevelType w:val="multilevel"/>
     <w:tmpl w:val="0CC08082"/>
@@ -15631,7 +16821,7 @@
       </w:pPr>
     </w:lvl>
   </w:abstractNum>
-  <w:abstractNum w:abstractNumId="35" w15:restartNumberingAfterBreak="0">
+  <w:abstractNum w:abstractNumId="37" w15:restartNumberingAfterBreak="0">
     <w:nsid w:val="71B169B8"/>
     <w:multiLevelType w:val="multilevel"/>
     <w:tmpl w:val="124416DC"/>
@@ -15776,7 +16966,7 @@
       </w:rPr>
     </w:lvl>
   </w:abstractNum>
-  <w:abstractNum w:abstractNumId="36" w15:restartNumberingAfterBreak="0">
+  <w:abstractNum w:abstractNumId="38" w15:restartNumberingAfterBreak="0">
     <w:nsid w:val="71DD7274"/>
     <w:multiLevelType w:val="multilevel"/>
     <w:tmpl w:val="2C645D04"/>
@@ -15889,7 +17079,7 @@
       </w:pPr>
     </w:lvl>
   </w:abstractNum>
-  <w:abstractNum w:abstractNumId="37" w15:restartNumberingAfterBreak="0">
+  <w:abstractNum w:abstractNumId="39" w15:restartNumberingAfterBreak="0">
     <w:nsid w:val="72380DDF"/>
     <w:multiLevelType w:val="multilevel"/>
     <w:tmpl w:val="B9CC6108"/>
@@ -16038,7 +17228,7 @@
       </w:rPr>
     </w:lvl>
   </w:abstractNum>
-  <w:abstractNum w:abstractNumId="38" w15:restartNumberingAfterBreak="0">
+  <w:abstractNum w:abstractNumId="40" w15:restartNumberingAfterBreak="0">
     <w:nsid w:val="73E15FBD"/>
     <w:multiLevelType w:val="multilevel"/>
     <w:tmpl w:val="481E18CC"/>
@@ -16183,7 +17373,7 @@
       </w:rPr>
     </w:lvl>
   </w:abstractNum>
-  <w:abstractNum w:abstractNumId="39" w15:restartNumberingAfterBreak="0">
+  <w:abstractNum w:abstractNumId="41" w15:restartNumberingAfterBreak="0">
     <w:nsid w:val="756F0061"/>
     <w:multiLevelType w:val="multilevel"/>
     <w:tmpl w:val="8092D744"/>
@@ -16332,7 +17522,7 @@
       </w:rPr>
     </w:lvl>
   </w:abstractNum>
-  <w:abstractNum w:abstractNumId="40" w15:restartNumberingAfterBreak="0">
+  <w:abstractNum w:abstractNumId="42" w15:restartNumberingAfterBreak="0">
     <w:nsid w:val="792F63CC"/>
     <w:multiLevelType w:val="multilevel"/>
     <w:tmpl w:val="8B8CE46C"/>
@@ -16481,7 +17671,7 @@
       </w:rPr>
     </w:lvl>
   </w:abstractNum>
-  <w:abstractNum w:abstractNumId="41" w15:restartNumberingAfterBreak="0">
+  <w:abstractNum w:abstractNumId="43" w15:restartNumberingAfterBreak="0">
     <w:nsid w:val="7D0448E6"/>
     <w:multiLevelType w:val="multilevel"/>
     <w:tmpl w:val="BD18E44C"/>
@@ -16637,7 +17827,7 @@
     <w:abstractNumId w:val="5"/>
   </w:num>
   <w:num w:numId="3" w16cid:durableId="564411841">
-    <w:abstractNumId w:val="29"/>
+    <w:abstractNumId w:val="31"/>
   </w:num>
   <w:num w:numId="4" w16cid:durableId="495222279">
     <w:abstractNumId w:val="14"/>
@@ -16652,10 +17842,10 @@
     <w:abstractNumId w:val="11"/>
   </w:num>
   <w:num w:numId="8" w16cid:durableId="1905289728">
-    <w:abstractNumId w:val="33"/>
+    <w:abstractNumId w:val="35"/>
   </w:num>
   <w:num w:numId="9" w16cid:durableId="903224478">
-    <w:abstractNumId w:val="34"/>
+    <w:abstractNumId w:val="36"/>
   </w:num>
   <w:num w:numId="10" w16cid:durableId="1389456004">
     <w:abstractNumId w:val="1"/>
@@ -16670,91 +17860,97 @@
     <w:abstractNumId w:val="12"/>
   </w:num>
   <w:num w:numId="14" w16cid:durableId="1263025117">
+    <w:abstractNumId w:val="22"/>
+  </w:num>
+  <w:num w:numId="15" w16cid:durableId="1706708101">
+    <w:abstractNumId w:val="38"/>
+  </w:num>
+  <w:num w:numId="16" w16cid:durableId="1900166956">
+    <w:abstractNumId w:val="28"/>
+  </w:num>
+  <w:num w:numId="17" w16cid:durableId="1088618782">
     <w:abstractNumId w:val="21"/>
   </w:num>
-  <w:num w:numId="15" w16cid:durableId="1706708101">
-    <w:abstractNumId w:val="36"/>
-  </w:num>
-  <w:num w:numId="16" w16cid:durableId="1900166956">
-    <w:abstractNumId w:val="27"/>
-  </w:num>
-  <w:num w:numId="17" w16cid:durableId="1088618782">
-    <w:abstractNumId w:val="20"/>
-  </w:num>
   <w:num w:numId="18" w16cid:durableId="891696317">
-    <w:abstractNumId w:val="35"/>
+    <w:abstractNumId w:val="37"/>
   </w:num>
   <w:num w:numId="19" w16cid:durableId="1852720404">
-    <w:abstractNumId w:val="37"/>
+    <w:abstractNumId w:val="39"/>
   </w:num>
   <w:num w:numId="20" w16cid:durableId="2080328687">
-    <w:abstractNumId w:val="16"/>
+    <w:abstractNumId w:val="17"/>
   </w:num>
   <w:num w:numId="21" w16cid:durableId="2061400506">
-    <w:abstractNumId w:val="30"/>
+    <w:abstractNumId w:val="32"/>
   </w:num>
   <w:num w:numId="22" w16cid:durableId="322779506">
     <w:abstractNumId w:val="13"/>
   </w:num>
   <w:num w:numId="23" w16cid:durableId="1742749278">
-    <w:abstractNumId w:val="28"/>
+    <w:abstractNumId w:val="30"/>
   </w:num>
   <w:num w:numId="24" w16cid:durableId="1272977281">
     <w:abstractNumId w:val="8"/>
   </w:num>
   <w:num w:numId="25" w16cid:durableId="1997803170">
-    <w:abstractNumId w:val="23"/>
+    <w:abstractNumId w:val="24"/>
   </w:num>
   <w:num w:numId="26" w16cid:durableId="268512735">
     <w:abstractNumId w:val="6"/>
   </w:num>
   <w:num w:numId="27" w16cid:durableId="638652703">
-    <w:abstractNumId w:val="18"/>
+    <w:abstractNumId w:val="19"/>
   </w:num>
   <w:num w:numId="28" w16cid:durableId="95559940">
     <w:abstractNumId w:val="10"/>
   </w:num>
   <w:num w:numId="29" w16cid:durableId="1757095926">
-    <w:abstractNumId w:val="38"/>
+    <w:abstractNumId w:val="40"/>
   </w:num>
   <w:num w:numId="30" w16cid:durableId="1616064062">
-    <w:abstractNumId w:val="17"/>
+    <w:abstractNumId w:val="18"/>
   </w:num>
   <w:num w:numId="31" w16cid:durableId="351957631">
+    <w:abstractNumId w:val="26"/>
+  </w:num>
+  <w:num w:numId="32" w16cid:durableId="1445613649">
+    <w:abstractNumId w:val="34"/>
+  </w:num>
+  <w:num w:numId="33" w16cid:durableId="1602571387">
+    <w:abstractNumId w:val="42"/>
+  </w:num>
+  <w:num w:numId="34" w16cid:durableId="1750231285">
+    <w:abstractNumId w:val="43"/>
+  </w:num>
+  <w:num w:numId="35" w16cid:durableId="743337632">
+    <w:abstractNumId w:val="23"/>
+  </w:num>
+  <w:num w:numId="36" w16cid:durableId="2029598065">
+    <w:abstractNumId w:val="41"/>
+  </w:num>
+  <w:num w:numId="37" w16cid:durableId="2093895446">
+    <w:abstractNumId w:val="33"/>
+  </w:num>
+  <w:num w:numId="38" w16cid:durableId="554437177">
     <w:abstractNumId w:val="25"/>
   </w:num>
-  <w:num w:numId="32" w16cid:durableId="1445613649">
-    <w:abstractNumId w:val="32"/>
-  </w:num>
-  <w:num w:numId="33" w16cid:durableId="1602571387">
-    <w:abstractNumId w:val="40"/>
-  </w:num>
-  <w:num w:numId="34" w16cid:durableId="1750231285">
-    <w:abstractNumId w:val="41"/>
-  </w:num>
-  <w:num w:numId="35" w16cid:durableId="743337632">
-    <w:abstractNumId w:val="22"/>
-  </w:num>
-  <w:num w:numId="36" w16cid:durableId="2029598065">
-    <w:abstractNumId w:val="39"/>
-  </w:num>
-  <w:num w:numId="37" w16cid:durableId="2093895446">
-    <w:abstractNumId w:val="31"/>
-  </w:num>
-  <w:num w:numId="38" w16cid:durableId="554437177">
-    <w:abstractNumId w:val="24"/>
-  </w:num>
   <w:num w:numId="39" w16cid:durableId="221916035">
-    <w:abstractNumId w:val="26"/>
+    <w:abstractNumId w:val="27"/>
   </w:num>
   <w:num w:numId="40" w16cid:durableId="1179465257">
     <w:abstractNumId w:val="9"/>
   </w:num>
   <w:num w:numId="41" w16cid:durableId="614946474">
-    <w:abstractNumId w:val="19"/>
+    <w:abstractNumId w:val="20"/>
   </w:num>
   <w:num w:numId="42" w16cid:durableId="681054090">
     <w:abstractNumId w:val="4"/>
+  </w:num>
+  <w:num w:numId="43" w16cid:durableId="760492250">
+    <w:abstractNumId w:val="16"/>
+  </w:num>
+  <w:num w:numId="44" w16cid:durableId="1673294808">
+    <w:abstractNumId w:val="29"/>
   </w:num>
 </w:numbering>
 </file>
